--- a/plantillas_maestras/03_seguro_desgravamen/negativa_cobertura/2_o_mas_ddos_varios/mujer/TPL_1813_2025_SEGURO_DESGRAVAMEN_NEGATIVA_COBERTURA_ASEGURADORA_MUJER_R1.docx
+++ b/plantillas_maestras/03_seguro_desgravamen/negativa_cobertura/2_o_mas_ddos_varios/mujer/TPL_1813_2025_SEGURO_DESGRAVAMEN_NEGATIVA_COBERTURA_ASEGURADORA_MUJER_R1.docx
@@ -279,7 +279,7 @@
           <w14:ligatures w14:val="none"/>
         </w:rPr>
         <w:tab/>
-        <w:t xml:space="preserve">:       </w:t>
+        <w:t xml:space="preserve">: </w:t>
       </w:r>
       <w:r>
         <w:rPr>
@@ -722,7 +722,7 @@
           <w:lang w:val="es-ES" w:eastAsia="es-ES"/>
           <w14:ligatures w14:val="none"/>
         </w:rPr>
-        <w:t>por presuntas infracciones a la Ley N°29571, Código de Protección y Defensa del Consumidor (en adelante, Código)</w:t>
+        <w:t>por presuntas infracciones a la Ley 29571, Código de Protección y Defensa del Consumidor (en adelante, Código)</w:t>
       </w:r>
       <w:r>
         <w:rPr>
@@ -882,7 +882,7 @@
           <w:lang w:eastAsia="es-ES"/>
           <w14:ligatures w14:val="none"/>
         </w:rPr>
-        <w:t xml:space="preserve">. Debido al deterioro de su salud a causa de la enfermedad de Parkinson, diagnosticada aproximadamente en 2018, dejó de continuar laborando.  </w:t>
+        <w:t xml:space="preserve">. Debido al deterioro de su salud a causa de la enfermedad de Parkinson, diagnosticada aproximadamente en 2018, dejó de continuar laborando. </w:t>
       </w:r>
     </w:p>
     <w:p>
@@ -1009,7 +1009,7 @@
           <w:lang w:eastAsia="es-ES"/>
           <w14:ligatures w14:val="none"/>
         </w:rPr>
-        <w:t>Póliza N° 22501</w:t>
+        <w:t>Póliza 22501</w:t>
       </w:r>
       <w:r>
         <w:rPr>
@@ -1029,7 +1029,7 @@
           <w:lang w:eastAsia="es-ES"/>
           <w14:ligatures w14:val="none"/>
         </w:rPr>
-        <w:t xml:space="preserve">, el cual venía pagando por varios años.  </w:t>
+        <w:t xml:space="preserve">, el cual venía pagando por varios años. </w:t>
       </w:r>
     </w:p>
     <w:p>
@@ -1144,7 +1144,7 @@
           <w:lang w:eastAsia="es-ES"/>
           <w14:ligatures w14:val="none"/>
         </w:rPr>
-        <w:t xml:space="preserve">informe médico e historia clínica actualizados a diciembre de 2024.  </w:t>
+        <w:t xml:space="preserve">informe médico e historia clínica actualizados a diciembre de 2024. </w:t>
       </w:r>
     </w:p>
     <w:p>
@@ -1251,7 +1251,7 @@
           <w:lang w:eastAsia="es-ES"/>
           <w14:ligatures w14:val="none"/>
         </w:rPr>
-        <w:t xml:space="preserve"> y Pacífico, con un plazo estimado de entrega de 15 días hábiles.  </w:t>
+        <w:t xml:space="preserve"> y Pacífico, con un plazo estimado de entrega de 15 días hábiles. </w:t>
       </w:r>
     </w:p>
     <w:p>
@@ -1358,7 +1358,7 @@
           <w:lang w:eastAsia="es-ES"/>
           <w14:ligatures w14:val="none"/>
         </w:rPr>
-        <w:t xml:space="preserve"> 250124103307 para su envío físico a Lima.  </w:t>
+        <w:t xml:space="preserve"> 250124103307 para su envío físico a Lima. </w:t>
       </w:r>
       <w:r>
         <w:rPr>
@@ -1425,7 +1425,7 @@
           <w:lang w:eastAsia="es-ES"/>
           <w14:ligatures w14:val="none"/>
         </w:rPr>
-        <w:t xml:space="preserve">presentó la solicitud N° C36797594 </w:t>
+        <w:t xml:space="preserve">presentó la solicitud C36797594 </w:t>
       </w:r>
       <w:r>
         <w:rPr>
@@ -1466,7 +1466,7 @@
           <w:lang w:eastAsia="es-ES"/>
           <w14:ligatures w14:val="none"/>
         </w:rPr>
-        <w:t xml:space="preserve">.  El 14 de febrero de 2025, los documentos </w:t>
+        <w:t xml:space="preserve">. El 14 de febrero de 2025, los documentos </w:t>
       </w:r>
       <w:r>
         <w:rPr>
@@ -1548,7 +1548,7 @@
           <w:lang w:eastAsia="es-ES"/>
           <w14:ligatures w14:val="none"/>
         </w:rPr>
-        <w:t xml:space="preserve"> WhatsApp del 4 de marzo de 2025.  </w:t>
+        <w:t xml:space="preserve"> WhatsApp del 4 de marzo de 2025. </w:t>
       </w:r>
     </w:p>
     <w:p>
@@ -1615,7 +1615,7 @@
           <w:lang w:eastAsia="es-ES"/>
           <w14:ligatures w14:val="none"/>
         </w:rPr>
-        <w:t xml:space="preserve">, quien verificó que los documentos ya estaban en su poder y confirmó que el plazo de atención era de 30 días calendario a partir del 14 de febrero de 2025.  </w:t>
+        <w:t xml:space="preserve">, quien verificó que los documentos ya estaban en su poder y confirmó que el plazo de atención era de 30 días calendario a partir del 14 de febrero de 2025. </w:t>
       </w:r>
     </w:p>
     <w:p>
@@ -1682,7 +1682,7 @@
           <w:lang w:eastAsia="es-ES"/>
           <w14:ligatures w14:val="none"/>
         </w:rPr>
-        <w:t xml:space="preserve">el estado del caso vía WhatsApp, recibiendo como respuesta que el plazo aún no culminaba.  El 14 de marzo de 2025, al vencer el plazo, se comunicó nuevamente, y </w:t>
+        <w:t xml:space="preserve">el estado del caso vía WhatsApp, recibiendo como respuesta que el plazo aún no culminaba. El 14 de marzo de 2025, al vencer el plazo, se comunicó nuevamente, y </w:t>
       </w:r>
       <w:r>
         <w:rPr>
@@ -1742,7 +1742,7 @@
           <w:lang w:eastAsia="es-ES"/>
           <w14:ligatures w14:val="none"/>
         </w:rPr>
-        <w:t xml:space="preserve">, comprometiéndose a resolverlo a la brevedad.  </w:t>
+        <w:t xml:space="preserve">, comprometiéndose a resolverlo a la brevedad. </w:t>
       </w:r>
       <w:r>
         <w:rPr>
@@ -1840,7 +1840,7 @@
           <w:lang w:eastAsia="es-ES"/>
           <w14:ligatures w14:val="none"/>
         </w:rPr>
-        <w:t>con la solicitud N°</w:t>
+        <w:t>con la solicitud </w:t>
       </w:r>
       <w:r>
         <w:rPr>
@@ -1861,7 +1861,7 @@
           <w:lang w:eastAsia="es-ES"/>
           <w14:ligatures w14:val="none"/>
         </w:rPr>
-        <w:t xml:space="preserve">.  </w:t>
+        <w:t xml:space="preserve">. </w:t>
       </w:r>
     </w:p>
     <w:p>
@@ -1968,7 +1968,7 @@
           <w:lang w:eastAsia="es-ES"/>
           <w14:ligatures w14:val="none"/>
         </w:rPr>
-        <w:t xml:space="preserve"> solicitud estaba en revisión y que debía esperar.  El 20 de marzo de 2025, al consultar nuevamente, le informaron que el caso estaba en evaluación y que se había establecido un nuevo plazo de 10 días hábiles.  </w:t>
+        <w:t xml:space="preserve"> solicitud estaba en revisión y que debía esperar. El 20 de marzo de 2025, al consultar nuevamente, le informaron que el caso estaba en evaluación y que se había establecido un nuevo plazo de 10 días hábiles. </w:t>
       </w:r>
     </w:p>
     <w:p>
@@ -2035,7 +2035,7 @@
           <w:lang w:eastAsia="es-ES"/>
           <w14:ligatures w14:val="none"/>
         </w:rPr>
-        <w:t xml:space="preserve">respondió que debía esperar hasta el 31 de marzo.  El 26 de marzo de 2025, al seguir sin respuesta, reiteró su </w:t>
+        <w:t xml:space="preserve">respondió que debía esperar hasta el 31 de marzo. El 26 de marzo de 2025, al seguir sin respuesta, reiteró su </w:t>
       </w:r>
       <w:r>
         <w:rPr>
@@ -2055,7 +2055,7 @@
           <w:lang w:eastAsia="es-ES"/>
           <w14:ligatures w14:val="none"/>
         </w:rPr>
-        <w:t xml:space="preserve"> vía WhatsApp, recibiendo la misma información sobre la evaluación en curso.  </w:t>
+        <w:t xml:space="preserve"> vía WhatsApp, recibiendo la misma información sobre la evaluación en curso. </w:t>
       </w:r>
     </w:p>
     <w:p>
@@ -2122,7 +2122,7 @@
           <w:lang w:eastAsia="es-ES"/>
           <w14:ligatures w14:val="none"/>
         </w:rPr>
-        <w:t xml:space="preserve"> presentar un reclamo, con un plazo adicional de 15 días hábiles.  </w:t>
+        <w:t xml:space="preserve"> presentar un reclamo, con un plazo adicional de 15 días hábiles. </w:t>
       </w:r>
       <w:r>
         <w:rPr>
@@ -2142,7 +2142,7 @@
           <w:lang w:eastAsia="es-ES"/>
           <w14:ligatures w14:val="none"/>
         </w:rPr>
-        <w:t>, recibió un correo de Pacífico Seguros solicitando nuevamente la documentación actualizada a febrero de 2025.  El 2 de abril de 2025, luego de</w:t>
+        <w:t>, recibió un correo de Pacífico Seguros solicitando nuevamente la documentación actualizada a febrero de 2025. El 2 de abril de 2025, luego de</w:t>
       </w:r>
       <w:r>
         <w:rPr>
@@ -2212,7 +2212,7 @@
           <w:lang w:eastAsia="es-ES"/>
           <w14:ligatures w14:val="none"/>
         </w:rPr>
-        <w:t xml:space="preserve">N° </w:t>
+        <w:t xml:space="preserve"/>
       </w:r>
       <w:r>
         <w:rPr>
@@ -2242,7 +2242,7 @@
           <w:lang w:eastAsia="es-ES"/>
           <w14:ligatures w14:val="none"/>
         </w:rPr>
-        <w:t xml:space="preserve">12 días.  </w:t>
+        <w:t xml:space="preserve">12 días. </w:t>
       </w:r>
     </w:p>
     <w:p>
@@ -2349,7 +2349,7 @@
           <w:lang w:eastAsia="es-ES"/>
           <w14:ligatures w14:val="none"/>
         </w:rPr>
-        <w:t xml:space="preserve">el 22 de abril.  El 21 de abril de 2025, al estar próximo el vencimiento, reiteró su </w:t>
+        <w:t xml:space="preserve">el 22 de abril. El 21 de abril de 2025, al estar próximo el vencimiento, reiteró su </w:t>
       </w:r>
       <w:r>
         <w:rPr>
@@ -2369,7 +2369,7 @@
           <w:lang w:eastAsia="es-ES"/>
           <w14:ligatures w14:val="none"/>
         </w:rPr>
-        <w:t xml:space="preserve">, recibiendo como respuesta que el caso seguía en evaluación.  </w:t>
+        <w:t xml:space="preserve">, recibiendo como respuesta que el caso seguía en evaluación. </w:t>
       </w:r>
     </w:p>
     <w:p>
@@ -2436,7 +2436,7 @@
           <w:lang w:eastAsia="es-ES"/>
           <w14:ligatures w14:val="none"/>
         </w:rPr>
-        <w:t xml:space="preserve"> documentación, esta vez actualizada a abril de 2025.  </w:t>
+        <w:t xml:space="preserve"> documentación, esta vez actualizada a abril de 2025. </w:t>
       </w:r>
     </w:p>
     <w:p>
@@ -2533,7 +2533,7 @@
           <w:lang w:eastAsia="es-ES"/>
           <w14:ligatures w14:val="none"/>
         </w:rPr>
-        <w:t xml:space="preserve">.  </w:t>
+        <w:t xml:space="preserve">. </w:t>
       </w:r>
     </w:p>
     <w:p>
@@ -2758,7 +2758,7 @@
           <w:lang w:eastAsia="es-PE"/>
           <w14:ligatures w14:val="none"/>
         </w:rPr>
-        <w:t>La Secretaría Técnica de la Comisión de Protección al Consumidor N°1 (en adelante, la Secretaría Técnica), en ejercicio de sus facultades</w:t>
+        <w:t>La Secretaría Técnica de la Comisión de Protección al Consumidor 1 (en adelante, la Secretaría Técnica), en ejercicio de sus facultades</w:t>
       </w:r>
       <w:bookmarkEnd w:id="3"/>
       <w:bookmarkEnd w:id="4"/>
@@ -2833,7 +2833,7 @@
           <w:lang w:eastAsia="es-PE"/>
           <w14:ligatures w14:val="none"/>
         </w:rPr>
-        <w:t>N°</w:t>
+        <w:t/>
       </w:r>
       <w:proofErr w:type="spellEnd"/>
       <w:r>
@@ -2863,7 +2863,7 @@
           <w:lang w:eastAsia="es-PE"/>
           <w14:ligatures w14:val="none"/>
         </w:rPr>
-        <w:t>°</w:t>
+        <w:t/>
       </w:r>
       <w:r>
         <w:rPr>
@@ -2881,7 +2881,7 @@
           <w:lang w:eastAsia="es-PE"/>
           <w14:ligatures w14:val="none"/>
         </w:rPr>
-        <w:t>°</w:t>
+        <w:t/>
       </w:r>
       <w:r>
         <w:rPr>
@@ -2975,7 +2975,7 @@
           <w:lang w:eastAsia="es-PE"/>
           <w14:ligatures w14:val="none"/>
         </w:rPr>
-        <w:t>N°</w:t>
+        <w:t/>
       </w:r>
       <w:proofErr w:type="spellEnd"/>
       <w:r>
@@ -3005,7 +3005,7 @@
           <w:lang w:eastAsia="es-PE"/>
           <w14:ligatures w14:val="none"/>
         </w:rPr>
-        <w:t>°</w:t>
+        <w:t/>
       </w:r>
       <w:r>
         <w:rPr>
@@ -3023,7 +3023,7 @@
           <w:lang w:eastAsia="es-PE"/>
           <w14:ligatures w14:val="none"/>
         </w:rPr>
-        <w:t>°</w:t>
+        <w:t/>
       </w:r>
       <w:r>
         <w:rPr>
@@ -3042,7 +3042,7 @@
           <w:lang w:eastAsia="es-PE"/>
           <w14:ligatures w14:val="none"/>
         </w:rPr>
-        <w:t xml:space="preserve">.    </w:t>
+        <w:t xml:space="preserve">. </w:t>
       </w:r>
     </w:p>
     <w:p>
@@ -3124,7 +3124,7 @@
           <w:lang w:eastAsia="es-PE"/>
           <w14:ligatures w14:val="none"/>
         </w:rPr>
-        <w:t>°</w:t>
+        <w:t/>
       </w:r>
       <w:r>
         <w:rPr>
@@ -3142,7 +3142,7 @@
           <w:lang w:eastAsia="es-PE"/>
           <w14:ligatures w14:val="none"/>
         </w:rPr>
-        <w:t>°</w:t>
+        <w:t/>
       </w:r>
       <w:r>
         <w:rPr>
@@ -3241,7 +3241,7 @@
           <w:lang w:eastAsia="es-PE"/>
           <w14:ligatures w14:val="none"/>
         </w:rPr>
-        <w:t>°</w:t>
+        <w:t/>
       </w:r>
       <w:r>
         <w:rPr>
@@ -3259,7 +3259,7 @@
           <w:lang w:eastAsia="es-PE"/>
           <w14:ligatures w14:val="none"/>
         </w:rPr>
-        <w:t>°</w:t>
+        <w:t/>
       </w:r>
       <w:r>
         <w:rPr>
@@ -3342,7 +3342,7 @@
           <w:lang w:eastAsia="es-PE"/>
           <w14:ligatures w14:val="none"/>
         </w:rPr>
-        <w:t>N°</w:t>
+        <w:t/>
       </w:r>
       <w:proofErr w:type="spellEnd"/>
       <w:r>
@@ -3371,7 +3371,7 @@
           <w:lang w:eastAsia="es-PE"/>
           <w14:ligatures w14:val="none"/>
         </w:rPr>
-        <w:t>°</w:t>
+        <w:t/>
       </w:r>
       <w:r>
         <w:rPr>
@@ -3389,7 +3389,7 @@
           <w:lang w:eastAsia="es-PE"/>
           <w14:ligatures w14:val="none"/>
         </w:rPr>
-        <w:t>°</w:t>
+        <w:t/>
       </w:r>
       <w:r>
         <w:rPr>
@@ -3479,7 +3479,7 @@
           <w:lang w:eastAsia="es-PE"/>
           <w14:ligatures w14:val="none"/>
         </w:rPr>
-        <w:t>°</w:t>
+        <w:t/>
       </w:r>
       <w:r>
         <w:rPr>
@@ -3497,7 +3497,7 @@
           <w:lang w:eastAsia="es-PE"/>
           <w14:ligatures w14:val="none"/>
         </w:rPr>
-        <w:t>°</w:t>
+        <w:t/>
       </w:r>
       <w:r>
         <w:rPr>
@@ -3587,7 +3587,7 @@
           <w:lang w:eastAsia="es-PE"/>
           <w14:ligatures w14:val="none"/>
         </w:rPr>
-        <w:t>°</w:t>
+        <w:t/>
       </w:r>
       <w:r>
         <w:rPr>
@@ -3605,7 +3605,7 @@
           <w:lang w:eastAsia="es-PE"/>
           <w14:ligatures w14:val="none"/>
         </w:rPr>
-        <w:t>°</w:t>
+        <w:t/>
       </w:r>
       <w:r>
         <w:rPr>
@@ -3696,7 +3696,7 @@
           <w:lang w:eastAsia="es-PE"/>
           <w14:ligatures w14:val="none"/>
         </w:rPr>
-        <w:t>°</w:t>
+        <w:t/>
       </w:r>
       <w:r>
         <w:rPr>
@@ -3714,7 +3714,7 @@
           <w:lang w:eastAsia="es-PE"/>
           <w14:ligatures w14:val="none"/>
         </w:rPr>
-        <w:t>°</w:t>
+        <w:t/>
       </w:r>
       <w:r>
         <w:rPr>
@@ -3805,7 +3805,7 @@
           <w:lang w:eastAsia="es-PE"/>
           <w14:ligatures w14:val="none"/>
         </w:rPr>
-        <w:t>°</w:t>
+        <w:t/>
       </w:r>
       <w:r>
         <w:rPr>
@@ -3823,7 +3823,7 @@
           <w:lang w:eastAsia="es-PE"/>
           <w14:ligatures w14:val="none"/>
         </w:rPr>
-        <w:t>°</w:t>
+        <w:t/>
       </w:r>
       <w:r>
         <w:rPr>
@@ -3913,7 +3913,7 @@
           <w:lang w:eastAsia="es-PE"/>
           <w14:ligatures w14:val="none"/>
         </w:rPr>
-        <w:t>°</w:t>
+        <w:t/>
       </w:r>
       <w:r>
         <w:rPr>
@@ -3931,7 +3931,7 @@
           <w:lang w:eastAsia="es-PE"/>
           <w14:ligatures w14:val="none"/>
         </w:rPr>
-        <w:t>°</w:t>
+        <w:t/>
       </w:r>
       <w:r>
         <w:rPr>
@@ -4039,7 +4039,7 @@
           <w:lang w:eastAsia="es-PE"/>
           <w14:ligatures w14:val="none"/>
         </w:rPr>
-        <w:t>°</w:t>
+        <w:t/>
       </w:r>
       <w:r>
         <w:rPr>
@@ -4057,7 +4057,7 @@
           <w:lang w:eastAsia="es-PE"/>
           <w14:ligatures w14:val="none"/>
         </w:rPr>
-        <w:t>°</w:t>
+        <w:t/>
       </w:r>
       <w:r>
         <w:rPr>
@@ -4170,7 +4170,7 @@
           <w:lang w:eastAsia="es-PE"/>
           <w14:ligatures w14:val="none"/>
         </w:rPr>
-        <w:t>°</w:t>
+        <w:t/>
       </w:r>
       <w:r>
         <w:rPr>
@@ -4188,7 +4188,7 @@
           <w:lang w:eastAsia="es-PE"/>
           <w14:ligatures w14:val="none"/>
         </w:rPr>
-        <w:t>°</w:t>
+        <w:t/>
       </w:r>
       <w:r>
         <w:rPr>
@@ -4296,7 +4296,7 @@
           <w:kern w:val="0"/>
           <w14:ligatures w14:val="none"/>
         </w:rPr>
-        <w:t>°</w:t>
+        <w:t/>
       </w:r>
       <w:r>
         <w:rPr>
@@ -4312,7 +4312,7 @@
           <w:kern w:val="0"/>
           <w14:ligatures w14:val="none"/>
         </w:rPr>
-        <w:t>°</w:t>
+        <w:t/>
       </w:r>
       <w:r>
         <w:rPr>
@@ -4531,7 +4531,7 @@
           <w:lang w:val="es-ES" w:eastAsia="es-ES"/>
           <w14:ligatures w14:val="none"/>
         </w:rPr>
-        <w:t>N°</w:t>
+        <w:t/>
       </w:r>
       <w:proofErr w:type="spellEnd"/>
       <w:r>
@@ -4575,7 +4575,7 @@
           <w:lang w:val="es-ES" w:eastAsia="es-ES"/>
           <w14:ligatures w14:val="none"/>
         </w:rPr>
-        <w:t>N°</w:t>
+        <w:t/>
       </w:r>
       <w:proofErr w:type="spellEnd"/>
       <w:r>
@@ -4678,7 +4678,7 @@
           <w:lang w:eastAsia="es-PE"/>
           <w14:ligatures w14:val="none"/>
         </w:rPr>
-        <w:t xml:space="preserve">RESOLUCIÓN DE LA SECRETARÍA TÉCNICA  </w:t>
+        <w:t xml:space="preserve">RESOLUCIÓN DE LA SECRETARÍA TÉCNICA </w:t>
       </w:r>
     </w:p>
     <w:p>
@@ -4912,7 +4912,7 @@
           <w:lang w:eastAsia="es-PE"/>
           <w14:ligatures w14:val="none"/>
         </w:rPr>
-        <w:t xml:space="preserve"> infracción a los artículos 18° y 19°</w:t>
+        <w:t xml:space="preserve"> infracción a los artículos 18 y 19</w:t>
       </w:r>
       <w:r>
         <w:rPr>
@@ -4952,7 +4952,7 @@
           <w:lang w:eastAsia="es-ES"/>
           <w14:ligatures w14:val="none"/>
         </w:rPr>
-        <w:t>Seguro de Desgravamen Tarjeta Crédito Solución Negocios – Póliza N° 22501</w:t>
+        <w:t>Seguro de Desgravamen Tarjeta Crédito Solución Negocios – Póliza 22501</w:t>
       </w:r>
       <w:r>
         <w:rPr>
@@ -5049,7 +5049,7 @@
           <w:lang w:eastAsia="es-PE"/>
           <w14:ligatures w14:val="none"/>
         </w:rPr>
-        <w:t xml:space="preserve"> infracción a los artículos 18° y 19°</w:t>
+        <w:t xml:space="preserve"> infracción a los artículos 18 y 19</w:t>
       </w:r>
       <w:r>
         <w:rPr>
@@ -5089,7 +5089,7 @@
           <w:lang w:eastAsia="es-PE"/>
           <w14:ligatures w14:val="none"/>
         </w:rPr>
-        <w:t xml:space="preserve">no habría cumplido con brindar una respuesta dentro del plazo legal a la solicitud de cobertura del Seguro de Desgravamen – Certificado N° 007025176702 presentada por la denunciante debido a su </w:t>
+        <w:t xml:space="preserve">no habría cumplido con brindar una respuesta dentro del plazo legal a la solicitud de cobertura del Seguro de Desgravamen – Certificado 007025176702 presentada por la denunciante debido a su </w:t>
       </w:r>
       <w:r>
         <w:rPr>
@@ -5176,7 +5176,7 @@
           <w:lang w:eastAsia="es-PE"/>
           <w14:ligatures w14:val="none"/>
         </w:rPr>
-        <w:t xml:space="preserve"> infracción a los artículos 18° y 19°</w:t>
+        <w:t xml:space="preserve"> infracción a los artículos 18 y 19</w:t>
       </w:r>
       <w:r>
         <w:rPr>
@@ -5301,7 +5301,7 @@
           <w:lang w:eastAsia="es-PE"/>
           <w14:ligatures w14:val="none"/>
         </w:rPr>
-        <w:t xml:space="preserve"> infracción a los artículos 18° y 19°</w:t>
+        <w:t xml:space="preserve"> infracción a los artículos 18 y 19</w:t>
       </w:r>
       <w:r>
         <w:rPr>
@@ -5446,7 +5446,7 @@
           <w:lang w:eastAsia="es-PE"/>
           <w14:ligatures w14:val="none"/>
         </w:rPr>
-        <w:t xml:space="preserve"> infracción a los artículos 18° y 19°</w:t>
+        <w:t xml:space="preserve"> infracción a los artículos 18 y 19</w:t>
       </w:r>
       <w:r>
         <w:rPr>
@@ -5495,7 +5495,7 @@
           <w:lang w:eastAsia="es-ES"/>
           <w14:ligatures w14:val="none"/>
         </w:rPr>
-        <w:t>solicitud N° SS-0025768062</w:t>
+        <w:t>solicitud SS-0025768062</w:t>
       </w:r>
       <w:r>
         <w:rPr>
@@ -5581,7 +5581,7 @@
           <w:lang w:eastAsia="es-PE"/>
           <w14:ligatures w14:val="none"/>
         </w:rPr>
-        <w:t xml:space="preserve">Presunta infracción a los artículos 18° y 19° de la Ley 29571, Código de Protección y Defensa del Consumidor, en tanto </w:t>
+        <w:t xml:space="preserve">Presunta infracción a los artículos 18 y 19 de la Ley 29571, Código de Protección y Defensa del Consumidor, en tanto </w:t>
       </w:r>
       <w:r>
         <w:rPr>
@@ -5675,7 +5675,7 @@
           <w:lang w:eastAsia="es-PE"/>
           <w14:ligatures w14:val="none"/>
         </w:rPr>
-        <w:t xml:space="preserve">Presunta infracción a los artículos 18° y 19° de la Ley 29571, Código de Protección y Defensa del Consumidor, en tanto </w:t>
+        <w:t xml:space="preserve">Presunta infracción a los artículos 18 y 19 de la Ley 29571, Código de Protección y Defensa del Consumidor, en tanto </w:t>
       </w:r>
       <w:r>
         <w:rPr>
@@ -5769,7 +5769,7 @@
           <w:lang w:eastAsia="es-PE"/>
           <w14:ligatures w14:val="none"/>
         </w:rPr>
-        <w:t xml:space="preserve">Presunta infracción a los artículos 18° y 19° de la Ley 29571, Código de Protección y Defensa del Consumidor, en tanto </w:t>
+        <w:t xml:space="preserve">Presunta infracción a los artículos 18 y 19 de la Ley 29571, Código de Protección y Defensa del Consumidor, en tanto </w:t>
       </w:r>
       <w:r>
         <w:rPr>
@@ -5863,7 +5863,7 @@
           <w:lang w:eastAsia="es-PE"/>
           <w14:ligatures w14:val="none"/>
         </w:rPr>
-        <w:t xml:space="preserve">Presunta infracción a los artículos 18° y 19° de la Ley 29571, Código de Protección y Defensa del Consumidor, en tanto </w:t>
+        <w:t xml:space="preserve">Presunta infracción a los artículos 18 y 19 de la Ley 29571, Código de Protección y Defensa del Consumidor, en tanto </w:t>
       </w:r>
       <w:r>
         <w:rPr>
@@ -5967,7 +5967,7 @@
           <w:lang w:eastAsia="es-PE"/>
           <w14:ligatures w14:val="none"/>
         </w:rPr>
-        <w:t xml:space="preserve">a los artículos 18° y 19° de la Ley 29571, Código de Protección y Defensa del Consumidor, en tanto la compañía aseguradora no habría cumplido con brindar una respuesta </w:t>
+        <w:t xml:space="preserve">a los artículos 18 y 19 de la Ley 29571, Código de Protección y Defensa del Consumidor, en tanto la compañía aseguradora no habría cumplido con brindar una respuesta </w:t>
       </w:r>
       <w:r>
         <w:rPr>
@@ -6041,7 +6041,7 @@
           <w:lang w:eastAsia="es-PE"/>
           <w14:ligatures w14:val="none"/>
         </w:rPr>
-        <w:t xml:space="preserve">Presunta infracción a los artículos 18° y 19° de la Ley 29571, Código de Protección y Defensa del Consumidor, en tanto </w:t>
+        <w:t xml:space="preserve">Presunta infracción a los artículos 18 y 19 de la Ley 29571, Código de Protección y Defensa del Consumidor, en tanto </w:t>
       </w:r>
       <w:r>
         <w:rPr>
@@ -6126,7 +6126,7 @@
           <w14:ligatures w14:val="none"/>
         </w:rPr>
         <w:lastRenderedPageBreak/>
-        <w:t xml:space="preserve">Presunta infracción a los artículos 18° y 19° de la Ley 29571, Código de Protección y Defensa del Consumidor, en tanto </w:t>
+        <w:t xml:space="preserve">Presunta infracción a los artículos 18 y 19 de la Ley 29571, Código de Protección y Defensa del Consumidor, en tanto </w:t>
       </w:r>
       <w:r>
         <w:rPr>
@@ -6235,7 +6235,7 @@
           <w:kern w:val="0"/>
           <w14:ligatures w14:val="none"/>
         </w:rPr>
-        <w:t>°</w:t>
+        <w:t/>
       </w:r>
       <w:r>
         <w:rPr>
@@ -6255,13 +6255,13 @@
           <w:kern w:val="0"/>
           <w14:ligatures w14:val="none"/>
         </w:rPr>
-        <w:t>°</w:t>
-      </w:r>
-      <w:r>
-        <w:rPr>
-          <w:rFonts w:ascii="Arial Narrow" w:eastAsia="Arial Narrow" w:hAnsi="Arial Narrow" w:cs="Arial Narrow"/>
-        </w:rPr>
-        <w:t xml:space="preserve"> de la Ley N° 29571, Código de Protección y Defensa del Consumidor, </w:t>
+        <w:t/>
+      </w:r>
+      <w:r>
+        <w:rPr>
+          <w:rFonts w:ascii="Arial Narrow" w:eastAsia="Arial Narrow" w:hAnsi="Arial Narrow" w:cs="Arial Narrow"/>
+        </w:rPr>
+        <w:t xml:space="preserve"> de la Ley 29571, Código de Protección y Defensa del Consumidor, </w:t>
       </w:r>
       <w:r>
         <w:rPr>
@@ -6591,7 +6591,7 @@
           <w:lang w:eastAsia="es-PE"/>
           <w14:ligatures w14:val="none"/>
         </w:rPr>
-        <w:t>°</w:t>
+        <w:t/>
       </w:r>
       <w:r>
         <w:rPr>
@@ -6669,7 +6669,7 @@
           <w:lang w:eastAsia="es-PE"/>
           <w14:ligatures w14:val="none"/>
         </w:rPr>
-        <w:t>°</w:t>
+        <w:t/>
       </w:r>
       <w:r>
         <w:rPr>
@@ -6829,7 +6829,7 @@
           <w:lang w:eastAsia="es-PE"/>
           <w14:ligatures w14:val="none"/>
         </w:rPr>
-        <w:t>°</w:t>
+        <w:t/>
       </w:r>
       <w:r>
         <w:rPr>
@@ -6961,7 +6961,7 @@
           <w:lang w:val="es-ES" w:eastAsia="es-ES"/>
           <w14:ligatures w14:val="none"/>
         </w:rPr>
-        <w:t>(i) presentar una copia completa, legible y debidamente suscrita de la Póliza N° 22501 del Seguro de Desgravamen Tarjeta Crédito Solución Negocios , así como el cargo de remisión de la póliza; (</w:t>
+        <w:t>(i) presentar una copia completa, legible y debidamente suscrita de la Póliza 22501 del Seguro de Desgravamen Tarjeta Crédito Solución Negocios , así como el cargo de remisión de la póliza; (</w:t>
       </w:r>
       <w:proofErr w:type="spellStart"/>
       <w:r>
@@ -6983,7 +6983,7 @@
           <w:lang w:val="es-ES" w:eastAsia="es-ES"/>
           <w14:ligatures w14:val="none"/>
         </w:rPr>
-        <w:t xml:space="preserve">) presentar los medios probatorios que acrediten que la atención de la solicitud de otorgamiento de cobertura de la Póliza N° 22501 </w:t>
+        <w:t xml:space="preserve">) presentar los medios probatorios que acrediten que la atención de la solicitud de otorgamiento de cobertura de la Póliza 22501 </w:t>
       </w:r>
       <w:r>
         <w:rPr>
@@ -7115,7 +7115,7 @@
           <w:lang w:eastAsia="es-PE"/>
           <w14:ligatures w14:val="none"/>
         </w:rPr>
-        <w:t>°</w:t>
+        <w:t/>
       </w:r>
       <w:r>
         <w:rPr>
@@ -7156,7 +7156,7 @@
           <w:lang w:eastAsia="es-PE"/>
           <w14:ligatures w14:val="none"/>
         </w:rPr>
-        <w:t>°</w:t>
+        <w:t/>
       </w:r>
       <w:r>
         <w:rPr>
@@ -7176,7 +7176,7 @@
           <w:lang w:eastAsia="es-PE"/>
           <w14:ligatures w14:val="none"/>
         </w:rPr>
-        <w:t>°</w:t>
+        <w:t/>
       </w:r>
       <w:r>
         <w:rPr>
@@ -7196,7 +7196,7 @@
           <w:lang w:eastAsia="es-PE"/>
           <w14:ligatures w14:val="none"/>
         </w:rPr>
-        <w:t>°</w:t>
+        <w:t/>
       </w:r>
       <w:r>
         <w:rPr>
@@ -7249,7 +7249,7 @@
           <w:lang w:eastAsia="es-PE"/>
           <w14:ligatures w14:val="none"/>
         </w:rPr>
-        <w:t>°</w:t>
+        <w:t/>
       </w:r>
       <w:r>
         <w:rPr>
@@ -7340,7 +7340,7 @@
           <w:lang w:eastAsia="es-PE"/>
           <w14:ligatures w14:val="none"/>
         </w:rPr>
-        <w:t>°</w:t>
+        <w:t/>
       </w:r>
       <w:r>
         <w:rPr>
@@ -7414,7 +7414,7 @@
           <w:lang w:eastAsia="es-PE"/>
           <w14:ligatures w14:val="none"/>
         </w:rPr>
-        <w:t>°</w:t>
+        <w:t/>
       </w:r>
       <w:r>
         <w:rPr>
@@ -7422,7 +7422,7 @@
           <w:kern w:val="0"/>
           <w14:ligatures w14:val="none"/>
         </w:rPr>
-        <w:t xml:space="preserve"> del Decreto Legislativo N° 807</w:t>
+        <w:t xml:space="preserve"> del Decreto Legislativo 807</w:t>
       </w:r>
       <w:r>
         <w:rPr>
@@ -7663,7 +7663,7 @@
           <w:lang w:eastAsia="es-PE"/>
           <w14:ligatures w14:val="none"/>
         </w:rPr>
-        <w:t>°</w:t>
+        <w:t/>
       </w:r>
       <w:r>
         <w:rPr>
@@ -7680,7 +7680,7 @@
           <w:lang w:eastAsia="es-PE"/>
           <w14:ligatures w14:val="none"/>
         </w:rPr>
-        <w:t>°</w:t>
+        <w:t/>
       </w:r>
       <w:r>
         <w:rPr>
@@ -7912,7 +7912,7 @@
           <w:kern w:val="0"/>
           <w14:ligatures w14:val="none"/>
         </w:rPr>
-        <w:t> Protección al Consumidor N° 1</w:t>
+        <w:t> Protección al Consumidor 1</w:t>
       </w:r>
     </w:p>
     <w:p>
@@ -8155,7 +8155,7 @@
           <w:szCs w:val="16"/>
         </w:rPr>
         <w:tab/>
-        <w:t xml:space="preserve">Denuncia remitida a esta Comisión mediante MEMORANDUM N° </w:t>
+        <w:t xml:space="preserve">Denuncia remitida a esta Comisión mediante MEMORANDUM </w:t>
       </w:r>
       <w:r>
         <w:rPr>
@@ -8338,7 +8338,7 @@
           <w:sz w:val="16"/>
           <w:szCs w:val="16"/>
         </w:rPr>
-        <w:t xml:space="preserve">  </w:t>
+        <w:t xml:space="preserve"> </w:t>
       </w:r>
       <w:r>
         <w:rPr>
@@ -8356,7 +8356,7 @@
           <w:sz w:val="16"/>
           <w:szCs w:val="16"/>
         </w:rPr>
-        <w:t xml:space="preserve">LEY N° 29571, CÓDIGO DE PROTECCIÓN Y DEFENSA DEL CONSUMIDOR, publicado el 2 de setiembre de 2010 y modificado por Decreto Legislativo N° 1308 </w:t>
+        <w:t xml:space="preserve">LEY 29571, CÓDIGO DE PROTECCIÓN Y DEFENSA DEL CONSUMIDOR, publicado el 2 de setiembre de 2010 y modificado por Decreto Legislativo 1308 </w:t>
       </w:r>
     </w:p>
     <w:p>
@@ -8408,7 +8408,7 @@
           <w:szCs w:val="16"/>
         </w:rPr>
         <w:tab/>
-        <w:t xml:space="preserve">El Instituto Nacional de Defensa de la Competencia y de la Protección de la Propiedad Intelectual (Indecopi) es la autoridad con competencia primaria y de alcance nacional para conocer las presuntas infracciones a las disposiciones contenidas en el presente Código, así como para imponer las sanciones y medidas correctivas establecidas en el presente capítulo, conforme al Decreto Legislativo N° 1033, Ley de Organización y Funciones del Indecopi. Dicha competencia solo puede ser negada cuando ella haya sido asignada o se asigne a favor de otro organismo por norma expresa con rango de ley. </w:t>
+        <w:t xml:space="preserve">El Instituto Nacional de Defensa de la Competencia y de la Protección de la Propiedad Intelectual (Indecopi) es la autoridad con competencia primaria y de alcance nacional para conocer las presuntas infracciones a las disposiciones contenidas en el presente Código, así como para imponer las sanciones y medidas correctivas establecidas en el presente capítulo, conforme al Decreto Legislativo 1033, Ley de Organización y Funciones del Indecopi. Dicha competencia solo puede ser negada cuando ella haya sido asignada o se asigne a favor de otro organismo por norma expresa con rango de ley. </w:t>
       </w:r>
     </w:p>
     <w:p>
@@ -8482,7 +8482,7 @@
           <w:sz w:val="16"/>
           <w:szCs w:val="16"/>
         </w:rPr>
-        <w:t xml:space="preserve">LEY DE ORGANIZACIÓN Y FUNCIONES DEL INDECOPI, APROBADA POR DECRETO LEGISLATIVO N° 1033 </w:t>
+        <w:t xml:space="preserve">LEY DE ORGANIZACIÓN Y FUNCIONES DEL INDECOPI, APROBADA POR DECRETO LEGISLATIVO 1033 </w:t>
       </w:r>
     </w:p>
     <w:p>
@@ -8591,7 +8591,7 @@
           <w:sz w:val="16"/>
           <w:szCs w:val="16"/>
         </w:rPr>
-        <w:t xml:space="preserve">           </w:t>
+        <w:t xml:space="preserve"> </w:t>
       </w:r>
       <w:r>
         <w:rPr>
@@ -8609,7 +8609,7 @@
           <w:sz w:val="16"/>
           <w:szCs w:val="16"/>
         </w:rPr>
-        <w:t xml:space="preserve">LEY N° 29571, CÓDIGO DE PROTECCIÓN Y DEFENSA DEL CONSUMIDOR, publicado el 2 de setiembre de 2010 y modificado por Decreto Legislativo N° 1308   </w:t>
+        <w:t xml:space="preserve">LEY 29571, CÓDIGO DE PROTECCIÓN Y DEFENSA DEL CONSUMIDOR, publicado el 2 de setiembre de 2010 y modificado por Decreto Legislativo 1308 </w:t>
       </w:r>
     </w:p>
     <w:p>
@@ -8633,7 +8633,7 @@
           <w:sz w:val="16"/>
           <w:szCs w:val="16"/>
         </w:rPr>
-        <w:t xml:space="preserve">Artículo 18.- Idoneidad   </w:t>
+        <w:t xml:space="preserve">Artículo 18.- Idoneidad </w:t>
       </w:r>
     </w:p>
     <w:p>
@@ -8653,7 +8653,7 @@
           <w:sz w:val="16"/>
           <w:szCs w:val="16"/>
         </w:rPr>
-        <w:t xml:space="preserve">Se entiende por idoneidad la correspondencia entre lo que un consumidor espera y lo que efectivamente recibe, en función a lo que se le hubiera ofrecido, la publicidad e información transmitida, las condiciones y circunstancias de la transacción, las características y naturaleza del producto o servicio, el precio, entre otros factores, atendiendo a las circunstancias del caso.    </w:t>
+        <w:t xml:space="preserve">Se entiende por idoneidad la correspondencia entre lo que un consumidor espera y lo que efectivamente recibe, en función a lo que se le hubiera ofrecido, la publicidad e información transmitida, las condiciones y circunstancias de la transacción, las características y naturaleza del producto o servicio, el precio, entre otros factores, atendiendo a las circunstancias del caso. </w:t>
       </w:r>
     </w:p>
     <w:p>
@@ -8774,7 +8774,7 @@
           <w:sz w:val="16"/>
           <w:szCs w:val="16"/>
         </w:rPr>
-        <w:t xml:space="preserve">           </w:t>
+        <w:t xml:space="preserve"> </w:t>
       </w:r>
       <w:r>
         <w:rPr>
@@ -8803,7 +8803,7 @@
           <w:sz w:val="16"/>
           <w:szCs w:val="16"/>
         </w:rPr>
-        <w:t>N°</w:t>
+        <w:t/>
       </w:r>
       <w:proofErr w:type="spellEnd"/>
       <w:r>
@@ -8825,7 +8825,7 @@
           <w:sz w:val="16"/>
           <w:szCs w:val="16"/>
         </w:rPr>
-        <w:t>N°</w:t>
+        <w:t/>
       </w:r>
       <w:proofErr w:type="spellEnd"/>
       <w:r>
@@ -8926,7 +8926,7 @@
           <w:sz w:val="16"/>
           <w:szCs w:val="16"/>
         </w:rPr>
-        <w:t xml:space="preserve">  </w:t>
+        <w:t xml:space="preserve"> </w:t>
       </w:r>
       <w:r>
         <w:rPr>
@@ -8944,7 +8944,7 @@
           <w:sz w:val="16"/>
           <w:szCs w:val="16"/>
         </w:rPr>
-        <w:t>LEY SOBRE FACULTADES, NORMAS Y ORGANIZACIÓN DEL INDECOPI, APROBADA POR DECRETO LEGISLATIVO N° 807 Artículo 24.-</w:t>
+        <w:t>LEY SOBRE FACULTADES, NORMAS Y ORGANIZACIÓN DEL INDECOPI, APROBADA POR DECRETO LEGISLATIVO 807 Artículo 24.-</w:t>
       </w:r>
       <w:r>
         <w:rPr>
@@ -9111,7 +9111,7 @@
           <w:sz w:val="16"/>
           <w:szCs w:val="16"/>
         </w:rPr>
-        <w:t>Nº</w:t>
+        <w:t/>
       </w:r>
       <w:proofErr w:type="spellEnd"/>
       <w:r>
@@ -9199,7 +9199,7 @@
           <w:sz w:val="16"/>
           <w:szCs w:val="16"/>
         </w:rPr>
-        <w:t>publicado el 2 de setiembre de 2010 y modificado por Decreto Legislativo N° 1308</w:t>
+        <w:t>publicado el 2 de setiembre de 2010 y modificado por Decreto Legislativo 1308</w:t>
       </w:r>
     </w:p>
     <w:p>
@@ -9356,7 +9356,7 @@
           <w:szCs w:val="16"/>
           <w:vertAlign w:val="superscript"/>
         </w:rPr>
-        <w:t xml:space="preserve">  </w:t>
+        <w:t xml:space="preserve"> </w:t>
       </w:r>
       <w:r>
         <w:rPr>
@@ -9364,7 +9364,7 @@
           <w:sz w:val="16"/>
           <w:szCs w:val="16"/>
         </w:rPr>
-        <w:t xml:space="preserve">     </w:t>
+        <w:t xml:space="preserve"> </w:t>
       </w:r>
       <w:r>
         <w:rPr>
@@ -9400,7 +9400,7 @@
           <w:sz w:val="16"/>
           <w:szCs w:val="16"/>
         </w:rPr>
-        <w:t>publicado el 2 de setiembre de 2010 y modificado por Decreto Legislativo N° 1308</w:t>
+        <w:t>publicado el 2 de setiembre de 2010 y modificado por Decreto Legislativo 1308</w:t>
       </w:r>
     </w:p>
     <w:p>
@@ -9443,7 +9443,7 @@
           <w:sz w:val="16"/>
           <w:szCs w:val="16"/>
         </w:rPr>
-        <w:t>El órgano resolutivo puede sancionar las infracciones administrativas a que se refiere el artículo 108º con amonestación y multas de hasta cuatrocientos cincuenta (450) Unidades Impositivas Tributarias (UIT), las cuales son calificadas de la siguiente manera:</w:t>
+        <w:t>El órgano resolutivo puede sancionar las infracciones administrativas a que se refiere el artículo 108 con amonestación y multas de hasta cuatrocientos cincuenta (450) Unidades Impositivas Tributarias (UIT), las cuales son calificadas de la siguiente manera:</w:t>
       </w:r>
     </w:p>
     <w:p>
@@ -9566,7 +9566,7 @@
           <w:sz w:val="16"/>
           <w:szCs w:val="16"/>
         </w:rPr>
-        <w:t xml:space="preserve">        </w:t>
+        <w:t xml:space="preserve"> </w:t>
       </w:r>
       <w:r>
         <w:rPr>
@@ -10365,7 +10365,7 @@
           <w:sz w:val="16"/>
           <w:szCs w:val="16"/>
         </w:rPr>
-        <w:t xml:space="preserve">         </w:t>
+        <w:t xml:space="preserve"> </w:t>
       </w:r>
       <w:r>
         <w:rPr>
@@ -10401,7 +10401,7 @@
           <w:sz w:val="16"/>
           <w:szCs w:val="16"/>
         </w:rPr>
-        <w:t>publicado el 2 de setiembre de 2010 y modificado por Decreto Legislativo N° 1308</w:t>
+        <w:t>publicado el 2 de setiembre de 2010 y modificado por Decreto Legislativo 1308</w:t>
       </w:r>
     </w:p>
     <w:p>
@@ -10609,7 +10609,7 @@
           <w:sz w:val="16"/>
           <w:szCs w:val="16"/>
         </w:rPr>
-        <w:t>Nº</w:t>
+        <w:t/>
       </w:r>
       <w:proofErr w:type="spellEnd"/>
       <w:r>
@@ -11021,7 +11021,7 @@
               <w:sz w:val="16"/>
               <w:szCs w:val="16"/>
             </w:rPr>
-            <w:t xml:space="preserve">CNICA DE LA    </w:t>
+            <w:t xml:space="preserve">CNICA DE LA </w:t>
           </w:r>
         </w:p>
         <w:p>

--- a/plantillas_maestras/03_seguro_desgravamen/negativa_cobertura/2_o_mas_ddos_varios/mujer/TPL_1813_2025_SEGURO_DESGRAVAMEN_NEGATIVA_COBERTURA_ASEGURADORA_MUJER_R1.docx
+++ b/plantillas_maestras/03_seguro_desgravamen/negativa_cobertura/2_o_mas_ddos_varios/mujer/TPL_1813_2025_SEGURO_DESGRAVAMEN_NEGATIVA_COBERTURA_ASEGURADORA_MUJER_R1.docx
@@ -106,7 +106,7 @@
           <w:lang w:eastAsia="es-PE"/>
           <w14:ligatures w14:val="none"/>
         </w:rPr>
-        <w:t>DENUNCIANTE</w:t>
+        <w:t xml:space="preserve">DENUNCIANTE:[DENUNCIANTE] (SEÑORA [APELLIDO])</w:t>
       </w:r>
       <w:r>
         <w:rPr>
@@ -118,7 +118,7 @@
           <w14:ligatures w14:val="none"/>
         </w:rPr>
         <w:tab/>
-        <w:t>:</w:t>
+        <w:t/>
       </w:r>
       <w:r>
         <w:rPr>
@@ -140,7 +140,7 @@
           <w:lang w:eastAsia="es-PE"/>
           <w14:ligatures w14:val="none"/>
         </w:rPr>
-        <w:t xml:space="preserve">ROSA HORTENCIA FLORES SAAVEDRA DE HERRERA </w:t>
+        <w:t xml:space="preserve"/>
       </w:r>
       <w:r>
         <w:rPr>
@@ -151,7 +151,7 @@
           <w:lang w:eastAsia="es-PE"/>
           <w14:ligatures w14:val="none"/>
         </w:rPr>
-        <w:t xml:space="preserve">(SEÑORA </w:t>
+        <w:t xml:space="preserve"/>
       </w:r>
       <w:r>
         <w:rPr>
@@ -162,7 +162,7 @@
           <w:lang w:eastAsia="es-PE"/>
           <w14:ligatures w14:val="none"/>
         </w:rPr>
-        <w:t>FLORES</w:t>
+        <w:t/>
       </w:r>
       <w:r>
         <w:rPr>
@@ -173,7 +173,7 @@
           <w:lang w:eastAsia="es-PE"/>
           <w14:ligatures w14:val="none"/>
         </w:rPr>
-        <w:t>)</w:t>
+        <w:t/>
       </w:r>
     </w:p>
     <w:p>
@@ -559,7 +559,7 @@
           <w:lang w:val="es-ES" w:eastAsia="es-ES"/>
           <w14:ligatures w14:val="none"/>
         </w:rPr>
-        <w:t xml:space="preserve">Mediante el escrito del </w:t>
+        <w:t xml:space="preserve">Mediante el escrito del 25 de abril de 2025, subsanada mediante escrito del 23 de mayo de 2025, la señora [APELLIDO] denunció a Pacífico por presuntas infracciones a la Ley 29571, Código de Protección y Defensa del Consumidor (en adelante, Código), señalando lo siguiente:</w:t>
       </w:r>
       <w:r>
         <w:rPr>
@@ -569,7 +569,7 @@
           <w:lang w:val="es-ES" w:eastAsia="es-ES"/>
           <w14:ligatures w14:val="none"/>
         </w:rPr>
-        <w:t>25</w:t>
+        <w:t/>
       </w:r>
       <w:r>
         <w:rPr>
@@ -579,7 +579,7 @@
           <w:lang w:val="es-ES" w:eastAsia="es-ES"/>
           <w14:ligatures w14:val="none"/>
         </w:rPr>
-        <w:t xml:space="preserve"> de </w:t>
+        <w:t xml:space="preserve"/>
       </w:r>
       <w:r>
         <w:rPr>
@@ -589,7 +589,7 @@
           <w:lang w:val="es-ES" w:eastAsia="es-ES"/>
           <w14:ligatures w14:val="none"/>
         </w:rPr>
-        <w:t>abril</w:t>
+        <w:t/>
       </w:r>
       <w:r>
         <w:rPr>
@@ -599,7 +599,7 @@
           <w:lang w:val="es-ES" w:eastAsia="es-ES"/>
           <w14:ligatures w14:val="none"/>
         </w:rPr>
-        <w:t xml:space="preserve"> de 2025</w:t>
+        <w:t xml:space="preserve"/>
       </w:r>
       <w:r>
         <w:rPr>
@@ -620,7 +620,7 @@
           <w:lang w:val="es-ES" w:eastAsia="es-ES"/>
           <w14:ligatures w14:val="none"/>
         </w:rPr>
-        <w:t xml:space="preserve">, subsanada mediante escrito del </w:t>
+        <w:t xml:space="preserve"/>
       </w:r>
       <w:r>
         <w:rPr>
@@ -630,7 +630,7 @@
           <w:lang w:val="es-ES" w:eastAsia="es-ES"/>
           <w14:ligatures w14:val="none"/>
         </w:rPr>
-        <w:t>23</w:t>
+        <w:t/>
       </w:r>
       <w:r>
         <w:rPr>
@@ -640,7 +640,7 @@
           <w:lang w:val="es-ES" w:eastAsia="es-ES"/>
           <w14:ligatures w14:val="none"/>
         </w:rPr>
-        <w:t xml:space="preserve"> de </w:t>
+        <w:t xml:space="preserve"/>
       </w:r>
       <w:r>
         <w:rPr>
@@ -650,7 +650,7 @@
           <w:lang w:val="es-ES" w:eastAsia="es-ES"/>
           <w14:ligatures w14:val="none"/>
         </w:rPr>
-        <w:t>mayo</w:t>
+        <w:t/>
       </w:r>
       <w:r>
         <w:rPr>
@@ -660,7 +660,7 @@
           <w:lang w:val="es-ES" w:eastAsia="es-ES"/>
           <w14:ligatures w14:val="none"/>
         </w:rPr>
-        <w:t xml:space="preserve"> de 2025</w:t>
+        <w:t xml:space="preserve"/>
       </w:r>
       <w:r>
         <w:rPr>
@@ -668,7 +668,7 @@
           <w:kern w:val="0"/>
           <w14:ligatures w14:val="none"/>
         </w:rPr>
-        <w:t>,</w:t>
+        <w:t/>
       </w:r>
       <w:r>
         <w:rPr>
@@ -676,7 +676,7 @@
           <w:kern w:val="0"/>
           <w14:ligatures w14:val="none"/>
         </w:rPr>
-        <w:t xml:space="preserve"> la señora </w:t>
+        <w:t xml:space="preserve"/>
       </w:r>
       <w:r>
         <w:rPr>
@@ -684,7 +684,7 @@
           <w:kern w:val="0"/>
           <w14:ligatures w14:val="none"/>
         </w:rPr>
-        <w:t xml:space="preserve">Flores </w:t>
+        <w:t xml:space="preserve"/>
       </w:r>
       <w:r>
         <w:rPr>
@@ -692,7 +692,7 @@
           <w:kern w:val="0"/>
           <w14:ligatures w14:val="none"/>
         </w:rPr>
-        <w:t>d</w:t>
+        <w:t/>
       </w:r>
       <w:r>
         <w:rPr>
@@ -702,7 +702,7 @@
           <w:lang w:val="es-ES" w:eastAsia="es-ES"/>
           <w14:ligatures w14:val="none"/>
         </w:rPr>
-        <w:t xml:space="preserve">enunció a </w:t>
+        <w:t xml:space="preserve"/>
       </w:r>
       <w:r>
         <w:rPr>
@@ -712,7 +712,7 @@
           <w:lang w:val="es-ES" w:eastAsia="es-ES"/>
           <w14:ligatures w14:val="none"/>
         </w:rPr>
-        <w:t xml:space="preserve">Pacífico </w:t>
+        <w:t xml:space="preserve"/>
       </w:r>
       <w:r>
         <w:rPr>
@@ -722,7 +722,7 @@
           <w:lang w:val="es-ES" w:eastAsia="es-ES"/>
           <w14:ligatures w14:val="none"/>
         </w:rPr>
-        <w:t>por presuntas infracciones a la Ley 29571, Código de Protección y Defensa del Consumidor (en adelante, Código)</w:t>
+        <w:t/>
       </w:r>
       <w:r>
         <w:rPr>
@@ -743,7 +743,7 @@
           <w:lang w:val="es-ES" w:eastAsia="es-ES"/>
           <w14:ligatures w14:val="none"/>
         </w:rPr>
-        <w:t xml:space="preserve">, señalando </w:t>
+        <w:t xml:space="preserve"/>
       </w:r>
       <w:r>
         <w:rPr>
@@ -754,7 +754,7 @@
           <w:lang w:val="es-ES" w:eastAsia="es-ES"/>
           <w14:ligatures w14:val="none"/>
         </w:rPr>
-        <w:t>lo siguiente:</w:t>
+        <w:t/>
       </w:r>
     </w:p>
     <w:p>
@@ -2581,7 +2581,7 @@
           <w:lang w:val="es-ES" w:eastAsia="es-ES"/>
           <w14:ligatures w14:val="none"/>
         </w:rPr>
-        <w:t xml:space="preserve">La señora </w:t>
+        <w:t xml:space="preserve">La señora [APELLIDO] solicitó, en calidad de medida correctiva, que Pacífico cumpla con otorgar la activación del Seguro de Desgravamen por invalidez total y permanente por enfermedad. Asimismo, requirió el reembolso de costos y costas del presente procedimiento.</w:t>
       </w:r>
       <w:r>
         <w:rPr>
@@ -2589,7 +2589,7 @@
           <w:kern w:val="0"/>
           <w14:ligatures w14:val="none"/>
         </w:rPr>
-        <w:t xml:space="preserve">Flores </w:t>
+        <w:t xml:space="preserve"/>
       </w:r>
       <w:bookmarkStart w:id="2" w:name="_Hlk207306495"/>
       <w:r>
@@ -2600,7 +2600,7 @@
           <w:lang w:val="es-ES" w:eastAsia="es-ES"/>
           <w14:ligatures w14:val="none"/>
         </w:rPr>
-        <w:t xml:space="preserve">solicitó, en calidad de medida correctiva, que </w:t>
+        <w:t xml:space="preserve"/>
       </w:r>
       <w:r>
         <w:rPr>
@@ -2610,7 +2610,7 @@
           <w:lang w:val="es-ES" w:eastAsia="es-ES"/>
           <w14:ligatures w14:val="none"/>
         </w:rPr>
-        <w:t xml:space="preserve">Pacífico </w:t>
+        <w:t xml:space="preserve"/>
       </w:r>
       <w:r>
         <w:rPr>
@@ -2620,7 +2620,7 @@
           <w:lang w:val="es-ES" w:eastAsia="es-ES"/>
           <w14:ligatures w14:val="none"/>
         </w:rPr>
-        <w:t xml:space="preserve">cumpla con otorgar </w:t>
+        <w:t xml:space="preserve"/>
       </w:r>
       <w:r>
         <w:rPr>
@@ -2630,7 +2630,7 @@
           <w:lang w:val="es-ES" w:eastAsia="es-ES"/>
           <w14:ligatures w14:val="none"/>
         </w:rPr>
-        <w:t xml:space="preserve">la activación del Seguro de Desgravamen por </w:t>
+        <w:t xml:space="preserve"/>
       </w:r>
       <w:bookmarkEnd w:id="2"/>
       <w:r>
@@ -2642,7 +2642,7 @@
           <w:lang w:eastAsia="es-PE"/>
           <w14:ligatures w14:val="none"/>
         </w:rPr>
-        <w:t>invalidez total y permanente por enfermedad</w:t>
+        <w:t/>
       </w:r>
       <w:r>
         <w:rPr>
@@ -2652,7 +2652,7 @@
           <w:lang w:val="es-ES" w:eastAsia="es-ES"/>
           <w14:ligatures w14:val="none"/>
         </w:rPr>
-        <w:t xml:space="preserve">. </w:t>
+        <w:t xml:space="preserve"/>
       </w:r>
       <w:r>
         <w:rPr>
@@ -2662,7 +2662,7 @@
           <w:lang w:val="es-ES" w:eastAsia="es-ES"/>
           <w14:ligatures w14:val="none"/>
         </w:rPr>
-        <w:t>Asimismo, requirió el reembolso de costos y costas del presente procedimiento.</w:t>
+        <w:t/>
       </w:r>
     </w:p>
     <w:p>
@@ -4717,7 +4717,7 @@
           <w14:ligatures w14:val="none"/>
         </w:rPr>
         <w:lastRenderedPageBreak/>
-        <w:t xml:space="preserve">PRIMERO: </w:t>
+        <w:t xml:space="preserve">PRIMERO: admitir a trámite la denuncia del 25 de abril de 2025, subsanada mediante escrito del 23 de mayo de 2025, interpuesta por la señora [DENUNCIANTE] contra Pacífico Compañía de Seguros y Reaseguros S.A., por lo siguiente:</w:t>
       </w:r>
       <w:r>
         <w:rPr>
@@ -4728,7 +4728,7 @@
           <w:lang w:eastAsia="es-PE"/>
           <w14:ligatures w14:val="none"/>
         </w:rPr>
-        <w:t xml:space="preserve">admitir a trámite la denuncia del </w:t>
+        <w:t xml:space="preserve"/>
       </w:r>
       <w:r>
         <w:rPr>
@@ -4738,7 +4738,7 @@
           <w:lang w:val="es-ES" w:eastAsia="es-ES"/>
           <w14:ligatures w14:val="none"/>
         </w:rPr>
-        <w:t xml:space="preserve">25 de abril de 2025, subsanada mediante escrito del 23 de mayo de 2025, </w:t>
+        <w:t xml:space="preserve"/>
       </w:r>
       <w:r>
         <w:rPr>
@@ -4749,7 +4749,7 @@
           <w:lang w:eastAsia="es-PE"/>
           <w14:ligatures w14:val="none"/>
         </w:rPr>
-        <w:t xml:space="preserve">interpuesta por </w:t>
+        <w:t xml:space="preserve"/>
       </w:r>
       <w:r>
         <w:rPr>
@@ -4760,7 +4760,7 @@
           <w:lang w:eastAsia="es-PE"/>
           <w14:ligatures w14:val="none"/>
         </w:rPr>
-        <w:t>la</w:t>
+        <w:t/>
       </w:r>
       <w:r>
         <w:rPr>
@@ -4771,7 +4771,7 @@
           <w:lang w:eastAsia="es-PE"/>
           <w14:ligatures w14:val="none"/>
         </w:rPr>
-        <w:t xml:space="preserve"> señor</w:t>
+        <w:t xml:space="preserve"/>
       </w:r>
       <w:r>
         <w:rPr>
@@ -4782,7 +4782,7 @@
           <w:lang w:eastAsia="es-PE"/>
           <w14:ligatures w14:val="none"/>
         </w:rPr>
-        <w:t>a</w:t>
+        <w:t/>
       </w:r>
       <w:r>
         <w:rPr>
@@ -4793,7 +4793,7 @@
           <w:lang w:eastAsia="es-PE"/>
           <w14:ligatures w14:val="none"/>
         </w:rPr>
-        <w:t xml:space="preserve"> </w:t>
+        <w:t xml:space="preserve"/>
       </w:r>
       <w:r>
         <w:rPr>
@@ -4804,7 +4804,7 @@
           <w:lang w:eastAsia="es-PE"/>
           <w14:ligatures w14:val="none"/>
         </w:rPr>
-        <w:t xml:space="preserve">Rosa </w:t>
+        <w:t xml:space="preserve"/>
       </w:r>
       <w:proofErr w:type="spellStart"/>
       <w:r>
@@ -4816,7 +4816,7 @@
           <w:lang w:eastAsia="es-PE"/>
           <w14:ligatures w14:val="none"/>
         </w:rPr>
-        <w:t>Hortencia</w:t>
+        <w:t/>
       </w:r>
       <w:proofErr w:type="spellEnd"/>
       <w:r>
@@ -4828,7 +4828,7 @@
           <w:lang w:eastAsia="es-PE"/>
           <w14:ligatures w14:val="none"/>
         </w:rPr>
-        <w:t xml:space="preserve"> Flores Saavedra de Herrera </w:t>
+        <w:t xml:space="preserve"/>
       </w:r>
       <w:r>
         <w:rPr>
@@ -4839,14 +4839,14 @@
           <w:lang w:eastAsia="es-PE"/>
           <w14:ligatures w14:val="none"/>
         </w:rPr>
-        <w:t xml:space="preserve">contra </w:t>
+        <w:t xml:space="preserve"/>
       </w:r>
       <w:r>
         <w:rPr>
           <w:rFonts w:ascii="Arial Narrow" w:eastAsia="Arial Narrow" w:hAnsi="Arial Narrow" w:cs="Arial Narrow"/>
           <w:bCs/>
         </w:rPr>
-        <w:t xml:space="preserve">Pacífico Compañía de Seguros y Reaseguros S.A., </w:t>
+        <w:t xml:space="preserve"/>
       </w:r>
       <w:r>
         <w:rPr>
@@ -4857,7 +4857,7 @@
           <w:lang w:eastAsia="es-PE"/>
           <w14:ligatures w14:val="none"/>
         </w:rPr>
-        <w:t>por lo siguiente:</w:t>
+        <w:t/>
       </w:r>
     </w:p>
     <w:p>
@@ -7569,7 +7569,7 @@
           <w:b/>
           <w:bCs/>
         </w:rPr>
-        <w:t>DÉCIMO</w:t>
+        <w:t xml:space="preserve">DÉCIMO: requerir a la señora [DENUNCIANTE] para que, dentro del plazo de dos (2) días hábiles siguientes a la fecha en que reciba la notificación en su bandeja de correo electrónico, efectúe la confirmación de recepción de la notificación remitida por este despacho a su correo electrónico, de conformidad con el segundo párrafo del numeral 4 del artículo 20 del Texto Único Ordenado de la Ley del Procedimiento Administrativo General, aprobado mediante Decreto Supremo 006-2026-JUS, bajo apercibimiento de rehacer el acto de notificación y notificarle conforme al numeral 1 del artículo 20 del citado cuerpo normativo.</w:t>
       </w:r>
       <w:r>
         <w:rPr>
@@ -7579,7 +7579,7 @@
           <w:kern w:val="0"/>
           <w14:ligatures w14:val="none"/>
         </w:rPr>
-        <w:t>:</w:t>
+        <w:t/>
       </w:r>
       <w:r>
         <w:rPr>
@@ -7589,7 +7589,7 @@
           <w:kern w:val="0"/>
           <w14:ligatures w14:val="none"/>
         </w:rPr>
-        <w:t xml:space="preserve"> requerir a la señora </w:t>
+        <w:t xml:space="preserve"/>
       </w:r>
       <w:r>
         <w:rPr>
@@ -7600,7 +7600,7 @@
           <w:lang w:eastAsia="es-PE"/>
           <w14:ligatures w14:val="none"/>
         </w:rPr>
-        <w:t xml:space="preserve">Rosa </w:t>
+        <w:t xml:space="preserve"/>
       </w:r>
       <w:proofErr w:type="spellStart"/>
       <w:r>
@@ -7612,7 +7612,7 @@
           <w:lang w:eastAsia="es-PE"/>
           <w14:ligatures w14:val="none"/>
         </w:rPr>
-        <w:t>Hortencia</w:t>
+        <w:t/>
       </w:r>
       <w:proofErr w:type="spellEnd"/>
       <w:r>
@@ -7624,7 +7624,7 @@
           <w:lang w:eastAsia="es-PE"/>
           <w14:ligatures w14:val="none"/>
         </w:rPr>
-        <w:t xml:space="preserve"> Flores Saavedra </w:t>
+        <w:t xml:space="preserve"/>
       </w:r>
       <w:r>
         <w:rPr>
@@ -7635,7 +7635,7 @@
           <w:lang w:eastAsia="es-PE"/>
           <w14:ligatures w14:val="none"/>
         </w:rPr>
-        <w:t>d</w:t>
+        <w:t/>
       </w:r>
       <w:r>
         <w:rPr>
@@ -7646,14 +7646,14 @@
           <w:lang w:eastAsia="es-PE"/>
           <w14:ligatures w14:val="none"/>
         </w:rPr>
-        <w:t xml:space="preserve">e Herrera </w:t>
+        <w:t xml:space="preserve"/>
       </w:r>
       <w:r>
         <w:rPr>
           <w:rFonts w:ascii="Arial Narrow" w:hAnsi="Arial Narrow"/>
           <w:color w:val="000000"/>
         </w:rPr>
-        <w:t>para que, dentro del plazo de dos (2) días hábiles siguientes a la fecha en que reciba la notificación en su bandeja de correo electrónico, efectúe la confirmación de recepción de la notificación remitida por este despacho a su correo electrónico, de conformidad con el segundo párrafo del numeral 4 del artículo 20</w:t>
+        <w:t/>
       </w:r>
       <w:r>
         <w:rPr>
@@ -7670,7 +7670,7 @@
           <w:rFonts w:ascii="Arial Narrow" w:hAnsi="Arial Narrow"/>
           <w:color w:val="000000"/>
         </w:rPr>
-        <w:t xml:space="preserve"> del Texto Único Ordenado de la Ley del Procedimiento Administrativo General, aprobado mediante Decreto Supremo 006-2026-JUS, bajo apercibimiento de rehacer el acto de notificación y notificarle conforme al numeral 1 del artículo 20</w:t>
+        <w:t xml:space="preserve"/>
       </w:r>
       <w:r>
         <w:rPr>
@@ -7687,7 +7687,7 @@
           <w:rFonts w:ascii="Arial Narrow" w:hAnsi="Arial Narrow"/>
           <w:color w:val="000000"/>
         </w:rPr>
-        <w:t xml:space="preserve"> del citado cuerpo normativo</w:t>
+        <w:t xml:space="preserve"/>
       </w:r>
       <w:r>
         <w:rPr>
@@ -7700,7 +7700,7 @@
         <w:rPr>
           <w:rFonts w:ascii="Arial Narrow" w:hAnsi="Arial Narrow" w:cs="Arial"/>
         </w:rPr>
-        <w:t>.</w:t>
+        <w:t/>
       </w:r>
     </w:p>
     <w:p>

--- a/plantillas_maestras/03_seguro_desgravamen/negativa_cobertura/2_o_mas_ddos_varios/mujer/TPL_1813_2025_SEGURO_DESGRAVAMEN_NEGATIVA_COBERTURA_ASEGURADORA_MUJER_R1.docx
+++ b/plantillas_maestras/03_seguro_desgravamen/negativa_cobertura/2_o_mas_ddos_varios/mujer/TPL_1813_2025_SEGURO_DESGRAVAMEN_NEGATIVA_COBERTURA_ASEGURADORA_MUJER_R1.docx
@@ -603,6 +603,7 @@
       </w:r>
       <w:r>
         <w:rPr>
+          <w:rStyle w:val="Refdenotaalpie"/>
           <w:rFonts w:ascii="Arial Narrow" w:eastAsia="Times New Roman" w:hAnsi="Arial Narrow" w:cs="Times New Roman"/>
           <w:color w:val="000000"/>
           <w:kern w:val="0"/>
@@ -726,6 +727,7 @@
       </w:r>
       <w:r>
         <w:rPr>
+          <w:rStyle w:val="Refdenotaalpie"/>
           <w:rFonts w:ascii="Arial Narrow" w:eastAsia="Times New Roman" w:hAnsi="Arial Narrow" w:cs="Times New Roman"/>
           <w:color w:val="000000"/>
           <w:kern w:val="0"/>
@@ -2765,6 +2767,7 @@
       <w:bookmarkEnd w:id="5"/>
       <w:r>
         <w:rPr>
+          <w:rStyle w:val="Refdenotaalpie"/>
           <w:rFonts w:ascii="Arial Narrow" w:eastAsia="Arial Narrow" w:hAnsi="Arial Narrow" w:cs="Arial Narrow"/>
           <w:kern w:val="0"/>
           <w:vertAlign w:val="superscript"/>
@@ -2893,6 +2896,7 @@
       </w:r>
       <w:r>
         <w:rPr>
+          <w:rStyle w:val="Refdenotaalpie"/>
           <w:rFonts w:ascii="Arial Narrow" w:eastAsia="Arial Narrow" w:hAnsi="Arial Narrow" w:cs="Arial"/>
           <w:kern w:val="0"/>
           <w:vertAlign w:val="superscript"/>
@@ -4324,6 +4328,7 @@
       </w:r>
       <w:r>
         <w:rPr>
+          <w:rStyle w:val="Refdenotaalpie"/>
           <w:rFonts w:ascii="Arial Narrow" w:eastAsia="Arial Narrow" w:hAnsi="Arial Narrow" w:cs="Arial"/>
           <w:kern w:val="0"/>
           <w:vertAlign w:val="superscript"/>
@@ -4383,6 +4388,7 @@
       </w:r>
       <w:r>
         <w:rPr>
+          <w:rStyle w:val="Refdenotaalpie"/>
           <w:rFonts w:ascii="Arial Narrow" w:eastAsia="Arial Narrow" w:hAnsi="Arial Narrow" w:cs="Arial Narrow"/>
           <w:kern w:val="0"/>
           <w:vertAlign w:val="superscript"/>
@@ -6646,6 +6652,7 @@
       </w:r>
       <w:r>
         <w:rPr>
+          <w:rStyle w:val="Refdenotaalpie"/>
           <w:rFonts w:ascii="Arial Narrow" w:eastAsia="Calibri" w:hAnsi="Arial Narrow" w:cs="Arial"/>
           <w:kern w:val="0"/>
           <w:vertAlign w:val="superscript"/>
@@ -6690,6 +6697,7 @@
       </w:r>
       <w:r>
         <w:rPr>
+          <w:rStyle w:val="Refdenotaalpie"/>
           <w:rFonts w:ascii="Arial Narrow" w:eastAsia="Calibri" w:hAnsi="Arial Narrow" w:cs="Arial"/>
           <w:spacing w:val="-2"/>
           <w:kern w:val="0"/>
@@ -7129,6 +7137,7 @@
       </w:r>
       <w:r>
         <w:rPr>
+          <w:rStyle w:val="Refdenotaalpie"/>
           <w:rFonts w:ascii="Arial Narrow" w:eastAsia="Arial Narrow" w:hAnsi="Arial Narrow" w:cs="Times New Roman"/>
           <w:color w:val="000000"/>
           <w:kern w:val="0"/>
@@ -7210,6 +7219,7 @@
       </w:r>
       <w:r>
         <w:rPr>
+          <w:rStyle w:val="Refdenotaalpie"/>
           <w:rFonts w:ascii="Arial Narrow" w:eastAsia="Arial Narrow" w:hAnsi="Arial Narrow" w:cs="Times New Roman"/>
           <w:color w:val="000000"/>
           <w:kern w:val="0"/>
@@ -7263,6 +7273,7 @@
       </w:r>
       <w:r>
         <w:rPr>
+          <w:rStyle w:val="Refdenotaalpie"/>
           <w:rFonts w:ascii="Arial Narrow" w:eastAsia="Arial Narrow" w:hAnsi="Arial Narrow" w:cs="Times New Roman"/>
           <w:color w:val="000000"/>
           <w:kern w:val="0"/>
@@ -7426,6 +7437,7 @@
       </w:r>
       <w:r>
         <w:rPr>
+          <w:rStyle w:val="Refdenotaalpie"/>
           <w:rFonts w:ascii="Arial Narrow" w:eastAsia="Calibri" w:hAnsi="Arial Narrow" w:cs="Arial"/>
           <w:kern w:val="0"/>
           <w:vertAlign w:val="superscript"/>
@@ -7691,6 +7703,7 @@
       </w:r>
       <w:r>
         <w:rPr>
+          <w:rStyle w:val="Refdenotaalpie"/>
           <w:rFonts w:ascii="Arial Narrow" w:hAnsi="Arial Narrow"/>
           <w:vertAlign w:val="superscript"/>
         </w:rPr>
@@ -8034,14 +8047,14 @@
         <w:tab w:val="right" w:pos="8838"/>
       </w:tabs>
       <w:rPr>
-        <w:rFonts w:ascii="Arial" w:eastAsia="Arial" w:hAnsi="Arial" w:cs="Arial"/>
+        <w:rFonts w:ascii="Arial Narrow" w:eastAsia="Arial" w:hAnsi="Arial Narrow" w:cs="Arial"/>
         <w:sz w:val="16"/>
         <w:szCs w:val="16"/>
       </w:rPr>
     </w:pPr>
     <w:r>
       <w:rPr>
-        <w:rFonts w:ascii="Arial" w:eastAsia="Arial" w:hAnsi="Arial" w:cs="Arial"/>
+        <w:rFonts w:ascii="Arial Narrow" w:eastAsia="Arial" w:hAnsi="Arial Narrow" w:cs="Arial"/>
         <w:sz w:val="16"/>
         <w:szCs w:val="16"/>
       </w:rPr>
@@ -8055,7 +8068,7 @@
     </w:pPr>
     <w:r>
       <w:rPr>
-        <w:rFonts w:ascii="Arial" w:eastAsia="Arial" w:hAnsi="Arial" w:cs="Arial"/>
+        <w:rFonts w:ascii="Arial Narrow" w:eastAsia="Arial" w:hAnsi="Arial Narrow" w:cs="Arial"/>
         <w:sz w:val="16"/>
         <w:szCs w:val="16"/>
       </w:rPr>
@@ -8063,7 +8076,7 @@
     </w:r>
     <w:r>
       <w:rPr>
-        <w:rFonts w:ascii="Arial" w:eastAsia="Arial" w:hAnsi="Arial" w:cs="Arial"/>
+        <w:rFonts w:ascii="Arial Narrow" w:eastAsia="Arial" w:hAnsi="Arial Narrow" w:cs="Arial"/>
         <w:sz w:val="16"/>
         <w:szCs w:val="16"/>
       </w:rPr>
@@ -8071,7 +8084,7 @@
     </w:r>
     <w:r>
       <w:rPr>
-        <w:rFonts w:ascii="Arial" w:eastAsia="Arial" w:hAnsi="Arial" w:cs="Arial"/>
+        <w:rFonts w:ascii="Arial Narrow" w:eastAsia="Arial" w:hAnsi="Arial Narrow" w:cs="Arial"/>
         <w:sz w:val="16"/>
         <w:szCs w:val="16"/>
       </w:rPr>
@@ -8079,7 +8092,7 @@
     </w:r>
     <w:r>
       <w:rPr>
-        <w:rFonts w:ascii="Arial" w:eastAsia="Arial" w:hAnsi="Arial" w:cs="Arial"/>
+        <w:rFonts w:ascii="Arial Narrow" w:eastAsia="Arial" w:hAnsi="Arial Narrow" w:cs="Arial"/>
         <w:sz w:val="16"/>
         <w:szCs w:val="16"/>
       </w:rPr>
@@ -8087,7 +8100,7 @@
     </w:r>
     <w:r>
       <w:rPr>
-        <w:rFonts w:ascii="Arial" w:eastAsia="Arial" w:hAnsi="Arial" w:cs="Arial"/>
+        <w:rFonts w:ascii="Arial Narrow" w:eastAsia="Arial" w:hAnsi="Arial Narrow" w:cs="Arial"/>
         <w:sz w:val="16"/>
         <w:szCs w:val="16"/>
       </w:rPr>
@@ -8137,6 +8150,7 @@
           <w:rFonts w:ascii="Arial Narrow" w:hAnsi="Arial Narrow" w:cs="Arial"/>
           <w:sz w:val="16"/>
           <w:szCs w:val="16"/>
+          <w:vertAlign w:val="superscript"/>
         </w:rPr>
         <w:footnoteRef/>
       </w:r>
@@ -8255,6 +8269,7 @@
           <w:rFonts w:ascii="Arial Narrow" w:hAnsi="Arial Narrow" w:cs="Arial"/>
           <w:sz w:val="16"/>
           <w:szCs w:val="16"/>
+          <w:vertAlign w:val="superscript"/>
         </w:rPr>
         <w:footnoteRef/>
       </w:r>
@@ -8329,6 +8344,7 @@
           <w:rFonts w:ascii="Arial Narrow" w:hAnsi="Arial Narrow" w:cs="Arial"/>
           <w:sz w:val="16"/>
           <w:szCs w:val="16"/>
+          <w:vertAlign w:val="superscript"/>
         </w:rPr>
         <w:footnoteRef/>
       </w:r>
@@ -8582,6 +8598,7 @@
           <w:rFonts w:ascii="Arial Narrow" w:hAnsi="Arial Narrow"/>
           <w:sz w:val="16"/>
           <w:szCs w:val="16"/>
+          <w:vertAlign w:val="superscript"/>
         </w:rPr>
         <w:footnoteRef/>
       </w:r>
@@ -8765,6 +8782,7 @@
           <w:rFonts w:ascii="Arial Narrow" w:hAnsi="Arial Narrow"/>
           <w:sz w:val="16"/>
           <w:szCs w:val="16"/>
+          <w:vertAlign w:val="superscript"/>
         </w:rPr>
         <w:footnoteRef/>
       </w:r>
@@ -8917,6 +8935,7 @@
           <w:rFonts w:ascii="Arial Narrow" w:hAnsi="Arial Narrow" w:cs="Arial"/>
           <w:sz w:val="16"/>
           <w:szCs w:val="16"/>
+          <w:vertAlign w:val="superscript"/>
         </w:rPr>
         <w:footnoteRef/>
       </w:r>
@@ -9084,6 +9103,7 @@
           <w:rFonts w:ascii="Arial Narrow" w:hAnsi="Arial Narrow" w:cs="Arial"/>
           <w:sz w:val="16"/>
           <w:szCs w:val="16"/>
+          <w:vertAlign w:val="superscript"/>
         </w:rPr>
         <w:footnoteRef/>
       </w:r>
@@ -9154,6 +9174,7 @@
           <w:rFonts w:ascii="Arial Narrow" w:hAnsi="Arial Narrow" w:cs="Arial"/>
           <w:sz w:val="16"/>
           <w:szCs w:val="16"/>
+          <w:vertAlign w:val="superscript"/>
         </w:rPr>
         <w:footnoteRef/>
       </w:r>
@@ -9341,7 +9362,7 @@
       </w:pPr>
       <w:r>
         <w:rPr>
-          <w:rStyle w:val="TextonotapieCar"/>
+          <w:rStyle w:val="Refdenotaalpie"/>
           <w:rFonts w:ascii="Arial Narrow" w:hAnsi="Arial Narrow" w:cs="Arial"/>
           <w:sz w:val="16"/>
           <w:szCs w:val="16"/>
@@ -9557,6 +9578,7 @@
           <w:rFonts w:ascii="Arial Narrow" w:hAnsi="Arial Narrow" w:cs="Arial"/>
           <w:sz w:val="16"/>
           <w:szCs w:val="16"/>
+          <w:vertAlign w:val="superscript"/>
         </w:rPr>
         <w:footnoteRef/>
       </w:r>
@@ -10356,6 +10378,7 @@
           <w:rFonts w:ascii="Arial Narrow" w:hAnsi="Arial Narrow" w:cs="Arial"/>
           <w:sz w:val="16"/>
           <w:szCs w:val="16"/>
+          <w:vertAlign w:val="superscript"/>
         </w:rPr>
         <w:footnoteRef/>
       </w:r>
@@ -10576,6 +10599,7 @@
           <w:bCs/>
           <w:sz w:val="16"/>
           <w:szCs w:val="16"/>
+          <w:vertAlign w:val="superscript"/>
         </w:rPr>
         <w:footnoteRef/>
       </w:r>
@@ -10696,6 +10720,7 @@
           <w:rFonts w:ascii="Arial Narrow" w:hAnsi="Arial Narrow" w:cs="Arial"/>
           <w:sz w:val="16"/>
           <w:szCs w:val="16"/>
+          <w:vertAlign w:val="superscript"/>
         </w:rPr>
         <w:footnoteRef/>
       </w:r>
@@ -13102,6 +13127,17 @@
       <w:szCs w:val="20"/>
     </w:rPr>
   </w:style>
+  <w:style w:type="character" w:styleId="FootnoteReference">
+    <w:name w:val="footnote reference"/>
+    <w:basedOn w:val="Fuentedeprrafopredeter"/>
+    <w:uiPriority w:val="99"/>
+    <w:semiHidden/>
+    <w:unhideWhenUsed/>
+    <w:rPr>
+      <w:rFonts w:ascii="Arial Narrow" w:hAnsi="Arial Narrow"/>
+      <w:vertAlign w:val="superscript"/>
+    </w:rPr>
+  </w:style>
 </w:styles>
 </file>
 

--- a/plantillas_maestras/03_seguro_desgravamen/negativa_cobertura/2_o_mas_ddos_varios/mujer/TPL_1813_2025_SEGURO_DESGRAVAMEN_NEGATIVA_COBERTURA_ASEGURADORA_MUJER_R1.docx
+++ b/plantillas_maestras/03_seguro_desgravamen/negativa_cobertura/2_o_mas_ddos_varios/mujer/TPL_1813_2025_SEGURO_DESGRAVAMEN_NEGATIVA_COBERTURA_ASEGURADORA_MUJER_R1.docx
@@ -1,8 +1,8 @@
 
 <file path=word/document.xml><?xml version="1.0" encoding="utf-8"?>
-<w:document xmlns:wpc="http://schemas.microsoft.com/office/word/2010/wordprocessingCanvas" xmlns:cx="http://schemas.microsoft.com/office/drawing/2014/chartex" xmlns:cx1="http://schemas.microsoft.com/office/drawing/2015/9/8/chartex" xmlns:cx2="http://schemas.microsoft.com/office/drawing/2015/10/21/chartex" xmlns:cx3="http://schemas.microsoft.com/office/drawing/2016/5/9/chartex" xmlns:cx4="http://schemas.microsoft.com/office/drawing/2016/5/10/chartex" xmlns:cx5="http://schemas.microsoft.com/office/drawing/2016/5/11/chartex" xmlns:cx6="http://schemas.microsoft.com/office/drawing/2016/5/12/chartex" xmlns:cx7="http://schemas.microsoft.com/office/drawing/2016/5/13/chartex" xmlns:cx8="http://schemas.microsoft.com/office/drawing/2016/5/14/chartex" xmlns:mc="http://schemas.openxmlformats.org/markup-compatibility/2006" xmlns:aink="http://schemas.microsoft.com/office/drawing/2016/ink" xmlns:am3d="http://schemas.microsoft.com/office/drawing/2017/model3d" xmlns:o="urn:schemas-microsoft-com:office:office" xmlns:oel="http://schemas.microsoft.com/office/2019/extlst" xmlns:r="http://schemas.openxmlformats.org/officeDocument/2006/relationships" xmlns:m="http://schemas.openxmlformats.org/officeDocument/2006/math" xmlns:v="urn:schemas-microsoft-com:vml" xmlns:wp14="http://schemas.microsoft.com/office/word/2010/wordprocessingDrawing" xmlns:wp="http://schemas.openxmlformats.org/drawingml/2006/wordprocessingDrawing" xmlns:w10="urn:schemas-microsoft-com:office:word" xmlns:w="http://schemas.openxmlformats.org/wordprocessingml/2006/main" xmlns:w14="http://schemas.microsoft.com/office/word/2010/wordml" xmlns:w15="http://schemas.microsoft.com/office/word/2012/wordml" xmlns:w16cex="http://schemas.microsoft.com/office/word/2018/wordml/cex" xmlns:w16cid="http://schemas.microsoft.com/office/word/2016/wordml/cid" xmlns:w16="http://schemas.microsoft.com/office/word/2018/wordml" xmlns:w16du="http://schemas.microsoft.com/office/word/2023/wordml/word16du" xmlns:w16sdtdh="http://schemas.microsoft.com/office/word/2020/wordml/sdtdatahash" xmlns:w16sdtfl="http://schemas.microsoft.com/office/word/2024/wordml/sdtformatlock" xmlns:w16se="http://schemas.microsoft.com/office/word/2015/wordml/symex" xmlns:wpg="http://schemas.microsoft.com/office/word/2010/wordprocessingGroup" xmlns:wpi="http://schemas.microsoft.com/office/word/2010/wordprocessingInk" xmlns:wne="http://schemas.microsoft.com/office/word/2006/wordml" xmlns:wps="http://schemas.microsoft.com/office/word/2010/wordprocessingShape" mc:Ignorable="w14 w15 w16se w16cid w16 w16cex w16sdtdh w16sdtfl w16du wp14">
+<w:document xmlns:ns1="http://schemas.openxmlformats.org/markup-compatibility/2006" xmlns:ns2="http://schemas.microsoft.com/office/word/2010/wordml" xmlns:ns3="http://schemas.openxmlformats.org/officeDocument/2006/relationships" xmlns:w="http://schemas.openxmlformats.org/wordprocessingml/2006/main" ns1:Ignorable="w14 w15 w16se w16cid w16 w16cex w16sdtdh w16sdtfl w16du wp14">
   <w:body>
-    <w:p>
+    <w:p ns2:paraId="1B509B2D" ns2:textId="1D98C531">
       <w:pPr>
         <w:tabs>
           <w:tab w:val="left" w:pos="1701"/>
@@ -14,7 +14,7 @@
           <w:color w:val="000000"/>
           <w:kern w:val="0"/>
           <w:lang w:eastAsia="es-PE"/>
-          <w14:ligatures w14:val="none"/>
+          <ns2:ligatures ns2:val="none"/>
         </w:rPr>
       </w:pPr>
       <w:bookmarkStart w:id="0" w:name="_Hlk80343540"/>
@@ -25,7 +25,7 @@
           <w:color w:val="000000"/>
           <w:kern w:val="0"/>
           <w:lang w:eastAsia="es-PE"/>
-          <w14:ligatures w14:val="none"/>
+          <ns2:ligatures ns2:val="none"/>
         </w:rPr>
         <w:t xml:space="preserve">EXPEDIENTE </w:t>
       </w:r>
@@ -36,7 +36,7 @@
           <w:color w:val="000000"/>
           <w:kern w:val="0"/>
           <w:lang w:eastAsia="es-PE"/>
-          <w14:ligatures w14:val="none"/>
+          <ns2:ligatures ns2:val="none"/>
         </w:rPr>
         <w:tab/>
         <w:t>:</w:t>
@@ -48,7 +48,7 @@
           <w:color w:val="000000"/>
           <w:kern w:val="0"/>
           <w:lang w:eastAsia="es-PE"/>
-          <w14:ligatures w14:val="none"/>
+          <ns2:ligatures ns2:val="none"/>
         </w:rPr>
         <w:tab/>
       </w:r>
@@ -61,7 +61,7 @@
           <w:kern w:val="0"/>
           <w:shd w:val="clear" w:color="auto" w:fill="FFFFFF"/>
           <w:lang w:eastAsia="es-PE"/>
-          <w14:ligatures w14:val="none"/>
+          <ns2:ligatures ns2:val="none"/>
         </w:rPr>
         <w:t>1813-</w:t>
       </w:r>
@@ -74,12 +74,12 @@
           <w:kern w:val="0"/>
           <w:shd w:val="clear" w:color="auto" w:fill="FFFFFF"/>
           <w:lang w:eastAsia="es-PE"/>
-          <w14:ligatures w14:val="none"/>
+          <ns2:ligatures ns2:val="none"/>
         </w:rPr>
         <w:t>2025/CC1</w:t>
       </w:r>
     </w:p>
-    <w:p>
+    <w:p ns2:paraId="7E5DC22B" ns2:textId="2CC53E74">
       <w:pPr>
         <w:tabs>
           <w:tab w:val="left" w:pos="1701"/>
@@ -94,7 +94,7 @@
           <w:color w:val="000000"/>
           <w:kern w:val="0"/>
           <w:lang w:eastAsia="es-PE"/>
-          <w14:ligatures w14:val="none"/>
+          <ns2:ligatures ns2:val="none"/>
         </w:rPr>
       </w:pPr>
       <w:r>
@@ -104,7 +104,7 @@
           <w:color w:val="000000"/>
           <w:kern w:val="0"/>
           <w:lang w:eastAsia="es-PE"/>
-          <w14:ligatures w14:val="none"/>
+          <ns2:ligatures ns2:val="none"/>
         </w:rPr>
         <w:t xml:space="preserve">DENUNCIANTE:[DENUNCIANTE] (SEÑORA [APELLIDO])</w:t>
       </w:r>
@@ -115,7 +115,7 @@
           <w:color w:val="000000"/>
           <w:kern w:val="0"/>
           <w:lang w:eastAsia="es-PE"/>
-          <w14:ligatures w14:val="none"/>
+          <ns2:ligatures ns2:val="none"/>
         </w:rPr>
         <w:tab/>
         <w:t/>
@@ -127,7 +127,7 @@
           <w:color w:val="000000"/>
           <w:kern w:val="0"/>
           <w:lang w:eastAsia="es-PE"/>
-          <w14:ligatures w14:val="none"/>
+          <ns2:ligatures ns2:val="none"/>
         </w:rPr>
         <w:tab/>
       </w:r>
@@ -138,7 +138,7 @@
           <w:color w:val="000000"/>
           <w:kern w:val="0"/>
           <w:lang w:eastAsia="es-PE"/>
-          <w14:ligatures w14:val="none"/>
+          <ns2:ligatures ns2:val="none"/>
         </w:rPr>
         <w:t xml:space="preserve"/>
       </w:r>
@@ -149,7 +149,7 @@
           <w:color w:val="000000"/>
           <w:kern w:val="0"/>
           <w:lang w:eastAsia="es-PE"/>
-          <w14:ligatures w14:val="none"/>
+          <ns2:ligatures ns2:val="none"/>
         </w:rPr>
         <w:t xml:space="preserve"/>
       </w:r>
@@ -160,7 +160,7 @@
           <w:color w:val="000000"/>
           <w:kern w:val="0"/>
           <w:lang w:eastAsia="es-PE"/>
-          <w14:ligatures w14:val="none"/>
+          <ns2:ligatures ns2:val="none"/>
         </w:rPr>
         <w:t/>
       </w:r>
@@ -171,12 +171,12 @@
           <w:color w:val="000000"/>
           <w:kern w:val="0"/>
           <w:lang w:eastAsia="es-PE"/>
-          <w14:ligatures w14:val="none"/>
+          <ns2:ligatures ns2:val="none"/>
         </w:rPr>
         <w:t/>
       </w:r>
     </w:p>
-    <w:p>
+    <w:p ns2:paraId="6DEEEDFE" ns2:textId="3AFAB858">
       <w:pPr>
         <w:tabs>
           <w:tab w:val="left" w:pos="1701"/>
@@ -191,7 +191,7 @@
           <w:color w:val="000000"/>
           <w:kern w:val="0"/>
           <w:lang w:eastAsia="es-PE"/>
-          <w14:ligatures w14:val="none"/>
+          <ns2:ligatures ns2:val="none"/>
         </w:rPr>
       </w:pPr>
       <w:r>
@@ -201,7 +201,7 @@
           <w:color w:val="000000"/>
           <w:kern w:val="0"/>
           <w:lang w:eastAsia="es-PE"/>
-          <w14:ligatures w14:val="none"/>
+          <ns2:ligatures ns2:val="none"/>
         </w:rPr>
         <w:t>DENUNCIADO</w:t>
       </w:r>
@@ -212,7 +212,7 @@
           <w:color w:val="000000"/>
           <w:kern w:val="0"/>
           <w:lang w:eastAsia="es-PE"/>
-          <w14:ligatures w14:val="none"/>
+          <ns2:ligatures ns2:val="none"/>
         </w:rPr>
         <w:tab/>
         <w:t>:</w:t>
@@ -224,7 +224,7 @@
           <w:color w:val="000000"/>
           <w:kern w:val="0"/>
           <w:lang w:eastAsia="es-PE"/>
-          <w14:ligatures w14:val="none"/>
+          <ns2:ligatures ns2:val="none"/>
         </w:rPr>
         <w:tab/>
       </w:r>
@@ -235,12 +235,12 @@
           <w:color w:val="000000"/>
           <w:kern w:val="0"/>
           <w:lang w:eastAsia="es-PE"/>
-          <w14:ligatures w14:val="none"/>
+          <ns2:ligatures ns2:val="none"/>
         </w:rPr>
         <w:t>PACÍFICO COMPAÑÍA DE SEGUROS Y REASEGUROS S.A. (PACÍFICO)</w:t>
       </w:r>
     </w:p>
-    <w:p>
+    <w:p ns2:paraId="022D2B94" ns2:textId="77777777">
       <w:pPr>
         <w:tabs>
           <w:tab w:val="left" w:pos="1701"/>
@@ -255,7 +255,7 @@
           <w:color w:val="000000"/>
           <w:kern w:val="0"/>
           <w:lang w:eastAsia="es-PE"/>
-          <w14:ligatures w14:val="none"/>
+          <ns2:ligatures ns2:val="none"/>
         </w:rPr>
       </w:pPr>
       <w:r>
@@ -265,7 +265,7 @@
           <w:color w:val="000000"/>
           <w:kern w:val="0"/>
           <w:lang w:eastAsia="es-PE"/>
-          <w14:ligatures w14:val="none"/>
+          <ns2:ligatures ns2:val="none"/>
         </w:rPr>
         <w:t>MATERIAS</w:t>
       </w:r>
@@ -276,7 +276,7 @@
           <w:color w:val="000000"/>
           <w:kern w:val="0"/>
           <w:lang w:eastAsia="es-PE"/>
-          <w14:ligatures w14:val="none"/>
+          <ns2:ligatures ns2:val="none"/>
         </w:rPr>
         <w:tab/>
         <w:t xml:space="preserve">: </w:t>
@@ -288,13 +288,13 @@
           <w:color w:val="000000"/>
           <w:kern w:val="0"/>
           <w:lang w:eastAsia="es-PE"/>
-          <w14:ligatures w14:val="none"/>
+          <ns2:ligatures ns2:val="none"/>
         </w:rPr>
         <w:tab/>
         <w:t>ADMISIÓN A TRÁMITE</w:t>
       </w:r>
     </w:p>
-    <w:p>
+    <w:p ns2:paraId="19ED7B73" ns2:textId="77777777">
       <w:pPr>
         <w:tabs>
           <w:tab w:val="left" w:pos="1701"/>
@@ -309,7 +309,7 @@
           <w:color w:val="000000"/>
           <w:kern w:val="0"/>
           <w:lang w:eastAsia="es-PE"/>
-          <w14:ligatures w14:val="none"/>
+          <ns2:ligatures ns2:val="none"/>
         </w:rPr>
       </w:pPr>
       <w:r>
@@ -319,12 +319,12 @@
           <w:color w:val="000000"/>
           <w:kern w:val="0"/>
           <w:lang w:eastAsia="es-PE"/>
-          <w14:ligatures w14:val="none"/>
+          <ns2:ligatures ns2:val="none"/>
         </w:rPr>
         <w:t xml:space="preserve">REQUERIMIENTO DE INFORMACIÓN </w:t>
       </w:r>
     </w:p>
-    <w:p>
+    <w:p ns2:paraId="46A5A479" ns2:textId="6050511C">
       <w:pPr>
         <w:tabs>
           <w:tab w:val="left" w:pos="1701"/>
@@ -338,7 +338,7 @@
           <w:color w:val="000000"/>
           <w:kern w:val="0"/>
           <w:lang w:eastAsia="es-PE"/>
-          <w14:ligatures w14:val="none"/>
+          <ns2:ligatures ns2:val="none"/>
         </w:rPr>
       </w:pPr>
       <w:r>
@@ -348,7 +348,7 @@
           <w:color w:val="000000"/>
           <w:kern w:val="0"/>
           <w:lang w:eastAsia="es-PE"/>
-          <w14:ligatures w14:val="none"/>
+          <ns2:ligatures ns2:val="none"/>
         </w:rPr>
         <w:t xml:space="preserve">RESOLUCIÓN </w:t>
       </w:r>
@@ -359,7 +359,7 @@
           <w:color w:val="000000"/>
           <w:kern w:val="0"/>
           <w:lang w:eastAsia="es-PE"/>
-          <w14:ligatures w14:val="none"/>
+          <ns2:ligatures ns2:val="none"/>
         </w:rPr>
         <w:tab/>
         <w:t>:</w:t>
@@ -371,7 +371,7 @@
           <w:color w:val="000000"/>
           <w:kern w:val="0"/>
           <w:lang w:eastAsia="es-PE"/>
-          <w14:ligatures w14:val="none"/>
+          <ns2:ligatures ns2:val="none"/>
         </w:rPr>
         <w:tab/>
       </w:r>
@@ -382,12 +382,12 @@
           <w:color w:val="000000"/>
           <w:kern w:val="0"/>
           <w:lang w:eastAsia="es-PE"/>
-          <w14:ligatures w14:val="none"/>
+          <ns2:ligatures ns2:val="none"/>
         </w:rPr>
         <w:t>1</w:t>
       </w:r>
     </w:p>
-    <w:p>
+    <w:p ns2:paraId="5BA3A18D" ns2:textId="77777777">
       <w:pPr>
         <w:tabs>
           <w:tab w:val="left" w:pos="1014"/>
@@ -400,11 +400,11 @@
           <w:kern w:val="0"/>
           <w:shd w:val="clear" w:color="auto" w:fill="FFFFFF"/>
           <w:lang w:eastAsia="es-PE"/>
-          <w14:ligatures w14:val="none"/>
-        </w:rPr>
-      </w:pPr>
-    </w:p>
-    <w:p>
+          <ns2:ligatures ns2:val="none"/>
+        </w:rPr>
+      </w:pPr>
+    </w:p>
+    <w:p ns2:paraId="2F799822" ns2:textId="362A200C">
       <w:pPr>
         <w:tabs>
           <w:tab w:val="left" w:pos="1014"/>
@@ -417,7 +417,7 @@
           <w:kern w:val="0"/>
           <w:shd w:val="clear" w:color="auto" w:fill="FFFFFF"/>
           <w:lang w:eastAsia="es-PE"/>
-          <w14:ligatures w14:val="none"/>
+          <ns2:ligatures ns2:val="none"/>
         </w:rPr>
       </w:pPr>
       <w:r>
@@ -427,7 +427,7 @@
           <w:kern w:val="0"/>
           <w:shd w:val="clear" w:color="auto" w:fill="FFFFFF"/>
           <w:lang w:eastAsia="es-PE"/>
-          <w14:ligatures w14:val="none"/>
+          <ns2:ligatures ns2:val="none"/>
         </w:rPr>
         <w:t xml:space="preserve">Lima, </w:t>
       </w:r>
@@ -438,7 +438,7 @@
           <w:kern w:val="0"/>
           <w:shd w:val="clear" w:color="auto" w:fill="FFFFFF"/>
           <w:lang w:eastAsia="es-PE"/>
-          <w14:ligatures w14:val="none"/>
+          <ns2:ligatures ns2:val="none"/>
         </w:rPr>
         <w:t>29</w:t>
       </w:r>
@@ -449,7 +449,7 @@
           <w:kern w:val="0"/>
           <w:shd w:val="clear" w:color="auto" w:fill="FFFFFF"/>
           <w:lang w:eastAsia="es-PE"/>
-          <w14:ligatures w14:val="none"/>
+          <ns2:ligatures ns2:val="none"/>
         </w:rPr>
         <w:t xml:space="preserve"> de </w:t>
       </w:r>
@@ -460,7 +460,7 @@
           <w:kern w:val="0"/>
           <w:shd w:val="clear" w:color="auto" w:fill="FFFFFF"/>
           <w:lang w:eastAsia="es-PE"/>
-          <w14:ligatures w14:val="none"/>
+          <ns2:ligatures ns2:val="none"/>
         </w:rPr>
         <w:t>agosto</w:t>
       </w:r>
@@ -471,12 +471,12 @@
           <w:kern w:val="0"/>
           <w:shd w:val="clear" w:color="auto" w:fill="FFFFFF"/>
           <w:lang w:eastAsia="es-PE"/>
-          <w14:ligatures w14:val="none"/>
+          <ns2:ligatures ns2:val="none"/>
         </w:rPr>
         <w:t xml:space="preserve"> de 2025</w:t>
       </w:r>
     </w:p>
-    <w:p>
+    <w:p ns2:paraId="66CE1821" ns2:textId="77777777">
       <w:pPr>
         <w:tabs>
           <w:tab w:val="left" w:pos="1014"/>
@@ -488,11 +488,11 @@
           <w:color w:val="000000"/>
           <w:kern w:val="0"/>
           <w:lang w:eastAsia="es-PE"/>
-          <w14:ligatures w14:val="none"/>
-        </w:rPr>
-      </w:pPr>
-    </w:p>
-    <w:p>
+          <ns2:ligatures ns2:val="none"/>
+        </w:rPr>
+      </w:pPr>
+    </w:p>
+    <w:p ns2:paraId="0B80AAA5" ns2:textId="77777777">
       <w:pPr>
         <w:numPr>
           <w:ilvl w:val="0"/>
@@ -506,7 +506,7 @@
           <w:color w:val="000000"/>
           <w:kern w:val="0"/>
           <w:lang w:eastAsia="es-PE"/>
-          <w14:ligatures w14:val="none"/>
+          <ns2:ligatures ns2:val="none"/>
         </w:rPr>
       </w:pPr>
       <w:r>
@@ -516,12 +516,12 @@
           <w:color w:val="000000"/>
           <w:kern w:val="0"/>
           <w:lang w:eastAsia="es-PE"/>
-          <w14:ligatures w14:val="none"/>
+          <ns2:ligatures ns2:val="none"/>
         </w:rPr>
         <w:t xml:space="preserve">HECHOS </w:t>
       </w:r>
     </w:p>
-    <w:p>
+    <w:p ns2:paraId="621F2AB2" ns2:textId="77777777">
       <w:pPr>
         <w:spacing w:after="0" w:line="240" w:lineRule="auto"/>
         <w:jc w:val="both"/>
@@ -530,11 +530,11 @@
           <w:color w:val="000000"/>
           <w:kern w:val="0"/>
           <w:lang w:eastAsia="es-PE"/>
-          <w14:ligatures w14:val="none"/>
-        </w:rPr>
-      </w:pPr>
-    </w:p>
-    <w:p>
+          <ns2:ligatures ns2:val="none"/>
+        </w:rPr>
+      </w:pPr>
+    </w:p>
+    <w:p ns2:paraId="60B5D5B0" ns2:textId="41871093">
       <w:pPr>
         <w:numPr>
           <w:ilvl w:val="1"/>
@@ -548,7 +548,7 @@
           <w:color w:val="000000"/>
           <w:kern w:val="0"/>
           <w:lang w:val="es-ES" w:eastAsia="es-ES"/>
-          <w14:ligatures w14:val="none"/>
+          <ns2:ligatures ns2:val="none"/>
         </w:rPr>
       </w:pPr>
       <w:r>
@@ -557,7 +557,7 @@
           <w:color w:val="000000"/>
           <w:kern w:val="0"/>
           <w:lang w:val="es-ES" w:eastAsia="es-ES"/>
-          <w14:ligatures w14:val="none"/>
+          <ns2:ligatures ns2:val="none"/>
         </w:rPr>
         <w:t xml:space="preserve">Mediante el escrito del 25 de abril de 2025, subsanada mediante escrito del 23 de mayo de 2025, la señora [APELLIDO] denunció a Pacífico por presuntas infracciones a la Ley 29571, Código de Protección y Defensa del Consumidor (en adelante, Código), señalando lo siguiente:</w:t>
       </w:r>
@@ -567,7 +567,7 @@
           <w:color w:val="000000"/>
           <w:kern w:val="0"/>
           <w:lang w:val="es-ES" w:eastAsia="es-ES"/>
-          <w14:ligatures w14:val="none"/>
+          <ns2:ligatures ns2:val="none"/>
         </w:rPr>
         <w:t/>
       </w:r>
@@ -577,7 +577,7 @@
           <w:color w:val="000000"/>
           <w:kern w:val="0"/>
           <w:lang w:val="es-ES" w:eastAsia="es-ES"/>
-          <w14:ligatures w14:val="none"/>
+          <ns2:ligatures ns2:val="none"/>
         </w:rPr>
         <w:t xml:space="preserve"/>
       </w:r>
@@ -587,7 +587,7 @@
           <w:color w:val="000000"/>
           <w:kern w:val="0"/>
           <w:lang w:val="es-ES" w:eastAsia="es-ES"/>
-          <w14:ligatures w14:val="none"/>
+          <ns2:ligatures ns2:val="none"/>
         </w:rPr>
         <w:t/>
       </w:r>
@@ -597,7 +597,7 @@
           <w:color w:val="000000"/>
           <w:kern w:val="0"/>
           <w:lang w:val="es-ES" w:eastAsia="es-ES"/>
-          <w14:ligatures w14:val="none"/>
+          <ns2:ligatures ns2:val="none"/>
         </w:rPr>
         <w:t xml:space="preserve"/>
       </w:r>
@@ -609,7 +609,7 @@
           <w:kern w:val="0"/>
           <w:vertAlign w:val="superscript"/>
           <w:lang w:val="es-ES" w:eastAsia="es-ES"/>
-          <w14:ligatures w14:val="none"/>
+          <ns2:ligatures ns2:val="none"/>
         </w:rPr>
         <w:footnoteReference w:id="1"/>
       </w:r>
@@ -619,7 +619,7 @@
           <w:color w:val="000000"/>
           <w:kern w:val="0"/>
           <w:lang w:val="es-ES" w:eastAsia="es-ES"/>
-          <w14:ligatures w14:val="none"/>
+          <ns2:ligatures ns2:val="none"/>
         </w:rPr>
         <w:t xml:space="preserve"/>
       </w:r>
@@ -629,7 +629,7 @@
           <w:color w:val="000000"/>
           <w:kern w:val="0"/>
           <w:lang w:val="es-ES" w:eastAsia="es-ES"/>
-          <w14:ligatures w14:val="none"/>
+          <ns2:ligatures ns2:val="none"/>
         </w:rPr>
         <w:t/>
       </w:r>
@@ -639,7 +639,7 @@
           <w:color w:val="000000"/>
           <w:kern w:val="0"/>
           <w:lang w:val="es-ES" w:eastAsia="es-ES"/>
-          <w14:ligatures w14:val="none"/>
+          <ns2:ligatures ns2:val="none"/>
         </w:rPr>
         <w:t xml:space="preserve"/>
       </w:r>
@@ -649,7 +649,7 @@
           <w:color w:val="000000"/>
           <w:kern w:val="0"/>
           <w:lang w:val="es-ES" w:eastAsia="es-ES"/>
-          <w14:ligatures w14:val="none"/>
+          <ns2:ligatures ns2:val="none"/>
         </w:rPr>
         <w:t/>
       </w:r>
@@ -659,7 +659,7 @@
           <w:color w:val="000000"/>
           <w:kern w:val="0"/>
           <w:lang w:val="es-ES" w:eastAsia="es-ES"/>
-          <w14:ligatures w14:val="none"/>
+          <ns2:ligatures ns2:val="none"/>
         </w:rPr>
         <w:t xml:space="preserve"/>
       </w:r>
@@ -667,7 +667,7 @@
         <w:rPr>
           <w:rFonts w:ascii="Arial Narrow" w:eastAsia="Calibri" w:hAnsi="Arial Narrow" w:cs="Arial"/>
           <w:kern w:val="0"/>
-          <w14:ligatures w14:val="none"/>
+          <ns2:ligatures ns2:val="none"/>
         </w:rPr>
         <w:t/>
       </w:r>
@@ -675,7 +675,7 @@
         <w:rPr>
           <w:rFonts w:ascii="Arial Narrow" w:eastAsia="Calibri" w:hAnsi="Arial Narrow" w:cs="Arial"/>
           <w:kern w:val="0"/>
-          <w14:ligatures w14:val="none"/>
+          <ns2:ligatures ns2:val="none"/>
         </w:rPr>
         <w:t xml:space="preserve"/>
       </w:r>
@@ -683,7 +683,7 @@
         <w:rPr>
           <w:rFonts w:ascii="Arial Narrow" w:eastAsia="Calibri" w:hAnsi="Arial Narrow" w:cs="Arial"/>
           <w:kern w:val="0"/>
-          <w14:ligatures w14:val="none"/>
+          <ns2:ligatures ns2:val="none"/>
         </w:rPr>
         <w:t xml:space="preserve"/>
       </w:r>
@@ -691,7 +691,7 @@
         <w:rPr>
           <w:rFonts w:ascii="Arial Narrow" w:eastAsia="Calibri" w:hAnsi="Arial Narrow" w:cs="Arial"/>
           <w:kern w:val="0"/>
-          <w14:ligatures w14:val="none"/>
+          <ns2:ligatures ns2:val="none"/>
         </w:rPr>
         <w:t/>
       </w:r>
@@ -701,7 +701,7 @@
           <w:color w:val="000000"/>
           <w:kern w:val="0"/>
           <w:lang w:val="es-ES" w:eastAsia="es-ES"/>
-          <w14:ligatures w14:val="none"/>
+          <ns2:ligatures ns2:val="none"/>
         </w:rPr>
         <w:t xml:space="preserve"/>
       </w:r>
@@ -711,7 +711,7 @@
           <w:color w:val="000000"/>
           <w:kern w:val="0"/>
           <w:lang w:val="es-ES" w:eastAsia="es-ES"/>
-          <w14:ligatures w14:val="none"/>
+          <ns2:ligatures ns2:val="none"/>
         </w:rPr>
         <w:t xml:space="preserve"/>
       </w:r>
@@ -721,7 +721,7 @@
           <w:color w:val="000000"/>
           <w:kern w:val="0"/>
           <w:lang w:val="es-ES" w:eastAsia="es-ES"/>
-          <w14:ligatures w14:val="none"/>
+          <ns2:ligatures ns2:val="none"/>
         </w:rPr>
         <w:t/>
       </w:r>
@@ -733,7 +733,7 @@
           <w:kern w:val="0"/>
           <w:vertAlign w:val="superscript"/>
           <w:lang w:val="es-ES" w:eastAsia="es-ES"/>
-          <w14:ligatures w14:val="none"/>
+          <ns2:ligatures ns2:val="none"/>
         </w:rPr>
         <w:footnoteReference w:id="2"/>
       </w:r>
@@ -743,7 +743,7 @@
           <w:color w:val="000000"/>
           <w:kern w:val="0"/>
           <w:lang w:val="es-ES" w:eastAsia="es-ES"/>
-          <w14:ligatures w14:val="none"/>
+          <ns2:ligatures ns2:val="none"/>
         </w:rPr>
         <w:t xml:space="preserve"/>
       </w:r>
@@ -754,12 +754,12 @@
           <w:color w:val="000000"/>
           <w:kern w:val="0"/>
           <w:lang w:val="es-ES" w:eastAsia="es-ES"/>
-          <w14:ligatures w14:val="none"/>
+          <ns2:ligatures ns2:val="none"/>
         </w:rPr>
         <w:t/>
       </w:r>
     </w:p>
-    <w:p>
+    <w:p ns2:paraId="3AD3B7C6" ns2:textId="77777777">
       <w:pPr>
         <w:tabs>
           <w:tab w:val="left" w:pos="1134"/>
@@ -771,11 +771,11 @@
           <w:color w:val="000000"/>
           <w:kern w:val="0"/>
           <w:lang w:val="es-ES" w:eastAsia="es-ES"/>
-          <w14:ligatures w14:val="none"/>
-        </w:rPr>
-      </w:pPr>
-    </w:p>
-    <w:p>
+          <ns2:ligatures ns2:val="none"/>
+        </w:rPr>
+      </w:pPr>
+    </w:p>
+    <w:p ns2:paraId="0C6D1C12" ns2:textId="26CF6ADB">
       <w:pPr>
         <w:pStyle w:val="Prrafodelista"/>
         <w:numPr>
@@ -793,16 +793,16 @@
           <w:color w:val="000000"/>
           <w:kern w:val="0"/>
           <w:lang w:eastAsia="es-ES"/>
-          <w14:ligatures w14:val="none"/>
-        </w:rPr>
-      </w:pPr>
-      <w:r>
-        <w:rPr>
-          <w:rFonts w:ascii="Arial Narrow" w:eastAsia="Times New Roman" w:hAnsi="Arial Narrow" w:cs="Arial"/>
-          <w:color w:val="000000"/>
-          <w:kern w:val="0"/>
-          <w:lang w:eastAsia="es-ES"/>
-          <w14:ligatures w14:val="none"/>
+          <ns2:ligatures ns2:val="none"/>
+        </w:rPr>
+      </w:pPr>
+      <w:r>
+        <w:rPr>
+          <w:rFonts w:ascii="Arial Narrow" w:eastAsia="Times New Roman" w:hAnsi="Arial Narrow" w:cs="Arial"/>
+          <w:color w:val="000000"/>
+          <w:kern w:val="0"/>
+          <w:lang w:eastAsia="es-ES"/>
+          <ns2:ligatures ns2:val="none"/>
         </w:rPr>
         <w:t xml:space="preserve">Con anterioridad al </w:t>
       </w:r>
@@ -812,7 +812,7 @@
           <w:color w:val="000000"/>
           <w:kern w:val="0"/>
           <w:lang w:eastAsia="es-ES"/>
-          <w14:ligatures w14:val="none"/>
+          <ns2:ligatures ns2:val="none"/>
         </w:rPr>
         <w:t>3 de diciembre de 2024</w:t>
       </w:r>
@@ -822,7 +822,7 @@
           <w:color w:val="000000"/>
           <w:kern w:val="0"/>
           <w:lang w:eastAsia="es-ES"/>
-          <w14:ligatures w14:val="none"/>
+          <ns2:ligatures ns2:val="none"/>
         </w:rPr>
         <w:t xml:space="preserve">, poseía </w:t>
       </w:r>
@@ -832,7 +832,7 @@
           <w:color w:val="000000"/>
           <w:kern w:val="0"/>
           <w:lang w:eastAsia="es-ES"/>
-          <w14:ligatures w14:val="none"/>
+          <ns2:ligatures ns2:val="none"/>
         </w:rPr>
         <w:t>la</w:t>
       </w:r>
@@ -842,7 +842,7 @@
           <w:color w:val="000000"/>
           <w:kern w:val="0"/>
           <w:lang w:eastAsia="es-ES"/>
-          <w14:ligatures w14:val="none"/>
+          <ns2:ligatures ns2:val="none"/>
         </w:rPr>
         <w:t xml:space="preserve"> tarjeta</w:t>
       </w:r>
@@ -852,7 +852,7 @@
           <w:color w:val="000000"/>
           <w:kern w:val="0"/>
           <w:lang w:eastAsia="es-ES"/>
-          <w14:ligatures w14:val="none"/>
+          <ns2:ligatures ns2:val="none"/>
         </w:rPr>
         <w:t xml:space="preserve"> de crédito</w:t>
       </w:r>
@@ -862,7 +862,7 @@
           <w:color w:val="000000"/>
           <w:kern w:val="0"/>
           <w:lang w:eastAsia="es-ES"/>
-          <w14:ligatures w14:val="none"/>
+          <ns2:ligatures ns2:val="none"/>
         </w:rPr>
         <w:t xml:space="preserve"> Solución Negocios asociada a su negocio, con un historial de pagos sin incumplimientos</w:t>
       </w:r>
@@ -872,7 +872,7 @@
           <w:color w:val="000000"/>
           <w:kern w:val="0"/>
           <w:lang w:eastAsia="es-ES"/>
-          <w14:ligatures w14:val="none"/>
+          <ns2:ligatures ns2:val="none"/>
         </w:rPr>
         <w:t xml:space="preserve"> de pago</w:t>
       </w:r>
@@ -882,12 +882,12 @@
           <w:color w:val="000000"/>
           <w:kern w:val="0"/>
           <w:lang w:eastAsia="es-ES"/>
-          <w14:ligatures w14:val="none"/>
+          <ns2:ligatures ns2:val="none"/>
         </w:rPr>
         <w:t xml:space="preserve">. Debido al deterioro de su salud a causa de la enfermedad de Parkinson, diagnosticada aproximadamente en 2018, dejó de continuar laborando. </w:t>
       </w:r>
     </w:p>
-    <w:p>
+    <w:p ns2:paraId="50DA8A72" ns2:textId="77777777">
       <w:pPr>
         <w:pStyle w:val="Prrafodelista"/>
         <w:spacing w:after="0" w:line="240" w:lineRule="auto"/>
@@ -898,11 +898,11 @@
           <w:color w:val="000000"/>
           <w:kern w:val="0"/>
           <w:lang w:eastAsia="es-ES"/>
-          <w14:ligatures w14:val="none"/>
-        </w:rPr>
-      </w:pPr>
-    </w:p>
-    <w:p>
+          <ns2:ligatures ns2:val="none"/>
+        </w:rPr>
+      </w:pPr>
+    </w:p>
+    <w:p ns2:paraId="6AFE222F" ns2:textId="24BABB50">
       <w:pPr>
         <w:pStyle w:val="Prrafodelista"/>
         <w:numPr>
@@ -920,16 +920,16 @@
           <w:color w:val="000000"/>
           <w:kern w:val="0"/>
           <w:lang w:eastAsia="es-ES"/>
-          <w14:ligatures w14:val="none"/>
-        </w:rPr>
-      </w:pPr>
-      <w:r>
-        <w:rPr>
-          <w:rFonts w:ascii="Arial Narrow" w:eastAsia="Times New Roman" w:hAnsi="Arial Narrow" w:cs="Arial"/>
-          <w:color w:val="000000"/>
-          <w:kern w:val="0"/>
-          <w:lang w:eastAsia="es-ES"/>
-          <w14:ligatures w14:val="none"/>
+          <ns2:ligatures ns2:val="none"/>
+        </w:rPr>
+      </w:pPr>
+      <w:r>
+        <w:rPr>
+          <w:rFonts w:ascii="Arial Narrow" w:eastAsia="Times New Roman" w:hAnsi="Arial Narrow" w:cs="Arial"/>
+          <w:color w:val="000000"/>
+          <w:kern w:val="0"/>
+          <w:lang w:eastAsia="es-ES"/>
+          <ns2:ligatures ns2:val="none"/>
         </w:rPr>
         <w:t>Posteriormente, e</w:t>
       </w:r>
@@ -939,7 +939,7 @@
           <w:color w:val="000000"/>
           <w:kern w:val="0"/>
           <w:lang w:eastAsia="es-ES"/>
-          <w14:ligatures w14:val="none"/>
+          <ns2:ligatures ns2:val="none"/>
         </w:rPr>
         <w:t>l Banco de Crédito del Perú</w:t>
       </w:r>
@@ -949,7 +949,7 @@
           <w:color w:val="000000"/>
           <w:kern w:val="0"/>
           <w:lang w:eastAsia="es-ES"/>
-          <w14:ligatures w14:val="none"/>
+          <ns2:ligatures ns2:val="none"/>
         </w:rPr>
         <w:t xml:space="preserve"> S.A.</w:t>
       </w:r>
@@ -959,7 +959,7 @@
           <w:color w:val="000000"/>
           <w:kern w:val="0"/>
           <w:lang w:eastAsia="es-ES"/>
-          <w14:ligatures w14:val="none"/>
+          <ns2:ligatures ns2:val="none"/>
         </w:rPr>
         <w:t xml:space="preserve"> (</w:t>
       </w:r>
@@ -969,7 +969,7 @@
           <w:color w:val="000000"/>
           <w:kern w:val="0"/>
           <w:lang w:eastAsia="es-ES"/>
-          <w14:ligatures w14:val="none"/>
+          <ns2:ligatures ns2:val="none"/>
         </w:rPr>
         <w:t>en adelante, Banco</w:t>
       </w:r>
@@ -979,7 +979,7 @@
           <w:color w:val="000000"/>
           <w:kern w:val="0"/>
           <w:lang w:eastAsia="es-ES"/>
-          <w14:ligatures w14:val="none"/>
+          <ns2:ligatures ns2:val="none"/>
         </w:rPr>
         <w:t xml:space="preserve">) le recomendó acogerse al Seguro de </w:t>
       </w:r>
@@ -989,7 +989,7 @@
           <w:color w:val="000000"/>
           <w:kern w:val="0"/>
           <w:lang w:eastAsia="es-ES"/>
-          <w14:ligatures w14:val="none"/>
+          <ns2:ligatures ns2:val="none"/>
         </w:rPr>
         <w:t xml:space="preserve">Desgravamen Tarjeta Crédito Solución Negocios </w:t>
       </w:r>
@@ -999,7 +999,7 @@
           <w:color w:val="000000"/>
           <w:kern w:val="0"/>
           <w:lang w:eastAsia="es-ES"/>
-          <w14:ligatures w14:val="none"/>
+          <ns2:ligatures ns2:val="none"/>
         </w:rPr>
         <w:t xml:space="preserve">– </w:t>
       </w:r>
@@ -1009,7 +1009,7 @@
           <w:color w:val="000000"/>
           <w:kern w:val="0"/>
           <w:lang w:eastAsia="es-ES"/>
-          <w14:ligatures w14:val="none"/>
+          <ns2:ligatures ns2:val="none"/>
         </w:rPr>
         <w:t>Póliza 22501</w:t>
       </w:r>
@@ -1019,7 +1019,7 @@
           <w:color w:val="000000"/>
           <w:kern w:val="0"/>
           <w:lang w:eastAsia="es-ES"/>
-          <w14:ligatures w14:val="none"/>
+          <ns2:ligatures ns2:val="none"/>
         </w:rPr>
         <w:t xml:space="preserve"> emitido por Pacífico (en adelante Seguro de Desgravamen)</w:t>
       </w:r>
@@ -1029,25 +1029,25 @@
           <w:color w:val="000000"/>
           <w:kern w:val="0"/>
           <w:lang w:eastAsia="es-ES"/>
-          <w14:ligatures w14:val="none"/>
+          <ns2:ligatures ns2:val="none"/>
         </w:rPr>
         <w:t xml:space="preserve">, el cual venía pagando por varios años. </w:t>
       </w:r>
     </w:p>
-    <w:p>
-      <w:pPr>
-        <w:spacing w:after="0" w:line="240" w:lineRule="auto"/>
-        <w:jc w:val="both"/>
-        <w:rPr>
-          <w:rFonts w:ascii="Arial Narrow" w:eastAsia="Times New Roman" w:hAnsi="Arial Narrow" w:cs="Arial"/>
-          <w:color w:val="000000"/>
-          <w:kern w:val="0"/>
-          <w:lang w:eastAsia="es-ES"/>
-          <w14:ligatures w14:val="none"/>
-        </w:rPr>
-      </w:pPr>
-    </w:p>
-    <w:p>
+    <w:p ns2:paraId="68B59132" ns2:textId="77777777">
+      <w:pPr>
+        <w:spacing w:after="0" w:line="240" w:lineRule="auto"/>
+        <w:jc w:val="both"/>
+        <w:rPr>
+          <w:rFonts w:ascii="Arial Narrow" w:eastAsia="Times New Roman" w:hAnsi="Arial Narrow" w:cs="Arial"/>
+          <w:color w:val="000000"/>
+          <w:kern w:val="0"/>
+          <w:lang w:eastAsia="es-ES"/>
+          <ns2:ligatures ns2:val="none"/>
+        </w:rPr>
+      </w:pPr>
+    </w:p>
+    <w:p ns2:paraId="189027B3" ns2:textId="0FED781C">
       <w:pPr>
         <w:pStyle w:val="Prrafodelista"/>
         <w:numPr>
@@ -1065,16 +1065,16 @@
           <w:color w:val="000000"/>
           <w:kern w:val="0"/>
           <w:lang w:eastAsia="es-ES"/>
-          <w14:ligatures w14:val="none"/>
-        </w:rPr>
-      </w:pPr>
-      <w:r>
-        <w:rPr>
-          <w:rFonts w:ascii="Arial Narrow" w:eastAsia="Times New Roman" w:hAnsi="Arial Narrow" w:cs="Arial"/>
-          <w:color w:val="000000"/>
-          <w:kern w:val="0"/>
-          <w:lang w:eastAsia="es-ES"/>
-          <w14:ligatures w14:val="none"/>
+          <ns2:ligatures ns2:val="none"/>
+        </w:rPr>
+      </w:pPr>
+      <w:r>
+        <w:rPr>
+          <w:rFonts w:ascii="Arial Narrow" w:eastAsia="Times New Roman" w:hAnsi="Arial Narrow" w:cs="Arial"/>
+          <w:color w:val="000000"/>
+          <w:kern w:val="0"/>
+          <w:lang w:eastAsia="es-ES"/>
+          <ns2:ligatures ns2:val="none"/>
         </w:rPr>
         <w:t xml:space="preserve">El 3 de diciembre de 2024, se acercó a </w:t>
       </w:r>
@@ -1084,7 +1084,7 @@
           <w:color w:val="000000"/>
           <w:kern w:val="0"/>
           <w:lang w:eastAsia="es-ES"/>
-          <w14:ligatures w14:val="none"/>
+          <ns2:ligatures ns2:val="none"/>
         </w:rPr>
         <w:t>una</w:t>
       </w:r>
@@ -1094,7 +1094,7 @@
           <w:color w:val="000000"/>
           <w:kern w:val="0"/>
           <w:lang w:eastAsia="es-ES"/>
-          <w14:ligatures w14:val="none"/>
+          <ns2:ligatures ns2:val="none"/>
         </w:rPr>
         <w:t xml:space="preserve"> agencia </w:t>
       </w:r>
@@ -1104,7 +1104,7 @@
           <w:color w:val="000000"/>
           <w:kern w:val="0"/>
           <w:lang w:eastAsia="es-ES"/>
-          <w14:ligatures w14:val="none"/>
+          <ns2:ligatures ns2:val="none"/>
         </w:rPr>
         <w:t>del Banco en</w:t>
       </w:r>
@@ -1114,7 +1114,7 @@
           <w:color w:val="000000"/>
           <w:kern w:val="0"/>
           <w:lang w:eastAsia="es-ES"/>
-          <w14:ligatures w14:val="none"/>
+          <ns2:ligatures ns2:val="none"/>
         </w:rPr>
         <w:t xml:space="preserve"> Tarapoto, donde el personal coordinó telefónicamente y le </w:t>
       </w:r>
@@ -1124,7 +1124,7 @@
           <w:color w:val="000000"/>
           <w:kern w:val="0"/>
           <w:lang w:eastAsia="es-ES"/>
-          <w14:ligatures w14:val="none"/>
+          <ns2:ligatures ns2:val="none"/>
         </w:rPr>
         <w:t>requirieron el</w:t>
       </w:r>
@@ -1134,7 +1134,7 @@
           <w:color w:val="000000"/>
           <w:kern w:val="0"/>
           <w:lang w:eastAsia="es-ES"/>
-          <w14:ligatures w14:val="none"/>
+          <ns2:ligatures ns2:val="none"/>
         </w:rPr>
         <w:t xml:space="preserve"> </w:t>
       </w:r>
@@ -1144,12 +1144,12 @@
           <w:color w:val="000000"/>
           <w:kern w:val="0"/>
           <w:lang w:eastAsia="es-ES"/>
-          <w14:ligatures w14:val="none"/>
+          <ns2:ligatures ns2:val="none"/>
         </w:rPr>
         <w:t xml:space="preserve">informe médico e historia clínica actualizados a diciembre de 2024. </w:t>
       </w:r>
     </w:p>
-    <w:p>
+    <w:p ns2:paraId="24B2BB0A" ns2:textId="77777777">
       <w:pPr>
         <w:pStyle w:val="Prrafodelista"/>
         <w:spacing w:after="0" w:line="240" w:lineRule="auto"/>
@@ -1160,11 +1160,11 @@
           <w:color w:val="000000"/>
           <w:kern w:val="0"/>
           <w:lang w:eastAsia="es-ES"/>
-          <w14:ligatures w14:val="none"/>
-        </w:rPr>
-      </w:pPr>
-    </w:p>
-    <w:p>
+          <ns2:ligatures ns2:val="none"/>
+        </w:rPr>
+      </w:pPr>
+    </w:p>
+    <w:p ns2:paraId="55714F5C" ns2:textId="0D91B066">
       <w:pPr>
         <w:pStyle w:val="Prrafodelista"/>
         <w:numPr>
@@ -1182,16 +1182,16 @@
           <w:color w:val="000000"/>
           <w:kern w:val="0"/>
           <w:lang w:eastAsia="es-ES"/>
-          <w14:ligatures w14:val="none"/>
-        </w:rPr>
-      </w:pPr>
-      <w:r>
-        <w:rPr>
-          <w:rFonts w:ascii="Arial Narrow" w:eastAsia="Times New Roman" w:hAnsi="Arial Narrow" w:cs="Arial"/>
-          <w:color w:val="000000"/>
-          <w:kern w:val="0"/>
-          <w:lang w:eastAsia="es-ES"/>
-          <w14:ligatures w14:val="none"/>
+          <ns2:ligatures ns2:val="none"/>
+        </w:rPr>
+      </w:pPr>
+      <w:r>
+        <w:rPr>
+          <w:rFonts w:ascii="Arial Narrow" w:eastAsia="Times New Roman" w:hAnsi="Arial Narrow" w:cs="Arial"/>
+          <w:color w:val="000000"/>
+          <w:kern w:val="0"/>
+          <w:lang w:eastAsia="es-ES"/>
+          <ns2:ligatures ns2:val="none"/>
         </w:rPr>
         <w:t>El 3 de enero de 2025, solicitó a</w:t>
       </w:r>
@@ -1201,7 +1201,7 @@
           <w:color w:val="000000"/>
           <w:kern w:val="0"/>
           <w:lang w:eastAsia="es-ES"/>
-          <w14:ligatures w14:val="none"/>
+          <ns2:ligatures ns2:val="none"/>
         </w:rPr>
         <w:t xml:space="preserve">l Seguro Social de Salud (en adelante, </w:t>
       </w:r>
@@ -1211,7 +1211,7 @@
           <w:color w:val="000000"/>
           <w:kern w:val="0"/>
           <w:lang w:eastAsia="es-ES"/>
-          <w14:ligatures w14:val="none"/>
+          <ns2:ligatures ns2:val="none"/>
         </w:rPr>
         <w:t>EsSalud</w:t>
       </w:r>
@@ -1221,7 +1221,7 @@
           <w:color w:val="000000"/>
           <w:kern w:val="0"/>
           <w:lang w:eastAsia="es-ES"/>
-          <w14:ligatures w14:val="none"/>
+          <ns2:ligatures ns2:val="none"/>
         </w:rPr>
         <w:t>)</w:t>
       </w:r>
@@ -1231,7 +1231,7 @@
           <w:color w:val="000000"/>
           <w:kern w:val="0"/>
           <w:lang w:eastAsia="es-ES"/>
-          <w14:ligatures w14:val="none"/>
+          <ns2:ligatures ns2:val="none"/>
         </w:rPr>
         <w:t xml:space="preserve"> la documentación requerida por el </w:t>
       </w:r>
@@ -1241,7 +1241,7 @@
           <w:color w:val="000000"/>
           <w:kern w:val="0"/>
           <w:lang w:eastAsia="es-ES"/>
-          <w14:ligatures w14:val="none"/>
+          <ns2:ligatures ns2:val="none"/>
         </w:rPr>
         <w:t>Banco</w:t>
       </w:r>
@@ -1251,12 +1251,12 @@
           <w:color w:val="000000"/>
           <w:kern w:val="0"/>
           <w:lang w:eastAsia="es-ES"/>
-          <w14:ligatures w14:val="none"/>
+          <ns2:ligatures ns2:val="none"/>
         </w:rPr>
         <w:t xml:space="preserve"> y Pacífico, con un plazo estimado de entrega de 15 días hábiles. </w:t>
       </w:r>
     </w:p>
-    <w:p>
+    <w:p ns2:paraId="76FE54C2" ns2:textId="77777777">
       <w:pPr>
         <w:pStyle w:val="Prrafodelista"/>
         <w:spacing w:after="0" w:line="240" w:lineRule="auto"/>
@@ -1267,11 +1267,11 @@
           <w:color w:val="000000"/>
           <w:kern w:val="0"/>
           <w:lang w:eastAsia="es-ES"/>
-          <w14:ligatures w14:val="none"/>
-        </w:rPr>
-      </w:pPr>
-    </w:p>
-    <w:p>
+          <ns2:ligatures ns2:val="none"/>
+        </w:rPr>
+      </w:pPr>
+    </w:p>
+    <w:p ns2:paraId="16069C9A" ns2:textId="2F3A5619">
       <w:pPr>
         <w:pStyle w:val="Prrafodelista"/>
         <w:numPr>
@@ -1289,16 +1289,16 @@
           <w:color w:val="000000"/>
           <w:kern w:val="0"/>
           <w:lang w:eastAsia="es-ES"/>
-          <w14:ligatures w14:val="none"/>
-        </w:rPr>
-      </w:pPr>
-      <w:r>
-        <w:rPr>
-          <w:rFonts w:ascii="Arial Narrow" w:eastAsia="Times New Roman" w:hAnsi="Arial Narrow" w:cs="Arial"/>
-          <w:color w:val="000000"/>
-          <w:kern w:val="0"/>
-          <w:lang w:eastAsia="es-ES"/>
-          <w14:ligatures w14:val="none"/>
+          <ns2:ligatures ns2:val="none"/>
+        </w:rPr>
+      </w:pPr>
+      <w:r>
+        <w:rPr>
+          <w:rFonts w:ascii="Arial Narrow" w:eastAsia="Times New Roman" w:hAnsi="Arial Narrow" w:cs="Arial"/>
+          <w:color w:val="000000"/>
+          <w:kern w:val="0"/>
+          <w:lang w:eastAsia="es-ES"/>
+          <ns2:ligatures ns2:val="none"/>
         </w:rPr>
         <w:t xml:space="preserve">El 20 de enero de 2025, entregó al </w:t>
       </w:r>
@@ -1308,7 +1308,7 @@
           <w:color w:val="000000"/>
           <w:kern w:val="0"/>
           <w:lang w:eastAsia="es-ES"/>
-          <w14:ligatures w14:val="none"/>
+          <ns2:ligatures ns2:val="none"/>
         </w:rPr>
         <w:t xml:space="preserve">Banco </w:t>
       </w:r>
@@ -1318,7 +1318,7 @@
           <w:color w:val="000000"/>
           <w:kern w:val="0"/>
           <w:lang w:eastAsia="es-ES"/>
-          <w14:ligatures w14:val="none"/>
+          <ns2:ligatures ns2:val="none"/>
         </w:rPr>
         <w:t xml:space="preserve">los documentos originales </w:t>
       </w:r>
@@ -1328,7 +1328,7 @@
           <w:color w:val="000000"/>
           <w:kern w:val="0"/>
           <w:lang w:eastAsia="es-ES"/>
-          <w14:ligatures w14:val="none"/>
+          <ns2:ligatures ns2:val="none"/>
         </w:rPr>
         <w:t xml:space="preserve">requeridos </w:t>
       </w:r>
@@ -1338,7 +1338,7 @@
           <w:color w:val="000000"/>
           <w:kern w:val="0"/>
           <w:lang w:eastAsia="es-ES"/>
-          <w14:ligatures w14:val="none"/>
+          <ns2:ligatures ns2:val="none"/>
         </w:rPr>
         <w:t xml:space="preserve">y foliados, generándose el </w:t>
       </w:r>
@@ -1348,7 +1348,7 @@
           <w:color w:val="000000"/>
           <w:kern w:val="0"/>
           <w:lang w:eastAsia="es-ES"/>
-          <w14:ligatures w14:val="none"/>
+          <ns2:ligatures ns2:val="none"/>
         </w:rPr>
         <w:t>código</w:t>
       </w:r>
@@ -1358,7 +1358,7 @@
           <w:color w:val="000000"/>
           <w:kern w:val="0"/>
           <w:lang w:eastAsia="es-ES"/>
-          <w14:ligatures w14:val="none"/>
+          <ns2:ligatures ns2:val="none"/>
         </w:rPr>
         <w:t xml:space="preserve"> 250124103307 para su envío físico a Lima. </w:t>
       </w:r>
@@ -1368,12 +1368,12 @@
           <w:color w:val="000000"/>
           <w:kern w:val="0"/>
           <w:lang w:eastAsia="es-ES"/>
-          <w14:ligatures w14:val="none"/>
+          <ns2:ligatures ns2:val="none"/>
         </w:rPr>
         <w:t xml:space="preserve"> </w:t>
       </w:r>
     </w:p>
-    <w:p>
+    <w:p ns2:paraId="57D1BE98" ns2:textId="77777777">
       <w:pPr>
         <w:pStyle w:val="Prrafodelista"/>
         <w:spacing w:after="0" w:line="240" w:lineRule="auto"/>
@@ -1384,11 +1384,11 @@
           <w:color w:val="000000"/>
           <w:kern w:val="0"/>
           <w:lang w:eastAsia="es-ES"/>
-          <w14:ligatures w14:val="none"/>
-        </w:rPr>
-      </w:pPr>
-    </w:p>
-    <w:p>
+          <ns2:ligatures ns2:val="none"/>
+        </w:rPr>
+      </w:pPr>
+    </w:p>
+    <w:p ns2:paraId="297EF141" ns2:textId="24449A6B">
       <w:pPr>
         <w:pStyle w:val="Prrafodelista"/>
         <w:numPr>
@@ -1406,16 +1406,16 @@
           <w:color w:val="000000"/>
           <w:kern w:val="0"/>
           <w:lang w:eastAsia="es-ES"/>
-          <w14:ligatures w14:val="none"/>
-        </w:rPr>
-      </w:pPr>
-      <w:r>
-        <w:rPr>
-          <w:rFonts w:ascii="Arial Narrow" w:eastAsia="Times New Roman" w:hAnsi="Arial Narrow" w:cs="Arial"/>
-          <w:color w:val="000000"/>
-          <w:kern w:val="0"/>
-          <w:lang w:eastAsia="es-ES"/>
-          <w14:ligatures w14:val="none"/>
+          <ns2:ligatures ns2:val="none"/>
+        </w:rPr>
+      </w:pPr>
+      <w:r>
+        <w:rPr>
+          <w:rFonts w:ascii="Arial Narrow" w:eastAsia="Times New Roman" w:hAnsi="Arial Narrow" w:cs="Arial"/>
+          <w:color w:val="000000"/>
+          <w:kern w:val="0"/>
+          <w:lang w:eastAsia="es-ES"/>
+          <ns2:ligatures ns2:val="none"/>
         </w:rPr>
         <w:t xml:space="preserve">El 31 de enero de 2025, </w:t>
       </w:r>
@@ -1425,7 +1425,7 @@
           <w:color w:val="000000"/>
           <w:kern w:val="0"/>
           <w:lang w:eastAsia="es-ES"/>
-          <w14:ligatures w14:val="none"/>
+          <ns2:ligatures ns2:val="none"/>
         </w:rPr>
         <w:t xml:space="preserve">presentó la solicitud C36797594 </w:t>
       </w:r>
@@ -1435,7 +1435,7 @@
           <w:color w:val="000000"/>
           <w:kern w:val="0"/>
           <w:lang w:eastAsia="es-ES"/>
-          <w14:ligatures w14:val="none"/>
+          <ns2:ligatures ns2:val="none"/>
         </w:rPr>
         <w:t>de activación del Seguro de Desgravamen</w:t>
       </w:r>
@@ -1445,7 +1445,7 @@
           <w:color w:val="000000"/>
           <w:kern w:val="0"/>
           <w:lang w:eastAsia="es-ES"/>
-          <w14:ligatures w14:val="none"/>
+          <ns2:ligatures ns2:val="none"/>
         </w:rPr>
         <w:t xml:space="preserve"> por </w:t>
       </w:r>
@@ -1456,7 +1456,7 @@
           <w:kern w:val="0"/>
           <w:shd w:val="clear" w:color="auto" w:fill="FFFFFF"/>
           <w:lang w:eastAsia="es-PE"/>
-          <w14:ligatures w14:val="none"/>
+          <ns2:ligatures ns2:val="none"/>
         </w:rPr>
         <w:t>invalidez total y permanente por enfermedad</w:t>
       </w:r>
@@ -1466,7 +1466,7 @@
           <w:color w:val="000000"/>
           <w:kern w:val="0"/>
           <w:lang w:eastAsia="es-ES"/>
-          <w14:ligatures w14:val="none"/>
+          <ns2:ligatures ns2:val="none"/>
         </w:rPr>
         <w:t xml:space="preserve">. El 14 de febrero de 2025, los documentos </w:t>
       </w:r>
@@ -1476,7 +1476,7 @@
           <w:color w:val="000000"/>
           <w:kern w:val="0"/>
           <w:lang w:eastAsia="es-ES"/>
-          <w14:ligatures w14:val="none"/>
+          <ns2:ligatures ns2:val="none"/>
         </w:rPr>
         <w:t xml:space="preserve">requeridos </w:t>
       </w:r>
@@ -1486,7 +1486,7 @@
           <w:color w:val="000000"/>
           <w:kern w:val="0"/>
           <w:lang w:eastAsia="es-ES"/>
-          <w14:ligatures w14:val="none"/>
+          <ns2:ligatures ns2:val="none"/>
         </w:rPr>
         <w:t xml:space="preserve">fueron </w:t>
       </w:r>
@@ -1497,7 +1497,7 @@
           <w:color w:val="000000"/>
           <w:kern w:val="0"/>
           <w:lang w:eastAsia="es-ES"/>
-          <w14:ligatures w14:val="none"/>
+          <ns2:ligatures ns2:val="none"/>
         </w:rPr>
         <w:t>recepcionados</w:t>
       </w:r>
@@ -1508,7 +1508,7 @@
           <w:color w:val="000000"/>
           <w:kern w:val="0"/>
           <w:lang w:eastAsia="es-ES"/>
-          <w14:ligatures w14:val="none"/>
+          <ns2:ligatures ns2:val="none"/>
         </w:rPr>
         <w:t xml:space="preserve"> por Pacífico, conforme </w:t>
       </w:r>
@@ -1518,7 +1518,7 @@
           <w:color w:val="000000"/>
           <w:kern w:val="0"/>
           <w:lang w:eastAsia="es-ES"/>
-          <w14:ligatures w14:val="none"/>
+          <ns2:ligatures ns2:val="none"/>
         </w:rPr>
         <w:t>le</w:t>
       </w:r>
@@ -1528,7 +1528,7 @@
           <w:color w:val="000000"/>
           <w:kern w:val="0"/>
           <w:lang w:eastAsia="es-ES"/>
-          <w14:ligatures w14:val="none"/>
+          <ns2:ligatures ns2:val="none"/>
         </w:rPr>
         <w:t xml:space="preserve"> </w:t>
       </w:r>
@@ -1538,7 +1538,7 @@
           <w:color w:val="000000"/>
           <w:kern w:val="0"/>
           <w:lang w:eastAsia="es-ES"/>
-          <w14:ligatures w14:val="none"/>
+          <ns2:ligatures ns2:val="none"/>
         </w:rPr>
         <w:t>confirmaron vía</w:t>
       </w:r>
@@ -1548,12 +1548,12 @@
           <w:color w:val="000000"/>
           <w:kern w:val="0"/>
           <w:lang w:eastAsia="es-ES"/>
-          <w14:ligatures w14:val="none"/>
+          <ns2:ligatures ns2:val="none"/>
         </w:rPr>
         <w:t xml:space="preserve"> WhatsApp del 4 de marzo de 2025. </w:t>
       </w:r>
     </w:p>
-    <w:p>
+    <w:p ns2:paraId="669A9BBA" ns2:textId="77777777">
       <w:pPr>
         <w:pStyle w:val="Prrafodelista"/>
         <w:spacing w:after="0" w:line="240" w:lineRule="auto"/>
@@ -1564,11 +1564,11 @@
           <w:color w:val="000000"/>
           <w:kern w:val="0"/>
           <w:lang w:eastAsia="es-ES"/>
-          <w14:ligatures w14:val="none"/>
-        </w:rPr>
-      </w:pPr>
-    </w:p>
-    <w:p>
+          <ns2:ligatures ns2:val="none"/>
+        </w:rPr>
+      </w:pPr>
+    </w:p>
+    <w:p ns2:paraId="54551CCA" ns2:textId="58147886">
       <w:pPr>
         <w:pStyle w:val="Prrafodelista"/>
         <w:numPr>
@@ -1586,16 +1586,16 @@
           <w:color w:val="000000"/>
           <w:kern w:val="0"/>
           <w:lang w:eastAsia="es-ES"/>
-          <w14:ligatures w14:val="none"/>
-        </w:rPr>
-      </w:pPr>
-      <w:r>
-        <w:rPr>
-          <w:rFonts w:ascii="Arial Narrow" w:eastAsia="Times New Roman" w:hAnsi="Arial Narrow" w:cs="Arial"/>
-          <w:color w:val="000000"/>
-          <w:kern w:val="0"/>
-          <w:lang w:eastAsia="es-ES"/>
-          <w14:ligatures w14:val="none"/>
+          <ns2:ligatures ns2:val="none"/>
+        </w:rPr>
+      </w:pPr>
+      <w:r>
+        <w:rPr>
+          <w:rFonts w:ascii="Arial Narrow" w:eastAsia="Times New Roman" w:hAnsi="Arial Narrow" w:cs="Arial"/>
+          <w:color w:val="000000"/>
+          <w:kern w:val="0"/>
+          <w:lang w:eastAsia="es-ES"/>
+          <ns2:ligatures ns2:val="none"/>
         </w:rPr>
         <w:t>El 4 de marzo de 2025, recibió un correo de Pacífico Seguros solicitando nuevamente los mismos documentos, esta vez actualizados a febrero de 2025. Ese mismo día, se comunicó vía WhatsApp con un asesor</w:t>
       </w:r>
@@ -1605,7 +1605,7 @@
           <w:color w:val="000000"/>
           <w:kern w:val="0"/>
           <w:lang w:eastAsia="es-ES"/>
-          <w14:ligatures w14:val="none"/>
+          <ns2:ligatures ns2:val="none"/>
         </w:rPr>
         <w:t xml:space="preserve"> de la compañía aseguradora</w:t>
       </w:r>
@@ -1615,12 +1615,12 @@
           <w:color w:val="000000"/>
           <w:kern w:val="0"/>
           <w:lang w:eastAsia="es-ES"/>
-          <w14:ligatures w14:val="none"/>
+          <ns2:ligatures ns2:val="none"/>
         </w:rPr>
         <w:t xml:space="preserve">, quien verificó que los documentos ya estaban en su poder y confirmó que el plazo de atención era de 30 días calendario a partir del 14 de febrero de 2025. </w:t>
       </w:r>
     </w:p>
-    <w:p>
+    <w:p ns2:paraId="51F52E93" ns2:textId="77777777">
       <w:pPr>
         <w:pStyle w:val="Prrafodelista"/>
         <w:spacing w:after="0" w:line="240" w:lineRule="auto"/>
@@ -1631,11 +1631,11 @@
           <w:color w:val="000000"/>
           <w:kern w:val="0"/>
           <w:lang w:eastAsia="es-ES"/>
-          <w14:ligatures w14:val="none"/>
-        </w:rPr>
-      </w:pPr>
-    </w:p>
-    <w:p>
+          <ns2:ligatures ns2:val="none"/>
+        </w:rPr>
+      </w:pPr>
+    </w:p>
+    <w:p ns2:paraId="4F8F5483" ns2:textId="08B70053">
       <w:pPr>
         <w:pStyle w:val="Prrafodelista"/>
         <w:numPr>
@@ -1653,16 +1653,16 @@
           <w:color w:val="000000"/>
           <w:kern w:val="0"/>
           <w:lang w:eastAsia="es-ES"/>
-          <w14:ligatures w14:val="none"/>
-        </w:rPr>
-      </w:pPr>
-      <w:r>
-        <w:rPr>
-          <w:rFonts w:ascii="Arial Narrow" w:eastAsia="Times New Roman" w:hAnsi="Arial Narrow" w:cs="Arial"/>
-          <w:color w:val="000000"/>
-          <w:kern w:val="0"/>
-          <w:lang w:eastAsia="es-ES"/>
-          <w14:ligatures w14:val="none"/>
+          <ns2:ligatures ns2:val="none"/>
+        </w:rPr>
+      </w:pPr>
+      <w:r>
+        <w:rPr>
+          <w:rFonts w:ascii="Arial Narrow" w:eastAsia="Times New Roman" w:hAnsi="Arial Narrow" w:cs="Arial"/>
+          <w:color w:val="000000"/>
+          <w:kern w:val="0"/>
+          <w:lang w:eastAsia="es-ES"/>
+          <ns2:ligatures ns2:val="none"/>
         </w:rPr>
         <w:t xml:space="preserve">El 12 de marzo de 2025, consultó </w:t>
       </w:r>
@@ -1672,7 +1672,7 @@
           <w:color w:val="000000"/>
           <w:kern w:val="0"/>
           <w:lang w:eastAsia="es-ES"/>
-          <w14:ligatures w14:val="none"/>
+          <ns2:ligatures ns2:val="none"/>
         </w:rPr>
         <w:t xml:space="preserve">a Pacífico </w:t>
       </w:r>
@@ -1682,7 +1682,7 @@
           <w:color w:val="000000"/>
           <w:kern w:val="0"/>
           <w:lang w:eastAsia="es-ES"/>
-          <w14:ligatures w14:val="none"/>
+          <ns2:ligatures ns2:val="none"/>
         </w:rPr>
         <w:t xml:space="preserve">el estado del caso vía WhatsApp, recibiendo como respuesta que el plazo aún no culminaba. El 14 de marzo de 2025, al vencer el plazo, se comunicó nuevamente, y </w:t>
       </w:r>
@@ -1692,7 +1692,7 @@
           <w:color w:val="000000"/>
           <w:kern w:val="0"/>
           <w:lang w:eastAsia="es-ES"/>
-          <w14:ligatures w14:val="none"/>
+          <ns2:ligatures ns2:val="none"/>
         </w:rPr>
         <w:t>un</w:t>
       </w:r>
@@ -1702,7 +1702,7 @@
           <w:color w:val="000000"/>
           <w:kern w:val="0"/>
           <w:lang w:eastAsia="es-ES"/>
-          <w14:ligatures w14:val="none"/>
+          <ns2:ligatures ns2:val="none"/>
         </w:rPr>
         <w:t xml:space="preserve"> asesor </w:t>
       </w:r>
@@ -1712,7 +1712,7 @@
           <w:color w:val="000000"/>
           <w:kern w:val="0"/>
           <w:lang w:eastAsia="es-ES"/>
-          <w14:ligatures w14:val="none"/>
+          <ns2:ligatures ns2:val="none"/>
         </w:rPr>
         <w:t xml:space="preserve">de Pacífico </w:t>
       </w:r>
@@ -1722,7 +1722,7 @@
           <w:color w:val="000000"/>
           <w:kern w:val="0"/>
           <w:lang w:eastAsia="es-ES"/>
-          <w14:ligatures w14:val="none"/>
+          <ns2:ligatures ns2:val="none"/>
         </w:rPr>
         <w:t xml:space="preserve">reconoció el </w:t>
       </w:r>
@@ -1732,7 +1732,7 @@
           <w:color w:val="000000"/>
           <w:kern w:val="0"/>
           <w:lang w:eastAsia="es-ES"/>
-          <w14:ligatures w14:val="none"/>
+          <ns2:ligatures ns2:val="none"/>
         </w:rPr>
         <w:t>vencimiento</w:t>
       </w:r>
@@ -1742,7 +1742,7 @@
           <w:color w:val="000000"/>
           <w:kern w:val="0"/>
           <w:lang w:eastAsia="es-ES"/>
-          <w14:ligatures w14:val="none"/>
+          <ns2:ligatures ns2:val="none"/>
         </w:rPr>
         <w:t xml:space="preserve">, comprometiéndose a resolverlo a la brevedad. </w:t>
       </w:r>
@@ -1752,12 +1752,12 @@
           <w:color w:val="000000"/>
           <w:kern w:val="0"/>
           <w:lang w:eastAsia="es-ES"/>
-          <w14:ligatures w14:val="none"/>
+          <ns2:ligatures ns2:val="none"/>
         </w:rPr>
         <w:t xml:space="preserve"> </w:t>
       </w:r>
     </w:p>
-    <w:p>
+    <w:p ns2:paraId="3CD2CF78" ns2:textId="77777777">
       <w:pPr>
         <w:pStyle w:val="Prrafodelista"/>
         <w:spacing w:after="0" w:line="240" w:lineRule="auto"/>
@@ -1768,11 +1768,11 @@
           <w:color w:val="000000"/>
           <w:kern w:val="0"/>
           <w:lang w:eastAsia="es-ES"/>
-          <w14:ligatures w14:val="none"/>
-        </w:rPr>
-      </w:pPr>
-    </w:p>
-    <w:p>
+          <ns2:ligatures ns2:val="none"/>
+        </w:rPr>
+      </w:pPr>
+    </w:p>
+    <w:p ns2:paraId="7E6E0941" ns2:textId="66C0A75A">
       <w:pPr>
         <w:pStyle w:val="Prrafodelista"/>
         <w:numPr>
@@ -1790,16 +1790,16 @@
           <w:color w:val="000000"/>
           <w:kern w:val="0"/>
           <w:lang w:eastAsia="es-ES"/>
-          <w14:ligatures w14:val="none"/>
-        </w:rPr>
-      </w:pPr>
-      <w:r>
-        <w:rPr>
-          <w:rFonts w:ascii="Arial Narrow" w:eastAsia="Times New Roman" w:hAnsi="Arial Narrow" w:cs="Arial"/>
-          <w:color w:val="000000"/>
-          <w:kern w:val="0"/>
-          <w:lang w:eastAsia="es-ES"/>
-          <w14:ligatures w14:val="none"/>
+          <ns2:ligatures ns2:val="none"/>
+        </w:rPr>
+      </w:pPr>
+      <w:r>
+        <w:rPr>
+          <w:rFonts w:ascii="Arial Narrow" w:eastAsia="Times New Roman" w:hAnsi="Arial Narrow" w:cs="Arial"/>
+          <w:color w:val="000000"/>
+          <w:kern w:val="0"/>
+          <w:lang w:eastAsia="es-ES"/>
+          <ns2:ligatures ns2:val="none"/>
         </w:rPr>
         <w:t xml:space="preserve">El </w:t>
       </w:r>
@@ -1810,7 +1810,7 @@
           <w:color w:val="000000"/>
           <w:kern w:val="0"/>
           <w:lang w:eastAsia="es-ES"/>
-          <w14:ligatures w14:val="none"/>
+          <ns2:ligatures ns2:val="none"/>
         </w:rPr>
         <w:t xml:space="preserve">17 de marzo de 2025, luego de tres días sin solución, reiteró la consulta </w:t>
       </w:r>
@@ -1820,7 +1820,7 @@
           <w:color w:val="000000"/>
           <w:kern w:val="0"/>
           <w:lang w:eastAsia="es-ES"/>
-          <w14:ligatures w14:val="none"/>
+          <ns2:ligatures ns2:val="none"/>
         </w:rPr>
         <w:t xml:space="preserve">a Pacífico </w:t>
       </w:r>
@@ -1830,7 +1830,7 @@
           <w:color w:val="000000"/>
           <w:kern w:val="0"/>
           <w:lang w:eastAsia="es-ES"/>
-          <w14:ligatures w14:val="none"/>
+          <ns2:ligatures ns2:val="none"/>
         </w:rPr>
         <w:t xml:space="preserve">vía WhatsApp, obteniendo como respuesta que se generaría un reporte </w:t>
       </w:r>
@@ -1840,7 +1840,7 @@
           <w:color w:val="000000"/>
           <w:kern w:val="0"/>
           <w:lang w:eastAsia="es-ES"/>
-          <w14:ligatures w14:val="none"/>
+          <ns2:ligatures ns2:val="none"/>
         </w:rPr>
         <w:t>con la solicitud </w:t>
       </w:r>
@@ -1850,7 +1850,7 @@
           <w:color w:val="000000"/>
           <w:kern w:val="0"/>
           <w:lang w:eastAsia="es-ES"/>
-          <w14:ligatures w14:val="none"/>
+          <ns2:ligatures ns2:val="none"/>
         </w:rPr>
         <w:t xml:space="preserve"> SS-0025768062</w:t>
       </w:r>
@@ -1861,12 +1861,12 @@
           <w:color w:val="000000"/>
           <w:kern w:val="0"/>
           <w:lang w:eastAsia="es-ES"/>
-          <w14:ligatures w14:val="none"/>
+          <ns2:ligatures ns2:val="none"/>
         </w:rPr>
         <w:t xml:space="preserve">. </w:t>
       </w:r>
     </w:p>
-    <w:p>
+    <w:p ns2:paraId="094AABE7" ns2:textId="77777777">
       <w:pPr>
         <w:pStyle w:val="Prrafodelista"/>
         <w:spacing w:after="0" w:line="240" w:lineRule="auto"/>
@@ -1877,11 +1877,11 @@
           <w:color w:val="000000"/>
           <w:kern w:val="0"/>
           <w:lang w:eastAsia="es-ES"/>
-          <w14:ligatures w14:val="none"/>
-        </w:rPr>
-      </w:pPr>
-    </w:p>
-    <w:p>
+          <ns2:ligatures ns2:val="none"/>
+        </w:rPr>
+      </w:pPr>
+    </w:p>
+    <w:p ns2:paraId="119C2429" ns2:textId="075B534F">
       <w:pPr>
         <w:pStyle w:val="Prrafodelista"/>
         <w:numPr>
@@ -1899,16 +1899,16 @@
           <w:color w:val="000000"/>
           <w:kern w:val="0"/>
           <w:lang w:eastAsia="es-ES"/>
-          <w14:ligatures w14:val="none"/>
-        </w:rPr>
-      </w:pPr>
-      <w:r>
-        <w:rPr>
-          <w:rFonts w:ascii="Arial Narrow" w:eastAsia="Times New Roman" w:hAnsi="Arial Narrow" w:cs="Arial"/>
-          <w:color w:val="000000"/>
-          <w:kern w:val="0"/>
-          <w:lang w:eastAsia="es-ES"/>
-          <w14:ligatures w14:val="none"/>
+          <ns2:ligatures ns2:val="none"/>
+        </w:rPr>
+      </w:pPr>
+      <w:r>
+        <w:rPr>
+          <w:rFonts w:ascii="Arial Narrow" w:eastAsia="Times New Roman" w:hAnsi="Arial Narrow" w:cs="Arial"/>
+          <w:color w:val="000000"/>
+          <w:kern w:val="0"/>
+          <w:lang w:eastAsia="es-ES"/>
+          <ns2:ligatures ns2:val="none"/>
         </w:rPr>
         <w:t xml:space="preserve">El 18 de marzo de 2025, al insistir, </w:t>
       </w:r>
@@ -1918,7 +1918,7 @@
           <w:color w:val="000000"/>
           <w:kern w:val="0"/>
           <w:lang w:eastAsia="es-ES"/>
-          <w14:ligatures w14:val="none"/>
+          <ns2:ligatures ns2:val="none"/>
         </w:rPr>
         <w:t xml:space="preserve">Pacífico </w:t>
       </w:r>
@@ -1928,7 +1928,7 @@
           <w:color w:val="000000"/>
           <w:kern w:val="0"/>
           <w:lang w:eastAsia="es-ES"/>
-          <w14:ligatures w14:val="none"/>
+          <ns2:ligatures ns2:val="none"/>
         </w:rPr>
         <w:t xml:space="preserve">le </w:t>
       </w:r>
@@ -1938,7 +1938,7 @@
           <w:color w:val="000000"/>
           <w:kern w:val="0"/>
           <w:lang w:eastAsia="es-ES"/>
-          <w14:ligatures w14:val="none"/>
+          <ns2:ligatures ns2:val="none"/>
         </w:rPr>
         <w:t>indicó</w:t>
       </w:r>
@@ -1948,7 +1948,7 @@
           <w:color w:val="000000"/>
           <w:kern w:val="0"/>
           <w:lang w:eastAsia="es-ES"/>
-          <w14:ligatures w14:val="none"/>
+          <ns2:ligatures ns2:val="none"/>
         </w:rPr>
         <w:t xml:space="preserve"> que </w:t>
       </w:r>
@@ -1958,7 +1958,7 @@
           <w:color w:val="000000"/>
           <w:kern w:val="0"/>
           <w:lang w:eastAsia="es-ES"/>
-          <w14:ligatures w14:val="none"/>
+          <ns2:ligatures ns2:val="none"/>
         </w:rPr>
         <w:t>su</w:t>
       </w:r>
@@ -1968,12 +1968,12 @@
           <w:color w:val="000000"/>
           <w:kern w:val="0"/>
           <w:lang w:eastAsia="es-ES"/>
-          <w14:ligatures w14:val="none"/>
+          <ns2:ligatures ns2:val="none"/>
         </w:rPr>
         <w:t xml:space="preserve"> solicitud estaba en revisión y que debía esperar. El 20 de marzo de 2025, al consultar nuevamente, le informaron que el caso estaba en evaluación y que se había establecido un nuevo plazo de 10 días hábiles. </w:t>
       </w:r>
     </w:p>
-    <w:p>
+    <w:p ns2:paraId="3277D276" ns2:textId="77777777">
       <w:pPr>
         <w:pStyle w:val="Prrafodelista"/>
         <w:spacing w:after="0" w:line="240" w:lineRule="auto"/>
@@ -1984,11 +1984,11 @@
           <w:color w:val="000000"/>
           <w:kern w:val="0"/>
           <w:lang w:eastAsia="es-ES"/>
-          <w14:ligatures w14:val="none"/>
-        </w:rPr>
-      </w:pPr>
-    </w:p>
-    <w:p>
+          <ns2:ligatures ns2:val="none"/>
+        </w:rPr>
+      </w:pPr>
+    </w:p>
+    <w:p ns2:paraId="2434D2F2" ns2:textId="06317FD5">
       <w:pPr>
         <w:pStyle w:val="Prrafodelista"/>
         <w:numPr>
@@ -2006,16 +2006,16 @@
           <w:color w:val="000000"/>
           <w:kern w:val="0"/>
           <w:lang w:eastAsia="es-ES"/>
-          <w14:ligatures w14:val="none"/>
-        </w:rPr>
-      </w:pPr>
-      <w:r>
-        <w:rPr>
-          <w:rFonts w:ascii="Arial Narrow" w:eastAsia="Times New Roman" w:hAnsi="Arial Narrow" w:cs="Arial"/>
-          <w:color w:val="000000"/>
-          <w:kern w:val="0"/>
-          <w:lang w:eastAsia="es-ES"/>
-          <w14:ligatures w14:val="none"/>
+          <ns2:ligatures ns2:val="none"/>
+        </w:rPr>
+      </w:pPr>
+      <w:r>
+        <w:rPr>
+          <w:rFonts w:ascii="Arial Narrow" w:eastAsia="Times New Roman" w:hAnsi="Arial Narrow" w:cs="Arial"/>
+          <w:color w:val="000000"/>
+          <w:kern w:val="0"/>
+          <w:lang w:eastAsia="es-ES"/>
+          <ns2:ligatures ns2:val="none"/>
         </w:rPr>
         <w:t xml:space="preserve">El 24 de marzo de 2025, manifestó su inconformidad por la demora de más de 40 días, a lo que el asesor </w:t>
       </w:r>
@@ -2025,7 +2025,7 @@
           <w:color w:val="000000"/>
           <w:kern w:val="0"/>
           <w:lang w:eastAsia="es-ES"/>
-          <w14:ligatures w14:val="none"/>
+          <ns2:ligatures ns2:val="none"/>
         </w:rPr>
         <w:t xml:space="preserve">de Pacífico </w:t>
       </w:r>
@@ -2035,7 +2035,7 @@
           <w:color w:val="000000"/>
           <w:kern w:val="0"/>
           <w:lang w:eastAsia="es-ES"/>
-          <w14:ligatures w14:val="none"/>
+          <ns2:ligatures ns2:val="none"/>
         </w:rPr>
         <w:t xml:space="preserve">respondió que debía esperar hasta el 31 de marzo. El 26 de marzo de 2025, al seguir sin respuesta, reiteró su </w:t>
       </w:r>
@@ -2045,7 +2045,7 @@
           <w:color w:val="000000"/>
           <w:kern w:val="0"/>
           <w:lang w:eastAsia="es-ES"/>
-          <w14:ligatures w14:val="none"/>
+          <ns2:ligatures ns2:val="none"/>
         </w:rPr>
         <w:t>pedido</w:t>
       </w:r>
@@ -2055,12 +2055,12 @@
           <w:color w:val="000000"/>
           <w:kern w:val="0"/>
           <w:lang w:eastAsia="es-ES"/>
-          <w14:ligatures w14:val="none"/>
+          <ns2:ligatures ns2:val="none"/>
         </w:rPr>
         <w:t xml:space="preserve"> vía WhatsApp, recibiendo la misma información sobre la evaluación en curso. </w:t>
       </w:r>
     </w:p>
-    <w:p>
+    <w:p ns2:paraId="5B68A71E" ns2:textId="77777777">
       <w:pPr>
         <w:pStyle w:val="Prrafodelista"/>
         <w:spacing w:after="0" w:line="240" w:lineRule="auto"/>
@@ -2071,11 +2071,11 @@
           <w:color w:val="000000"/>
           <w:kern w:val="0"/>
           <w:lang w:eastAsia="es-ES"/>
-          <w14:ligatures w14:val="none"/>
-        </w:rPr>
-      </w:pPr>
-    </w:p>
-    <w:p>
+          <ns2:ligatures ns2:val="none"/>
+        </w:rPr>
+      </w:pPr>
+    </w:p>
+    <w:p ns2:paraId="61B4323F" ns2:textId="4D617DD7">
       <w:pPr>
         <w:pStyle w:val="Prrafodelista"/>
         <w:numPr>
@@ -2093,16 +2093,16 @@
           <w:color w:val="000000"/>
           <w:kern w:val="0"/>
           <w:lang w:eastAsia="es-ES"/>
-          <w14:ligatures w14:val="none"/>
-        </w:rPr>
-      </w:pPr>
-      <w:r>
-        <w:rPr>
-          <w:rFonts w:ascii="Arial Narrow" w:eastAsia="Times New Roman" w:hAnsi="Arial Narrow" w:cs="Arial"/>
-          <w:color w:val="000000"/>
-          <w:kern w:val="0"/>
-          <w:lang w:eastAsia="es-ES"/>
-          <w14:ligatures w14:val="none"/>
+          <ns2:ligatures ns2:val="none"/>
+        </w:rPr>
+      </w:pPr>
+      <w:r>
+        <w:rPr>
+          <w:rFonts w:ascii="Arial Narrow" w:eastAsia="Times New Roman" w:hAnsi="Arial Narrow" w:cs="Arial"/>
+          <w:color w:val="000000"/>
+          <w:kern w:val="0"/>
+          <w:lang w:eastAsia="es-ES"/>
+          <ns2:ligatures ns2:val="none"/>
         </w:rPr>
         <w:t xml:space="preserve">El 28 de marzo de 2025, le </w:t>
       </w:r>
@@ -2112,7 +2112,7 @@
           <w:color w:val="000000"/>
           <w:kern w:val="0"/>
           <w:lang w:eastAsia="es-ES"/>
-          <w14:ligatures w14:val="none"/>
+          <ns2:ligatures ns2:val="none"/>
         </w:rPr>
         <w:t>indicaron que podía</w:t>
       </w:r>
@@ -2122,7 +2122,7 @@
           <w:color w:val="000000"/>
           <w:kern w:val="0"/>
           <w:lang w:eastAsia="es-ES"/>
-          <w14:ligatures w14:val="none"/>
+          <ns2:ligatures ns2:val="none"/>
         </w:rPr>
         <w:t xml:space="preserve"> presentar un reclamo, con un plazo adicional de 15 días hábiles. </w:t>
       </w:r>
@@ -2132,7 +2132,7 @@
           <w:color w:val="000000"/>
           <w:kern w:val="0"/>
           <w:lang w:eastAsia="es-ES"/>
-          <w14:ligatures w14:val="none"/>
+          <ns2:ligatures ns2:val="none"/>
         </w:rPr>
         <w:t>Posteriormente</w:t>
       </w:r>
@@ -2142,7 +2142,7 @@
           <w:color w:val="000000"/>
           <w:kern w:val="0"/>
           <w:lang w:eastAsia="es-ES"/>
-          <w14:ligatures w14:val="none"/>
+          <ns2:ligatures ns2:val="none"/>
         </w:rPr>
         <w:t>, recibió un correo de Pacífico Seguros solicitando nuevamente la documentación actualizada a febrero de 2025. El 2 de abril de 2025, luego de</w:t>
       </w:r>
@@ -2152,7 +2152,7 @@
           <w:color w:val="000000"/>
           <w:kern w:val="0"/>
           <w:lang w:eastAsia="es-ES"/>
-          <w14:ligatures w14:val="none"/>
+          <ns2:ligatures ns2:val="none"/>
         </w:rPr>
         <w:t xml:space="preserve"> realizar</w:t>
       </w:r>
@@ -2162,7 +2162,7 @@
           <w:color w:val="000000"/>
           <w:kern w:val="0"/>
           <w:lang w:eastAsia="es-ES"/>
-          <w14:ligatures w14:val="none"/>
+          <ns2:ligatures ns2:val="none"/>
         </w:rPr>
         <w:t xml:space="preserve"> llamadas, se </w:t>
       </w:r>
@@ -2172,7 +2172,7 @@
           <w:color w:val="000000"/>
           <w:kern w:val="0"/>
           <w:lang w:eastAsia="es-ES"/>
-          <w14:ligatures w14:val="none"/>
+          <ns2:ligatures ns2:val="none"/>
         </w:rPr>
         <w:t>generó</w:t>
       </w:r>
@@ -2182,7 +2182,7 @@
           <w:color w:val="000000"/>
           <w:kern w:val="0"/>
           <w:lang w:eastAsia="es-ES"/>
-          <w14:ligatures w14:val="none"/>
+          <ns2:ligatures ns2:val="none"/>
         </w:rPr>
         <w:t xml:space="preserve"> </w:t>
       </w:r>
@@ -2192,7 +2192,7 @@
           <w:color w:val="000000"/>
           <w:kern w:val="0"/>
           <w:lang w:eastAsia="es-ES"/>
-          <w14:ligatures w14:val="none"/>
+          <ns2:ligatures ns2:val="none"/>
         </w:rPr>
         <w:t xml:space="preserve">la solicitud </w:t>
       </w:r>
@@ -2202,7 +2202,7 @@
           <w:color w:val="000000"/>
           <w:kern w:val="0"/>
           <w:lang w:eastAsia="es-ES"/>
-          <w14:ligatures w14:val="none"/>
+          <ns2:ligatures ns2:val="none"/>
         </w:rPr>
         <w:t xml:space="preserve">de reclamo </w:t>
       </w:r>
@@ -2212,7 +2212,7 @@
           <w:color w:val="000000"/>
           <w:kern w:val="0"/>
           <w:lang w:eastAsia="es-ES"/>
-          <w14:ligatures w14:val="none"/>
+          <ns2:ligatures ns2:val="none"/>
         </w:rPr>
         <w:t xml:space="preserve"/>
       </w:r>
@@ -2222,7 +2222,7 @@
           <w:color w:val="000000"/>
           <w:kern w:val="0"/>
           <w:lang w:eastAsia="es-ES"/>
-          <w14:ligatures w14:val="none"/>
+          <ns2:ligatures ns2:val="none"/>
         </w:rPr>
         <w:t xml:space="preserve">SS-0026358160 con un plazo de </w:t>
       </w:r>
@@ -2232,7 +2232,7 @@
           <w:color w:val="000000"/>
           <w:kern w:val="0"/>
           <w:lang w:eastAsia="es-ES"/>
-          <w14:ligatures w14:val="none"/>
+          <ns2:ligatures ns2:val="none"/>
         </w:rPr>
         <w:t xml:space="preserve">respuesta de </w:t>
       </w:r>
@@ -2242,12 +2242,12 @@
           <w:color w:val="000000"/>
           <w:kern w:val="0"/>
           <w:lang w:eastAsia="es-ES"/>
-          <w14:ligatures w14:val="none"/>
+          <ns2:ligatures ns2:val="none"/>
         </w:rPr>
         <w:t xml:space="preserve">12 días. </w:t>
       </w:r>
     </w:p>
-    <w:p>
+    <w:p ns2:paraId="54097709" ns2:textId="77777777">
       <w:pPr>
         <w:pStyle w:val="Prrafodelista"/>
         <w:spacing w:after="0" w:line="240" w:lineRule="auto"/>
@@ -2258,11 +2258,11 @@
           <w:color w:val="000000"/>
           <w:kern w:val="0"/>
           <w:lang w:eastAsia="es-ES"/>
-          <w14:ligatures w14:val="none"/>
-        </w:rPr>
-      </w:pPr>
-    </w:p>
-    <w:p>
+          <ns2:ligatures ns2:val="none"/>
+        </w:rPr>
+      </w:pPr>
+    </w:p>
+    <w:p ns2:paraId="49A85333" ns2:textId="61F05E36">
       <w:pPr>
         <w:pStyle w:val="Prrafodelista"/>
         <w:numPr>
@@ -2280,16 +2280,16 @@
           <w:color w:val="000000"/>
           <w:kern w:val="0"/>
           <w:lang w:eastAsia="es-ES"/>
-          <w14:ligatures w14:val="none"/>
-        </w:rPr>
-      </w:pPr>
-      <w:r>
-        <w:rPr>
-          <w:rFonts w:ascii="Arial Narrow" w:eastAsia="Times New Roman" w:hAnsi="Arial Narrow" w:cs="Arial"/>
-          <w:color w:val="000000"/>
-          <w:kern w:val="0"/>
-          <w:lang w:eastAsia="es-ES"/>
-          <w14:ligatures w14:val="none"/>
+          <ns2:ligatures ns2:val="none"/>
+        </w:rPr>
+      </w:pPr>
+      <w:r>
+        <w:rPr>
+          <w:rFonts w:ascii="Arial Narrow" w:eastAsia="Times New Roman" w:hAnsi="Arial Narrow" w:cs="Arial"/>
+          <w:color w:val="000000"/>
+          <w:kern w:val="0"/>
+          <w:lang w:eastAsia="es-ES"/>
+          <ns2:ligatures ns2:val="none"/>
         </w:rPr>
         <w:t>El 16 de abril de 2025, al no recibir respuesta dentro del plazo</w:t>
       </w:r>
@@ -2299,7 +2299,7 @@
           <w:color w:val="000000"/>
           <w:kern w:val="0"/>
           <w:lang w:eastAsia="es-ES"/>
-          <w14:ligatures w14:val="none"/>
+          <ns2:ligatures ns2:val="none"/>
         </w:rPr>
         <w:t xml:space="preserve"> de Pacífico</w:t>
       </w:r>
@@ -2309,7 +2309,7 @@
           <w:color w:val="000000"/>
           <w:kern w:val="0"/>
           <w:lang w:eastAsia="es-ES"/>
-          <w14:ligatures w14:val="none"/>
+          <ns2:ligatures ns2:val="none"/>
         </w:rPr>
         <w:t xml:space="preserve">, consultó vía WhatsApp, </w:t>
       </w:r>
@@ -2319,7 +2319,7 @@
           <w:color w:val="000000"/>
           <w:kern w:val="0"/>
           <w:lang w:eastAsia="es-ES"/>
-          <w14:ligatures w14:val="none"/>
+          <ns2:ligatures ns2:val="none"/>
         </w:rPr>
         <w:t>y le indicaron</w:t>
       </w:r>
@@ -2329,7 +2329,7 @@
           <w:color w:val="000000"/>
           <w:kern w:val="0"/>
           <w:lang w:eastAsia="es-ES"/>
-          <w14:ligatures w14:val="none"/>
+          <ns2:ligatures ns2:val="none"/>
         </w:rPr>
         <w:t xml:space="preserve"> que </w:t>
       </w:r>
@@ -2339,7 +2339,7 @@
           <w:color w:val="000000"/>
           <w:kern w:val="0"/>
           <w:lang w:eastAsia="es-ES"/>
-          <w14:ligatures w14:val="none"/>
+          <ns2:ligatures ns2:val="none"/>
         </w:rPr>
         <w:t xml:space="preserve">esperara hasta </w:t>
       </w:r>
@@ -2349,7 +2349,7 @@
           <w:color w:val="000000"/>
           <w:kern w:val="0"/>
           <w:lang w:eastAsia="es-ES"/>
-          <w14:ligatures w14:val="none"/>
+          <ns2:ligatures ns2:val="none"/>
         </w:rPr>
         <w:t xml:space="preserve">el 22 de abril. El 21 de abril de 2025, al estar próximo el vencimiento, reiteró su </w:t>
       </w:r>
@@ -2359,7 +2359,7 @@
           <w:color w:val="000000"/>
           <w:kern w:val="0"/>
           <w:lang w:eastAsia="es-ES"/>
-          <w14:ligatures w14:val="none"/>
+          <ns2:ligatures ns2:val="none"/>
         </w:rPr>
         <w:t>solicitud</w:t>
       </w:r>
@@ -2369,12 +2369,12 @@
           <w:color w:val="000000"/>
           <w:kern w:val="0"/>
           <w:lang w:eastAsia="es-ES"/>
-          <w14:ligatures w14:val="none"/>
+          <ns2:ligatures ns2:val="none"/>
         </w:rPr>
         <w:t xml:space="preserve">, recibiendo como respuesta que el caso seguía en evaluación. </w:t>
       </w:r>
     </w:p>
-    <w:p>
+    <w:p ns2:paraId="01CB0EAE" ns2:textId="77777777">
       <w:pPr>
         <w:pStyle w:val="Prrafodelista"/>
         <w:spacing w:after="0" w:line="240" w:lineRule="auto"/>
@@ -2385,11 +2385,11 @@
           <w:color w:val="000000"/>
           <w:kern w:val="0"/>
           <w:lang w:eastAsia="es-ES"/>
-          <w14:ligatures w14:val="none"/>
-        </w:rPr>
-      </w:pPr>
-    </w:p>
-    <w:p>
+          <ns2:ligatures ns2:val="none"/>
+        </w:rPr>
+      </w:pPr>
+    </w:p>
+    <w:p ns2:paraId="65FEE228" ns2:textId="3FFB21E1">
       <w:pPr>
         <w:pStyle w:val="Prrafodelista"/>
         <w:numPr>
@@ -2407,16 +2407,16 @@
           <w:color w:val="000000"/>
           <w:kern w:val="0"/>
           <w:lang w:eastAsia="es-ES"/>
-          <w14:ligatures w14:val="none"/>
-        </w:rPr>
-      </w:pPr>
-      <w:r>
-        <w:rPr>
-          <w:rFonts w:ascii="Arial Narrow" w:eastAsia="Times New Roman" w:hAnsi="Arial Narrow" w:cs="Arial"/>
-          <w:color w:val="000000"/>
-          <w:kern w:val="0"/>
-          <w:lang w:eastAsia="es-ES"/>
-          <w14:ligatures w14:val="none"/>
+          <ns2:ligatures ns2:val="none"/>
+        </w:rPr>
+      </w:pPr>
+      <w:r>
+        <w:rPr>
+          <w:rFonts w:ascii="Arial Narrow" w:eastAsia="Times New Roman" w:hAnsi="Arial Narrow" w:cs="Arial"/>
+          <w:color w:val="000000"/>
+          <w:kern w:val="0"/>
+          <w:lang w:eastAsia="es-ES"/>
+          <ns2:ligatures ns2:val="none"/>
         </w:rPr>
         <w:t>El 24 de abril de 2025, Pacífico le envió un correo solicitando nuevamente la</w:t>
       </w:r>
@@ -2426,7 +2426,7 @@
           <w:color w:val="000000"/>
           <w:kern w:val="0"/>
           <w:lang w:eastAsia="es-ES"/>
-          <w14:ligatures w14:val="none"/>
+          <ns2:ligatures ns2:val="none"/>
         </w:rPr>
         <w:t xml:space="preserve"> misma</w:t>
       </w:r>
@@ -2436,12 +2436,12 @@
           <w:color w:val="000000"/>
           <w:kern w:val="0"/>
           <w:lang w:eastAsia="es-ES"/>
-          <w14:ligatures w14:val="none"/>
+          <ns2:ligatures ns2:val="none"/>
         </w:rPr>
         <w:t xml:space="preserve"> documentación, esta vez actualizada a abril de 2025. </w:t>
       </w:r>
     </w:p>
-    <w:p>
+    <w:p ns2:paraId="1D420C16" ns2:textId="77777777">
       <w:pPr>
         <w:pStyle w:val="Prrafodelista"/>
         <w:spacing w:after="0" w:line="240" w:lineRule="auto"/>
@@ -2452,11 +2452,11 @@
           <w:color w:val="000000"/>
           <w:kern w:val="0"/>
           <w:lang w:eastAsia="es-ES"/>
-          <w14:ligatures w14:val="none"/>
-        </w:rPr>
-      </w:pPr>
-    </w:p>
-    <w:p>
+          <ns2:ligatures ns2:val="none"/>
+        </w:rPr>
+      </w:pPr>
+    </w:p>
+    <w:p ns2:paraId="2F9CF7F5" ns2:textId="306CC44D">
       <w:pPr>
         <w:pStyle w:val="Prrafodelista"/>
         <w:numPr>
@@ -2474,16 +2474,16 @@
           <w:color w:val="000000"/>
           <w:kern w:val="0"/>
           <w:lang w:eastAsia="es-ES"/>
-          <w14:ligatures w14:val="none"/>
-        </w:rPr>
-      </w:pPr>
-      <w:r>
-        <w:rPr>
-          <w:rFonts w:ascii="Arial Narrow" w:eastAsia="Times New Roman" w:hAnsi="Arial Narrow" w:cs="Arial"/>
-          <w:color w:val="000000"/>
-          <w:kern w:val="0"/>
-          <w:lang w:eastAsia="es-ES"/>
-          <w14:ligatures w14:val="none"/>
+          <ns2:ligatures ns2:val="none"/>
+        </w:rPr>
+      </w:pPr>
+      <w:r>
+        <w:rPr>
+          <w:rFonts w:ascii="Arial Narrow" w:eastAsia="Times New Roman" w:hAnsi="Arial Narrow" w:cs="Arial"/>
+          <w:color w:val="000000"/>
+          <w:kern w:val="0"/>
+          <w:lang w:eastAsia="es-ES"/>
+          <ns2:ligatures ns2:val="none"/>
         </w:rPr>
         <w:t>Finalmente, d</w:t>
       </w:r>
@@ -2493,7 +2493,7 @@
           <w:color w:val="000000"/>
           <w:kern w:val="0"/>
           <w:lang w:eastAsia="es-ES"/>
-          <w14:ligatures w14:val="none"/>
+          <ns2:ligatures ns2:val="none"/>
         </w:rPr>
         <w:t xml:space="preserve">ebido a los reiterados retrasos en la evaluación, los documentos entregados inicialmente quedaron obsoletos por demoras atribuibles a Pacífico, imposibilitando el cumplimiento de los plazos establecidos por la </w:t>
       </w:r>
@@ -2503,7 +2503,7 @@
           <w:color w:val="000000"/>
           <w:kern w:val="0"/>
           <w:lang w:eastAsia="es-ES"/>
-          <w14:ligatures w14:val="none"/>
+          <ns2:ligatures ns2:val="none"/>
         </w:rPr>
         <w:t xml:space="preserve">compañía </w:t>
       </w:r>
@@ -2513,7 +2513,7 @@
           <w:color w:val="000000"/>
           <w:kern w:val="0"/>
           <w:lang w:eastAsia="es-ES"/>
-          <w14:ligatures w14:val="none"/>
+          <ns2:ligatures ns2:val="none"/>
         </w:rPr>
         <w:t>aseguradora</w:t>
       </w:r>
@@ -2523,7 +2523,7 @@
           <w:color w:val="000000"/>
           <w:kern w:val="0"/>
           <w:lang w:eastAsia="es-ES"/>
-          <w14:ligatures w14:val="none"/>
+          <ns2:ligatures ns2:val="none"/>
         </w:rPr>
         <w:t xml:space="preserve"> por los tiempos de envío de la documentación solicitada</w:t>
       </w:r>
@@ -2533,12 +2533,12 @@
           <w:color w:val="000000"/>
           <w:kern w:val="0"/>
           <w:lang w:eastAsia="es-ES"/>
-          <w14:ligatures w14:val="none"/>
+          <ns2:ligatures ns2:val="none"/>
         </w:rPr>
         <w:t xml:space="preserve">. </w:t>
       </w:r>
     </w:p>
-    <w:p>
+    <w:p ns2:paraId="33E14FF7" ns2:textId="77777777">
       <w:pPr>
         <w:tabs>
           <w:tab w:val="left" w:pos="1134"/>
@@ -2550,11 +2550,11 @@
           <w:color w:val="000000"/>
           <w:kern w:val="0"/>
           <w:lang w:eastAsia="es-ES"/>
-          <w14:ligatures w14:val="none"/>
-        </w:rPr>
-      </w:pPr>
-    </w:p>
-    <w:p>
+          <ns2:ligatures ns2:val="none"/>
+        </w:rPr>
+      </w:pPr>
+    </w:p>
+    <w:p ns2:paraId="65C58807" ns2:textId="75208C42">
       <w:pPr>
         <w:numPr>
           <w:ilvl w:val="1"/>
@@ -2572,7 +2572,7 @@
           <w:color w:val="000000"/>
           <w:kern w:val="0"/>
           <w:lang w:val="es-ES" w:eastAsia="es-ES"/>
-          <w14:ligatures w14:val="none"/>
+          <ns2:ligatures ns2:val="none"/>
         </w:rPr>
       </w:pPr>
       <w:r>
@@ -2581,7 +2581,7 @@
           <w:color w:val="000000"/>
           <w:kern w:val="0"/>
           <w:lang w:val="es-ES" w:eastAsia="es-ES"/>
-          <w14:ligatures w14:val="none"/>
+          <ns2:ligatures ns2:val="none"/>
         </w:rPr>
         <w:t xml:space="preserve">La señora [APELLIDO] solicitó, en calidad de medida correctiva, que Pacífico cumpla con otorgar la activación del Seguro de Desgravamen por invalidez total y permanente por enfermedad. Asimismo, requirió el reembolso de costos y costas del presente procedimiento.</w:t>
       </w:r>
@@ -2589,7 +2589,7 @@
         <w:rPr>
           <w:rFonts w:ascii="Arial Narrow" w:eastAsia="Calibri" w:hAnsi="Arial Narrow" w:cs="Arial"/>
           <w:kern w:val="0"/>
-          <w14:ligatures w14:val="none"/>
+          <ns2:ligatures ns2:val="none"/>
         </w:rPr>
         <w:t xml:space="preserve"/>
       </w:r>
@@ -2600,7 +2600,7 @@
           <w:color w:val="000000"/>
           <w:kern w:val="0"/>
           <w:lang w:val="es-ES" w:eastAsia="es-ES"/>
-          <w14:ligatures w14:val="none"/>
+          <ns2:ligatures ns2:val="none"/>
         </w:rPr>
         <w:t xml:space="preserve"/>
       </w:r>
@@ -2610,7 +2610,7 @@
           <w:color w:val="000000"/>
           <w:kern w:val="0"/>
           <w:lang w:val="es-ES" w:eastAsia="es-ES"/>
-          <w14:ligatures w14:val="none"/>
+          <ns2:ligatures ns2:val="none"/>
         </w:rPr>
         <w:t xml:space="preserve"/>
       </w:r>
@@ -2620,7 +2620,7 @@
           <w:color w:val="000000"/>
           <w:kern w:val="0"/>
           <w:lang w:val="es-ES" w:eastAsia="es-ES"/>
-          <w14:ligatures w14:val="none"/>
+          <ns2:ligatures ns2:val="none"/>
         </w:rPr>
         <w:t xml:space="preserve"/>
       </w:r>
@@ -2630,7 +2630,7 @@
           <w:color w:val="000000"/>
           <w:kern w:val="0"/>
           <w:lang w:val="es-ES" w:eastAsia="es-ES"/>
-          <w14:ligatures w14:val="none"/>
+          <ns2:ligatures ns2:val="none"/>
         </w:rPr>
         <w:t xml:space="preserve"/>
       </w:r>
@@ -2642,7 +2642,7 @@
           <w:kern w:val="0"/>
           <w:shd w:val="clear" w:color="auto" w:fill="FFFFFF"/>
           <w:lang w:eastAsia="es-PE"/>
-          <w14:ligatures w14:val="none"/>
+          <ns2:ligatures ns2:val="none"/>
         </w:rPr>
         <w:t/>
       </w:r>
@@ -2652,7 +2652,7 @@
           <w:color w:val="000000"/>
           <w:kern w:val="0"/>
           <w:lang w:val="es-ES" w:eastAsia="es-ES"/>
-          <w14:ligatures w14:val="none"/>
+          <ns2:ligatures ns2:val="none"/>
         </w:rPr>
         <w:t xml:space="preserve"/>
       </w:r>
@@ -2662,12 +2662,12 @@
           <w:color w:val="000000"/>
           <w:kern w:val="0"/>
           <w:lang w:val="es-ES" w:eastAsia="es-ES"/>
-          <w14:ligatures w14:val="none"/>
+          <ns2:ligatures ns2:val="none"/>
         </w:rPr>
         <w:t/>
       </w:r>
     </w:p>
-    <w:p>
+    <w:p ns2:paraId="66005174" ns2:textId="77777777">
       <w:pPr>
         <w:spacing w:after="0" w:line="240" w:lineRule="auto"/>
         <w:contextualSpacing/>
@@ -2678,11 +2678,11 @@
           <w:color w:val="000000"/>
           <w:kern w:val="0"/>
           <w:lang w:eastAsia="es-PE"/>
-          <w14:ligatures w14:val="none"/>
-        </w:rPr>
-      </w:pPr>
-    </w:p>
-    <w:p>
+          <ns2:ligatures ns2:val="none"/>
+        </w:rPr>
+      </w:pPr>
+    </w:p>
+    <w:p ns2:paraId="3541B1F9" ns2:textId="77777777">
       <w:pPr>
         <w:pStyle w:val="Prrafodelista"/>
         <w:numPr>
@@ -2702,7 +2702,7 @@
           <w:color w:val="000000"/>
           <w:kern w:val="0"/>
           <w:lang w:eastAsia="es-PE"/>
-          <w14:ligatures w14:val="none"/>
+          <ns2:ligatures ns2:val="none"/>
         </w:rPr>
       </w:pPr>
       <w:r>
@@ -2712,12 +2712,12 @@
           <w:color w:val="000000"/>
           <w:kern w:val="0"/>
           <w:lang w:eastAsia="es-PE"/>
-          <w14:ligatures w14:val="none"/>
+          <ns2:ligatures ns2:val="none"/>
         </w:rPr>
         <w:t>DE LA ADMISIÓN A TRÁMITE DE LA DENUNCIA</w:t>
       </w:r>
     </w:p>
-    <w:p>
+    <w:p ns2:paraId="34556756" ns2:textId="77777777">
       <w:pPr>
         <w:spacing w:after="0" w:line="240" w:lineRule="auto"/>
         <w:ind w:left="567"/>
@@ -2729,11 +2729,11 @@
           <w:color w:val="000000"/>
           <w:kern w:val="0"/>
           <w:lang w:eastAsia="es-PE"/>
-          <w14:ligatures w14:val="none"/>
-        </w:rPr>
-      </w:pPr>
-    </w:p>
-    <w:p>
+          <ns2:ligatures ns2:val="none"/>
+        </w:rPr>
+      </w:pPr>
+    </w:p>
+    <w:p ns2:paraId="5F4266A4" ns2:textId="26B13681">
       <w:pPr>
         <w:pStyle w:val="Prrafodelista"/>
         <w:numPr>
@@ -2746,7 +2746,7 @@
         <w:rPr>
           <w:rFonts w:ascii="Arial Narrow" w:eastAsia="Arial Narrow" w:hAnsi="Arial Narrow" w:cs="Arial Narrow"/>
           <w:kern w:val="0"/>
-          <w14:ligatures w14:val="none"/>
+          <ns2:ligatures ns2:val="none"/>
         </w:rPr>
       </w:pPr>
       <w:bookmarkStart w:id="3" w:name="_Hlk140755208"/>
@@ -2758,7 +2758,7 @@
           <w:color w:val="000000"/>
           <w:kern w:val="0"/>
           <w:lang w:eastAsia="es-PE"/>
-          <w14:ligatures w14:val="none"/>
+          <ns2:ligatures ns2:val="none"/>
         </w:rPr>
         <w:t>La Secretaría Técnica de la Comisión de Protección al Consumidor 1 (en adelante, la Secretaría Técnica), en ejercicio de sus facultades</w:t>
       </w:r>
@@ -2771,7 +2771,7 @@
           <w:rFonts w:ascii="Arial Narrow" w:eastAsia="Arial Narrow" w:hAnsi="Arial Narrow" w:cs="Arial Narrow"/>
           <w:kern w:val="0"/>
           <w:vertAlign w:val="superscript"/>
-          <w14:ligatures w14:val="none"/>
+          <ns2:ligatures ns2:val="none"/>
         </w:rPr>
         <w:footnoteReference w:id="3"/>
       </w:r>
@@ -2781,7 +2781,7 @@
           <w:color w:val="000000"/>
           <w:kern w:val="0"/>
           <w:lang w:eastAsia="es-PE"/>
-          <w14:ligatures w14:val="none"/>
+          <ns2:ligatures ns2:val="none"/>
         </w:rPr>
         <w:t xml:space="preserve">, </w:t>
       </w:r>
@@ -2791,7 +2791,7 @@
           <w:color w:val="000000"/>
           <w:kern w:val="0"/>
           <w:lang w:eastAsia="es-PE"/>
-          <w14:ligatures w14:val="none"/>
+          <ns2:ligatures ns2:val="none"/>
         </w:rPr>
         <w:t xml:space="preserve">considera </w:t>
       </w:r>
@@ -2799,7 +2799,7 @@
         <w:rPr>
           <w:rFonts w:ascii="Arial Narrow" w:eastAsia="Arial Narrow" w:hAnsi="Arial Narrow" w:cs="Arial Narrow"/>
           <w:kern w:val="0"/>
-          <w14:ligatures w14:val="none"/>
+          <ns2:ligatures ns2:val="none"/>
         </w:rPr>
         <w:t xml:space="preserve">que el hecho denunciado, consistente en que </w:t>
       </w:r>
@@ -2810,7 +2810,7 @@
           <w:kern w:val="0"/>
           <w:shd w:val="clear" w:color="auto" w:fill="FFFFFF"/>
           <w:lang w:eastAsia="es-PE"/>
-          <w14:ligatures w14:val="none"/>
+          <ns2:ligatures ns2:val="none"/>
         </w:rPr>
         <w:t xml:space="preserve">la </w:t>
       </w:r>
@@ -2821,7 +2821,7 @@
           <w:kern w:val="0"/>
           <w:shd w:val="clear" w:color="auto" w:fill="FFFFFF"/>
           <w:lang w:eastAsia="es-PE"/>
-          <w14:ligatures w14:val="none"/>
+          <ns2:ligatures ns2:val="none"/>
         </w:rPr>
         <w:lastRenderedPageBreak/>
         <w:t xml:space="preserve">compañía aseguradora no habría cumplido con brindar una respuesta oportuna a la denunciante a la solicitud de cobertura del Seguro de Desgravamen Tarjeta Crédito Solución Negocios – Póliza </w:t>
@@ -2834,7 +2834,7 @@
           <w:kern w:val="0"/>
           <w:shd w:val="clear" w:color="auto" w:fill="FFFFFF"/>
           <w:lang w:eastAsia="es-PE"/>
-          <w14:ligatures w14:val="none"/>
+          <ns2:ligatures ns2:val="none"/>
         </w:rPr>
         <w:t/>
       </w:r>
@@ -2846,7 +2846,7 @@
           <w:kern w:val="0"/>
           <w:shd w:val="clear" w:color="auto" w:fill="FFFFFF"/>
           <w:lang w:eastAsia="es-PE"/>
-          <w14:ligatures w14:val="none"/>
+          <ns2:ligatures ns2:val="none"/>
         </w:rPr>
         <w:t xml:space="preserve"> 22501 por invalidez total y permanente por enfermedad presentada el 31 de enero de 2025</w:t>
       </w:r>
@@ -2854,7 +2854,7 @@
         <w:rPr>
           <w:rFonts w:ascii="Arial Narrow" w:eastAsia="Arial Narrow" w:hAnsi="Arial Narrow" w:cs="Arial Narrow"/>
           <w:kern w:val="0"/>
-          <w14:ligatures w14:val="none"/>
+          <ns2:ligatures ns2:val="none"/>
         </w:rPr>
         <w:t>; involucraría una presunta afectación a sus expectativas, quien no habría encontrado una correspondencia entre lo que esperaba recibir de parte del proveedor y lo que realmente recibió. Por consiguiente, corresponde calificar el hecho materia de denuncia como una presunta infracción al deber de idoneidad, tipificado en los artículos 18</w:t>
       </w:r>
@@ -2864,7 +2864,7 @@
           <w:color w:val="000000"/>
           <w:kern w:val="0"/>
           <w:lang w:eastAsia="es-PE"/>
-          <w14:ligatures w14:val="none"/>
+          <ns2:ligatures ns2:val="none"/>
         </w:rPr>
         <w:t/>
       </w:r>
@@ -2872,7 +2872,7 @@
         <w:rPr>
           <w:rFonts w:ascii="Arial Narrow" w:eastAsia="Arial Narrow" w:hAnsi="Arial Narrow" w:cs="Arial Narrow"/>
           <w:kern w:val="0"/>
-          <w14:ligatures w14:val="none"/>
+          <ns2:ligatures ns2:val="none"/>
         </w:rPr>
         <w:t xml:space="preserve"> y 19</w:t>
       </w:r>
@@ -2882,7 +2882,7 @@
           <w:color w:val="000000"/>
           <w:kern w:val="0"/>
           <w:lang w:eastAsia="es-PE"/>
-          <w14:ligatures w14:val="none"/>
+          <ns2:ligatures ns2:val="none"/>
         </w:rPr>
         <w:t/>
       </w:r>
@@ -2890,7 +2890,7 @@
         <w:rPr>
           <w:rFonts w:ascii="Arial Narrow" w:eastAsia="Arial Narrow" w:hAnsi="Arial Narrow" w:cs="Arial Narrow"/>
           <w:kern w:val="0"/>
-          <w14:ligatures w14:val="none"/>
+          <ns2:ligatures ns2:val="none"/>
         </w:rPr>
         <w:t xml:space="preserve"> del Código</w:t>
       </w:r>
@@ -2900,7 +2900,7 @@
           <w:rFonts w:ascii="Arial Narrow" w:eastAsia="Arial Narrow" w:hAnsi="Arial Narrow" w:cs="Arial"/>
           <w:kern w:val="0"/>
           <w:vertAlign w:val="superscript"/>
-          <w14:ligatures w14:val="none"/>
+          <ns2:ligatures ns2:val="none"/>
         </w:rPr>
         <w:footnoteReference w:id="4"/>
       </w:r>
@@ -2908,23 +2908,23 @@
         <w:rPr>
           <w:rFonts w:ascii="Arial Narrow" w:eastAsia="Arial Narrow" w:hAnsi="Arial Narrow" w:cs="Arial Narrow"/>
           <w:kern w:val="0"/>
-          <w14:ligatures w14:val="none"/>
+          <ns2:ligatures ns2:val="none"/>
         </w:rPr>
         <w:t>.</w:t>
       </w:r>
     </w:p>
-    <w:p>
-      <w:pPr>
-        <w:spacing w:after="0" w:line="240" w:lineRule="auto"/>
-        <w:jc w:val="both"/>
-        <w:rPr>
-          <w:rFonts w:ascii="Arial Narrow" w:eastAsia="Arial Narrow" w:hAnsi="Arial Narrow" w:cs="Arial Narrow"/>
-          <w:kern w:val="0"/>
-          <w14:ligatures w14:val="none"/>
-        </w:rPr>
-      </w:pPr>
-    </w:p>
-    <w:p>
+    <w:p ns2:paraId="4266B1E3" ns2:textId="77777777">
+      <w:pPr>
+        <w:spacing w:after="0" w:line="240" w:lineRule="auto"/>
+        <w:jc w:val="both"/>
+        <w:rPr>
+          <w:rFonts w:ascii="Arial Narrow" w:eastAsia="Arial Narrow" w:hAnsi="Arial Narrow" w:cs="Arial Narrow"/>
+          <w:kern w:val="0"/>
+          <ns2:ligatures ns2:val="none"/>
+        </w:rPr>
+      </w:pPr>
+    </w:p>
+    <w:p ns2:paraId="31821CEB" ns2:textId="1D79CD18">
       <w:pPr>
         <w:pStyle w:val="Prrafodelista"/>
         <w:numPr>
@@ -2937,16 +2937,16 @@
         <w:rPr>
           <w:rFonts w:ascii="Arial Narrow" w:eastAsia="Arial Narrow" w:hAnsi="Arial Narrow" w:cs="Arial Narrow"/>
           <w:kern w:val="0"/>
-          <w14:ligatures w14:val="none"/>
-        </w:rPr>
-      </w:pPr>
-      <w:r>
-        <w:rPr>
-          <w:rFonts w:ascii="Arial Narrow" w:eastAsia="Times New Roman" w:hAnsi="Arial Narrow" w:cs="Arial"/>
-          <w:color w:val="000000"/>
-          <w:kern w:val="0"/>
-          <w:lang w:eastAsia="es-PE"/>
-          <w14:ligatures w14:val="none"/>
+          <ns2:ligatures ns2:val="none"/>
+        </w:rPr>
+      </w:pPr>
+      <w:r>
+        <w:rPr>
+          <w:rFonts w:ascii="Arial Narrow" w:eastAsia="Times New Roman" w:hAnsi="Arial Narrow" w:cs="Arial"/>
+          <w:color w:val="000000"/>
+          <w:kern w:val="0"/>
+          <w:lang w:eastAsia="es-PE"/>
+          <ns2:ligatures ns2:val="none"/>
         </w:rPr>
         <w:t xml:space="preserve">Además, la Secretaría Técnica, en ejercicio de sus facultades, considera </w:t>
       </w:r>
@@ -2954,7 +2954,7 @@
         <w:rPr>
           <w:rFonts w:ascii="Arial Narrow" w:eastAsia="Arial Narrow" w:hAnsi="Arial Narrow" w:cs="Arial"/>
           <w:kern w:val="0"/>
-          <w14:ligatures w14:val="none"/>
+          <ns2:ligatures ns2:val="none"/>
         </w:rPr>
         <w:t xml:space="preserve">que el hecho denunciado, consistente en que </w:t>
       </w:r>
@@ -2965,7 +2965,7 @@
           <w:kern w:val="0"/>
           <w:shd w:val="clear" w:color="auto" w:fill="FFFFFF"/>
           <w:lang w:eastAsia="es-PE"/>
-          <w14:ligatures w14:val="none"/>
+          <ns2:ligatures ns2:val="none"/>
         </w:rPr>
         <w:t xml:space="preserve">la compañía aseguradora no habría cumplido con brindar una respuesta dentro del plazo legal a la solicitud de cobertura del Seguro de Desgravamen – Certificado </w:t>
       </w:r>
@@ -2977,7 +2977,7 @@
           <w:kern w:val="0"/>
           <w:shd w:val="clear" w:color="auto" w:fill="FFFFFF"/>
           <w:lang w:eastAsia="es-PE"/>
-          <w14:ligatures w14:val="none"/>
+          <ns2:ligatures ns2:val="none"/>
         </w:rPr>
         <w:t/>
       </w:r>
@@ -2989,7 +2989,7 @@
           <w:kern w:val="0"/>
           <w:shd w:val="clear" w:color="auto" w:fill="FFFFFF"/>
           <w:lang w:eastAsia="es-PE"/>
-          <w14:ligatures w14:val="none"/>
+          <ns2:ligatures ns2:val="none"/>
         </w:rPr>
         <w:t xml:space="preserve"> 007025176702 presentada por la denunciante debido a su invalidez total y permanente por enfermedad, generando el consentimiento del siniestro</w:t>
       </w:r>
@@ -2997,7 +2997,7 @@
         <w:rPr>
           <w:rFonts w:ascii="Arial Narrow" w:eastAsia="Arial Narrow" w:hAnsi="Arial Narrow" w:cs="Arial Narrow"/>
           <w:kern w:val="0"/>
-          <w14:ligatures w14:val="none"/>
+          <ns2:ligatures ns2:val="none"/>
         </w:rPr>
         <w:t>; involucraría una presunta afectación a sus expectativas, quien no habría encontrado una correspondencia entre lo que esperaba recibir de parte del proveedor y lo que realmente recibió. Por consiguiente, corresponde calificar el hecho materia de denuncia como una presunta infracción al deber de idoneidad, tipificado en los artículos 18</w:t>
       </w:r>
@@ -3007,7 +3007,7 @@
           <w:color w:val="000000"/>
           <w:kern w:val="0"/>
           <w:lang w:eastAsia="es-PE"/>
-          <w14:ligatures w14:val="none"/>
+          <ns2:ligatures ns2:val="none"/>
         </w:rPr>
         <w:t/>
       </w:r>
@@ -3015,7 +3015,7 @@
         <w:rPr>
           <w:rFonts w:ascii="Arial Narrow" w:eastAsia="Arial Narrow" w:hAnsi="Arial Narrow" w:cs="Arial Narrow"/>
           <w:kern w:val="0"/>
-          <w14:ligatures w14:val="none"/>
+          <ns2:ligatures ns2:val="none"/>
         </w:rPr>
         <w:t xml:space="preserve"> y 19</w:t>
       </w:r>
@@ -3025,7 +3025,7 @@
           <w:color w:val="000000"/>
           <w:kern w:val="0"/>
           <w:lang w:eastAsia="es-PE"/>
-          <w14:ligatures w14:val="none"/>
+          <ns2:ligatures ns2:val="none"/>
         </w:rPr>
         <w:t/>
       </w:r>
@@ -3033,7 +3033,7 @@
         <w:rPr>
           <w:rFonts w:ascii="Arial Narrow" w:eastAsia="Arial Narrow" w:hAnsi="Arial Narrow" w:cs="Arial Narrow"/>
           <w:kern w:val="0"/>
-          <w14:ligatures w14:val="none"/>
+          <ns2:ligatures ns2:val="none"/>
         </w:rPr>
         <w:t xml:space="preserve"> del Código</w:t>
       </w:r>
@@ -3044,23 +3044,23 @@
           <w:color w:val="000000"/>
           <w:kern w:val="0"/>
           <w:lang w:eastAsia="es-PE"/>
-          <w14:ligatures w14:val="none"/>
+          <ns2:ligatures ns2:val="none"/>
         </w:rPr>
         <w:t xml:space="preserve">. </w:t>
       </w:r>
     </w:p>
-    <w:p>
-      <w:pPr>
-        <w:spacing w:after="0" w:line="240" w:lineRule="auto"/>
-        <w:jc w:val="both"/>
-        <w:rPr>
-          <w:rFonts w:ascii="Arial Narrow" w:eastAsia="Arial Narrow" w:hAnsi="Arial Narrow" w:cs="Arial Narrow"/>
-          <w:kern w:val="0"/>
-          <w14:ligatures w14:val="none"/>
-        </w:rPr>
-      </w:pPr>
-    </w:p>
-    <w:p>
+    <w:p ns2:paraId="24CBC704" ns2:textId="77777777">
+      <w:pPr>
+        <w:spacing w:after="0" w:line="240" w:lineRule="auto"/>
+        <w:jc w:val="both"/>
+        <w:rPr>
+          <w:rFonts w:ascii="Arial Narrow" w:eastAsia="Arial Narrow" w:hAnsi="Arial Narrow" w:cs="Arial Narrow"/>
+          <w:kern w:val="0"/>
+          <ns2:ligatures ns2:val="none"/>
+        </w:rPr>
+      </w:pPr>
+    </w:p>
+    <w:p ns2:paraId="320629E6" ns2:textId="3E989783">
       <w:pPr>
         <w:pStyle w:val="Prrafodelista"/>
         <w:numPr>
@@ -3073,14 +3073,14 @@
         <w:rPr>
           <w:rFonts w:ascii="Arial Narrow" w:eastAsia="Arial Narrow" w:hAnsi="Arial Narrow" w:cs="Arial Narrow"/>
           <w:kern w:val="0"/>
-          <w14:ligatures w14:val="none"/>
-        </w:rPr>
-      </w:pPr>
-      <w:r>
-        <w:rPr>
-          <w:rFonts w:ascii="Arial Narrow" w:eastAsia="Arial Narrow" w:hAnsi="Arial Narrow" w:cs="Arial Narrow"/>
-          <w:kern w:val="0"/>
-          <w14:ligatures w14:val="none"/>
+          <ns2:ligatures ns2:val="none"/>
+        </w:rPr>
+      </w:pPr>
+      <w:r>
+        <w:rPr>
+          <w:rFonts w:ascii="Arial Narrow" w:eastAsia="Arial Narrow" w:hAnsi="Arial Narrow" w:cs="Arial Narrow"/>
+          <w:kern w:val="0"/>
+          <ns2:ligatures ns2:val="none"/>
         </w:rPr>
         <w:t xml:space="preserve">Así también, </w:t>
       </w:r>
@@ -3090,7 +3090,7 @@
           <w:color w:val="000000"/>
           <w:kern w:val="0"/>
           <w:lang w:eastAsia="es-PE"/>
-          <w14:ligatures w14:val="none"/>
+          <ns2:ligatures ns2:val="none"/>
         </w:rPr>
         <w:t xml:space="preserve">la Secretaría Técnica, en ejercicio de sus facultades, considera </w:t>
       </w:r>
@@ -3098,7 +3098,7 @@
         <w:rPr>
           <w:rFonts w:ascii="Arial Narrow" w:eastAsia="Arial Narrow" w:hAnsi="Arial Narrow" w:cs="Arial"/>
           <w:kern w:val="0"/>
-          <w14:ligatures w14:val="none"/>
+          <ns2:ligatures ns2:val="none"/>
         </w:rPr>
         <w:t xml:space="preserve">que el hecho denunciado, consistente en que </w:t>
       </w:r>
@@ -3108,7 +3108,7 @@
           <w:kern w:val="0"/>
           <w:shd w:val="clear" w:color="auto" w:fill="FFFFFF"/>
           <w:lang w:eastAsia="es-PE"/>
-          <w14:ligatures w14:val="none"/>
+          <ns2:ligatures ns2:val="none"/>
         </w:rPr>
         <w:t>la compañía aseguradora no habría cumplido con brindar una respuesta adecuada a la comunicación realizada por la denunciante el 14 de marzo de 2025</w:t>
       </w:r>
@@ -3116,7 +3116,7 @@
         <w:rPr>
           <w:rFonts w:ascii="Arial Narrow" w:eastAsia="Arial Narrow" w:hAnsi="Arial Narrow" w:cs="Arial Narrow"/>
           <w:kern w:val="0"/>
-          <w14:ligatures w14:val="none"/>
+          <ns2:ligatures ns2:val="none"/>
         </w:rPr>
         <w:t>; involucraría una presunta afectación a sus expectativas, quien no habría encontrado una correspondencia entre lo que esperaba recibir de parte del proveedor y lo que realmente recibió. Por consiguiente, corresponde calificar el hecho materia de denuncia como una presunta infracción al deber de idoneidad, tipificado en los artículos 18</w:t>
       </w:r>
@@ -3126,7 +3126,7 @@
           <w:color w:val="000000"/>
           <w:kern w:val="0"/>
           <w:lang w:eastAsia="es-PE"/>
-          <w14:ligatures w14:val="none"/>
+          <ns2:ligatures ns2:val="none"/>
         </w:rPr>
         <w:t/>
       </w:r>
@@ -3134,7 +3134,7 @@
         <w:rPr>
           <w:rFonts w:ascii="Arial Narrow" w:eastAsia="Arial Narrow" w:hAnsi="Arial Narrow" w:cs="Arial Narrow"/>
           <w:kern w:val="0"/>
-          <w14:ligatures w14:val="none"/>
+          <ns2:ligatures ns2:val="none"/>
         </w:rPr>
         <w:t xml:space="preserve"> y 19</w:t>
       </w:r>
@@ -3144,7 +3144,7 @@
           <w:color w:val="000000"/>
           <w:kern w:val="0"/>
           <w:lang w:eastAsia="es-PE"/>
-          <w14:ligatures w14:val="none"/>
+          <ns2:ligatures ns2:val="none"/>
         </w:rPr>
         <w:t/>
       </w:r>
@@ -3152,23 +3152,23 @@
         <w:rPr>
           <w:rFonts w:ascii="Arial Narrow" w:eastAsia="Arial Narrow" w:hAnsi="Arial Narrow" w:cs="Arial Narrow"/>
           <w:kern w:val="0"/>
-          <w14:ligatures w14:val="none"/>
+          <ns2:ligatures ns2:val="none"/>
         </w:rPr>
         <w:t xml:space="preserve"> del Código.</w:t>
       </w:r>
     </w:p>
-    <w:p>
+    <w:p ns2:paraId="0F2752D7" ns2:textId="77777777">
       <w:pPr>
         <w:pStyle w:val="Prrafodelista"/>
         <w:spacing w:line="240" w:lineRule="auto"/>
         <w:rPr>
           <w:rFonts w:ascii="Arial Narrow" w:eastAsia="Arial Narrow" w:hAnsi="Arial Narrow" w:cs="Arial Narrow"/>
           <w:kern w:val="0"/>
-          <w14:ligatures w14:val="none"/>
-        </w:rPr>
-      </w:pPr>
-    </w:p>
-    <w:p>
+          <ns2:ligatures ns2:val="none"/>
+        </w:rPr>
+      </w:pPr>
+    </w:p>
+    <w:p ns2:paraId="487A193F" ns2:textId="19516095">
       <w:pPr>
         <w:pStyle w:val="Prrafodelista"/>
         <w:numPr>
@@ -3181,14 +3181,14 @@
         <w:rPr>
           <w:rFonts w:ascii="Arial Narrow" w:eastAsia="Arial Narrow" w:hAnsi="Arial Narrow" w:cs="Arial Narrow"/>
           <w:kern w:val="0"/>
-          <w14:ligatures w14:val="none"/>
-        </w:rPr>
-      </w:pPr>
-      <w:r>
-        <w:rPr>
-          <w:rFonts w:ascii="Arial Narrow" w:eastAsia="Arial Narrow" w:hAnsi="Arial Narrow" w:cs="Arial Narrow"/>
-          <w:kern w:val="0"/>
-          <w14:ligatures w14:val="none"/>
+          <ns2:ligatures ns2:val="none"/>
+        </w:rPr>
+      </w:pPr>
+      <w:r>
+        <w:rPr>
+          <w:rFonts w:ascii="Arial Narrow" w:eastAsia="Arial Narrow" w:hAnsi="Arial Narrow" w:cs="Arial Narrow"/>
+          <w:kern w:val="0"/>
+          <ns2:ligatures ns2:val="none"/>
         </w:rPr>
         <w:t xml:space="preserve">Adicionalmente, </w:t>
       </w:r>
@@ -3198,7 +3198,7 @@
           <w:color w:val="000000"/>
           <w:kern w:val="0"/>
           <w:lang w:eastAsia="es-PE"/>
-          <w14:ligatures w14:val="none"/>
+          <ns2:ligatures ns2:val="none"/>
         </w:rPr>
         <w:t xml:space="preserve">la Secretaría Técnica, en ejercicio de sus facultades, considera </w:t>
       </w:r>
@@ -3206,7 +3206,7 @@
         <w:rPr>
           <w:rFonts w:ascii="Arial Narrow" w:eastAsia="Arial Narrow" w:hAnsi="Arial Narrow" w:cs="Arial"/>
           <w:kern w:val="0"/>
-          <w14:ligatures w14:val="none"/>
+          <ns2:ligatures ns2:val="none"/>
         </w:rPr>
         <w:t xml:space="preserve">que el hecho denunciado, consistente en que </w:t>
       </w:r>
@@ -3216,7 +3216,7 @@
           <w:kern w:val="0"/>
           <w:shd w:val="clear" w:color="auto" w:fill="FFFFFF"/>
           <w:lang w:eastAsia="es-PE"/>
-          <w14:ligatures w14:val="none"/>
+          <ns2:ligatures ns2:val="none"/>
         </w:rPr>
         <w:t>la compañía aseguradora no habría cumplido con brindar una respuesta adecuada a la comunicación realizada vía WhatsApp por la denunciante el 17 de marzo de 2025</w:t>
       </w:r>
@@ -3224,7 +3224,7 @@
         <w:rPr>
           <w:rFonts w:ascii="Arial Narrow" w:eastAsia="Arial Narrow" w:hAnsi="Arial Narrow" w:cs="Arial Narrow"/>
           <w:kern w:val="0"/>
-          <w14:ligatures w14:val="none"/>
+          <ns2:ligatures ns2:val="none"/>
         </w:rPr>
         <w:t xml:space="preserve">; involucraría una presunta afectación a sus expectativas, quien no habría encontrado una correspondencia entre lo que esperaba recibir de parte del proveedor y lo que realmente recibió. Por </w:t>
       </w:r>
@@ -3232,7 +3232,7 @@
         <w:rPr>
           <w:rFonts w:ascii="Arial Narrow" w:eastAsia="Arial Narrow" w:hAnsi="Arial Narrow" w:cs="Arial Narrow"/>
           <w:kern w:val="0"/>
-          <w14:ligatures w14:val="none"/>
+          <ns2:ligatures ns2:val="none"/>
         </w:rPr>
         <w:lastRenderedPageBreak/>
         <w:t>consiguiente, corresponde calificar el hecho materia de denuncia como una presunta infracción al deber de idoneidad, tipificado en los artículos 18</w:t>
@@ -3243,7 +3243,7 @@
           <w:color w:val="000000"/>
           <w:kern w:val="0"/>
           <w:lang w:eastAsia="es-PE"/>
-          <w14:ligatures w14:val="none"/>
+          <ns2:ligatures ns2:val="none"/>
         </w:rPr>
         <w:t/>
       </w:r>
@@ -3251,7 +3251,7 @@
         <w:rPr>
           <w:rFonts w:ascii="Arial Narrow" w:eastAsia="Arial Narrow" w:hAnsi="Arial Narrow" w:cs="Arial Narrow"/>
           <w:kern w:val="0"/>
-          <w14:ligatures w14:val="none"/>
+          <ns2:ligatures ns2:val="none"/>
         </w:rPr>
         <w:t xml:space="preserve"> y 19</w:t>
       </w:r>
@@ -3261,7 +3261,7 @@
           <w:color w:val="000000"/>
           <w:kern w:val="0"/>
           <w:lang w:eastAsia="es-PE"/>
-          <w14:ligatures w14:val="none"/>
+          <ns2:ligatures ns2:val="none"/>
         </w:rPr>
         <w:t/>
       </w:r>
@@ -3269,23 +3269,23 @@
         <w:rPr>
           <w:rFonts w:ascii="Arial Narrow" w:eastAsia="Arial Narrow" w:hAnsi="Arial Narrow" w:cs="Arial Narrow"/>
           <w:kern w:val="0"/>
-          <w14:ligatures w14:val="none"/>
+          <ns2:ligatures ns2:val="none"/>
         </w:rPr>
         <w:t xml:space="preserve"> del Código.</w:t>
       </w:r>
     </w:p>
-    <w:p>
+    <w:p ns2:paraId="56ED4DFD" ns2:textId="77777777">
       <w:pPr>
         <w:pStyle w:val="Prrafodelista"/>
         <w:spacing w:line="240" w:lineRule="auto"/>
         <w:rPr>
           <w:rFonts w:ascii="Arial Narrow" w:eastAsia="Arial Narrow" w:hAnsi="Arial Narrow" w:cs="Arial Narrow"/>
           <w:kern w:val="0"/>
-          <w14:ligatures w14:val="none"/>
-        </w:rPr>
-      </w:pPr>
-    </w:p>
-    <w:p>
+          <ns2:ligatures ns2:val="none"/>
+        </w:rPr>
+      </w:pPr>
+    </w:p>
+    <w:p ns2:paraId="739930AD" ns2:textId="27074DDD">
       <w:pPr>
         <w:pStyle w:val="Prrafodelista"/>
         <w:numPr>
@@ -3298,14 +3298,14 @@
         <w:rPr>
           <w:rFonts w:ascii="Arial Narrow" w:eastAsia="Arial Narrow" w:hAnsi="Arial Narrow" w:cs="Arial Narrow"/>
           <w:kern w:val="0"/>
-          <w14:ligatures w14:val="none"/>
-        </w:rPr>
-      </w:pPr>
-      <w:r>
-        <w:rPr>
-          <w:rFonts w:ascii="Arial Narrow" w:eastAsia="Arial Narrow" w:hAnsi="Arial Narrow" w:cs="Arial Narrow"/>
-          <w:kern w:val="0"/>
-          <w14:ligatures w14:val="none"/>
+          <ns2:ligatures ns2:val="none"/>
+        </w:rPr>
+      </w:pPr>
+      <w:r>
+        <w:rPr>
+          <w:rFonts w:ascii="Arial Narrow" w:eastAsia="Arial Narrow" w:hAnsi="Arial Narrow" w:cs="Arial Narrow"/>
+          <w:kern w:val="0"/>
+          <ns2:ligatures ns2:val="none"/>
         </w:rPr>
         <w:t xml:space="preserve">Asimismo, </w:t>
       </w:r>
@@ -3315,7 +3315,7 @@
           <w:color w:val="000000"/>
           <w:kern w:val="0"/>
           <w:lang w:eastAsia="es-PE"/>
-          <w14:ligatures w14:val="none"/>
+          <ns2:ligatures ns2:val="none"/>
         </w:rPr>
         <w:t xml:space="preserve">la Secretaría Técnica, en ejercicio de sus facultades, considera </w:t>
       </w:r>
@@ -3323,7 +3323,7 @@
         <w:rPr>
           <w:rFonts w:ascii="Arial Narrow" w:eastAsia="Arial Narrow" w:hAnsi="Arial Narrow" w:cs="Arial"/>
           <w:kern w:val="0"/>
-          <w14:ligatures w14:val="none"/>
+          <ns2:ligatures ns2:val="none"/>
         </w:rPr>
         <w:t xml:space="preserve">que el hecho denunciado, consistente en que </w:t>
       </w:r>
@@ -3333,7 +3333,7 @@
           <w:kern w:val="0"/>
           <w:shd w:val="clear" w:color="auto" w:fill="FFFFFF"/>
           <w:lang w:eastAsia="es-PE"/>
-          <w14:ligatures w14:val="none"/>
+          <ns2:ligatures ns2:val="none"/>
         </w:rPr>
         <w:t xml:space="preserve">la compañía aseguradora no habría cumplido con brindar una respuesta efectiva a su solicitud </w:t>
       </w:r>
@@ -3344,7 +3344,7 @@
           <w:kern w:val="0"/>
           <w:shd w:val="clear" w:color="auto" w:fill="FFFFFF"/>
           <w:lang w:eastAsia="es-PE"/>
-          <w14:ligatures w14:val="none"/>
+          <ns2:ligatures ns2:val="none"/>
         </w:rPr>
         <w:t/>
       </w:r>
@@ -3355,7 +3355,7 @@
           <w:kern w:val="0"/>
           <w:shd w:val="clear" w:color="auto" w:fill="FFFFFF"/>
           <w:lang w:eastAsia="es-PE"/>
-          <w14:ligatures w14:val="none"/>
+          <ns2:ligatures ns2:val="none"/>
         </w:rPr>
         <w:t xml:space="preserve"> SS-0025768062 presentada el 17 de marzo de 2025</w:t>
       </w:r>
@@ -3363,7 +3363,7 @@
         <w:rPr>
           <w:rFonts w:ascii="Arial Narrow" w:eastAsia="Arial Narrow" w:hAnsi="Arial Narrow" w:cs="Arial Narrow"/>
           <w:kern w:val="0"/>
-          <w14:ligatures w14:val="none"/>
+          <ns2:ligatures ns2:val="none"/>
         </w:rPr>
         <w:t>; involucraría una presunta afectación a sus expectativas, quien no habría encontrado una correspondencia entre lo que esperaba recibir de parte del proveedor y lo que realmente recibió. Por consiguiente, corresponde calificar el hecho materia de denuncia como una presunta infracción al deber de idoneidad, tipificado en los artículos 18</w:t>
       </w:r>
@@ -3373,7 +3373,7 @@
           <w:color w:val="000000"/>
           <w:kern w:val="0"/>
           <w:lang w:eastAsia="es-PE"/>
-          <w14:ligatures w14:val="none"/>
+          <ns2:ligatures ns2:val="none"/>
         </w:rPr>
         <w:t/>
       </w:r>
@@ -3381,7 +3381,7 @@
         <w:rPr>
           <w:rFonts w:ascii="Arial Narrow" w:eastAsia="Arial Narrow" w:hAnsi="Arial Narrow" w:cs="Arial Narrow"/>
           <w:kern w:val="0"/>
-          <w14:ligatures w14:val="none"/>
+          <ns2:ligatures ns2:val="none"/>
         </w:rPr>
         <w:t xml:space="preserve"> y 19</w:t>
       </w:r>
@@ -3391,7 +3391,7 @@
           <w:color w:val="000000"/>
           <w:kern w:val="0"/>
           <w:lang w:eastAsia="es-PE"/>
-          <w14:ligatures w14:val="none"/>
+          <ns2:ligatures ns2:val="none"/>
         </w:rPr>
         <w:t/>
       </w:r>
@@ -3399,23 +3399,23 @@
         <w:rPr>
           <w:rFonts w:ascii="Arial Narrow" w:eastAsia="Arial Narrow" w:hAnsi="Arial Narrow" w:cs="Arial Narrow"/>
           <w:kern w:val="0"/>
-          <w14:ligatures w14:val="none"/>
+          <ns2:ligatures ns2:val="none"/>
         </w:rPr>
         <w:t xml:space="preserve"> del Código.</w:t>
       </w:r>
     </w:p>
-    <w:p>
+    <w:p ns2:paraId="0262F92A" ns2:textId="77777777">
       <w:pPr>
         <w:pStyle w:val="Prrafodelista"/>
         <w:spacing w:line="240" w:lineRule="auto"/>
         <w:rPr>
           <w:rFonts w:ascii="Arial Narrow" w:eastAsia="Arial Narrow" w:hAnsi="Arial Narrow" w:cs="Arial Narrow"/>
           <w:kern w:val="0"/>
-          <w14:ligatures w14:val="none"/>
-        </w:rPr>
-      </w:pPr>
-    </w:p>
-    <w:p>
+          <ns2:ligatures ns2:val="none"/>
+        </w:rPr>
+      </w:pPr>
+    </w:p>
+    <w:p ns2:paraId="4220E0F5" ns2:textId="6915B715">
       <w:pPr>
         <w:pStyle w:val="Prrafodelista"/>
         <w:numPr>
@@ -3428,14 +3428,14 @@
         <w:rPr>
           <w:rFonts w:ascii="Arial Narrow" w:eastAsia="Arial Narrow" w:hAnsi="Arial Narrow" w:cs="Arial Narrow"/>
           <w:kern w:val="0"/>
-          <w14:ligatures w14:val="none"/>
-        </w:rPr>
-      </w:pPr>
-      <w:r>
-        <w:rPr>
-          <w:rFonts w:ascii="Arial Narrow" w:eastAsia="Arial Narrow" w:hAnsi="Arial Narrow" w:cs="Arial Narrow"/>
-          <w:kern w:val="0"/>
-          <w14:ligatures w14:val="none"/>
+          <ns2:ligatures ns2:val="none"/>
+        </w:rPr>
+      </w:pPr>
+      <w:r>
+        <w:rPr>
+          <w:rFonts w:ascii="Arial Narrow" w:eastAsia="Arial Narrow" w:hAnsi="Arial Narrow" w:cs="Arial Narrow"/>
+          <w:kern w:val="0"/>
+          <ns2:ligatures ns2:val="none"/>
         </w:rPr>
         <w:t xml:space="preserve">Además, </w:t>
       </w:r>
@@ -3445,7 +3445,7 @@
           <w:color w:val="000000"/>
           <w:kern w:val="0"/>
           <w:lang w:eastAsia="es-PE"/>
-          <w14:ligatures w14:val="none"/>
+          <ns2:ligatures ns2:val="none"/>
         </w:rPr>
         <w:t xml:space="preserve">la Secretaría Técnica, en ejercicio de sus facultades, considera </w:t>
       </w:r>
@@ -3453,7 +3453,7 @@
         <w:rPr>
           <w:rFonts w:ascii="Arial Narrow" w:eastAsia="Arial Narrow" w:hAnsi="Arial Narrow" w:cs="Arial"/>
           <w:kern w:val="0"/>
-          <w14:ligatures w14:val="none"/>
+          <ns2:ligatures ns2:val="none"/>
         </w:rPr>
         <w:t xml:space="preserve">que el hecho denunciado, consistente en que </w:t>
       </w:r>
@@ -3463,7 +3463,7 @@
           <w:color w:val="000000"/>
           <w:kern w:val="0"/>
           <w:lang w:eastAsia="es-PE"/>
-          <w14:ligatures w14:val="none"/>
+          <ns2:ligatures ns2:val="none"/>
         </w:rPr>
         <w:t>la compañía aseguradora no habría cumplido con brindar una respuesta adecuada a la comunicación realizada por la denunciante el 18 de marzo de 2025</w:t>
       </w:r>
@@ -3471,7 +3471,7 @@
         <w:rPr>
           <w:rFonts w:ascii="Arial Narrow" w:eastAsia="Arial Narrow" w:hAnsi="Arial Narrow" w:cs="Arial Narrow"/>
           <w:kern w:val="0"/>
-          <w14:ligatures w14:val="none"/>
+          <ns2:ligatures ns2:val="none"/>
         </w:rPr>
         <w:t>; involucraría una presunta afectación a sus expectativas, quien no habría encontrado una correspondencia entre lo que esperaba recibir de parte del proveedor y lo que realmente recibió. Por consiguiente, corresponde calificar el hecho materia de denuncia como una presunta infracción al deber de idoneidad, tipificado en los artículos 18</w:t>
       </w:r>
@@ -3481,7 +3481,7 @@
           <w:color w:val="000000"/>
           <w:kern w:val="0"/>
           <w:lang w:eastAsia="es-PE"/>
-          <w14:ligatures w14:val="none"/>
+          <ns2:ligatures ns2:val="none"/>
         </w:rPr>
         <w:t/>
       </w:r>
@@ -3489,7 +3489,7 @@
         <w:rPr>
           <w:rFonts w:ascii="Arial Narrow" w:eastAsia="Arial Narrow" w:hAnsi="Arial Narrow" w:cs="Arial Narrow"/>
           <w:kern w:val="0"/>
-          <w14:ligatures w14:val="none"/>
+          <ns2:ligatures ns2:val="none"/>
         </w:rPr>
         <w:t xml:space="preserve"> y 19</w:t>
       </w:r>
@@ -3499,7 +3499,7 @@
           <w:color w:val="000000"/>
           <w:kern w:val="0"/>
           <w:lang w:eastAsia="es-PE"/>
-          <w14:ligatures w14:val="none"/>
+          <ns2:ligatures ns2:val="none"/>
         </w:rPr>
         <w:t/>
       </w:r>
@@ -3507,23 +3507,23 @@
         <w:rPr>
           <w:rFonts w:ascii="Arial Narrow" w:eastAsia="Arial Narrow" w:hAnsi="Arial Narrow" w:cs="Arial Narrow"/>
           <w:kern w:val="0"/>
-          <w14:ligatures w14:val="none"/>
+          <ns2:ligatures ns2:val="none"/>
         </w:rPr>
         <w:t xml:space="preserve"> del Código.</w:t>
       </w:r>
     </w:p>
-    <w:p>
+    <w:p ns2:paraId="0286CF68" ns2:textId="77777777">
       <w:pPr>
         <w:pStyle w:val="Prrafodelista"/>
         <w:spacing w:line="240" w:lineRule="auto"/>
         <w:rPr>
           <w:rFonts w:ascii="Arial Narrow" w:eastAsia="Arial Narrow" w:hAnsi="Arial Narrow" w:cs="Arial Narrow"/>
           <w:kern w:val="0"/>
-          <w14:ligatures w14:val="none"/>
-        </w:rPr>
-      </w:pPr>
-    </w:p>
-    <w:p>
+          <ns2:ligatures ns2:val="none"/>
+        </w:rPr>
+      </w:pPr>
+    </w:p>
+    <w:p ns2:paraId="48C9D896" ns2:textId="6DCCCF85">
       <w:pPr>
         <w:pStyle w:val="Prrafodelista"/>
         <w:numPr>
@@ -3536,14 +3536,14 @@
         <w:rPr>
           <w:rFonts w:ascii="Arial Narrow" w:eastAsia="Arial Narrow" w:hAnsi="Arial Narrow" w:cs="Arial Narrow"/>
           <w:kern w:val="0"/>
-          <w14:ligatures w14:val="none"/>
-        </w:rPr>
-      </w:pPr>
-      <w:r>
-        <w:rPr>
-          <w:rFonts w:ascii="Arial Narrow" w:eastAsia="Arial Narrow" w:hAnsi="Arial Narrow" w:cs="Arial Narrow"/>
-          <w:kern w:val="0"/>
-          <w14:ligatures w14:val="none"/>
+          <ns2:ligatures ns2:val="none"/>
+        </w:rPr>
+      </w:pPr>
+      <w:r>
+        <w:rPr>
+          <w:rFonts w:ascii="Arial Narrow" w:eastAsia="Arial Narrow" w:hAnsi="Arial Narrow" w:cs="Arial Narrow"/>
+          <w:kern w:val="0"/>
+          <ns2:ligatures ns2:val="none"/>
         </w:rPr>
         <w:t xml:space="preserve">Así también, </w:t>
       </w:r>
@@ -3553,7 +3553,7 @@
           <w:color w:val="000000"/>
           <w:kern w:val="0"/>
           <w:lang w:eastAsia="es-PE"/>
-          <w14:ligatures w14:val="none"/>
+          <ns2:ligatures ns2:val="none"/>
         </w:rPr>
         <w:t xml:space="preserve">la Secretaría Técnica, en ejercicio de sus facultades, considera </w:t>
       </w:r>
@@ -3561,7 +3561,7 @@
         <w:rPr>
           <w:rFonts w:ascii="Arial Narrow" w:eastAsia="Arial Narrow" w:hAnsi="Arial Narrow" w:cs="Arial"/>
           <w:kern w:val="0"/>
-          <w14:ligatures w14:val="none"/>
+          <ns2:ligatures ns2:val="none"/>
         </w:rPr>
         <w:t xml:space="preserve">que el hecho denunciado, consistente en que </w:t>
       </w:r>
@@ -3571,7 +3571,7 @@
           <w:color w:val="000000"/>
           <w:kern w:val="0"/>
           <w:lang w:eastAsia="es-PE"/>
-          <w14:ligatures w14:val="none"/>
+          <ns2:ligatures ns2:val="none"/>
         </w:rPr>
         <w:t>la compañía aseguradora no habría cumplido con brindar una respuesta adecuada a la comunicación por la denunciante el 20 de marzo de 2025</w:t>
       </w:r>
@@ -3579,7 +3579,7 @@
         <w:rPr>
           <w:rFonts w:ascii="Arial Narrow" w:eastAsia="Arial Narrow" w:hAnsi="Arial Narrow" w:cs="Arial Narrow"/>
           <w:kern w:val="0"/>
-          <w14:ligatures w14:val="none"/>
+          <ns2:ligatures ns2:val="none"/>
         </w:rPr>
         <w:t>; involucraría una presunta afectación a sus expectativas, quien no habría encontrado una correspondencia entre lo que esperaba recibir de parte del proveedor y lo que realmente recibió. Por consiguiente, corresponde calificar el hecho materia de denuncia como una presunta infracción al deber de idoneidad, tipificado en los artículos 18</w:t>
       </w:r>
@@ -3589,7 +3589,7 @@
           <w:color w:val="000000"/>
           <w:kern w:val="0"/>
           <w:lang w:eastAsia="es-PE"/>
-          <w14:ligatures w14:val="none"/>
+          <ns2:ligatures ns2:val="none"/>
         </w:rPr>
         <w:t/>
       </w:r>
@@ -3597,7 +3597,7 @@
         <w:rPr>
           <w:rFonts w:ascii="Arial Narrow" w:eastAsia="Arial Narrow" w:hAnsi="Arial Narrow" w:cs="Arial Narrow"/>
           <w:kern w:val="0"/>
-          <w14:ligatures w14:val="none"/>
+          <ns2:ligatures ns2:val="none"/>
         </w:rPr>
         <w:t xml:space="preserve"> y 19</w:t>
       </w:r>
@@ -3607,7 +3607,7 @@
           <w:color w:val="000000"/>
           <w:kern w:val="0"/>
           <w:lang w:eastAsia="es-PE"/>
-          <w14:ligatures w14:val="none"/>
+          <ns2:ligatures ns2:val="none"/>
         </w:rPr>
         <w:t/>
       </w:r>
@@ -3615,23 +3615,23 @@
         <w:rPr>
           <w:rFonts w:ascii="Arial Narrow" w:eastAsia="Arial Narrow" w:hAnsi="Arial Narrow" w:cs="Arial Narrow"/>
           <w:kern w:val="0"/>
-          <w14:ligatures w14:val="none"/>
+          <ns2:ligatures ns2:val="none"/>
         </w:rPr>
         <w:t xml:space="preserve"> del Código.</w:t>
       </w:r>
     </w:p>
-    <w:p>
+    <w:p ns2:paraId="3147BA70" ns2:textId="77777777">
       <w:pPr>
         <w:pStyle w:val="Prrafodelista"/>
         <w:spacing w:line="240" w:lineRule="auto"/>
         <w:rPr>
           <w:rFonts w:ascii="Arial Narrow" w:eastAsia="Arial Narrow" w:hAnsi="Arial Narrow" w:cs="Arial Narrow"/>
           <w:kern w:val="0"/>
-          <w14:ligatures w14:val="none"/>
-        </w:rPr>
-      </w:pPr>
-    </w:p>
-    <w:p>
+          <ns2:ligatures ns2:val="none"/>
+        </w:rPr>
+      </w:pPr>
+    </w:p>
+    <w:p ns2:paraId="0533DA3B" ns2:textId="651B4D7F">
       <w:pPr>
         <w:pStyle w:val="Prrafodelista"/>
         <w:numPr>
@@ -3644,14 +3644,14 @@
         <w:rPr>
           <w:rFonts w:ascii="Arial Narrow" w:eastAsia="Arial Narrow" w:hAnsi="Arial Narrow" w:cs="Arial Narrow"/>
           <w:kern w:val="0"/>
-          <w14:ligatures w14:val="none"/>
-        </w:rPr>
-      </w:pPr>
-      <w:r>
-        <w:rPr>
-          <w:rFonts w:ascii="Arial Narrow" w:eastAsia="Arial Narrow" w:hAnsi="Arial Narrow" w:cs="Arial Narrow"/>
-          <w:kern w:val="0"/>
-          <w14:ligatures w14:val="none"/>
+          <ns2:ligatures ns2:val="none"/>
+        </w:rPr>
+      </w:pPr>
+      <w:r>
+        <w:rPr>
+          <w:rFonts w:ascii="Arial Narrow" w:eastAsia="Arial Narrow" w:hAnsi="Arial Narrow" w:cs="Arial Narrow"/>
+          <w:kern w:val="0"/>
+          <ns2:ligatures ns2:val="none"/>
         </w:rPr>
         <w:t xml:space="preserve">Asimismo, </w:t>
       </w:r>
@@ -3661,7 +3661,7 @@
           <w:color w:val="000000"/>
           <w:kern w:val="0"/>
           <w:lang w:eastAsia="es-PE"/>
-          <w14:ligatures w14:val="none"/>
+          <ns2:ligatures ns2:val="none"/>
         </w:rPr>
         <w:t xml:space="preserve">la Secretaría Técnica, en ejercicio de sus facultades, considera </w:t>
       </w:r>
@@ -3669,7 +3669,7 @@
         <w:rPr>
           <w:rFonts w:ascii="Arial Narrow" w:eastAsia="Arial Narrow" w:hAnsi="Arial Narrow" w:cs="Arial"/>
           <w:kern w:val="0"/>
-          <w14:ligatures w14:val="none"/>
+          <ns2:ligatures ns2:val="none"/>
         </w:rPr>
         <w:t xml:space="preserve">que el hecho denunciado, consistente en que </w:t>
       </w:r>
@@ -3680,7 +3680,7 @@
           <w:kern w:val="0"/>
           <w:shd w:val="clear" w:color="auto" w:fill="FFFFFF"/>
           <w:lang w:eastAsia="es-PE"/>
-          <w14:ligatures w14:val="none"/>
+          <ns2:ligatures ns2:val="none"/>
         </w:rPr>
         <w:t>la compañía aseguradora no habría cumplido con brindar una respuesta adecuada a la comunicación realizada por la denunciante el 24 de marzo de 2025</w:t>
       </w:r>
@@ -3688,7 +3688,7 @@
         <w:rPr>
           <w:rFonts w:ascii="Arial Narrow" w:eastAsia="Arial Narrow" w:hAnsi="Arial Narrow" w:cs="Arial Narrow"/>
           <w:kern w:val="0"/>
-          <w14:ligatures w14:val="none"/>
+          <ns2:ligatures ns2:val="none"/>
         </w:rPr>
         <w:t>; involucraría una presunta afectación a sus expectativas, quien no habría encontrado una correspondencia entre lo que esperaba recibir de parte del proveedor y lo que realmente recibió. Por consiguiente, corresponde calificar el hecho materia de denuncia como una presunta infracción al deber de idoneidad, tipificado en los artículos 18</w:t>
       </w:r>
@@ -3698,7 +3698,7 @@
           <w:color w:val="000000"/>
           <w:kern w:val="0"/>
           <w:lang w:eastAsia="es-PE"/>
-          <w14:ligatures w14:val="none"/>
+          <ns2:ligatures ns2:val="none"/>
         </w:rPr>
         <w:t/>
       </w:r>
@@ -3706,7 +3706,7 @@
         <w:rPr>
           <w:rFonts w:ascii="Arial Narrow" w:eastAsia="Arial Narrow" w:hAnsi="Arial Narrow" w:cs="Arial Narrow"/>
           <w:kern w:val="0"/>
-          <w14:ligatures w14:val="none"/>
+          <ns2:ligatures ns2:val="none"/>
         </w:rPr>
         <w:t xml:space="preserve"> y 19</w:t>
       </w:r>
@@ -3716,7 +3716,7 @@
           <w:color w:val="000000"/>
           <w:kern w:val="0"/>
           <w:lang w:eastAsia="es-PE"/>
-          <w14:ligatures w14:val="none"/>
+          <ns2:ligatures ns2:val="none"/>
         </w:rPr>
         <w:t/>
       </w:r>
@@ -3724,23 +3724,23 @@
         <w:rPr>
           <w:rFonts w:ascii="Arial Narrow" w:eastAsia="Arial Narrow" w:hAnsi="Arial Narrow" w:cs="Arial Narrow"/>
           <w:kern w:val="0"/>
-          <w14:ligatures w14:val="none"/>
+          <ns2:ligatures ns2:val="none"/>
         </w:rPr>
         <w:t xml:space="preserve"> del Código.</w:t>
       </w:r>
     </w:p>
-    <w:p>
+    <w:p ns2:paraId="765D3206" ns2:textId="77777777">
       <w:pPr>
         <w:pStyle w:val="Prrafodelista"/>
         <w:spacing w:line="240" w:lineRule="auto"/>
         <w:rPr>
           <w:rFonts w:ascii="Arial Narrow" w:eastAsia="Arial Narrow" w:hAnsi="Arial Narrow" w:cs="Arial Narrow"/>
           <w:kern w:val="0"/>
-          <w14:ligatures w14:val="none"/>
-        </w:rPr>
-      </w:pPr>
-    </w:p>
-    <w:p>
+          <ns2:ligatures ns2:val="none"/>
+        </w:rPr>
+      </w:pPr>
+    </w:p>
+    <w:p ns2:paraId="4DDEC5F5" ns2:textId="32962946">
       <w:pPr>
         <w:pStyle w:val="Prrafodelista"/>
         <w:numPr>
@@ -3753,14 +3753,14 @@
         <w:rPr>
           <w:rFonts w:ascii="Arial Narrow" w:eastAsia="Arial Narrow" w:hAnsi="Arial Narrow" w:cs="Arial Narrow"/>
           <w:kern w:val="0"/>
-          <w14:ligatures w14:val="none"/>
-        </w:rPr>
-      </w:pPr>
-      <w:r>
-        <w:rPr>
-          <w:rFonts w:ascii="Arial Narrow" w:eastAsia="Arial Narrow" w:hAnsi="Arial Narrow" w:cs="Arial Narrow"/>
-          <w:kern w:val="0"/>
-          <w14:ligatures w14:val="none"/>
+          <ns2:ligatures ns2:val="none"/>
+        </w:rPr>
+      </w:pPr>
+      <w:r>
+        <w:rPr>
+          <w:rFonts w:ascii="Arial Narrow" w:eastAsia="Arial Narrow" w:hAnsi="Arial Narrow" w:cs="Arial Narrow"/>
+          <w:kern w:val="0"/>
+          <ns2:ligatures ns2:val="none"/>
         </w:rPr>
         <w:t xml:space="preserve">Además, </w:t>
       </w:r>
@@ -3770,7 +3770,7 @@
           <w:color w:val="000000"/>
           <w:kern w:val="0"/>
           <w:lang w:eastAsia="es-PE"/>
-          <w14:ligatures w14:val="none"/>
+          <ns2:ligatures ns2:val="none"/>
         </w:rPr>
         <w:t xml:space="preserve">la Secretaría Técnica, en ejercicio de sus facultades, considera </w:t>
       </w:r>
@@ -3778,7 +3778,7 @@
         <w:rPr>
           <w:rFonts w:ascii="Arial Narrow" w:eastAsia="Arial Narrow" w:hAnsi="Arial Narrow" w:cs="Arial"/>
           <w:kern w:val="0"/>
-          <w14:ligatures w14:val="none"/>
+          <ns2:ligatures ns2:val="none"/>
         </w:rPr>
         <w:t xml:space="preserve">que el hecho denunciado, consistente en que </w:t>
       </w:r>
@@ -3789,7 +3789,7 @@
           <w:kern w:val="0"/>
           <w:shd w:val="clear" w:color="auto" w:fill="FFFFFF"/>
           <w:lang w:eastAsia="es-PE"/>
-          <w14:ligatures w14:val="none"/>
+          <ns2:ligatures ns2:val="none"/>
         </w:rPr>
         <w:t>la compañía aseguradora no habría cumplido con brindar una respuesta adecuada a la comunicación realizada por la denunciante el 26 de marzo de 2025</w:t>
       </w:r>
@@ -3797,7 +3797,7 @@
         <w:rPr>
           <w:rFonts w:ascii="Arial Narrow" w:eastAsia="Arial Narrow" w:hAnsi="Arial Narrow" w:cs="Arial Narrow"/>
           <w:kern w:val="0"/>
-          <w14:ligatures w14:val="none"/>
+          <ns2:ligatures ns2:val="none"/>
         </w:rPr>
         <w:t>; involucraría una presunta afectación a sus expectativas, quien no habría encontrado una correspondencia entre lo que esperaba recibir de parte del proveedor y lo que realmente recibió. Por consiguiente, corresponde calificar el hecho materia de denuncia como una presunta infracción al deber de idoneidad, tipificado en los artículos 18</w:t>
       </w:r>
@@ -3807,7 +3807,7 @@
           <w:color w:val="000000"/>
           <w:kern w:val="0"/>
           <w:lang w:eastAsia="es-PE"/>
-          <w14:ligatures w14:val="none"/>
+          <ns2:ligatures ns2:val="none"/>
         </w:rPr>
         <w:t/>
       </w:r>
@@ -3815,7 +3815,7 @@
         <w:rPr>
           <w:rFonts w:ascii="Arial Narrow" w:eastAsia="Arial Narrow" w:hAnsi="Arial Narrow" w:cs="Arial Narrow"/>
           <w:kern w:val="0"/>
-          <w14:ligatures w14:val="none"/>
+          <ns2:ligatures ns2:val="none"/>
         </w:rPr>
         <w:t xml:space="preserve"> y 19</w:t>
       </w:r>
@@ -3825,7 +3825,7 @@
           <w:color w:val="000000"/>
           <w:kern w:val="0"/>
           <w:lang w:eastAsia="es-PE"/>
-          <w14:ligatures w14:val="none"/>
+          <ns2:ligatures ns2:val="none"/>
         </w:rPr>
         <w:t/>
       </w:r>
@@ -3833,23 +3833,23 @@
         <w:rPr>
           <w:rFonts w:ascii="Arial Narrow" w:eastAsia="Arial Narrow" w:hAnsi="Arial Narrow" w:cs="Arial Narrow"/>
           <w:kern w:val="0"/>
-          <w14:ligatures w14:val="none"/>
+          <ns2:ligatures ns2:val="none"/>
         </w:rPr>
         <w:t xml:space="preserve"> del Código.</w:t>
       </w:r>
     </w:p>
-    <w:p>
+    <w:p ns2:paraId="15F8E071" ns2:textId="77777777">
       <w:pPr>
         <w:pStyle w:val="Prrafodelista"/>
         <w:spacing w:line="240" w:lineRule="auto"/>
         <w:rPr>
           <w:rFonts w:ascii="Arial Narrow" w:eastAsia="Arial Narrow" w:hAnsi="Arial Narrow" w:cs="Arial Narrow"/>
           <w:kern w:val="0"/>
-          <w14:ligatures w14:val="none"/>
-        </w:rPr>
-      </w:pPr>
-    </w:p>
-    <w:p>
+          <ns2:ligatures ns2:val="none"/>
+        </w:rPr>
+      </w:pPr>
+    </w:p>
+    <w:p ns2:paraId="4A11550E" ns2:textId="01C4EFE3">
       <w:pPr>
         <w:pStyle w:val="Prrafodelista"/>
         <w:numPr>
@@ -3862,14 +3862,14 @@
         <w:rPr>
           <w:rFonts w:ascii="Arial Narrow" w:eastAsia="Arial Narrow" w:hAnsi="Arial Narrow" w:cs="Arial Narrow"/>
           <w:kern w:val="0"/>
-          <w14:ligatures w14:val="none"/>
-        </w:rPr>
-      </w:pPr>
-      <w:r>
-        <w:rPr>
-          <w:rFonts w:ascii="Arial Narrow" w:eastAsia="Arial Narrow" w:hAnsi="Arial Narrow" w:cs="Arial Narrow"/>
-          <w:kern w:val="0"/>
-          <w14:ligatures w14:val="none"/>
+          <ns2:ligatures ns2:val="none"/>
+        </w:rPr>
+      </w:pPr>
+      <w:r>
+        <w:rPr>
+          <w:rFonts w:ascii="Arial Narrow" w:eastAsia="Arial Narrow" w:hAnsi="Arial Narrow" w:cs="Arial Narrow"/>
+          <w:kern w:val="0"/>
+          <ns2:ligatures ns2:val="none"/>
         </w:rPr>
         <w:t xml:space="preserve">Así también, </w:t>
       </w:r>
@@ -3879,7 +3879,7 @@
           <w:color w:val="000000"/>
           <w:kern w:val="0"/>
           <w:lang w:eastAsia="es-PE"/>
-          <w14:ligatures w14:val="none"/>
+          <ns2:ligatures ns2:val="none"/>
         </w:rPr>
         <w:t xml:space="preserve">la Secretaría Técnica, en ejercicio de sus facultades, considera </w:t>
       </w:r>
@@ -3887,7 +3887,7 @@
         <w:rPr>
           <w:rFonts w:ascii="Arial Narrow" w:eastAsia="Arial Narrow" w:hAnsi="Arial Narrow" w:cs="Arial"/>
           <w:kern w:val="0"/>
-          <w14:ligatures w14:val="none"/>
+          <ns2:ligatures ns2:val="none"/>
         </w:rPr>
         <w:t xml:space="preserve">que el hecho denunciado, consistente en que </w:t>
       </w:r>
@@ -3897,7 +3897,7 @@
           <w:color w:val="000000"/>
           <w:kern w:val="0"/>
           <w:lang w:eastAsia="es-PE"/>
-          <w14:ligatures w14:val="none"/>
+          <ns2:ligatures ns2:val="none"/>
         </w:rPr>
         <w:t>la compañía aseguradora no habría cumplido con brindar una respuesta adecuada a la comunicación realizada por la denunciante el 28 de marzo de 2025</w:t>
       </w:r>
@@ -3905,7 +3905,7 @@
         <w:rPr>
           <w:rFonts w:ascii="Arial Narrow" w:eastAsia="Arial Narrow" w:hAnsi="Arial Narrow" w:cs="Arial Narrow"/>
           <w:kern w:val="0"/>
-          <w14:ligatures w14:val="none"/>
+          <ns2:ligatures ns2:val="none"/>
         </w:rPr>
         <w:t>; involucraría una presunta afectación a sus expectativas, quien no habría encontrado una correspondencia entre lo que esperaba recibir de parte del proveedor y lo que realmente recibió. Por consiguiente, corresponde calificar el hecho materia de denuncia como una presunta infracción al deber de idoneidad, tipificado en los artículos 18</w:t>
       </w:r>
@@ -3915,7 +3915,7 @@
           <w:color w:val="000000"/>
           <w:kern w:val="0"/>
           <w:lang w:eastAsia="es-PE"/>
-          <w14:ligatures w14:val="none"/>
+          <ns2:ligatures ns2:val="none"/>
         </w:rPr>
         <w:t/>
       </w:r>
@@ -3923,7 +3923,7 @@
         <w:rPr>
           <w:rFonts w:ascii="Arial Narrow" w:eastAsia="Arial Narrow" w:hAnsi="Arial Narrow" w:cs="Arial Narrow"/>
           <w:kern w:val="0"/>
-          <w14:ligatures w14:val="none"/>
+          <ns2:ligatures ns2:val="none"/>
         </w:rPr>
         <w:t xml:space="preserve"> y 19</w:t>
       </w:r>
@@ -3933,7 +3933,7 @@
           <w:color w:val="000000"/>
           <w:kern w:val="0"/>
           <w:lang w:eastAsia="es-PE"/>
-          <w14:ligatures w14:val="none"/>
+          <ns2:ligatures ns2:val="none"/>
         </w:rPr>
         <w:t/>
       </w:r>
@@ -3941,7 +3941,7 @@
         <w:rPr>
           <w:rFonts w:ascii="Arial Narrow" w:eastAsia="Arial Narrow" w:hAnsi="Arial Narrow" w:cs="Arial Narrow"/>
           <w:kern w:val="0"/>
-          <w14:ligatures w14:val="none"/>
+          <ns2:ligatures ns2:val="none"/>
         </w:rPr>
         <w:t xml:space="preserve"> del Código</w:t>
       </w:r>
@@ -3949,23 +3949,23 @@
         <w:rPr>
           <w:rFonts w:ascii="Arial Narrow" w:eastAsia="Arial Narrow" w:hAnsi="Arial Narrow" w:cs="Arial Narrow"/>
           <w:kern w:val="0"/>
-          <w14:ligatures w14:val="none"/>
+          <ns2:ligatures ns2:val="none"/>
         </w:rPr>
         <w:t>.</w:t>
       </w:r>
     </w:p>
-    <w:p>
+    <w:p ns2:paraId="092417C5" ns2:textId="77777777">
       <w:pPr>
         <w:pStyle w:val="Prrafodelista"/>
         <w:spacing w:line="240" w:lineRule="auto"/>
         <w:rPr>
           <w:rFonts w:ascii="Arial Narrow" w:eastAsia="Arial Narrow" w:hAnsi="Arial Narrow" w:cs="Arial Narrow"/>
           <w:kern w:val="0"/>
-          <w14:ligatures w14:val="none"/>
-        </w:rPr>
-      </w:pPr>
-    </w:p>
-    <w:p>
+          <ns2:ligatures ns2:val="none"/>
+        </w:rPr>
+      </w:pPr>
+    </w:p>
+    <w:p ns2:paraId="60BB366F" ns2:textId="2B7884B0">
       <w:pPr>
         <w:pStyle w:val="Prrafodelista"/>
         <w:numPr>
@@ -3978,14 +3978,14 @@
         <w:rPr>
           <w:rFonts w:ascii="Arial Narrow" w:eastAsia="Arial Narrow" w:hAnsi="Arial Narrow" w:cs="Arial Narrow"/>
           <w:kern w:val="0"/>
-          <w14:ligatures w14:val="none"/>
-        </w:rPr>
-      </w:pPr>
-      <w:r>
-        <w:rPr>
-          <w:rFonts w:ascii="Arial Narrow" w:eastAsia="Arial Narrow" w:hAnsi="Arial Narrow" w:cs="Arial Narrow"/>
-          <w:kern w:val="0"/>
-          <w14:ligatures w14:val="none"/>
+          <ns2:ligatures ns2:val="none"/>
+        </w:rPr>
+      </w:pPr>
+      <w:r>
+        <w:rPr>
+          <w:rFonts w:ascii="Arial Narrow" w:eastAsia="Arial Narrow" w:hAnsi="Arial Narrow" w:cs="Arial Narrow"/>
+          <w:kern w:val="0"/>
+          <ns2:ligatures ns2:val="none"/>
         </w:rPr>
         <w:lastRenderedPageBreak/>
         <w:t>Adicionalmente</w:t>
@@ -3994,7 +3994,7 @@
         <w:rPr>
           <w:rFonts w:ascii="Arial Narrow" w:eastAsia="Arial Narrow" w:hAnsi="Arial Narrow" w:cs="Arial Narrow"/>
           <w:kern w:val="0"/>
-          <w14:ligatures w14:val="none"/>
+          <ns2:ligatures ns2:val="none"/>
         </w:rPr>
         <w:t xml:space="preserve">, </w:t>
       </w:r>
@@ -4004,7 +4004,7 @@
           <w:color w:val="000000"/>
           <w:kern w:val="0"/>
           <w:lang w:eastAsia="es-PE"/>
-          <w14:ligatures w14:val="none"/>
+          <ns2:ligatures ns2:val="none"/>
         </w:rPr>
         <w:t xml:space="preserve">la Secretaría Técnica, en ejercicio de sus facultades, considera </w:t>
       </w:r>
@@ -4012,7 +4012,7 @@
         <w:rPr>
           <w:rFonts w:ascii="Arial Narrow" w:eastAsia="Arial Narrow" w:hAnsi="Arial Narrow" w:cs="Arial"/>
           <w:kern w:val="0"/>
-          <w14:ligatures w14:val="none"/>
+          <ns2:ligatures ns2:val="none"/>
         </w:rPr>
         <w:t xml:space="preserve">que el hecho denunciado, consistente en que </w:t>
       </w:r>
@@ -4023,7 +4023,7 @@
           <w:kern w:val="0"/>
           <w:shd w:val="clear" w:color="auto" w:fill="FFFFFF"/>
           <w:lang w:eastAsia="es-PE"/>
-          <w14:ligatures w14:val="none"/>
+          <ns2:ligatures ns2:val="none"/>
         </w:rPr>
         <w:t>la compañía aseguradora no habría cumplido con brindar una respuesta adecuada a la comunicación realizada por la denunciante el 16 de abril de 2025</w:t>
       </w:r>
@@ -4031,7 +4031,7 @@
         <w:rPr>
           <w:rFonts w:ascii="Arial Narrow" w:eastAsia="Arial Narrow" w:hAnsi="Arial Narrow" w:cs="Arial Narrow"/>
           <w:kern w:val="0"/>
-          <w14:ligatures w14:val="none"/>
+          <ns2:ligatures ns2:val="none"/>
         </w:rPr>
         <w:t>; involucraría una presunta afectación a sus expectativas, quien no habría encontrado una correspondencia entre lo que esperaba recibir de parte del proveedor y lo que realmente recibió. Por consiguiente, corresponde calificar el hecho materia de denuncia como una presunta infracción al deber de idoneidad, tipificado en los artículos 18</w:t>
       </w:r>
@@ -4041,7 +4041,7 @@
           <w:color w:val="000000"/>
           <w:kern w:val="0"/>
           <w:lang w:eastAsia="es-PE"/>
-          <w14:ligatures w14:val="none"/>
+          <ns2:ligatures ns2:val="none"/>
         </w:rPr>
         <w:t/>
       </w:r>
@@ -4049,7 +4049,7 @@
         <w:rPr>
           <w:rFonts w:ascii="Arial Narrow" w:eastAsia="Arial Narrow" w:hAnsi="Arial Narrow" w:cs="Arial Narrow"/>
           <w:kern w:val="0"/>
-          <w14:ligatures w14:val="none"/>
+          <ns2:ligatures ns2:val="none"/>
         </w:rPr>
         <w:t xml:space="preserve"> y 19</w:t>
       </w:r>
@@ -4059,7 +4059,7 @@
           <w:color w:val="000000"/>
           <w:kern w:val="0"/>
           <w:lang w:eastAsia="es-PE"/>
-          <w14:ligatures w14:val="none"/>
+          <ns2:ligatures ns2:val="none"/>
         </w:rPr>
         <w:t/>
       </w:r>
@@ -4067,23 +4067,23 @@
         <w:rPr>
           <w:rFonts w:ascii="Arial Narrow" w:eastAsia="Arial Narrow" w:hAnsi="Arial Narrow" w:cs="Arial Narrow"/>
           <w:kern w:val="0"/>
-          <w14:ligatures w14:val="none"/>
+          <ns2:ligatures ns2:val="none"/>
         </w:rPr>
         <w:t xml:space="preserve"> del Código.</w:t>
       </w:r>
     </w:p>
-    <w:p>
+    <w:p ns2:paraId="6AA18C79" ns2:textId="77777777">
       <w:pPr>
         <w:pStyle w:val="Prrafodelista"/>
         <w:spacing w:line="240" w:lineRule="auto"/>
         <w:rPr>
           <w:rFonts w:ascii="Arial Narrow" w:eastAsia="Arial Narrow" w:hAnsi="Arial Narrow" w:cs="Arial Narrow"/>
           <w:kern w:val="0"/>
-          <w14:ligatures w14:val="none"/>
-        </w:rPr>
-      </w:pPr>
-    </w:p>
-    <w:p>
+          <ns2:ligatures ns2:val="none"/>
+        </w:rPr>
+      </w:pPr>
+    </w:p>
+    <w:p ns2:paraId="6F5903EC" ns2:textId="025CF981">
       <w:pPr>
         <w:pStyle w:val="Prrafodelista"/>
         <w:numPr>
@@ -4096,14 +4096,14 @@
         <w:rPr>
           <w:rFonts w:ascii="Arial Narrow" w:eastAsia="Arial Narrow" w:hAnsi="Arial Narrow" w:cs="Arial Narrow"/>
           <w:kern w:val="0"/>
-          <w14:ligatures w14:val="none"/>
-        </w:rPr>
-      </w:pPr>
-      <w:r>
-        <w:rPr>
-          <w:rFonts w:ascii="Arial Narrow" w:eastAsia="Arial Narrow" w:hAnsi="Arial Narrow" w:cs="Arial Narrow"/>
-          <w:kern w:val="0"/>
-          <w14:ligatures w14:val="none"/>
+          <ns2:ligatures ns2:val="none"/>
+        </w:rPr>
+      </w:pPr>
+      <w:r>
+        <w:rPr>
+          <w:rFonts w:ascii="Arial Narrow" w:eastAsia="Arial Narrow" w:hAnsi="Arial Narrow" w:cs="Arial Narrow"/>
+          <w:kern w:val="0"/>
+          <ns2:ligatures ns2:val="none"/>
         </w:rPr>
         <w:t xml:space="preserve">Así también, </w:t>
       </w:r>
@@ -4113,7 +4113,7 @@
           <w:color w:val="000000"/>
           <w:kern w:val="0"/>
           <w:lang w:eastAsia="es-PE"/>
-          <w14:ligatures w14:val="none"/>
+          <ns2:ligatures ns2:val="none"/>
         </w:rPr>
         <w:t xml:space="preserve">la Secretaría Técnica, en ejercicio de sus facultades, considera </w:t>
       </w:r>
@@ -4121,7 +4121,7 @@
         <w:rPr>
           <w:rFonts w:ascii="Arial Narrow" w:eastAsia="Arial Narrow" w:hAnsi="Arial Narrow" w:cs="Arial"/>
           <w:kern w:val="0"/>
-          <w14:ligatures w14:val="none"/>
+          <ns2:ligatures ns2:val="none"/>
         </w:rPr>
         <w:t xml:space="preserve">que el hecho denunciado, consistente en que </w:t>
       </w:r>
@@ -4132,7 +4132,7 @@
           <w:kern w:val="0"/>
           <w:shd w:val="clear" w:color="auto" w:fill="FFFFFF"/>
           <w:lang w:eastAsia="es-PE"/>
-          <w14:ligatures w14:val="none"/>
+          <ns2:ligatures ns2:val="none"/>
         </w:rPr>
         <w:t>la compañía aseguradora no habría cumplido con brindar una respuesta adecuada</w:t>
       </w:r>
@@ -4143,7 +4143,7 @@
           <w:kern w:val="0"/>
           <w:shd w:val="clear" w:color="auto" w:fill="FFFFFF"/>
           <w:lang w:eastAsia="es-PE"/>
-          <w14:ligatures w14:val="none"/>
+          <ns2:ligatures ns2:val="none"/>
         </w:rPr>
         <w:t xml:space="preserve"> </w:t>
       </w:r>
@@ -4154,7 +4154,7 @@
           <w:kern w:val="0"/>
           <w:shd w:val="clear" w:color="auto" w:fill="FFFFFF"/>
           <w:lang w:eastAsia="es-PE"/>
-          <w14:ligatures w14:val="none"/>
+          <ns2:ligatures ns2:val="none"/>
         </w:rPr>
         <w:t>a la comunicación realizada por la denunciante el 21 de abril de 2025</w:t>
       </w:r>
@@ -4162,7 +4162,7 @@
         <w:rPr>
           <w:rFonts w:ascii="Arial Narrow" w:eastAsia="Arial Narrow" w:hAnsi="Arial Narrow" w:cs="Arial Narrow"/>
           <w:kern w:val="0"/>
-          <w14:ligatures w14:val="none"/>
+          <ns2:ligatures ns2:val="none"/>
         </w:rPr>
         <w:t>; involucraría una presunta afectación a sus expectativas, quien no habría encontrado una correspondencia entre lo que esperaba recibir de parte del proveedor y lo que realmente recibió. Por consiguiente, corresponde calificar el hecho materia de denuncia como una presunta infracción al deber de idoneidad, tipificado en los artículos 18</w:t>
       </w:r>
@@ -4172,7 +4172,7 @@
           <w:color w:val="000000"/>
           <w:kern w:val="0"/>
           <w:lang w:eastAsia="es-PE"/>
-          <w14:ligatures w14:val="none"/>
+          <ns2:ligatures ns2:val="none"/>
         </w:rPr>
         <w:t/>
       </w:r>
@@ -4180,7 +4180,7 @@
         <w:rPr>
           <w:rFonts w:ascii="Arial Narrow" w:eastAsia="Arial Narrow" w:hAnsi="Arial Narrow" w:cs="Arial Narrow"/>
           <w:kern w:val="0"/>
-          <w14:ligatures w14:val="none"/>
+          <ns2:ligatures ns2:val="none"/>
         </w:rPr>
         <w:t xml:space="preserve"> y 19</w:t>
       </w:r>
@@ -4190,7 +4190,7 @@
           <w:color w:val="000000"/>
           <w:kern w:val="0"/>
           <w:lang w:eastAsia="es-PE"/>
-          <w14:ligatures w14:val="none"/>
+          <ns2:ligatures ns2:val="none"/>
         </w:rPr>
         <w:t/>
       </w:r>
@@ -4198,23 +4198,23 @@
         <w:rPr>
           <w:rFonts w:ascii="Arial Narrow" w:eastAsia="Arial Narrow" w:hAnsi="Arial Narrow" w:cs="Arial Narrow"/>
           <w:kern w:val="0"/>
-          <w14:ligatures w14:val="none"/>
+          <ns2:ligatures ns2:val="none"/>
         </w:rPr>
         <w:t xml:space="preserve"> del Código.</w:t>
       </w:r>
     </w:p>
-    <w:p>
-      <w:pPr>
-        <w:spacing w:after="0" w:line="240" w:lineRule="auto"/>
-        <w:jc w:val="both"/>
-        <w:rPr>
-          <w:rFonts w:ascii="Arial Narrow" w:eastAsia="Arial Narrow" w:hAnsi="Arial Narrow" w:cs="Arial Narrow"/>
-          <w:kern w:val="0"/>
-          <w14:ligatures w14:val="none"/>
-        </w:rPr>
-      </w:pPr>
-    </w:p>
-    <w:p>
+    <w:p ns2:paraId="7729AD00" ns2:textId="77777777">
+      <w:pPr>
+        <w:spacing w:after="0" w:line="240" w:lineRule="auto"/>
+        <w:jc w:val="both"/>
+        <w:rPr>
+          <w:rFonts w:ascii="Arial Narrow" w:eastAsia="Arial Narrow" w:hAnsi="Arial Narrow" w:cs="Arial Narrow"/>
+          <w:kern w:val="0"/>
+          <ns2:ligatures ns2:val="none"/>
+        </w:rPr>
+      </w:pPr>
+    </w:p>
+    <w:p ns2:paraId="44F874A3" ns2:textId="123DE1C4">
       <w:pPr>
         <w:pStyle w:val="Prrafodelista"/>
         <w:numPr>
@@ -4227,14 +4227,14 @@
         <w:rPr>
           <w:rFonts w:ascii="Arial Narrow" w:eastAsia="Arial Narrow" w:hAnsi="Arial Narrow" w:cs="Arial Narrow"/>
           <w:kern w:val="0"/>
-          <w14:ligatures w14:val="none"/>
-        </w:rPr>
-      </w:pPr>
-      <w:r>
-        <w:rPr>
-          <w:rFonts w:ascii="Arial Narrow" w:eastAsia="Arial Narrow" w:hAnsi="Arial Narrow" w:cs="Arial Narrow"/>
-          <w:kern w:val="0"/>
-          <w14:ligatures w14:val="none"/>
+          <ns2:ligatures ns2:val="none"/>
+        </w:rPr>
+      </w:pPr>
+      <w:r>
+        <w:rPr>
+          <w:rFonts w:ascii="Arial Narrow" w:eastAsia="Arial Narrow" w:hAnsi="Arial Narrow" w:cs="Arial Narrow"/>
+          <w:kern w:val="0"/>
+          <ns2:ligatures ns2:val="none"/>
         </w:rPr>
         <w:t xml:space="preserve">Asimismo, la Secretaría Técnica, en ejercicio de sus facultades, </w:t>
       </w:r>
@@ -4244,7 +4244,7 @@
           <w:color w:val="000000"/>
           <w:kern w:val="0"/>
           <w:lang w:eastAsia="es-PE"/>
-          <w14:ligatures w14:val="none"/>
+          <ns2:ligatures ns2:val="none"/>
         </w:rPr>
         <w:t xml:space="preserve">considera </w:t>
       </w:r>
@@ -4252,7 +4252,7 @@
         <w:rPr>
           <w:rFonts w:ascii="Arial Narrow" w:eastAsia="Arial Narrow" w:hAnsi="Arial Narrow" w:cs="Arial Narrow"/>
           <w:kern w:val="0"/>
-          <w14:ligatures w14:val="none"/>
+          <ns2:ligatures ns2:val="none"/>
         </w:rPr>
         <w:t>que el hecho denunciado</w:t>
       </w:r>
@@ -4262,7 +4262,7 @@
           <w:color w:val="000000"/>
           <w:kern w:val="0"/>
           <w:lang w:eastAsia="es-PE"/>
-          <w14:ligatures w14:val="none"/>
+          <ns2:ligatures ns2:val="none"/>
         </w:rPr>
         <w:t xml:space="preserve">, consistente en que </w:t>
       </w:r>
@@ -4272,7 +4272,7 @@
           <w:color w:val="000000"/>
           <w:kern w:val="0"/>
           <w:lang w:val="es-ES" w:eastAsia="es-ES"/>
-          <w14:ligatures w14:val="none"/>
+          <ns2:ligatures ns2:val="none"/>
         </w:rPr>
         <w:t>el proveedor denunciado habría brindado una respuesta inadecuada al reclamo presentado por la denunciante el 2 de abril de 2025</w:t>
       </w:r>
@@ -4282,7 +4282,7 @@
           <w:color w:val="000000"/>
           <w:kern w:val="0"/>
           <w:lang w:eastAsia="es-PE"/>
-          <w14:ligatures w14:val="none"/>
+          <ns2:ligatures ns2:val="none"/>
         </w:rPr>
         <w:t>. Por consiguiente, corresponde calificar el hecho materia de denuncia como una presunta infracción al</w:t>
       </w:r>
@@ -4290,7 +4290,7 @@
         <w:rPr>
           <w:rFonts w:ascii="Arial Narrow" w:eastAsia="Arial Narrow" w:hAnsi="Arial Narrow" w:cs="Arial Narrow"/>
           <w:kern w:val="0"/>
-          <w14:ligatures w14:val="none"/>
+          <ns2:ligatures ns2:val="none"/>
         </w:rPr>
         <w:t xml:space="preserve"> numeral 88.1</w:t>
       </w:r>
@@ -4298,7 +4298,7 @@
         <w:rPr>
           <w:rFonts w:ascii="Arial Narrow" w:eastAsia="Arial Narrow" w:hAnsi="Arial Narrow" w:cs="Arial Narrow"/>
           <w:kern w:val="0"/>
-          <w14:ligatures w14:val="none"/>
+          <ns2:ligatures ns2:val="none"/>
         </w:rPr>
         <w:t/>
       </w:r>
@@ -4306,7 +4306,7 @@
         <w:rPr>
           <w:rFonts w:ascii="Arial Narrow" w:eastAsia="Arial Narrow" w:hAnsi="Arial Narrow" w:cs="Arial Narrow"/>
           <w:kern w:val="0"/>
-          <w14:ligatures w14:val="none"/>
+          <ns2:ligatures ns2:val="none"/>
         </w:rPr>
         <w:t xml:space="preserve"> del artículo 88</w:t>
       </w:r>
@@ -4314,7 +4314,7 @@
         <w:rPr>
           <w:rFonts w:ascii="Arial Narrow" w:eastAsia="Arial Narrow" w:hAnsi="Arial Narrow" w:cs="Arial Narrow"/>
           <w:kern w:val="0"/>
-          <w14:ligatures w14:val="none"/>
+          <ns2:ligatures ns2:val="none"/>
         </w:rPr>
         <w:t/>
       </w:r>
@@ -4322,7 +4322,7 @@
         <w:rPr>
           <w:rFonts w:ascii="Arial Narrow" w:eastAsia="Arial Narrow" w:hAnsi="Arial Narrow" w:cs="Arial Narrow"/>
           <w:kern w:val="0"/>
-          <w14:ligatures w14:val="none"/>
+          <ns2:ligatures ns2:val="none"/>
         </w:rPr>
         <w:t xml:space="preserve"> del Código</w:t>
       </w:r>
@@ -4332,7 +4332,7 @@
           <w:rFonts w:ascii="Arial Narrow" w:eastAsia="Arial Narrow" w:hAnsi="Arial Narrow" w:cs="Arial"/>
           <w:kern w:val="0"/>
           <w:vertAlign w:val="superscript"/>
-          <w14:ligatures w14:val="none"/>
+          <ns2:ligatures ns2:val="none"/>
         </w:rPr>
         <w:footnoteReference w:id="5"/>
       </w:r>
@@ -4340,12 +4340,12 @@
         <w:rPr>
           <w:rFonts w:ascii="Arial Narrow" w:eastAsia="Arial Narrow" w:hAnsi="Arial Narrow" w:cs="Arial Narrow"/>
           <w:kern w:val="0"/>
-          <w14:ligatures w14:val="none"/>
+          <ns2:ligatures ns2:val="none"/>
         </w:rPr>
         <w:t>.</w:t>
       </w:r>
     </w:p>
-    <w:p>
+    <w:p ns2:paraId="432038D6" ns2:textId="0A9F6D75">
       <w:pPr>
         <w:pStyle w:val="Prrafodelista"/>
         <w:spacing w:after="0" w:line="240" w:lineRule="auto"/>
@@ -4355,11 +4355,11 @@
           <w:rFonts w:ascii="Arial Narrow" w:eastAsia="Calibri" w:hAnsi="Arial Narrow" w:cs="Arial Narrow"/>
           <w:kern w:val="0"/>
           <w:lang w:eastAsia="es-PE"/>
-          <w14:ligatures w14:val="none"/>
-        </w:rPr>
-      </w:pPr>
-    </w:p>
-    <w:p>
+          <ns2:ligatures ns2:val="none"/>
+        </w:rPr>
+      </w:pPr>
+    </w:p>
+    <w:p ns2:paraId="463134E5" ns2:textId="77777777">
       <w:pPr>
         <w:pStyle w:val="Prrafodelista"/>
         <w:numPr>
@@ -4373,7 +4373,7 @@
           <w:rFonts w:ascii="Arial Narrow" w:eastAsia="Calibri" w:hAnsi="Arial Narrow" w:cs="Arial Narrow"/>
           <w:kern w:val="0"/>
           <w:lang w:eastAsia="es-PE"/>
-          <w14:ligatures w14:val="none"/>
+          <ns2:ligatures ns2:val="none"/>
         </w:rPr>
       </w:pPr>
       <w:r>
@@ -4382,7 +4382,7 @@
           <w:color w:val="000000"/>
           <w:kern w:val="0"/>
           <w:lang w:eastAsia="es-PE"/>
-          <w14:ligatures w14:val="none"/>
+          <ns2:ligatures ns2:val="none"/>
         </w:rPr>
         <w:t>En tanto la denuncia reúne los requisitos establecidos por la norma citada, corresponde admitirla a trámite</w:t>
       </w:r>
@@ -4392,7 +4392,7 @@
           <w:rFonts w:ascii="Arial Narrow" w:eastAsia="Arial Narrow" w:hAnsi="Arial Narrow" w:cs="Arial Narrow"/>
           <w:kern w:val="0"/>
           <w:vertAlign w:val="superscript"/>
-          <w14:ligatures w14:val="none"/>
+          <ns2:ligatures ns2:val="none"/>
         </w:rPr>
         <w:footnoteReference w:id="6"/>
       </w:r>
@@ -4402,12 +4402,12 @@
           <w:color w:val="000000"/>
           <w:kern w:val="0"/>
           <w:lang w:eastAsia="es-PE"/>
-          <w14:ligatures w14:val="none"/>
+          <ns2:ligatures ns2:val="none"/>
         </w:rPr>
         <w:t>.</w:t>
       </w:r>
     </w:p>
-    <w:p>
+    <w:p ns2:paraId="68C71625" ns2:textId="77777777">
       <w:pPr>
         <w:spacing w:after="0" w:line="240" w:lineRule="auto"/>
         <w:ind w:left="567"/>
@@ -4418,11 +4418,11 @@
           <w:color w:val="000000"/>
           <w:kern w:val="0"/>
           <w:lang w:eastAsia="es-PE"/>
-          <w14:ligatures w14:val="none"/>
-        </w:rPr>
-      </w:pPr>
-    </w:p>
-    <w:p>
+          <ns2:ligatures ns2:val="none"/>
+        </w:rPr>
+      </w:pPr>
+    </w:p>
+    <w:p ns2:paraId="38A98B4B" ns2:textId="77777777">
       <w:pPr>
         <w:pStyle w:val="Prrafodelista"/>
         <w:numPr>
@@ -4442,7 +4442,7 @@
           <w:color w:val="000000"/>
           <w:kern w:val="0"/>
           <w:lang w:eastAsia="es-PE"/>
-          <w14:ligatures w14:val="none"/>
+          <ns2:ligatures ns2:val="none"/>
         </w:rPr>
       </w:pPr>
       <w:r>
@@ -4452,12 +4452,12 @@
           <w:color w:val="000000"/>
           <w:kern w:val="0"/>
           <w:lang w:eastAsia="es-PE"/>
-          <w14:ligatures w14:val="none"/>
+          <ns2:ligatures ns2:val="none"/>
         </w:rPr>
         <w:t>REQUERIMIENTO DE INFORMACIÓN</w:t>
       </w:r>
     </w:p>
-    <w:p>
+    <w:p ns2:paraId="5B518DC4" ns2:textId="77777777">
       <w:pPr>
         <w:spacing w:after="0" w:line="240" w:lineRule="auto"/>
         <w:jc w:val="both"/>
@@ -4466,11 +4466,11 @@
           <w:color w:val="000000"/>
           <w:kern w:val="0"/>
           <w:lang w:val="es-ES" w:eastAsia="es-ES"/>
-          <w14:ligatures w14:val="none"/>
-        </w:rPr>
-      </w:pPr>
-    </w:p>
-    <w:p>
+          <ns2:ligatures ns2:val="none"/>
+        </w:rPr>
+      </w:pPr>
+    </w:p>
+    <w:p ns2:paraId="62B88A04" ns2:textId="430CA045">
       <w:pPr>
         <w:pStyle w:val="Prrafodelista"/>
         <w:numPr>
@@ -4485,7 +4485,7 @@
           <w:color w:val="000000"/>
           <w:kern w:val="0"/>
           <w:lang w:val="es-ES" w:eastAsia="es-ES"/>
-          <w14:ligatures w14:val="none"/>
+          <ns2:ligatures ns2:val="none"/>
         </w:rPr>
       </w:pPr>
       <w:r>
@@ -4494,7 +4494,7 @@
           <w:color w:val="000000"/>
           <w:kern w:val="0"/>
           <w:lang w:val="es-ES" w:eastAsia="es-ES"/>
-          <w14:ligatures w14:val="none"/>
+          <ns2:ligatures ns2:val="none"/>
         </w:rPr>
         <w:t xml:space="preserve">A efectos de tener mayores elementos que sirvan para la resolución definitiva del presente caso, la Secretaría Técnica, en ejercicio de las facultades que la ley le confiere, conviene requerir </w:t>
       </w:r>
@@ -4504,7 +4504,7 @@
           <w:color w:val="000000"/>
           <w:kern w:val="0"/>
           <w:lang w:val="es-ES" w:eastAsia="es-ES"/>
-          <w14:ligatures w14:val="none"/>
+          <ns2:ligatures ns2:val="none"/>
         </w:rPr>
         <w:t>a la compañía aseguradora</w:t>
       </w:r>
@@ -4514,7 +4514,7 @@
           <w:color w:val="000000"/>
           <w:kern w:val="0"/>
           <w:lang w:val="es-ES" w:eastAsia="es-ES"/>
-          <w14:ligatures w14:val="none"/>
+          <ns2:ligatures ns2:val="none"/>
         </w:rPr>
         <w:t xml:space="preserve"> que, en un plazo no mayor de cinco (5) días hábiles contado a partir del día siguiente de la notificación de la presente resolución, cumpla con lo siguiente: </w:t>
       </w:r>
@@ -4524,7 +4524,7 @@
           <w:color w:val="000000"/>
           <w:kern w:val="0"/>
           <w:lang w:val="es-ES" w:eastAsia="es-ES"/>
-          <w14:ligatures w14:val="none"/>
+          <ns2:ligatures ns2:val="none"/>
         </w:rPr>
         <w:t xml:space="preserve">(i) presentar una copia completa, legible y debidamente suscrita de la Póliza </w:t>
       </w:r>
@@ -4535,7 +4535,7 @@
           <w:color w:val="000000"/>
           <w:kern w:val="0"/>
           <w:lang w:val="es-ES" w:eastAsia="es-ES"/>
-          <w14:ligatures w14:val="none"/>
+          <ns2:ligatures ns2:val="none"/>
         </w:rPr>
         <w:t/>
       </w:r>
@@ -4546,7 +4546,7 @@
           <w:color w:val="000000"/>
           <w:kern w:val="0"/>
           <w:lang w:val="es-ES" w:eastAsia="es-ES"/>
-          <w14:ligatures w14:val="none"/>
+          <ns2:ligatures ns2:val="none"/>
         </w:rPr>
         <w:t xml:space="preserve"> 22501 del Seguro de Desgravamen Tarjeta Crédito Solución Negocios , así como el cargo de remisión de la póliza; (</w:t>
       </w:r>
@@ -4557,7 +4557,7 @@
           <w:color w:val="000000"/>
           <w:kern w:val="0"/>
           <w:lang w:val="es-ES" w:eastAsia="es-ES"/>
-          <w14:ligatures w14:val="none"/>
+          <ns2:ligatures ns2:val="none"/>
         </w:rPr>
         <w:t>ii</w:t>
       </w:r>
@@ -4568,7 +4568,7 @@
           <w:color w:val="000000"/>
           <w:kern w:val="0"/>
           <w:lang w:val="es-ES" w:eastAsia="es-ES"/>
-          <w14:ligatures w14:val="none"/>
+          <ns2:ligatures ns2:val="none"/>
         </w:rPr>
         <w:t xml:space="preserve">) presentar los medios probatorios que acrediten que la atención de la solicitud de otorgamiento de cobertura de la Póliza </w:t>
       </w:r>
@@ -4579,7 +4579,7 @@
           <w:color w:val="000000"/>
           <w:kern w:val="0"/>
           <w:lang w:val="es-ES" w:eastAsia="es-ES"/>
-          <w14:ligatures w14:val="none"/>
+          <ns2:ligatures ns2:val="none"/>
         </w:rPr>
         <w:t/>
       </w:r>
@@ -4590,7 +4590,7 @@
           <w:color w:val="000000"/>
           <w:kern w:val="0"/>
           <w:lang w:val="es-ES" w:eastAsia="es-ES"/>
-          <w14:ligatures w14:val="none"/>
+          <ns2:ligatures ns2:val="none"/>
         </w:rPr>
         <w:t xml:space="preserve"> 22501 del Seguro de Desgravamen Tarjeta Crédito Solución Negocios se está dando dentro del plazo legal; y, (</w:t>
       </w:r>
@@ -4601,7 +4601,7 @@
           <w:color w:val="000000"/>
           <w:kern w:val="0"/>
           <w:lang w:val="es-ES" w:eastAsia="es-ES"/>
-          <w14:ligatures w14:val="none"/>
+          <ns2:ligatures ns2:val="none"/>
         </w:rPr>
         <w:t>iii</w:t>
       </w:r>
@@ -4612,7 +4612,7 @@
           <w:color w:val="000000"/>
           <w:kern w:val="0"/>
           <w:lang w:val="es-ES" w:eastAsia="es-ES"/>
-          <w14:ligatures w14:val="none"/>
+          <ns2:ligatures ns2:val="none"/>
         </w:rPr>
         <w:t>) presentar todas las comunicaciones cursadas con la parte denunciante en virtud del hecho materia de denuncia</w:t>
       </w:r>
@@ -4622,7 +4622,7 @@
           <w:color w:val="000000"/>
           <w:kern w:val="0"/>
           <w:lang w:val="es-ES" w:eastAsia="es-ES"/>
-          <w14:ligatures w14:val="none"/>
+          <ns2:ligatures ns2:val="none"/>
         </w:rPr>
         <w:t>.</w:t>
       </w:r>
@@ -4632,12 +4632,12 @@
           <w:color w:val="000000"/>
           <w:kern w:val="0"/>
           <w:lang w:eastAsia="es-ES"/>
-          <w14:ligatures w14:val="none"/>
+          <ns2:ligatures ns2:val="none"/>
         </w:rPr>
         <w:t xml:space="preserve"> </w:t>
       </w:r>
     </w:p>
-    <w:p>
+    <w:p ns2:paraId="5C93B848" ns2:textId="77777777">
       <w:pPr>
         <w:pStyle w:val="Prrafodelista"/>
         <w:spacing w:after="0" w:line="240" w:lineRule="auto"/>
@@ -4648,11 +4648,11 @@
           <w:color w:val="000000"/>
           <w:kern w:val="0"/>
           <w:lang w:val="es-ES" w:eastAsia="es-ES"/>
-          <w14:ligatures w14:val="none"/>
-        </w:rPr>
-      </w:pPr>
-    </w:p>
-    <w:p>
+          <ns2:ligatures ns2:val="none"/>
+        </w:rPr>
+      </w:pPr>
+    </w:p>
+    <w:p ns2:paraId="2A119386" ns2:textId="77777777">
       <w:pPr>
         <w:pStyle w:val="Prrafodelista"/>
         <w:numPr>
@@ -4672,7 +4672,7 @@
           <w:color w:val="000000"/>
           <w:kern w:val="0"/>
           <w:lang w:eastAsia="es-PE"/>
-          <w14:ligatures w14:val="none"/>
+          <ns2:ligatures ns2:val="none"/>
         </w:rPr>
       </w:pPr>
       <w:r>
@@ -4682,12 +4682,12 @@
           <w:color w:val="000000"/>
           <w:kern w:val="0"/>
           <w:lang w:eastAsia="es-PE"/>
-          <w14:ligatures w14:val="none"/>
+          <ns2:ligatures ns2:val="none"/>
         </w:rPr>
         <w:t xml:space="preserve">RESOLUCIÓN DE LA SECRETARÍA TÉCNICA </w:t>
       </w:r>
     </w:p>
-    <w:p>
+    <w:p ns2:paraId="7F554EB2" ns2:textId="77777777">
       <w:pPr>
         <w:spacing w:after="0" w:line="240" w:lineRule="auto"/>
         <w:jc w:val="both"/>
@@ -4697,11 +4697,11 @@
           <w:color w:val="000000"/>
           <w:kern w:val="0"/>
           <w:lang w:eastAsia="es-PE"/>
-          <w14:ligatures w14:val="none"/>
-        </w:rPr>
-      </w:pPr>
-    </w:p>
-    <w:p>
+          <ns2:ligatures ns2:val="none"/>
+        </w:rPr>
+      </w:pPr>
+    </w:p>
+    <w:p ns2:paraId="40BE44E6" ns2:textId="39A65232">
       <w:pPr>
         <w:spacing w:after="0" w:line="240" w:lineRule="auto"/>
         <w:jc w:val="both"/>
@@ -4710,7 +4710,7 @@
           <w:color w:val="000000"/>
           <w:kern w:val="0"/>
           <w:lang w:eastAsia="es-PE"/>
-          <w14:ligatures w14:val="none"/>
+          <ns2:ligatures ns2:val="none"/>
         </w:rPr>
       </w:pPr>
       <w:r>
@@ -4720,7 +4720,7 @@
           <w:color w:val="000000"/>
           <w:kern w:val="0"/>
           <w:lang w:eastAsia="es-PE"/>
-          <w14:ligatures w14:val="none"/>
+          <ns2:ligatures ns2:val="none"/>
         </w:rPr>
         <w:lastRenderedPageBreak/>
         <w:t xml:space="preserve">PRIMERO: admitir a trámite la denuncia del 25 de abril de 2025, subsanada mediante escrito del 23 de mayo de 2025, interpuesta por la señora [DENUNCIANTE] contra Pacífico Compañía de Seguros y Reaseguros S.A., por lo siguiente:</w:t>
@@ -4732,7 +4732,7 @@
           <w:kern w:val="0"/>
           <w:shd w:val="clear" w:color="auto" w:fill="FFFFFF"/>
           <w:lang w:eastAsia="es-PE"/>
-          <w14:ligatures w14:val="none"/>
+          <ns2:ligatures ns2:val="none"/>
         </w:rPr>
         <w:t xml:space="preserve"/>
       </w:r>
@@ -4742,7 +4742,7 @@
           <w:color w:val="000000"/>
           <w:kern w:val="0"/>
           <w:lang w:val="es-ES" w:eastAsia="es-ES"/>
-          <w14:ligatures w14:val="none"/>
+          <ns2:ligatures ns2:val="none"/>
         </w:rPr>
         <w:t xml:space="preserve"/>
       </w:r>
@@ -4753,7 +4753,7 @@
           <w:kern w:val="0"/>
           <w:shd w:val="clear" w:color="auto" w:fill="FFFFFF"/>
           <w:lang w:eastAsia="es-PE"/>
-          <w14:ligatures w14:val="none"/>
+          <ns2:ligatures ns2:val="none"/>
         </w:rPr>
         <w:t xml:space="preserve"/>
       </w:r>
@@ -4764,7 +4764,7 @@
           <w:kern w:val="0"/>
           <w:shd w:val="clear" w:color="auto" w:fill="FFFFFF"/>
           <w:lang w:eastAsia="es-PE"/>
-          <w14:ligatures w14:val="none"/>
+          <ns2:ligatures ns2:val="none"/>
         </w:rPr>
         <w:t/>
       </w:r>
@@ -4775,7 +4775,7 @@
           <w:kern w:val="0"/>
           <w:shd w:val="clear" w:color="auto" w:fill="FFFFFF"/>
           <w:lang w:eastAsia="es-PE"/>
-          <w14:ligatures w14:val="none"/>
+          <ns2:ligatures ns2:val="none"/>
         </w:rPr>
         <w:t xml:space="preserve"/>
       </w:r>
@@ -4786,7 +4786,7 @@
           <w:kern w:val="0"/>
           <w:shd w:val="clear" w:color="auto" w:fill="FFFFFF"/>
           <w:lang w:eastAsia="es-PE"/>
-          <w14:ligatures w14:val="none"/>
+          <ns2:ligatures ns2:val="none"/>
         </w:rPr>
         <w:t/>
       </w:r>
@@ -4797,7 +4797,7 @@
           <w:kern w:val="0"/>
           <w:shd w:val="clear" w:color="auto" w:fill="FFFFFF"/>
           <w:lang w:eastAsia="es-PE"/>
-          <w14:ligatures w14:val="none"/>
+          <ns2:ligatures ns2:val="none"/>
         </w:rPr>
         <w:t xml:space="preserve"/>
       </w:r>
@@ -4808,7 +4808,7 @@
           <w:kern w:val="0"/>
           <w:shd w:val="clear" w:color="auto" w:fill="FFFFFF"/>
           <w:lang w:eastAsia="es-PE"/>
-          <w14:ligatures w14:val="none"/>
+          <ns2:ligatures ns2:val="none"/>
         </w:rPr>
         <w:t xml:space="preserve"/>
       </w:r>
@@ -4820,7 +4820,7 @@
           <w:kern w:val="0"/>
           <w:shd w:val="clear" w:color="auto" w:fill="FFFFFF"/>
           <w:lang w:eastAsia="es-PE"/>
-          <w14:ligatures w14:val="none"/>
+          <ns2:ligatures ns2:val="none"/>
         </w:rPr>
         <w:t/>
       </w:r>
@@ -4832,7 +4832,7 @@
           <w:kern w:val="0"/>
           <w:shd w:val="clear" w:color="auto" w:fill="FFFFFF"/>
           <w:lang w:eastAsia="es-PE"/>
-          <w14:ligatures w14:val="none"/>
+          <ns2:ligatures ns2:val="none"/>
         </w:rPr>
         <w:t xml:space="preserve"/>
       </w:r>
@@ -4843,7 +4843,7 @@
           <w:kern w:val="0"/>
           <w:shd w:val="clear" w:color="auto" w:fill="FFFFFF"/>
           <w:lang w:eastAsia="es-PE"/>
-          <w14:ligatures w14:val="none"/>
+          <ns2:ligatures ns2:val="none"/>
         </w:rPr>
         <w:t xml:space="preserve"/>
       </w:r>
@@ -4861,12 +4861,12 @@
           <w:kern w:val="0"/>
           <w:shd w:val="clear" w:color="auto" w:fill="FFFFFF"/>
           <w:lang w:eastAsia="es-PE"/>
-          <w14:ligatures w14:val="none"/>
+          <ns2:ligatures ns2:val="none"/>
         </w:rPr>
         <w:t/>
       </w:r>
     </w:p>
-    <w:p>
+    <w:p ns2:paraId="5E66126E" ns2:textId="77777777">
       <w:pPr>
         <w:spacing w:after="0" w:line="240" w:lineRule="auto"/>
         <w:jc w:val="both"/>
@@ -4875,11 +4875,11 @@
           <w:color w:val="000000"/>
           <w:kern w:val="0"/>
           <w:lang w:eastAsia="es-PE"/>
-          <w14:ligatures w14:val="none"/>
-        </w:rPr>
-      </w:pPr>
-    </w:p>
-    <w:p>
+          <ns2:ligatures ns2:val="none"/>
+        </w:rPr>
+      </w:pPr>
+    </w:p>
+    <w:p ns2:paraId="0B0291C5" ns2:textId="284CF03B">
       <w:pPr>
         <w:pStyle w:val="Prrafodelista"/>
         <w:numPr>
@@ -4897,7 +4897,7 @@
           <w:rFonts w:ascii="Arial Narrow" w:eastAsia="Calibri" w:hAnsi="Arial Narrow" w:cs="Arial Narrow"/>
           <w:kern w:val="0"/>
           <w:lang w:eastAsia="es-PE"/>
-          <w14:ligatures w14:val="none"/>
+          <ns2:ligatures ns2:val="none"/>
         </w:rPr>
       </w:pPr>
       <w:r>
@@ -4906,7 +4906,7 @@
           <w:color w:val="000000"/>
           <w:kern w:val="0"/>
           <w:lang w:eastAsia="es-PE"/>
-          <w14:ligatures w14:val="none"/>
+          <ns2:ligatures ns2:val="none"/>
         </w:rPr>
         <w:t>Presunta</w:t>
       </w:r>
@@ -4916,7 +4916,7 @@
           <w:kern w:val="0"/>
           <w:shd w:val="clear" w:color="auto" w:fill="FFFFFF"/>
           <w:lang w:eastAsia="es-PE"/>
-          <w14:ligatures w14:val="none"/>
+          <ns2:ligatures ns2:val="none"/>
         </w:rPr>
         <w:t xml:space="preserve"> infracción a los artículos 18 y 19</w:t>
       </w:r>
@@ -4925,7 +4925,7 @@
           <w:rFonts w:ascii="Arial Narrow" w:eastAsia="Calibri" w:hAnsi="Arial Narrow" w:cs="Arial Narrow"/>
           <w:kern w:val="0"/>
           <w:lang w:eastAsia="es-PE"/>
-          <w14:ligatures w14:val="none"/>
+          <ns2:ligatures ns2:val="none"/>
         </w:rPr>
         <w:t xml:space="preserve"> de </w:t>
       </w:r>
@@ -4935,7 +4935,7 @@
           <w:kern w:val="0"/>
           <w:shd w:val="clear" w:color="auto" w:fill="FFFFFF"/>
           <w:lang w:eastAsia="es-PE"/>
-          <w14:ligatures w14:val="none"/>
+          <ns2:ligatures ns2:val="none"/>
         </w:rPr>
         <w:t xml:space="preserve">la Ley 29571, Código de Protección y Defensa del Consumidor, en tanto </w:t>
       </w:r>
@@ -4946,7 +4946,7 @@
           <w:kern w:val="0"/>
           <w:shd w:val="clear" w:color="auto" w:fill="FFFFFF"/>
           <w:lang w:eastAsia="es-PE"/>
-          <w14:ligatures w14:val="none"/>
+          <ns2:ligatures ns2:val="none"/>
         </w:rPr>
         <w:t xml:space="preserve">la compañía aseguradora no habría cumplido con brindar una respuesta oportuna a la denunciante a la solicitud de cobertura del </w:t>
       </w:r>
@@ -4956,7 +4956,7 @@
           <w:color w:val="000000"/>
           <w:kern w:val="0"/>
           <w:lang w:eastAsia="es-ES"/>
-          <w14:ligatures w14:val="none"/>
+          <ns2:ligatures ns2:val="none"/>
         </w:rPr>
         <w:t>Seguro de Desgravamen Tarjeta Crédito Solución Negocios – Póliza 22501</w:t>
       </w:r>
@@ -4967,7 +4967,7 @@
           <w:kern w:val="0"/>
           <w:shd w:val="clear" w:color="auto" w:fill="FFFFFF"/>
           <w:lang w:eastAsia="es-PE"/>
-          <w14:ligatures w14:val="none"/>
+          <ns2:ligatures ns2:val="none"/>
         </w:rPr>
         <w:t xml:space="preserve"> por invalidez total y permanente por enfermedad</w:t>
       </w:r>
@@ -4978,7 +4978,7 @@
           <w:kern w:val="0"/>
           <w:shd w:val="clear" w:color="auto" w:fill="FFFFFF"/>
           <w:lang w:eastAsia="es-PE"/>
-          <w14:ligatures w14:val="none"/>
+          <ns2:ligatures ns2:val="none"/>
         </w:rPr>
         <w:t xml:space="preserve"> presentada </w:t>
       </w:r>
@@ -4989,7 +4989,7 @@
           <w:kern w:val="0"/>
           <w:shd w:val="clear" w:color="auto" w:fill="FFFFFF"/>
           <w:lang w:eastAsia="es-PE"/>
-          <w14:ligatures w14:val="none"/>
+          <ns2:ligatures ns2:val="none"/>
         </w:rPr>
         <w:t>el 31 de enero de 2025</w:t>
       </w:r>
@@ -4997,12 +4997,12 @@
         <w:rPr>
           <w:rFonts w:ascii="Arial Narrow" w:eastAsia="Arial Narrow" w:hAnsi="Arial Narrow" w:cs="Arial Narrow"/>
           <w:kern w:val="0"/>
-          <w14:ligatures w14:val="none"/>
+          <ns2:ligatures ns2:val="none"/>
         </w:rPr>
         <w:t>.</w:t>
       </w:r>
     </w:p>
-    <w:p>
+    <w:p ns2:paraId="4CC2ED44" ns2:textId="77777777">
       <w:pPr>
         <w:pStyle w:val="Prrafodelista"/>
         <w:spacing w:after="0" w:line="240" w:lineRule="auto"/>
@@ -5012,11 +5012,11 @@
           <w:rFonts w:ascii="Arial Narrow" w:eastAsia="Calibri" w:hAnsi="Arial Narrow" w:cs="Arial Narrow"/>
           <w:kern w:val="0"/>
           <w:lang w:eastAsia="es-PE"/>
-          <w14:ligatures w14:val="none"/>
-        </w:rPr>
-      </w:pPr>
-    </w:p>
-    <w:p>
+          <ns2:ligatures ns2:val="none"/>
+        </w:rPr>
+      </w:pPr>
+    </w:p>
+    <w:p ns2:paraId="25417218" ns2:textId="13DC5C3C">
       <w:pPr>
         <w:pStyle w:val="Prrafodelista"/>
         <w:numPr>
@@ -5034,7 +5034,7 @@
           <w:rFonts w:ascii="Arial Narrow" w:eastAsia="Calibri" w:hAnsi="Arial Narrow" w:cs="Arial Narrow"/>
           <w:kern w:val="0"/>
           <w:lang w:eastAsia="es-PE"/>
-          <w14:ligatures w14:val="none"/>
+          <ns2:ligatures ns2:val="none"/>
         </w:rPr>
       </w:pPr>
       <w:r>
@@ -5043,7 +5043,7 @@
           <w:color w:val="000000"/>
           <w:kern w:val="0"/>
           <w:lang w:eastAsia="es-PE"/>
-          <w14:ligatures w14:val="none"/>
+          <ns2:ligatures ns2:val="none"/>
         </w:rPr>
         <w:t>Presunta</w:t>
       </w:r>
@@ -5053,7 +5053,7 @@
           <w:kern w:val="0"/>
           <w:shd w:val="clear" w:color="auto" w:fill="FFFFFF"/>
           <w:lang w:eastAsia="es-PE"/>
-          <w14:ligatures w14:val="none"/>
+          <ns2:ligatures ns2:val="none"/>
         </w:rPr>
         <w:t xml:space="preserve"> infracción a los artículos 18 y 19</w:t>
       </w:r>
@@ -5062,7 +5062,7 @@
           <w:rFonts w:ascii="Arial Narrow" w:eastAsia="Calibri" w:hAnsi="Arial Narrow" w:cs="Arial Narrow"/>
           <w:kern w:val="0"/>
           <w:lang w:eastAsia="es-PE"/>
-          <w14:ligatures w14:val="none"/>
+          <ns2:ligatures ns2:val="none"/>
         </w:rPr>
         <w:t xml:space="preserve"> de </w:t>
       </w:r>
@@ -5072,7 +5072,7 @@
           <w:kern w:val="0"/>
           <w:shd w:val="clear" w:color="auto" w:fill="FFFFFF"/>
           <w:lang w:eastAsia="es-PE"/>
-          <w14:ligatures w14:val="none"/>
+          <ns2:ligatures ns2:val="none"/>
         </w:rPr>
         <w:t xml:space="preserve">la Ley 29571, Código de Protección y Defensa del Consumidor, en tanto </w:t>
       </w:r>
@@ -5083,7 +5083,7 @@
           <w:kern w:val="0"/>
           <w:shd w:val="clear" w:color="auto" w:fill="FFFFFF"/>
           <w:lang w:eastAsia="es-PE"/>
-          <w14:ligatures w14:val="none"/>
+          <ns2:ligatures ns2:val="none"/>
         </w:rPr>
         <w:t xml:space="preserve">la compañía aseguradora </w:t>
       </w:r>
@@ -5093,7 +5093,7 @@
           <w:kern w:val="0"/>
           <w:shd w:val="clear" w:color="auto" w:fill="FFFFFF"/>
           <w:lang w:eastAsia="es-PE"/>
-          <w14:ligatures w14:val="none"/>
+          <ns2:ligatures ns2:val="none"/>
         </w:rPr>
         <w:t xml:space="preserve">no habría cumplido con brindar una respuesta dentro del plazo legal a la solicitud de cobertura del Seguro de Desgravamen – Certificado 007025176702 presentada por la denunciante debido a su </w:t>
       </w:r>
@@ -5104,7 +5104,7 @@
           <w:kern w:val="0"/>
           <w:shd w:val="clear" w:color="auto" w:fill="FFFFFF"/>
           <w:lang w:eastAsia="es-PE"/>
-          <w14:ligatures w14:val="none"/>
+          <ns2:ligatures ns2:val="none"/>
         </w:rPr>
         <w:t>invalidez total y permanente por enfermedad</w:t>
       </w:r>
@@ -5114,7 +5114,7 @@
           <w:kern w:val="0"/>
           <w:shd w:val="clear" w:color="auto" w:fill="FFFFFF"/>
           <w:lang w:eastAsia="es-PE"/>
-          <w14:ligatures w14:val="none"/>
+          <ns2:ligatures ns2:val="none"/>
         </w:rPr>
         <w:t>, generando el consentimiento del siniestro</w:t>
       </w:r>
@@ -5124,12 +5124,12 @@
           <w:kern w:val="0"/>
           <w:shd w:val="clear" w:color="auto" w:fill="FFFFFF"/>
           <w:lang w:eastAsia="es-PE"/>
-          <w14:ligatures w14:val="none"/>
+          <ns2:ligatures ns2:val="none"/>
         </w:rPr>
         <w:t>.</w:t>
       </w:r>
     </w:p>
-    <w:p>
+    <w:p ns2:paraId="0767695B" ns2:textId="77777777">
       <w:pPr>
         <w:pStyle w:val="Prrafodelista"/>
         <w:spacing w:after="0" w:line="240" w:lineRule="auto"/>
@@ -5139,11 +5139,11 @@
           <w:rFonts w:ascii="Arial Narrow" w:eastAsia="Calibri" w:hAnsi="Arial Narrow" w:cs="Arial Narrow"/>
           <w:kern w:val="0"/>
           <w:lang w:eastAsia="es-PE"/>
-          <w14:ligatures w14:val="none"/>
-        </w:rPr>
-      </w:pPr>
-    </w:p>
-    <w:p>
+          <ns2:ligatures ns2:val="none"/>
+        </w:rPr>
+      </w:pPr>
+    </w:p>
+    <w:p ns2:paraId="1231B0DD" ns2:textId="329F1888">
       <w:pPr>
         <w:pStyle w:val="Prrafodelista"/>
         <w:numPr>
@@ -5161,7 +5161,7 @@
           <w:rFonts w:ascii="Arial Narrow" w:eastAsia="Calibri" w:hAnsi="Arial Narrow" w:cs="Arial Narrow"/>
           <w:kern w:val="0"/>
           <w:lang w:eastAsia="es-PE"/>
-          <w14:ligatures w14:val="none"/>
+          <ns2:ligatures ns2:val="none"/>
         </w:rPr>
       </w:pPr>
       <w:r>
@@ -5170,7 +5170,7 @@
           <w:color w:val="000000"/>
           <w:kern w:val="0"/>
           <w:lang w:eastAsia="es-PE"/>
-          <w14:ligatures w14:val="none"/>
+          <ns2:ligatures ns2:val="none"/>
         </w:rPr>
         <w:t>Presunta</w:t>
       </w:r>
@@ -5180,7 +5180,7 @@
           <w:kern w:val="0"/>
           <w:shd w:val="clear" w:color="auto" w:fill="FFFFFF"/>
           <w:lang w:eastAsia="es-PE"/>
-          <w14:ligatures w14:val="none"/>
+          <ns2:ligatures ns2:val="none"/>
         </w:rPr>
         <w:t xml:space="preserve"> infracción a los artículos 18 y 19</w:t>
       </w:r>
@@ -5189,7 +5189,7 @@
           <w:rFonts w:ascii="Arial Narrow" w:eastAsia="Calibri" w:hAnsi="Arial Narrow" w:cs="Arial Narrow"/>
           <w:kern w:val="0"/>
           <w:lang w:eastAsia="es-PE"/>
-          <w14:ligatures w14:val="none"/>
+          <ns2:ligatures ns2:val="none"/>
         </w:rPr>
         <w:t xml:space="preserve"> de </w:t>
       </w:r>
@@ -5199,7 +5199,7 @@
           <w:kern w:val="0"/>
           <w:shd w:val="clear" w:color="auto" w:fill="FFFFFF"/>
           <w:lang w:eastAsia="es-PE"/>
-          <w14:ligatures w14:val="none"/>
+          <ns2:ligatures ns2:val="none"/>
         </w:rPr>
         <w:t xml:space="preserve">la Ley 29571, Código de Protección y Defensa del Consumidor, en tanto </w:t>
       </w:r>
@@ -5209,7 +5209,7 @@
           <w:kern w:val="0"/>
           <w:shd w:val="clear" w:color="auto" w:fill="FFFFFF"/>
           <w:lang w:eastAsia="es-PE"/>
-          <w14:ligatures w14:val="none"/>
+          <ns2:ligatures ns2:val="none"/>
         </w:rPr>
         <w:t xml:space="preserve">la compañía aseguradora no habría cumplido con brindar una respuesta </w:t>
       </w:r>
@@ -5219,7 +5219,7 @@
           <w:kern w:val="0"/>
           <w:shd w:val="clear" w:color="auto" w:fill="FFFFFF"/>
           <w:lang w:eastAsia="es-PE"/>
-          <w14:ligatures w14:val="none"/>
+          <ns2:ligatures ns2:val="none"/>
         </w:rPr>
         <w:t xml:space="preserve">adecuada </w:t>
       </w:r>
@@ -5229,7 +5229,7 @@
           <w:kern w:val="0"/>
           <w:shd w:val="clear" w:color="auto" w:fill="FFFFFF"/>
           <w:lang w:eastAsia="es-PE"/>
-          <w14:ligatures w14:val="none"/>
+          <ns2:ligatures ns2:val="none"/>
         </w:rPr>
         <w:t xml:space="preserve">a la comunicación realizada por la denunciante el </w:t>
       </w:r>
@@ -5239,7 +5239,7 @@
           <w:color w:val="000000"/>
           <w:kern w:val="0"/>
           <w:lang w:eastAsia="es-ES"/>
-          <w14:ligatures w14:val="none"/>
+          <ns2:ligatures ns2:val="none"/>
         </w:rPr>
         <w:t>14 de marzo de 2025</w:t>
       </w:r>
@@ -5249,12 +5249,12 @@
           <w:kern w:val="0"/>
           <w:shd w:val="clear" w:color="auto" w:fill="FFFFFF"/>
           <w:lang w:eastAsia="es-PE"/>
-          <w14:ligatures w14:val="none"/>
+          <ns2:ligatures ns2:val="none"/>
         </w:rPr>
         <w:t>.</w:t>
       </w:r>
     </w:p>
-    <w:p>
+    <w:p ns2:paraId="069A8C04" ns2:textId="77777777">
       <w:pPr>
         <w:pStyle w:val="Prrafodelista"/>
         <w:spacing w:after="0" w:line="240" w:lineRule="auto"/>
@@ -5264,11 +5264,11 @@
           <w:rFonts w:ascii="Arial Narrow" w:eastAsia="Calibri" w:hAnsi="Arial Narrow" w:cs="Arial Narrow"/>
           <w:kern w:val="0"/>
           <w:lang w:eastAsia="es-PE"/>
-          <w14:ligatures w14:val="none"/>
-        </w:rPr>
-      </w:pPr>
-    </w:p>
-    <w:p>
+          <ns2:ligatures ns2:val="none"/>
+        </w:rPr>
+      </w:pPr>
+    </w:p>
+    <w:p ns2:paraId="49A732C7" ns2:textId="45D55495">
       <w:pPr>
         <w:pStyle w:val="Prrafodelista"/>
         <w:numPr>
@@ -5286,7 +5286,7 @@
           <w:rFonts w:ascii="Arial Narrow" w:eastAsia="Calibri" w:hAnsi="Arial Narrow" w:cs="Arial Narrow"/>
           <w:kern w:val="0"/>
           <w:lang w:eastAsia="es-PE"/>
-          <w14:ligatures w14:val="none"/>
+          <ns2:ligatures ns2:val="none"/>
         </w:rPr>
       </w:pPr>
       <w:r>
@@ -5295,7 +5295,7 @@
           <w:color w:val="000000"/>
           <w:kern w:val="0"/>
           <w:lang w:eastAsia="es-PE"/>
-          <w14:ligatures w14:val="none"/>
+          <ns2:ligatures ns2:val="none"/>
         </w:rPr>
         <w:t>Presunta</w:t>
       </w:r>
@@ -5305,7 +5305,7 @@
           <w:kern w:val="0"/>
           <w:shd w:val="clear" w:color="auto" w:fill="FFFFFF"/>
           <w:lang w:eastAsia="es-PE"/>
-          <w14:ligatures w14:val="none"/>
+          <ns2:ligatures ns2:val="none"/>
         </w:rPr>
         <w:t xml:space="preserve"> infracción a los artículos 18 y 19</w:t>
       </w:r>
@@ -5314,7 +5314,7 @@
           <w:rFonts w:ascii="Arial Narrow" w:eastAsia="Calibri" w:hAnsi="Arial Narrow" w:cs="Arial Narrow"/>
           <w:kern w:val="0"/>
           <w:lang w:eastAsia="es-PE"/>
-          <w14:ligatures w14:val="none"/>
+          <ns2:ligatures ns2:val="none"/>
         </w:rPr>
         <w:t xml:space="preserve"> de </w:t>
       </w:r>
@@ -5324,7 +5324,7 @@
           <w:kern w:val="0"/>
           <w:shd w:val="clear" w:color="auto" w:fill="FFFFFF"/>
           <w:lang w:eastAsia="es-PE"/>
-          <w14:ligatures w14:val="none"/>
+          <ns2:ligatures ns2:val="none"/>
         </w:rPr>
         <w:t xml:space="preserve">la Ley 29571, Código de Protección y Defensa del Consumidor, en tanto </w:t>
       </w:r>
@@ -5334,7 +5334,7 @@
           <w:kern w:val="0"/>
           <w:shd w:val="clear" w:color="auto" w:fill="FFFFFF"/>
           <w:lang w:eastAsia="es-PE"/>
-          <w14:ligatures w14:val="none"/>
+          <ns2:ligatures ns2:val="none"/>
         </w:rPr>
         <w:t xml:space="preserve">la compañía aseguradora no habría cumplido con brindar una respuesta </w:t>
       </w:r>
@@ -5344,7 +5344,7 @@
           <w:kern w:val="0"/>
           <w:shd w:val="clear" w:color="auto" w:fill="FFFFFF"/>
           <w:lang w:eastAsia="es-PE"/>
-          <w14:ligatures w14:val="none"/>
+          <ns2:ligatures ns2:val="none"/>
         </w:rPr>
         <w:t xml:space="preserve">adecuada </w:t>
       </w:r>
@@ -5354,7 +5354,7 @@
           <w:kern w:val="0"/>
           <w:shd w:val="clear" w:color="auto" w:fill="FFFFFF"/>
           <w:lang w:eastAsia="es-PE"/>
-          <w14:ligatures w14:val="none"/>
+          <ns2:ligatures ns2:val="none"/>
         </w:rPr>
         <w:t>a la comunicación realizada</w:t>
       </w:r>
@@ -5364,7 +5364,7 @@
           <w:color w:val="000000"/>
           <w:kern w:val="0"/>
           <w:lang w:eastAsia="es-ES"/>
-          <w14:ligatures w14:val="none"/>
+          <ns2:ligatures ns2:val="none"/>
         </w:rPr>
         <w:t xml:space="preserve"> vía WhatsApp</w:t>
       </w:r>
@@ -5374,7 +5374,7 @@
           <w:kern w:val="0"/>
           <w:shd w:val="clear" w:color="auto" w:fill="FFFFFF"/>
           <w:lang w:eastAsia="es-PE"/>
-          <w14:ligatures w14:val="none"/>
+          <ns2:ligatures ns2:val="none"/>
         </w:rPr>
         <w:t xml:space="preserve"> por la denunciante el </w:t>
       </w:r>
@@ -5384,7 +5384,7 @@
           <w:color w:val="000000"/>
           <w:kern w:val="0"/>
           <w:lang w:eastAsia="es-ES"/>
-          <w14:ligatures w14:val="none"/>
+          <ns2:ligatures ns2:val="none"/>
         </w:rPr>
         <w:t>17 de marzo de 2025</w:t>
       </w:r>
@@ -5394,12 +5394,12 @@
           <w:kern w:val="0"/>
           <w:shd w:val="clear" w:color="auto" w:fill="FFFFFF"/>
           <w:lang w:eastAsia="es-PE"/>
-          <w14:ligatures w14:val="none"/>
+          <ns2:ligatures ns2:val="none"/>
         </w:rPr>
         <w:t>.</w:t>
       </w:r>
     </w:p>
-    <w:p>
+    <w:p ns2:paraId="66E42474" ns2:textId="77777777">
       <w:pPr>
         <w:pStyle w:val="Prrafodelista"/>
         <w:spacing w:after="0" w:line="240" w:lineRule="auto"/>
@@ -5409,11 +5409,11 @@
           <w:rFonts w:ascii="Arial Narrow" w:eastAsia="Calibri" w:hAnsi="Arial Narrow" w:cs="Arial Narrow"/>
           <w:kern w:val="0"/>
           <w:lang w:eastAsia="es-PE"/>
-          <w14:ligatures w14:val="none"/>
-        </w:rPr>
-      </w:pPr>
-    </w:p>
-    <w:p>
+          <ns2:ligatures ns2:val="none"/>
+        </w:rPr>
+      </w:pPr>
+    </w:p>
+    <w:p ns2:paraId="749B6A80" ns2:textId="7BA5870A">
       <w:pPr>
         <w:pStyle w:val="Prrafodelista"/>
         <w:numPr>
@@ -5431,7 +5431,7 @@
           <w:rFonts w:ascii="Arial Narrow" w:eastAsia="Calibri" w:hAnsi="Arial Narrow" w:cs="Arial Narrow"/>
           <w:kern w:val="0"/>
           <w:lang w:eastAsia="es-PE"/>
-          <w14:ligatures w14:val="none"/>
+          <ns2:ligatures ns2:val="none"/>
         </w:rPr>
       </w:pPr>
       <w:r>
@@ -5440,7 +5440,7 @@
           <w:color w:val="000000"/>
           <w:kern w:val="0"/>
           <w:lang w:eastAsia="es-PE"/>
-          <w14:ligatures w14:val="none"/>
+          <ns2:ligatures ns2:val="none"/>
         </w:rPr>
         <w:t>Presunta</w:t>
       </w:r>
@@ -5450,7 +5450,7 @@
           <w:kern w:val="0"/>
           <w:shd w:val="clear" w:color="auto" w:fill="FFFFFF"/>
           <w:lang w:eastAsia="es-PE"/>
-          <w14:ligatures w14:val="none"/>
+          <ns2:ligatures ns2:val="none"/>
         </w:rPr>
         <w:t xml:space="preserve"> infracción a los artículos 18 y 19</w:t>
       </w:r>
@@ -5459,7 +5459,7 @@
           <w:rFonts w:ascii="Arial Narrow" w:eastAsia="Calibri" w:hAnsi="Arial Narrow" w:cs="Arial Narrow"/>
           <w:kern w:val="0"/>
           <w:lang w:eastAsia="es-PE"/>
-          <w14:ligatures w14:val="none"/>
+          <ns2:ligatures ns2:val="none"/>
         </w:rPr>
         <w:t xml:space="preserve"> de </w:t>
       </w:r>
@@ -5469,7 +5469,7 @@
           <w:kern w:val="0"/>
           <w:shd w:val="clear" w:color="auto" w:fill="FFFFFF"/>
           <w:lang w:eastAsia="es-PE"/>
-          <w14:ligatures w14:val="none"/>
+          <ns2:ligatures ns2:val="none"/>
         </w:rPr>
         <w:t xml:space="preserve">la Ley 29571, Código de Protección y Defensa del Consumidor, en tanto </w:t>
       </w:r>
@@ -5479,7 +5479,7 @@
           <w:kern w:val="0"/>
           <w:shd w:val="clear" w:color="auto" w:fill="FFFFFF"/>
           <w:lang w:eastAsia="es-PE"/>
-          <w14:ligatures w14:val="none"/>
+          <ns2:ligatures ns2:val="none"/>
         </w:rPr>
         <w:t xml:space="preserve">la compañía aseguradora no habría cumplido con brindar una respuesta efectiva </w:t>
       </w:r>
@@ -5489,7 +5489,7 @@
           <w:kern w:val="0"/>
           <w:shd w:val="clear" w:color="auto" w:fill="FFFFFF"/>
           <w:lang w:eastAsia="es-PE"/>
-          <w14:ligatures w14:val="none"/>
+          <ns2:ligatures ns2:val="none"/>
         </w:rPr>
         <w:t xml:space="preserve">a su </w:t>
       </w:r>
@@ -5499,7 +5499,7 @@
           <w:color w:val="000000"/>
           <w:kern w:val="0"/>
           <w:lang w:eastAsia="es-ES"/>
-          <w14:ligatures w14:val="none"/>
+          <ns2:ligatures ns2:val="none"/>
         </w:rPr>
         <w:t>solicitud SS-0025768062</w:t>
       </w:r>
@@ -5509,7 +5509,7 @@
           <w:color w:val="000000"/>
           <w:kern w:val="0"/>
           <w:lang w:eastAsia="es-ES"/>
-          <w14:ligatures w14:val="none"/>
+          <ns2:ligatures ns2:val="none"/>
         </w:rPr>
         <w:t xml:space="preserve"> presentada </w:t>
       </w:r>
@@ -5519,7 +5519,7 @@
           <w:kern w:val="0"/>
           <w:shd w:val="clear" w:color="auto" w:fill="FFFFFF"/>
           <w:lang w:eastAsia="es-PE"/>
-          <w14:ligatures w14:val="none"/>
+          <ns2:ligatures ns2:val="none"/>
         </w:rPr>
         <w:t xml:space="preserve">el </w:t>
       </w:r>
@@ -5529,7 +5529,7 @@
           <w:color w:val="000000"/>
           <w:kern w:val="0"/>
           <w:lang w:eastAsia="es-ES"/>
-          <w14:ligatures w14:val="none"/>
+          <ns2:ligatures ns2:val="none"/>
         </w:rPr>
         <w:t>17 de marzo de 2025</w:t>
       </w:r>
@@ -5539,12 +5539,12 @@
           <w:kern w:val="0"/>
           <w:shd w:val="clear" w:color="auto" w:fill="FFFFFF"/>
           <w:lang w:eastAsia="es-PE"/>
-          <w14:ligatures w14:val="none"/>
+          <ns2:ligatures ns2:val="none"/>
         </w:rPr>
         <w:t>.</w:t>
       </w:r>
     </w:p>
-    <w:p>
+    <w:p ns2:paraId="714C33BC" ns2:textId="77777777">
       <w:pPr>
         <w:pStyle w:val="Prrafodelista"/>
         <w:spacing w:after="0" w:line="240" w:lineRule="auto"/>
@@ -5554,11 +5554,11 @@
           <w:rFonts w:ascii="Arial Narrow" w:eastAsia="Calibri" w:hAnsi="Arial Narrow" w:cs="Arial Narrow"/>
           <w:kern w:val="0"/>
           <w:lang w:eastAsia="es-PE"/>
-          <w14:ligatures w14:val="none"/>
-        </w:rPr>
-      </w:pPr>
-    </w:p>
-    <w:p>
+          <ns2:ligatures ns2:val="none"/>
+        </w:rPr>
+      </w:pPr>
+    </w:p>
+    <w:p ns2:paraId="376407D7" ns2:textId="02783003">
       <w:pPr>
         <w:pStyle w:val="Prrafodelista"/>
         <w:numPr>
@@ -5576,7 +5576,7 @@
           <w:rFonts w:ascii="Arial Narrow" w:eastAsia="Calibri" w:hAnsi="Arial Narrow" w:cs="Arial Narrow"/>
           <w:kern w:val="0"/>
           <w:lang w:eastAsia="es-PE"/>
-          <w14:ligatures w14:val="none"/>
+          <ns2:ligatures ns2:val="none"/>
         </w:rPr>
       </w:pPr>
       <w:r>
@@ -5585,7 +5585,7 @@
           <w:color w:val="000000"/>
           <w:kern w:val="0"/>
           <w:lang w:eastAsia="es-PE"/>
-          <w14:ligatures w14:val="none"/>
+          <ns2:ligatures ns2:val="none"/>
         </w:rPr>
         <w:t xml:space="preserve">Presunta infracción a los artículos 18 y 19 de la Ley 29571, Código de Protección y Defensa del Consumidor, en tanto </w:t>
       </w:r>
@@ -5595,7 +5595,7 @@
           <w:color w:val="000000"/>
           <w:kern w:val="0"/>
           <w:lang w:eastAsia="es-PE"/>
-          <w14:ligatures w14:val="none"/>
+          <ns2:ligatures ns2:val="none"/>
         </w:rPr>
         <w:t xml:space="preserve">la compañía aseguradora no habría cumplido con brindar una respuesta </w:t>
       </w:r>
@@ -5605,7 +5605,7 @@
           <w:color w:val="000000"/>
           <w:kern w:val="0"/>
           <w:lang w:eastAsia="es-PE"/>
-          <w14:ligatures w14:val="none"/>
+          <ns2:ligatures ns2:val="none"/>
         </w:rPr>
         <w:t xml:space="preserve">adecuada </w:t>
       </w:r>
@@ -5615,7 +5615,7 @@
           <w:color w:val="000000"/>
           <w:kern w:val="0"/>
           <w:lang w:eastAsia="es-PE"/>
-          <w14:ligatures w14:val="none"/>
+          <ns2:ligatures ns2:val="none"/>
         </w:rPr>
         <w:t xml:space="preserve">a la comunicación realizada por la denunciante el </w:t>
       </w:r>
@@ -5625,7 +5625,7 @@
           <w:color w:val="000000"/>
           <w:kern w:val="0"/>
           <w:lang w:eastAsia="es-ES"/>
-          <w14:ligatures w14:val="none"/>
+          <ns2:ligatures ns2:val="none"/>
         </w:rPr>
         <w:t>18 de marzo de 2025</w:t>
       </w:r>
@@ -5635,12 +5635,12 @@
           <w:kern w:val="0"/>
           <w:shd w:val="clear" w:color="auto" w:fill="FFFFFF"/>
           <w:lang w:eastAsia="es-PE"/>
-          <w14:ligatures w14:val="none"/>
+          <ns2:ligatures ns2:val="none"/>
         </w:rPr>
         <w:t>.</w:t>
       </w:r>
     </w:p>
-    <w:p>
+    <w:p ns2:paraId="5D5F99D1" ns2:textId="77777777">
       <w:pPr>
         <w:pStyle w:val="Prrafodelista"/>
         <w:spacing w:line="240" w:lineRule="auto"/>
@@ -5648,11 +5648,11 @@
           <w:rFonts w:ascii="Arial Narrow" w:eastAsia="Calibri" w:hAnsi="Arial Narrow" w:cs="Arial Narrow"/>
           <w:kern w:val="0"/>
           <w:lang w:eastAsia="es-PE"/>
-          <w14:ligatures w14:val="none"/>
-        </w:rPr>
-      </w:pPr>
-    </w:p>
-    <w:p>
+          <ns2:ligatures ns2:val="none"/>
+        </w:rPr>
+      </w:pPr>
+    </w:p>
+    <w:p ns2:paraId="193D3D26" ns2:textId="3AC474C9">
       <w:pPr>
         <w:pStyle w:val="Prrafodelista"/>
         <w:numPr>
@@ -5670,7 +5670,7 @@
           <w:rFonts w:ascii="Arial Narrow" w:eastAsia="Calibri" w:hAnsi="Arial Narrow" w:cs="Arial Narrow"/>
           <w:kern w:val="0"/>
           <w:lang w:eastAsia="es-PE"/>
-          <w14:ligatures w14:val="none"/>
+          <ns2:ligatures ns2:val="none"/>
         </w:rPr>
       </w:pPr>
       <w:r>
@@ -5679,7 +5679,7 @@
           <w:color w:val="000000"/>
           <w:kern w:val="0"/>
           <w:lang w:eastAsia="es-PE"/>
-          <w14:ligatures w14:val="none"/>
+          <ns2:ligatures ns2:val="none"/>
         </w:rPr>
         <w:t xml:space="preserve">Presunta infracción a los artículos 18 y 19 de la Ley 29571, Código de Protección y Defensa del Consumidor, en tanto </w:t>
       </w:r>
@@ -5689,7 +5689,7 @@
           <w:color w:val="000000"/>
           <w:kern w:val="0"/>
           <w:lang w:eastAsia="es-PE"/>
-          <w14:ligatures w14:val="none"/>
+          <ns2:ligatures ns2:val="none"/>
         </w:rPr>
         <w:t xml:space="preserve">la compañía aseguradora no habría cumplido con brindar una respuesta </w:t>
       </w:r>
@@ -5699,7 +5699,7 @@
           <w:color w:val="000000"/>
           <w:kern w:val="0"/>
           <w:lang w:eastAsia="es-PE"/>
-          <w14:ligatures w14:val="none"/>
+          <ns2:ligatures ns2:val="none"/>
         </w:rPr>
         <w:t>adecuada</w:t>
       </w:r>
@@ -5709,7 +5709,7 @@
           <w:color w:val="000000"/>
           <w:kern w:val="0"/>
           <w:lang w:eastAsia="es-PE"/>
-          <w14:ligatures w14:val="none"/>
+          <ns2:ligatures ns2:val="none"/>
         </w:rPr>
         <w:t xml:space="preserve"> a la comunicación por la denunciante el </w:t>
       </w:r>
@@ -5719,7 +5719,7 @@
           <w:color w:val="000000"/>
           <w:kern w:val="0"/>
           <w:lang w:eastAsia="es-ES"/>
-          <w14:ligatures w14:val="none"/>
+          <ns2:ligatures ns2:val="none"/>
         </w:rPr>
         <w:t>20 de marzo de 2025</w:t>
       </w:r>
@@ -5729,12 +5729,12 @@
           <w:color w:val="000000"/>
           <w:kern w:val="0"/>
           <w:lang w:eastAsia="es-ES"/>
-          <w14:ligatures w14:val="none"/>
+          <ns2:ligatures ns2:val="none"/>
         </w:rPr>
         <w:t>.</w:t>
       </w:r>
     </w:p>
-    <w:p>
+    <w:p ns2:paraId="3407A339" ns2:textId="77777777">
       <w:pPr>
         <w:pStyle w:val="Prrafodelista"/>
         <w:spacing w:line="240" w:lineRule="auto"/>
@@ -5742,11 +5742,11 @@
           <w:rFonts w:ascii="Arial Narrow" w:eastAsia="Calibri" w:hAnsi="Arial Narrow" w:cs="Arial Narrow"/>
           <w:kern w:val="0"/>
           <w:lang w:eastAsia="es-PE"/>
-          <w14:ligatures w14:val="none"/>
-        </w:rPr>
-      </w:pPr>
-    </w:p>
-    <w:p>
+          <ns2:ligatures ns2:val="none"/>
+        </w:rPr>
+      </w:pPr>
+    </w:p>
+    <w:p ns2:paraId="6282190B" ns2:textId="1D20F2BB">
       <w:pPr>
         <w:pStyle w:val="Prrafodelista"/>
         <w:numPr>
@@ -5764,7 +5764,7 @@
           <w:rFonts w:ascii="Arial Narrow" w:eastAsia="Calibri" w:hAnsi="Arial Narrow" w:cs="Arial Narrow"/>
           <w:kern w:val="0"/>
           <w:lang w:eastAsia="es-PE"/>
-          <w14:ligatures w14:val="none"/>
+          <ns2:ligatures ns2:val="none"/>
         </w:rPr>
       </w:pPr>
       <w:r>
@@ -5773,7 +5773,7 @@
           <w:color w:val="000000"/>
           <w:kern w:val="0"/>
           <w:lang w:eastAsia="es-PE"/>
-          <w14:ligatures w14:val="none"/>
+          <ns2:ligatures ns2:val="none"/>
         </w:rPr>
         <w:t xml:space="preserve">Presunta infracción a los artículos 18 y 19 de la Ley 29571, Código de Protección y Defensa del Consumidor, en tanto </w:t>
       </w:r>
@@ -5783,7 +5783,7 @@
           <w:color w:val="000000"/>
           <w:kern w:val="0"/>
           <w:lang w:eastAsia="es-PE"/>
-          <w14:ligatures w14:val="none"/>
+          <ns2:ligatures ns2:val="none"/>
         </w:rPr>
         <w:t xml:space="preserve">la compañía aseguradora no habría cumplido con brindar una respuesta </w:t>
       </w:r>
@@ -5793,7 +5793,7 @@
           <w:color w:val="000000"/>
           <w:kern w:val="0"/>
           <w:lang w:eastAsia="es-PE"/>
-          <w14:ligatures w14:val="none"/>
+          <ns2:ligatures ns2:val="none"/>
         </w:rPr>
         <w:t xml:space="preserve">adecuada </w:t>
       </w:r>
@@ -5803,7 +5803,7 @@
           <w:color w:val="000000"/>
           <w:kern w:val="0"/>
           <w:lang w:eastAsia="es-PE"/>
-          <w14:ligatures w14:val="none"/>
+          <ns2:ligatures ns2:val="none"/>
         </w:rPr>
         <w:t xml:space="preserve">a la comunicación realizada por la denunciante el </w:t>
       </w:r>
@@ -5813,7 +5813,7 @@
           <w:color w:val="000000"/>
           <w:kern w:val="0"/>
           <w:lang w:eastAsia="es-PE"/>
-          <w14:ligatures w14:val="none"/>
+          <ns2:ligatures ns2:val="none"/>
         </w:rPr>
         <w:t>24 de marzo de 2025</w:t>
       </w:r>
@@ -5823,12 +5823,12 @@
           <w:color w:val="000000"/>
           <w:kern w:val="0"/>
           <w:lang w:eastAsia="es-PE"/>
-          <w14:ligatures w14:val="none"/>
+          <ns2:ligatures ns2:val="none"/>
         </w:rPr>
         <w:t>.</w:t>
       </w:r>
     </w:p>
-    <w:p>
+    <w:p ns2:paraId="0A0C9907" ns2:textId="77777777">
       <w:pPr>
         <w:pStyle w:val="Prrafodelista"/>
         <w:spacing w:line="240" w:lineRule="auto"/>
@@ -5836,11 +5836,11 @@
           <w:rFonts w:ascii="Arial Narrow" w:eastAsia="Calibri" w:hAnsi="Arial Narrow" w:cs="Arial Narrow"/>
           <w:kern w:val="0"/>
           <w:lang w:eastAsia="es-PE"/>
-          <w14:ligatures w14:val="none"/>
-        </w:rPr>
-      </w:pPr>
-    </w:p>
-    <w:p>
+          <ns2:ligatures ns2:val="none"/>
+        </w:rPr>
+      </w:pPr>
+    </w:p>
+    <w:p ns2:paraId="4537D5A9" ns2:textId="465D013C">
       <w:pPr>
         <w:pStyle w:val="Prrafodelista"/>
         <w:numPr>
@@ -5858,7 +5858,7 @@
           <w:rFonts w:ascii="Arial Narrow" w:eastAsia="Calibri" w:hAnsi="Arial Narrow" w:cs="Arial Narrow"/>
           <w:kern w:val="0"/>
           <w:lang w:eastAsia="es-PE"/>
-          <w14:ligatures w14:val="none"/>
+          <ns2:ligatures ns2:val="none"/>
         </w:rPr>
       </w:pPr>
       <w:r>
@@ -5867,7 +5867,7 @@
           <w:color w:val="000000"/>
           <w:kern w:val="0"/>
           <w:lang w:eastAsia="es-PE"/>
-          <w14:ligatures w14:val="none"/>
+          <ns2:ligatures ns2:val="none"/>
         </w:rPr>
         <w:t xml:space="preserve">Presunta infracción a los artículos 18 y 19 de la Ley 29571, Código de Protección y Defensa del Consumidor, en tanto </w:t>
       </w:r>
@@ -5877,7 +5877,7 @@
           <w:color w:val="000000"/>
           <w:kern w:val="0"/>
           <w:lang w:eastAsia="es-PE"/>
-          <w14:ligatures w14:val="none"/>
+          <ns2:ligatures ns2:val="none"/>
         </w:rPr>
         <w:t xml:space="preserve">la compañía aseguradora no habría cumplido con brindar una respuesta </w:t>
       </w:r>
@@ -5887,7 +5887,7 @@
           <w:color w:val="000000"/>
           <w:kern w:val="0"/>
           <w:lang w:eastAsia="es-PE"/>
-          <w14:ligatures w14:val="none"/>
+          <ns2:ligatures ns2:val="none"/>
         </w:rPr>
         <w:t>adecuada</w:t>
       </w:r>
@@ -5897,7 +5897,7 @@
           <w:color w:val="000000"/>
           <w:kern w:val="0"/>
           <w:lang w:eastAsia="es-PE"/>
-          <w14:ligatures w14:val="none"/>
+          <ns2:ligatures ns2:val="none"/>
         </w:rPr>
         <w:t xml:space="preserve"> a la comunicación realizada por la denunciante el </w:t>
       </w:r>
@@ -5907,7 +5907,7 @@
           <w:color w:val="000000"/>
           <w:kern w:val="0"/>
           <w:lang w:eastAsia="es-ES"/>
-          <w14:ligatures w14:val="none"/>
+          <ns2:ligatures ns2:val="none"/>
         </w:rPr>
         <w:t>26 de marzo de 2025</w:t>
       </w:r>
@@ -5917,12 +5917,12 @@
           <w:color w:val="000000"/>
           <w:kern w:val="0"/>
           <w:lang w:eastAsia="es-ES"/>
-          <w14:ligatures w14:val="none"/>
+          <ns2:ligatures ns2:val="none"/>
         </w:rPr>
         <w:t>.</w:t>
       </w:r>
     </w:p>
-    <w:p>
+    <w:p ns2:paraId="06E3EB89" ns2:textId="77777777">
       <w:pPr>
         <w:pStyle w:val="Prrafodelista"/>
         <w:spacing w:line="240" w:lineRule="auto"/>
@@ -5930,11 +5930,11 @@
           <w:rFonts w:ascii="Arial Narrow" w:eastAsia="Calibri" w:hAnsi="Arial Narrow" w:cs="Arial Narrow"/>
           <w:kern w:val="0"/>
           <w:lang w:eastAsia="es-PE"/>
-          <w14:ligatures w14:val="none"/>
-        </w:rPr>
-      </w:pPr>
-    </w:p>
-    <w:p>
+          <ns2:ligatures ns2:val="none"/>
+        </w:rPr>
+      </w:pPr>
+    </w:p>
+    <w:p ns2:paraId="4BC60613" ns2:textId="2D8C3269">
       <w:pPr>
         <w:pStyle w:val="Prrafodelista"/>
         <w:numPr>
@@ -5952,7 +5952,7 @@
           <w:rFonts w:ascii="Arial Narrow" w:eastAsia="Calibri" w:hAnsi="Arial Narrow" w:cs="Arial Narrow"/>
           <w:kern w:val="0"/>
           <w:lang w:eastAsia="es-PE"/>
-          <w14:ligatures w14:val="none"/>
+          <ns2:ligatures ns2:val="none"/>
         </w:rPr>
       </w:pPr>
       <w:r>
@@ -5961,7 +5961,7 @@
           <w:color w:val="000000"/>
           <w:kern w:val="0"/>
           <w:lang w:eastAsia="es-PE"/>
-          <w14:ligatures w14:val="none"/>
+          <ns2:ligatures ns2:val="none"/>
         </w:rPr>
         <w:t xml:space="preserve">Presunta infracción </w:t>
       </w:r>
@@ -5971,7 +5971,7 @@
           <w:color w:val="000000"/>
           <w:kern w:val="0"/>
           <w:lang w:eastAsia="es-PE"/>
-          <w14:ligatures w14:val="none"/>
+          <ns2:ligatures ns2:val="none"/>
         </w:rPr>
         <w:t xml:space="preserve">a los artículos 18 y 19 de la Ley 29571, Código de Protección y Defensa del Consumidor, en tanto la compañía aseguradora no habría cumplido con brindar una respuesta </w:t>
       </w:r>
@@ -5981,7 +5981,7 @@
           <w:color w:val="000000"/>
           <w:kern w:val="0"/>
           <w:lang w:eastAsia="es-PE"/>
-          <w14:ligatures w14:val="none"/>
+          <ns2:ligatures ns2:val="none"/>
         </w:rPr>
         <w:t>adecuada</w:t>
       </w:r>
@@ -5991,7 +5991,7 @@
           <w:color w:val="000000"/>
           <w:kern w:val="0"/>
           <w:lang w:eastAsia="es-PE"/>
-          <w14:ligatures w14:val="none"/>
+          <ns2:ligatures ns2:val="none"/>
         </w:rPr>
         <w:t xml:space="preserve"> a la comunicación realizada por la denunciante el </w:t>
       </w:r>
@@ -6001,12 +6001,12 @@
           <w:color w:val="000000"/>
           <w:kern w:val="0"/>
           <w:lang w:eastAsia="es-PE"/>
-          <w14:ligatures w14:val="none"/>
+          <ns2:ligatures ns2:val="none"/>
         </w:rPr>
         <w:t>28 de marzo de 2025.</w:t>
       </w:r>
     </w:p>
-    <w:p>
+    <w:p ns2:paraId="68434F28" ns2:textId="77777777">
       <w:pPr>
         <w:pStyle w:val="Prrafodelista"/>
         <w:spacing w:line="240" w:lineRule="auto"/>
@@ -6014,11 +6014,11 @@
           <w:rFonts w:ascii="Arial Narrow" w:eastAsia="Calibri" w:hAnsi="Arial Narrow" w:cs="Arial Narrow"/>
           <w:kern w:val="0"/>
           <w:lang w:eastAsia="es-PE"/>
-          <w14:ligatures w14:val="none"/>
-        </w:rPr>
-      </w:pPr>
-    </w:p>
-    <w:p>
+          <ns2:ligatures ns2:val="none"/>
+        </w:rPr>
+      </w:pPr>
+    </w:p>
+    <w:p ns2:paraId="4E748C9D" ns2:textId="7338D09B">
       <w:pPr>
         <w:pStyle w:val="Prrafodelista"/>
         <w:numPr>
@@ -6036,7 +6036,7 @@
           <w:rFonts w:ascii="Arial Narrow" w:eastAsia="Calibri" w:hAnsi="Arial Narrow" w:cs="Arial Narrow"/>
           <w:kern w:val="0"/>
           <w:lang w:eastAsia="es-PE"/>
-          <w14:ligatures w14:val="none"/>
+          <ns2:ligatures ns2:val="none"/>
         </w:rPr>
       </w:pPr>
       <w:r>
@@ -6045,7 +6045,7 @@
           <w:color w:val="000000"/>
           <w:kern w:val="0"/>
           <w:lang w:eastAsia="es-PE"/>
-          <w14:ligatures w14:val="none"/>
+          <ns2:ligatures ns2:val="none"/>
         </w:rPr>
         <w:t xml:space="preserve">Presunta infracción a los artículos 18 y 19 de la Ley 29571, Código de Protección y Defensa del Consumidor, en tanto </w:t>
       </w:r>
@@ -6055,7 +6055,7 @@
           <w:color w:val="000000"/>
           <w:kern w:val="0"/>
           <w:lang w:eastAsia="es-PE"/>
-          <w14:ligatures w14:val="none"/>
+          <ns2:ligatures ns2:val="none"/>
         </w:rPr>
         <w:t xml:space="preserve">la compañía aseguradora no habría cumplido con brindar una respuesta </w:t>
       </w:r>
@@ -6065,7 +6065,7 @@
           <w:color w:val="000000"/>
           <w:kern w:val="0"/>
           <w:lang w:eastAsia="es-PE"/>
-          <w14:ligatures w14:val="none"/>
+          <ns2:ligatures ns2:val="none"/>
         </w:rPr>
         <w:t xml:space="preserve">adecuada </w:t>
       </w:r>
@@ -6075,7 +6075,7 @@
           <w:color w:val="000000"/>
           <w:kern w:val="0"/>
           <w:lang w:eastAsia="es-PE"/>
-          <w14:ligatures w14:val="none"/>
+          <ns2:ligatures ns2:val="none"/>
         </w:rPr>
         <w:t>a la comunicación realizada por la denunciante el 16 de abril de 2025</w:t>
       </w:r>
@@ -6085,12 +6085,12 @@
           <w:color w:val="000000"/>
           <w:kern w:val="0"/>
           <w:lang w:eastAsia="es-PE"/>
-          <w14:ligatures w14:val="none"/>
+          <ns2:ligatures ns2:val="none"/>
         </w:rPr>
         <w:t>.</w:t>
       </w:r>
     </w:p>
-    <w:p>
+    <w:p ns2:paraId="34834D19" ns2:textId="77777777">
       <w:pPr>
         <w:pStyle w:val="Prrafodelista"/>
         <w:spacing w:line="240" w:lineRule="auto"/>
@@ -6098,11 +6098,11 @@
           <w:rFonts w:ascii="Arial Narrow" w:eastAsia="Calibri" w:hAnsi="Arial Narrow" w:cs="Arial Narrow"/>
           <w:kern w:val="0"/>
           <w:lang w:eastAsia="es-PE"/>
-          <w14:ligatures w14:val="none"/>
-        </w:rPr>
-      </w:pPr>
-    </w:p>
-    <w:p>
+          <ns2:ligatures ns2:val="none"/>
+        </w:rPr>
+      </w:pPr>
+    </w:p>
+    <w:p ns2:paraId="38627730" ns2:textId="43DC8A3A">
       <w:pPr>
         <w:pStyle w:val="Prrafodelista"/>
         <w:numPr>
@@ -6120,7 +6120,7 @@
           <w:rFonts w:ascii="Arial Narrow" w:eastAsia="Calibri" w:hAnsi="Arial Narrow" w:cs="Arial Narrow"/>
           <w:kern w:val="0"/>
           <w:lang w:eastAsia="es-PE"/>
-          <w14:ligatures w14:val="none"/>
+          <ns2:ligatures ns2:val="none"/>
         </w:rPr>
       </w:pPr>
       <w:r>
@@ -6129,7 +6129,7 @@
           <w:color w:val="000000"/>
           <w:kern w:val="0"/>
           <w:lang w:eastAsia="es-PE"/>
-          <w14:ligatures w14:val="none"/>
+          <ns2:ligatures ns2:val="none"/>
         </w:rPr>
         <w:lastRenderedPageBreak/>
         <w:t xml:space="preserve">Presunta infracción a los artículos 18 y 19 de la Ley 29571, Código de Protección y Defensa del Consumidor, en tanto </w:t>
@@ -6140,7 +6140,7 @@
           <w:color w:val="000000"/>
           <w:kern w:val="0"/>
           <w:lang w:eastAsia="es-PE"/>
-          <w14:ligatures w14:val="none"/>
+          <ns2:ligatures ns2:val="none"/>
         </w:rPr>
         <w:t xml:space="preserve">la compañía aseguradora no habría cumplido con brindar una respuesta </w:t>
       </w:r>
@@ -6150,7 +6150,7 @@
           <w:color w:val="000000"/>
           <w:kern w:val="0"/>
           <w:lang w:eastAsia="es-PE"/>
-          <w14:ligatures w14:val="none"/>
+          <ns2:ligatures ns2:val="none"/>
         </w:rPr>
         <w:t>adecuada</w:t>
       </w:r>
@@ -6160,7 +6160,7 @@
           <w:color w:val="000000"/>
           <w:kern w:val="0"/>
           <w:lang w:eastAsia="es-PE"/>
-          <w14:ligatures w14:val="none"/>
+          <ns2:ligatures ns2:val="none"/>
         </w:rPr>
         <w:t xml:space="preserve"> </w:t>
       </w:r>
@@ -6170,7 +6170,7 @@
           <w:color w:val="000000"/>
           <w:kern w:val="0"/>
           <w:lang w:eastAsia="es-PE"/>
-          <w14:ligatures w14:val="none"/>
+          <ns2:ligatures ns2:val="none"/>
         </w:rPr>
         <w:t xml:space="preserve">a la comunicación realizada por la denunciante el </w:t>
       </w:r>
@@ -6180,7 +6180,7 @@
           <w:color w:val="000000"/>
           <w:kern w:val="0"/>
           <w:lang w:eastAsia="es-PE"/>
-          <w14:ligatures w14:val="none"/>
+          <ns2:ligatures ns2:val="none"/>
         </w:rPr>
         <w:t>21 de abril de 2025</w:t>
       </w:r>
@@ -6190,12 +6190,12 @@
           <w:color w:val="000000"/>
           <w:kern w:val="0"/>
           <w:lang w:eastAsia="es-PE"/>
-          <w14:ligatures w14:val="none"/>
+          <ns2:ligatures ns2:val="none"/>
         </w:rPr>
         <w:t>.</w:t>
       </w:r>
     </w:p>
-    <w:p>
+    <w:p ns2:paraId="2A7EBF9B" ns2:textId="77777777">
       <w:pPr>
         <w:pStyle w:val="Prrafodelista"/>
         <w:spacing w:after="0" w:line="240" w:lineRule="auto"/>
@@ -6205,11 +6205,11 @@
           <w:rFonts w:ascii="Arial Narrow" w:eastAsia="Calibri" w:hAnsi="Arial Narrow" w:cs="Arial Narrow"/>
           <w:kern w:val="0"/>
           <w:lang w:eastAsia="es-PE"/>
-          <w14:ligatures w14:val="none"/>
-        </w:rPr>
-      </w:pPr>
-    </w:p>
-    <w:p>
+          <ns2:ligatures ns2:val="none"/>
+        </w:rPr>
+      </w:pPr>
+    </w:p>
+    <w:p ns2:paraId="7C9EE9C9" ns2:textId="67E28A8C">
       <w:pPr>
         <w:pStyle w:val="Prrafodelista"/>
         <w:numPr>
@@ -6226,7 +6226,7 @@
         <w:rPr>
           <w:rFonts w:ascii="Arial Narrow" w:eastAsia="Arial Narrow" w:hAnsi="Arial Narrow" w:cs="Arial Narrow"/>
           <w:kern w:val="0"/>
-          <w14:ligatures w14:val="none"/>
+          <ns2:ligatures ns2:val="none"/>
         </w:rPr>
       </w:pPr>
       <w:r>
@@ -6239,7 +6239,7 @@
         <w:rPr>
           <w:rFonts w:ascii="Arial Narrow" w:eastAsia="Arial Narrow" w:hAnsi="Arial Narrow" w:cs="Arial Narrow"/>
           <w:kern w:val="0"/>
-          <w14:ligatures w14:val="none"/>
+          <ns2:ligatures ns2:val="none"/>
         </w:rPr>
         <w:t/>
       </w:r>
@@ -6259,7 +6259,7 @@
         <w:rPr>
           <w:rFonts w:ascii="Arial Narrow" w:eastAsia="Arial Narrow" w:hAnsi="Arial Narrow" w:cs="Arial Narrow"/>
           <w:kern w:val="0"/>
-          <w14:ligatures w14:val="none"/>
+          <ns2:ligatures ns2:val="none"/>
         </w:rPr>
         <w:t/>
       </w:r>
@@ -6273,7 +6273,7 @@
         <w:rPr>
           <w:rFonts w:ascii="Arial Narrow" w:eastAsia="Arial Narrow" w:hAnsi="Arial Narrow" w:cs="Arial Narrow"/>
           <w:kern w:val="0"/>
-          <w14:ligatures w14:val="none"/>
+          <ns2:ligatures ns2:val="none"/>
         </w:rPr>
         <w:t xml:space="preserve">en tanto </w:t>
       </w:r>
@@ -6281,7 +6281,7 @@
         <w:rPr>
           <w:rFonts w:ascii="Arial Narrow" w:eastAsia="Arial Narrow" w:hAnsi="Arial Narrow" w:cs="Arial Narrow"/>
           <w:kern w:val="0"/>
-          <w14:ligatures w14:val="none"/>
+          <ns2:ligatures ns2:val="none"/>
         </w:rPr>
         <w:t xml:space="preserve">el proveedor denunciado habría brindado una respuesta inadecuada al reclamo presentado por </w:t>
       </w:r>
@@ -6289,7 +6289,7 @@
         <w:rPr>
           <w:rFonts w:ascii="Arial Narrow" w:eastAsia="Arial Narrow" w:hAnsi="Arial Narrow" w:cs="Arial Narrow"/>
           <w:kern w:val="0"/>
-          <w14:ligatures w14:val="none"/>
+          <ns2:ligatures ns2:val="none"/>
         </w:rPr>
         <w:t>la</w:t>
       </w:r>
@@ -6297,7 +6297,7 @@
         <w:rPr>
           <w:rFonts w:ascii="Arial Narrow" w:eastAsia="Arial Narrow" w:hAnsi="Arial Narrow" w:cs="Arial Narrow"/>
           <w:kern w:val="0"/>
-          <w14:ligatures w14:val="none"/>
+          <ns2:ligatures ns2:val="none"/>
         </w:rPr>
         <w:t xml:space="preserve"> denunciante el </w:t>
       </w:r>
@@ -6307,7 +6307,7 @@
           <w:color w:val="000000"/>
           <w:kern w:val="0"/>
           <w:lang w:eastAsia="es-ES"/>
-          <w14:ligatures w14:val="none"/>
+          <ns2:ligatures ns2:val="none"/>
         </w:rPr>
         <w:t>2 de abril de 2025</w:t>
       </w:r>
@@ -6315,23 +6315,23 @@
         <w:rPr>
           <w:rFonts w:ascii="Arial Narrow" w:eastAsia="Arial Narrow" w:hAnsi="Arial Narrow" w:cs="Arial Narrow"/>
           <w:kern w:val="0"/>
-          <w14:ligatures w14:val="none"/>
+          <ns2:ligatures ns2:val="none"/>
         </w:rPr>
         <w:t>.</w:t>
       </w:r>
     </w:p>
-    <w:p>
-      <w:pPr>
-        <w:spacing w:after="0" w:line="240" w:lineRule="auto"/>
-        <w:jc w:val="both"/>
-        <w:rPr>
-          <w:rFonts w:ascii="Arial Narrow" w:eastAsia="Arial Narrow" w:hAnsi="Arial Narrow" w:cs="Arial Narrow"/>
-          <w:kern w:val="0"/>
-          <w14:ligatures w14:val="none"/>
-        </w:rPr>
-      </w:pPr>
-    </w:p>
-    <w:p>
+    <w:p ns2:paraId="042B3F54" ns2:textId="777BBF33">
+      <w:pPr>
+        <w:spacing w:after="0" w:line="240" w:lineRule="auto"/>
+        <w:jc w:val="both"/>
+        <w:rPr>
+          <w:rFonts w:ascii="Arial Narrow" w:eastAsia="Arial Narrow" w:hAnsi="Arial Narrow" w:cs="Arial Narrow"/>
+          <w:kern w:val="0"/>
+          <ns2:ligatures ns2:val="none"/>
+        </w:rPr>
+      </w:pPr>
+    </w:p>
+    <w:p ns2:paraId="0A292C9F" ns2:textId="0ABC2A36">
       <w:pPr>
         <w:spacing w:line="240" w:lineRule="auto"/>
         <w:contextualSpacing/>
@@ -6339,7 +6339,7 @@
         <w:rPr>
           <w:rFonts w:ascii="Arial Narrow" w:eastAsia="Calibri" w:hAnsi="Arial Narrow" w:cs="Arial"/>
           <w:kern w:val="0"/>
-          <w14:ligatures w14:val="none"/>
+          <ns2:ligatures ns2:val="none"/>
         </w:rPr>
       </w:pPr>
       <w:r>
@@ -6349,7 +6349,7 @@
           <w:color w:val="000000"/>
           <w:kern w:val="0"/>
           <w:lang w:eastAsia="es-PE"/>
-          <w14:ligatures w14:val="none"/>
+          <ns2:ligatures ns2:val="none"/>
         </w:rPr>
         <w:t>SEGUNDO:</w:t>
       </w:r>
@@ -6359,7 +6359,7 @@
           <w:color w:val="000000"/>
           <w:kern w:val="0"/>
           <w:lang w:eastAsia="es-PE"/>
-          <w14:ligatures w14:val="none"/>
+          <ns2:ligatures ns2:val="none"/>
         </w:rPr>
         <w:t xml:space="preserve"> tener por ofrecidos los medios probatorios</w:t>
       </w:r>
@@ -6369,7 +6369,7 @@
           <w:color w:val="000000"/>
           <w:kern w:val="0"/>
           <w:lang w:eastAsia="es-PE"/>
-          <w14:ligatures w14:val="none"/>
+          <ns2:ligatures ns2:val="none"/>
         </w:rPr>
         <w:t xml:space="preserve"> presentados en el escrito de denuncia </w:t>
       </w:r>
@@ -6379,7 +6379,7 @@
           <w:color w:val="000000"/>
           <w:kern w:val="0"/>
           <w:lang w:val="es-ES" w:eastAsia="es-ES"/>
-          <w14:ligatures w14:val="none"/>
+          <ns2:ligatures ns2:val="none"/>
         </w:rPr>
         <w:t xml:space="preserve">del </w:t>
       </w:r>
@@ -6389,7 +6389,7 @@
           <w:color w:val="000000"/>
           <w:kern w:val="0"/>
           <w:lang w:val="es-ES" w:eastAsia="es-ES"/>
-          <w14:ligatures w14:val="none"/>
+          <ns2:ligatures ns2:val="none"/>
         </w:rPr>
         <w:t>25 de abril de 2025, subsanada mediante escrito del 23 de mayo de 2025</w:t>
       </w:r>
@@ -6397,12 +6397,12 @@
         <w:rPr>
           <w:rFonts w:ascii="Arial Narrow" w:eastAsia="Calibri" w:hAnsi="Arial Narrow" w:cs="Arial"/>
           <w:kern w:val="0"/>
-          <w14:ligatures w14:val="none"/>
+          <ns2:ligatures ns2:val="none"/>
         </w:rPr>
         <w:t>.</w:t>
       </w:r>
     </w:p>
-    <w:p>
+    <w:p ns2:paraId="68A17E97" ns2:textId="77777777">
       <w:pPr>
         <w:spacing w:line="240" w:lineRule="auto"/>
         <w:contextualSpacing/>
@@ -6412,20 +6412,20 @@
           <w:color w:val="000000"/>
           <w:kern w:val="0"/>
           <w:lang w:eastAsia="es-PE"/>
-          <w14:ligatures w14:val="none"/>
-        </w:rPr>
-      </w:pPr>
-    </w:p>
-    <w:p>
-      <w:pPr>
-        <w:spacing w:after="0" w:line="240" w:lineRule="auto"/>
-        <w:jc w:val="both"/>
-        <w:rPr>
-          <w:rFonts w:ascii="Arial Narrow" w:eastAsia="Arial Narrow" w:hAnsi="Arial Narrow" w:cs="Arial Narrow"/>
-          <w:color w:val="000000"/>
-          <w:kern w:val="0"/>
-          <w:lang w:eastAsia="es-PE"/>
-          <w14:ligatures w14:val="none"/>
+          <ns2:ligatures ns2:val="none"/>
+        </w:rPr>
+      </w:pPr>
+    </w:p>
+    <w:p ns2:paraId="168254DA" ns2:textId="09DAA3C8">
+      <w:pPr>
+        <w:spacing w:after="0" w:line="240" w:lineRule="auto"/>
+        <w:jc w:val="both"/>
+        <w:rPr>
+          <w:rFonts w:ascii="Arial Narrow" w:eastAsia="Arial Narrow" w:hAnsi="Arial Narrow" w:cs="Arial Narrow"/>
+          <w:color w:val="000000"/>
+          <w:kern w:val="0"/>
+          <w:lang w:eastAsia="es-PE"/>
+          <ns2:ligatures ns2:val="none"/>
         </w:rPr>
       </w:pPr>
       <w:r>
@@ -6435,7 +6435,7 @@
           <w:color w:val="000000"/>
           <w:kern w:val="0"/>
           <w:lang w:eastAsia="es-PE"/>
-          <w14:ligatures w14:val="none"/>
+          <ns2:ligatures ns2:val="none"/>
         </w:rPr>
         <w:t xml:space="preserve">TERCERO: </w:t>
       </w:r>
@@ -6445,7 +6445,7 @@
           <w:color w:val="000000"/>
           <w:kern w:val="0"/>
           <w:lang w:eastAsia="es-PE"/>
-          <w14:ligatures w14:val="none"/>
+          <ns2:ligatures ns2:val="none"/>
         </w:rPr>
         <w:t xml:space="preserve">requerir a </w:t>
       </w:r>
@@ -6462,12 +6462,12 @@
           <w:color w:val="000000"/>
           <w:kern w:val="0"/>
           <w:lang w:eastAsia="es-PE"/>
-          <w14:ligatures w14:val="none"/>
+          <ns2:ligatures ns2:val="none"/>
         </w:rPr>
         <w:t>que cumpla con lo siguiente:</w:t>
       </w:r>
     </w:p>
-    <w:p>
+    <w:p ns2:paraId="20FDFB8D" ns2:textId="77777777">
       <w:pPr>
         <w:spacing w:after="0" w:line="240" w:lineRule="auto"/>
         <w:jc w:val="both"/>
@@ -6476,11 +6476,11 @@
           <w:color w:val="000000"/>
           <w:kern w:val="0"/>
           <w:lang w:eastAsia="es-PE"/>
-          <w14:ligatures w14:val="none"/>
-        </w:rPr>
-      </w:pPr>
-    </w:p>
-    <w:p>
+          <ns2:ligatures ns2:val="none"/>
+        </w:rPr>
+      </w:pPr>
+    </w:p>
+    <w:p ns2:paraId="4AA80738" ns2:textId="77777777">
       <w:pPr>
         <w:numPr>
           <w:ilvl w:val="0"/>
@@ -6494,21 +6494,21 @@
           <w:color w:val="000000"/>
           <w:kern w:val="0"/>
           <w:lang w:eastAsia="es-PE"/>
-          <w14:ligatures w14:val="none"/>
-        </w:rPr>
-      </w:pPr>
-      <w:r>
-        <w:rPr>
-          <w:rFonts w:ascii="Arial Narrow" w:eastAsia="Arial Narrow" w:hAnsi="Arial Narrow" w:cs="Arial Narrow"/>
-          <w:color w:val="000000"/>
-          <w:kern w:val="0"/>
-          <w:lang w:eastAsia="es-PE"/>
-          <w14:ligatures w14:val="none"/>
+          <ns2:ligatures ns2:val="none"/>
+        </w:rPr>
+      </w:pPr>
+      <w:r>
+        <w:rPr>
+          <w:rFonts w:ascii="Arial Narrow" w:eastAsia="Arial Narrow" w:hAnsi="Arial Narrow" w:cs="Arial Narrow"/>
+          <w:color w:val="000000"/>
+          <w:kern w:val="0"/>
+          <w:lang w:eastAsia="es-PE"/>
+          <ns2:ligatures ns2:val="none"/>
         </w:rPr>
         <w:t>presentar documentos que acrediten su inscripción en los Registros Públicos o una declaración jurada que indique que cuenta con dicha inscripción;</w:t>
       </w:r>
     </w:p>
-    <w:p>
+    <w:p ns2:paraId="2B29D59F" ns2:textId="77777777">
       <w:pPr>
         <w:numPr>
           <w:ilvl w:val="0"/>
@@ -6522,21 +6522,21 @@
           <w:color w:val="000000"/>
           <w:kern w:val="0"/>
           <w:lang w:eastAsia="es-PE"/>
-          <w14:ligatures w14:val="none"/>
-        </w:rPr>
-      </w:pPr>
-      <w:r>
-        <w:rPr>
-          <w:rFonts w:ascii="Arial Narrow" w:eastAsia="Arial Narrow" w:hAnsi="Arial Narrow" w:cs="Arial Narrow"/>
-          <w:color w:val="000000"/>
-          <w:kern w:val="0"/>
-          <w:lang w:eastAsia="es-PE"/>
-          <w14:ligatures w14:val="none"/>
+          <ns2:ligatures ns2:val="none"/>
+        </w:rPr>
+      </w:pPr>
+      <w:r>
+        <w:rPr>
+          <w:rFonts w:ascii="Arial Narrow" w:eastAsia="Arial Narrow" w:hAnsi="Arial Narrow" w:cs="Arial Narrow"/>
+          <w:color w:val="000000"/>
+          <w:kern w:val="0"/>
+          <w:lang w:eastAsia="es-PE"/>
+          <ns2:ligatures ns2:val="none"/>
         </w:rPr>
         <w:t>presentar copia simple de las facultades de representación de su representante legal en el presente procedimiento o la declaración jurada que indique que cuenta con dichas facultades y que estas se encuentran vigentes;</w:t>
       </w:r>
     </w:p>
-    <w:p>
+    <w:p ns2:paraId="7EF50C46" ns2:textId="77777777">
       <w:pPr>
         <w:numPr>
           <w:ilvl w:val="0"/>
@@ -6550,21 +6550,21 @@
           <w:color w:val="000000"/>
           <w:kern w:val="0"/>
           <w:lang w:eastAsia="es-PE"/>
-          <w14:ligatures w14:val="none"/>
-        </w:rPr>
-      </w:pPr>
-      <w:r>
-        <w:rPr>
-          <w:rFonts w:ascii="Arial Narrow" w:eastAsia="Arial Narrow" w:hAnsi="Arial Narrow" w:cs="Arial Narrow"/>
-          <w:color w:val="000000"/>
-          <w:kern w:val="0"/>
-          <w:lang w:eastAsia="es-PE"/>
-          <w14:ligatures w14:val="none"/>
+          <ns2:ligatures ns2:val="none"/>
+        </w:rPr>
+      </w:pPr>
+      <w:r>
+        <w:rPr>
+          <w:rFonts w:ascii="Arial Narrow" w:eastAsia="Arial Narrow" w:hAnsi="Arial Narrow" w:cs="Arial Narrow"/>
+          <w:color w:val="000000"/>
+          <w:kern w:val="0"/>
+          <w:lang w:eastAsia="es-PE"/>
+          <ns2:ligatures ns2:val="none"/>
         </w:rPr>
         <w:t>consignar el Número de Registro Único de Contribuyentes (RUC); y,</w:t>
       </w:r>
     </w:p>
-    <w:p>
+    <w:p ns2:paraId="19E4DFA1" ns2:textId="77777777">
       <w:pPr>
         <w:numPr>
           <w:ilvl w:val="0"/>
@@ -6576,16 +6576,16 @@
         <w:rPr>
           <w:rFonts w:ascii="Arial Narrow" w:eastAsia="Calibri" w:hAnsi="Arial Narrow" w:cs="Arial"/>
           <w:kern w:val="0"/>
-          <w14:ligatures w14:val="none"/>
-        </w:rPr>
-      </w:pPr>
-      <w:r>
-        <w:rPr>
-          <w:rFonts w:ascii="Arial Narrow" w:eastAsia="Arial Narrow" w:hAnsi="Arial Narrow" w:cs="Arial Narrow"/>
-          <w:color w:val="000000"/>
-          <w:kern w:val="0"/>
-          <w:lang w:eastAsia="es-PE"/>
-          <w14:ligatures w14:val="none"/>
+          <ns2:ligatures ns2:val="none"/>
+        </w:rPr>
+      </w:pPr>
+      <w:r>
+        <w:rPr>
+          <w:rFonts w:ascii="Arial Narrow" w:eastAsia="Arial Narrow" w:hAnsi="Arial Narrow" w:cs="Arial Narrow"/>
+          <w:color w:val="000000"/>
+          <w:kern w:val="0"/>
+          <w:lang w:eastAsia="es-PE"/>
+          <ns2:ligatures ns2:val="none"/>
         </w:rPr>
         <w:t>fijar domicilio procesal para el procedimiento, de conformidad con el numeral 1 del artículo 442</w:t>
       </w:r>
@@ -6595,7 +6595,7 @@
           <w:color w:val="000000"/>
           <w:kern w:val="0"/>
           <w:lang w:eastAsia="es-PE"/>
-          <w14:ligatures w14:val="none"/>
+          <ns2:ligatures ns2:val="none"/>
         </w:rPr>
         <w:t/>
       </w:r>
@@ -6605,7 +6605,7 @@
           <w:color w:val="000000"/>
           <w:kern w:val="0"/>
           <w:lang w:eastAsia="es-PE"/>
-          <w14:ligatures w14:val="none"/>
+          <ns2:ligatures ns2:val="none"/>
         </w:rPr>
         <w:t xml:space="preserve"> del Código Procesal Civil. </w:t>
       </w:r>
@@ -6613,7 +6613,7 @@
         <w:rPr>
           <w:rFonts w:ascii="Arial Narrow" w:eastAsia="Calibri" w:hAnsi="Arial Narrow" w:cs="Arial"/>
           <w:kern w:val="0"/>
-          <w14:ligatures w14:val="none"/>
+          <ns2:ligatures ns2:val="none"/>
         </w:rPr>
         <w:t>Para ello podrá señalar domicilio físico o una dirección electrónica a la que pueda remitirse las notificaciones</w:t>
       </w:r>
@@ -6622,12 +6622,12 @@
           <w:rFonts w:ascii="Arial Narrow" w:eastAsia="Arial" w:hAnsi="Arial Narrow" w:cs="Arial"/>
           <w:kern w:val="0"/>
           <w:lang w:val="es"/>
-          <w14:ligatures w14:val="none"/>
+          <ns2:ligatures ns2:val="none"/>
         </w:rPr>
         <w:t>;</w:t>
       </w:r>
     </w:p>
-    <w:p>
+    <w:p ns2:paraId="7C63E340" ns2:textId="77777777">
       <w:pPr>
         <w:numPr>
           <w:ilvl w:val="0"/>
@@ -6639,14 +6639,14 @@
         <w:rPr>
           <w:rFonts w:ascii="Arial Narrow" w:eastAsia="Calibri" w:hAnsi="Arial Narrow" w:cs="Arial"/>
           <w:kern w:val="0"/>
-          <w14:ligatures w14:val="none"/>
+          <ns2:ligatures ns2:val="none"/>
         </w:rPr>
       </w:pPr>
       <w:r>
         <w:rPr>
           <w:rFonts w:ascii="Arial Narrow" w:eastAsia="Calibri" w:hAnsi="Arial Narrow" w:cs="Arial"/>
           <w:kern w:val="0"/>
-          <w14:ligatures w14:val="none"/>
+          <ns2:ligatures ns2:val="none"/>
         </w:rPr>
         <w:t>en caso califique como micro empresa o pequeña empresa, presentar los documentos que acrediten su volumen de ventas o ingresos brutos percibidos el año anterior relativo a todas sus actividades económicas y el número de trabajadores con el que cuenta</w:t>
       </w:r>
@@ -6656,7 +6656,7 @@
           <w:rFonts w:ascii="Arial Narrow" w:eastAsia="Calibri" w:hAnsi="Arial Narrow" w:cs="Arial"/>
           <w:kern w:val="0"/>
           <w:vertAlign w:val="superscript"/>
-          <w14:ligatures w14:val="none"/>
+          <ns2:ligatures ns2:val="none"/>
         </w:rPr>
         <w:footnoteReference w:id="7"/>
       </w:r>
@@ -6664,7 +6664,7 @@
         <w:rPr>
           <w:rFonts w:ascii="Arial Narrow" w:eastAsia="Calibri" w:hAnsi="Arial Narrow" w:cs="Arial"/>
           <w:kern w:val="0"/>
-          <w14:ligatures w14:val="none"/>
+          <ns2:ligatures ns2:val="none"/>
         </w:rPr>
         <w:t>. Ello, a fin de que la Comisión pueda meritar dicha documentación, conforme lo establece el artículo 110</w:t>
       </w:r>
@@ -6674,7 +6674,7 @@
           <w:color w:val="000000"/>
           <w:kern w:val="0"/>
           <w:lang w:eastAsia="es-PE"/>
-          <w14:ligatures w14:val="none"/>
+          <ns2:ligatures ns2:val="none"/>
         </w:rPr>
         <w:t/>
       </w:r>
@@ -6682,7 +6682,7 @@
         <w:rPr>
           <w:rFonts w:ascii="Arial Narrow" w:eastAsia="Calibri" w:hAnsi="Arial Narrow" w:cs="Arial"/>
           <w:kern w:val="0"/>
-          <w14:ligatures w14:val="none"/>
+          <ns2:ligatures ns2:val="none"/>
         </w:rPr>
         <w:t xml:space="preserve"> del </w:t>
       </w:r>
@@ -6691,7 +6691,7 @@
           <w:rFonts w:ascii="Arial Narrow" w:eastAsia="Calibri" w:hAnsi="Arial Narrow" w:cs="Arial"/>
           <w:spacing w:val="-2"/>
           <w:kern w:val="0"/>
-          <w14:ligatures w14:val="none"/>
+          <ns2:ligatures ns2:val="none"/>
         </w:rPr>
         <w:t>Código</w:t>
       </w:r>
@@ -6702,7 +6702,7 @@
           <w:spacing w:val="-2"/>
           <w:kern w:val="0"/>
           <w:vertAlign w:val="superscript"/>
-          <w14:ligatures w14:val="none"/>
+          <ns2:ligatures ns2:val="none"/>
         </w:rPr>
         <w:footnoteReference w:id="8"/>
       </w:r>
@@ -6711,35 +6711,79 @@
           <w:rFonts w:ascii="Arial Narrow" w:eastAsia="Calibri" w:hAnsi="Arial Narrow" w:cs="Arial"/>
           <w:spacing w:val="-2"/>
           <w:kern w:val="0"/>
-          <w14:ligatures w14:val="none"/>
+          <ns2:ligatures ns2:val="none"/>
         </w:rPr>
         <w:t>.</w:t>
       </w:r>
     </w:p>
+    <w:p ns2:paraId="1F11FE32" ns2:textId="77777777">
+      <w:pPr>
+        <w:spacing w:after="0" w:line="240" w:lineRule="auto"/>
+        <w:ind w:left="567"/>
+        <w:jc w:val="both"/>
+        <w:rPr>
+          <w:rFonts w:ascii="Arial Narrow" w:eastAsia="Arial Narrow" w:hAnsi="Arial Narrow" w:cs="Arial Narrow"/>
+          <w:color w:val="000000"/>
+          <w:kern w:val="0"/>
+          <w:lang w:eastAsia="es-PE"/>
+          <ns2:ligatures ns2:val="none"/>
+        </w:rPr>
+      </w:pPr>
+    </w:p>
     <w:p>
       <w:pPr>
         <w:spacing w:after="0" w:line="240" w:lineRule="auto"/>
-        <w:ind w:left="567"/>
-        <w:jc w:val="both"/>
-        <w:rPr>
-          <w:rFonts w:ascii="Arial Narrow" w:eastAsia="Arial Narrow" w:hAnsi="Arial Narrow" w:cs="Arial Narrow"/>
-          <w:color w:val="000000"/>
-          <w:kern w:val="0"/>
-          <w:lang w:eastAsia="es-PE"/>
-          <w14:ligatures w14:val="none"/>
-        </w:rPr>
-      </w:pPr>
-    </w:p>
-    <w:p>
-      <w:pPr>
-        <w:spacing w:after="0" w:line="240" w:lineRule="auto"/>
-        <w:jc w:val="both"/>
-        <w:rPr>
-          <w:rFonts w:ascii="Arial Narrow" w:eastAsia="Arial Narrow" w:hAnsi="Arial Narrow" w:cs="Arial Narrow"/>
-          <w:color w:val="000000"/>
-          <w:kern w:val="0"/>
-          <w:lang w:eastAsia="es-PE"/>
-          <w14:ligatures w14:val="none"/>
+        <w:jc w:val="both"/>
+        <w:rPr>
+          <w:rFonts w:ascii="Arial Narrow" w:eastAsia="Arial Narrow" w:hAnsi="Arial Narrow" w:cs="Arial Narrow"/>
+          <w:color w:val="000000"/>
+          <w:kern w:val="0"/>
+          <w:lang w:eastAsia="es-PE"/>
+          <ns2:ligatures ns2:val="none"/>
+        </w:rPr>
+      </w:pPr>
+      <w:r>
+        <w:rPr>
+          <w:rFonts w:ascii="Arial Narrow" w:hAnsi="Arial Narrow" w:cs="Arial Narrow"/>
+          <w:b w:val="1"/>
+          <w:bCs w:val="1"/>
+          <w:sz w:val="20"/>
+          <w:szCs w:val="20"/>
+        </w:rPr>
+        <w:t xml:space="preserve">CUARTO: </w:t>
+      </w:r>
+      <w:r>
+        <w:rPr>
+          <w:rFonts w:ascii="Arial Narrow" w:hAnsi="Arial Narrow" w:cs="Arial Narrow"/>
+          <w:sz w:val="20"/>
+          <w:szCs w:val="20"/>
+        </w:rPr>
+        <w:t xml:space="preserve">correr traslado de la presente resolución a Pacífico Compañía de Seguros y Reaseguros S.A para que, de conformidad con lo dispuesto por el artículo 26° de la Ley sobre Facultades, Normas y Organización del Indecopi, aprobado por Decreto Legislativo N° 8079, presenten sus descargos sobre la imputación de cargos realizada en un plazo no mayor a cinco (5) días hábiles contado a partir del día siguiente de la notificación de la presente resolución, vencido el cual, el Secretario Técnico declarará en rebeldía a los denunciados que no lo hubieran presentado. Debe precisarse que de conformidad con lo establecido por el artículo 223° del Texto Único Ordenado de la Ley N° 27444, Ley del Procedimiento Administrativo General, las alegaciones y los hechos relevantes de la reclamación, salvo que hayan sido específicamente negadas en la contestación, se tendrán por aceptadas o meritadas como ciertas.</w:t>
+      </w:r>
+    </w:p>
+    <w:p ns2:paraId="228F876C" ns2:textId="77777777">
+      <w:pPr>
+        <w:spacing w:after="0" w:line="240" w:lineRule="auto"/>
+        <w:jc w:val="both"/>
+        <w:rPr>
+          <w:rFonts w:ascii="Arial Narrow" w:eastAsia="Arial Narrow" w:hAnsi="Arial Narrow" w:cs="Arial Narrow"/>
+          <w:color w:val="000000"/>
+          <w:kern w:val="0"/>
+          <w:lang w:eastAsia="es-PE"/>
+          <ns2:ligatures ns2:val="none"/>
+        </w:rPr>
+      </w:pPr>
+    </w:p>
+    <w:p ns2:paraId="774AFBA5" ns2:textId="792C960A">
+      <w:pPr>
+        <w:spacing w:after="0" w:line="240" w:lineRule="auto"/>
+        <w:jc w:val="both"/>
+        <w:rPr>
+          <w:rFonts w:ascii="Arial Narrow" w:eastAsia="Times New Roman" w:hAnsi="Arial Narrow" w:cs="Arial"/>
+          <w:color w:val="000000"/>
+          <w:kern w:val="0"/>
+          <w:lang w:val="es-ES" w:eastAsia="es-ES"/>
+          <ns2:ligatures ns2:val="none"/>
         </w:rPr>
       </w:pPr>
       <w:r>
@@ -6749,19 +6793,20 @@
           <w:color w:val="000000"/>
           <w:kern w:val="0"/>
           <w:lang w:eastAsia="es-PE"/>
-          <w14:ligatures w14:val="none"/>
-        </w:rPr>
-        <w:t xml:space="preserve">CUARTO: </w:t>
-      </w:r>
-      <w:r>
-        <w:rPr>
-          <w:rFonts w:ascii="Arial Narrow" w:eastAsia="Arial Narrow" w:hAnsi="Arial Narrow" w:cs="Arial Narrow"/>
-          <w:color w:val="000000"/>
-          <w:kern w:val="0"/>
-          <w:lang w:eastAsia="es-PE"/>
-          <w14:ligatures w14:val="none"/>
-        </w:rPr>
-        <w:t xml:space="preserve">correr traslado de la denuncia interpuesta </w:t>
+          <ns2:ligatures ns2:val="none"/>
+        </w:rPr>
+        <w:t xml:space="preserve">QUINTO: </w:t>
+      </w:r>
+      <w:bookmarkStart w:id="6" w:name="_Hlk188286813"/>
+      <w:r>
+        <w:rPr>
+          <w:rFonts w:ascii="Arial Narrow" w:eastAsia="Times New Roman" w:hAnsi="Arial Narrow" w:cs="Arial"/>
+          <w:color w:val="000000"/>
+          <w:kern w:val="0"/>
+          <w:lang w:eastAsia="es-ES"/>
+          <ns2:ligatures ns2:val="none"/>
+        </w:rPr>
+        <w:t xml:space="preserve">requerir </w:t>
       </w:r>
       <w:r>
         <w:rPr>
@@ -6769,197 +6814,95 @@
           <w:color w:val="000000"/>
           <w:kern w:val="0"/>
           <w:lang w:val="es-ES" w:eastAsia="es-ES"/>
-          <w14:ligatures w14:val="none"/>
-        </w:rPr>
-        <w:t xml:space="preserve">el </w:t>
-      </w:r>
+          <ns2:ligatures ns2:val="none"/>
+        </w:rPr>
+        <w:t xml:space="preserve">que, en un </w:t>
+      </w:r>
+      <w:r>
+        <w:rPr>
+          <w:rFonts w:ascii="Arial Narrow" w:eastAsia="Times New Roman" w:hAnsi="Arial Narrow" w:cs="Arial"/>
+          <w:color w:val="000000"/>
+          <w:kern w:val="0"/>
+          <w:lang w:eastAsia="es-ES"/>
+          <ns2:ligatures ns2:val="none"/>
+        </w:rPr>
+        <w:t>plazo no mayor de cinco (5) días hábiles contado a partir del día siguiente de la notificación de la presente resolución</w:t>
+      </w:r>
+      <w:bookmarkEnd w:id="6"/>
+      <w:r>
+        <w:rPr>
+          <w:rFonts w:ascii="Arial Narrow" w:eastAsia="Times New Roman" w:hAnsi="Arial Narrow" w:cs="Arial"/>
+          <w:color w:val="000000"/>
+          <w:kern w:val="0"/>
+          <w:lang w:eastAsia="es-ES"/>
+          <ns2:ligatures ns2:val="none"/>
+        </w:rPr>
+        <w:t xml:space="preserve">, </w:t>
+      </w:r>
+      <w:bookmarkStart w:id="7" w:name="_Hlk188286828"/>
+      <w:r>
+        <w:rPr>
+          <w:rFonts w:ascii="Arial Narrow" w:eastAsia="Times New Roman" w:hAnsi="Arial Narrow" w:cs="Times New Roman"/>
+          <w:color w:val="000000"/>
+          <w:kern w:val="0"/>
+          <w:shd w:val="clear" w:color="auto" w:fill="FFFFFF"/>
+          <w:lang w:eastAsia="es-PE"/>
+          <ns2:ligatures ns2:val="none"/>
+        </w:rPr>
+        <w:t>el proveedor denunciado</w:t>
+      </w:r>
+      <w:r>
+        <w:rPr>
+          <w:rFonts w:ascii="Arial Narrow" w:eastAsia="Times New Roman" w:hAnsi="Arial Narrow" w:cs="Arial"/>
+          <w:color w:val="000000"/>
+          <w:kern w:val="0"/>
+          <w:lang w:eastAsia="es-ES"/>
+          <ns2:ligatures ns2:val="none"/>
+        </w:rPr>
+        <w:t xml:space="preserve"> </w:t>
+      </w:r>
+      <w:bookmarkEnd w:id="7"/>
       <w:r>
         <w:rPr>
           <w:rFonts w:ascii="Arial Narrow" w:eastAsia="Times New Roman" w:hAnsi="Arial Narrow" w:cs="Arial"/>
           <w:color w:val="000000"/>
           <w:kern w:val="0"/>
           <w:lang w:val="es-ES" w:eastAsia="es-ES"/>
-          <w14:ligatures w14:val="none"/>
-        </w:rPr>
-        <w:t>25 de abril de 2025, subsanada mediante escrito del 23 de mayo de 2025</w:t>
-      </w:r>
-      <w:r>
-        <w:rPr>
-          <w:rFonts w:ascii="Arial Narrow" w:eastAsia="Calibri" w:hAnsi="Arial Narrow" w:cs="Arial"/>
-          <w:kern w:val="0"/>
-          <w14:ligatures w14:val="none"/>
-        </w:rPr>
-        <w:t xml:space="preserve">, </w:t>
-      </w:r>
-      <w:r>
-        <w:rPr>
-          <w:rFonts w:ascii="Arial Narrow" w:eastAsia="Arial Narrow" w:hAnsi="Arial Narrow" w:cs="Arial Narrow"/>
-          <w:color w:val="000000"/>
-          <w:kern w:val="0"/>
-          <w:lang w:eastAsia="es-PE"/>
-          <w14:ligatures w14:val="none"/>
-        </w:rPr>
-        <w:t>a</w:t>
-      </w:r>
-      <w:r>
-        <w:rPr>
-          <w:rFonts w:ascii="Arial Narrow" w:eastAsia="Times New Roman" w:hAnsi="Arial Narrow" w:cs="Times New Roman"/>
-          <w:color w:val="000000"/>
-          <w:kern w:val="0"/>
-          <w:shd w:val="clear" w:color="auto" w:fill="FFFFFF"/>
-          <w:lang w:eastAsia="es-PE"/>
-          <w14:ligatures w14:val="none"/>
-        </w:rPr>
-        <w:t xml:space="preserve"> </w:t>
-      </w:r>
-      <w:r>
-        <w:rPr>
-          <w:rFonts w:ascii="Arial Narrow" w:eastAsia="Arial Narrow" w:hAnsi="Arial Narrow" w:cs="Arial Narrow"/>
-          <w:bCs/>
-        </w:rPr>
-        <w:t>Pacífico Compañía de Seguros y Reaseguros S.A.</w:t>
-      </w:r>
-      <w:r>
-        <w:rPr>
-          <w:rFonts w:ascii="Arial Narrow" w:eastAsia="Arial Narrow" w:hAnsi="Arial Narrow" w:cs="Arial Narrow"/>
-          <w:color w:val="000000"/>
-          <w:kern w:val="0"/>
-          <w:lang w:eastAsia="es-PE"/>
-          <w14:ligatures w14:val="none"/>
-        </w:rPr>
-        <w:t>, para que, de conformidad con lo dispuesto por el artículo 26</w:t>
-      </w:r>
-      <w:r>
-        <w:rPr>
-          <w:rFonts w:ascii="Arial Narrow" w:eastAsia="Times New Roman" w:hAnsi="Arial Narrow" w:cs="Segoe UI"/>
-          <w:color w:val="000000"/>
-          <w:kern w:val="0"/>
-          <w:lang w:eastAsia="es-PE"/>
-          <w14:ligatures w14:val="none"/>
-        </w:rPr>
-        <w:t/>
-      </w:r>
-      <w:r>
-        <w:rPr>
-          <w:rFonts w:ascii="Arial Narrow" w:eastAsia="Arial Narrow" w:hAnsi="Arial Narrow" w:cs="Arial Narrow"/>
-          <w:color w:val="000000"/>
-          <w:kern w:val="0"/>
-          <w:lang w:eastAsia="es-PE"/>
-          <w14:ligatures w14:val="none"/>
-        </w:rPr>
-        <w:t xml:space="preserve"> de la Ley sobre Facultades, Normas y Organización del Indecopi, aprobada por Decreto Legislativo 807, presente sus descargos en un plazo no mayor de cinco (5) días hábiles contados desde la notificación. </w:t>
-      </w:r>
-    </w:p>
-    <w:p>
-      <w:pPr>
-        <w:spacing w:after="0" w:line="240" w:lineRule="auto"/>
-        <w:jc w:val="both"/>
-        <w:rPr>
-          <w:rFonts w:ascii="Arial Narrow" w:eastAsia="Arial Narrow" w:hAnsi="Arial Narrow" w:cs="Arial Narrow"/>
-          <w:color w:val="000000"/>
-          <w:kern w:val="0"/>
-          <w:lang w:eastAsia="es-PE"/>
-          <w14:ligatures w14:val="none"/>
-        </w:rPr>
-      </w:pPr>
-    </w:p>
-    <w:p>
-      <w:pPr>
-        <w:spacing w:after="0" w:line="240" w:lineRule="auto"/>
-        <w:jc w:val="both"/>
+          <ns2:ligatures ns2:val="none"/>
+        </w:rPr>
+        <w:t xml:space="preserve">cumpla con: </w:t>
+      </w:r>
+      <w:r>
         <w:rPr>
           <w:rFonts w:ascii="Arial Narrow" w:eastAsia="Times New Roman" w:hAnsi="Arial Narrow" w:cs="Arial"/>
           <w:color w:val="000000"/>
           <w:kern w:val="0"/>
           <w:lang w:val="es-ES" w:eastAsia="es-ES"/>
-          <w14:ligatures w14:val="none"/>
-        </w:rPr>
-      </w:pPr>
-      <w:r>
-        <w:rPr>
-          <w:rFonts w:ascii="Arial Narrow" w:eastAsia="Arial Narrow" w:hAnsi="Arial Narrow" w:cs="Arial Narrow"/>
-          <w:b/>
-          <w:color w:val="000000"/>
-          <w:kern w:val="0"/>
-          <w:lang w:eastAsia="es-PE"/>
-          <w14:ligatures w14:val="none"/>
-        </w:rPr>
-        <w:t xml:space="preserve">QUINTO: </w:t>
-      </w:r>
-      <w:bookmarkStart w:id="6" w:name="_Hlk188286813"/>
-      <w:r>
-        <w:rPr>
-          <w:rFonts w:ascii="Arial Narrow" w:eastAsia="Times New Roman" w:hAnsi="Arial Narrow" w:cs="Arial"/>
-          <w:color w:val="000000"/>
-          <w:kern w:val="0"/>
-          <w:lang w:eastAsia="es-ES"/>
-          <w14:ligatures w14:val="none"/>
-        </w:rPr>
-        <w:t xml:space="preserve">requerir </w:t>
-      </w:r>
+          <ns2:ligatures ns2:val="none"/>
+        </w:rPr>
+        <w:t>(i) presentar una copia completa, legible y debidamente suscrita de la Póliza 22501 del Seguro de Desgravamen Tarjeta Crédito Solución Negocios , así como el cargo de remisión de la póliza; (</w:t>
+      </w:r>
+      <w:proofErr w:type="spellStart"/>
       <w:r>
         <w:rPr>
           <w:rFonts w:ascii="Arial Narrow" w:eastAsia="Times New Roman" w:hAnsi="Arial Narrow" w:cs="Arial"/>
           <w:color w:val="000000"/>
           <w:kern w:val="0"/>
           <w:lang w:val="es-ES" w:eastAsia="es-ES"/>
-          <w14:ligatures w14:val="none"/>
-        </w:rPr>
-        <w:t xml:space="preserve">que, en un </w:t>
-      </w:r>
-      <w:r>
-        <w:rPr>
-          <w:rFonts w:ascii="Arial Narrow" w:eastAsia="Times New Roman" w:hAnsi="Arial Narrow" w:cs="Arial"/>
-          <w:color w:val="000000"/>
-          <w:kern w:val="0"/>
-          <w:lang w:eastAsia="es-ES"/>
-          <w14:ligatures w14:val="none"/>
-        </w:rPr>
-        <w:t>plazo no mayor de cinco (5) días hábiles contado a partir del día siguiente de la notificación de la presente resolución</w:t>
-      </w:r>
-      <w:bookmarkEnd w:id="6"/>
-      <w:r>
-        <w:rPr>
-          <w:rFonts w:ascii="Arial Narrow" w:eastAsia="Times New Roman" w:hAnsi="Arial Narrow" w:cs="Arial"/>
-          <w:color w:val="000000"/>
-          <w:kern w:val="0"/>
-          <w:lang w:eastAsia="es-ES"/>
-          <w14:ligatures w14:val="none"/>
-        </w:rPr>
-        <w:t xml:space="preserve">, </w:t>
-      </w:r>
-      <w:bookmarkStart w:id="7" w:name="_Hlk188286828"/>
-      <w:r>
-        <w:rPr>
-          <w:rFonts w:ascii="Arial Narrow" w:eastAsia="Times New Roman" w:hAnsi="Arial Narrow" w:cs="Times New Roman"/>
-          <w:color w:val="000000"/>
-          <w:kern w:val="0"/>
-          <w:shd w:val="clear" w:color="auto" w:fill="FFFFFF"/>
-          <w:lang w:eastAsia="es-PE"/>
-          <w14:ligatures w14:val="none"/>
-        </w:rPr>
-        <w:t>el proveedor denunciado</w:t>
-      </w:r>
-      <w:r>
-        <w:rPr>
-          <w:rFonts w:ascii="Arial Narrow" w:eastAsia="Times New Roman" w:hAnsi="Arial Narrow" w:cs="Arial"/>
-          <w:color w:val="000000"/>
-          <w:kern w:val="0"/>
-          <w:lang w:eastAsia="es-ES"/>
-          <w14:ligatures w14:val="none"/>
-        </w:rPr>
-        <w:t xml:space="preserve"> </w:t>
-      </w:r>
-      <w:bookmarkEnd w:id="7"/>
+          <ns2:ligatures ns2:val="none"/>
+        </w:rPr>
+        <w:t>ii</w:t>
+      </w:r>
+      <w:proofErr w:type="spellEnd"/>
       <w:r>
         <w:rPr>
           <w:rFonts w:ascii="Arial Narrow" w:eastAsia="Times New Roman" w:hAnsi="Arial Narrow" w:cs="Arial"/>
           <w:color w:val="000000"/>
           <w:kern w:val="0"/>
           <w:lang w:val="es-ES" w:eastAsia="es-ES"/>
-          <w14:ligatures w14:val="none"/>
-        </w:rPr>
-        <w:t xml:space="preserve">cumpla con: </w:t>
+          <ns2:ligatures ns2:val="none"/>
+        </w:rPr>
+        <w:t xml:space="preserve">) presentar los medios probatorios que acrediten que la atención de la solicitud de otorgamiento de cobertura de la Póliza 22501 </w:t>
       </w:r>
       <w:r>
         <w:rPr>
@@ -6967,49 +6910,17 @@
           <w:color w:val="000000"/>
           <w:kern w:val="0"/>
           <w:lang w:val="es-ES" w:eastAsia="es-ES"/>
-          <w14:ligatures w14:val="none"/>
-        </w:rPr>
-        <w:t>(i) presentar una copia completa, legible y debidamente suscrita de la Póliza 22501 del Seguro de Desgravamen Tarjeta Crédito Solución Negocios , así como el cargo de remisión de la póliza; (</w:t>
-      </w:r>
-      <w:proofErr w:type="spellStart"/>
+          <ns2:ligatures ns2:val="none"/>
+        </w:rPr>
+        <w:t xml:space="preserve">del Seguro de </w:t>
+      </w:r>
       <w:r>
         <w:rPr>
           <w:rFonts w:ascii="Arial Narrow" w:eastAsia="Times New Roman" w:hAnsi="Arial Narrow" w:cs="Arial"/>
           <w:color w:val="000000"/>
           <w:kern w:val="0"/>
           <w:lang w:val="es-ES" w:eastAsia="es-ES"/>
-          <w14:ligatures w14:val="none"/>
-        </w:rPr>
-        <w:t>ii</w:t>
-      </w:r>
-      <w:proofErr w:type="spellEnd"/>
-      <w:r>
-        <w:rPr>
-          <w:rFonts w:ascii="Arial Narrow" w:eastAsia="Times New Roman" w:hAnsi="Arial Narrow" w:cs="Arial"/>
-          <w:color w:val="000000"/>
-          <w:kern w:val="0"/>
-          <w:lang w:val="es-ES" w:eastAsia="es-ES"/>
-          <w14:ligatures w14:val="none"/>
-        </w:rPr>
-        <w:t xml:space="preserve">) presentar los medios probatorios que acrediten que la atención de la solicitud de otorgamiento de cobertura de la Póliza 22501 </w:t>
-      </w:r>
-      <w:r>
-        <w:rPr>
-          <w:rFonts w:ascii="Arial Narrow" w:eastAsia="Times New Roman" w:hAnsi="Arial Narrow" w:cs="Arial"/>
-          <w:color w:val="000000"/>
-          <w:kern w:val="0"/>
-          <w:lang w:val="es-ES" w:eastAsia="es-ES"/>
-          <w14:ligatures w14:val="none"/>
-        </w:rPr>
-        <w:t xml:space="preserve">del Seguro de </w:t>
-      </w:r>
-      <w:r>
-        <w:rPr>
-          <w:rFonts w:ascii="Arial Narrow" w:eastAsia="Times New Roman" w:hAnsi="Arial Narrow" w:cs="Arial"/>
-          <w:color w:val="000000"/>
-          <w:kern w:val="0"/>
-          <w:lang w:val="es-ES" w:eastAsia="es-ES"/>
-          <w14:ligatures w14:val="none"/>
+          <ns2:ligatures ns2:val="none"/>
         </w:rPr>
         <w:lastRenderedPageBreak/>
         <w:t xml:space="preserve">Desgravamen Tarjeta Crédito Solución Negocios </w:t>
@@ -7020,7 +6931,7 @@
           <w:color w:val="000000"/>
           <w:kern w:val="0"/>
           <w:lang w:val="es-ES" w:eastAsia="es-ES"/>
-          <w14:ligatures w14:val="none"/>
+          <ns2:ligatures ns2:val="none"/>
         </w:rPr>
         <w:t>se está dando dentro del plazo legal; y, (</w:t>
       </w:r>
@@ -7031,7 +6942,7 @@
           <w:color w:val="000000"/>
           <w:kern w:val="0"/>
           <w:lang w:val="es-ES" w:eastAsia="es-ES"/>
-          <w14:ligatures w14:val="none"/>
+          <ns2:ligatures ns2:val="none"/>
         </w:rPr>
         <w:t>iii</w:t>
       </w:r>
@@ -7042,7 +6953,7 @@
           <w:color w:val="000000"/>
           <w:kern w:val="0"/>
           <w:lang w:val="es-ES" w:eastAsia="es-ES"/>
-          <w14:ligatures w14:val="none"/>
+          <ns2:ligatures ns2:val="none"/>
         </w:rPr>
         <w:t>) presentar todas las comunicaciones cursadas con la parte denunciante en virtud del hecho materia de denuncia</w:t>
       </w:r>
@@ -7052,12 +6963,12 @@
           <w:color w:val="000000"/>
           <w:kern w:val="0"/>
           <w:lang w:val="es-ES" w:eastAsia="es-ES"/>
-          <w14:ligatures w14:val="none"/>
+          <ns2:ligatures ns2:val="none"/>
         </w:rPr>
         <w:t>.</w:t>
       </w:r>
     </w:p>
-    <w:p>
+    <w:p ns2:paraId="12A4D8BD" ns2:textId="77777777">
       <w:pPr>
         <w:spacing w:after="0" w:line="240" w:lineRule="auto"/>
         <w:jc w:val="both"/>
@@ -7067,20 +6978,20 @@
           <w:color w:val="000000"/>
           <w:kern w:val="0"/>
           <w:lang w:val="es-ES" w:eastAsia="es-PE"/>
-          <w14:ligatures w14:val="none"/>
-        </w:rPr>
-      </w:pPr>
-    </w:p>
-    <w:p>
-      <w:pPr>
-        <w:spacing w:after="0" w:line="240" w:lineRule="auto"/>
-        <w:jc w:val="both"/>
-        <w:rPr>
-          <w:rFonts w:ascii="Arial Narrow" w:eastAsia="Arial Narrow" w:hAnsi="Arial Narrow" w:cs="Arial Narrow"/>
-          <w:color w:val="000000"/>
-          <w:kern w:val="0"/>
-          <w:lang w:eastAsia="es-PE"/>
-          <w14:ligatures w14:val="none"/>
+          <ns2:ligatures ns2:val="none"/>
+        </w:rPr>
+      </w:pPr>
+    </w:p>
+    <w:p ns2:paraId="591B7E6F" ns2:textId="77777777">
+      <w:pPr>
+        <w:spacing w:after="0" w:line="240" w:lineRule="auto"/>
+        <w:jc w:val="both"/>
+        <w:rPr>
+          <w:rFonts w:ascii="Arial Narrow" w:eastAsia="Arial Narrow" w:hAnsi="Arial Narrow" w:cs="Arial Narrow"/>
+          <w:color w:val="000000"/>
+          <w:kern w:val="0"/>
+          <w:lang w:eastAsia="es-PE"/>
+          <ns2:ligatures ns2:val="none"/>
         </w:rPr>
       </w:pPr>
       <w:r>
@@ -7090,7 +7001,7 @@
           <w:color w:val="000000"/>
           <w:kern w:val="0"/>
           <w:lang w:eastAsia="es-PE"/>
-          <w14:ligatures w14:val="none"/>
+          <ns2:ligatures ns2:val="none"/>
         </w:rPr>
         <w:t>SEXTO:</w:t>
       </w:r>
@@ -7100,7 +7011,7 @@
           <w:color w:val="000000"/>
           <w:kern w:val="0"/>
           <w:lang w:eastAsia="es-PE"/>
-          <w14:ligatures w14:val="none"/>
+          <ns2:ligatures ns2:val="none"/>
         </w:rPr>
         <w:t xml:space="preserve"> </w:t>
       </w:r>
@@ -7111,7 +7022,7 @@
           <w:color w:val="000000"/>
           <w:kern w:val="0"/>
           <w:lang w:eastAsia="es-PE"/>
-          <w14:ligatures w14:val="none"/>
+          <ns2:ligatures ns2:val="none"/>
         </w:rPr>
         <w:t>informar a las partes que el artículo 110</w:t>
       </w:r>
@@ -7121,7 +7032,7 @@
           <w:color w:val="000000"/>
           <w:kern w:val="0"/>
           <w:lang w:eastAsia="es-PE"/>
-          <w14:ligatures w14:val="none"/>
+          <ns2:ligatures ns2:val="none"/>
         </w:rPr>
         <w:t/>
       </w:r>
@@ -7131,7 +7042,7 @@
           <w:color w:val="000000"/>
           <w:kern w:val="0"/>
           <w:lang w:eastAsia="es-PE"/>
-          <w14:ligatures w14:val="none"/>
+          <ns2:ligatures ns2:val="none"/>
         </w:rPr>
         <w:t xml:space="preserve"> de la Ley 29571, Código de Protección y Defensa del Consumidor</w:t>
       </w:r>
@@ -7143,7 +7054,7 @@
           <w:kern w:val="0"/>
           <w:vertAlign w:val="superscript"/>
           <w:lang w:eastAsia="es-PE"/>
-          <w14:ligatures w14:val="none"/>
+          <ns2:ligatures ns2:val="none"/>
         </w:rPr>
         <w:footnoteReference w:id="9"/>
       </w:r>
@@ -7153,7 +7064,7 @@
           <w:color w:val="000000"/>
           <w:kern w:val="0"/>
           <w:lang w:eastAsia="es-PE"/>
-          <w14:ligatures w14:val="none"/>
+          <ns2:ligatures ns2:val="none"/>
         </w:rPr>
         <w:t>, faculta a la Comisión a calificar las infracciones de la referida norma como leves, graves o muy graves e imponer sanciones que van desde una amonestación hasta una multa por un máximo de 450 Unidades Impositivas Tributarias, sin perjuicio de las medidas correctivas, reparadoras y complementarias, que puedan ordenarse de acuerdo a lo estipulado en los artículos 114</w:t>
       </w:r>
@@ -7163,7 +7074,7 @@
           <w:color w:val="000000"/>
           <w:kern w:val="0"/>
           <w:lang w:eastAsia="es-PE"/>
-          <w14:ligatures w14:val="none"/>
+          <ns2:ligatures ns2:val="none"/>
         </w:rPr>
         <w:t/>
       </w:r>
@@ -7173,7 +7084,7 @@
           <w:color w:val="000000"/>
           <w:kern w:val="0"/>
           <w:lang w:eastAsia="es-PE"/>
-          <w14:ligatures w14:val="none"/>
+          <ns2:ligatures ns2:val="none"/>
         </w:rPr>
         <w:t>, 115</w:t>
       </w:r>
@@ -7183,7 +7094,7 @@
           <w:color w:val="000000"/>
           <w:kern w:val="0"/>
           <w:lang w:eastAsia="es-PE"/>
-          <w14:ligatures w14:val="none"/>
+          <ns2:ligatures ns2:val="none"/>
         </w:rPr>
         <w:t/>
       </w:r>
@@ -7193,7 +7104,7 @@
           <w:color w:val="000000"/>
           <w:kern w:val="0"/>
           <w:lang w:eastAsia="es-PE"/>
-          <w14:ligatures w14:val="none"/>
+          <ns2:ligatures ns2:val="none"/>
         </w:rPr>
         <w:t xml:space="preserve"> y 116</w:t>
       </w:r>
@@ -7203,7 +7114,7 @@
           <w:color w:val="000000"/>
           <w:kern w:val="0"/>
           <w:lang w:eastAsia="es-PE"/>
-          <w14:ligatures w14:val="none"/>
+          <ns2:ligatures ns2:val="none"/>
         </w:rPr>
         <w:t/>
       </w:r>
@@ -7213,7 +7124,7 @@
           <w:color w:val="000000"/>
           <w:kern w:val="0"/>
           <w:lang w:eastAsia="es-PE"/>
-          <w14:ligatures w14:val="none"/>
+          <ns2:ligatures ns2:val="none"/>
         </w:rPr>
         <w:t xml:space="preserve"> de la referida norma</w:t>
       </w:r>
@@ -7225,7 +7136,7 @@
           <w:kern w:val="0"/>
           <w:vertAlign w:val="superscript"/>
           <w:lang w:eastAsia="es-PE"/>
-          <w14:ligatures w14:val="none"/>
+          <ns2:ligatures ns2:val="none"/>
         </w:rPr>
         <w:footnoteReference w:id="10"/>
       </w:r>
@@ -7235,7 +7146,7 @@
           <w:color w:val="000000"/>
           <w:kern w:val="0"/>
           <w:lang w:eastAsia="es-PE"/>
-          <w14:ligatures w14:val="none"/>
+          <ns2:ligatures ns2:val="none"/>
         </w:rPr>
         <w:t xml:space="preserve">. </w:t>
       </w:r>
@@ -7246,7 +7157,7 @@
           <w:color w:val="000000"/>
           <w:kern w:val="0"/>
           <w:lang w:eastAsia="es-PE"/>
-          <w14:ligatures w14:val="none"/>
+          <ns2:ligatures ns2:val="none"/>
         </w:rPr>
         <w:lastRenderedPageBreak/>
         <w:t>Asimismo, se consideran circunstancias atenuantes para la graduación de la sanción, el allanamiento de la denuncia o el reconocimiento de las pretensiones en ella contenidas, de acuerdo con el artículo 112</w:t>
@@ -7257,7 +7168,7 @@
           <w:color w:val="000000"/>
           <w:kern w:val="0"/>
           <w:lang w:eastAsia="es-PE"/>
-          <w14:ligatures w14:val="none"/>
+          <ns2:ligatures ns2:val="none"/>
         </w:rPr>
         <w:t/>
       </w:r>
@@ -7267,7 +7178,7 @@
           <w:color w:val="000000"/>
           <w:kern w:val="0"/>
           <w:lang w:eastAsia="es-PE"/>
-          <w14:ligatures w14:val="none"/>
+          <ns2:ligatures ns2:val="none"/>
         </w:rPr>
         <w:t xml:space="preserve"> del Código</w:t>
       </w:r>
@@ -7279,7 +7190,7 @@
           <w:kern w:val="0"/>
           <w:vertAlign w:val="superscript"/>
           <w:lang w:eastAsia="es-PE"/>
-          <w14:ligatures w14:val="none"/>
+          <ns2:ligatures ns2:val="none"/>
         </w:rPr>
         <w:footnoteReference w:id="11"/>
       </w:r>
@@ -7289,12 +7200,12 @@
           <w:color w:val="000000"/>
           <w:kern w:val="0"/>
           <w:lang w:eastAsia="es-PE"/>
-          <w14:ligatures w14:val="none"/>
+          <ns2:ligatures ns2:val="none"/>
         </w:rPr>
         <w:t>.</w:t>
       </w:r>
     </w:p>
-    <w:p>
+    <w:p ns2:paraId="0ECE55DF" ns2:textId="77777777">
       <w:pPr>
         <w:shd w:val="clear" w:color="auto" w:fill="FFFFFF"/>
         <w:spacing w:after="0" w:line="240" w:lineRule="auto"/>
@@ -7305,11 +7216,11 @@
           <w:color w:val="000000"/>
           <w:kern w:val="0"/>
           <w:lang w:eastAsia="es-PE"/>
-          <w14:ligatures w14:val="none"/>
-        </w:rPr>
-      </w:pPr>
-    </w:p>
-    <w:p>
+          <ns2:ligatures ns2:val="none"/>
+        </w:rPr>
+      </w:pPr>
+    </w:p>
+    <w:p ns2:paraId="1CC114EB" ns2:textId="77777777">
       <w:pPr>
         <w:shd w:val="clear" w:color="auto" w:fill="FFFFFF"/>
         <w:spacing w:after="0" w:line="240" w:lineRule="auto"/>
@@ -7319,7 +7230,7 @@
           <w:color w:val="000000"/>
           <w:kern w:val="0"/>
           <w:lang w:eastAsia="es-PE"/>
-          <w14:ligatures w14:val="none"/>
+          <ns2:ligatures ns2:val="none"/>
         </w:rPr>
       </w:pPr>
       <w:r>
@@ -7329,7 +7240,7 @@
           <w:color w:val="000000"/>
           <w:kern w:val="0"/>
           <w:lang w:eastAsia="es-PE"/>
-          <w14:ligatures w14:val="none"/>
+          <ns2:ligatures ns2:val="none"/>
         </w:rPr>
         <w:t>SÉTIMO:</w:t>
       </w:r>
@@ -7339,7 +7250,7 @@
           <w:color w:val="000000"/>
           <w:kern w:val="0"/>
           <w:lang w:eastAsia="es-PE"/>
-          <w14:ligatures w14:val="none"/>
+          <ns2:ligatures ns2:val="none"/>
         </w:rPr>
         <w:t xml:space="preserve"> informar a las partes que conforme a lo establecido en el artículo 39</w:t>
       </w:r>
@@ -7349,7 +7260,7 @@
           <w:color w:val="000000"/>
           <w:kern w:val="0"/>
           <w:lang w:eastAsia="es-PE"/>
-          <w14:ligatures w14:val="none"/>
+          <ns2:ligatures ns2:val="none"/>
         </w:rPr>
         <w:t/>
       </w:r>
@@ -7359,12 +7270,12 @@
           <w:color w:val="000000"/>
           <w:kern w:val="0"/>
           <w:lang w:eastAsia="es-PE"/>
-          <w14:ligatures w14:val="none"/>
+          <ns2:ligatures ns2:val="none"/>
         </w:rPr>
         <w:t xml:space="preserve"> de la Ley sobre Facultades, Normas y Organización del Indecopi, aprobada por Decreto Legislativo 807, los gastos por los peritajes realizados, actuación de pruebas, inspecciones y otros derivados de la tramitación del proceso serán de cargo de la parte que solicita la prueba, salvo pacto en contrario. En todos los casos, la resolución final determinará si los gastos deben ser asumidos por alguna de las partes, o reembolsados a la otra parte o al Indecopi, según sea el caso, de manera adicional a la sanción que haya podido imponerse. </w:t>
       </w:r>
     </w:p>
-    <w:p>
+    <w:p ns2:paraId="364C4B19" ns2:textId="77777777">
       <w:pPr>
         <w:shd w:val="clear" w:color="auto" w:fill="FFFFFF"/>
         <w:spacing w:after="0" w:line="240" w:lineRule="auto"/>
@@ -7374,11 +7285,11 @@
           <w:color w:val="000000"/>
           <w:kern w:val="0"/>
           <w:lang w:eastAsia="es-PE"/>
-          <w14:ligatures w14:val="none"/>
-        </w:rPr>
-      </w:pPr>
-    </w:p>
-    <w:p>
+          <ns2:ligatures ns2:val="none"/>
+        </w:rPr>
+      </w:pPr>
+    </w:p>
+    <w:p ns2:paraId="27E9BBC0" ns2:textId="77777777">
       <w:pPr>
         <w:suppressAutoHyphens/>
         <w:spacing w:after="0" w:line="240" w:lineRule="auto"/>
@@ -7387,7 +7298,7 @@
           <w:rFonts w:ascii="Arial Narrow" w:eastAsia="Calibri" w:hAnsi="Arial Narrow" w:cs="Arial"/>
           <w:kern w:val="0"/>
           <w:u w:val="single"/>
-          <w14:ligatures w14:val="none"/>
+          <ns2:ligatures ns2:val="none"/>
         </w:rPr>
       </w:pPr>
       <w:r>
@@ -7396,7 +7307,7 @@
           <w:b/>
           <w:bCs/>
           <w:kern w:val="0"/>
-          <w14:ligatures w14:val="none"/>
+          <ns2:ligatures ns2:val="none"/>
         </w:rPr>
         <w:t>OCTAVO</w:t>
       </w:r>
@@ -7405,7 +7316,7 @@
           <w:rFonts w:ascii="Arial Narrow" w:eastAsia="Calibri" w:hAnsi="Arial Narrow" w:cs="Arial"/>
           <w:b/>
           <w:kern w:val="0"/>
-          <w14:ligatures w14:val="none"/>
+          <ns2:ligatures ns2:val="none"/>
         </w:rPr>
         <w:t>:</w:t>
       </w:r>
@@ -7413,7 +7324,7 @@
         <w:rPr>
           <w:rFonts w:ascii="Arial Narrow" w:eastAsia="Calibri" w:hAnsi="Arial Narrow" w:cs="Arial"/>
           <w:kern w:val="0"/>
-          <w14:ligatures w14:val="none"/>
+          <ns2:ligatures ns2:val="none"/>
         </w:rPr>
         <w:t xml:space="preserve"> comunicar a las partes que, de acuerdo a lo señalado por el artículo 29</w:t>
       </w:r>
@@ -7423,7 +7334,7 @@
           <w:color w:val="000000"/>
           <w:kern w:val="0"/>
           <w:lang w:eastAsia="es-PE"/>
-          <w14:ligatures w14:val="none"/>
+          <ns2:ligatures ns2:val="none"/>
         </w:rPr>
         <w:t/>
       </w:r>
@@ -7431,7 +7342,7 @@
         <w:rPr>
           <w:rFonts w:ascii="Arial Narrow" w:eastAsia="Calibri" w:hAnsi="Arial Narrow" w:cs="Arial"/>
           <w:kern w:val="0"/>
-          <w14:ligatures w14:val="none"/>
+          <ns2:ligatures ns2:val="none"/>
         </w:rPr>
         <w:t xml:space="preserve"> del Decreto Legislativo 807</w:t>
       </w:r>
@@ -7441,7 +7352,7 @@
           <w:rFonts w:ascii="Arial Narrow" w:eastAsia="Calibri" w:hAnsi="Arial Narrow" w:cs="Arial"/>
           <w:kern w:val="0"/>
           <w:vertAlign w:val="superscript"/>
-          <w14:ligatures w14:val="none"/>
+          <ns2:ligatures ns2:val="none"/>
         </w:rPr>
         <w:footnoteReference w:id="12"/>
       </w:r>
@@ -7449,7 +7360,7 @@
         <w:rPr>
           <w:rFonts w:ascii="Arial Narrow" w:eastAsia="Calibri" w:hAnsi="Arial Narrow" w:cs="Arial"/>
           <w:kern w:val="0"/>
-          <w14:ligatures w14:val="none"/>
+          <ns2:ligatures ns2:val="none"/>
         </w:rPr>
         <w:t xml:space="preserve">, hasta antes de la emisión de la Resolución Final tienen la posibilidad de solicitar una audiencia de conciliación. En caso deleguen a favor de una tercera persona su actuación en la diligencia programada, esta deberá presentar un poder especial con firma legalizada ante Notario Público, donde conste </w:t>
       </w:r>
@@ -7458,7 +7369,7 @@
           <w:rFonts w:ascii="Arial Narrow" w:eastAsia="Calibri" w:hAnsi="Arial Narrow" w:cs="Arial"/>
           <w:kern w:val="0"/>
           <w:u w:val="single"/>
-          <w14:ligatures w14:val="none"/>
+          <ns2:ligatures ns2:val="none"/>
         </w:rPr>
         <w:t>expresamente su facultad para asistir y conciliar en su representación</w:t>
       </w:r>
@@ -7467,7 +7378,7 @@
           <w:rFonts w:ascii="Arial Narrow" w:eastAsia="Calibri" w:hAnsi="Arial Narrow" w:cs="Arial"/>
           <w:bCs/>
           <w:kern w:val="0"/>
-          <w14:ligatures w14:val="none"/>
+          <ns2:ligatures ns2:val="none"/>
         </w:rPr>
         <w:t>.</w:t>
       </w:r>
@@ -7477,7 +7388,7 @@
           <w:b/>
           <w:bCs/>
           <w:kern w:val="0"/>
-          <w14:ligatures w14:val="none"/>
+          <ns2:ligatures ns2:val="none"/>
         </w:rPr>
         <w:t xml:space="preserve"> </w:t>
       </w:r>
@@ -7486,12 +7397,12 @@
           <w:rFonts w:ascii="Arial Narrow" w:eastAsia="Calibri" w:hAnsi="Arial Narrow" w:cs="Arial"/>
           <w:kern w:val="0"/>
           <w:u w:val="single"/>
-          <w14:ligatures w14:val="none"/>
+          <ns2:ligatures ns2:val="none"/>
         </w:rPr>
         <w:t xml:space="preserve">Ello bajo apercibimiento de no realizar la audiencia de conciliación y levantar el acta de inasistencia correspondiente. </w:t>
       </w:r>
     </w:p>
-    <w:p>
+    <w:p ns2:paraId="4CD47B08" ns2:textId="77777777">
       <w:pPr>
         <w:suppressAutoHyphens/>
         <w:spacing w:after="0" w:line="240" w:lineRule="auto"/>
@@ -7500,11 +7411,11 @@
           <w:rFonts w:ascii="Arial Narrow" w:eastAsia="Calibri" w:hAnsi="Arial Narrow" w:cs="Arial"/>
           <w:kern w:val="0"/>
           <w:u w:val="single"/>
-          <w14:ligatures w14:val="none"/>
-        </w:rPr>
-      </w:pPr>
-    </w:p>
-    <w:p>
+          <ns2:ligatures ns2:val="none"/>
+        </w:rPr>
+      </w:pPr>
+    </w:p>
+    <w:p ns2:paraId="0E80CA49" ns2:textId="77777777">
       <w:pPr>
         <w:suppressAutoHyphens/>
         <w:spacing w:after="0" w:line="240" w:lineRule="auto"/>
@@ -7514,7 +7425,7 @@
           <w:color w:val="000000"/>
           <w:kern w:val="0"/>
           <w:lang w:eastAsia="es-PE"/>
-          <w14:ligatures w14:val="none"/>
+          <ns2:ligatures ns2:val="none"/>
         </w:rPr>
       </w:pPr>
       <w:r>
@@ -7524,7 +7435,7 @@
           <w:color w:val="000000"/>
           <w:kern w:val="0"/>
           <w:lang w:eastAsia="es-PE"/>
-          <w14:ligatures w14:val="none"/>
+          <ns2:ligatures ns2:val="none"/>
         </w:rPr>
         <w:t>NOVENO:</w:t>
       </w:r>
@@ -7534,7 +7445,7 @@
           <w:color w:val="000000"/>
           <w:kern w:val="0"/>
           <w:lang w:eastAsia="es-PE"/>
-          <w14:ligatures w14:val="none"/>
+          <ns2:ligatures ns2:val="none"/>
         </w:rPr>
         <w:t xml:space="preserve"> poner en conocimiento de las partes que, antes de la emisión de la Resolución Final, tienen la posibilidad de formular su desistimiento o presentar el acuerdo arribado mediante la conciliación, mediación, </w:t>
       </w:r>
@@ -7544,7 +7455,7 @@
           <w:color w:val="000000"/>
           <w:kern w:val="0"/>
           <w:lang w:eastAsia="es-PE"/>
-          <w14:ligatures w14:val="none"/>
+          <ns2:ligatures ns2:val="none"/>
         </w:rPr>
         <w:lastRenderedPageBreak/>
         <w:t>transacción o cualquier otro que, de forma indubitable, deje constancia que se ha solucionado la controversia materia de denuncia.</w:t>
@@ -7552,7 +7463,7 @@
       <w:bookmarkStart w:id="9" w:name="h.gjdgxs" w:colFirst="0" w:colLast="0"/>
       <w:bookmarkEnd w:id="9"/>
     </w:p>
-    <w:p>
+    <w:p ns2:paraId="7DDD06F7" ns2:textId="77777777">
       <w:pPr>
         <w:suppressAutoHyphens/>
         <w:spacing w:after="0" w:line="240" w:lineRule="auto"/>
@@ -7562,11 +7473,11 @@
           <w:color w:val="000000"/>
           <w:kern w:val="0"/>
           <w:lang w:eastAsia="es-PE"/>
-          <w14:ligatures w14:val="none"/>
-        </w:rPr>
-      </w:pPr>
-    </w:p>
-    <w:p>
+          <ns2:ligatures ns2:val="none"/>
+        </w:rPr>
+      </w:pPr>
+    </w:p>
+    <w:p ns2:paraId="236137A1" ns2:textId="3ED67206">
       <w:pPr>
         <w:suppressAutoHyphens/>
         <w:spacing w:after="0" w:line="240" w:lineRule="auto"/>
@@ -7589,7 +7500,7 @@
           <w:b/>
           <w:spacing w:val="-3"/>
           <w:kern w:val="0"/>
-          <w14:ligatures w14:val="none"/>
+          <ns2:ligatures ns2:val="none"/>
         </w:rPr>
         <w:t/>
       </w:r>
@@ -7599,7 +7510,7 @@
           <w:bCs/>
           <w:spacing w:val="-3"/>
           <w:kern w:val="0"/>
-          <w14:ligatures w14:val="none"/>
+          <ns2:ligatures ns2:val="none"/>
         </w:rPr>
         <w:t xml:space="preserve"/>
       </w:r>
@@ -7610,7 +7521,7 @@
           <w:kern w:val="0"/>
           <w:shd w:val="clear" w:color="auto" w:fill="FFFFFF"/>
           <w:lang w:eastAsia="es-PE"/>
-          <w14:ligatures w14:val="none"/>
+          <ns2:ligatures ns2:val="none"/>
         </w:rPr>
         <w:t xml:space="preserve"/>
       </w:r>
@@ -7622,7 +7533,7 @@
           <w:kern w:val="0"/>
           <w:shd w:val="clear" w:color="auto" w:fill="FFFFFF"/>
           <w:lang w:eastAsia="es-PE"/>
-          <w14:ligatures w14:val="none"/>
+          <ns2:ligatures ns2:val="none"/>
         </w:rPr>
         <w:t/>
       </w:r>
@@ -7634,7 +7545,7 @@
           <w:kern w:val="0"/>
           <w:shd w:val="clear" w:color="auto" w:fill="FFFFFF"/>
           <w:lang w:eastAsia="es-PE"/>
-          <w14:ligatures w14:val="none"/>
+          <ns2:ligatures ns2:val="none"/>
         </w:rPr>
         <w:t xml:space="preserve"/>
       </w:r>
@@ -7645,7 +7556,7 @@
           <w:kern w:val="0"/>
           <w:shd w:val="clear" w:color="auto" w:fill="FFFFFF"/>
           <w:lang w:eastAsia="es-PE"/>
-          <w14:ligatures w14:val="none"/>
+          <ns2:ligatures ns2:val="none"/>
         </w:rPr>
         <w:t/>
       </w:r>
@@ -7656,7 +7567,7 @@
           <w:kern w:val="0"/>
           <w:shd w:val="clear" w:color="auto" w:fill="FFFFFF"/>
           <w:lang w:eastAsia="es-PE"/>
-          <w14:ligatures w14:val="none"/>
+          <ns2:ligatures ns2:val="none"/>
         </w:rPr>
         <w:t xml:space="preserve"/>
       </w:r>
@@ -7673,7 +7584,7 @@
           <w:color w:val="000000"/>
           <w:kern w:val="0"/>
           <w:lang w:eastAsia="es-PE"/>
-          <w14:ligatures w14:val="none"/>
+          <ns2:ligatures ns2:val="none"/>
         </w:rPr>
         <w:t/>
       </w:r>
@@ -7690,7 +7601,7 @@
           <w:color w:val="000000"/>
           <w:kern w:val="0"/>
           <w:lang w:eastAsia="es-PE"/>
-          <w14:ligatures w14:val="none"/>
+          <ns2:ligatures ns2:val="none"/>
         </w:rPr>
         <w:t/>
       </w:r>
@@ -7716,7 +7627,7 @@
         <w:t/>
       </w:r>
     </w:p>
-    <w:p>
+    <w:p ns2:paraId="639FE5BE" ns2:textId="77777777">
       <w:pPr>
         <w:suppressAutoHyphens/>
         <w:spacing w:after="0" w:line="240" w:lineRule="auto"/>
@@ -7726,7 +7637,7 @@
         </w:rPr>
       </w:pPr>
     </w:p>
-    <w:p>
+    <w:p ns2:paraId="74B75F7B" ns2:textId="77777777">
       <w:pPr>
         <w:suppressAutoHyphens/>
         <w:spacing w:line="240" w:lineRule="auto"/>
@@ -7778,7 +7689,7 @@
         <w:t>efectúe el acuse de recibo mediante la confirmación de recepción de la notificación remitida por este despacho a su Casilla Electrónica, dentro de los cinco (5) primeros días hábiles siguientes a la fecha en que recibe la notificación.</w:t>
       </w:r>
     </w:p>
-    <w:p>
+    <w:p ns2:paraId="36317C11" ns2:textId="77777777">
       <w:pPr>
         <w:suppressAutoHyphens/>
         <w:spacing w:after="0" w:line="240" w:lineRule="auto"/>
@@ -7790,7 +7701,7 @@
       </w:pPr>
     </w:p>
     <w:bookmarkEnd w:id="10"/>
-    <w:p>
+    <w:p ns2:paraId="23716787" ns2:textId="77777777">
       <w:pPr>
         <w:suppressAutoHyphens/>
         <w:spacing w:after="0" w:line="240" w:lineRule="auto"/>
@@ -7800,7 +7711,7 @@
         </w:rPr>
       </w:pPr>
     </w:p>
-    <w:p>
+    <w:p ns2:paraId="0407B94C" ns2:textId="77777777">
       <w:pPr>
         <w:spacing w:after="0" w:line="240" w:lineRule="auto"/>
         <w:jc w:val="both"/>
@@ -7810,11 +7721,11 @@
           <w:color w:val="000000"/>
           <w:kern w:val="0"/>
           <w:lang w:eastAsia="es-PE"/>
-          <w14:ligatures w14:val="none"/>
-        </w:rPr>
-      </w:pPr>
-    </w:p>
-    <w:p>
+          <ns2:ligatures ns2:val="none"/>
+        </w:rPr>
+      </w:pPr>
+    </w:p>
+    <w:p ns2:paraId="375C384E" ns2:textId="77777777">
       <w:pPr>
         <w:spacing w:after="0" w:line="240" w:lineRule="auto"/>
         <w:jc w:val="both"/>
@@ -7824,12 +7735,12 @@
           <w:color w:val="000000"/>
           <w:kern w:val="0"/>
           <w:lang w:eastAsia="es-PE"/>
-          <w14:ligatures w14:val="none"/>
+          <ns2:ligatures ns2:val="none"/>
         </w:rPr>
       </w:pPr>
     </w:p>
     <w:bookmarkEnd w:id="0"/>
-    <w:p>
+    <w:p ns2:paraId="7609987B" ns2:textId="77777777">
       <w:pPr>
         <w:shd w:val="clear" w:color="auto" w:fill="FFFFFF"/>
         <w:spacing w:after="0" w:line="240" w:lineRule="auto"/>
@@ -7838,7 +7749,7 @@
           <w:rFonts w:ascii="Arial Narrow" w:eastAsia="Calibri" w:hAnsi="Arial Narrow" w:cs="Times New Roman"/>
           <w:color w:val="000000"/>
           <w:kern w:val="0"/>
-          <w14:ligatures w14:val="none"/>
+          <ns2:ligatures ns2:val="none"/>
         </w:rPr>
       </w:pPr>
       <w:r>
@@ -7848,12 +7759,12 @@
           <w:bCs/>
           <w:color w:val="000000"/>
           <w:kern w:val="0"/>
-          <w14:ligatures w14:val="none"/>
+          <ns2:ligatures ns2:val="none"/>
         </w:rPr>
         <w:t>EVELING ROA QUISPE</w:t>
       </w:r>
     </w:p>
-    <w:p>
+    <w:p ns2:paraId="692BA8AF" ns2:textId="77777777">
       <w:pPr>
         <w:shd w:val="clear" w:color="auto" w:fill="FFFFFF"/>
         <w:spacing w:after="0" w:line="240" w:lineRule="auto"/>
@@ -7864,7 +7775,7 @@
           <w:bCs/>
           <w:color w:val="000000"/>
           <w:kern w:val="0"/>
-          <w14:ligatures w14:val="none"/>
+          <ns2:ligatures ns2:val="none"/>
         </w:rPr>
       </w:pPr>
       <w:r>
@@ -7874,12 +7785,12 @@
           <w:bCs/>
           <w:color w:val="000000"/>
           <w:kern w:val="0"/>
-          <w14:ligatures w14:val="none"/>
+          <ns2:ligatures ns2:val="none"/>
         </w:rPr>
         <w:t>Secretaria Técnica</w:t>
       </w:r>
     </w:p>
-    <w:p>
+    <w:p ns2:paraId="4AF3211C" ns2:textId="77777777">
       <w:pPr>
         <w:shd w:val="clear" w:color="auto" w:fill="FFFFFF"/>
         <w:spacing w:after="0" w:line="240" w:lineRule="auto"/>
@@ -7890,7 +7801,7 @@
           <w:bCs/>
           <w:color w:val="000000"/>
           <w:kern w:val="0"/>
-          <w14:ligatures w14:val="none"/>
+          <ns2:ligatures ns2:val="none"/>
         </w:rPr>
       </w:pPr>
       <w:r>
@@ -7900,7 +7811,7 @@
           <w:bCs/>
           <w:color w:val="000000"/>
           <w:kern w:val="0"/>
-          <w14:ligatures w14:val="none"/>
+          <ns2:ligatures ns2:val="none"/>
         </w:rPr>
         <w:t>Comisión </w:t>
       </w:r>
@@ -7912,7 +7823,7 @@
           <w:color w:val="000000"/>
           <w:kern w:val="0"/>
           <w:shd w:val="clear" w:color="auto" w:fill="FFFFFF"/>
-          <w14:ligatures w14:val="none"/>
+          <ns2:ligatures ns2:val="none"/>
         </w:rPr>
         <w:t>de</w:t>
       </w:r>
@@ -7923,12 +7834,12 @@
           <w:bCs/>
           <w:color w:val="000000"/>
           <w:kern w:val="0"/>
-          <w14:ligatures w14:val="none"/>
+          <ns2:ligatures ns2:val="none"/>
         </w:rPr>
         <w:t> Protección al Consumidor 1</w:t>
       </w:r>
     </w:p>
-    <w:p>
+    <w:p ns2:paraId="602C43F9" ns2:textId="77777777">
       <w:pPr>
         <w:spacing w:after="0" w:line="240" w:lineRule="auto"/>
         <w:jc w:val="both"/>
@@ -7938,11 +7849,11 @@
           <w:color w:val="000000"/>
           <w:kern w:val="0"/>
           <w:lang w:eastAsia="es-PE"/>
-          <w14:ligatures w14:val="none"/>
-        </w:rPr>
-      </w:pPr>
-    </w:p>
-    <w:p>
+          <ns2:ligatures ns2:val="none"/>
+        </w:rPr>
+      </w:pPr>
+    </w:p>
+    <w:p ns2:paraId="1D3884F8" ns2:textId="77777777">
       <w:pPr>
         <w:spacing w:after="0" w:line="240" w:lineRule="auto"/>
         <w:jc w:val="both"/>
@@ -7960,12 +7871,12 @@
           <w:sz w:val="16"/>
           <w:szCs w:val="16"/>
           <w:lang w:eastAsia="es-PE"/>
-          <w14:ligatures w14:val="none"/>
+          <ns2:ligatures ns2:val="none"/>
         </w:rPr>
         <w:t>LSM/JCQ</w:t>
       </w:r>
     </w:p>
-    <w:p>
+    <w:p ns2:paraId="08D2E184" ns2:textId="77777777">
       <w:pPr>
         <w:spacing w:line="240" w:lineRule="auto"/>
         <w:rPr>
@@ -7973,7 +7884,7 @@
         </w:rPr>
       </w:pPr>
     </w:p>
-    <w:p>
+    <w:p ns2:paraId="1D2233A3" ns2:textId="77777777">
       <w:pPr>
         <w:spacing w:line="240" w:lineRule="auto"/>
         <w:rPr>
@@ -7981,7 +7892,7 @@
         </w:rPr>
       </w:pPr>
     </w:p>
-    <w:p>
+    <w:p ns2:paraId="4423ADE9" ns2:textId="77777777">
       <w:pPr>
         <w:spacing w:line="240" w:lineRule="auto"/>
         <w:rPr>
@@ -7989,14 +7900,14 @@
         </w:rPr>
       </w:pPr>
     </w:p>
-    <w:p>
+    <w:p ns2:paraId="74AAB5F4" ns2:textId="77777777">
       <w:pPr>
         <w:spacing w:line="240" w:lineRule="auto"/>
       </w:pPr>
     </w:p>
     <w:sectPr>
-      <w:headerReference w:type="default" r:id="rId8"/>
-      <w:footerReference w:type="default" r:id="rId9"/>
+      <w:headerReference w:type="default" ns3:id="rId8"/>
+      <w:footerReference w:type="default" ns3:id="rId9"/>
       <w:pgSz w:w="11906" w:h="16838"/>
       <w:pgMar w:top="1417" w:right="1701" w:bottom="1417" w:left="1701" w:header="708" w:footer="708" w:gutter="0"/>
       <w:cols w:space="708"/>

--- a/plantillas_maestras/03_seguro_desgravamen/negativa_cobertura/2_o_mas_ddos_varios/mujer/TPL_1813_2025_SEGURO_DESGRAVAMEN_NEGATIVA_COBERTURA_ASEGURADORA_MUJER_R1.docx
+++ b/plantillas_maestras/03_seguro_desgravamen/negativa_cobertura/2_o_mas_ddos_varios/mujer/TPL_1813_2025_SEGURO_DESGRAVAMEN_NEGATIVA_COBERTURA_ASEGURADORA_MUJER_R1.docx
@@ -6758,7 +6758,7 @@
           <w:sz w:val="20"/>
           <w:szCs w:val="20"/>
         </w:rPr>
-        <w:t xml:space="preserve">correr traslado de la presente resolución a Pacífico Compañía de Seguros y Reaseguros S.A para que, de conformidad con lo dispuesto por el artículo 26° de la Ley sobre Facultades, Normas y Organización del Indecopi, aprobado por Decreto Legislativo N° 8079, presenten sus descargos sobre la imputación de cargos realizada en un plazo no mayor a cinco (5) días hábiles contado a partir del día siguiente de la notificación de la presente resolución, vencido el cual, el Secretario Técnico declarará en rebeldía a los denunciados que no lo hubieran presentado. Debe precisarse que de conformidad con lo establecido por el artículo 223° del Texto Único Ordenado de la Ley N° 27444, Ley del Procedimiento Administrativo General, las alegaciones y los hechos relevantes de la reclamación, salvo que hayan sido específicamente negadas en la contestación, se tendrán por aceptadas o meritadas como ciertas.</w:t>
+        <w:t xml:space="preserve">correr traslado de la presente resolución a Pacífico Compañía de Seguros y Reaseguros S.A. para que, de conformidad con lo dispuesto por el artículo 26 de la Ley sobre Facultades, Normas y Organización del Indecopi, aprobada por Decreto Legislativo 807, presente sus descargos sobre la imputación de cargos realizada en un plazo no mayor a cinco (5) días hábiles contado a partir del día siguiente de la notificación de la presente resolución, vencido el cual, el Secretario Técnico declarará en rebeldía al denunciado que no lo hubiera presentado. Debe precisarse que de conformidad con lo establecido por el artículo 223 del Texto Único Ordenado de la Ley 27444, Ley del Procedimiento Administrativo General, las alegaciones y los hechos relevantes de la reclamación, salvo que hayan sido específicamente negadas en la contestación, se tendrán por aceptadas o merituadas como ciertas.</w:t>
       </w:r>
     </w:p>
     <w:p ns2:paraId="228F876C" ns2:textId="77777777">

--- a/plantillas_maestras/03_seguro_desgravamen/negativa_cobertura/2_o_mas_ddos_varios/mujer/TPL_1813_2025_SEGURO_DESGRAVAMEN_NEGATIVA_COBERTURA_ASEGURADORA_MUJER_R1.docx
+++ b/plantillas_maestras/03_seguro_desgravamen/negativa_cobertura/2_o_mas_ddos_varios/mujer/TPL_1813_2025_SEGURO_DESGRAVAMEN_NEGATIVA_COBERTURA_ASEGURADORA_MUJER_R1.docx
@@ -440,7 +440,7 @@
           <w:lang w:eastAsia="es-PE"/>
           <ns2:ligatures ns2:val="none"/>
         </w:rPr>
-        <w:t>29</w:t>
+        <w:t xml:space="preserve">29 de agosto de 2025</w:t>
       </w:r>
       <w:r>
         <w:rPr>
@@ -451,7 +451,7 @@
           <w:lang w:eastAsia="es-PE"/>
           <ns2:ligatures ns2:val="none"/>
         </w:rPr>
-        <w:t xml:space="preserve"> de </w:t>
+        <w:t xml:space="preserve"/>
       </w:r>
       <w:r>
         <w:rPr>
@@ -462,7 +462,7 @@
           <w:lang w:eastAsia="es-PE"/>
           <ns2:ligatures ns2:val="none"/>
         </w:rPr>
-        <w:t>agosto</w:t>
+        <w:t xml:space="preserve"/>
       </w:r>
       <w:r>
         <w:rPr>
@@ -473,7 +473,7 @@
           <w:lang w:eastAsia="es-PE"/>
           <ns2:ligatures ns2:val="none"/>
         </w:rPr>
-        <w:t xml:space="preserve"> de 2025</w:t>
+        <w:t xml:space="preserve"/>
       </w:r>
     </w:p>
     <w:p ns2:paraId="66CE1821" ns2:textId="77777777">
@@ -1499,7 +1499,7 @@
           <w:lang w:eastAsia="es-ES"/>
           <ns2:ligatures ns2:val="none"/>
         </w:rPr>
-        <w:t>recepcionados</w:t>
+        <w:t xml:space="preserve">recibidos</w:t>
       </w:r>
       <w:proofErr w:type="spellEnd"/>
       <w:r>
@@ -8104,7 +8104,7 @@
           <w:sz w:val="16"/>
           <w:szCs w:val="16"/>
         </w:rPr>
-        <w:t>31 de julio del 2025</w:t>
+        <w:t xml:space="preserve">31 de julio de 2025</w:t>
       </w:r>
       <w:r>
         <w:rPr>
@@ -8121,7 +8121,7 @@
           <w:sz w:val="16"/>
           <w:szCs w:val="16"/>
         </w:rPr>
-        <w:t>recepcionada</w:t>
+        <w:t xml:space="preserve">recibida</w:t>
       </w:r>
       <w:proofErr w:type="spellEnd"/>
       <w:r>
@@ -8138,7 +8138,7 @@
           <w:sz w:val="16"/>
           <w:szCs w:val="16"/>
         </w:rPr>
-        <w:t>31 de julio del 2025</w:t>
+        <w:t xml:space="preserve">31 de julio de 2025</w:t>
       </w:r>
       <w:r>
         <w:rPr>
@@ -8216,7 +8216,7 @@
           <w:sz w:val="16"/>
           <w:szCs w:val="16"/>
         </w:rPr>
-        <w:t>el 2 de setiembre del 2010 en el Diario Oficial El Peruano, vigente desde el 2 de octubre del 2010 y modificado por Decreto Legislativo 1308.</w:t>
+        <w:t xml:space="preserve">el 2 de setiembre de 2010 en el Diario Oficial El Peruano, vigente desde el 2 de octubre de 2010 y modificado por Decreto Legislativo 1308.</w:t>
       </w:r>
     </w:p>
     <w:p>

--- a/plantillas_maestras/03_seguro_desgravamen/negativa_cobertura/2_o_mas_ddos_varios/mujer/TPL_1813_2025_SEGURO_DESGRAVAMEN_NEGATIVA_COBERTURA_ASEGURADORA_MUJER_R1.docx
+++ b/plantillas_maestras/03_seguro_desgravamen/negativa_cobertura/2_o_mas_ddos_varios/mujer/TPL_1813_2025_SEGURO_DESGRAVAMEN_NEGATIVA_COBERTURA_ASEGURADORA_MUJER_R1.docx
@@ -1,8 +1,8 @@
 
 <file path=word/document.xml><?xml version="1.0" encoding="utf-8"?>
-<w:document xmlns:ns1="http://schemas.openxmlformats.org/markup-compatibility/2006" xmlns:ns2="http://schemas.microsoft.com/office/word/2010/wordml" xmlns:ns3="http://schemas.openxmlformats.org/officeDocument/2006/relationships" xmlns:w="http://schemas.openxmlformats.org/wordprocessingml/2006/main" ns1:Ignorable="w14 w15 w16se w16cid w16 w16cex w16sdtdh w16sdtfl w16du wp14">
+<w:document xmlns:mc="http://schemas.openxmlformats.org/markup-compatibility/2006" xmlns:r="http://schemas.openxmlformats.org/officeDocument/2006/relationships" xmlns:w="http://schemas.openxmlformats.org/wordprocessingml/2006/main" xmlns:w14="http://schemas.microsoft.com/office/word/2010/wordml" xmlns:w15="http://schemas.microsoft.com/office/word/2012/wordml" xmlns:w16="http://schemas.microsoft.com/office/word/2018/wordml" xmlns:w16cex="http://schemas.microsoft.com/office/word/2018/wordml/cex" xmlns:w16cid="http://schemas.microsoft.com/office/word/2016/wordml/cid" xmlns:w16du="http://schemas.microsoft.com/office/word/2023/wordml/word16du" xmlns:w16sdtdh="http://schemas.microsoft.com/office/word/2020/wordml/sdtdatahash" xmlns:w16se="http://schemas.microsoft.com/office/word/2015/wordml/symex" xmlns:wp14="http://schemas.microsoft.com/office/word/2010/wordprocessingDrawing" mc:Ignorable="w14 w15 w16se w16cid w16 w16cex w16sdtdh w16du wp14">
   <w:body>
-    <w:p ns2:paraId="1B509B2D" ns2:textId="1D98C531">
+    <w:p>
       <w:pPr>
         <w:tabs>
           <w:tab w:val="left" w:pos="1701"/>
@@ -14,7 +14,7 @@
           <w:color w:val="000000"/>
           <w:kern w:val="0"/>
           <w:lang w:eastAsia="es-PE"/>
-          <ns2:ligatures ns2:val="none"/>
+          <w14:ligatures w14:val="none"/>
         </w:rPr>
       </w:pPr>
       <w:bookmarkStart w:id="0" w:name="_Hlk80343540"/>
@@ -25,7 +25,7 @@
           <w:color w:val="000000"/>
           <w:kern w:val="0"/>
           <w:lang w:eastAsia="es-PE"/>
-          <ns2:ligatures ns2:val="none"/>
+          <w14:ligatures w14:val="none"/>
         </w:rPr>
         <w:t xml:space="preserve">EXPEDIENTE </w:t>
       </w:r>
@@ -36,7 +36,7 @@
           <w:color w:val="000000"/>
           <w:kern w:val="0"/>
           <w:lang w:eastAsia="es-PE"/>
-          <ns2:ligatures ns2:val="none"/>
+          <w14:ligatures w14:val="none"/>
         </w:rPr>
         <w:tab/>
         <w:t>:</w:t>
@@ -48,7 +48,7 @@
           <w:color w:val="000000"/>
           <w:kern w:val="0"/>
           <w:lang w:eastAsia="es-PE"/>
-          <ns2:ligatures ns2:val="none"/>
+          <w14:ligatures w14:val="none"/>
         </w:rPr>
         <w:tab/>
       </w:r>
@@ -61,7 +61,7 @@
           <w:kern w:val="0"/>
           <w:shd w:val="clear" w:color="auto" w:fill="FFFFFF"/>
           <w:lang w:eastAsia="es-PE"/>
-          <ns2:ligatures ns2:val="none"/>
+          <w14:ligatures w14:val="none"/>
         </w:rPr>
         <w:t>1813-</w:t>
       </w:r>
@@ -74,12 +74,12 @@
           <w:kern w:val="0"/>
           <w:shd w:val="clear" w:color="auto" w:fill="FFFFFF"/>
           <w:lang w:eastAsia="es-PE"/>
-          <ns2:ligatures ns2:val="none"/>
+          <w14:ligatures w14:val="none"/>
         </w:rPr>
         <w:t>2025/CC1</w:t>
       </w:r>
     </w:p>
-    <w:p ns2:paraId="7E5DC22B" ns2:textId="2CC53E74">
+    <w:p>
       <w:pPr>
         <w:tabs>
           <w:tab w:val="left" w:pos="1701"/>
@@ -94,7 +94,7 @@
           <w:color w:val="000000"/>
           <w:kern w:val="0"/>
           <w:lang w:eastAsia="es-PE"/>
-          <ns2:ligatures ns2:val="none"/>
+          <w14:ligatures w14:val="none"/>
         </w:rPr>
       </w:pPr>
       <w:r>
@@ -104,79 +104,16 @@
           <w:color w:val="000000"/>
           <w:kern w:val="0"/>
           <w:lang w:eastAsia="es-PE"/>
-          <ns2:ligatures ns2:val="none"/>
-        </w:rPr>
-        <w:t xml:space="preserve">DENUNCIANTE:[DENUNCIANTE] (SEÑORA [APELLIDO])</w:t>
-      </w:r>
-      <w:r>
-        <w:rPr>
-          <w:rFonts w:ascii="Arial Narrow" w:eastAsia="Arial Narrow" w:hAnsi="Arial Narrow" w:cs="Arial Narrow"/>
-          <w:b/>
-          <w:color w:val="000000"/>
-          <w:kern w:val="0"/>
-          <w:lang w:eastAsia="es-PE"/>
-          <ns2:ligatures ns2:val="none"/>
-        </w:rPr>
+          <w14:ligatures w14:val="none"/>
+        </w:rPr>
+        <w:t>DENUNCIANTE</w:t>
         <w:tab/>
-        <w:t/>
-      </w:r>
-      <w:r>
-        <w:rPr>
-          <w:rFonts w:ascii="Arial Narrow" w:eastAsia="Arial Narrow" w:hAnsi="Arial Narrow" w:cs="Arial Narrow"/>
-          <w:b/>
-          <w:color w:val="000000"/>
-          <w:kern w:val="0"/>
-          <w:lang w:eastAsia="es-PE"/>
-          <ns2:ligatures ns2:val="none"/>
-        </w:rPr>
+        <w:t>:</w:t>
         <w:tab/>
-      </w:r>
-      <w:r>
-        <w:rPr>
-          <w:rFonts w:ascii="Arial Narrow" w:eastAsia="Arial Narrow" w:hAnsi="Arial Narrow" w:cs="Arial Narrow"/>
-          <w:b/>
-          <w:color w:val="000000"/>
-          <w:kern w:val="0"/>
-          <w:lang w:eastAsia="es-PE"/>
-          <ns2:ligatures ns2:val="none"/>
-        </w:rPr>
-        <w:t xml:space="preserve"/>
-      </w:r>
-      <w:r>
-        <w:rPr>
-          <w:rFonts w:ascii="Arial Narrow" w:eastAsia="Arial Narrow" w:hAnsi="Arial Narrow" w:cs="Arial Narrow"/>
-          <w:b/>
-          <w:color w:val="000000"/>
-          <w:kern w:val="0"/>
-          <w:lang w:eastAsia="es-PE"/>
-          <ns2:ligatures ns2:val="none"/>
-        </w:rPr>
-        <w:t xml:space="preserve"/>
-      </w:r>
-      <w:r>
-        <w:rPr>
-          <w:rFonts w:ascii="Arial Narrow" w:eastAsia="Arial Narrow" w:hAnsi="Arial Narrow" w:cs="Arial Narrow"/>
-          <w:b/>
-          <w:color w:val="000000"/>
-          <w:kern w:val="0"/>
-          <w:lang w:eastAsia="es-PE"/>
-          <ns2:ligatures ns2:val="none"/>
-        </w:rPr>
-        <w:t/>
-      </w:r>
-      <w:r>
-        <w:rPr>
-          <w:rFonts w:ascii="Arial Narrow" w:eastAsia="Arial Narrow" w:hAnsi="Arial Narrow" w:cs="Arial Narrow"/>
-          <w:b/>
-          <w:color w:val="000000"/>
-          <w:kern w:val="0"/>
-          <w:lang w:eastAsia="es-PE"/>
-          <ns2:ligatures ns2:val="none"/>
-        </w:rPr>
-        <w:t/>
-      </w:r>
-    </w:p>
-    <w:p ns2:paraId="6DEEEDFE" ns2:textId="3AFAB858">
+        <w:t xml:space="preserve">[DENUNCIANTE] (SEÑORA [APELLIDO])</w:t>
+      </w:r>
+    </w:p>
+    <w:p>
       <w:pPr>
         <w:tabs>
           <w:tab w:val="left" w:pos="1701"/>
@@ -191,7 +128,7 @@
           <w:color w:val="000000"/>
           <w:kern w:val="0"/>
           <w:lang w:eastAsia="es-PE"/>
-          <ns2:ligatures ns2:val="none"/>
+          <w14:ligatures w14:val="none"/>
         </w:rPr>
       </w:pPr>
       <w:r>
@@ -201,7 +138,7 @@
           <w:color w:val="000000"/>
           <w:kern w:val="0"/>
           <w:lang w:eastAsia="es-PE"/>
-          <ns2:ligatures ns2:val="none"/>
+          <w14:ligatures w14:val="none"/>
         </w:rPr>
         <w:t>DENUNCIADO</w:t>
       </w:r>
@@ -212,7 +149,7 @@
           <w:color w:val="000000"/>
           <w:kern w:val="0"/>
           <w:lang w:eastAsia="es-PE"/>
-          <ns2:ligatures ns2:val="none"/>
+          <w14:ligatures w14:val="none"/>
         </w:rPr>
         <w:tab/>
         <w:t>:</w:t>
@@ -224,7 +161,7 @@
           <w:color w:val="000000"/>
           <w:kern w:val="0"/>
           <w:lang w:eastAsia="es-PE"/>
-          <ns2:ligatures ns2:val="none"/>
+          <w14:ligatures w14:val="none"/>
         </w:rPr>
         <w:tab/>
       </w:r>
@@ -235,12 +172,12 @@
           <w:color w:val="000000"/>
           <w:kern w:val="0"/>
           <w:lang w:eastAsia="es-PE"/>
-          <ns2:ligatures ns2:val="none"/>
+          <w14:ligatures w14:val="none"/>
         </w:rPr>
         <w:t>PACÍFICO COMPAÑÍA DE SEGUROS Y REASEGUROS S.A. (PACÍFICO)</w:t>
       </w:r>
     </w:p>
-    <w:p ns2:paraId="022D2B94" ns2:textId="77777777">
+    <w:p>
       <w:pPr>
         <w:tabs>
           <w:tab w:val="left" w:pos="1701"/>
@@ -255,7 +192,7 @@
           <w:color w:val="000000"/>
           <w:kern w:val="0"/>
           <w:lang w:eastAsia="es-PE"/>
-          <ns2:ligatures ns2:val="none"/>
+          <w14:ligatures w14:val="none"/>
         </w:rPr>
       </w:pPr>
       <w:r>
@@ -265,7 +202,7 @@
           <w:color w:val="000000"/>
           <w:kern w:val="0"/>
           <w:lang w:eastAsia="es-PE"/>
-          <ns2:ligatures ns2:val="none"/>
+          <w14:ligatures w14:val="none"/>
         </w:rPr>
         <w:t>MATERIAS</w:t>
       </w:r>
@@ -276,7 +213,7 @@
           <w:color w:val="000000"/>
           <w:kern w:val="0"/>
           <w:lang w:eastAsia="es-PE"/>
-          <ns2:ligatures ns2:val="none"/>
+          <w14:ligatures w14:val="none"/>
         </w:rPr>
         <w:tab/>
         <w:t xml:space="preserve">: </w:t>
@@ -288,13 +225,13 @@
           <w:color w:val="000000"/>
           <w:kern w:val="0"/>
           <w:lang w:eastAsia="es-PE"/>
-          <ns2:ligatures ns2:val="none"/>
+          <w14:ligatures w14:val="none"/>
         </w:rPr>
         <w:tab/>
         <w:t>ADMISIÓN A TRÁMITE</w:t>
       </w:r>
     </w:p>
-    <w:p ns2:paraId="19ED7B73" ns2:textId="77777777">
+    <w:p>
       <w:pPr>
         <w:tabs>
           <w:tab w:val="left" w:pos="1701"/>
@@ -309,7 +246,7 @@
           <w:color w:val="000000"/>
           <w:kern w:val="0"/>
           <w:lang w:eastAsia="es-PE"/>
-          <ns2:ligatures ns2:val="none"/>
+          <w14:ligatures w14:val="none"/>
         </w:rPr>
       </w:pPr>
       <w:r>
@@ -319,12 +256,12 @@
           <w:color w:val="000000"/>
           <w:kern w:val="0"/>
           <w:lang w:eastAsia="es-PE"/>
-          <ns2:ligatures ns2:val="none"/>
+          <w14:ligatures w14:val="none"/>
         </w:rPr>
         <w:t xml:space="preserve">REQUERIMIENTO DE INFORMACIÓN </w:t>
       </w:r>
     </w:p>
-    <w:p ns2:paraId="46A5A479" ns2:textId="6050511C">
+    <w:p>
       <w:pPr>
         <w:tabs>
           <w:tab w:val="left" w:pos="1701"/>
@@ -338,7 +275,7 @@
           <w:color w:val="000000"/>
           <w:kern w:val="0"/>
           <w:lang w:eastAsia="es-PE"/>
-          <ns2:ligatures ns2:val="none"/>
+          <w14:ligatures w14:val="none"/>
         </w:rPr>
       </w:pPr>
       <w:r>
@@ -348,7 +285,7 @@
           <w:color w:val="000000"/>
           <w:kern w:val="0"/>
           <w:lang w:eastAsia="es-PE"/>
-          <ns2:ligatures ns2:val="none"/>
+          <w14:ligatures w14:val="none"/>
         </w:rPr>
         <w:t xml:space="preserve">RESOLUCIÓN </w:t>
       </w:r>
@@ -359,7 +296,7 @@
           <w:color w:val="000000"/>
           <w:kern w:val="0"/>
           <w:lang w:eastAsia="es-PE"/>
-          <ns2:ligatures ns2:val="none"/>
+          <w14:ligatures w14:val="none"/>
         </w:rPr>
         <w:tab/>
         <w:t>:</w:t>
@@ -371,7 +308,7 @@
           <w:color w:val="000000"/>
           <w:kern w:val="0"/>
           <w:lang w:eastAsia="es-PE"/>
-          <ns2:ligatures ns2:val="none"/>
+          <w14:ligatures w14:val="none"/>
         </w:rPr>
         <w:tab/>
       </w:r>
@@ -382,12 +319,12 @@
           <w:color w:val="000000"/>
           <w:kern w:val="0"/>
           <w:lang w:eastAsia="es-PE"/>
-          <ns2:ligatures ns2:val="none"/>
+          <w14:ligatures w14:val="none"/>
         </w:rPr>
         <w:t>1</w:t>
       </w:r>
     </w:p>
-    <w:p ns2:paraId="5BA3A18D" ns2:textId="77777777">
+    <w:p>
       <w:pPr>
         <w:tabs>
           <w:tab w:val="left" w:pos="1014"/>
@@ -400,11 +337,11 @@
           <w:kern w:val="0"/>
           <w:shd w:val="clear" w:color="auto" w:fill="FFFFFF"/>
           <w:lang w:eastAsia="es-PE"/>
-          <ns2:ligatures ns2:val="none"/>
-        </w:rPr>
-      </w:pPr>
-    </w:p>
-    <w:p ns2:paraId="2F799822" ns2:textId="362A200C">
+          <w14:ligatures w14:val="none"/>
+        </w:rPr>
+      </w:pPr>
+    </w:p>
+    <w:p>
       <w:pPr>
         <w:tabs>
           <w:tab w:val="left" w:pos="1014"/>
@@ -417,7 +354,7 @@
           <w:kern w:val="0"/>
           <w:shd w:val="clear" w:color="auto" w:fill="FFFFFF"/>
           <w:lang w:eastAsia="es-PE"/>
-          <ns2:ligatures ns2:val="none"/>
+          <w14:ligatures w14:val="none"/>
         </w:rPr>
       </w:pPr>
       <w:r>
@@ -427,7 +364,7 @@
           <w:kern w:val="0"/>
           <w:shd w:val="clear" w:color="auto" w:fill="FFFFFF"/>
           <w:lang w:eastAsia="es-PE"/>
-          <ns2:ligatures ns2:val="none"/>
+          <w14:ligatures w14:val="none"/>
         </w:rPr>
         <w:t xml:space="preserve">Lima, </w:t>
       </w:r>
@@ -438,7 +375,7 @@
           <w:kern w:val="0"/>
           <w:shd w:val="clear" w:color="auto" w:fill="FFFFFF"/>
           <w:lang w:eastAsia="es-PE"/>
-          <ns2:ligatures ns2:val="none"/>
+          <w14:ligatures w14:val="none"/>
         </w:rPr>
         <w:t xml:space="preserve">29 de agosto de 2025</w:t>
       </w:r>
@@ -449,7 +386,7 @@
           <w:kern w:val="0"/>
           <w:shd w:val="clear" w:color="auto" w:fill="FFFFFF"/>
           <w:lang w:eastAsia="es-PE"/>
-          <ns2:ligatures ns2:val="none"/>
+          <w14:ligatures w14:val="none"/>
         </w:rPr>
         <w:t xml:space="preserve"/>
       </w:r>
@@ -460,7 +397,7 @@
           <w:kern w:val="0"/>
           <w:shd w:val="clear" w:color="auto" w:fill="FFFFFF"/>
           <w:lang w:eastAsia="es-PE"/>
-          <ns2:ligatures ns2:val="none"/>
+          <w14:ligatures w14:val="none"/>
         </w:rPr>
         <w:t xml:space="preserve"/>
       </w:r>
@@ -471,12 +408,12 @@
           <w:kern w:val="0"/>
           <w:shd w:val="clear" w:color="auto" w:fill="FFFFFF"/>
           <w:lang w:eastAsia="es-PE"/>
-          <ns2:ligatures ns2:val="none"/>
+          <w14:ligatures w14:val="none"/>
         </w:rPr>
         <w:t xml:space="preserve"/>
       </w:r>
     </w:p>
-    <w:p ns2:paraId="66CE1821" ns2:textId="77777777">
+    <w:p>
       <w:pPr>
         <w:tabs>
           <w:tab w:val="left" w:pos="1014"/>
@@ -488,11 +425,11 @@
           <w:color w:val="000000"/>
           <w:kern w:val="0"/>
           <w:lang w:eastAsia="es-PE"/>
-          <ns2:ligatures ns2:val="none"/>
-        </w:rPr>
-      </w:pPr>
-    </w:p>
-    <w:p ns2:paraId="0B80AAA5" ns2:textId="77777777">
+          <w14:ligatures w14:val="none"/>
+        </w:rPr>
+      </w:pPr>
+    </w:p>
+    <w:p>
       <w:pPr>
         <w:numPr>
           <w:ilvl w:val="0"/>
@@ -506,7 +443,7 @@
           <w:color w:val="000000"/>
           <w:kern w:val="0"/>
           <w:lang w:eastAsia="es-PE"/>
-          <ns2:ligatures ns2:val="none"/>
+          <w14:ligatures w14:val="none"/>
         </w:rPr>
       </w:pPr>
       <w:r>
@@ -516,12 +453,12 @@
           <w:color w:val="000000"/>
           <w:kern w:val="0"/>
           <w:lang w:eastAsia="es-PE"/>
-          <ns2:ligatures ns2:val="none"/>
+          <w14:ligatures w14:val="none"/>
         </w:rPr>
         <w:t xml:space="preserve">HECHOS </w:t>
       </w:r>
     </w:p>
-    <w:p ns2:paraId="621F2AB2" ns2:textId="77777777">
+    <w:p>
       <w:pPr>
         <w:spacing w:after="0" w:line="240" w:lineRule="auto"/>
         <w:jc w:val="both"/>
@@ -530,11 +467,11 @@
           <w:color w:val="000000"/>
           <w:kern w:val="0"/>
           <w:lang w:eastAsia="es-PE"/>
-          <ns2:ligatures ns2:val="none"/>
-        </w:rPr>
-      </w:pPr>
-    </w:p>
-    <w:p ns2:paraId="60B5D5B0" ns2:textId="41871093">
+          <w14:ligatures w14:val="none"/>
+        </w:rPr>
+      </w:pPr>
+    </w:p>
+    <w:p>
       <w:pPr>
         <w:numPr>
           <w:ilvl w:val="1"/>
@@ -548,7 +485,7 @@
           <w:color w:val="000000"/>
           <w:kern w:val="0"/>
           <w:lang w:val="es-ES" w:eastAsia="es-ES"/>
-          <ns2:ligatures ns2:val="none"/>
+          <w14:ligatures w14:val="none"/>
         </w:rPr>
       </w:pPr>
       <w:r>
@@ -557,7 +494,7 @@
           <w:color w:val="000000"/>
           <w:kern w:val="0"/>
           <w:lang w:val="es-ES" w:eastAsia="es-ES"/>
-          <ns2:ligatures ns2:val="none"/>
+          <w14:ligatures w14:val="none"/>
         </w:rPr>
         <w:t xml:space="preserve">Mediante el escrito del 25 de abril de 2025, subsanada mediante escrito del 23 de mayo de 2025, la señora [APELLIDO] denunció a Pacífico por presuntas infracciones a la Ley 29571, Código de Protección y Defensa del Consumidor (en adelante, Código), señalando lo siguiente:</w:t>
       </w:r>
@@ -567,7 +504,7 @@
           <w:color w:val="000000"/>
           <w:kern w:val="0"/>
           <w:lang w:val="es-ES" w:eastAsia="es-ES"/>
-          <ns2:ligatures ns2:val="none"/>
+          <w14:ligatures w14:val="none"/>
         </w:rPr>
         <w:t/>
       </w:r>
@@ -577,7 +514,7 @@
           <w:color w:val="000000"/>
           <w:kern w:val="0"/>
           <w:lang w:val="es-ES" w:eastAsia="es-ES"/>
-          <ns2:ligatures ns2:val="none"/>
+          <w14:ligatures w14:val="none"/>
         </w:rPr>
         <w:t xml:space="preserve"/>
       </w:r>
@@ -587,7 +524,7 @@
           <w:color w:val="000000"/>
           <w:kern w:val="0"/>
           <w:lang w:val="es-ES" w:eastAsia="es-ES"/>
-          <ns2:ligatures ns2:val="none"/>
+          <w14:ligatures w14:val="none"/>
         </w:rPr>
         <w:t/>
       </w:r>
@@ -597,7 +534,7 @@
           <w:color w:val="000000"/>
           <w:kern w:val="0"/>
           <w:lang w:val="es-ES" w:eastAsia="es-ES"/>
-          <ns2:ligatures ns2:val="none"/>
+          <w14:ligatures w14:val="none"/>
         </w:rPr>
         <w:t xml:space="preserve"/>
       </w:r>
@@ -609,7 +546,7 @@
           <w:kern w:val="0"/>
           <w:vertAlign w:val="superscript"/>
           <w:lang w:val="es-ES" w:eastAsia="es-ES"/>
-          <ns2:ligatures ns2:val="none"/>
+          <w14:ligatures w14:val="none"/>
         </w:rPr>
         <w:footnoteReference w:id="1"/>
       </w:r>
@@ -619,7 +556,7 @@
           <w:color w:val="000000"/>
           <w:kern w:val="0"/>
           <w:lang w:val="es-ES" w:eastAsia="es-ES"/>
-          <ns2:ligatures ns2:val="none"/>
+          <w14:ligatures w14:val="none"/>
         </w:rPr>
         <w:t xml:space="preserve"/>
       </w:r>
@@ -629,7 +566,7 @@
           <w:color w:val="000000"/>
           <w:kern w:val="0"/>
           <w:lang w:val="es-ES" w:eastAsia="es-ES"/>
-          <ns2:ligatures ns2:val="none"/>
+          <w14:ligatures w14:val="none"/>
         </w:rPr>
         <w:t/>
       </w:r>
@@ -639,7 +576,7 @@
           <w:color w:val="000000"/>
           <w:kern w:val="0"/>
           <w:lang w:val="es-ES" w:eastAsia="es-ES"/>
-          <ns2:ligatures ns2:val="none"/>
+          <w14:ligatures w14:val="none"/>
         </w:rPr>
         <w:t xml:space="preserve"/>
       </w:r>
@@ -649,7 +586,7 @@
           <w:color w:val="000000"/>
           <w:kern w:val="0"/>
           <w:lang w:val="es-ES" w:eastAsia="es-ES"/>
-          <ns2:ligatures ns2:val="none"/>
+          <w14:ligatures w14:val="none"/>
         </w:rPr>
         <w:t/>
       </w:r>
@@ -659,7 +596,7 @@
           <w:color w:val="000000"/>
           <w:kern w:val="0"/>
           <w:lang w:val="es-ES" w:eastAsia="es-ES"/>
-          <ns2:ligatures ns2:val="none"/>
+          <w14:ligatures w14:val="none"/>
         </w:rPr>
         <w:t xml:space="preserve"/>
       </w:r>
@@ -667,7 +604,7 @@
         <w:rPr>
           <w:rFonts w:ascii="Arial Narrow" w:eastAsia="Calibri" w:hAnsi="Arial Narrow" w:cs="Arial"/>
           <w:kern w:val="0"/>
-          <ns2:ligatures ns2:val="none"/>
+          <w14:ligatures w14:val="none"/>
         </w:rPr>
         <w:t/>
       </w:r>
@@ -675,7 +612,7 @@
         <w:rPr>
           <w:rFonts w:ascii="Arial Narrow" w:eastAsia="Calibri" w:hAnsi="Arial Narrow" w:cs="Arial"/>
           <w:kern w:val="0"/>
-          <ns2:ligatures ns2:val="none"/>
+          <w14:ligatures w14:val="none"/>
         </w:rPr>
         <w:t xml:space="preserve"/>
       </w:r>
@@ -683,7 +620,7 @@
         <w:rPr>
           <w:rFonts w:ascii="Arial Narrow" w:eastAsia="Calibri" w:hAnsi="Arial Narrow" w:cs="Arial"/>
           <w:kern w:val="0"/>
-          <ns2:ligatures ns2:val="none"/>
+          <w14:ligatures w14:val="none"/>
         </w:rPr>
         <w:t xml:space="preserve"/>
       </w:r>
@@ -691,7 +628,7 @@
         <w:rPr>
           <w:rFonts w:ascii="Arial Narrow" w:eastAsia="Calibri" w:hAnsi="Arial Narrow" w:cs="Arial"/>
           <w:kern w:val="0"/>
-          <ns2:ligatures ns2:val="none"/>
+          <w14:ligatures w14:val="none"/>
         </w:rPr>
         <w:t/>
       </w:r>
@@ -701,7 +638,7 @@
           <w:color w:val="000000"/>
           <w:kern w:val="0"/>
           <w:lang w:val="es-ES" w:eastAsia="es-ES"/>
-          <ns2:ligatures ns2:val="none"/>
+          <w14:ligatures w14:val="none"/>
         </w:rPr>
         <w:t xml:space="preserve"/>
       </w:r>
@@ -711,7 +648,7 @@
           <w:color w:val="000000"/>
           <w:kern w:val="0"/>
           <w:lang w:val="es-ES" w:eastAsia="es-ES"/>
-          <ns2:ligatures ns2:val="none"/>
+          <w14:ligatures w14:val="none"/>
         </w:rPr>
         <w:t xml:space="preserve"/>
       </w:r>
@@ -721,7 +658,7 @@
           <w:color w:val="000000"/>
           <w:kern w:val="0"/>
           <w:lang w:val="es-ES" w:eastAsia="es-ES"/>
-          <ns2:ligatures ns2:val="none"/>
+          <w14:ligatures w14:val="none"/>
         </w:rPr>
         <w:t/>
       </w:r>
@@ -733,7 +670,7 @@
           <w:kern w:val="0"/>
           <w:vertAlign w:val="superscript"/>
           <w:lang w:val="es-ES" w:eastAsia="es-ES"/>
-          <ns2:ligatures ns2:val="none"/>
+          <w14:ligatures w14:val="none"/>
         </w:rPr>
         <w:footnoteReference w:id="2"/>
       </w:r>
@@ -743,7 +680,7 @@
           <w:color w:val="000000"/>
           <w:kern w:val="0"/>
           <w:lang w:val="es-ES" w:eastAsia="es-ES"/>
-          <ns2:ligatures ns2:val="none"/>
+          <w14:ligatures w14:val="none"/>
         </w:rPr>
         <w:t xml:space="preserve"/>
       </w:r>
@@ -754,12 +691,12 @@
           <w:color w:val="000000"/>
           <w:kern w:val="0"/>
           <w:lang w:val="es-ES" w:eastAsia="es-ES"/>
-          <ns2:ligatures ns2:val="none"/>
+          <w14:ligatures w14:val="none"/>
         </w:rPr>
         <w:t/>
       </w:r>
     </w:p>
-    <w:p ns2:paraId="3AD3B7C6" ns2:textId="77777777">
+    <w:p>
       <w:pPr>
         <w:tabs>
           <w:tab w:val="left" w:pos="1134"/>
@@ -771,11 +708,11 @@
           <w:color w:val="000000"/>
           <w:kern w:val="0"/>
           <w:lang w:val="es-ES" w:eastAsia="es-ES"/>
-          <ns2:ligatures ns2:val="none"/>
-        </w:rPr>
-      </w:pPr>
-    </w:p>
-    <w:p ns2:paraId="0C6D1C12" ns2:textId="26CF6ADB">
+          <w14:ligatures w14:val="none"/>
+        </w:rPr>
+      </w:pPr>
+    </w:p>
+    <w:p>
       <w:pPr>
         <w:pStyle w:val="Prrafodelista"/>
         <w:numPr>
@@ -793,16 +730,16 @@
           <w:color w:val="000000"/>
           <w:kern w:val="0"/>
           <w:lang w:eastAsia="es-ES"/>
-          <ns2:ligatures ns2:val="none"/>
-        </w:rPr>
-      </w:pPr>
-      <w:r>
-        <w:rPr>
-          <w:rFonts w:ascii="Arial Narrow" w:eastAsia="Times New Roman" w:hAnsi="Arial Narrow" w:cs="Arial"/>
-          <w:color w:val="000000"/>
-          <w:kern w:val="0"/>
-          <w:lang w:eastAsia="es-ES"/>
-          <ns2:ligatures ns2:val="none"/>
+          <w14:ligatures w14:val="none"/>
+        </w:rPr>
+      </w:pPr>
+      <w:r>
+        <w:rPr>
+          <w:rFonts w:ascii="Arial Narrow" w:eastAsia="Times New Roman" w:hAnsi="Arial Narrow" w:cs="Arial"/>
+          <w:color w:val="000000"/>
+          <w:kern w:val="0"/>
+          <w:lang w:eastAsia="es-ES"/>
+          <w14:ligatures w14:val="none"/>
         </w:rPr>
         <w:t xml:space="preserve">Con anterioridad al </w:t>
       </w:r>
@@ -812,7 +749,7 @@
           <w:color w:val="000000"/>
           <w:kern w:val="0"/>
           <w:lang w:eastAsia="es-ES"/>
-          <ns2:ligatures ns2:val="none"/>
+          <w14:ligatures w14:val="none"/>
         </w:rPr>
         <w:t>3 de diciembre de 2024</w:t>
       </w:r>
@@ -822,7 +759,7 @@
           <w:color w:val="000000"/>
           <w:kern w:val="0"/>
           <w:lang w:eastAsia="es-ES"/>
-          <ns2:ligatures ns2:val="none"/>
+          <w14:ligatures w14:val="none"/>
         </w:rPr>
         <w:t xml:space="preserve">, poseía </w:t>
       </w:r>
@@ -832,7 +769,7 @@
           <w:color w:val="000000"/>
           <w:kern w:val="0"/>
           <w:lang w:eastAsia="es-ES"/>
-          <ns2:ligatures ns2:val="none"/>
+          <w14:ligatures w14:val="none"/>
         </w:rPr>
         <w:t>la</w:t>
       </w:r>
@@ -842,7 +779,7 @@
           <w:color w:val="000000"/>
           <w:kern w:val="0"/>
           <w:lang w:eastAsia="es-ES"/>
-          <ns2:ligatures ns2:val="none"/>
+          <w14:ligatures w14:val="none"/>
         </w:rPr>
         <w:t xml:space="preserve"> tarjeta</w:t>
       </w:r>
@@ -852,7 +789,7 @@
           <w:color w:val="000000"/>
           <w:kern w:val="0"/>
           <w:lang w:eastAsia="es-ES"/>
-          <ns2:ligatures ns2:val="none"/>
+          <w14:ligatures w14:val="none"/>
         </w:rPr>
         <w:t xml:space="preserve"> de crédito</w:t>
       </w:r>
@@ -862,7 +799,7 @@
           <w:color w:val="000000"/>
           <w:kern w:val="0"/>
           <w:lang w:eastAsia="es-ES"/>
-          <ns2:ligatures ns2:val="none"/>
+          <w14:ligatures w14:val="none"/>
         </w:rPr>
         <w:t xml:space="preserve"> Solución Negocios asociada a su negocio, con un historial de pagos sin incumplimientos</w:t>
       </w:r>
@@ -872,7 +809,7 @@
           <w:color w:val="000000"/>
           <w:kern w:val="0"/>
           <w:lang w:eastAsia="es-ES"/>
-          <ns2:ligatures ns2:val="none"/>
+          <w14:ligatures w14:val="none"/>
         </w:rPr>
         <w:t xml:space="preserve"> de pago</w:t>
       </w:r>
@@ -882,12 +819,12 @@
           <w:color w:val="000000"/>
           <w:kern w:val="0"/>
           <w:lang w:eastAsia="es-ES"/>
-          <ns2:ligatures ns2:val="none"/>
+          <w14:ligatures w14:val="none"/>
         </w:rPr>
         <w:t xml:space="preserve">. Debido al deterioro de su salud a causa de la enfermedad de Parkinson, diagnosticada aproximadamente en 2018, dejó de continuar laborando. </w:t>
       </w:r>
     </w:p>
-    <w:p ns2:paraId="50DA8A72" ns2:textId="77777777">
+    <w:p>
       <w:pPr>
         <w:pStyle w:val="Prrafodelista"/>
         <w:spacing w:after="0" w:line="240" w:lineRule="auto"/>
@@ -898,11 +835,11 @@
           <w:color w:val="000000"/>
           <w:kern w:val="0"/>
           <w:lang w:eastAsia="es-ES"/>
-          <ns2:ligatures ns2:val="none"/>
-        </w:rPr>
-      </w:pPr>
-    </w:p>
-    <w:p ns2:paraId="6AFE222F" ns2:textId="24BABB50">
+          <w14:ligatures w14:val="none"/>
+        </w:rPr>
+      </w:pPr>
+    </w:p>
+    <w:p>
       <w:pPr>
         <w:pStyle w:val="Prrafodelista"/>
         <w:numPr>
@@ -920,16 +857,16 @@
           <w:color w:val="000000"/>
           <w:kern w:val="0"/>
           <w:lang w:eastAsia="es-ES"/>
-          <ns2:ligatures ns2:val="none"/>
-        </w:rPr>
-      </w:pPr>
-      <w:r>
-        <w:rPr>
-          <w:rFonts w:ascii="Arial Narrow" w:eastAsia="Times New Roman" w:hAnsi="Arial Narrow" w:cs="Arial"/>
-          <w:color w:val="000000"/>
-          <w:kern w:val="0"/>
-          <w:lang w:eastAsia="es-ES"/>
-          <ns2:ligatures ns2:val="none"/>
+          <w14:ligatures w14:val="none"/>
+        </w:rPr>
+      </w:pPr>
+      <w:r>
+        <w:rPr>
+          <w:rFonts w:ascii="Arial Narrow" w:eastAsia="Times New Roman" w:hAnsi="Arial Narrow" w:cs="Arial"/>
+          <w:color w:val="000000"/>
+          <w:kern w:val="0"/>
+          <w:lang w:eastAsia="es-ES"/>
+          <w14:ligatures w14:val="none"/>
         </w:rPr>
         <w:t>Posteriormente, e</w:t>
       </w:r>
@@ -939,7 +876,7 @@
           <w:color w:val="000000"/>
           <w:kern w:val="0"/>
           <w:lang w:eastAsia="es-ES"/>
-          <ns2:ligatures ns2:val="none"/>
+          <w14:ligatures w14:val="none"/>
         </w:rPr>
         <w:t>l Banco de Crédito del Perú</w:t>
       </w:r>
@@ -949,7 +886,7 @@
           <w:color w:val="000000"/>
           <w:kern w:val="0"/>
           <w:lang w:eastAsia="es-ES"/>
-          <ns2:ligatures ns2:val="none"/>
+          <w14:ligatures w14:val="none"/>
         </w:rPr>
         <w:t xml:space="preserve"> S.A.</w:t>
       </w:r>
@@ -959,7 +896,7 @@
           <w:color w:val="000000"/>
           <w:kern w:val="0"/>
           <w:lang w:eastAsia="es-ES"/>
-          <ns2:ligatures ns2:val="none"/>
+          <w14:ligatures w14:val="none"/>
         </w:rPr>
         <w:t xml:space="preserve"> (</w:t>
       </w:r>
@@ -969,7 +906,7 @@
           <w:color w:val="000000"/>
           <w:kern w:val="0"/>
           <w:lang w:eastAsia="es-ES"/>
-          <ns2:ligatures ns2:val="none"/>
+          <w14:ligatures w14:val="none"/>
         </w:rPr>
         <w:t>en adelante, Banco</w:t>
       </w:r>
@@ -979,7 +916,7 @@
           <w:color w:val="000000"/>
           <w:kern w:val="0"/>
           <w:lang w:eastAsia="es-ES"/>
-          <ns2:ligatures ns2:val="none"/>
+          <w14:ligatures w14:val="none"/>
         </w:rPr>
         <w:t xml:space="preserve">) le recomendó acogerse al Seguro de </w:t>
       </w:r>
@@ -989,7 +926,7 @@
           <w:color w:val="000000"/>
           <w:kern w:val="0"/>
           <w:lang w:eastAsia="es-ES"/>
-          <ns2:ligatures ns2:val="none"/>
+          <w14:ligatures w14:val="none"/>
         </w:rPr>
         <w:t xml:space="preserve">Desgravamen Tarjeta Crédito Solución Negocios </w:t>
       </w:r>
@@ -999,7 +936,7 @@
           <w:color w:val="000000"/>
           <w:kern w:val="0"/>
           <w:lang w:eastAsia="es-ES"/>
-          <ns2:ligatures ns2:val="none"/>
+          <w14:ligatures w14:val="none"/>
         </w:rPr>
         <w:t xml:space="preserve">– </w:t>
       </w:r>
@@ -1009,7 +946,7 @@
           <w:color w:val="000000"/>
           <w:kern w:val="0"/>
           <w:lang w:eastAsia="es-ES"/>
-          <ns2:ligatures ns2:val="none"/>
+          <w14:ligatures w14:val="none"/>
         </w:rPr>
         <w:t>Póliza 22501</w:t>
       </w:r>
@@ -1019,7 +956,7 @@
           <w:color w:val="000000"/>
           <w:kern w:val="0"/>
           <w:lang w:eastAsia="es-ES"/>
-          <ns2:ligatures ns2:val="none"/>
+          <w14:ligatures w14:val="none"/>
         </w:rPr>
         <w:t xml:space="preserve"> emitido por Pacífico (en adelante Seguro de Desgravamen)</w:t>
       </w:r>
@@ -1029,25 +966,25 @@
           <w:color w:val="000000"/>
           <w:kern w:val="0"/>
           <w:lang w:eastAsia="es-ES"/>
-          <ns2:ligatures ns2:val="none"/>
+          <w14:ligatures w14:val="none"/>
         </w:rPr>
         <w:t xml:space="preserve">, el cual venía pagando por varios años. </w:t>
       </w:r>
     </w:p>
-    <w:p ns2:paraId="68B59132" ns2:textId="77777777">
-      <w:pPr>
-        <w:spacing w:after="0" w:line="240" w:lineRule="auto"/>
-        <w:jc w:val="both"/>
-        <w:rPr>
-          <w:rFonts w:ascii="Arial Narrow" w:eastAsia="Times New Roman" w:hAnsi="Arial Narrow" w:cs="Arial"/>
-          <w:color w:val="000000"/>
-          <w:kern w:val="0"/>
-          <w:lang w:eastAsia="es-ES"/>
-          <ns2:ligatures ns2:val="none"/>
-        </w:rPr>
-      </w:pPr>
-    </w:p>
-    <w:p ns2:paraId="189027B3" ns2:textId="0FED781C">
+    <w:p>
+      <w:pPr>
+        <w:spacing w:after="0" w:line="240" w:lineRule="auto"/>
+        <w:jc w:val="both"/>
+        <w:rPr>
+          <w:rFonts w:ascii="Arial Narrow" w:eastAsia="Times New Roman" w:hAnsi="Arial Narrow" w:cs="Arial"/>
+          <w:color w:val="000000"/>
+          <w:kern w:val="0"/>
+          <w:lang w:eastAsia="es-ES"/>
+          <w14:ligatures w14:val="none"/>
+        </w:rPr>
+      </w:pPr>
+    </w:p>
+    <w:p>
       <w:pPr>
         <w:pStyle w:val="Prrafodelista"/>
         <w:numPr>
@@ -1065,16 +1002,16 @@
           <w:color w:val="000000"/>
           <w:kern w:val="0"/>
           <w:lang w:eastAsia="es-ES"/>
-          <ns2:ligatures ns2:val="none"/>
-        </w:rPr>
-      </w:pPr>
-      <w:r>
-        <w:rPr>
-          <w:rFonts w:ascii="Arial Narrow" w:eastAsia="Times New Roman" w:hAnsi="Arial Narrow" w:cs="Arial"/>
-          <w:color w:val="000000"/>
-          <w:kern w:val="0"/>
-          <w:lang w:eastAsia="es-ES"/>
-          <ns2:ligatures ns2:val="none"/>
+          <w14:ligatures w14:val="none"/>
+        </w:rPr>
+      </w:pPr>
+      <w:r>
+        <w:rPr>
+          <w:rFonts w:ascii="Arial Narrow" w:eastAsia="Times New Roman" w:hAnsi="Arial Narrow" w:cs="Arial"/>
+          <w:color w:val="000000"/>
+          <w:kern w:val="0"/>
+          <w:lang w:eastAsia="es-ES"/>
+          <w14:ligatures w14:val="none"/>
         </w:rPr>
         <w:t xml:space="preserve">El 3 de diciembre de 2024, se acercó a </w:t>
       </w:r>
@@ -1084,7 +1021,7 @@
           <w:color w:val="000000"/>
           <w:kern w:val="0"/>
           <w:lang w:eastAsia="es-ES"/>
-          <ns2:ligatures ns2:val="none"/>
+          <w14:ligatures w14:val="none"/>
         </w:rPr>
         <w:t>una</w:t>
       </w:r>
@@ -1094,7 +1031,7 @@
           <w:color w:val="000000"/>
           <w:kern w:val="0"/>
           <w:lang w:eastAsia="es-ES"/>
-          <ns2:ligatures ns2:val="none"/>
+          <w14:ligatures w14:val="none"/>
         </w:rPr>
         <w:t xml:space="preserve"> agencia </w:t>
       </w:r>
@@ -1104,7 +1041,7 @@
           <w:color w:val="000000"/>
           <w:kern w:val="0"/>
           <w:lang w:eastAsia="es-ES"/>
-          <ns2:ligatures ns2:val="none"/>
+          <w14:ligatures w14:val="none"/>
         </w:rPr>
         <w:t>del Banco en</w:t>
       </w:r>
@@ -1114,7 +1051,7 @@
           <w:color w:val="000000"/>
           <w:kern w:val="0"/>
           <w:lang w:eastAsia="es-ES"/>
-          <ns2:ligatures ns2:val="none"/>
+          <w14:ligatures w14:val="none"/>
         </w:rPr>
         <w:t xml:space="preserve"> Tarapoto, donde el personal coordinó telefónicamente y le </w:t>
       </w:r>
@@ -1124,7 +1061,7 @@
           <w:color w:val="000000"/>
           <w:kern w:val="0"/>
           <w:lang w:eastAsia="es-ES"/>
-          <ns2:ligatures ns2:val="none"/>
+          <w14:ligatures w14:val="none"/>
         </w:rPr>
         <w:t>requirieron el</w:t>
       </w:r>
@@ -1134,7 +1071,7 @@
           <w:color w:val="000000"/>
           <w:kern w:val="0"/>
           <w:lang w:eastAsia="es-ES"/>
-          <ns2:ligatures ns2:val="none"/>
+          <w14:ligatures w14:val="none"/>
         </w:rPr>
         <w:t xml:space="preserve"> </w:t>
       </w:r>
@@ -1144,12 +1081,12 @@
           <w:color w:val="000000"/>
           <w:kern w:val="0"/>
           <w:lang w:eastAsia="es-ES"/>
-          <ns2:ligatures ns2:val="none"/>
+          <w14:ligatures w14:val="none"/>
         </w:rPr>
         <w:t xml:space="preserve">informe médico e historia clínica actualizados a diciembre de 2024. </w:t>
       </w:r>
     </w:p>
-    <w:p ns2:paraId="24B2BB0A" ns2:textId="77777777">
+    <w:p>
       <w:pPr>
         <w:pStyle w:val="Prrafodelista"/>
         <w:spacing w:after="0" w:line="240" w:lineRule="auto"/>
@@ -1160,11 +1097,11 @@
           <w:color w:val="000000"/>
           <w:kern w:val="0"/>
           <w:lang w:eastAsia="es-ES"/>
-          <ns2:ligatures ns2:val="none"/>
-        </w:rPr>
-      </w:pPr>
-    </w:p>
-    <w:p ns2:paraId="55714F5C" ns2:textId="0D91B066">
+          <w14:ligatures w14:val="none"/>
+        </w:rPr>
+      </w:pPr>
+    </w:p>
+    <w:p>
       <w:pPr>
         <w:pStyle w:val="Prrafodelista"/>
         <w:numPr>
@@ -1182,16 +1119,16 @@
           <w:color w:val="000000"/>
           <w:kern w:val="0"/>
           <w:lang w:eastAsia="es-ES"/>
-          <ns2:ligatures ns2:val="none"/>
-        </w:rPr>
-      </w:pPr>
-      <w:r>
-        <w:rPr>
-          <w:rFonts w:ascii="Arial Narrow" w:eastAsia="Times New Roman" w:hAnsi="Arial Narrow" w:cs="Arial"/>
-          <w:color w:val="000000"/>
-          <w:kern w:val="0"/>
-          <w:lang w:eastAsia="es-ES"/>
-          <ns2:ligatures ns2:val="none"/>
+          <w14:ligatures w14:val="none"/>
+        </w:rPr>
+      </w:pPr>
+      <w:r>
+        <w:rPr>
+          <w:rFonts w:ascii="Arial Narrow" w:eastAsia="Times New Roman" w:hAnsi="Arial Narrow" w:cs="Arial"/>
+          <w:color w:val="000000"/>
+          <w:kern w:val="0"/>
+          <w:lang w:eastAsia="es-ES"/>
+          <w14:ligatures w14:val="none"/>
         </w:rPr>
         <w:t>El 3 de enero de 2025, solicitó a</w:t>
       </w:r>
@@ -1201,7 +1138,7 @@
           <w:color w:val="000000"/>
           <w:kern w:val="0"/>
           <w:lang w:eastAsia="es-ES"/>
-          <ns2:ligatures ns2:val="none"/>
+          <w14:ligatures w14:val="none"/>
         </w:rPr>
         <w:t xml:space="preserve">l Seguro Social de Salud (en adelante, </w:t>
       </w:r>
@@ -1211,7 +1148,7 @@
           <w:color w:val="000000"/>
           <w:kern w:val="0"/>
           <w:lang w:eastAsia="es-ES"/>
-          <ns2:ligatures ns2:val="none"/>
+          <w14:ligatures w14:val="none"/>
         </w:rPr>
         <w:t>EsSalud</w:t>
       </w:r>
@@ -1221,7 +1158,7 @@
           <w:color w:val="000000"/>
           <w:kern w:val="0"/>
           <w:lang w:eastAsia="es-ES"/>
-          <ns2:ligatures ns2:val="none"/>
+          <w14:ligatures w14:val="none"/>
         </w:rPr>
         <w:t>)</w:t>
       </w:r>
@@ -1231,7 +1168,7 @@
           <w:color w:val="000000"/>
           <w:kern w:val="0"/>
           <w:lang w:eastAsia="es-ES"/>
-          <ns2:ligatures ns2:val="none"/>
+          <w14:ligatures w14:val="none"/>
         </w:rPr>
         <w:t xml:space="preserve"> la documentación requerida por el </w:t>
       </w:r>
@@ -1241,7 +1178,7 @@
           <w:color w:val="000000"/>
           <w:kern w:val="0"/>
           <w:lang w:eastAsia="es-ES"/>
-          <ns2:ligatures ns2:val="none"/>
+          <w14:ligatures w14:val="none"/>
         </w:rPr>
         <w:t>Banco</w:t>
       </w:r>
@@ -1251,12 +1188,12 @@
           <w:color w:val="000000"/>
           <w:kern w:val="0"/>
           <w:lang w:eastAsia="es-ES"/>
-          <ns2:ligatures ns2:val="none"/>
+          <w14:ligatures w14:val="none"/>
         </w:rPr>
         <w:t xml:space="preserve"> y Pacífico, con un plazo estimado de entrega de 15 días hábiles. </w:t>
       </w:r>
     </w:p>
-    <w:p ns2:paraId="76FE54C2" ns2:textId="77777777">
+    <w:p>
       <w:pPr>
         <w:pStyle w:val="Prrafodelista"/>
         <w:spacing w:after="0" w:line="240" w:lineRule="auto"/>
@@ -1267,11 +1204,11 @@
           <w:color w:val="000000"/>
           <w:kern w:val="0"/>
           <w:lang w:eastAsia="es-ES"/>
-          <ns2:ligatures ns2:val="none"/>
-        </w:rPr>
-      </w:pPr>
-    </w:p>
-    <w:p ns2:paraId="16069C9A" ns2:textId="2F3A5619">
+          <w14:ligatures w14:val="none"/>
+        </w:rPr>
+      </w:pPr>
+    </w:p>
+    <w:p>
       <w:pPr>
         <w:pStyle w:val="Prrafodelista"/>
         <w:numPr>
@@ -1289,16 +1226,16 @@
           <w:color w:val="000000"/>
           <w:kern w:val="0"/>
           <w:lang w:eastAsia="es-ES"/>
-          <ns2:ligatures ns2:val="none"/>
-        </w:rPr>
-      </w:pPr>
-      <w:r>
-        <w:rPr>
-          <w:rFonts w:ascii="Arial Narrow" w:eastAsia="Times New Roman" w:hAnsi="Arial Narrow" w:cs="Arial"/>
-          <w:color w:val="000000"/>
-          <w:kern w:val="0"/>
-          <w:lang w:eastAsia="es-ES"/>
-          <ns2:ligatures ns2:val="none"/>
+          <w14:ligatures w14:val="none"/>
+        </w:rPr>
+      </w:pPr>
+      <w:r>
+        <w:rPr>
+          <w:rFonts w:ascii="Arial Narrow" w:eastAsia="Times New Roman" w:hAnsi="Arial Narrow" w:cs="Arial"/>
+          <w:color w:val="000000"/>
+          <w:kern w:val="0"/>
+          <w:lang w:eastAsia="es-ES"/>
+          <w14:ligatures w14:val="none"/>
         </w:rPr>
         <w:t xml:space="preserve">El 20 de enero de 2025, entregó al </w:t>
       </w:r>
@@ -1308,7 +1245,7 @@
           <w:color w:val="000000"/>
           <w:kern w:val="0"/>
           <w:lang w:eastAsia="es-ES"/>
-          <ns2:ligatures ns2:val="none"/>
+          <w14:ligatures w14:val="none"/>
         </w:rPr>
         <w:t xml:space="preserve">Banco </w:t>
       </w:r>
@@ -1318,7 +1255,7 @@
           <w:color w:val="000000"/>
           <w:kern w:val="0"/>
           <w:lang w:eastAsia="es-ES"/>
-          <ns2:ligatures ns2:val="none"/>
+          <w14:ligatures w14:val="none"/>
         </w:rPr>
         <w:t xml:space="preserve">los documentos originales </w:t>
       </w:r>
@@ -1328,7 +1265,7 @@
           <w:color w:val="000000"/>
           <w:kern w:val="0"/>
           <w:lang w:eastAsia="es-ES"/>
-          <ns2:ligatures ns2:val="none"/>
+          <w14:ligatures w14:val="none"/>
         </w:rPr>
         <w:t xml:space="preserve">requeridos </w:t>
       </w:r>
@@ -1338,7 +1275,7 @@
           <w:color w:val="000000"/>
           <w:kern w:val="0"/>
           <w:lang w:eastAsia="es-ES"/>
-          <ns2:ligatures ns2:val="none"/>
+          <w14:ligatures w14:val="none"/>
         </w:rPr>
         <w:t xml:space="preserve">y foliados, generándose el </w:t>
       </w:r>
@@ -1348,7 +1285,7 @@
           <w:color w:val="000000"/>
           <w:kern w:val="0"/>
           <w:lang w:eastAsia="es-ES"/>
-          <ns2:ligatures ns2:val="none"/>
+          <w14:ligatures w14:val="none"/>
         </w:rPr>
         <w:t>código</w:t>
       </w:r>
@@ -1358,7 +1295,7 @@
           <w:color w:val="000000"/>
           <w:kern w:val="0"/>
           <w:lang w:eastAsia="es-ES"/>
-          <ns2:ligatures ns2:val="none"/>
+          <w14:ligatures w14:val="none"/>
         </w:rPr>
         <w:t xml:space="preserve"> 250124103307 para su envío físico a Lima. </w:t>
       </w:r>
@@ -1368,12 +1305,12 @@
           <w:color w:val="000000"/>
           <w:kern w:val="0"/>
           <w:lang w:eastAsia="es-ES"/>
-          <ns2:ligatures ns2:val="none"/>
+          <w14:ligatures w14:val="none"/>
         </w:rPr>
         <w:t xml:space="preserve"> </w:t>
       </w:r>
     </w:p>
-    <w:p ns2:paraId="57D1BE98" ns2:textId="77777777">
+    <w:p>
       <w:pPr>
         <w:pStyle w:val="Prrafodelista"/>
         <w:spacing w:after="0" w:line="240" w:lineRule="auto"/>
@@ -1384,11 +1321,11 @@
           <w:color w:val="000000"/>
           <w:kern w:val="0"/>
           <w:lang w:eastAsia="es-ES"/>
-          <ns2:ligatures ns2:val="none"/>
-        </w:rPr>
-      </w:pPr>
-    </w:p>
-    <w:p ns2:paraId="297EF141" ns2:textId="24449A6B">
+          <w14:ligatures w14:val="none"/>
+        </w:rPr>
+      </w:pPr>
+    </w:p>
+    <w:p>
       <w:pPr>
         <w:pStyle w:val="Prrafodelista"/>
         <w:numPr>
@@ -1406,16 +1343,16 @@
           <w:color w:val="000000"/>
           <w:kern w:val="0"/>
           <w:lang w:eastAsia="es-ES"/>
-          <ns2:ligatures ns2:val="none"/>
-        </w:rPr>
-      </w:pPr>
-      <w:r>
-        <w:rPr>
-          <w:rFonts w:ascii="Arial Narrow" w:eastAsia="Times New Roman" w:hAnsi="Arial Narrow" w:cs="Arial"/>
-          <w:color w:val="000000"/>
-          <w:kern w:val="0"/>
-          <w:lang w:eastAsia="es-ES"/>
-          <ns2:ligatures ns2:val="none"/>
+          <w14:ligatures w14:val="none"/>
+        </w:rPr>
+      </w:pPr>
+      <w:r>
+        <w:rPr>
+          <w:rFonts w:ascii="Arial Narrow" w:eastAsia="Times New Roman" w:hAnsi="Arial Narrow" w:cs="Arial"/>
+          <w:color w:val="000000"/>
+          <w:kern w:val="0"/>
+          <w:lang w:eastAsia="es-ES"/>
+          <w14:ligatures w14:val="none"/>
         </w:rPr>
         <w:t xml:space="preserve">El 31 de enero de 2025, </w:t>
       </w:r>
@@ -1425,7 +1362,7 @@
           <w:color w:val="000000"/>
           <w:kern w:val="0"/>
           <w:lang w:eastAsia="es-ES"/>
-          <ns2:ligatures ns2:val="none"/>
+          <w14:ligatures w14:val="none"/>
         </w:rPr>
         <w:t xml:space="preserve">presentó la solicitud C36797594 </w:t>
       </w:r>
@@ -1435,7 +1372,7 @@
           <w:color w:val="000000"/>
           <w:kern w:val="0"/>
           <w:lang w:eastAsia="es-ES"/>
-          <ns2:ligatures ns2:val="none"/>
+          <w14:ligatures w14:val="none"/>
         </w:rPr>
         <w:t>de activación del Seguro de Desgravamen</w:t>
       </w:r>
@@ -1445,7 +1382,7 @@
           <w:color w:val="000000"/>
           <w:kern w:val="0"/>
           <w:lang w:eastAsia="es-ES"/>
-          <ns2:ligatures ns2:val="none"/>
+          <w14:ligatures w14:val="none"/>
         </w:rPr>
         <w:t xml:space="preserve"> por </w:t>
       </w:r>
@@ -1456,7 +1393,7 @@
           <w:kern w:val="0"/>
           <w:shd w:val="clear" w:color="auto" w:fill="FFFFFF"/>
           <w:lang w:eastAsia="es-PE"/>
-          <ns2:ligatures ns2:val="none"/>
+          <w14:ligatures w14:val="none"/>
         </w:rPr>
         <w:t>invalidez total y permanente por enfermedad</w:t>
       </w:r>
@@ -1466,7 +1403,7 @@
           <w:color w:val="000000"/>
           <w:kern w:val="0"/>
           <w:lang w:eastAsia="es-ES"/>
-          <ns2:ligatures ns2:val="none"/>
+          <w14:ligatures w14:val="none"/>
         </w:rPr>
         <w:t xml:space="preserve">. El 14 de febrero de 2025, los documentos </w:t>
       </w:r>
@@ -1476,7 +1413,7 @@
           <w:color w:val="000000"/>
           <w:kern w:val="0"/>
           <w:lang w:eastAsia="es-ES"/>
-          <ns2:ligatures ns2:val="none"/>
+          <w14:ligatures w14:val="none"/>
         </w:rPr>
         <w:t xml:space="preserve">requeridos </w:t>
       </w:r>
@@ -1486,7 +1423,7 @@
           <w:color w:val="000000"/>
           <w:kern w:val="0"/>
           <w:lang w:eastAsia="es-ES"/>
-          <ns2:ligatures ns2:val="none"/>
+          <w14:ligatures w14:val="none"/>
         </w:rPr>
         <w:t xml:space="preserve">fueron </w:t>
       </w:r>
@@ -1497,7 +1434,7 @@
           <w:color w:val="000000"/>
           <w:kern w:val="0"/>
           <w:lang w:eastAsia="es-ES"/>
-          <ns2:ligatures ns2:val="none"/>
+          <w14:ligatures w14:val="none"/>
         </w:rPr>
         <w:t xml:space="preserve">recibidos</w:t>
       </w:r>
@@ -1508,7 +1445,7 @@
           <w:color w:val="000000"/>
           <w:kern w:val="0"/>
           <w:lang w:eastAsia="es-ES"/>
-          <ns2:ligatures ns2:val="none"/>
+          <w14:ligatures w14:val="none"/>
         </w:rPr>
         <w:t xml:space="preserve"> por Pacífico, conforme </w:t>
       </w:r>
@@ -1518,7 +1455,7 @@
           <w:color w:val="000000"/>
           <w:kern w:val="0"/>
           <w:lang w:eastAsia="es-ES"/>
-          <ns2:ligatures ns2:val="none"/>
+          <w14:ligatures w14:val="none"/>
         </w:rPr>
         <w:t>le</w:t>
       </w:r>
@@ -1528,7 +1465,7 @@
           <w:color w:val="000000"/>
           <w:kern w:val="0"/>
           <w:lang w:eastAsia="es-ES"/>
-          <ns2:ligatures ns2:val="none"/>
+          <w14:ligatures w14:val="none"/>
         </w:rPr>
         <w:t xml:space="preserve"> </w:t>
       </w:r>
@@ -1538,7 +1475,7 @@
           <w:color w:val="000000"/>
           <w:kern w:val="0"/>
           <w:lang w:eastAsia="es-ES"/>
-          <ns2:ligatures ns2:val="none"/>
+          <w14:ligatures w14:val="none"/>
         </w:rPr>
         <w:t>confirmaron vía</w:t>
       </w:r>
@@ -1548,12 +1485,12 @@
           <w:color w:val="000000"/>
           <w:kern w:val="0"/>
           <w:lang w:eastAsia="es-ES"/>
-          <ns2:ligatures ns2:val="none"/>
+          <w14:ligatures w14:val="none"/>
         </w:rPr>
         <w:t xml:space="preserve"> WhatsApp del 4 de marzo de 2025. </w:t>
       </w:r>
     </w:p>
-    <w:p ns2:paraId="669A9BBA" ns2:textId="77777777">
+    <w:p>
       <w:pPr>
         <w:pStyle w:val="Prrafodelista"/>
         <w:spacing w:after="0" w:line="240" w:lineRule="auto"/>
@@ -1564,11 +1501,11 @@
           <w:color w:val="000000"/>
           <w:kern w:val="0"/>
           <w:lang w:eastAsia="es-ES"/>
-          <ns2:ligatures ns2:val="none"/>
-        </w:rPr>
-      </w:pPr>
-    </w:p>
-    <w:p ns2:paraId="54551CCA" ns2:textId="58147886">
+          <w14:ligatures w14:val="none"/>
+        </w:rPr>
+      </w:pPr>
+    </w:p>
+    <w:p>
       <w:pPr>
         <w:pStyle w:val="Prrafodelista"/>
         <w:numPr>
@@ -1586,16 +1523,16 @@
           <w:color w:val="000000"/>
           <w:kern w:val="0"/>
           <w:lang w:eastAsia="es-ES"/>
-          <ns2:ligatures ns2:val="none"/>
-        </w:rPr>
-      </w:pPr>
-      <w:r>
-        <w:rPr>
-          <w:rFonts w:ascii="Arial Narrow" w:eastAsia="Times New Roman" w:hAnsi="Arial Narrow" w:cs="Arial"/>
-          <w:color w:val="000000"/>
-          <w:kern w:val="0"/>
-          <w:lang w:eastAsia="es-ES"/>
-          <ns2:ligatures ns2:val="none"/>
+          <w14:ligatures w14:val="none"/>
+        </w:rPr>
+      </w:pPr>
+      <w:r>
+        <w:rPr>
+          <w:rFonts w:ascii="Arial Narrow" w:eastAsia="Times New Roman" w:hAnsi="Arial Narrow" w:cs="Arial"/>
+          <w:color w:val="000000"/>
+          <w:kern w:val="0"/>
+          <w:lang w:eastAsia="es-ES"/>
+          <w14:ligatures w14:val="none"/>
         </w:rPr>
         <w:t>El 4 de marzo de 2025, recibió un correo de Pacífico Seguros solicitando nuevamente los mismos documentos, esta vez actualizados a febrero de 2025. Ese mismo día, se comunicó vía WhatsApp con un asesor</w:t>
       </w:r>
@@ -1605,7 +1542,7 @@
           <w:color w:val="000000"/>
           <w:kern w:val="0"/>
           <w:lang w:eastAsia="es-ES"/>
-          <ns2:ligatures ns2:val="none"/>
+          <w14:ligatures w14:val="none"/>
         </w:rPr>
         <w:t xml:space="preserve"> de la compañía aseguradora</w:t>
       </w:r>
@@ -1615,12 +1552,12 @@
           <w:color w:val="000000"/>
           <w:kern w:val="0"/>
           <w:lang w:eastAsia="es-ES"/>
-          <ns2:ligatures ns2:val="none"/>
+          <w14:ligatures w14:val="none"/>
         </w:rPr>
         <w:t xml:space="preserve">, quien verificó que los documentos ya estaban en su poder y confirmó que el plazo de atención era de 30 días calendario a partir del 14 de febrero de 2025. </w:t>
       </w:r>
     </w:p>
-    <w:p ns2:paraId="51F52E93" ns2:textId="77777777">
+    <w:p>
       <w:pPr>
         <w:pStyle w:val="Prrafodelista"/>
         <w:spacing w:after="0" w:line="240" w:lineRule="auto"/>
@@ -1631,11 +1568,11 @@
           <w:color w:val="000000"/>
           <w:kern w:val="0"/>
           <w:lang w:eastAsia="es-ES"/>
-          <ns2:ligatures ns2:val="none"/>
-        </w:rPr>
-      </w:pPr>
-    </w:p>
-    <w:p ns2:paraId="4F8F5483" ns2:textId="08B70053">
+          <w14:ligatures w14:val="none"/>
+        </w:rPr>
+      </w:pPr>
+    </w:p>
+    <w:p>
       <w:pPr>
         <w:pStyle w:val="Prrafodelista"/>
         <w:numPr>
@@ -1653,16 +1590,16 @@
           <w:color w:val="000000"/>
           <w:kern w:val="0"/>
           <w:lang w:eastAsia="es-ES"/>
-          <ns2:ligatures ns2:val="none"/>
-        </w:rPr>
-      </w:pPr>
-      <w:r>
-        <w:rPr>
-          <w:rFonts w:ascii="Arial Narrow" w:eastAsia="Times New Roman" w:hAnsi="Arial Narrow" w:cs="Arial"/>
-          <w:color w:val="000000"/>
-          <w:kern w:val="0"/>
-          <w:lang w:eastAsia="es-ES"/>
-          <ns2:ligatures ns2:val="none"/>
+          <w14:ligatures w14:val="none"/>
+        </w:rPr>
+      </w:pPr>
+      <w:r>
+        <w:rPr>
+          <w:rFonts w:ascii="Arial Narrow" w:eastAsia="Times New Roman" w:hAnsi="Arial Narrow" w:cs="Arial"/>
+          <w:color w:val="000000"/>
+          <w:kern w:val="0"/>
+          <w:lang w:eastAsia="es-ES"/>
+          <w14:ligatures w14:val="none"/>
         </w:rPr>
         <w:t xml:space="preserve">El 12 de marzo de 2025, consultó </w:t>
       </w:r>
@@ -1672,7 +1609,7 @@
           <w:color w:val="000000"/>
           <w:kern w:val="0"/>
           <w:lang w:eastAsia="es-ES"/>
-          <ns2:ligatures ns2:val="none"/>
+          <w14:ligatures w14:val="none"/>
         </w:rPr>
         <w:t xml:space="preserve">a Pacífico </w:t>
       </w:r>
@@ -1682,7 +1619,7 @@
           <w:color w:val="000000"/>
           <w:kern w:val="0"/>
           <w:lang w:eastAsia="es-ES"/>
-          <ns2:ligatures ns2:val="none"/>
+          <w14:ligatures w14:val="none"/>
         </w:rPr>
         <w:t xml:space="preserve">el estado del caso vía WhatsApp, recibiendo como respuesta que el plazo aún no culminaba. El 14 de marzo de 2025, al vencer el plazo, se comunicó nuevamente, y </w:t>
       </w:r>
@@ -1692,7 +1629,7 @@
           <w:color w:val="000000"/>
           <w:kern w:val="0"/>
           <w:lang w:eastAsia="es-ES"/>
-          <ns2:ligatures ns2:val="none"/>
+          <w14:ligatures w14:val="none"/>
         </w:rPr>
         <w:t>un</w:t>
       </w:r>
@@ -1702,7 +1639,7 @@
           <w:color w:val="000000"/>
           <w:kern w:val="0"/>
           <w:lang w:eastAsia="es-ES"/>
-          <ns2:ligatures ns2:val="none"/>
+          <w14:ligatures w14:val="none"/>
         </w:rPr>
         <w:t xml:space="preserve"> asesor </w:t>
       </w:r>
@@ -1712,7 +1649,7 @@
           <w:color w:val="000000"/>
           <w:kern w:val="0"/>
           <w:lang w:eastAsia="es-ES"/>
-          <ns2:ligatures ns2:val="none"/>
+          <w14:ligatures w14:val="none"/>
         </w:rPr>
         <w:t xml:space="preserve">de Pacífico </w:t>
       </w:r>
@@ -1722,7 +1659,7 @@
           <w:color w:val="000000"/>
           <w:kern w:val="0"/>
           <w:lang w:eastAsia="es-ES"/>
-          <ns2:ligatures ns2:val="none"/>
+          <w14:ligatures w14:val="none"/>
         </w:rPr>
         <w:t xml:space="preserve">reconoció el </w:t>
       </w:r>
@@ -1732,7 +1669,7 @@
           <w:color w:val="000000"/>
           <w:kern w:val="0"/>
           <w:lang w:eastAsia="es-ES"/>
-          <ns2:ligatures ns2:val="none"/>
+          <w14:ligatures w14:val="none"/>
         </w:rPr>
         <w:t>vencimiento</w:t>
       </w:r>
@@ -1742,7 +1679,7 @@
           <w:color w:val="000000"/>
           <w:kern w:val="0"/>
           <w:lang w:eastAsia="es-ES"/>
-          <ns2:ligatures ns2:val="none"/>
+          <w14:ligatures w14:val="none"/>
         </w:rPr>
         <w:t xml:space="preserve">, comprometiéndose a resolverlo a la brevedad. </w:t>
       </w:r>
@@ -1752,12 +1689,12 @@
           <w:color w:val="000000"/>
           <w:kern w:val="0"/>
           <w:lang w:eastAsia="es-ES"/>
-          <ns2:ligatures ns2:val="none"/>
+          <w14:ligatures w14:val="none"/>
         </w:rPr>
         <w:t xml:space="preserve"> </w:t>
       </w:r>
     </w:p>
-    <w:p ns2:paraId="3CD2CF78" ns2:textId="77777777">
+    <w:p>
       <w:pPr>
         <w:pStyle w:val="Prrafodelista"/>
         <w:spacing w:after="0" w:line="240" w:lineRule="auto"/>
@@ -1768,11 +1705,11 @@
           <w:color w:val="000000"/>
           <w:kern w:val="0"/>
           <w:lang w:eastAsia="es-ES"/>
-          <ns2:ligatures ns2:val="none"/>
-        </w:rPr>
-      </w:pPr>
-    </w:p>
-    <w:p ns2:paraId="7E6E0941" ns2:textId="66C0A75A">
+          <w14:ligatures w14:val="none"/>
+        </w:rPr>
+      </w:pPr>
+    </w:p>
+    <w:p>
       <w:pPr>
         <w:pStyle w:val="Prrafodelista"/>
         <w:numPr>
@@ -1790,16 +1727,16 @@
           <w:color w:val="000000"/>
           <w:kern w:val="0"/>
           <w:lang w:eastAsia="es-ES"/>
-          <ns2:ligatures ns2:val="none"/>
-        </w:rPr>
-      </w:pPr>
-      <w:r>
-        <w:rPr>
-          <w:rFonts w:ascii="Arial Narrow" w:eastAsia="Times New Roman" w:hAnsi="Arial Narrow" w:cs="Arial"/>
-          <w:color w:val="000000"/>
-          <w:kern w:val="0"/>
-          <w:lang w:eastAsia="es-ES"/>
-          <ns2:ligatures ns2:val="none"/>
+          <w14:ligatures w14:val="none"/>
+        </w:rPr>
+      </w:pPr>
+      <w:r>
+        <w:rPr>
+          <w:rFonts w:ascii="Arial Narrow" w:eastAsia="Times New Roman" w:hAnsi="Arial Narrow" w:cs="Arial"/>
+          <w:color w:val="000000"/>
+          <w:kern w:val="0"/>
+          <w:lang w:eastAsia="es-ES"/>
+          <w14:ligatures w14:val="none"/>
         </w:rPr>
         <w:t xml:space="preserve">El </w:t>
       </w:r>
@@ -1810,7 +1747,7 @@
           <w:color w:val="000000"/>
           <w:kern w:val="0"/>
           <w:lang w:eastAsia="es-ES"/>
-          <ns2:ligatures ns2:val="none"/>
+          <w14:ligatures w14:val="none"/>
         </w:rPr>
         <w:t xml:space="preserve">17 de marzo de 2025, luego de tres días sin solución, reiteró la consulta </w:t>
       </w:r>
@@ -1820,7 +1757,7 @@
           <w:color w:val="000000"/>
           <w:kern w:val="0"/>
           <w:lang w:eastAsia="es-ES"/>
-          <ns2:ligatures ns2:val="none"/>
+          <w14:ligatures w14:val="none"/>
         </w:rPr>
         <w:t xml:space="preserve">a Pacífico </w:t>
       </w:r>
@@ -1830,7 +1767,7 @@
           <w:color w:val="000000"/>
           <w:kern w:val="0"/>
           <w:lang w:eastAsia="es-ES"/>
-          <ns2:ligatures ns2:val="none"/>
+          <w14:ligatures w14:val="none"/>
         </w:rPr>
         <w:t xml:space="preserve">vía WhatsApp, obteniendo como respuesta que se generaría un reporte </w:t>
       </w:r>
@@ -1840,7 +1777,7 @@
           <w:color w:val="000000"/>
           <w:kern w:val="0"/>
           <w:lang w:eastAsia="es-ES"/>
-          <ns2:ligatures ns2:val="none"/>
+          <w14:ligatures w14:val="none"/>
         </w:rPr>
         <w:t>con la solicitud </w:t>
       </w:r>
@@ -1850,7 +1787,7 @@
           <w:color w:val="000000"/>
           <w:kern w:val="0"/>
           <w:lang w:eastAsia="es-ES"/>
-          <ns2:ligatures ns2:val="none"/>
+          <w14:ligatures w14:val="none"/>
         </w:rPr>
         <w:t xml:space="preserve"> SS-0025768062</w:t>
       </w:r>
@@ -1861,12 +1798,12 @@
           <w:color w:val="000000"/>
           <w:kern w:val="0"/>
           <w:lang w:eastAsia="es-ES"/>
-          <ns2:ligatures ns2:val="none"/>
+          <w14:ligatures w14:val="none"/>
         </w:rPr>
         <w:t xml:space="preserve">. </w:t>
       </w:r>
     </w:p>
-    <w:p ns2:paraId="094AABE7" ns2:textId="77777777">
+    <w:p>
       <w:pPr>
         <w:pStyle w:val="Prrafodelista"/>
         <w:spacing w:after="0" w:line="240" w:lineRule="auto"/>
@@ -1877,11 +1814,11 @@
           <w:color w:val="000000"/>
           <w:kern w:val="0"/>
           <w:lang w:eastAsia="es-ES"/>
-          <ns2:ligatures ns2:val="none"/>
-        </w:rPr>
-      </w:pPr>
-    </w:p>
-    <w:p ns2:paraId="119C2429" ns2:textId="075B534F">
+          <w14:ligatures w14:val="none"/>
+        </w:rPr>
+      </w:pPr>
+    </w:p>
+    <w:p>
       <w:pPr>
         <w:pStyle w:val="Prrafodelista"/>
         <w:numPr>
@@ -1899,16 +1836,16 @@
           <w:color w:val="000000"/>
           <w:kern w:val="0"/>
           <w:lang w:eastAsia="es-ES"/>
-          <ns2:ligatures ns2:val="none"/>
-        </w:rPr>
-      </w:pPr>
-      <w:r>
-        <w:rPr>
-          <w:rFonts w:ascii="Arial Narrow" w:eastAsia="Times New Roman" w:hAnsi="Arial Narrow" w:cs="Arial"/>
-          <w:color w:val="000000"/>
-          <w:kern w:val="0"/>
-          <w:lang w:eastAsia="es-ES"/>
-          <ns2:ligatures ns2:val="none"/>
+          <w14:ligatures w14:val="none"/>
+        </w:rPr>
+      </w:pPr>
+      <w:r>
+        <w:rPr>
+          <w:rFonts w:ascii="Arial Narrow" w:eastAsia="Times New Roman" w:hAnsi="Arial Narrow" w:cs="Arial"/>
+          <w:color w:val="000000"/>
+          <w:kern w:val="0"/>
+          <w:lang w:eastAsia="es-ES"/>
+          <w14:ligatures w14:val="none"/>
         </w:rPr>
         <w:t xml:space="preserve">El 18 de marzo de 2025, al insistir, </w:t>
       </w:r>
@@ -1918,7 +1855,7 @@
           <w:color w:val="000000"/>
           <w:kern w:val="0"/>
           <w:lang w:eastAsia="es-ES"/>
-          <ns2:ligatures ns2:val="none"/>
+          <w14:ligatures w14:val="none"/>
         </w:rPr>
         <w:t xml:space="preserve">Pacífico </w:t>
       </w:r>
@@ -1928,7 +1865,7 @@
           <w:color w:val="000000"/>
           <w:kern w:val="0"/>
           <w:lang w:eastAsia="es-ES"/>
-          <ns2:ligatures ns2:val="none"/>
+          <w14:ligatures w14:val="none"/>
         </w:rPr>
         <w:t xml:space="preserve">le </w:t>
       </w:r>
@@ -1938,7 +1875,7 @@
           <w:color w:val="000000"/>
           <w:kern w:val="0"/>
           <w:lang w:eastAsia="es-ES"/>
-          <ns2:ligatures ns2:val="none"/>
+          <w14:ligatures w14:val="none"/>
         </w:rPr>
         <w:t>indicó</w:t>
       </w:r>
@@ -1948,7 +1885,7 @@
           <w:color w:val="000000"/>
           <w:kern w:val="0"/>
           <w:lang w:eastAsia="es-ES"/>
-          <ns2:ligatures ns2:val="none"/>
+          <w14:ligatures w14:val="none"/>
         </w:rPr>
         <w:t xml:space="preserve"> que </w:t>
       </w:r>
@@ -1958,7 +1895,7 @@
           <w:color w:val="000000"/>
           <w:kern w:val="0"/>
           <w:lang w:eastAsia="es-ES"/>
-          <ns2:ligatures ns2:val="none"/>
+          <w14:ligatures w14:val="none"/>
         </w:rPr>
         <w:t>su</w:t>
       </w:r>
@@ -1968,12 +1905,12 @@
           <w:color w:val="000000"/>
           <w:kern w:val="0"/>
           <w:lang w:eastAsia="es-ES"/>
-          <ns2:ligatures ns2:val="none"/>
+          <w14:ligatures w14:val="none"/>
         </w:rPr>
         <w:t xml:space="preserve"> solicitud estaba en revisión y que debía esperar. El 20 de marzo de 2025, al consultar nuevamente, le informaron que el caso estaba en evaluación y que se había establecido un nuevo plazo de 10 días hábiles. </w:t>
       </w:r>
     </w:p>
-    <w:p ns2:paraId="3277D276" ns2:textId="77777777">
+    <w:p>
       <w:pPr>
         <w:pStyle w:val="Prrafodelista"/>
         <w:spacing w:after="0" w:line="240" w:lineRule="auto"/>
@@ -1984,11 +1921,11 @@
           <w:color w:val="000000"/>
           <w:kern w:val="0"/>
           <w:lang w:eastAsia="es-ES"/>
-          <ns2:ligatures ns2:val="none"/>
-        </w:rPr>
-      </w:pPr>
-    </w:p>
-    <w:p ns2:paraId="2434D2F2" ns2:textId="06317FD5">
+          <w14:ligatures w14:val="none"/>
+        </w:rPr>
+      </w:pPr>
+    </w:p>
+    <w:p>
       <w:pPr>
         <w:pStyle w:val="Prrafodelista"/>
         <w:numPr>
@@ -2006,16 +1943,16 @@
           <w:color w:val="000000"/>
           <w:kern w:val="0"/>
           <w:lang w:eastAsia="es-ES"/>
-          <ns2:ligatures ns2:val="none"/>
-        </w:rPr>
-      </w:pPr>
-      <w:r>
-        <w:rPr>
-          <w:rFonts w:ascii="Arial Narrow" w:eastAsia="Times New Roman" w:hAnsi="Arial Narrow" w:cs="Arial"/>
-          <w:color w:val="000000"/>
-          <w:kern w:val="0"/>
-          <w:lang w:eastAsia="es-ES"/>
-          <ns2:ligatures ns2:val="none"/>
+          <w14:ligatures w14:val="none"/>
+        </w:rPr>
+      </w:pPr>
+      <w:r>
+        <w:rPr>
+          <w:rFonts w:ascii="Arial Narrow" w:eastAsia="Times New Roman" w:hAnsi="Arial Narrow" w:cs="Arial"/>
+          <w:color w:val="000000"/>
+          <w:kern w:val="0"/>
+          <w:lang w:eastAsia="es-ES"/>
+          <w14:ligatures w14:val="none"/>
         </w:rPr>
         <w:t xml:space="preserve">El 24 de marzo de 2025, manifestó su inconformidad por la demora de más de 40 días, a lo que el asesor </w:t>
       </w:r>
@@ -2025,7 +1962,7 @@
           <w:color w:val="000000"/>
           <w:kern w:val="0"/>
           <w:lang w:eastAsia="es-ES"/>
-          <ns2:ligatures ns2:val="none"/>
+          <w14:ligatures w14:val="none"/>
         </w:rPr>
         <w:t xml:space="preserve">de Pacífico </w:t>
       </w:r>
@@ -2035,7 +1972,7 @@
           <w:color w:val="000000"/>
           <w:kern w:val="0"/>
           <w:lang w:eastAsia="es-ES"/>
-          <ns2:ligatures ns2:val="none"/>
+          <w14:ligatures w14:val="none"/>
         </w:rPr>
         <w:t xml:space="preserve">respondió que debía esperar hasta el 31 de marzo. El 26 de marzo de 2025, al seguir sin respuesta, reiteró su </w:t>
       </w:r>
@@ -2045,7 +1982,7 @@
           <w:color w:val="000000"/>
           <w:kern w:val="0"/>
           <w:lang w:eastAsia="es-ES"/>
-          <ns2:ligatures ns2:val="none"/>
+          <w14:ligatures w14:val="none"/>
         </w:rPr>
         <w:t>pedido</w:t>
       </w:r>
@@ -2055,12 +1992,12 @@
           <w:color w:val="000000"/>
           <w:kern w:val="0"/>
           <w:lang w:eastAsia="es-ES"/>
-          <ns2:ligatures ns2:val="none"/>
+          <w14:ligatures w14:val="none"/>
         </w:rPr>
         <w:t xml:space="preserve"> vía WhatsApp, recibiendo la misma información sobre la evaluación en curso. </w:t>
       </w:r>
     </w:p>
-    <w:p ns2:paraId="5B68A71E" ns2:textId="77777777">
+    <w:p>
       <w:pPr>
         <w:pStyle w:val="Prrafodelista"/>
         <w:spacing w:after="0" w:line="240" w:lineRule="auto"/>
@@ -2071,11 +2008,11 @@
           <w:color w:val="000000"/>
           <w:kern w:val="0"/>
           <w:lang w:eastAsia="es-ES"/>
-          <ns2:ligatures ns2:val="none"/>
-        </w:rPr>
-      </w:pPr>
-    </w:p>
-    <w:p ns2:paraId="61B4323F" ns2:textId="4D617DD7">
+          <w14:ligatures w14:val="none"/>
+        </w:rPr>
+      </w:pPr>
+    </w:p>
+    <w:p>
       <w:pPr>
         <w:pStyle w:val="Prrafodelista"/>
         <w:numPr>
@@ -2093,16 +2030,16 @@
           <w:color w:val="000000"/>
           <w:kern w:val="0"/>
           <w:lang w:eastAsia="es-ES"/>
-          <ns2:ligatures ns2:val="none"/>
-        </w:rPr>
-      </w:pPr>
-      <w:r>
-        <w:rPr>
-          <w:rFonts w:ascii="Arial Narrow" w:eastAsia="Times New Roman" w:hAnsi="Arial Narrow" w:cs="Arial"/>
-          <w:color w:val="000000"/>
-          <w:kern w:val="0"/>
-          <w:lang w:eastAsia="es-ES"/>
-          <ns2:ligatures ns2:val="none"/>
+          <w14:ligatures w14:val="none"/>
+        </w:rPr>
+      </w:pPr>
+      <w:r>
+        <w:rPr>
+          <w:rFonts w:ascii="Arial Narrow" w:eastAsia="Times New Roman" w:hAnsi="Arial Narrow" w:cs="Arial"/>
+          <w:color w:val="000000"/>
+          <w:kern w:val="0"/>
+          <w:lang w:eastAsia="es-ES"/>
+          <w14:ligatures w14:val="none"/>
         </w:rPr>
         <w:t xml:space="preserve">El 28 de marzo de 2025, le </w:t>
       </w:r>
@@ -2112,7 +2049,7 @@
           <w:color w:val="000000"/>
           <w:kern w:val="0"/>
           <w:lang w:eastAsia="es-ES"/>
-          <ns2:ligatures ns2:val="none"/>
+          <w14:ligatures w14:val="none"/>
         </w:rPr>
         <w:t>indicaron que podía</w:t>
       </w:r>
@@ -2122,7 +2059,7 @@
           <w:color w:val="000000"/>
           <w:kern w:val="0"/>
           <w:lang w:eastAsia="es-ES"/>
-          <ns2:ligatures ns2:val="none"/>
+          <w14:ligatures w14:val="none"/>
         </w:rPr>
         <w:t xml:space="preserve"> presentar un reclamo, con un plazo adicional de 15 días hábiles. </w:t>
       </w:r>
@@ -2132,7 +2069,7 @@
           <w:color w:val="000000"/>
           <w:kern w:val="0"/>
           <w:lang w:eastAsia="es-ES"/>
-          <ns2:ligatures ns2:val="none"/>
+          <w14:ligatures w14:val="none"/>
         </w:rPr>
         <w:t>Posteriormente</w:t>
       </w:r>
@@ -2142,7 +2079,7 @@
           <w:color w:val="000000"/>
           <w:kern w:val="0"/>
           <w:lang w:eastAsia="es-ES"/>
-          <ns2:ligatures ns2:val="none"/>
+          <w14:ligatures w14:val="none"/>
         </w:rPr>
         <w:t>, recibió un correo de Pacífico Seguros solicitando nuevamente la documentación actualizada a febrero de 2025. El 2 de abril de 2025, luego de</w:t>
       </w:r>
@@ -2152,7 +2089,7 @@
           <w:color w:val="000000"/>
           <w:kern w:val="0"/>
           <w:lang w:eastAsia="es-ES"/>
-          <ns2:ligatures ns2:val="none"/>
+          <w14:ligatures w14:val="none"/>
         </w:rPr>
         <w:t xml:space="preserve"> realizar</w:t>
       </w:r>
@@ -2162,7 +2099,7 @@
           <w:color w:val="000000"/>
           <w:kern w:val="0"/>
           <w:lang w:eastAsia="es-ES"/>
-          <ns2:ligatures ns2:val="none"/>
+          <w14:ligatures w14:val="none"/>
         </w:rPr>
         <w:t xml:space="preserve"> llamadas, se </w:t>
       </w:r>
@@ -2172,7 +2109,7 @@
           <w:color w:val="000000"/>
           <w:kern w:val="0"/>
           <w:lang w:eastAsia="es-ES"/>
-          <ns2:ligatures ns2:val="none"/>
+          <w14:ligatures w14:val="none"/>
         </w:rPr>
         <w:t>generó</w:t>
       </w:r>
@@ -2182,7 +2119,7 @@
           <w:color w:val="000000"/>
           <w:kern w:val="0"/>
           <w:lang w:eastAsia="es-ES"/>
-          <ns2:ligatures ns2:val="none"/>
+          <w14:ligatures w14:val="none"/>
         </w:rPr>
         <w:t xml:space="preserve"> </w:t>
       </w:r>
@@ -2192,7 +2129,7 @@
           <w:color w:val="000000"/>
           <w:kern w:val="0"/>
           <w:lang w:eastAsia="es-ES"/>
-          <ns2:ligatures ns2:val="none"/>
+          <w14:ligatures w14:val="none"/>
         </w:rPr>
         <w:t xml:space="preserve">la solicitud </w:t>
       </w:r>
@@ -2202,7 +2139,7 @@
           <w:color w:val="000000"/>
           <w:kern w:val="0"/>
           <w:lang w:eastAsia="es-ES"/>
-          <ns2:ligatures ns2:val="none"/>
+          <w14:ligatures w14:val="none"/>
         </w:rPr>
         <w:t xml:space="preserve">de reclamo </w:t>
       </w:r>
@@ -2212,7 +2149,7 @@
           <w:color w:val="000000"/>
           <w:kern w:val="0"/>
           <w:lang w:eastAsia="es-ES"/>
-          <ns2:ligatures ns2:val="none"/>
+          <w14:ligatures w14:val="none"/>
         </w:rPr>
         <w:t xml:space="preserve"/>
       </w:r>
@@ -2222,7 +2159,7 @@
           <w:color w:val="000000"/>
           <w:kern w:val="0"/>
           <w:lang w:eastAsia="es-ES"/>
-          <ns2:ligatures ns2:val="none"/>
+          <w14:ligatures w14:val="none"/>
         </w:rPr>
         <w:t xml:space="preserve">SS-0026358160 con un plazo de </w:t>
       </w:r>
@@ -2232,7 +2169,7 @@
           <w:color w:val="000000"/>
           <w:kern w:val="0"/>
           <w:lang w:eastAsia="es-ES"/>
-          <ns2:ligatures ns2:val="none"/>
+          <w14:ligatures w14:val="none"/>
         </w:rPr>
         <w:t xml:space="preserve">respuesta de </w:t>
       </w:r>
@@ -2242,12 +2179,12 @@
           <w:color w:val="000000"/>
           <w:kern w:val="0"/>
           <w:lang w:eastAsia="es-ES"/>
-          <ns2:ligatures ns2:val="none"/>
+          <w14:ligatures w14:val="none"/>
         </w:rPr>
         <w:t xml:space="preserve">12 días. </w:t>
       </w:r>
     </w:p>
-    <w:p ns2:paraId="54097709" ns2:textId="77777777">
+    <w:p>
       <w:pPr>
         <w:pStyle w:val="Prrafodelista"/>
         <w:spacing w:after="0" w:line="240" w:lineRule="auto"/>
@@ -2258,11 +2195,11 @@
           <w:color w:val="000000"/>
           <w:kern w:val="0"/>
           <w:lang w:eastAsia="es-ES"/>
-          <ns2:ligatures ns2:val="none"/>
-        </w:rPr>
-      </w:pPr>
-    </w:p>
-    <w:p ns2:paraId="49A85333" ns2:textId="61F05E36">
+          <w14:ligatures w14:val="none"/>
+        </w:rPr>
+      </w:pPr>
+    </w:p>
+    <w:p>
       <w:pPr>
         <w:pStyle w:val="Prrafodelista"/>
         <w:numPr>
@@ -2280,16 +2217,16 @@
           <w:color w:val="000000"/>
           <w:kern w:val="0"/>
           <w:lang w:eastAsia="es-ES"/>
-          <ns2:ligatures ns2:val="none"/>
-        </w:rPr>
-      </w:pPr>
-      <w:r>
-        <w:rPr>
-          <w:rFonts w:ascii="Arial Narrow" w:eastAsia="Times New Roman" w:hAnsi="Arial Narrow" w:cs="Arial"/>
-          <w:color w:val="000000"/>
-          <w:kern w:val="0"/>
-          <w:lang w:eastAsia="es-ES"/>
-          <ns2:ligatures ns2:val="none"/>
+          <w14:ligatures w14:val="none"/>
+        </w:rPr>
+      </w:pPr>
+      <w:r>
+        <w:rPr>
+          <w:rFonts w:ascii="Arial Narrow" w:eastAsia="Times New Roman" w:hAnsi="Arial Narrow" w:cs="Arial"/>
+          <w:color w:val="000000"/>
+          <w:kern w:val="0"/>
+          <w:lang w:eastAsia="es-ES"/>
+          <w14:ligatures w14:val="none"/>
         </w:rPr>
         <w:t>El 16 de abril de 2025, al no recibir respuesta dentro del plazo</w:t>
       </w:r>
@@ -2299,7 +2236,7 @@
           <w:color w:val="000000"/>
           <w:kern w:val="0"/>
           <w:lang w:eastAsia="es-ES"/>
-          <ns2:ligatures ns2:val="none"/>
+          <w14:ligatures w14:val="none"/>
         </w:rPr>
         <w:t xml:space="preserve"> de Pacífico</w:t>
       </w:r>
@@ -2309,7 +2246,7 @@
           <w:color w:val="000000"/>
           <w:kern w:val="0"/>
           <w:lang w:eastAsia="es-ES"/>
-          <ns2:ligatures ns2:val="none"/>
+          <w14:ligatures w14:val="none"/>
         </w:rPr>
         <w:t xml:space="preserve">, consultó vía WhatsApp, </w:t>
       </w:r>
@@ -2319,7 +2256,7 @@
           <w:color w:val="000000"/>
           <w:kern w:val="0"/>
           <w:lang w:eastAsia="es-ES"/>
-          <ns2:ligatures ns2:val="none"/>
+          <w14:ligatures w14:val="none"/>
         </w:rPr>
         <w:t>y le indicaron</w:t>
       </w:r>
@@ -2329,7 +2266,7 @@
           <w:color w:val="000000"/>
           <w:kern w:val="0"/>
           <w:lang w:eastAsia="es-ES"/>
-          <ns2:ligatures ns2:val="none"/>
+          <w14:ligatures w14:val="none"/>
         </w:rPr>
         <w:t xml:space="preserve"> que </w:t>
       </w:r>
@@ -2339,7 +2276,7 @@
           <w:color w:val="000000"/>
           <w:kern w:val="0"/>
           <w:lang w:eastAsia="es-ES"/>
-          <ns2:ligatures ns2:val="none"/>
+          <w14:ligatures w14:val="none"/>
         </w:rPr>
         <w:t xml:space="preserve">esperara hasta </w:t>
       </w:r>
@@ -2349,7 +2286,7 @@
           <w:color w:val="000000"/>
           <w:kern w:val="0"/>
           <w:lang w:eastAsia="es-ES"/>
-          <ns2:ligatures ns2:val="none"/>
+          <w14:ligatures w14:val="none"/>
         </w:rPr>
         <w:t xml:space="preserve">el 22 de abril. El 21 de abril de 2025, al estar próximo el vencimiento, reiteró su </w:t>
       </w:r>
@@ -2359,7 +2296,7 @@
           <w:color w:val="000000"/>
           <w:kern w:val="0"/>
           <w:lang w:eastAsia="es-ES"/>
-          <ns2:ligatures ns2:val="none"/>
+          <w14:ligatures w14:val="none"/>
         </w:rPr>
         <w:t>solicitud</w:t>
       </w:r>
@@ -2369,12 +2306,12 @@
           <w:color w:val="000000"/>
           <w:kern w:val="0"/>
           <w:lang w:eastAsia="es-ES"/>
-          <ns2:ligatures ns2:val="none"/>
+          <w14:ligatures w14:val="none"/>
         </w:rPr>
         <w:t xml:space="preserve">, recibiendo como respuesta que el caso seguía en evaluación. </w:t>
       </w:r>
     </w:p>
-    <w:p ns2:paraId="01CB0EAE" ns2:textId="77777777">
+    <w:p>
       <w:pPr>
         <w:pStyle w:val="Prrafodelista"/>
         <w:spacing w:after="0" w:line="240" w:lineRule="auto"/>
@@ -2385,11 +2322,11 @@
           <w:color w:val="000000"/>
           <w:kern w:val="0"/>
           <w:lang w:eastAsia="es-ES"/>
-          <ns2:ligatures ns2:val="none"/>
-        </w:rPr>
-      </w:pPr>
-    </w:p>
-    <w:p ns2:paraId="65FEE228" ns2:textId="3FFB21E1">
+          <w14:ligatures w14:val="none"/>
+        </w:rPr>
+      </w:pPr>
+    </w:p>
+    <w:p>
       <w:pPr>
         <w:pStyle w:val="Prrafodelista"/>
         <w:numPr>
@@ -2407,16 +2344,16 @@
           <w:color w:val="000000"/>
           <w:kern w:val="0"/>
           <w:lang w:eastAsia="es-ES"/>
-          <ns2:ligatures ns2:val="none"/>
-        </w:rPr>
-      </w:pPr>
-      <w:r>
-        <w:rPr>
-          <w:rFonts w:ascii="Arial Narrow" w:eastAsia="Times New Roman" w:hAnsi="Arial Narrow" w:cs="Arial"/>
-          <w:color w:val="000000"/>
-          <w:kern w:val="0"/>
-          <w:lang w:eastAsia="es-ES"/>
-          <ns2:ligatures ns2:val="none"/>
+          <w14:ligatures w14:val="none"/>
+        </w:rPr>
+      </w:pPr>
+      <w:r>
+        <w:rPr>
+          <w:rFonts w:ascii="Arial Narrow" w:eastAsia="Times New Roman" w:hAnsi="Arial Narrow" w:cs="Arial"/>
+          <w:color w:val="000000"/>
+          <w:kern w:val="0"/>
+          <w:lang w:eastAsia="es-ES"/>
+          <w14:ligatures w14:val="none"/>
         </w:rPr>
         <w:t>El 24 de abril de 2025, Pacífico le envió un correo solicitando nuevamente la</w:t>
       </w:r>
@@ -2426,7 +2363,7 @@
           <w:color w:val="000000"/>
           <w:kern w:val="0"/>
           <w:lang w:eastAsia="es-ES"/>
-          <ns2:ligatures ns2:val="none"/>
+          <w14:ligatures w14:val="none"/>
         </w:rPr>
         <w:t xml:space="preserve"> misma</w:t>
       </w:r>
@@ -2436,12 +2373,12 @@
           <w:color w:val="000000"/>
           <w:kern w:val="0"/>
           <w:lang w:eastAsia="es-ES"/>
-          <ns2:ligatures ns2:val="none"/>
+          <w14:ligatures w14:val="none"/>
         </w:rPr>
         <w:t xml:space="preserve"> documentación, esta vez actualizada a abril de 2025. </w:t>
       </w:r>
     </w:p>
-    <w:p ns2:paraId="1D420C16" ns2:textId="77777777">
+    <w:p>
       <w:pPr>
         <w:pStyle w:val="Prrafodelista"/>
         <w:spacing w:after="0" w:line="240" w:lineRule="auto"/>
@@ -2452,11 +2389,11 @@
           <w:color w:val="000000"/>
           <w:kern w:val="0"/>
           <w:lang w:eastAsia="es-ES"/>
-          <ns2:ligatures ns2:val="none"/>
-        </w:rPr>
-      </w:pPr>
-    </w:p>
-    <w:p ns2:paraId="2F9CF7F5" ns2:textId="306CC44D">
+          <w14:ligatures w14:val="none"/>
+        </w:rPr>
+      </w:pPr>
+    </w:p>
+    <w:p>
       <w:pPr>
         <w:pStyle w:val="Prrafodelista"/>
         <w:numPr>
@@ -2474,16 +2411,16 @@
           <w:color w:val="000000"/>
           <w:kern w:val="0"/>
           <w:lang w:eastAsia="es-ES"/>
-          <ns2:ligatures ns2:val="none"/>
-        </w:rPr>
-      </w:pPr>
-      <w:r>
-        <w:rPr>
-          <w:rFonts w:ascii="Arial Narrow" w:eastAsia="Times New Roman" w:hAnsi="Arial Narrow" w:cs="Arial"/>
-          <w:color w:val="000000"/>
-          <w:kern w:val="0"/>
-          <w:lang w:eastAsia="es-ES"/>
-          <ns2:ligatures ns2:val="none"/>
+          <w14:ligatures w14:val="none"/>
+        </w:rPr>
+      </w:pPr>
+      <w:r>
+        <w:rPr>
+          <w:rFonts w:ascii="Arial Narrow" w:eastAsia="Times New Roman" w:hAnsi="Arial Narrow" w:cs="Arial"/>
+          <w:color w:val="000000"/>
+          <w:kern w:val="0"/>
+          <w:lang w:eastAsia="es-ES"/>
+          <w14:ligatures w14:val="none"/>
         </w:rPr>
         <w:t>Finalmente, d</w:t>
       </w:r>
@@ -2493,7 +2430,7 @@
           <w:color w:val="000000"/>
           <w:kern w:val="0"/>
           <w:lang w:eastAsia="es-ES"/>
-          <ns2:ligatures ns2:val="none"/>
+          <w14:ligatures w14:val="none"/>
         </w:rPr>
         <w:t xml:space="preserve">ebido a los reiterados retrasos en la evaluación, los documentos entregados inicialmente quedaron obsoletos por demoras atribuibles a Pacífico, imposibilitando el cumplimiento de los plazos establecidos por la </w:t>
       </w:r>
@@ -2503,7 +2440,7 @@
           <w:color w:val="000000"/>
           <w:kern w:val="0"/>
           <w:lang w:eastAsia="es-ES"/>
-          <ns2:ligatures ns2:val="none"/>
+          <w14:ligatures w14:val="none"/>
         </w:rPr>
         <w:t xml:space="preserve">compañía </w:t>
       </w:r>
@@ -2513,7 +2450,7 @@
           <w:color w:val="000000"/>
           <w:kern w:val="0"/>
           <w:lang w:eastAsia="es-ES"/>
-          <ns2:ligatures ns2:val="none"/>
+          <w14:ligatures w14:val="none"/>
         </w:rPr>
         <w:t>aseguradora</w:t>
       </w:r>
@@ -2523,7 +2460,7 @@
           <w:color w:val="000000"/>
           <w:kern w:val="0"/>
           <w:lang w:eastAsia="es-ES"/>
-          <ns2:ligatures ns2:val="none"/>
+          <w14:ligatures w14:val="none"/>
         </w:rPr>
         <w:t xml:space="preserve"> por los tiempos de envío de la documentación solicitada</w:t>
       </w:r>
@@ -2533,12 +2470,12 @@
           <w:color w:val="000000"/>
           <w:kern w:val="0"/>
           <w:lang w:eastAsia="es-ES"/>
-          <ns2:ligatures ns2:val="none"/>
+          <w14:ligatures w14:val="none"/>
         </w:rPr>
         <w:t xml:space="preserve">. </w:t>
       </w:r>
     </w:p>
-    <w:p ns2:paraId="33E14FF7" ns2:textId="77777777">
+    <w:p>
       <w:pPr>
         <w:tabs>
           <w:tab w:val="left" w:pos="1134"/>
@@ -2550,11 +2487,11 @@
           <w:color w:val="000000"/>
           <w:kern w:val="0"/>
           <w:lang w:eastAsia="es-ES"/>
-          <ns2:ligatures ns2:val="none"/>
-        </w:rPr>
-      </w:pPr>
-    </w:p>
-    <w:p ns2:paraId="65C58807" ns2:textId="75208C42">
+          <w14:ligatures w14:val="none"/>
+        </w:rPr>
+      </w:pPr>
+    </w:p>
+    <w:p>
       <w:pPr>
         <w:numPr>
           <w:ilvl w:val="1"/>
@@ -2572,7 +2509,7 @@
           <w:color w:val="000000"/>
           <w:kern w:val="0"/>
           <w:lang w:val="es-ES" w:eastAsia="es-ES"/>
-          <ns2:ligatures ns2:val="none"/>
+          <w14:ligatures w14:val="none"/>
         </w:rPr>
       </w:pPr>
       <w:r>
@@ -2581,7 +2518,7 @@
           <w:color w:val="000000"/>
           <w:kern w:val="0"/>
           <w:lang w:val="es-ES" w:eastAsia="es-ES"/>
-          <ns2:ligatures ns2:val="none"/>
+          <w14:ligatures w14:val="none"/>
         </w:rPr>
         <w:t xml:space="preserve">La señora [APELLIDO] solicitó, en calidad de medida correctiva, que Pacífico cumpla con otorgar la activación del Seguro de Desgravamen por invalidez total y permanente por enfermedad. Asimismo, requirió el reembolso de costos y costas del presente procedimiento.</w:t>
       </w:r>
@@ -2589,7 +2526,7 @@
         <w:rPr>
           <w:rFonts w:ascii="Arial Narrow" w:eastAsia="Calibri" w:hAnsi="Arial Narrow" w:cs="Arial"/>
           <w:kern w:val="0"/>
-          <ns2:ligatures ns2:val="none"/>
+          <w14:ligatures w14:val="none"/>
         </w:rPr>
         <w:t xml:space="preserve"/>
       </w:r>
@@ -2600,7 +2537,7 @@
           <w:color w:val="000000"/>
           <w:kern w:val="0"/>
           <w:lang w:val="es-ES" w:eastAsia="es-ES"/>
-          <ns2:ligatures ns2:val="none"/>
+          <w14:ligatures w14:val="none"/>
         </w:rPr>
         <w:t xml:space="preserve"/>
       </w:r>
@@ -2610,7 +2547,7 @@
           <w:color w:val="000000"/>
           <w:kern w:val="0"/>
           <w:lang w:val="es-ES" w:eastAsia="es-ES"/>
-          <ns2:ligatures ns2:val="none"/>
+          <w14:ligatures w14:val="none"/>
         </w:rPr>
         <w:t xml:space="preserve"/>
       </w:r>
@@ -2620,7 +2557,7 @@
           <w:color w:val="000000"/>
           <w:kern w:val="0"/>
           <w:lang w:val="es-ES" w:eastAsia="es-ES"/>
-          <ns2:ligatures ns2:val="none"/>
+          <w14:ligatures w14:val="none"/>
         </w:rPr>
         <w:t xml:space="preserve"/>
       </w:r>
@@ -2630,7 +2567,7 @@
           <w:color w:val="000000"/>
           <w:kern w:val="0"/>
           <w:lang w:val="es-ES" w:eastAsia="es-ES"/>
-          <ns2:ligatures ns2:val="none"/>
+          <w14:ligatures w14:val="none"/>
         </w:rPr>
         <w:t xml:space="preserve"/>
       </w:r>
@@ -2642,7 +2579,7 @@
           <w:kern w:val="0"/>
           <w:shd w:val="clear" w:color="auto" w:fill="FFFFFF"/>
           <w:lang w:eastAsia="es-PE"/>
-          <ns2:ligatures ns2:val="none"/>
+          <w14:ligatures w14:val="none"/>
         </w:rPr>
         <w:t/>
       </w:r>
@@ -2652,7 +2589,7 @@
           <w:color w:val="000000"/>
           <w:kern w:val="0"/>
           <w:lang w:val="es-ES" w:eastAsia="es-ES"/>
-          <ns2:ligatures ns2:val="none"/>
+          <w14:ligatures w14:val="none"/>
         </w:rPr>
         <w:t xml:space="preserve"/>
       </w:r>
@@ -2662,12 +2599,12 @@
           <w:color w:val="000000"/>
           <w:kern w:val="0"/>
           <w:lang w:val="es-ES" w:eastAsia="es-ES"/>
-          <ns2:ligatures ns2:val="none"/>
+          <w14:ligatures w14:val="none"/>
         </w:rPr>
         <w:t/>
       </w:r>
     </w:p>
-    <w:p ns2:paraId="66005174" ns2:textId="77777777">
+    <w:p>
       <w:pPr>
         <w:spacing w:after="0" w:line="240" w:lineRule="auto"/>
         <w:contextualSpacing/>
@@ -2678,11 +2615,11 @@
           <w:color w:val="000000"/>
           <w:kern w:val="0"/>
           <w:lang w:eastAsia="es-PE"/>
-          <ns2:ligatures ns2:val="none"/>
-        </w:rPr>
-      </w:pPr>
-    </w:p>
-    <w:p ns2:paraId="3541B1F9" ns2:textId="77777777">
+          <w14:ligatures w14:val="none"/>
+        </w:rPr>
+      </w:pPr>
+    </w:p>
+    <w:p>
       <w:pPr>
         <w:pStyle w:val="Prrafodelista"/>
         <w:numPr>
@@ -2702,7 +2639,7 @@
           <w:color w:val="000000"/>
           <w:kern w:val="0"/>
           <w:lang w:eastAsia="es-PE"/>
-          <ns2:ligatures ns2:val="none"/>
+          <w14:ligatures w14:val="none"/>
         </w:rPr>
       </w:pPr>
       <w:r>
@@ -2712,12 +2649,12 @@
           <w:color w:val="000000"/>
           <w:kern w:val="0"/>
           <w:lang w:eastAsia="es-PE"/>
-          <ns2:ligatures ns2:val="none"/>
+          <w14:ligatures w14:val="none"/>
         </w:rPr>
         <w:t>DE LA ADMISIÓN A TRÁMITE DE LA DENUNCIA</w:t>
       </w:r>
     </w:p>
-    <w:p ns2:paraId="34556756" ns2:textId="77777777">
+    <w:p>
       <w:pPr>
         <w:spacing w:after="0" w:line="240" w:lineRule="auto"/>
         <w:ind w:left="567"/>
@@ -2729,11 +2666,11 @@
           <w:color w:val="000000"/>
           <w:kern w:val="0"/>
           <w:lang w:eastAsia="es-PE"/>
-          <ns2:ligatures ns2:val="none"/>
-        </w:rPr>
-      </w:pPr>
-    </w:p>
-    <w:p ns2:paraId="5F4266A4" ns2:textId="26B13681">
+          <w14:ligatures w14:val="none"/>
+        </w:rPr>
+      </w:pPr>
+    </w:p>
+    <w:p>
       <w:pPr>
         <w:pStyle w:val="Prrafodelista"/>
         <w:numPr>
@@ -2746,7 +2683,7 @@
         <w:rPr>
           <w:rFonts w:ascii="Arial Narrow" w:eastAsia="Arial Narrow" w:hAnsi="Arial Narrow" w:cs="Arial Narrow"/>
           <w:kern w:val="0"/>
-          <ns2:ligatures ns2:val="none"/>
+          <w14:ligatures w14:val="none"/>
         </w:rPr>
       </w:pPr>
       <w:bookmarkStart w:id="3" w:name="_Hlk140755208"/>
@@ -2758,7 +2695,7 @@
           <w:color w:val="000000"/>
           <w:kern w:val="0"/>
           <w:lang w:eastAsia="es-PE"/>
-          <ns2:ligatures ns2:val="none"/>
+          <w14:ligatures w14:val="none"/>
         </w:rPr>
         <w:t>La Secretaría Técnica de la Comisión de Protección al Consumidor 1 (en adelante, la Secretaría Técnica), en ejercicio de sus facultades</w:t>
       </w:r>
@@ -2771,7 +2708,7 @@
           <w:rFonts w:ascii="Arial Narrow" w:eastAsia="Arial Narrow" w:hAnsi="Arial Narrow" w:cs="Arial Narrow"/>
           <w:kern w:val="0"/>
           <w:vertAlign w:val="superscript"/>
-          <ns2:ligatures ns2:val="none"/>
+          <w14:ligatures w14:val="none"/>
         </w:rPr>
         <w:footnoteReference w:id="3"/>
       </w:r>
@@ -2781,7 +2718,7 @@
           <w:color w:val="000000"/>
           <w:kern w:val="0"/>
           <w:lang w:eastAsia="es-PE"/>
-          <ns2:ligatures ns2:val="none"/>
+          <w14:ligatures w14:val="none"/>
         </w:rPr>
         <w:t xml:space="preserve">, </w:t>
       </w:r>
@@ -2791,7 +2728,7 @@
           <w:color w:val="000000"/>
           <w:kern w:val="0"/>
           <w:lang w:eastAsia="es-PE"/>
-          <ns2:ligatures ns2:val="none"/>
+          <w14:ligatures w14:val="none"/>
         </w:rPr>
         <w:t xml:space="preserve">considera </w:t>
       </w:r>
@@ -2799,7 +2736,7 @@
         <w:rPr>
           <w:rFonts w:ascii="Arial Narrow" w:eastAsia="Arial Narrow" w:hAnsi="Arial Narrow" w:cs="Arial Narrow"/>
           <w:kern w:val="0"/>
-          <ns2:ligatures ns2:val="none"/>
+          <w14:ligatures w14:val="none"/>
         </w:rPr>
         <w:t xml:space="preserve">que el hecho denunciado, consistente en que </w:t>
       </w:r>
@@ -2810,7 +2747,7 @@
           <w:kern w:val="0"/>
           <w:shd w:val="clear" w:color="auto" w:fill="FFFFFF"/>
           <w:lang w:eastAsia="es-PE"/>
-          <ns2:ligatures ns2:val="none"/>
+          <w14:ligatures w14:val="none"/>
         </w:rPr>
         <w:t xml:space="preserve">la </w:t>
       </w:r>
@@ -2821,7 +2758,7 @@
           <w:kern w:val="0"/>
           <w:shd w:val="clear" w:color="auto" w:fill="FFFFFF"/>
           <w:lang w:eastAsia="es-PE"/>
-          <ns2:ligatures ns2:val="none"/>
+          <w14:ligatures w14:val="none"/>
         </w:rPr>
         <w:lastRenderedPageBreak/>
         <w:t xml:space="preserve">compañía aseguradora no habría cumplido con brindar una respuesta oportuna a la denunciante a la solicitud de cobertura del Seguro de Desgravamen Tarjeta Crédito Solución Negocios – Póliza </w:t>
@@ -2834,7 +2771,7 @@
           <w:kern w:val="0"/>
           <w:shd w:val="clear" w:color="auto" w:fill="FFFFFF"/>
           <w:lang w:eastAsia="es-PE"/>
-          <ns2:ligatures ns2:val="none"/>
+          <w14:ligatures w14:val="none"/>
         </w:rPr>
         <w:t/>
       </w:r>
@@ -2846,7 +2783,7 @@
           <w:kern w:val="0"/>
           <w:shd w:val="clear" w:color="auto" w:fill="FFFFFF"/>
           <w:lang w:eastAsia="es-PE"/>
-          <ns2:ligatures ns2:val="none"/>
+          <w14:ligatures w14:val="none"/>
         </w:rPr>
         <w:t xml:space="preserve"> 22501 por invalidez total y permanente por enfermedad presentada el 31 de enero de 2025</w:t>
       </w:r>
@@ -2854,7 +2791,7 @@
         <w:rPr>
           <w:rFonts w:ascii="Arial Narrow" w:eastAsia="Arial Narrow" w:hAnsi="Arial Narrow" w:cs="Arial Narrow"/>
           <w:kern w:val="0"/>
-          <ns2:ligatures ns2:val="none"/>
+          <w14:ligatures w14:val="none"/>
         </w:rPr>
         <w:t>; involucraría una presunta afectación a sus expectativas, quien no habría encontrado una correspondencia entre lo que esperaba recibir de parte del proveedor y lo que realmente recibió. Por consiguiente, corresponde calificar el hecho materia de denuncia como una presunta infracción al deber de idoneidad, tipificado en los artículos 18</w:t>
       </w:r>
@@ -2864,7 +2801,7 @@
           <w:color w:val="000000"/>
           <w:kern w:val="0"/>
           <w:lang w:eastAsia="es-PE"/>
-          <ns2:ligatures ns2:val="none"/>
+          <w14:ligatures w14:val="none"/>
         </w:rPr>
         <w:t/>
       </w:r>
@@ -2872,7 +2809,7 @@
         <w:rPr>
           <w:rFonts w:ascii="Arial Narrow" w:eastAsia="Arial Narrow" w:hAnsi="Arial Narrow" w:cs="Arial Narrow"/>
           <w:kern w:val="0"/>
-          <ns2:ligatures ns2:val="none"/>
+          <w14:ligatures w14:val="none"/>
         </w:rPr>
         <w:t xml:space="preserve"> y 19</w:t>
       </w:r>
@@ -2882,7 +2819,7 @@
           <w:color w:val="000000"/>
           <w:kern w:val="0"/>
           <w:lang w:eastAsia="es-PE"/>
-          <ns2:ligatures ns2:val="none"/>
+          <w14:ligatures w14:val="none"/>
         </w:rPr>
         <w:t/>
       </w:r>
@@ -2890,7 +2827,7 @@
         <w:rPr>
           <w:rFonts w:ascii="Arial Narrow" w:eastAsia="Arial Narrow" w:hAnsi="Arial Narrow" w:cs="Arial Narrow"/>
           <w:kern w:val="0"/>
-          <ns2:ligatures ns2:val="none"/>
+          <w14:ligatures w14:val="none"/>
         </w:rPr>
         <w:t xml:space="preserve"> del Código</w:t>
       </w:r>
@@ -2900,7 +2837,7 @@
           <w:rFonts w:ascii="Arial Narrow" w:eastAsia="Arial Narrow" w:hAnsi="Arial Narrow" w:cs="Arial"/>
           <w:kern w:val="0"/>
           <w:vertAlign w:val="superscript"/>
-          <ns2:ligatures ns2:val="none"/>
+          <w14:ligatures w14:val="none"/>
         </w:rPr>
         <w:footnoteReference w:id="4"/>
       </w:r>
@@ -2908,23 +2845,23 @@
         <w:rPr>
           <w:rFonts w:ascii="Arial Narrow" w:eastAsia="Arial Narrow" w:hAnsi="Arial Narrow" w:cs="Arial Narrow"/>
           <w:kern w:val="0"/>
-          <ns2:ligatures ns2:val="none"/>
+          <w14:ligatures w14:val="none"/>
         </w:rPr>
         <w:t>.</w:t>
       </w:r>
     </w:p>
-    <w:p ns2:paraId="4266B1E3" ns2:textId="77777777">
-      <w:pPr>
-        <w:spacing w:after="0" w:line="240" w:lineRule="auto"/>
-        <w:jc w:val="both"/>
-        <w:rPr>
-          <w:rFonts w:ascii="Arial Narrow" w:eastAsia="Arial Narrow" w:hAnsi="Arial Narrow" w:cs="Arial Narrow"/>
-          <w:kern w:val="0"/>
-          <ns2:ligatures ns2:val="none"/>
-        </w:rPr>
-      </w:pPr>
-    </w:p>
-    <w:p ns2:paraId="31821CEB" ns2:textId="1D79CD18">
+    <w:p>
+      <w:pPr>
+        <w:spacing w:after="0" w:line="240" w:lineRule="auto"/>
+        <w:jc w:val="both"/>
+        <w:rPr>
+          <w:rFonts w:ascii="Arial Narrow" w:eastAsia="Arial Narrow" w:hAnsi="Arial Narrow" w:cs="Arial Narrow"/>
+          <w:kern w:val="0"/>
+          <w14:ligatures w14:val="none"/>
+        </w:rPr>
+      </w:pPr>
+    </w:p>
+    <w:p>
       <w:pPr>
         <w:pStyle w:val="Prrafodelista"/>
         <w:numPr>
@@ -2937,16 +2874,16 @@
         <w:rPr>
           <w:rFonts w:ascii="Arial Narrow" w:eastAsia="Arial Narrow" w:hAnsi="Arial Narrow" w:cs="Arial Narrow"/>
           <w:kern w:val="0"/>
-          <ns2:ligatures ns2:val="none"/>
-        </w:rPr>
-      </w:pPr>
-      <w:r>
-        <w:rPr>
-          <w:rFonts w:ascii="Arial Narrow" w:eastAsia="Times New Roman" w:hAnsi="Arial Narrow" w:cs="Arial"/>
-          <w:color w:val="000000"/>
-          <w:kern w:val="0"/>
-          <w:lang w:eastAsia="es-PE"/>
-          <ns2:ligatures ns2:val="none"/>
+          <w14:ligatures w14:val="none"/>
+        </w:rPr>
+      </w:pPr>
+      <w:r>
+        <w:rPr>
+          <w:rFonts w:ascii="Arial Narrow" w:eastAsia="Times New Roman" w:hAnsi="Arial Narrow" w:cs="Arial"/>
+          <w:color w:val="000000"/>
+          <w:kern w:val="0"/>
+          <w:lang w:eastAsia="es-PE"/>
+          <w14:ligatures w14:val="none"/>
         </w:rPr>
         <w:t xml:space="preserve">Además, la Secretaría Técnica, en ejercicio de sus facultades, considera </w:t>
       </w:r>
@@ -2954,7 +2891,7 @@
         <w:rPr>
           <w:rFonts w:ascii="Arial Narrow" w:eastAsia="Arial Narrow" w:hAnsi="Arial Narrow" w:cs="Arial"/>
           <w:kern w:val="0"/>
-          <ns2:ligatures ns2:val="none"/>
+          <w14:ligatures w14:val="none"/>
         </w:rPr>
         <w:t xml:space="preserve">que el hecho denunciado, consistente en que </w:t>
       </w:r>
@@ -2965,7 +2902,7 @@
           <w:kern w:val="0"/>
           <w:shd w:val="clear" w:color="auto" w:fill="FFFFFF"/>
           <w:lang w:eastAsia="es-PE"/>
-          <ns2:ligatures ns2:val="none"/>
+          <w14:ligatures w14:val="none"/>
         </w:rPr>
         <w:t xml:space="preserve">la compañía aseguradora no habría cumplido con brindar una respuesta dentro del plazo legal a la solicitud de cobertura del Seguro de Desgravamen – Certificado </w:t>
       </w:r>
@@ -2977,7 +2914,7 @@
           <w:kern w:val="0"/>
           <w:shd w:val="clear" w:color="auto" w:fill="FFFFFF"/>
           <w:lang w:eastAsia="es-PE"/>
-          <ns2:ligatures ns2:val="none"/>
+          <w14:ligatures w14:val="none"/>
         </w:rPr>
         <w:t/>
       </w:r>
@@ -2989,7 +2926,7 @@
           <w:kern w:val="0"/>
           <w:shd w:val="clear" w:color="auto" w:fill="FFFFFF"/>
           <w:lang w:eastAsia="es-PE"/>
-          <ns2:ligatures ns2:val="none"/>
+          <w14:ligatures w14:val="none"/>
         </w:rPr>
         <w:t xml:space="preserve"> 007025176702 presentada por la denunciante debido a su invalidez total y permanente por enfermedad, generando el consentimiento del siniestro</w:t>
       </w:r>
@@ -2997,7 +2934,7 @@
         <w:rPr>
           <w:rFonts w:ascii="Arial Narrow" w:eastAsia="Arial Narrow" w:hAnsi="Arial Narrow" w:cs="Arial Narrow"/>
           <w:kern w:val="0"/>
-          <ns2:ligatures ns2:val="none"/>
+          <w14:ligatures w14:val="none"/>
         </w:rPr>
         <w:t>; involucraría una presunta afectación a sus expectativas, quien no habría encontrado una correspondencia entre lo que esperaba recibir de parte del proveedor y lo que realmente recibió. Por consiguiente, corresponde calificar el hecho materia de denuncia como una presunta infracción al deber de idoneidad, tipificado en los artículos 18</w:t>
       </w:r>
@@ -3007,7 +2944,7 @@
           <w:color w:val="000000"/>
           <w:kern w:val="0"/>
           <w:lang w:eastAsia="es-PE"/>
-          <ns2:ligatures ns2:val="none"/>
+          <w14:ligatures w14:val="none"/>
         </w:rPr>
         <w:t/>
       </w:r>
@@ -3015,7 +2952,7 @@
         <w:rPr>
           <w:rFonts w:ascii="Arial Narrow" w:eastAsia="Arial Narrow" w:hAnsi="Arial Narrow" w:cs="Arial Narrow"/>
           <w:kern w:val="0"/>
-          <ns2:ligatures ns2:val="none"/>
+          <w14:ligatures w14:val="none"/>
         </w:rPr>
         <w:t xml:space="preserve"> y 19</w:t>
       </w:r>
@@ -3025,7 +2962,7 @@
           <w:color w:val="000000"/>
           <w:kern w:val="0"/>
           <w:lang w:eastAsia="es-PE"/>
-          <ns2:ligatures ns2:val="none"/>
+          <w14:ligatures w14:val="none"/>
         </w:rPr>
         <w:t/>
       </w:r>
@@ -3033,7 +2970,7 @@
         <w:rPr>
           <w:rFonts w:ascii="Arial Narrow" w:eastAsia="Arial Narrow" w:hAnsi="Arial Narrow" w:cs="Arial Narrow"/>
           <w:kern w:val="0"/>
-          <ns2:ligatures ns2:val="none"/>
+          <w14:ligatures w14:val="none"/>
         </w:rPr>
         <w:t xml:space="preserve"> del Código</w:t>
       </w:r>
@@ -3044,23 +2981,23 @@
           <w:color w:val="000000"/>
           <w:kern w:val="0"/>
           <w:lang w:eastAsia="es-PE"/>
-          <ns2:ligatures ns2:val="none"/>
+          <w14:ligatures w14:val="none"/>
         </w:rPr>
         <w:t xml:space="preserve">. </w:t>
       </w:r>
     </w:p>
-    <w:p ns2:paraId="24CBC704" ns2:textId="77777777">
-      <w:pPr>
-        <w:spacing w:after="0" w:line="240" w:lineRule="auto"/>
-        <w:jc w:val="both"/>
-        <w:rPr>
-          <w:rFonts w:ascii="Arial Narrow" w:eastAsia="Arial Narrow" w:hAnsi="Arial Narrow" w:cs="Arial Narrow"/>
-          <w:kern w:val="0"/>
-          <ns2:ligatures ns2:val="none"/>
-        </w:rPr>
-      </w:pPr>
-    </w:p>
-    <w:p ns2:paraId="320629E6" ns2:textId="3E989783">
+    <w:p>
+      <w:pPr>
+        <w:spacing w:after="0" w:line="240" w:lineRule="auto"/>
+        <w:jc w:val="both"/>
+        <w:rPr>
+          <w:rFonts w:ascii="Arial Narrow" w:eastAsia="Arial Narrow" w:hAnsi="Arial Narrow" w:cs="Arial Narrow"/>
+          <w:kern w:val="0"/>
+          <w14:ligatures w14:val="none"/>
+        </w:rPr>
+      </w:pPr>
+    </w:p>
+    <w:p>
       <w:pPr>
         <w:pStyle w:val="Prrafodelista"/>
         <w:numPr>
@@ -3073,14 +3010,14 @@
         <w:rPr>
           <w:rFonts w:ascii="Arial Narrow" w:eastAsia="Arial Narrow" w:hAnsi="Arial Narrow" w:cs="Arial Narrow"/>
           <w:kern w:val="0"/>
-          <ns2:ligatures ns2:val="none"/>
-        </w:rPr>
-      </w:pPr>
-      <w:r>
-        <w:rPr>
-          <w:rFonts w:ascii="Arial Narrow" w:eastAsia="Arial Narrow" w:hAnsi="Arial Narrow" w:cs="Arial Narrow"/>
-          <w:kern w:val="0"/>
-          <ns2:ligatures ns2:val="none"/>
+          <w14:ligatures w14:val="none"/>
+        </w:rPr>
+      </w:pPr>
+      <w:r>
+        <w:rPr>
+          <w:rFonts w:ascii="Arial Narrow" w:eastAsia="Arial Narrow" w:hAnsi="Arial Narrow" w:cs="Arial Narrow"/>
+          <w:kern w:val="0"/>
+          <w14:ligatures w14:val="none"/>
         </w:rPr>
         <w:t xml:space="preserve">Así también, </w:t>
       </w:r>
@@ -3090,7 +3027,7 @@
           <w:color w:val="000000"/>
           <w:kern w:val="0"/>
           <w:lang w:eastAsia="es-PE"/>
-          <ns2:ligatures ns2:val="none"/>
+          <w14:ligatures w14:val="none"/>
         </w:rPr>
         <w:t xml:space="preserve">la Secretaría Técnica, en ejercicio de sus facultades, considera </w:t>
       </w:r>
@@ -3098,7 +3035,7 @@
         <w:rPr>
           <w:rFonts w:ascii="Arial Narrow" w:eastAsia="Arial Narrow" w:hAnsi="Arial Narrow" w:cs="Arial"/>
           <w:kern w:val="0"/>
-          <ns2:ligatures ns2:val="none"/>
+          <w14:ligatures w14:val="none"/>
         </w:rPr>
         <w:t xml:space="preserve">que el hecho denunciado, consistente en que </w:t>
       </w:r>
@@ -3108,7 +3045,7 @@
           <w:kern w:val="0"/>
           <w:shd w:val="clear" w:color="auto" w:fill="FFFFFF"/>
           <w:lang w:eastAsia="es-PE"/>
-          <ns2:ligatures ns2:val="none"/>
+          <w14:ligatures w14:val="none"/>
         </w:rPr>
         <w:t>la compañía aseguradora no habría cumplido con brindar una respuesta adecuada a la comunicación realizada por la denunciante el 14 de marzo de 2025</w:t>
       </w:r>
@@ -3116,7 +3053,7 @@
         <w:rPr>
           <w:rFonts w:ascii="Arial Narrow" w:eastAsia="Arial Narrow" w:hAnsi="Arial Narrow" w:cs="Arial Narrow"/>
           <w:kern w:val="0"/>
-          <ns2:ligatures ns2:val="none"/>
+          <w14:ligatures w14:val="none"/>
         </w:rPr>
         <w:t>; involucraría una presunta afectación a sus expectativas, quien no habría encontrado una correspondencia entre lo que esperaba recibir de parte del proveedor y lo que realmente recibió. Por consiguiente, corresponde calificar el hecho materia de denuncia como una presunta infracción al deber de idoneidad, tipificado en los artículos 18</w:t>
       </w:r>
@@ -3126,7 +3063,7 @@
           <w:color w:val="000000"/>
           <w:kern w:val="0"/>
           <w:lang w:eastAsia="es-PE"/>
-          <ns2:ligatures ns2:val="none"/>
+          <w14:ligatures w14:val="none"/>
         </w:rPr>
         <w:t/>
       </w:r>
@@ -3134,7 +3071,7 @@
         <w:rPr>
           <w:rFonts w:ascii="Arial Narrow" w:eastAsia="Arial Narrow" w:hAnsi="Arial Narrow" w:cs="Arial Narrow"/>
           <w:kern w:val="0"/>
-          <ns2:ligatures ns2:val="none"/>
+          <w14:ligatures w14:val="none"/>
         </w:rPr>
         <w:t xml:space="preserve"> y 19</w:t>
       </w:r>
@@ -3144,7 +3081,7 @@
           <w:color w:val="000000"/>
           <w:kern w:val="0"/>
           <w:lang w:eastAsia="es-PE"/>
-          <ns2:ligatures ns2:val="none"/>
+          <w14:ligatures w14:val="none"/>
         </w:rPr>
         <w:t/>
       </w:r>
@@ -3152,23 +3089,23 @@
         <w:rPr>
           <w:rFonts w:ascii="Arial Narrow" w:eastAsia="Arial Narrow" w:hAnsi="Arial Narrow" w:cs="Arial Narrow"/>
           <w:kern w:val="0"/>
-          <ns2:ligatures ns2:val="none"/>
+          <w14:ligatures w14:val="none"/>
         </w:rPr>
         <w:t xml:space="preserve"> del Código.</w:t>
       </w:r>
     </w:p>
-    <w:p ns2:paraId="0F2752D7" ns2:textId="77777777">
+    <w:p>
       <w:pPr>
         <w:pStyle w:val="Prrafodelista"/>
         <w:spacing w:line="240" w:lineRule="auto"/>
         <w:rPr>
           <w:rFonts w:ascii="Arial Narrow" w:eastAsia="Arial Narrow" w:hAnsi="Arial Narrow" w:cs="Arial Narrow"/>
           <w:kern w:val="0"/>
-          <ns2:ligatures ns2:val="none"/>
-        </w:rPr>
-      </w:pPr>
-    </w:p>
-    <w:p ns2:paraId="487A193F" ns2:textId="19516095">
+          <w14:ligatures w14:val="none"/>
+        </w:rPr>
+      </w:pPr>
+    </w:p>
+    <w:p>
       <w:pPr>
         <w:pStyle w:val="Prrafodelista"/>
         <w:numPr>
@@ -3181,14 +3118,14 @@
         <w:rPr>
           <w:rFonts w:ascii="Arial Narrow" w:eastAsia="Arial Narrow" w:hAnsi="Arial Narrow" w:cs="Arial Narrow"/>
           <w:kern w:val="0"/>
-          <ns2:ligatures ns2:val="none"/>
-        </w:rPr>
-      </w:pPr>
-      <w:r>
-        <w:rPr>
-          <w:rFonts w:ascii="Arial Narrow" w:eastAsia="Arial Narrow" w:hAnsi="Arial Narrow" w:cs="Arial Narrow"/>
-          <w:kern w:val="0"/>
-          <ns2:ligatures ns2:val="none"/>
+          <w14:ligatures w14:val="none"/>
+        </w:rPr>
+      </w:pPr>
+      <w:r>
+        <w:rPr>
+          <w:rFonts w:ascii="Arial Narrow" w:eastAsia="Arial Narrow" w:hAnsi="Arial Narrow" w:cs="Arial Narrow"/>
+          <w:kern w:val="0"/>
+          <w14:ligatures w14:val="none"/>
         </w:rPr>
         <w:t xml:space="preserve">Adicionalmente, </w:t>
       </w:r>
@@ -3198,7 +3135,7 @@
           <w:color w:val="000000"/>
           <w:kern w:val="0"/>
           <w:lang w:eastAsia="es-PE"/>
-          <ns2:ligatures ns2:val="none"/>
+          <w14:ligatures w14:val="none"/>
         </w:rPr>
         <w:t xml:space="preserve">la Secretaría Técnica, en ejercicio de sus facultades, considera </w:t>
       </w:r>
@@ -3206,7 +3143,7 @@
         <w:rPr>
           <w:rFonts w:ascii="Arial Narrow" w:eastAsia="Arial Narrow" w:hAnsi="Arial Narrow" w:cs="Arial"/>
           <w:kern w:val="0"/>
-          <ns2:ligatures ns2:val="none"/>
+          <w14:ligatures w14:val="none"/>
         </w:rPr>
         <w:t xml:space="preserve">que el hecho denunciado, consistente en que </w:t>
       </w:r>
@@ -3216,7 +3153,7 @@
           <w:kern w:val="0"/>
           <w:shd w:val="clear" w:color="auto" w:fill="FFFFFF"/>
           <w:lang w:eastAsia="es-PE"/>
-          <ns2:ligatures ns2:val="none"/>
+          <w14:ligatures w14:val="none"/>
         </w:rPr>
         <w:t>la compañía aseguradora no habría cumplido con brindar una respuesta adecuada a la comunicación realizada vía WhatsApp por la denunciante el 17 de marzo de 2025</w:t>
       </w:r>
@@ -3224,7 +3161,7 @@
         <w:rPr>
           <w:rFonts w:ascii="Arial Narrow" w:eastAsia="Arial Narrow" w:hAnsi="Arial Narrow" w:cs="Arial Narrow"/>
           <w:kern w:val="0"/>
-          <ns2:ligatures ns2:val="none"/>
+          <w14:ligatures w14:val="none"/>
         </w:rPr>
         <w:t xml:space="preserve">; involucraría una presunta afectación a sus expectativas, quien no habría encontrado una correspondencia entre lo que esperaba recibir de parte del proveedor y lo que realmente recibió. Por </w:t>
       </w:r>
@@ -3232,7 +3169,7 @@
         <w:rPr>
           <w:rFonts w:ascii="Arial Narrow" w:eastAsia="Arial Narrow" w:hAnsi="Arial Narrow" w:cs="Arial Narrow"/>
           <w:kern w:val="0"/>
-          <ns2:ligatures ns2:val="none"/>
+          <w14:ligatures w14:val="none"/>
         </w:rPr>
         <w:lastRenderedPageBreak/>
         <w:t>consiguiente, corresponde calificar el hecho materia de denuncia como una presunta infracción al deber de idoneidad, tipificado en los artículos 18</w:t>
@@ -3243,7 +3180,7 @@
           <w:color w:val="000000"/>
           <w:kern w:val="0"/>
           <w:lang w:eastAsia="es-PE"/>
-          <ns2:ligatures ns2:val="none"/>
+          <w14:ligatures w14:val="none"/>
         </w:rPr>
         <w:t/>
       </w:r>
@@ -3251,7 +3188,7 @@
         <w:rPr>
           <w:rFonts w:ascii="Arial Narrow" w:eastAsia="Arial Narrow" w:hAnsi="Arial Narrow" w:cs="Arial Narrow"/>
           <w:kern w:val="0"/>
-          <ns2:ligatures ns2:val="none"/>
+          <w14:ligatures w14:val="none"/>
         </w:rPr>
         <w:t xml:space="preserve"> y 19</w:t>
       </w:r>
@@ -3261,7 +3198,7 @@
           <w:color w:val="000000"/>
           <w:kern w:val="0"/>
           <w:lang w:eastAsia="es-PE"/>
-          <ns2:ligatures ns2:val="none"/>
+          <w14:ligatures w14:val="none"/>
         </w:rPr>
         <w:t/>
       </w:r>
@@ -3269,23 +3206,23 @@
         <w:rPr>
           <w:rFonts w:ascii="Arial Narrow" w:eastAsia="Arial Narrow" w:hAnsi="Arial Narrow" w:cs="Arial Narrow"/>
           <w:kern w:val="0"/>
-          <ns2:ligatures ns2:val="none"/>
+          <w14:ligatures w14:val="none"/>
         </w:rPr>
         <w:t xml:space="preserve"> del Código.</w:t>
       </w:r>
     </w:p>
-    <w:p ns2:paraId="56ED4DFD" ns2:textId="77777777">
+    <w:p>
       <w:pPr>
         <w:pStyle w:val="Prrafodelista"/>
         <w:spacing w:line="240" w:lineRule="auto"/>
         <w:rPr>
           <w:rFonts w:ascii="Arial Narrow" w:eastAsia="Arial Narrow" w:hAnsi="Arial Narrow" w:cs="Arial Narrow"/>
           <w:kern w:val="0"/>
-          <ns2:ligatures ns2:val="none"/>
-        </w:rPr>
-      </w:pPr>
-    </w:p>
-    <w:p ns2:paraId="739930AD" ns2:textId="27074DDD">
+          <w14:ligatures w14:val="none"/>
+        </w:rPr>
+      </w:pPr>
+    </w:p>
+    <w:p>
       <w:pPr>
         <w:pStyle w:val="Prrafodelista"/>
         <w:numPr>
@@ -3298,14 +3235,14 @@
         <w:rPr>
           <w:rFonts w:ascii="Arial Narrow" w:eastAsia="Arial Narrow" w:hAnsi="Arial Narrow" w:cs="Arial Narrow"/>
           <w:kern w:val="0"/>
-          <ns2:ligatures ns2:val="none"/>
-        </w:rPr>
-      </w:pPr>
-      <w:r>
-        <w:rPr>
-          <w:rFonts w:ascii="Arial Narrow" w:eastAsia="Arial Narrow" w:hAnsi="Arial Narrow" w:cs="Arial Narrow"/>
-          <w:kern w:val="0"/>
-          <ns2:ligatures ns2:val="none"/>
+          <w14:ligatures w14:val="none"/>
+        </w:rPr>
+      </w:pPr>
+      <w:r>
+        <w:rPr>
+          <w:rFonts w:ascii="Arial Narrow" w:eastAsia="Arial Narrow" w:hAnsi="Arial Narrow" w:cs="Arial Narrow"/>
+          <w:kern w:val="0"/>
+          <w14:ligatures w14:val="none"/>
         </w:rPr>
         <w:t xml:space="preserve">Asimismo, </w:t>
       </w:r>
@@ -3315,7 +3252,7 @@
           <w:color w:val="000000"/>
           <w:kern w:val="0"/>
           <w:lang w:eastAsia="es-PE"/>
-          <ns2:ligatures ns2:val="none"/>
+          <w14:ligatures w14:val="none"/>
         </w:rPr>
         <w:t xml:space="preserve">la Secretaría Técnica, en ejercicio de sus facultades, considera </w:t>
       </w:r>
@@ -3323,7 +3260,7 @@
         <w:rPr>
           <w:rFonts w:ascii="Arial Narrow" w:eastAsia="Arial Narrow" w:hAnsi="Arial Narrow" w:cs="Arial"/>
           <w:kern w:val="0"/>
-          <ns2:ligatures ns2:val="none"/>
+          <w14:ligatures w14:val="none"/>
         </w:rPr>
         <w:t xml:space="preserve">que el hecho denunciado, consistente en que </w:t>
       </w:r>
@@ -3333,7 +3270,7 @@
           <w:kern w:val="0"/>
           <w:shd w:val="clear" w:color="auto" w:fill="FFFFFF"/>
           <w:lang w:eastAsia="es-PE"/>
-          <ns2:ligatures ns2:val="none"/>
+          <w14:ligatures w14:val="none"/>
         </w:rPr>
         <w:t xml:space="preserve">la compañía aseguradora no habría cumplido con brindar una respuesta efectiva a su solicitud </w:t>
       </w:r>
@@ -3344,7 +3281,7 @@
           <w:kern w:val="0"/>
           <w:shd w:val="clear" w:color="auto" w:fill="FFFFFF"/>
           <w:lang w:eastAsia="es-PE"/>
-          <ns2:ligatures ns2:val="none"/>
+          <w14:ligatures w14:val="none"/>
         </w:rPr>
         <w:t/>
       </w:r>
@@ -3355,7 +3292,7 @@
           <w:kern w:val="0"/>
           <w:shd w:val="clear" w:color="auto" w:fill="FFFFFF"/>
           <w:lang w:eastAsia="es-PE"/>
-          <ns2:ligatures ns2:val="none"/>
+          <w14:ligatures w14:val="none"/>
         </w:rPr>
         <w:t xml:space="preserve"> SS-0025768062 presentada el 17 de marzo de 2025</w:t>
       </w:r>
@@ -3363,7 +3300,7 @@
         <w:rPr>
           <w:rFonts w:ascii="Arial Narrow" w:eastAsia="Arial Narrow" w:hAnsi="Arial Narrow" w:cs="Arial Narrow"/>
           <w:kern w:val="0"/>
-          <ns2:ligatures ns2:val="none"/>
+          <w14:ligatures w14:val="none"/>
         </w:rPr>
         <w:t>; involucraría una presunta afectación a sus expectativas, quien no habría encontrado una correspondencia entre lo que esperaba recibir de parte del proveedor y lo que realmente recibió. Por consiguiente, corresponde calificar el hecho materia de denuncia como una presunta infracción al deber de idoneidad, tipificado en los artículos 18</w:t>
       </w:r>
@@ -3373,7 +3310,7 @@
           <w:color w:val="000000"/>
           <w:kern w:val="0"/>
           <w:lang w:eastAsia="es-PE"/>
-          <ns2:ligatures ns2:val="none"/>
+          <w14:ligatures w14:val="none"/>
         </w:rPr>
         <w:t/>
       </w:r>
@@ -3381,7 +3318,7 @@
         <w:rPr>
           <w:rFonts w:ascii="Arial Narrow" w:eastAsia="Arial Narrow" w:hAnsi="Arial Narrow" w:cs="Arial Narrow"/>
           <w:kern w:val="0"/>
-          <ns2:ligatures ns2:val="none"/>
+          <w14:ligatures w14:val="none"/>
         </w:rPr>
         <w:t xml:space="preserve"> y 19</w:t>
       </w:r>
@@ -3391,7 +3328,7 @@
           <w:color w:val="000000"/>
           <w:kern w:val="0"/>
           <w:lang w:eastAsia="es-PE"/>
-          <ns2:ligatures ns2:val="none"/>
+          <w14:ligatures w14:val="none"/>
         </w:rPr>
         <w:t/>
       </w:r>
@@ -3399,23 +3336,23 @@
         <w:rPr>
           <w:rFonts w:ascii="Arial Narrow" w:eastAsia="Arial Narrow" w:hAnsi="Arial Narrow" w:cs="Arial Narrow"/>
           <w:kern w:val="0"/>
-          <ns2:ligatures ns2:val="none"/>
+          <w14:ligatures w14:val="none"/>
         </w:rPr>
         <w:t xml:space="preserve"> del Código.</w:t>
       </w:r>
     </w:p>
-    <w:p ns2:paraId="0262F92A" ns2:textId="77777777">
+    <w:p>
       <w:pPr>
         <w:pStyle w:val="Prrafodelista"/>
         <w:spacing w:line="240" w:lineRule="auto"/>
         <w:rPr>
           <w:rFonts w:ascii="Arial Narrow" w:eastAsia="Arial Narrow" w:hAnsi="Arial Narrow" w:cs="Arial Narrow"/>
           <w:kern w:val="0"/>
-          <ns2:ligatures ns2:val="none"/>
-        </w:rPr>
-      </w:pPr>
-    </w:p>
-    <w:p ns2:paraId="4220E0F5" ns2:textId="6915B715">
+          <w14:ligatures w14:val="none"/>
+        </w:rPr>
+      </w:pPr>
+    </w:p>
+    <w:p>
       <w:pPr>
         <w:pStyle w:val="Prrafodelista"/>
         <w:numPr>
@@ -3428,14 +3365,14 @@
         <w:rPr>
           <w:rFonts w:ascii="Arial Narrow" w:eastAsia="Arial Narrow" w:hAnsi="Arial Narrow" w:cs="Arial Narrow"/>
           <w:kern w:val="0"/>
-          <ns2:ligatures ns2:val="none"/>
-        </w:rPr>
-      </w:pPr>
-      <w:r>
-        <w:rPr>
-          <w:rFonts w:ascii="Arial Narrow" w:eastAsia="Arial Narrow" w:hAnsi="Arial Narrow" w:cs="Arial Narrow"/>
-          <w:kern w:val="0"/>
-          <ns2:ligatures ns2:val="none"/>
+          <w14:ligatures w14:val="none"/>
+        </w:rPr>
+      </w:pPr>
+      <w:r>
+        <w:rPr>
+          <w:rFonts w:ascii="Arial Narrow" w:eastAsia="Arial Narrow" w:hAnsi="Arial Narrow" w:cs="Arial Narrow"/>
+          <w:kern w:val="0"/>
+          <w14:ligatures w14:val="none"/>
         </w:rPr>
         <w:t xml:space="preserve">Además, </w:t>
       </w:r>
@@ -3445,7 +3382,7 @@
           <w:color w:val="000000"/>
           <w:kern w:val="0"/>
           <w:lang w:eastAsia="es-PE"/>
-          <ns2:ligatures ns2:val="none"/>
+          <w14:ligatures w14:val="none"/>
         </w:rPr>
         <w:t xml:space="preserve">la Secretaría Técnica, en ejercicio de sus facultades, considera </w:t>
       </w:r>
@@ -3453,7 +3390,7 @@
         <w:rPr>
           <w:rFonts w:ascii="Arial Narrow" w:eastAsia="Arial Narrow" w:hAnsi="Arial Narrow" w:cs="Arial"/>
           <w:kern w:val="0"/>
-          <ns2:ligatures ns2:val="none"/>
+          <w14:ligatures w14:val="none"/>
         </w:rPr>
         <w:t xml:space="preserve">que el hecho denunciado, consistente en que </w:t>
       </w:r>
@@ -3463,7 +3400,7 @@
           <w:color w:val="000000"/>
           <w:kern w:val="0"/>
           <w:lang w:eastAsia="es-PE"/>
-          <ns2:ligatures ns2:val="none"/>
+          <w14:ligatures w14:val="none"/>
         </w:rPr>
         <w:t>la compañía aseguradora no habría cumplido con brindar una respuesta adecuada a la comunicación realizada por la denunciante el 18 de marzo de 2025</w:t>
       </w:r>
@@ -3471,7 +3408,7 @@
         <w:rPr>
           <w:rFonts w:ascii="Arial Narrow" w:eastAsia="Arial Narrow" w:hAnsi="Arial Narrow" w:cs="Arial Narrow"/>
           <w:kern w:val="0"/>
-          <ns2:ligatures ns2:val="none"/>
+          <w14:ligatures w14:val="none"/>
         </w:rPr>
         <w:t>; involucraría una presunta afectación a sus expectativas, quien no habría encontrado una correspondencia entre lo que esperaba recibir de parte del proveedor y lo que realmente recibió. Por consiguiente, corresponde calificar el hecho materia de denuncia como una presunta infracción al deber de idoneidad, tipificado en los artículos 18</w:t>
       </w:r>
@@ -3481,7 +3418,7 @@
           <w:color w:val="000000"/>
           <w:kern w:val="0"/>
           <w:lang w:eastAsia="es-PE"/>
-          <ns2:ligatures ns2:val="none"/>
+          <w14:ligatures w14:val="none"/>
         </w:rPr>
         <w:t/>
       </w:r>
@@ -3489,7 +3426,7 @@
         <w:rPr>
           <w:rFonts w:ascii="Arial Narrow" w:eastAsia="Arial Narrow" w:hAnsi="Arial Narrow" w:cs="Arial Narrow"/>
           <w:kern w:val="0"/>
-          <ns2:ligatures ns2:val="none"/>
+          <w14:ligatures w14:val="none"/>
         </w:rPr>
         <w:t xml:space="preserve"> y 19</w:t>
       </w:r>
@@ -3499,7 +3436,7 @@
           <w:color w:val="000000"/>
           <w:kern w:val="0"/>
           <w:lang w:eastAsia="es-PE"/>
-          <ns2:ligatures ns2:val="none"/>
+          <w14:ligatures w14:val="none"/>
         </w:rPr>
         <w:t/>
       </w:r>
@@ -3507,23 +3444,23 @@
         <w:rPr>
           <w:rFonts w:ascii="Arial Narrow" w:eastAsia="Arial Narrow" w:hAnsi="Arial Narrow" w:cs="Arial Narrow"/>
           <w:kern w:val="0"/>
-          <ns2:ligatures ns2:val="none"/>
+          <w14:ligatures w14:val="none"/>
         </w:rPr>
         <w:t xml:space="preserve"> del Código.</w:t>
       </w:r>
     </w:p>
-    <w:p ns2:paraId="0286CF68" ns2:textId="77777777">
+    <w:p>
       <w:pPr>
         <w:pStyle w:val="Prrafodelista"/>
         <w:spacing w:line="240" w:lineRule="auto"/>
         <w:rPr>
           <w:rFonts w:ascii="Arial Narrow" w:eastAsia="Arial Narrow" w:hAnsi="Arial Narrow" w:cs="Arial Narrow"/>
           <w:kern w:val="0"/>
-          <ns2:ligatures ns2:val="none"/>
-        </w:rPr>
-      </w:pPr>
-    </w:p>
-    <w:p ns2:paraId="48C9D896" ns2:textId="6DCCCF85">
+          <w14:ligatures w14:val="none"/>
+        </w:rPr>
+      </w:pPr>
+    </w:p>
+    <w:p>
       <w:pPr>
         <w:pStyle w:val="Prrafodelista"/>
         <w:numPr>
@@ -3536,14 +3473,14 @@
         <w:rPr>
           <w:rFonts w:ascii="Arial Narrow" w:eastAsia="Arial Narrow" w:hAnsi="Arial Narrow" w:cs="Arial Narrow"/>
           <w:kern w:val="0"/>
-          <ns2:ligatures ns2:val="none"/>
-        </w:rPr>
-      </w:pPr>
-      <w:r>
-        <w:rPr>
-          <w:rFonts w:ascii="Arial Narrow" w:eastAsia="Arial Narrow" w:hAnsi="Arial Narrow" w:cs="Arial Narrow"/>
-          <w:kern w:val="0"/>
-          <ns2:ligatures ns2:val="none"/>
+          <w14:ligatures w14:val="none"/>
+        </w:rPr>
+      </w:pPr>
+      <w:r>
+        <w:rPr>
+          <w:rFonts w:ascii="Arial Narrow" w:eastAsia="Arial Narrow" w:hAnsi="Arial Narrow" w:cs="Arial Narrow"/>
+          <w:kern w:val="0"/>
+          <w14:ligatures w14:val="none"/>
         </w:rPr>
         <w:t xml:space="preserve">Así también, </w:t>
       </w:r>
@@ -3553,7 +3490,7 @@
           <w:color w:val="000000"/>
           <w:kern w:val="0"/>
           <w:lang w:eastAsia="es-PE"/>
-          <ns2:ligatures ns2:val="none"/>
+          <w14:ligatures w14:val="none"/>
         </w:rPr>
         <w:t xml:space="preserve">la Secretaría Técnica, en ejercicio de sus facultades, considera </w:t>
       </w:r>
@@ -3561,7 +3498,7 @@
         <w:rPr>
           <w:rFonts w:ascii="Arial Narrow" w:eastAsia="Arial Narrow" w:hAnsi="Arial Narrow" w:cs="Arial"/>
           <w:kern w:val="0"/>
-          <ns2:ligatures ns2:val="none"/>
+          <w14:ligatures w14:val="none"/>
         </w:rPr>
         <w:t xml:space="preserve">que el hecho denunciado, consistente en que </w:t>
       </w:r>
@@ -3571,7 +3508,7 @@
           <w:color w:val="000000"/>
           <w:kern w:val="0"/>
           <w:lang w:eastAsia="es-PE"/>
-          <ns2:ligatures ns2:val="none"/>
+          <w14:ligatures w14:val="none"/>
         </w:rPr>
         <w:t>la compañía aseguradora no habría cumplido con brindar una respuesta adecuada a la comunicación por la denunciante el 20 de marzo de 2025</w:t>
       </w:r>
@@ -3579,7 +3516,7 @@
         <w:rPr>
           <w:rFonts w:ascii="Arial Narrow" w:eastAsia="Arial Narrow" w:hAnsi="Arial Narrow" w:cs="Arial Narrow"/>
           <w:kern w:val="0"/>
-          <ns2:ligatures ns2:val="none"/>
+          <w14:ligatures w14:val="none"/>
         </w:rPr>
         <w:t>; involucraría una presunta afectación a sus expectativas, quien no habría encontrado una correspondencia entre lo que esperaba recibir de parte del proveedor y lo que realmente recibió. Por consiguiente, corresponde calificar el hecho materia de denuncia como una presunta infracción al deber de idoneidad, tipificado en los artículos 18</w:t>
       </w:r>
@@ -3589,7 +3526,7 @@
           <w:color w:val="000000"/>
           <w:kern w:val="0"/>
           <w:lang w:eastAsia="es-PE"/>
-          <ns2:ligatures ns2:val="none"/>
+          <w14:ligatures w14:val="none"/>
         </w:rPr>
         <w:t/>
       </w:r>
@@ -3597,7 +3534,7 @@
         <w:rPr>
           <w:rFonts w:ascii="Arial Narrow" w:eastAsia="Arial Narrow" w:hAnsi="Arial Narrow" w:cs="Arial Narrow"/>
           <w:kern w:val="0"/>
-          <ns2:ligatures ns2:val="none"/>
+          <w14:ligatures w14:val="none"/>
         </w:rPr>
         <w:t xml:space="preserve"> y 19</w:t>
       </w:r>
@@ -3607,7 +3544,7 @@
           <w:color w:val="000000"/>
           <w:kern w:val="0"/>
           <w:lang w:eastAsia="es-PE"/>
-          <ns2:ligatures ns2:val="none"/>
+          <w14:ligatures w14:val="none"/>
         </w:rPr>
         <w:t/>
       </w:r>
@@ -3615,23 +3552,23 @@
         <w:rPr>
           <w:rFonts w:ascii="Arial Narrow" w:eastAsia="Arial Narrow" w:hAnsi="Arial Narrow" w:cs="Arial Narrow"/>
           <w:kern w:val="0"/>
-          <ns2:ligatures ns2:val="none"/>
+          <w14:ligatures w14:val="none"/>
         </w:rPr>
         <w:t xml:space="preserve"> del Código.</w:t>
       </w:r>
     </w:p>
-    <w:p ns2:paraId="3147BA70" ns2:textId="77777777">
+    <w:p>
       <w:pPr>
         <w:pStyle w:val="Prrafodelista"/>
         <w:spacing w:line="240" w:lineRule="auto"/>
         <w:rPr>
           <w:rFonts w:ascii="Arial Narrow" w:eastAsia="Arial Narrow" w:hAnsi="Arial Narrow" w:cs="Arial Narrow"/>
           <w:kern w:val="0"/>
-          <ns2:ligatures ns2:val="none"/>
-        </w:rPr>
-      </w:pPr>
-    </w:p>
-    <w:p ns2:paraId="0533DA3B" ns2:textId="651B4D7F">
+          <w14:ligatures w14:val="none"/>
+        </w:rPr>
+      </w:pPr>
+    </w:p>
+    <w:p>
       <w:pPr>
         <w:pStyle w:val="Prrafodelista"/>
         <w:numPr>
@@ -3644,14 +3581,14 @@
         <w:rPr>
           <w:rFonts w:ascii="Arial Narrow" w:eastAsia="Arial Narrow" w:hAnsi="Arial Narrow" w:cs="Arial Narrow"/>
           <w:kern w:val="0"/>
-          <ns2:ligatures ns2:val="none"/>
-        </w:rPr>
-      </w:pPr>
-      <w:r>
-        <w:rPr>
-          <w:rFonts w:ascii="Arial Narrow" w:eastAsia="Arial Narrow" w:hAnsi="Arial Narrow" w:cs="Arial Narrow"/>
-          <w:kern w:val="0"/>
-          <ns2:ligatures ns2:val="none"/>
+          <w14:ligatures w14:val="none"/>
+        </w:rPr>
+      </w:pPr>
+      <w:r>
+        <w:rPr>
+          <w:rFonts w:ascii="Arial Narrow" w:eastAsia="Arial Narrow" w:hAnsi="Arial Narrow" w:cs="Arial Narrow"/>
+          <w:kern w:val="0"/>
+          <w14:ligatures w14:val="none"/>
         </w:rPr>
         <w:t xml:space="preserve">Asimismo, </w:t>
       </w:r>
@@ -3661,7 +3598,7 @@
           <w:color w:val="000000"/>
           <w:kern w:val="0"/>
           <w:lang w:eastAsia="es-PE"/>
-          <ns2:ligatures ns2:val="none"/>
+          <w14:ligatures w14:val="none"/>
         </w:rPr>
         <w:t xml:space="preserve">la Secretaría Técnica, en ejercicio de sus facultades, considera </w:t>
       </w:r>
@@ -3669,7 +3606,7 @@
         <w:rPr>
           <w:rFonts w:ascii="Arial Narrow" w:eastAsia="Arial Narrow" w:hAnsi="Arial Narrow" w:cs="Arial"/>
           <w:kern w:val="0"/>
-          <ns2:ligatures ns2:val="none"/>
+          <w14:ligatures w14:val="none"/>
         </w:rPr>
         <w:t xml:space="preserve">que el hecho denunciado, consistente en que </w:t>
       </w:r>
@@ -3680,7 +3617,7 @@
           <w:kern w:val="0"/>
           <w:shd w:val="clear" w:color="auto" w:fill="FFFFFF"/>
           <w:lang w:eastAsia="es-PE"/>
-          <ns2:ligatures ns2:val="none"/>
+          <w14:ligatures w14:val="none"/>
         </w:rPr>
         <w:t>la compañía aseguradora no habría cumplido con brindar una respuesta adecuada a la comunicación realizada por la denunciante el 24 de marzo de 2025</w:t>
       </w:r>
@@ -3688,7 +3625,7 @@
         <w:rPr>
           <w:rFonts w:ascii="Arial Narrow" w:eastAsia="Arial Narrow" w:hAnsi="Arial Narrow" w:cs="Arial Narrow"/>
           <w:kern w:val="0"/>
-          <ns2:ligatures ns2:val="none"/>
+          <w14:ligatures w14:val="none"/>
         </w:rPr>
         <w:t>; involucraría una presunta afectación a sus expectativas, quien no habría encontrado una correspondencia entre lo que esperaba recibir de parte del proveedor y lo que realmente recibió. Por consiguiente, corresponde calificar el hecho materia de denuncia como una presunta infracción al deber de idoneidad, tipificado en los artículos 18</w:t>
       </w:r>
@@ -3698,7 +3635,7 @@
           <w:color w:val="000000"/>
           <w:kern w:val="0"/>
           <w:lang w:eastAsia="es-PE"/>
-          <ns2:ligatures ns2:val="none"/>
+          <w14:ligatures w14:val="none"/>
         </w:rPr>
         <w:t/>
       </w:r>
@@ -3706,7 +3643,7 @@
         <w:rPr>
           <w:rFonts w:ascii="Arial Narrow" w:eastAsia="Arial Narrow" w:hAnsi="Arial Narrow" w:cs="Arial Narrow"/>
           <w:kern w:val="0"/>
-          <ns2:ligatures ns2:val="none"/>
+          <w14:ligatures w14:val="none"/>
         </w:rPr>
         <w:t xml:space="preserve"> y 19</w:t>
       </w:r>
@@ -3716,7 +3653,7 @@
           <w:color w:val="000000"/>
           <w:kern w:val="0"/>
           <w:lang w:eastAsia="es-PE"/>
-          <ns2:ligatures ns2:val="none"/>
+          <w14:ligatures w14:val="none"/>
         </w:rPr>
         <w:t/>
       </w:r>
@@ -3724,23 +3661,23 @@
         <w:rPr>
           <w:rFonts w:ascii="Arial Narrow" w:eastAsia="Arial Narrow" w:hAnsi="Arial Narrow" w:cs="Arial Narrow"/>
           <w:kern w:val="0"/>
-          <ns2:ligatures ns2:val="none"/>
+          <w14:ligatures w14:val="none"/>
         </w:rPr>
         <w:t xml:space="preserve"> del Código.</w:t>
       </w:r>
     </w:p>
-    <w:p ns2:paraId="765D3206" ns2:textId="77777777">
+    <w:p>
       <w:pPr>
         <w:pStyle w:val="Prrafodelista"/>
         <w:spacing w:line="240" w:lineRule="auto"/>
         <w:rPr>
           <w:rFonts w:ascii="Arial Narrow" w:eastAsia="Arial Narrow" w:hAnsi="Arial Narrow" w:cs="Arial Narrow"/>
           <w:kern w:val="0"/>
-          <ns2:ligatures ns2:val="none"/>
-        </w:rPr>
-      </w:pPr>
-    </w:p>
-    <w:p ns2:paraId="4DDEC5F5" ns2:textId="32962946">
+          <w14:ligatures w14:val="none"/>
+        </w:rPr>
+      </w:pPr>
+    </w:p>
+    <w:p>
       <w:pPr>
         <w:pStyle w:val="Prrafodelista"/>
         <w:numPr>
@@ -3753,14 +3690,14 @@
         <w:rPr>
           <w:rFonts w:ascii="Arial Narrow" w:eastAsia="Arial Narrow" w:hAnsi="Arial Narrow" w:cs="Arial Narrow"/>
           <w:kern w:val="0"/>
-          <ns2:ligatures ns2:val="none"/>
-        </w:rPr>
-      </w:pPr>
-      <w:r>
-        <w:rPr>
-          <w:rFonts w:ascii="Arial Narrow" w:eastAsia="Arial Narrow" w:hAnsi="Arial Narrow" w:cs="Arial Narrow"/>
-          <w:kern w:val="0"/>
-          <ns2:ligatures ns2:val="none"/>
+          <w14:ligatures w14:val="none"/>
+        </w:rPr>
+      </w:pPr>
+      <w:r>
+        <w:rPr>
+          <w:rFonts w:ascii="Arial Narrow" w:eastAsia="Arial Narrow" w:hAnsi="Arial Narrow" w:cs="Arial Narrow"/>
+          <w:kern w:val="0"/>
+          <w14:ligatures w14:val="none"/>
         </w:rPr>
         <w:t xml:space="preserve">Además, </w:t>
       </w:r>
@@ -3770,7 +3707,7 @@
           <w:color w:val="000000"/>
           <w:kern w:val="0"/>
           <w:lang w:eastAsia="es-PE"/>
-          <ns2:ligatures ns2:val="none"/>
+          <w14:ligatures w14:val="none"/>
         </w:rPr>
         <w:t xml:space="preserve">la Secretaría Técnica, en ejercicio de sus facultades, considera </w:t>
       </w:r>
@@ -3778,7 +3715,7 @@
         <w:rPr>
           <w:rFonts w:ascii="Arial Narrow" w:eastAsia="Arial Narrow" w:hAnsi="Arial Narrow" w:cs="Arial"/>
           <w:kern w:val="0"/>
-          <ns2:ligatures ns2:val="none"/>
+          <w14:ligatures w14:val="none"/>
         </w:rPr>
         <w:t xml:space="preserve">que el hecho denunciado, consistente en que </w:t>
       </w:r>
@@ -3789,7 +3726,7 @@
           <w:kern w:val="0"/>
           <w:shd w:val="clear" w:color="auto" w:fill="FFFFFF"/>
           <w:lang w:eastAsia="es-PE"/>
-          <ns2:ligatures ns2:val="none"/>
+          <w14:ligatures w14:val="none"/>
         </w:rPr>
         <w:t>la compañía aseguradora no habría cumplido con brindar una respuesta adecuada a la comunicación realizada por la denunciante el 26 de marzo de 2025</w:t>
       </w:r>
@@ -3797,7 +3734,7 @@
         <w:rPr>
           <w:rFonts w:ascii="Arial Narrow" w:eastAsia="Arial Narrow" w:hAnsi="Arial Narrow" w:cs="Arial Narrow"/>
           <w:kern w:val="0"/>
-          <ns2:ligatures ns2:val="none"/>
+          <w14:ligatures w14:val="none"/>
         </w:rPr>
         <w:t>; involucraría una presunta afectación a sus expectativas, quien no habría encontrado una correspondencia entre lo que esperaba recibir de parte del proveedor y lo que realmente recibió. Por consiguiente, corresponde calificar el hecho materia de denuncia como una presunta infracción al deber de idoneidad, tipificado en los artículos 18</w:t>
       </w:r>
@@ -3807,7 +3744,7 @@
           <w:color w:val="000000"/>
           <w:kern w:val="0"/>
           <w:lang w:eastAsia="es-PE"/>
-          <ns2:ligatures ns2:val="none"/>
+          <w14:ligatures w14:val="none"/>
         </w:rPr>
         <w:t/>
       </w:r>
@@ -3815,7 +3752,7 @@
         <w:rPr>
           <w:rFonts w:ascii="Arial Narrow" w:eastAsia="Arial Narrow" w:hAnsi="Arial Narrow" w:cs="Arial Narrow"/>
           <w:kern w:val="0"/>
-          <ns2:ligatures ns2:val="none"/>
+          <w14:ligatures w14:val="none"/>
         </w:rPr>
         <w:t xml:space="preserve"> y 19</w:t>
       </w:r>
@@ -3825,7 +3762,7 @@
           <w:color w:val="000000"/>
           <w:kern w:val="0"/>
           <w:lang w:eastAsia="es-PE"/>
-          <ns2:ligatures ns2:val="none"/>
+          <w14:ligatures w14:val="none"/>
         </w:rPr>
         <w:t/>
       </w:r>
@@ -3833,23 +3770,23 @@
         <w:rPr>
           <w:rFonts w:ascii="Arial Narrow" w:eastAsia="Arial Narrow" w:hAnsi="Arial Narrow" w:cs="Arial Narrow"/>
           <w:kern w:val="0"/>
-          <ns2:ligatures ns2:val="none"/>
+          <w14:ligatures w14:val="none"/>
         </w:rPr>
         <w:t xml:space="preserve"> del Código.</w:t>
       </w:r>
     </w:p>
-    <w:p ns2:paraId="15F8E071" ns2:textId="77777777">
+    <w:p>
       <w:pPr>
         <w:pStyle w:val="Prrafodelista"/>
         <w:spacing w:line="240" w:lineRule="auto"/>
         <w:rPr>
           <w:rFonts w:ascii="Arial Narrow" w:eastAsia="Arial Narrow" w:hAnsi="Arial Narrow" w:cs="Arial Narrow"/>
           <w:kern w:val="0"/>
-          <ns2:ligatures ns2:val="none"/>
-        </w:rPr>
-      </w:pPr>
-    </w:p>
-    <w:p ns2:paraId="4A11550E" ns2:textId="01C4EFE3">
+          <w14:ligatures w14:val="none"/>
+        </w:rPr>
+      </w:pPr>
+    </w:p>
+    <w:p>
       <w:pPr>
         <w:pStyle w:val="Prrafodelista"/>
         <w:numPr>
@@ -3862,14 +3799,14 @@
         <w:rPr>
           <w:rFonts w:ascii="Arial Narrow" w:eastAsia="Arial Narrow" w:hAnsi="Arial Narrow" w:cs="Arial Narrow"/>
           <w:kern w:val="0"/>
-          <ns2:ligatures ns2:val="none"/>
-        </w:rPr>
-      </w:pPr>
-      <w:r>
-        <w:rPr>
-          <w:rFonts w:ascii="Arial Narrow" w:eastAsia="Arial Narrow" w:hAnsi="Arial Narrow" w:cs="Arial Narrow"/>
-          <w:kern w:val="0"/>
-          <ns2:ligatures ns2:val="none"/>
+          <w14:ligatures w14:val="none"/>
+        </w:rPr>
+      </w:pPr>
+      <w:r>
+        <w:rPr>
+          <w:rFonts w:ascii="Arial Narrow" w:eastAsia="Arial Narrow" w:hAnsi="Arial Narrow" w:cs="Arial Narrow"/>
+          <w:kern w:val="0"/>
+          <w14:ligatures w14:val="none"/>
         </w:rPr>
         <w:t xml:space="preserve">Así también, </w:t>
       </w:r>
@@ -3879,7 +3816,7 @@
           <w:color w:val="000000"/>
           <w:kern w:val="0"/>
           <w:lang w:eastAsia="es-PE"/>
-          <ns2:ligatures ns2:val="none"/>
+          <w14:ligatures w14:val="none"/>
         </w:rPr>
         <w:t xml:space="preserve">la Secretaría Técnica, en ejercicio de sus facultades, considera </w:t>
       </w:r>
@@ -3887,7 +3824,7 @@
         <w:rPr>
           <w:rFonts w:ascii="Arial Narrow" w:eastAsia="Arial Narrow" w:hAnsi="Arial Narrow" w:cs="Arial"/>
           <w:kern w:val="0"/>
-          <ns2:ligatures ns2:val="none"/>
+          <w14:ligatures w14:val="none"/>
         </w:rPr>
         <w:t xml:space="preserve">que el hecho denunciado, consistente en que </w:t>
       </w:r>
@@ -3897,7 +3834,7 @@
           <w:color w:val="000000"/>
           <w:kern w:val="0"/>
           <w:lang w:eastAsia="es-PE"/>
-          <ns2:ligatures ns2:val="none"/>
+          <w14:ligatures w14:val="none"/>
         </w:rPr>
         <w:t>la compañía aseguradora no habría cumplido con brindar una respuesta adecuada a la comunicación realizada por la denunciante el 28 de marzo de 2025</w:t>
       </w:r>
@@ -3905,7 +3842,7 @@
         <w:rPr>
           <w:rFonts w:ascii="Arial Narrow" w:eastAsia="Arial Narrow" w:hAnsi="Arial Narrow" w:cs="Arial Narrow"/>
           <w:kern w:val="0"/>
-          <ns2:ligatures ns2:val="none"/>
+          <w14:ligatures w14:val="none"/>
         </w:rPr>
         <w:t>; involucraría una presunta afectación a sus expectativas, quien no habría encontrado una correspondencia entre lo que esperaba recibir de parte del proveedor y lo que realmente recibió. Por consiguiente, corresponde calificar el hecho materia de denuncia como una presunta infracción al deber de idoneidad, tipificado en los artículos 18</w:t>
       </w:r>
@@ -3915,7 +3852,7 @@
           <w:color w:val="000000"/>
           <w:kern w:val="0"/>
           <w:lang w:eastAsia="es-PE"/>
-          <ns2:ligatures ns2:val="none"/>
+          <w14:ligatures w14:val="none"/>
         </w:rPr>
         <w:t/>
       </w:r>
@@ -3923,7 +3860,7 @@
         <w:rPr>
           <w:rFonts w:ascii="Arial Narrow" w:eastAsia="Arial Narrow" w:hAnsi="Arial Narrow" w:cs="Arial Narrow"/>
           <w:kern w:val="0"/>
-          <ns2:ligatures ns2:val="none"/>
+          <w14:ligatures w14:val="none"/>
         </w:rPr>
         <w:t xml:space="preserve"> y 19</w:t>
       </w:r>
@@ -3933,7 +3870,7 @@
           <w:color w:val="000000"/>
           <w:kern w:val="0"/>
           <w:lang w:eastAsia="es-PE"/>
-          <ns2:ligatures ns2:val="none"/>
+          <w14:ligatures w14:val="none"/>
         </w:rPr>
         <w:t/>
       </w:r>
@@ -3941,7 +3878,7 @@
         <w:rPr>
           <w:rFonts w:ascii="Arial Narrow" w:eastAsia="Arial Narrow" w:hAnsi="Arial Narrow" w:cs="Arial Narrow"/>
           <w:kern w:val="0"/>
-          <ns2:ligatures ns2:val="none"/>
+          <w14:ligatures w14:val="none"/>
         </w:rPr>
         <w:t xml:space="preserve"> del Código</w:t>
       </w:r>
@@ -3949,23 +3886,23 @@
         <w:rPr>
           <w:rFonts w:ascii="Arial Narrow" w:eastAsia="Arial Narrow" w:hAnsi="Arial Narrow" w:cs="Arial Narrow"/>
           <w:kern w:val="0"/>
-          <ns2:ligatures ns2:val="none"/>
+          <w14:ligatures w14:val="none"/>
         </w:rPr>
         <w:t>.</w:t>
       </w:r>
     </w:p>
-    <w:p ns2:paraId="092417C5" ns2:textId="77777777">
+    <w:p>
       <w:pPr>
         <w:pStyle w:val="Prrafodelista"/>
         <w:spacing w:line="240" w:lineRule="auto"/>
         <w:rPr>
           <w:rFonts w:ascii="Arial Narrow" w:eastAsia="Arial Narrow" w:hAnsi="Arial Narrow" w:cs="Arial Narrow"/>
           <w:kern w:val="0"/>
-          <ns2:ligatures ns2:val="none"/>
-        </w:rPr>
-      </w:pPr>
-    </w:p>
-    <w:p ns2:paraId="60BB366F" ns2:textId="2B7884B0">
+          <w14:ligatures w14:val="none"/>
+        </w:rPr>
+      </w:pPr>
+    </w:p>
+    <w:p>
       <w:pPr>
         <w:pStyle w:val="Prrafodelista"/>
         <w:numPr>
@@ -3978,14 +3915,14 @@
         <w:rPr>
           <w:rFonts w:ascii="Arial Narrow" w:eastAsia="Arial Narrow" w:hAnsi="Arial Narrow" w:cs="Arial Narrow"/>
           <w:kern w:val="0"/>
-          <ns2:ligatures ns2:val="none"/>
-        </w:rPr>
-      </w:pPr>
-      <w:r>
-        <w:rPr>
-          <w:rFonts w:ascii="Arial Narrow" w:eastAsia="Arial Narrow" w:hAnsi="Arial Narrow" w:cs="Arial Narrow"/>
-          <w:kern w:val="0"/>
-          <ns2:ligatures ns2:val="none"/>
+          <w14:ligatures w14:val="none"/>
+        </w:rPr>
+      </w:pPr>
+      <w:r>
+        <w:rPr>
+          <w:rFonts w:ascii="Arial Narrow" w:eastAsia="Arial Narrow" w:hAnsi="Arial Narrow" w:cs="Arial Narrow"/>
+          <w:kern w:val="0"/>
+          <w14:ligatures w14:val="none"/>
         </w:rPr>
         <w:lastRenderedPageBreak/>
         <w:t>Adicionalmente</w:t>
@@ -3994,7 +3931,7 @@
         <w:rPr>
           <w:rFonts w:ascii="Arial Narrow" w:eastAsia="Arial Narrow" w:hAnsi="Arial Narrow" w:cs="Arial Narrow"/>
           <w:kern w:val="0"/>
-          <ns2:ligatures ns2:val="none"/>
+          <w14:ligatures w14:val="none"/>
         </w:rPr>
         <w:t xml:space="preserve">, </w:t>
       </w:r>
@@ -4004,7 +3941,7 @@
           <w:color w:val="000000"/>
           <w:kern w:val="0"/>
           <w:lang w:eastAsia="es-PE"/>
-          <ns2:ligatures ns2:val="none"/>
+          <w14:ligatures w14:val="none"/>
         </w:rPr>
         <w:t xml:space="preserve">la Secretaría Técnica, en ejercicio de sus facultades, considera </w:t>
       </w:r>
@@ -4012,7 +3949,7 @@
         <w:rPr>
           <w:rFonts w:ascii="Arial Narrow" w:eastAsia="Arial Narrow" w:hAnsi="Arial Narrow" w:cs="Arial"/>
           <w:kern w:val="0"/>
-          <ns2:ligatures ns2:val="none"/>
+          <w14:ligatures w14:val="none"/>
         </w:rPr>
         <w:t xml:space="preserve">que el hecho denunciado, consistente en que </w:t>
       </w:r>
@@ -4023,7 +3960,7 @@
           <w:kern w:val="0"/>
           <w:shd w:val="clear" w:color="auto" w:fill="FFFFFF"/>
           <w:lang w:eastAsia="es-PE"/>
-          <ns2:ligatures ns2:val="none"/>
+          <w14:ligatures w14:val="none"/>
         </w:rPr>
         <w:t>la compañía aseguradora no habría cumplido con brindar una respuesta adecuada a la comunicación realizada por la denunciante el 16 de abril de 2025</w:t>
       </w:r>
@@ -4031,7 +3968,7 @@
         <w:rPr>
           <w:rFonts w:ascii="Arial Narrow" w:eastAsia="Arial Narrow" w:hAnsi="Arial Narrow" w:cs="Arial Narrow"/>
           <w:kern w:val="0"/>
-          <ns2:ligatures ns2:val="none"/>
+          <w14:ligatures w14:val="none"/>
         </w:rPr>
         <w:t>; involucraría una presunta afectación a sus expectativas, quien no habría encontrado una correspondencia entre lo que esperaba recibir de parte del proveedor y lo que realmente recibió. Por consiguiente, corresponde calificar el hecho materia de denuncia como una presunta infracción al deber de idoneidad, tipificado en los artículos 18</w:t>
       </w:r>
@@ -4041,7 +3978,7 @@
           <w:color w:val="000000"/>
           <w:kern w:val="0"/>
           <w:lang w:eastAsia="es-PE"/>
-          <ns2:ligatures ns2:val="none"/>
+          <w14:ligatures w14:val="none"/>
         </w:rPr>
         <w:t/>
       </w:r>
@@ -4049,7 +3986,7 @@
         <w:rPr>
           <w:rFonts w:ascii="Arial Narrow" w:eastAsia="Arial Narrow" w:hAnsi="Arial Narrow" w:cs="Arial Narrow"/>
           <w:kern w:val="0"/>
-          <ns2:ligatures ns2:val="none"/>
+          <w14:ligatures w14:val="none"/>
         </w:rPr>
         <w:t xml:space="preserve"> y 19</w:t>
       </w:r>
@@ -4059,7 +3996,7 @@
           <w:color w:val="000000"/>
           <w:kern w:val="0"/>
           <w:lang w:eastAsia="es-PE"/>
-          <ns2:ligatures ns2:val="none"/>
+          <w14:ligatures w14:val="none"/>
         </w:rPr>
         <w:t/>
       </w:r>
@@ -4067,23 +4004,23 @@
         <w:rPr>
           <w:rFonts w:ascii="Arial Narrow" w:eastAsia="Arial Narrow" w:hAnsi="Arial Narrow" w:cs="Arial Narrow"/>
           <w:kern w:val="0"/>
-          <ns2:ligatures ns2:val="none"/>
+          <w14:ligatures w14:val="none"/>
         </w:rPr>
         <w:t xml:space="preserve"> del Código.</w:t>
       </w:r>
     </w:p>
-    <w:p ns2:paraId="6AA18C79" ns2:textId="77777777">
+    <w:p>
       <w:pPr>
         <w:pStyle w:val="Prrafodelista"/>
         <w:spacing w:line="240" w:lineRule="auto"/>
         <w:rPr>
           <w:rFonts w:ascii="Arial Narrow" w:eastAsia="Arial Narrow" w:hAnsi="Arial Narrow" w:cs="Arial Narrow"/>
           <w:kern w:val="0"/>
-          <ns2:ligatures ns2:val="none"/>
-        </w:rPr>
-      </w:pPr>
-    </w:p>
-    <w:p ns2:paraId="6F5903EC" ns2:textId="025CF981">
+          <w14:ligatures w14:val="none"/>
+        </w:rPr>
+      </w:pPr>
+    </w:p>
+    <w:p>
       <w:pPr>
         <w:pStyle w:val="Prrafodelista"/>
         <w:numPr>
@@ -4096,14 +4033,14 @@
         <w:rPr>
           <w:rFonts w:ascii="Arial Narrow" w:eastAsia="Arial Narrow" w:hAnsi="Arial Narrow" w:cs="Arial Narrow"/>
           <w:kern w:val="0"/>
-          <ns2:ligatures ns2:val="none"/>
-        </w:rPr>
-      </w:pPr>
-      <w:r>
-        <w:rPr>
-          <w:rFonts w:ascii="Arial Narrow" w:eastAsia="Arial Narrow" w:hAnsi="Arial Narrow" w:cs="Arial Narrow"/>
-          <w:kern w:val="0"/>
-          <ns2:ligatures ns2:val="none"/>
+          <w14:ligatures w14:val="none"/>
+        </w:rPr>
+      </w:pPr>
+      <w:r>
+        <w:rPr>
+          <w:rFonts w:ascii="Arial Narrow" w:eastAsia="Arial Narrow" w:hAnsi="Arial Narrow" w:cs="Arial Narrow"/>
+          <w:kern w:val="0"/>
+          <w14:ligatures w14:val="none"/>
         </w:rPr>
         <w:t xml:space="preserve">Así también, </w:t>
       </w:r>
@@ -4113,7 +4050,7 @@
           <w:color w:val="000000"/>
           <w:kern w:val="0"/>
           <w:lang w:eastAsia="es-PE"/>
-          <ns2:ligatures ns2:val="none"/>
+          <w14:ligatures w14:val="none"/>
         </w:rPr>
         <w:t xml:space="preserve">la Secretaría Técnica, en ejercicio de sus facultades, considera </w:t>
       </w:r>
@@ -4121,7 +4058,7 @@
         <w:rPr>
           <w:rFonts w:ascii="Arial Narrow" w:eastAsia="Arial Narrow" w:hAnsi="Arial Narrow" w:cs="Arial"/>
           <w:kern w:val="0"/>
-          <ns2:ligatures ns2:val="none"/>
+          <w14:ligatures w14:val="none"/>
         </w:rPr>
         <w:t xml:space="preserve">que el hecho denunciado, consistente en que </w:t>
       </w:r>
@@ -4132,7 +4069,7 @@
           <w:kern w:val="0"/>
           <w:shd w:val="clear" w:color="auto" w:fill="FFFFFF"/>
           <w:lang w:eastAsia="es-PE"/>
-          <ns2:ligatures ns2:val="none"/>
+          <w14:ligatures w14:val="none"/>
         </w:rPr>
         <w:t>la compañía aseguradora no habría cumplido con brindar una respuesta adecuada</w:t>
       </w:r>
@@ -4143,7 +4080,7 @@
           <w:kern w:val="0"/>
           <w:shd w:val="clear" w:color="auto" w:fill="FFFFFF"/>
           <w:lang w:eastAsia="es-PE"/>
-          <ns2:ligatures ns2:val="none"/>
+          <w14:ligatures w14:val="none"/>
         </w:rPr>
         <w:t xml:space="preserve"> </w:t>
       </w:r>
@@ -4154,7 +4091,7 @@
           <w:kern w:val="0"/>
           <w:shd w:val="clear" w:color="auto" w:fill="FFFFFF"/>
           <w:lang w:eastAsia="es-PE"/>
-          <ns2:ligatures ns2:val="none"/>
+          <w14:ligatures w14:val="none"/>
         </w:rPr>
         <w:t>a la comunicación realizada por la denunciante el 21 de abril de 2025</w:t>
       </w:r>
@@ -4162,7 +4099,7 @@
         <w:rPr>
           <w:rFonts w:ascii="Arial Narrow" w:eastAsia="Arial Narrow" w:hAnsi="Arial Narrow" w:cs="Arial Narrow"/>
           <w:kern w:val="0"/>
-          <ns2:ligatures ns2:val="none"/>
+          <w14:ligatures w14:val="none"/>
         </w:rPr>
         <w:t>; involucraría una presunta afectación a sus expectativas, quien no habría encontrado una correspondencia entre lo que esperaba recibir de parte del proveedor y lo que realmente recibió. Por consiguiente, corresponde calificar el hecho materia de denuncia como una presunta infracción al deber de idoneidad, tipificado en los artículos 18</w:t>
       </w:r>
@@ -4172,7 +4109,7 @@
           <w:color w:val="000000"/>
           <w:kern w:val="0"/>
           <w:lang w:eastAsia="es-PE"/>
-          <ns2:ligatures ns2:val="none"/>
+          <w14:ligatures w14:val="none"/>
         </w:rPr>
         <w:t/>
       </w:r>
@@ -4180,7 +4117,7 @@
         <w:rPr>
           <w:rFonts w:ascii="Arial Narrow" w:eastAsia="Arial Narrow" w:hAnsi="Arial Narrow" w:cs="Arial Narrow"/>
           <w:kern w:val="0"/>
-          <ns2:ligatures ns2:val="none"/>
+          <w14:ligatures w14:val="none"/>
         </w:rPr>
         <w:t xml:space="preserve"> y 19</w:t>
       </w:r>
@@ -4190,7 +4127,7 @@
           <w:color w:val="000000"/>
           <w:kern w:val="0"/>
           <w:lang w:eastAsia="es-PE"/>
-          <ns2:ligatures ns2:val="none"/>
+          <w14:ligatures w14:val="none"/>
         </w:rPr>
         <w:t/>
       </w:r>
@@ -4198,23 +4135,23 @@
         <w:rPr>
           <w:rFonts w:ascii="Arial Narrow" w:eastAsia="Arial Narrow" w:hAnsi="Arial Narrow" w:cs="Arial Narrow"/>
           <w:kern w:val="0"/>
-          <ns2:ligatures ns2:val="none"/>
+          <w14:ligatures w14:val="none"/>
         </w:rPr>
         <w:t xml:space="preserve"> del Código.</w:t>
       </w:r>
     </w:p>
-    <w:p ns2:paraId="7729AD00" ns2:textId="77777777">
-      <w:pPr>
-        <w:spacing w:after="0" w:line="240" w:lineRule="auto"/>
-        <w:jc w:val="both"/>
-        <w:rPr>
-          <w:rFonts w:ascii="Arial Narrow" w:eastAsia="Arial Narrow" w:hAnsi="Arial Narrow" w:cs="Arial Narrow"/>
-          <w:kern w:val="0"/>
-          <ns2:ligatures ns2:val="none"/>
-        </w:rPr>
-      </w:pPr>
-    </w:p>
-    <w:p ns2:paraId="44F874A3" ns2:textId="123DE1C4">
+    <w:p>
+      <w:pPr>
+        <w:spacing w:after="0" w:line="240" w:lineRule="auto"/>
+        <w:jc w:val="both"/>
+        <w:rPr>
+          <w:rFonts w:ascii="Arial Narrow" w:eastAsia="Arial Narrow" w:hAnsi="Arial Narrow" w:cs="Arial Narrow"/>
+          <w:kern w:val="0"/>
+          <w14:ligatures w14:val="none"/>
+        </w:rPr>
+      </w:pPr>
+    </w:p>
+    <w:p>
       <w:pPr>
         <w:pStyle w:val="Prrafodelista"/>
         <w:numPr>
@@ -4227,14 +4164,14 @@
         <w:rPr>
           <w:rFonts w:ascii="Arial Narrow" w:eastAsia="Arial Narrow" w:hAnsi="Arial Narrow" w:cs="Arial Narrow"/>
           <w:kern w:val="0"/>
-          <ns2:ligatures ns2:val="none"/>
-        </w:rPr>
-      </w:pPr>
-      <w:r>
-        <w:rPr>
-          <w:rFonts w:ascii="Arial Narrow" w:eastAsia="Arial Narrow" w:hAnsi="Arial Narrow" w:cs="Arial Narrow"/>
-          <w:kern w:val="0"/>
-          <ns2:ligatures ns2:val="none"/>
+          <w14:ligatures w14:val="none"/>
+        </w:rPr>
+      </w:pPr>
+      <w:r>
+        <w:rPr>
+          <w:rFonts w:ascii="Arial Narrow" w:eastAsia="Arial Narrow" w:hAnsi="Arial Narrow" w:cs="Arial Narrow"/>
+          <w:kern w:val="0"/>
+          <w14:ligatures w14:val="none"/>
         </w:rPr>
         <w:t xml:space="preserve">Asimismo, la Secretaría Técnica, en ejercicio de sus facultades, </w:t>
       </w:r>
@@ -4244,7 +4181,7 @@
           <w:color w:val="000000"/>
           <w:kern w:val="0"/>
           <w:lang w:eastAsia="es-PE"/>
-          <ns2:ligatures ns2:val="none"/>
+          <w14:ligatures w14:val="none"/>
         </w:rPr>
         <w:t xml:space="preserve">considera </w:t>
       </w:r>
@@ -4252,7 +4189,7 @@
         <w:rPr>
           <w:rFonts w:ascii="Arial Narrow" w:eastAsia="Arial Narrow" w:hAnsi="Arial Narrow" w:cs="Arial Narrow"/>
           <w:kern w:val="0"/>
-          <ns2:ligatures ns2:val="none"/>
+          <w14:ligatures w14:val="none"/>
         </w:rPr>
         <w:t>que el hecho denunciado</w:t>
       </w:r>
@@ -4262,7 +4199,7 @@
           <w:color w:val="000000"/>
           <w:kern w:val="0"/>
           <w:lang w:eastAsia="es-PE"/>
-          <ns2:ligatures ns2:val="none"/>
+          <w14:ligatures w14:val="none"/>
         </w:rPr>
         <w:t xml:space="preserve">, consistente en que </w:t>
       </w:r>
@@ -4272,7 +4209,7 @@
           <w:color w:val="000000"/>
           <w:kern w:val="0"/>
           <w:lang w:val="es-ES" w:eastAsia="es-ES"/>
-          <ns2:ligatures ns2:val="none"/>
+          <w14:ligatures w14:val="none"/>
         </w:rPr>
         <w:t>el proveedor denunciado habría brindado una respuesta inadecuada al reclamo presentado por la denunciante el 2 de abril de 2025</w:t>
       </w:r>
@@ -4282,7 +4219,7 @@
           <w:color w:val="000000"/>
           <w:kern w:val="0"/>
           <w:lang w:eastAsia="es-PE"/>
-          <ns2:ligatures ns2:val="none"/>
+          <w14:ligatures w14:val="none"/>
         </w:rPr>
         <w:t>. Por consiguiente, corresponde calificar el hecho materia de denuncia como una presunta infracción al</w:t>
       </w:r>
@@ -4290,7 +4227,7 @@
         <w:rPr>
           <w:rFonts w:ascii="Arial Narrow" w:eastAsia="Arial Narrow" w:hAnsi="Arial Narrow" w:cs="Arial Narrow"/>
           <w:kern w:val="0"/>
-          <ns2:ligatures ns2:val="none"/>
+          <w14:ligatures w14:val="none"/>
         </w:rPr>
         <w:t xml:space="preserve"> numeral 88.1</w:t>
       </w:r>
@@ -4298,7 +4235,7 @@
         <w:rPr>
           <w:rFonts w:ascii="Arial Narrow" w:eastAsia="Arial Narrow" w:hAnsi="Arial Narrow" w:cs="Arial Narrow"/>
           <w:kern w:val="0"/>
-          <ns2:ligatures ns2:val="none"/>
+          <w14:ligatures w14:val="none"/>
         </w:rPr>
         <w:t/>
       </w:r>
@@ -4306,7 +4243,7 @@
         <w:rPr>
           <w:rFonts w:ascii="Arial Narrow" w:eastAsia="Arial Narrow" w:hAnsi="Arial Narrow" w:cs="Arial Narrow"/>
           <w:kern w:val="0"/>
-          <ns2:ligatures ns2:val="none"/>
+          <w14:ligatures w14:val="none"/>
         </w:rPr>
         <w:t xml:space="preserve"> del artículo 88</w:t>
       </w:r>
@@ -4314,7 +4251,7 @@
         <w:rPr>
           <w:rFonts w:ascii="Arial Narrow" w:eastAsia="Arial Narrow" w:hAnsi="Arial Narrow" w:cs="Arial Narrow"/>
           <w:kern w:val="0"/>
-          <ns2:ligatures ns2:val="none"/>
+          <w14:ligatures w14:val="none"/>
         </w:rPr>
         <w:t/>
       </w:r>
@@ -4322,7 +4259,7 @@
         <w:rPr>
           <w:rFonts w:ascii="Arial Narrow" w:eastAsia="Arial Narrow" w:hAnsi="Arial Narrow" w:cs="Arial Narrow"/>
           <w:kern w:val="0"/>
-          <ns2:ligatures ns2:val="none"/>
+          <w14:ligatures w14:val="none"/>
         </w:rPr>
         <w:t xml:space="preserve"> del Código</w:t>
       </w:r>
@@ -4332,7 +4269,7 @@
           <w:rFonts w:ascii="Arial Narrow" w:eastAsia="Arial Narrow" w:hAnsi="Arial Narrow" w:cs="Arial"/>
           <w:kern w:val="0"/>
           <w:vertAlign w:val="superscript"/>
-          <ns2:ligatures ns2:val="none"/>
+          <w14:ligatures w14:val="none"/>
         </w:rPr>
         <w:footnoteReference w:id="5"/>
       </w:r>
@@ -4340,12 +4277,12 @@
         <w:rPr>
           <w:rFonts w:ascii="Arial Narrow" w:eastAsia="Arial Narrow" w:hAnsi="Arial Narrow" w:cs="Arial Narrow"/>
           <w:kern w:val="0"/>
-          <ns2:ligatures ns2:val="none"/>
+          <w14:ligatures w14:val="none"/>
         </w:rPr>
         <w:t>.</w:t>
       </w:r>
     </w:p>
-    <w:p ns2:paraId="432038D6" ns2:textId="0A9F6D75">
+    <w:p>
       <w:pPr>
         <w:pStyle w:val="Prrafodelista"/>
         <w:spacing w:after="0" w:line="240" w:lineRule="auto"/>
@@ -4355,11 +4292,11 @@
           <w:rFonts w:ascii="Arial Narrow" w:eastAsia="Calibri" w:hAnsi="Arial Narrow" w:cs="Arial Narrow"/>
           <w:kern w:val="0"/>
           <w:lang w:eastAsia="es-PE"/>
-          <ns2:ligatures ns2:val="none"/>
-        </w:rPr>
-      </w:pPr>
-    </w:p>
-    <w:p ns2:paraId="463134E5" ns2:textId="77777777">
+          <w14:ligatures w14:val="none"/>
+        </w:rPr>
+      </w:pPr>
+    </w:p>
+    <w:p>
       <w:pPr>
         <w:pStyle w:val="Prrafodelista"/>
         <w:numPr>
@@ -4373,7 +4310,7 @@
           <w:rFonts w:ascii="Arial Narrow" w:eastAsia="Calibri" w:hAnsi="Arial Narrow" w:cs="Arial Narrow"/>
           <w:kern w:val="0"/>
           <w:lang w:eastAsia="es-PE"/>
-          <ns2:ligatures ns2:val="none"/>
+          <w14:ligatures w14:val="none"/>
         </w:rPr>
       </w:pPr>
       <w:r>
@@ -4382,7 +4319,7 @@
           <w:color w:val="000000"/>
           <w:kern w:val="0"/>
           <w:lang w:eastAsia="es-PE"/>
-          <ns2:ligatures ns2:val="none"/>
+          <w14:ligatures w14:val="none"/>
         </w:rPr>
         <w:t>En tanto la denuncia reúne los requisitos establecidos por la norma citada, corresponde admitirla a trámite</w:t>
       </w:r>
@@ -4392,7 +4329,7 @@
           <w:rFonts w:ascii="Arial Narrow" w:eastAsia="Arial Narrow" w:hAnsi="Arial Narrow" w:cs="Arial Narrow"/>
           <w:kern w:val="0"/>
           <w:vertAlign w:val="superscript"/>
-          <ns2:ligatures ns2:val="none"/>
+          <w14:ligatures w14:val="none"/>
         </w:rPr>
         <w:footnoteReference w:id="6"/>
       </w:r>
@@ -4402,12 +4339,12 @@
           <w:color w:val="000000"/>
           <w:kern w:val="0"/>
           <w:lang w:eastAsia="es-PE"/>
-          <ns2:ligatures ns2:val="none"/>
+          <w14:ligatures w14:val="none"/>
         </w:rPr>
         <w:t>.</w:t>
       </w:r>
     </w:p>
-    <w:p ns2:paraId="68C71625" ns2:textId="77777777">
+    <w:p>
       <w:pPr>
         <w:spacing w:after="0" w:line="240" w:lineRule="auto"/>
         <w:ind w:left="567"/>
@@ -4418,11 +4355,11 @@
           <w:color w:val="000000"/>
           <w:kern w:val="0"/>
           <w:lang w:eastAsia="es-PE"/>
-          <ns2:ligatures ns2:val="none"/>
-        </w:rPr>
-      </w:pPr>
-    </w:p>
-    <w:p ns2:paraId="38A98B4B" ns2:textId="77777777">
+          <w14:ligatures w14:val="none"/>
+        </w:rPr>
+      </w:pPr>
+    </w:p>
+    <w:p>
       <w:pPr>
         <w:pStyle w:val="Prrafodelista"/>
         <w:numPr>
@@ -4442,7 +4379,7 @@
           <w:color w:val="000000"/>
           <w:kern w:val="0"/>
           <w:lang w:eastAsia="es-PE"/>
-          <ns2:ligatures ns2:val="none"/>
+          <w14:ligatures w14:val="none"/>
         </w:rPr>
       </w:pPr>
       <w:r>
@@ -4452,12 +4389,12 @@
           <w:color w:val="000000"/>
           <w:kern w:val="0"/>
           <w:lang w:eastAsia="es-PE"/>
-          <ns2:ligatures ns2:val="none"/>
+          <w14:ligatures w14:val="none"/>
         </w:rPr>
         <w:t>REQUERIMIENTO DE INFORMACIÓN</w:t>
       </w:r>
     </w:p>
-    <w:p ns2:paraId="5B518DC4" ns2:textId="77777777">
+    <w:p>
       <w:pPr>
         <w:spacing w:after="0" w:line="240" w:lineRule="auto"/>
         <w:jc w:val="both"/>
@@ -4466,11 +4403,11 @@
           <w:color w:val="000000"/>
           <w:kern w:val="0"/>
           <w:lang w:val="es-ES" w:eastAsia="es-ES"/>
-          <ns2:ligatures ns2:val="none"/>
-        </w:rPr>
-      </w:pPr>
-    </w:p>
-    <w:p ns2:paraId="62B88A04" ns2:textId="430CA045">
+          <w14:ligatures w14:val="none"/>
+        </w:rPr>
+      </w:pPr>
+    </w:p>
+    <w:p>
       <w:pPr>
         <w:pStyle w:val="Prrafodelista"/>
         <w:numPr>
@@ -4485,7 +4422,7 @@
           <w:color w:val="000000"/>
           <w:kern w:val="0"/>
           <w:lang w:val="es-ES" w:eastAsia="es-ES"/>
-          <ns2:ligatures ns2:val="none"/>
+          <w14:ligatures w14:val="none"/>
         </w:rPr>
       </w:pPr>
       <w:r>
@@ -4494,7 +4431,7 @@
           <w:color w:val="000000"/>
           <w:kern w:val="0"/>
           <w:lang w:val="es-ES" w:eastAsia="es-ES"/>
-          <ns2:ligatures ns2:val="none"/>
+          <w14:ligatures w14:val="none"/>
         </w:rPr>
         <w:t xml:space="preserve">A efectos de tener mayores elementos que sirvan para la resolución definitiva del presente caso, la Secretaría Técnica, en ejercicio de las facultades que la ley le confiere, conviene requerir </w:t>
       </w:r>
@@ -4504,7 +4441,7 @@
           <w:color w:val="000000"/>
           <w:kern w:val="0"/>
           <w:lang w:val="es-ES" w:eastAsia="es-ES"/>
-          <ns2:ligatures ns2:val="none"/>
+          <w14:ligatures w14:val="none"/>
         </w:rPr>
         <w:t>a la compañía aseguradora</w:t>
       </w:r>
@@ -4514,7 +4451,7 @@
           <w:color w:val="000000"/>
           <w:kern w:val="0"/>
           <w:lang w:val="es-ES" w:eastAsia="es-ES"/>
-          <ns2:ligatures ns2:val="none"/>
+          <w14:ligatures w14:val="none"/>
         </w:rPr>
         <w:t xml:space="preserve"> que, en un plazo no mayor de cinco (5) días hábiles contado a partir del día siguiente de la notificación de la presente resolución, cumpla con lo siguiente: </w:t>
       </w:r>
@@ -4524,7 +4461,7 @@
           <w:color w:val="000000"/>
           <w:kern w:val="0"/>
           <w:lang w:val="es-ES" w:eastAsia="es-ES"/>
-          <ns2:ligatures ns2:val="none"/>
+          <w14:ligatures w14:val="none"/>
         </w:rPr>
         <w:t xml:space="preserve">(i) presentar una copia completa, legible y debidamente suscrita de la Póliza </w:t>
       </w:r>
@@ -4535,7 +4472,7 @@
           <w:color w:val="000000"/>
           <w:kern w:val="0"/>
           <w:lang w:val="es-ES" w:eastAsia="es-ES"/>
-          <ns2:ligatures ns2:val="none"/>
+          <w14:ligatures w14:val="none"/>
         </w:rPr>
         <w:t/>
       </w:r>
@@ -4546,7 +4483,7 @@
           <w:color w:val="000000"/>
           <w:kern w:val="0"/>
           <w:lang w:val="es-ES" w:eastAsia="es-ES"/>
-          <ns2:ligatures ns2:val="none"/>
+          <w14:ligatures w14:val="none"/>
         </w:rPr>
         <w:t xml:space="preserve"> 22501 del Seguro de Desgravamen Tarjeta Crédito Solución Negocios , así como el cargo de remisión de la póliza; (</w:t>
       </w:r>
@@ -4557,7 +4494,7 @@
           <w:color w:val="000000"/>
           <w:kern w:val="0"/>
           <w:lang w:val="es-ES" w:eastAsia="es-ES"/>
-          <ns2:ligatures ns2:val="none"/>
+          <w14:ligatures w14:val="none"/>
         </w:rPr>
         <w:t>ii</w:t>
       </w:r>
@@ -4568,7 +4505,7 @@
           <w:color w:val="000000"/>
           <w:kern w:val="0"/>
           <w:lang w:val="es-ES" w:eastAsia="es-ES"/>
-          <ns2:ligatures ns2:val="none"/>
+          <w14:ligatures w14:val="none"/>
         </w:rPr>
         <w:t xml:space="preserve">) presentar los medios probatorios que acrediten que la atención de la solicitud de otorgamiento de cobertura de la Póliza </w:t>
       </w:r>
@@ -4579,7 +4516,7 @@
           <w:color w:val="000000"/>
           <w:kern w:val="0"/>
           <w:lang w:val="es-ES" w:eastAsia="es-ES"/>
-          <ns2:ligatures ns2:val="none"/>
+          <w14:ligatures w14:val="none"/>
         </w:rPr>
         <w:t/>
       </w:r>
@@ -4590,7 +4527,7 @@
           <w:color w:val="000000"/>
           <w:kern w:val="0"/>
           <w:lang w:val="es-ES" w:eastAsia="es-ES"/>
-          <ns2:ligatures ns2:val="none"/>
+          <w14:ligatures w14:val="none"/>
         </w:rPr>
         <w:t xml:space="preserve"> 22501 del Seguro de Desgravamen Tarjeta Crédito Solución Negocios se está dando dentro del plazo legal; y, (</w:t>
       </w:r>
@@ -4601,7 +4538,7 @@
           <w:color w:val="000000"/>
           <w:kern w:val="0"/>
           <w:lang w:val="es-ES" w:eastAsia="es-ES"/>
-          <ns2:ligatures ns2:val="none"/>
+          <w14:ligatures w14:val="none"/>
         </w:rPr>
         <w:t>iii</w:t>
       </w:r>
@@ -4612,7 +4549,7 @@
           <w:color w:val="000000"/>
           <w:kern w:val="0"/>
           <w:lang w:val="es-ES" w:eastAsia="es-ES"/>
-          <ns2:ligatures ns2:val="none"/>
+          <w14:ligatures w14:val="none"/>
         </w:rPr>
         <w:t>) presentar todas las comunicaciones cursadas con la parte denunciante en virtud del hecho materia de denuncia</w:t>
       </w:r>
@@ -4622,7 +4559,7 @@
           <w:color w:val="000000"/>
           <w:kern w:val="0"/>
           <w:lang w:val="es-ES" w:eastAsia="es-ES"/>
-          <ns2:ligatures ns2:val="none"/>
+          <w14:ligatures w14:val="none"/>
         </w:rPr>
         <w:t>.</w:t>
       </w:r>
@@ -4632,12 +4569,12 @@
           <w:color w:val="000000"/>
           <w:kern w:val="0"/>
           <w:lang w:eastAsia="es-ES"/>
-          <ns2:ligatures ns2:val="none"/>
+          <w14:ligatures w14:val="none"/>
         </w:rPr>
         <w:t xml:space="preserve"> </w:t>
       </w:r>
     </w:p>
-    <w:p ns2:paraId="5C93B848" ns2:textId="77777777">
+    <w:p>
       <w:pPr>
         <w:pStyle w:val="Prrafodelista"/>
         <w:spacing w:after="0" w:line="240" w:lineRule="auto"/>
@@ -4648,11 +4585,11 @@
           <w:color w:val="000000"/>
           <w:kern w:val="0"/>
           <w:lang w:val="es-ES" w:eastAsia="es-ES"/>
-          <ns2:ligatures ns2:val="none"/>
-        </w:rPr>
-      </w:pPr>
-    </w:p>
-    <w:p ns2:paraId="2A119386" ns2:textId="77777777">
+          <w14:ligatures w14:val="none"/>
+        </w:rPr>
+      </w:pPr>
+    </w:p>
+    <w:p>
       <w:pPr>
         <w:pStyle w:val="Prrafodelista"/>
         <w:numPr>
@@ -4672,7 +4609,7 @@
           <w:color w:val="000000"/>
           <w:kern w:val="0"/>
           <w:lang w:eastAsia="es-PE"/>
-          <ns2:ligatures ns2:val="none"/>
+          <w14:ligatures w14:val="none"/>
         </w:rPr>
       </w:pPr>
       <w:r>
@@ -4682,12 +4619,12 @@
           <w:color w:val="000000"/>
           <w:kern w:val="0"/>
           <w:lang w:eastAsia="es-PE"/>
-          <ns2:ligatures ns2:val="none"/>
+          <w14:ligatures w14:val="none"/>
         </w:rPr>
         <w:t xml:space="preserve">RESOLUCIÓN DE LA SECRETARÍA TÉCNICA </w:t>
       </w:r>
     </w:p>
-    <w:p ns2:paraId="7F554EB2" ns2:textId="77777777">
+    <w:p>
       <w:pPr>
         <w:spacing w:after="0" w:line="240" w:lineRule="auto"/>
         <w:jc w:val="both"/>
@@ -4697,11 +4634,11 @@
           <w:color w:val="000000"/>
           <w:kern w:val="0"/>
           <w:lang w:eastAsia="es-PE"/>
-          <ns2:ligatures ns2:val="none"/>
-        </w:rPr>
-      </w:pPr>
-    </w:p>
-    <w:p ns2:paraId="40BE44E6" ns2:textId="39A65232">
+          <w14:ligatures w14:val="none"/>
+        </w:rPr>
+      </w:pPr>
+    </w:p>
+    <w:p>
       <w:pPr>
         <w:spacing w:after="0" w:line="240" w:lineRule="auto"/>
         <w:jc w:val="both"/>
@@ -4710,7 +4647,7 @@
           <w:color w:val="000000"/>
           <w:kern w:val="0"/>
           <w:lang w:eastAsia="es-PE"/>
-          <ns2:ligatures ns2:val="none"/>
+          <w14:ligatures w14:val="none"/>
         </w:rPr>
       </w:pPr>
       <w:r>
@@ -4720,7 +4657,7 @@
           <w:color w:val="000000"/>
           <w:kern w:val="0"/>
           <w:lang w:eastAsia="es-PE"/>
-          <ns2:ligatures ns2:val="none"/>
+          <w14:ligatures w14:val="none"/>
         </w:rPr>
         <w:lastRenderedPageBreak/>
         <w:t xml:space="preserve">PRIMERO: admitir a trámite la denuncia del 25 de abril de 2025, subsanada mediante escrito del 23 de mayo de 2025, interpuesta por la señora [DENUNCIANTE] contra Pacífico Compañía de Seguros y Reaseguros S.A., por lo siguiente:</w:t>
@@ -4732,7 +4669,7 @@
           <w:kern w:val="0"/>
           <w:shd w:val="clear" w:color="auto" w:fill="FFFFFF"/>
           <w:lang w:eastAsia="es-PE"/>
-          <ns2:ligatures ns2:val="none"/>
+          <w14:ligatures w14:val="none"/>
         </w:rPr>
         <w:t xml:space="preserve"/>
       </w:r>
@@ -4742,7 +4679,7 @@
           <w:color w:val="000000"/>
           <w:kern w:val="0"/>
           <w:lang w:val="es-ES" w:eastAsia="es-ES"/>
-          <ns2:ligatures ns2:val="none"/>
+          <w14:ligatures w14:val="none"/>
         </w:rPr>
         <w:t xml:space="preserve"/>
       </w:r>
@@ -4753,7 +4690,7 @@
           <w:kern w:val="0"/>
           <w:shd w:val="clear" w:color="auto" w:fill="FFFFFF"/>
           <w:lang w:eastAsia="es-PE"/>
-          <ns2:ligatures ns2:val="none"/>
+          <w14:ligatures w14:val="none"/>
         </w:rPr>
         <w:t xml:space="preserve"/>
       </w:r>
@@ -4764,7 +4701,7 @@
           <w:kern w:val="0"/>
           <w:shd w:val="clear" w:color="auto" w:fill="FFFFFF"/>
           <w:lang w:eastAsia="es-PE"/>
-          <ns2:ligatures ns2:val="none"/>
+          <w14:ligatures w14:val="none"/>
         </w:rPr>
         <w:t/>
       </w:r>
@@ -4775,7 +4712,7 @@
           <w:kern w:val="0"/>
           <w:shd w:val="clear" w:color="auto" w:fill="FFFFFF"/>
           <w:lang w:eastAsia="es-PE"/>
-          <ns2:ligatures ns2:val="none"/>
+          <w14:ligatures w14:val="none"/>
         </w:rPr>
         <w:t xml:space="preserve"/>
       </w:r>
@@ -4786,7 +4723,7 @@
           <w:kern w:val="0"/>
           <w:shd w:val="clear" w:color="auto" w:fill="FFFFFF"/>
           <w:lang w:eastAsia="es-PE"/>
-          <ns2:ligatures ns2:val="none"/>
+          <w14:ligatures w14:val="none"/>
         </w:rPr>
         <w:t/>
       </w:r>
@@ -4797,7 +4734,7 @@
           <w:kern w:val="0"/>
           <w:shd w:val="clear" w:color="auto" w:fill="FFFFFF"/>
           <w:lang w:eastAsia="es-PE"/>
-          <ns2:ligatures ns2:val="none"/>
+          <w14:ligatures w14:val="none"/>
         </w:rPr>
         <w:t xml:space="preserve"/>
       </w:r>
@@ -4808,7 +4745,7 @@
           <w:kern w:val="0"/>
           <w:shd w:val="clear" w:color="auto" w:fill="FFFFFF"/>
           <w:lang w:eastAsia="es-PE"/>
-          <ns2:ligatures ns2:val="none"/>
+          <w14:ligatures w14:val="none"/>
         </w:rPr>
         <w:t xml:space="preserve"/>
       </w:r>
@@ -4820,7 +4757,7 @@
           <w:kern w:val="0"/>
           <w:shd w:val="clear" w:color="auto" w:fill="FFFFFF"/>
           <w:lang w:eastAsia="es-PE"/>
-          <ns2:ligatures ns2:val="none"/>
+          <w14:ligatures w14:val="none"/>
         </w:rPr>
         <w:t/>
       </w:r>
@@ -4832,7 +4769,7 @@
           <w:kern w:val="0"/>
           <w:shd w:val="clear" w:color="auto" w:fill="FFFFFF"/>
           <w:lang w:eastAsia="es-PE"/>
-          <ns2:ligatures ns2:val="none"/>
+          <w14:ligatures w14:val="none"/>
         </w:rPr>
         <w:t xml:space="preserve"/>
       </w:r>
@@ -4843,7 +4780,7 @@
           <w:kern w:val="0"/>
           <w:shd w:val="clear" w:color="auto" w:fill="FFFFFF"/>
           <w:lang w:eastAsia="es-PE"/>
-          <ns2:ligatures ns2:val="none"/>
+          <w14:ligatures w14:val="none"/>
         </w:rPr>
         <w:t xml:space="preserve"/>
       </w:r>
@@ -4861,12 +4798,12 @@
           <w:kern w:val="0"/>
           <w:shd w:val="clear" w:color="auto" w:fill="FFFFFF"/>
           <w:lang w:eastAsia="es-PE"/>
-          <ns2:ligatures ns2:val="none"/>
+          <w14:ligatures w14:val="none"/>
         </w:rPr>
         <w:t/>
       </w:r>
     </w:p>
-    <w:p ns2:paraId="5E66126E" ns2:textId="77777777">
+    <w:p>
       <w:pPr>
         <w:spacing w:after="0" w:line="240" w:lineRule="auto"/>
         <w:jc w:val="both"/>
@@ -4875,11 +4812,11 @@
           <w:color w:val="000000"/>
           <w:kern w:val="0"/>
           <w:lang w:eastAsia="es-PE"/>
-          <ns2:ligatures ns2:val="none"/>
-        </w:rPr>
-      </w:pPr>
-    </w:p>
-    <w:p ns2:paraId="0B0291C5" ns2:textId="284CF03B">
+          <w14:ligatures w14:val="none"/>
+        </w:rPr>
+      </w:pPr>
+    </w:p>
+    <w:p>
       <w:pPr>
         <w:pStyle w:val="Prrafodelista"/>
         <w:numPr>
@@ -4897,7 +4834,7 @@
           <w:rFonts w:ascii="Arial Narrow" w:eastAsia="Calibri" w:hAnsi="Arial Narrow" w:cs="Arial Narrow"/>
           <w:kern w:val="0"/>
           <w:lang w:eastAsia="es-PE"/>
-          <ns2:ligatures ns2:val="none"/>
+          <w14:ligatures w14:val="none"/>
         </w:rPr>
       </w:pPr>
       <w:r>
@@ -4906,7 +4843,7 @@
           <w:color w:val="000000"/>
           <w:kern w:val="0"/>
           <w:lang w:eastAsia="es-PE"/>
-          <ns2:ligatures ns2:val="none"/>
+          <w14:ligatures w14:val="none"/>
         </w:rPr>
         <w:t>Presunta</w:t>
       </w:r>
@@ -4916,7 +4853,7 @@
           <w:kern w:val="0"/>
           <w:shd w:val="clear" w:color="auto" w:fill="FFFFFF"/>
           <w:lang w:eastAsia="es-PE"/>
-          <ns2:ligatures ns2:val="none"/>
+          <w14:ligatures w14:val="none"/>
         </w:rPr>
         <w:t xml:space="preserve"> infracción a los artículos 18 y 19</w:t>
       </w:r>
@@ -4925,7 +4862,7 @@
           <w:rFonts w:ascii="Arial Narrow" w:eastAsia="Calibri" w:hAnsi="Arial Narrow" w:cs="Arial Narrow"/>
           <w:kern w:val="0"/>
           <w:lang w:eastAsia="es-PE"/>
-          <ns2:ligatures ns2:val="none"/>
+          <w14:ligatures w14:val="none"/>
         </w:rPr>
         <w:t xml:space="preserve"> de </w:t>
       </w:r>
@@ -4935,7 +4872,7 @@
           <w:kern w:val="0"/>
           <w:shd w:val="clear" w:color="auto" w:fill="FFFFFF"/>
           <w:lang w:eastAsia="es-PE"/>
-          <ns2:ligatures ns2:val="none"/>
+          <w14:ligatures w14:val="none"/>
         </w:rPr>
         <w:t xml:space="preserve">la Ley 29571, Código de Protección y Defensa del Consumidor, en tanto </w:t>
       </w:r>
@@ -4946,7 +4883,7 @@
           <w:kern w:val="0"/>
           <w:shd w:val="clear" w:color="auto" w:fill="FFFFFF"/>
           <w:lang w:eastAsia="es-PE"/>
-          <ns2:ligatures ns2:val="none"/>
+          <w14:ligatures w14:val="none"/>
         </w:rPr>
         <w:t xml:space="preserve">la compañía aseguradora no habría cumplido con brindar una respuesta oportuna a la denunciante a la solicitud de cobertura del </w:t>
       </w:r>
@@ -4956,7 +4893,7 @@
           <w:color w:val="000000"/>
           <w:kern w:val="0"/>
           <w:lang w:eastAsia="es-ES"/>
-          <ns2:ligatures ns2:val="none"/>
+          <w14:ligatures w14:val="none"/>
         </w:rPr>
         <w:t>Seguro de Desgravamen Tarjeta Crédito Solución Negocios – Póliza 22501</w:t>
       </w:r>
@@ -4967,7 +4904,7 @@
           <w:kern w:val="0"/>
           <w:shd w:val="clear" w:color="auto" w:fill="FFFFFF"/>
           <w:lang w:eastAsia="es-PE"/>
-          <ns2:ligatures ns2:val="none"/>
+          <w14:ligatures w14:val="none"/>
         </w:rPr>
         <w:t xml:space="preserve"> por invalidez total y permanente por enfermedad</w:t>
       </w:r>
@@ -4978,7 +4915,7 @@
           <w:kern w:val="0"/>
           <w:shd w:val="clear" w:color="auto" w:fill="FFFFFF"/>
           <w:lang w:eastAsia="es-PE"/>
-          <ns2:ligatures ns2:val="none"/>
+          <w14:ligatures w14:val="none"/>
         </w:rPr>
         <w:t xml:space="preserve"> presentada </w:t>
       </w:r>
@@ -4989,7 +4926,7 @@
           <w:kern w:val="0"/>
           <w:shd w:val="clear" w:color="auto" w:fill="FFFFFF"/>
           <w:lang w:eastAsia="es-PE"/>
-          <ns2:ligatures ns2:val="none"/>
+          <w14:ligatures w14:val="none"/>
         </w:rPr>
         <w:t>el 31 de enero de 2025</w:t>
       </w:r>
@@ -4997,12 +4934,12 @@
         <w:rPr>
           <w:rFonts w:ascii="Arial Narrow" w:eastAsia="Arial Narrow" w:hAnsi="Arial Narrow" w:cs="Arial Narrow"/>
           <w:kern w:val="0"/>
-          <ns2:ligatures ns2:val="none"/>
+          <w14:ligatures w14:val="none"/>
         </w:rPr>
         <w:t>.</w:t>
       </w:r>
     </w:p>
-    <w:p ns2:paraId="4CC2ED44" ns2:textId="77777777">
+    <w:p>
       <w:pPr>
         <w:pStyle w:val="Prrafodelista"/>
         <w:spacing w:after="0" w:line="240" w:lineRule="auto"/>
@@ -5012,11 +4949,11 @@
           <w:rFonts w:ascii="Arial Narrow" w:eastAsia="Calibri" w:hAnsi="Arial Narrow" w:cs="Arial Narrow"/>
           <w:kern w:val="0"/>
           <w:lang w:eastAsia="es-PE"/>
-          <ns2:ligatures ns2:val="none"/>
-        </w:rPr>
-      </w:pPr>
-    </w:p>
-    <w:p ns2:paraId="25417218" ns2:textId="13DC5C3C">
+          <w14:ligatures w14:val="none"/>
+        </w:rPr>
+      </w:pPr>
+    </w:p>
+    <w:p>
       <w:pPr>
         <w:pStyle w:val="Prrafodelista"/>
         <w:numPr>
@@ -5034,7 +4971,7 @@
           <w:rFonts w:ascii="Arial Narrow" w:eastAsia="Calibri" w:hAnsi="Arial Narrow" w:cs="Arial Narrow"/>
           <w:kern w:val="0"/>
           <w:lang w:eastAsia="es-PE"/>
-          <ns2:ligatures ns2:val="none"/>
+          <w14:ligatures w14:val="none"/>
         </w:rPr>
       </w:pPr>
       <w:r>
@@ -5043,7 +4980,7 @@
           <w:color w:val="000000"/>
           <w:kern w:val="0"/>
           <w:lang w:eastAsia="es-PE"/>
-          <ns2:ligatures ns2:val="none"/>
+          <w14:ligatures w14:val="none"/>
         </w:rPr>
         <w:t>Presunta</w:t>
       </w:r>
@@ -5053,7 +4990,7 @@
           <w:kern w:val="0"/>
           <w:shd w:val="clear" w:color="auto" w:fill="FFFFFF"/>
           <w:lang w:eastAsia="es-PE"/>
-          <ns2:ligatures ns2:val="none"/>
+          <w14:ligatures w14:val="none"/>
         </w:rPr>
         <w:t xml:space="preserve"> infracción a los artículos 18 y 19</w:t>
       </w:r>
@@ -5062,7 +4999,7 @@
           <w:rFonts w:ascii="Arial Narrow" w:eastAsia="Calibri" w:hAnsi="Arial Narrow" w:cs="Arial Narrow"/>
           <w:kern w:val="0"/>
           <w:lang w:eastAsia="es-PE"/>
-          <ns2:ligatures ns2:val="none"/>
+          <w14:ligatures w14:val="none"/>
         </w:rPr>
         <w:t xml:space="preserve"> de </w:t>
       </w:r>
@@ -5072,7 +5009,7 @@
           <w:kern w:val="0"/>
           <w:shd w:val="clear" w:color="auto" w:fill="FFFFFF"/>
           <w:lang w:eastAsia="es-PE"/>
-          <ns2:ligatures ns2:val="none"/>
+          <w14:ligatures w14:val="none"/>
         </w:rPr>
         <w:t xml:space="preserve">la Ley 29571, Código de Protección y Defensa del Consumidor, en tanto </w:t>
       </w:r>
@@ -5083,7 +5020,7 @@
           <w:kern w:val="0"/>
           <w:shd w:val="clear" w:color="auto" w:fill="FFFFFF"/>
           <w:lang w:eastAsia="es-PE"/>
-          <ns2:ligatures ns2:val="none"/>
+          <w14:ligatures w14:val="none"/>
         </w:rPr>
         <w:t xml:space="preserve">la compañía aseguradora </w:t>
       </w:r>
@@ -5093,7 +5030,7 @@
           <w:kern w:val="0"/>
           <w:shd w:val="clear" w:color="auto" w:fill="FFFFFF"/>
           <w:lang w:eastAsia="es-PE"/>
-          <ns2:ligatures ns2:val="none"/>
+          <w14:ligatures w14:val="none"/>
         </w:rPr>
         <w:t xml:space="preserve">no habría cumplido con brindar una respuesta dentro del plazo legal a la solicitud de cobertura del Seguro de Desgravamen – Certificado 007025176702 presentada por la denunciante debido a su </w:t>
       </w:r>
@@ -5104,7 +5041,7 @@
           <w:kern w:val="0"/>
           <w:shd w:val="clear" w:color="auto" w:fill="FFFFFF"/>
           <w:lang w:eastAsia="es-PE"/>
-          <ns2:ligatures ns2:val="none"/>
+          <w14:ligatures w14:val="none"/>
         </w:rPr>
         <w:t>invalidez total y permanente por enfermedad</w:t>
       </w:r>
@@ -5114,7 +5051,7 @@
           <w:kern w:val="0"/>
           <w:shd w:val="clear" w:color="auto" w:fill="FFFFFF"/>
           <w:lang w:eastAsia="es-PE"/>
-          <ns2:ligatures ns2:val="none"/>
+          <w14:ligatures w14:val="none"/>
         </w:rPr>
         <w:t>, generando el consentimiento del siniestro</w:t>
       </w:r>
@@ -5124,12 +5061,12 @@
           <w:kern w:val="0"/>
           <w:shd w:val="clear" w:color="auto" w:fill="FFFFFF"/>
           <w:lang w:eastAsia="es-PE"/>
-          <ns2:ligatures ns2:val="none"/>
+          <w14:ligatures w14:val="none"/>
         </w:rPr>
         <w:t>.</w:t>
       </w:r>
     </w:p>
-    <w:p ns2:paraId="0767695B" ns2:textId="77777777">
+    <w:p>
       <w:pPr>
         <w:pStyle w:val="Prrafodelista"/>
         <w:spacing w:after="0" w:line="240" w:lineRule="auto"/>
@@ -5139,11 +5076,11 @@
           <w:rFonts w:ascii="Arial Narrow" w:eastAsia="Calibri" w:hAnsi="Arial Narrow" w:cs="Arial Narrow"/>
           <w:kern w:val="0"/>
           <w:lang w:eastAsia="es-PE"/>
-          <ns2:ligatures ns2:val="none"/>
-        </w:rPr>
-      </w:pPr>
-    </w:p>
-    <w:p ns2:paraId="1231B0DD" ns2:textId="329F1888">
+          <w14:ligatures w14:val="none"/>
+        </w:rPr>
+      </w:pPr>
+    </w:p>
+    <w:p>
       <w:pPr>
         <w:pStyle w:val="Prrafodelista"/>
         <w:numPr>
@@ -5161,7 +5098,7 @@
           <w:rFonts w:ascii="Arial Narrow" w:eastAsia="Calibri" w:hAnsi="Arial Narrow" w:cs="Arial Narrow"/>
           <w:kern w:val="0"/>
           <w:lang w:eastAsia="es-PE"/>
-          <ns2:ligatures ns2:val="none"/>
+          <w14:ligatures w14:val="none"/>
         </w:rPr>
       </w:pPr>
       <w:r>
@@ -5170,7 +5107,7 @@
           <w:color w:val="000000"/>
           <w:kern w:val="0"/>
           <w:lang w:eastAsia="es-PE"/>
-          <ns2:ligatures ns2:val="none"/>
+          <w14:ligatures w14:val="none"/>
         </w:rPr>
         <w:t>Presunta</w:t>
       </w:r>
@@ -5180,7 +5117,7 @@
           <w:kern w:val="0"/>
           <w:shd w:val="clear" w:color="auto" w:fill="FFFFFF"/>
           <w:lang w:eastAsia="es-PE"/>
-          <ns2:ligatures ns2:val="none"/>
+          <w14:ligatures w14:val="none"/>
         </w:rPr>
         <w:t xml:space="preserve"> infracción a los artículos 18 y 19</w:t>
       </w:r>
@@ -5189,7 +5126,7 @@
           <w:rFonts w:ascii="Arial Narrow" w:eastAsia="Calibri" w:hAnsi="Arial Narrow" w:cs="Arial Narrow"/>
           <w:kern w:val="0"/>
           <w:lang w:eastAsia="es-PE"/>
-          <ns2:ligatures ns2:val="none"/>
+          <w14:ligatures w14:val="none"/>
         </w:rPr>
         <w:t xml:space="preserve"> de </w:t>
       </w:r>
@@ -5199,7 +5136,7 @@
           <w:kern w:val="0"/>
           <w:shd w:val="clear" w:color="auto" w:fill="FFFFFF"/>
           <w:lang w:eastAsia="es-PE"/>
-          <ns2:ligatures ns2:val="none"/>
+          <w14:ligatures w14:val="none"/>
         </w:rPr>
         <w:t xml:space="preserve">la Ley 29571, Código de Protección y Defensa del Consumidor, en tanto </w:t>
       </w:r>
@@ -5209,7 +5146,7 @@
           <w:kern w:val="0"/>
           <w:shd w:val="clear" w:color="auto" w:fill="FFFFFF"/>
           <w:lang w:eastAsia="es-PE"/>
-          <ns2:ligatures ns2:val="none"/>
+          <w14:ligatures w14:val="none"/>
         </w:rPr>
         <w:t xml:space="preserve">la compañía aseguradora no habría cumplido con brindar una respuesta </w:t>
       </w:r>
@@ -5219,7 +5156,7 @@
           <w:kern w:val="0"/>
           <w:shd w:val="clear" w:color="auto" w:fill="FFFFFF"/>
           <w:lang w:eastAsia="es-PE"/>
-          <ns2:ligatures ns2:val="none"/>
+          <w14:ligatures w14:val="none"/>
         </w:rPr>
         <w:t xml:space="preserve">adecuada </w:t>
       </w:r>
@@ -5229,7 +5166,7 @@
           <w:kern w:val="0"/>
           <w:shd w:val="clear" w:color="auto" w:fill="FFFFFF"/>
           <w:lang w:eastAsia="es-PE"/>
-          <ns2:ligatures ns2:val="none"/>
+          <w14:ligatures w14:val="none"/>
         </w:rPr>
         <w:t xml:space="preserve">a la comunicación realizada por la denunciante el </w:t>
       </w:r>
@@ -5239,7 +5176,7 @@
           <w:color w:val="000000"/>
           <w:kern w:val="0"/>
           <w:lang w:eastAsia="es-ES"/>
-          <ns2:ligatures ns2:val="none"/>
+          <w14:ligatures w14:val="none"/>
         </w:rPr>
         <w:t>14 de marzo de 2025</w:t>
       </w:r>
@@ -5249,12 +5186,12 @@
           <w:kern w:val="0"/>
           <w:shd w:val="clear" w:color="auto" w:fill="FFFFFF"/>
           <w:lang w:eastAsia="es-PE"/>
-          <ns2:ligatures ns2:val="none"/>
+          <w14:ligatures w14:val="none"/>
         </w:rPr>
         <w:t>.</w:t>
       </w:r>
     </w:p>
-    <w:p ns2:paraId="069A8C04" ns2:textId="77777777">
+    <w:p>
       <w:pPr>
         <w:pStyle w:val="Prrafodelista"/>
         <w:spacing w:after="0" w:line="240" w:lineRule="auto"/>
@@ -5264,11 +5201,11 @@
           <w:rFonts w:ascii="Arial Narrow" w:eastAsia="Calibri" w:hAnsi="Arial Narrow" w:cs="Arial Narrow"/>
           <w:kern w:val="0"/>
           <w:lang w:eastAsia="es-PE"/>
-          <ns2:ligatures ns2:val="none"/>
-        </w:rPr>
-      </w:pPr>
-    </w:p>
-    <w:p ns2:paraId="49A732C7" ns2:textId="45D55495">
+          <w14:ligatures w14:val="none"/>
+        </w:rPr>
+      </w:pPr>
+    </w:p>
+    <w:p>
       <w:pPr>
         <w:pStyle w:val="Prrafodelista"/>
         <w:numPr>
@@ -5286,7 +5223,7 @@
           <w:rFonts w:ascii="Arial Narrow" w:eastAsia="Calibri" w:hAnsi="Arial Narrow" w:cs="Arial Narrow"/>
           <w:kern w:val="0"/>
           <w:lang w:eastAsia="es-PE"/>
-          <ns2:ligatures ns2:val="none"/>
+          <w14:ligatures w14:val="none"/>
         </w:rPr>
       </w:pPr>
       <w:r>
@@ -5295,7 +5232,7 @@
           <w:color w:val="000000"/>
           <w:kern w:val="0"/>
           <w:lang w:eastAsia="es-PE"/>
-          <ns2:ligatures ns2:val="none"/>
+          <w14:ligatures w14:val="none"/>
         </w:rPr>
         <w:t>Presunta</w:t>
       </w:r>
@@ -5305,7 +5242,7 @@
           <w:kern w:val="0"/>
           <w:shd w:val="clear" w:color="auto" w:fill="FFFFFF"/>
           <w:lang w:eastAsia="es-PE"/>
-          <ns2:ligatures ns2:val="none"/>
+          <w14:ligatures w14:val="none"/>
         </w:rPr>
         <w:t xml:space="preserve"> infracción a los artículos 18 y 19</w:t>
       </w:r>
@@ -5314,7 +5251,7 @@
           <w:rFonts w:ascii="Arial Narrow" w:eastAsia="Calibri" w:hAnsi="Arial Narrow" w:cs="Arial Narrow"/>
           <w:kern w:val="0"/>
           <w:lang w:eastAsia="es-PE"/>
-          <ns2:ligatures ns2:val="none"/>
+          <w14:ligatures w14:val="none"/>
         </w:rPr>
         <w:t xml:space="preserve"> de </w:t>
       </w:r>
@@ -5324,7 +5261,7 @@
           <w:kern w:val="0"/>
           <w:shd w:val="clear" w:color="auto" w:fill="FFFFFF"/>
           <w:lang w:eastAsia="es-PE"/>
-          <ns2:ligatures ns2:val="none"/>
+          <w14:ligatures w14:val="none"/>
         </w:rPr>
         <w:t xml:space="preserve">la Ley 29571, Código de Protección y Defensa del Consumidor, en tanto </w:t>
       </w:r>
@@ -5334,7 +5271,7 @@
           <w:kern w:val="0"/>
           <w:shd w:val="clear" w:color="auto" w:fill="FFFFFF"/>
           <w:lang w:eastAsia="es-PE"/>
-          <ns2:ligatures ns2:val="none"/>
+          <w14:ligatures w14:val="none"/>
         </w:rPr>
         <w:t xml:space="preserve">la compañía aseguradora no habría cumplido con brindar una respuesta </w:t>
       </w:r>
@@ -5344,7 +5281,7 @@
           <w:kern w:val="0"/>
           <w:shd w:val="clear" w:color="auto" w:fill="FFFFFF"/>
           <w:lang w:eastAsia="es-PE"/>
-          <ns2:ligatures ns2:val="none"/>
+          <w14:ligatures w14:val="none"/>
         </w:rPr>
         <w:t xml:space="preserve">adecuada </w:t>
       </w:r>
@@ -5354,7 +5291,7 @@
           <w:kern w:val="0"/>
           <w:shd w:val="clear" w:color="auto" w:fill="FFFFFF"/>
           <w:lang w:eastAsia="es-PE"/>
-          <ns2:ligatures ns2:val="none"/>
+          <w14:ligatures w14:val="none"/>
         </w:rPr>
         <w:t>a la comunicación realizada</w:t>
       </w:r>
@@ -5364,7 +5301,7 @@
           <w:color w:val="000000"/>
           <w:kern w:val="0"/>
           <w:lang w:eastAsia="es-ES"/>
-          <ns2:ligatures ns2:val="none"/>
+          <w14:ligatures w14:val="none"/>
         </w:rPr>
         <w:t xml:space="preserve"> vía WhatsApp</w:t>
       </w:r>
@@ -5374,7 +5311,7 @@
           <w:kern w:val="0"/>
           <w:shd w:val="clear" w:color="auto" w:fill="FFFFFF"/>
           <w:lang w:eastAsia="es-PE"/>
-          <ns2:ligatures ns2:val="none"/>
+          <w14:ligatures w14:val="none"/>
         </w:rPr>
         <w:t xml:space="preserve"> por la denunciante el </w:t>
       </w:r>
@@ -5384,7 +5321,7 @@
           <w:color w:val="000000"/>
           <w:kern w:val="0"/>
           <w:lang w:eastAsia="es-ES"/>
-          <ns2:ligatures ns2:val="none"/>
+          <w14:ligatures w14:val="none"/>
         </w:rPr>
         <w:t>17 de marzo de 2025</w:t>
       </w:r>
@@ -5394,12 +5331,12 @@
           <w:kern w:val="0"/>
           <w:shd w:val="clear" w:color="auto" w:fill="FFFFFF"/>
           <w:lang w:eastAsia="es-PE"/>
-          <ns2:ligatures ns2:val="none"/>
+          <w14:ligatures w14:val="none"/>
         </w:rPr>
         <w:t>.</w:t>
       </w:r>
     </w:p>
-    <w:p ns2:paraId="66E42474" ns2:textId="77777777">
+    <w:p>
       <w:pPr>
         <w:pStyle w:val="Prrafodelista"/>
         <w:spacing w:after="0" w:line="240" w:lineRule="auto"/>
@@ -5409,11 +5346,11 @@
           <w:rFonts w:ascii="Arial Narrow" w:eastAsia="Calibri" w:hAnsi="Arial Narrow" w:cs="Arial Narrow"/>
           <w:kern w:val="0"/>
           <w:lang w:eastAsia="es-PE"/>
-          <ns2:ligatures ns2:val="none"/>
-        </w:rPr>
-      </w:pPr>
-    </w:p>
-    <w:p ns2:paraId="749B6A80" ns2:textId="7BA5870A">
+          <w14:ligatures w14:val="none"/>
+        </w:rPr>
+      </w:pPr>
+    </w:p>
+    <w:p>
       <w:pPr>
         <w:pStyle w:val="Prrafodelista"/>
         <w:numPr>
@@ -5431,7 +5368,7 @@
           <w:rFonts w:ascii="Arial Narrow" w:eastAsia="Calibri" w:hAnsi="Arial Narrow" w:cs="Arial Narrow"/>
           <w:kern w:val="0"/>
           <w:lang w:eastAsia="es-PE"/>
-          <ns2:ligatures ns2:val="none"/>
+          <w14:ligatures w14:val="none"/>
         </w:rPr>
       </w:pPr>
       <w:r>
@@ -5440,7 +5377,7 @@
           <w:color w:val="000000"/>
           <w:kern w:val="0"/>
           <w:lang w:eastAsia="es-PE"/>
-          <ns2:ligatures ns2:val="none"/>
+          <w14:ligatures w14:val="none"/>
         </w:rPr>
         <w:t>Presunta</w:t>
       </w:r>
@@ -5450,7 +5387,7 @@
           <w:kern w:val="0"/>
           <w:shd w:val="clear" w:color="auto" w:fill="FFFFFF"/>
           <w:lang w:eastAsia="es-PE"/>
-          <ns2:ligatures ns2:val="none"/>
+          <w14:ligatures w14:val="none"/>
         </w:rPr>
         <w:t xml:space="preserve"> infracción a los artículos 18 y 19</w:t>
       </w:r>
@@ -5459,7 +5396,7 @@
           <w:rFonts w:ascii="Arial Narrow" w:eastAsia="Calibri" w:hAnsi="Arial Narrow" w:cs="Arial Narrow"/>
           <w:kern w:val="0"/>
           <w:lang w:eastAsia="es-PE"/>
-          <ns2:ligatures ns2:val="none"/>
+          <w14:ligatures w14:val="none"/>
         </w:rPr>
         <w:t xml:space="preserve"> de </w:t>
       </w:r>
@@ -5469,7 +5406,7 @@
           <w:kern w:val="0"/>
           <w:shd w:val="clear" w:color="auto" w:fill="FFFFFF"/>
           <w:lang w:eastAsia="es-PE"/>
-          <ns2:ligatures ns2:val="none"/>
+          <w14:ligatures w14:val="none"/>
         </w:rPr>
         <w:t xml:space="preserve">la Ley 29571, Código de Protección y Defensa del Consumidor, en tanto </w:t>
       </w:r>
@@ -5479,7 +5416,7 @@
           <w:kern w:val="0"/>
           <w:shd w:val="clear" w:color="auto" w:fill="FFFFFF"/>
           <w:lang w:eastAsia="es-PE"/>
-          <ns2:ligatures ns2:val="none"/>
+          <w14:ligatures w14:val="none"/>
         </w:rPr>
         <w:t xml:space="preserve">la compañía aseguradora no habría cumplido con brindar una respuesta efectiva </w:t>
       </w:r>
@@ -5489,7 +5426,7 @@
           <w:kern w:val="0"/>
           <w:shd w:val="clear" w:color="auto" w:fill="FFFFFF"/>
           <w:lang w:eastAsia="es-PE"/>
-          <ns2:ligatures ns2:val="none"/>
+          <w14:ligatures w14:val="none"/>
         </w:rPr>
         <w:t xml:space="preserve">a su </w:t>
       </w:r>
@@ -5499,7 +5436,7 @@
           <w:color w:val="000000"/>
           <w:kern w:val="0"/>
           <w:lang w:eastAsia="es-ES"/>
-          <ns2:ligatures ns2:val="none"/>
+          <w14:ligatures w14:val="none"/>
         </w:rPr>
         <w:t>solicitud SS-0025768062</w:t>
       </w:r>
@@ -5509,7 +5446,7 @@
           <w:color w:val="000000"/>
           <w:kern w:val="0"/>
           <w:lang w:eastAsia="es-ES"/>
-          <ns2:ligatures ns2:val="none"/>
+          <w14:ligatures w14:val="none"/>
         </w:rPr>
         <w:t xml:space="preserve"> presentada </w:t>
       </w:r>
@@ -5519,7 +5456,7 @@
           <w:kern w:val="0"/>
           <w:shd w:val="clear" w:color="auto" w:fill="FFFFFF"/>
           <w:lang w:eastAsia="es-PE"/>
-          <ns2:ligatures ns2:val="none"/>
+          <w14:ligatures w14:val="none"/>
         </w:rPr>
         <w:t xml:space="preserve">el </w:t>
       </w:r>
@@ -5529,7 +5466,7 @@
           <w:color w:val="000000"/>
           <w:kern w:val="0"/>
           <w:lang w:eastAsia="es-ES"/>
-          <ns2:ligatures ns2:val="none"/>
+          <w14:ligatures w14:val="none"/>
         </w:rPr>
         <w:t>17 de marzo de 2025</w:t>
       </w:r>
@@ -5539,12 +5476,12 @@
           <w:kern w:val="0"/>
           <w:shd w:val="clear" w:color="auto" w:fill="FFFFFF"/>
           <w:lang w:eastAsia="es-PE"/>
-          <ns2:ligatures ns2:val="none"/>
+          <w14:ligatures w14:val="none"/>
         </w:rPr>
         <w:t>.</w:t>
       </w:r>
     </w:p>
-    <w:p ns2:paraId="714C33BC" ns2:textId="77777777">
+    <w:p>
       <w:pPr>
         <w:pStyle w:val="Prrafodelista"/>
         <w:spacing w:after="0" w:line="240" w:lineRule="auto"/>
@@ -5554,11 +5491,11 @@
           <w:rFonts w:ascii="Arial Narrow" w:eastAsia="Calibri" w:hAnsi="Arial Narrow" w:cs="Arial Narrow"/>
           <w:kern w:val="0"/>
           <w:lang w:eastAsia="es-PE"/>
-          <ns2:ligatures ns2:val="none"/>
-        </w:rPr>
-      </w:pPr>
-    </w:p>
-    <w:p ns2:paraId="376407D7" ns2:textId="02783003">
+          <w14:ligatures w14:val="none"/>
+        </w:rPr>
+      </w:pPr>
+    </w:p>
+    <w:p>
       <w:pPr>
         <w:pStyle w:val="Prrafodelista"/>
         <w:numPr>
@@ -5576,7 +5513,7 @@
           <w:rFonts w:ascii="Arial Narrow" w:eastAsia="Calibri" w:hAnsi="Arial Narrow" w:cs="Arial Narrow"/>
           <w:kern w:val="0"/>
           <w:lang w:eastAsia="es-PE"/>
-          <ns2:ligatures ns2:val="none"/>
+          <w14:ligatures w14:val="none"/>
         </w:rPr>
       </w:pPr>
       <w:r>
@@ -5585,7 +5522,7 @@
           <w:color w:val="000000"/>
           <w:kern w:val="0"/>
           <w:lang w:eastAsia="es-PE"/>
-          <ns2:ligatures ns2:val="none"/>
+          <w14:ligatures w14:val="none"/>
         </w:rPr>
         <w:t xml:space="preserve">Presunta infracción a los artículos 18 y 19 de la Ley 29571, Código de Protección y Defensa del Consumidor, en tanto </w:t>
       </w:r>
@@ -5595,7 +5532,7 @@
           <w:color w:val="000000"/>
           <w:kern w:val="0"/>
           <w:lang w:eastAsia="es-PE"/>
-          <ns2:ligatures ns2:val="none"/>
+          <w14:ligatures w14:val="none"/>
         </w:rPr>
         <w:t xml:space="preserve">la compañía aseguradora no habría cumplido con brindar una respuesta </w:t>
       </w:r>
@@ -5605,7 +5542,7 @@
           <w:color w:val="000000"/>
           <w:kern w:val="0"/>
           <w:lang w:eastAsia="es-PE"/>
-          <ns2:ligatures ns2:val="none"/>
+          <w14:ligatures w14:val="none"/>
         </w:rPr>
         <w:t xml:space="preserve">adecuada </w:t>
       </w:r>
@@ -5615,7 +5552,7 @@
           <w:color w:val="000000"/>
           <w:kern w:val="0"/>
           <w:lang w:eastAsia="es-PE"/>
-          <ns2:ligatures ns2:val="none"/>
+          <w14:ligatures w14:val="none"/>
         </w:rPr>
         <w:t xml:space="preserve">a la comunicación realizada por la denunciante el </w:t>
       </w:r>
@@ -5625,7 +5562,7 @@
           <w:color w:val="000000"/>
           <w:kern w:val="0"/>
           <w:lang w:eastAsia="es-ES"/>
-          <ns2:ligatures ns2:val="none"/>
+          <w14:ligatures w14:val="none"/>
         </w:rPr>
         <w:t>18 de marzo de 2025</w:t>
       </w:r>
@@ -5635,12 +5572,12 @@
           <w:kern w:val="0"/>
           <w:shd w:val="clear" w:color="auto" w:fill="FFFFFF"/>
           <w:lang w:eastAsia="es-PE"/>
-          <ns2:ligatures ns2:val="none"/>
+          <w14:ligatures w14:val="none"/>
         </w:rPr>
         <w:t>.</w:t>
       </w:r>
     </w:p>
-    <w:p ns2:paraId="5D5F99D1" ns2:textId="77777777">
+    <w:p>
       <w:pPr>
         <w:pStyle w:val="Prrafodelista"/>
         <w:spacing w:line="240" w:lineRule="auto"/>
@@ -5648,11 +5585,11 @@
           <w:rFonts w:ascii="Arial Narrow" w:eastAsia="Calibri" w:hAnsi="Arial Narrow" w:cs="Arial Narrow"/>
           <w:kern w:val="0"/>
           <w:lang w:eastAsia="es-PE"/>
-          <ns2:ligatures ns2:val="none"/>
-        </w:rPr>
-      </w:pPr>
-    </w:p>
-    <w:p ns2:paraId="193D3D26" ns2:textId="3AC474C9">
+          <w14:ligatures w14:val="none"/>
+        </w:rPr>
+      </w:pPr>
+    </w:p>
+    <w:p>
       <w:pPr>
         <w:pStyle w:val="Prrafodelista"/>
         <w:numPr>
@@ -5670,7 +5607,7 @@
           <w:rFonts w:ascii="Arial Narrow" w:eastAsia="Calibri" w:hAnsi="Arial Narrow" w:cs="Arial Narrow"/>
           <w:kern w:val="0"/>
           <w:lang w:eastAsia="es-PE"/>
-          <ns2:ligatures ns2:val="none"/>
+          <w14:ligatures w14:val="none"/>
         </w:rPr>
       </w:pPr>
       <w:r>
@@ -5679,7 +5616,7 @@
           <w:color w:val="000000"/>
           <w:kern w:val="0"/>
           <w:lang w:eastAsia="es-PE"/>
-          <ns2:ligatures ns2:val="none"/>
+          <w14:ligatures w14:val="none"/>
         </w:rPr>
         <w:t xml:space="preserve">Presunta infracción a los artículos 18 y 19 de la Ley 29571, Código de Protección y Defensa del Consumidor, en tanto </w:t>
       </w:r>
@@ -5689,7 +5626,7 @@
           <w:color w:val="000000"/>
           <w:kern w:val="0"/>
           <w:lang w:eastAsia="es-PE"/>
-          <ns2:ligatures ns2:val="none"/>
+          <w14:ligatures w14:val="none"/>
         </w:rPr>
         <w:t xml:space="preserve">la compañía aseguradora no habría cumplido con brindar una respuesta </w:t>
       </w:r>
@@ -5699,7 +5636,7 @@
           <w:color w:val="000000"/>
           <w:kern w:val="0"/>
           <w:lang w:eastAsia="es-PE"/>
-          <ns2:ligatures ns2:val="none"/>
+          <w14:ligatures w14:val="none"/>
         </w:rPr>
         <w:t>adecuada</w:t>
       </w:r>
@@ -5709,7 +5646,7 @@
           <w:color w:val="000000"/>
           <w:kern w:val="0"/>
           <w:lang w:eastAsia="es-PE"/>
-          <ns2:ligatures ns2:val="none"/>
+          <w14:ligatures w14:val="none"/>
         </w:rPr>
         <w:t xml:space="preserve"> a la comunicación por la denunciante el </w:t>
       </w:r>
@@ -5719,7 +5656,7 @@
           <w:color w:val="000000"/>
           <w:kern w:val="0"/>
           <w:lang w:eastAsia="es-ES"/>
-          <ns2:ligatures ns2:val="none"/>
+          <w14:ligatures w14:val="none"/>
         </w:rPr>
         <w:t>20 de marzo de 2025</w:t>
       </w:r>
@@ -5729,12 +5666,12 @@
           <w:color w:val="000000"/>
           <w:kern w:val="0"/>
           <w:lang w:eastAsia="es-ES"/>
-          <ns2:ligatures ns2:val="none"/>
+          <w14:ligatures w14:val="none"/>
         </w:rPr>
         <w:t>.</w:t>
       </w:r>
     </w:p>
-    <w:p ns2:paraId="3407A339" ns2:textId="77777777">
+    <w:p>
       <w:pPr>
         <w:pStyle w:val="Prrafodelista"/>
         <w:spacing w:line="240" w:lineRule="auto"/>
@@ -5742,11 +5679,11 @@
           <w:rFonts w:ascii="Arial Narrow" w:eastAsia="Calibri" w:hAnsi="Arial Narrow" w:cs="Arial Narrow"/>
           <w:kern w:val="0"/>
           <w:lang w:eastAsia="es-PE"/>
-          <ns2:ligatures ns2:val="none"/>
-        </w:rPr>
-      </w:pPr>
-    </w:p>
-    <w:p ns2:paraId="6282190B" ns2:textId="1D20F2BB">
+          <w14:ligatures w14:val="none"/>
+        </w:rPr>
+      </w:pPr>
+    </w:p>
+    <w:p>
       <w:pPr>
         <w:pStyle w:val="Prrafodelista"/>
         <w:numPr>
@@ -5764,7 +5701,7 @@
           <w:rFonts w:ascii="Arial Narrow" w:eastAsia="Calibri" w:hAnsi="Arial Narrow" w:cs="Arial Narrow"/>
           <w:kern w:val="0"/>
           <w:lang w:eastAsia="es-PE"/>
-          <ns2:ligatures ns2:val="none"/>
+          <w14:ligatures w14:val="none"/>
         </w:rPr>
       </w:pPr>
       <w:r>
@@ -5773,7 +5710,7 @@
           <w:color w:val="000000"/>
           <w:kern w:val="0"/>
           <w:lang w:eastAsia="es-PE"/>
-          <ns2:ligatures ns2:val="none"/>
+          <w14:ligatures w14:val="none"/>
         </w:rPr>
         <w:t xml:space="preserve">Presunta infracción a los artículos 18 y 19 de la Ley 29571, Código de Protección y Defensa del Consumidor, en tanto </w:t>
       </w:r>
@@ -5783,7 +5720,7 @@
           <w:color w:val="000000"/>
           <w:kern w:val="0"/>
           <w:lang w:eastAsia="es-PE"/>
-          <ns2:ligatures ns2:val="none"/>
+          <w14:ligatures w14:val="none"/>
         </w:rPr>
         <w:t xml:space="preserve">la compañía aseguradora no habría cumplido con brindar una respuesta </w:t>
       </w:r>
@@ -5793,7 +5730,7 @@
           <w:color w:val="000000"/>
           <w:kern w:val="0"/>
           <w:lang w:eastAsia="es-PE"/>
-          <ns2:ligatures ns2:val="none"/>
+          <w14:ligatures w14:val="none"/>
         </w:rPr>
         <w:t xml:space="preserve">adecuada </w:t>
       </w:r>
@@ -5803,7 +5740,7 @@
           <w:color w:val="000000"/>
           <w:kern w:val="0"/>
           <w:lang w:eastAsia="es-PE"/>
-          <ns2:ligatures ns2:val="none"/>
+          <w14:ligatures w14:val="none"/>
         </w:rPr>
         <w:t xml:space="preserve">a la comunicación realizada por la denunciante el </w:t>
       </w:r>
@@ -5813,7 +5750,7 @@
           <w:color w:val="000000"/>
           <w:kern w:val="0"/>
           <w:lang w:eastAsia="es-PE"/>
-          <ns2:ligatures ns2:val="none"/>
+          <w14:ligatures w14:val="none"/>
         </w:rPr>
         <w:t>24 de marzo de 2025</w:t>
       </w:r>
@@ -5823,12 +5760,12 @@
           <w:color w:val="000000"/>
           <w:kern w:val="0"/>
           <w:lang w:eastAsia="es-PE"/>
-          <ns2:ligatures ns2:val="none"/>
+          <w14:ligatures w14:val="none"/>
         </w:rPr>
         <w:t>.</w:t>
       </w:r>
     </w:p>
-    <w:p ns2:paraId="0A0C9907" ns2:textId="77777777">
+    <w:p>
       <w:pPr>
         <w:pStyle w:val="Prrafodelista"/>
         <w:spacing w:line="240" w:lineRule="auto"/>
@@ -5836,11 +5773,11 @@
           <w:rFonts w:ascii="Arial Narrow" w:eastAsia="Calibri" w:hAnsi="Arial Narrow" w:cs="Arial Narrow"/>
           <w:kern w:val="0"/>
           <w:lang w:eastAsia="es-PE"/>
-          <ns2:ligatures ns2:val="none"/>
-        </w:rPr>
-      </w:pPr>
-    </w:p>
-    <w:p ns2:paraId="4537D5A9" ns2:textId="465D013C">
+          <w14:ligatures w14:val="none"/>
+        </w:rPr>
+      </w:pPr>
+    </w:p>
+    <w:p>
       <w:pPr>
         <w:pStyle w:val="Prrafodelista"/>
         <w:numPr>
@@ -5858,7 +5795,7 @@
           <w:rFonts w:ascii="Arial Narrow" w:eastAsia="Calibri" w:hAnsi="Arial Narrow" w:cs="Arial Narrow"/>
           <w:kern w:val="0"/>
           <w:lang w:eastAsia="es-PE"/>
-          <ns2:ligatures ns2:val="none"/>
+          <w14:ligatures w14:val="none"/>
         </w:rPr>
       </w:pPr>
       <w:r>
@@ -5867,7 +5804,7 @@
           <w:color w:val="000000"/>
           <w:kern w:val="0"/>
           <w:lang w:eastAsia="es-PE"/>
-          <ns2:ligatures ns2:val="none"/>
+          <w14:ligatures w14:val="none"/>
         </w:rPr>
         <w:t xml:space="preserve">Presunta infracción a los artículos 18 y 19 de la Ley 29571, Código de Protección y Defensa del Consumidor, en tanto </w:t>
       </w:r>
@@ -5877,7 +5814,7 @@
           <w:color w:val="000000"/>
           <w:kern w:val="0"/>
           <w:lang w:eastAsia="es-PE"/>
-          <ns2:ligatures ns2:val="none"/>
+          <w14:ligatures w14:val="none"/>
         </w:rPr>
         <w:t xml:space="preserve">la compañía aseguradora no habría cumplido con brindar una respuesta </w:t>
       </w:r>
@@ -5887,7 +5824,7 @@
           <w:color w:val="000000"/>
           <w:kern w:val="0"/>
           <w:lang w:eastAsia="es-PE"/>
-          <ns2:ligatures ns2:val="none"/>
+          <w14:ligatures w14:val="none"/>
         </w:rPr>
         <w:t>adecuada</w:t>
       </w:r>
@@ -5897,7 +5834,7 @@
           <w:color w:val="000000"/>
           <w:kern w:val="0"/>
           <w:lang w:eastAsia="es-PE"/>
-          <ns2:ligatures ns2:val="none"/>
+          <w14:ligatures w14:val="none"/>
         </w:rPr>
         <w:t xml:space="preserve"> a la comunicación realizada por la denunciante el </w:t>
       </w:r>
@@ -5907,7 +5844,7 @@
           <w:color w:val="000000"/>
           <w:kern w:val="0"/>
           <w:lang w:eastAsia="es-ES"/>
-          <ns2:ligatures ns2:val="none"/>
+          <w14:ligatures w14:val="none"/>
         </w:rPr>
         <w:t>26 de marzo de 2025</w:t>
       </w:r>
@@ -5917,12 +5854,12 @@
           <w:color w:val="000000"/>
           <w:kern w:val="0"/>
           <w:lang w:eastAsia="es-ES"/>
-          <ns2:ligatures ns2:val="none"/>
+          <w14:ligatures w14:val="none"/>
         </w:rPr>
         <w:t>.</w:t>
       </w:r>
     </w:p>
-    <w:p ns2:paraId="06E3EB89" ns2:textId="77777777">
+    <w:p>
       <w:pPr>
         <w:pStyle w:val="Prrafodelista"/>
         <w:spacing w:line="240" w:lineRule="auto"/>
@@ -5930,11 +5867,11 @@
           <w:rFonts w:ascii="Arial Narrow" w:eastAsia="Calibri" w:hAnsi="Arial Narrow" w:cs="Arial Narrow"/>
           <w:kern w:val="0"/>
           <w:lang w:eastAsia="es-PE"/>
-          <ns2:ligatures ns2:val="none"/>
-        </w:rPr>
-      </w:pPr>
-    </w:p>
-    <w:p ns2:paraId="4BC60613" ns2:textId="2D8C3269">
+          <w14:ligatures w14:val="none"/>
+        </w:rPr>
+      </w:pPr>
+    </w:p>
+    <w:p>
       <w:pPr>
         <w:pStyle w:val="Prrafodelista"/>
         <w:numPr>
@@ -5952,7 +5889,7 @@
           <w:rFonts w:ascii="Arial Narrow" w:eastAsia="Calibri" w:hAnsi="Arial Narrow" w:cs="Arial Narrow"/>
           <w:kern w:val="0"/>
           <w:lang w:eastAsia="es-PE"/>
-          <ns2:ligatures ns2:val="none"/>
+          <w14:ligatures w14:val="none"/>
         </w:rPr>
       </w:pPr>
       <w:r>
@@ -5961,7 +5898,7 @@
           <w:color w:val="000000"/>
           <w:kern w:val="0"/>
           <w:lang w:eastAsia="es-PE"/>
-          <ns2:ligatures ns2:val="none"/>
+          <w14:ligatures w14:val="none"/>
         </w:rPr>
         <w:t xml:space="preserve">Presunta infracción </w:t>
       </w:r>
@@ -5971,7 +5908,7 @@
           <w:color w:val="000000"/>
           <w:kern w:val="0"/>
           <w:lang w:eastAsia="es-PE"/>
-          <ns2:ligatures ns2:val="none"/>
+          <w14:ligatures w14:val="none"/>
         </w:rPr>
         <w:t xml:space="preserve">a los artículos 18 y 19 de la Ley 29571, Código de Protección y Defensa del Consumidor, en tanto la compañía aseguradora no habría cumplido con brindar una respuesta </w:t>
       </w:r>
@@ -5981,7 +5918,7 @@
           <w:color w:val="000000"/>
           <w:kern w:val="0"/>
           <w:lang w:eastAsia="es-PE"/>
-          <ns2:ligatures ns2:val="none"/>
+          <w14:ligatures w14:val="none"/>
         </w:rPr>
         <w:t>adecuada</w:t>
       </w:r>
@@ -5991,7 +5928,7 @@
           <w:color w:val="000000"/>
           <w:kern w:val="0"/>
           <w:lang w:eastAsia="es-PE"/>
-          <ns2:ligatures ns2:val="none"/>
+          <w14:ligatures w14:val="none"/>
         </w:rPr>
         <w:t xml:space="preserve"> a la comunicación realizada por la denunciante el </w:t>
       </w:r>
@@ -6001,12 +5938,12 @@
           <w:color w:val="000000"/>
           <w:kern w:val="0"/>
           <w:lang w:eastAsia="es-PE"/>
-          <ns2:ligatures ns2:val="none"/>
+          <w14:ligatures w14:val="none"/>
         </w:rPr>
         <w:t>28 de marzo de 2025.</w:t>
       </w:r>
     </w:p>
-    <w:p ns2:paraId="68434F28" ns2:textId="77777777">
+    <w:p>
       <w:pPr>
         <w:pStyle w:val="Prrafodelista"/>
         <w:spacing w:line="240" w:lineRule="auto"/>
@@ -6014,11 +5951,11 @@
           <w:rFonts w:ascii="Arial Narrow" w:eastAsia="Calibri" w:hAnsi="Arial Narrow" w:cs="Arial Narrow"/>
           <w:kern w:val="0"/>
           <w:lang w:eastAsia="es-PE"/>
-          <ns2:ligatures ns2:val="none"/>
-        </w:rPr>
-      </w:pPr>
-    </w:p>
-    <w:p ns2:paraId="4E748C9D" ns2:textId="7338D09B">
+          <w14:ligatures w14:val="none"/>
+        </w:rPr>
+      </w:pPr>
+    </w:p>
+    <w:p>
       <w:pPr>
         <w:pStyle w:val="Prrafodelista"/>
         <w:numPr>
@@ -6036,7 +5973,7 @@
           <w:rFonts w:ascii="Arial Narrow" w:eastAsia="Calibri" w:hAnsi="Arial Narrow" w:cs="Arial Narrow"/>
           <w:kern w:val="0"/>
           <w:lang w:eastAsia="es-PE"/>
-          <ns2:ligatures ns2:val="none"/>
+          <w14:ligatures w14:val="none"/>
         </w:rPr>
       </w:pPr>
       <w:r>
@@ -6045,7 +5982,7 @@
           <w:color w:val="000000"/>
           <w:kern w:val="0"/>
           <w:lang w:eastAsia="es-PE"/>
-          <ns2:ligatures ns2:val="none"/>
+          <w14:ligatures w14:val="none"/>
         </w:rPr>
         <w:t xml:space="preserve">Presunta infracción a los artículos 18 y 19 de la Ley 29571, Código de Protección y Defensa del Consumidor, en tanto </w:t>
       </w:r>
@@ -6055,7 +5992,7 @@
           <w:color w:val="000000"/>
           <w:kern w:val="0"/>
           <w:lang w:eastAsia="es-PE"/>
-          <ns2:ligatures ns2:val="none"/>
+          <w14:ligatures w14:val="none"/>
         </w:rPr>
         <w:t xml:space="preserve">la compañía aseguradora no habría cumplido con brindar una respuesta </w:t>
       </w:r>
@@ -6065,7 +6002,7 @@
           <w:color w:val="000000"/>
           <w:kern w:val="0"/>
           <w:lang w:eastAsia="es-PE"/>
-          <ns2:ligatures ns2:val="none"/>
+          <w14:ligatures w14:val="none"/>
         </w:rPr>
         <w:t xml:space="preserve">adecuada </w:t>
       </w:r>
@@ -6075,7 +6012,7 @@
           <w:color w:val="000000"/>
           <w:kern w:val="0"/>
           <w:lang w:eastAsia="es-PE"/>
-          <ns2:ligatures ns2:val="none"/>
+          <w14:ligatures w14:val="none"/>
         </w:rPr>
         <w:t>a la comunicación realizada por la denunciante el 16 de abril de 2025</w:t>
       </w:r>
@@ -6085,12 +6022,12 @@
           <w:color w:val="000000"/>
           <w:kern w:val="0"/>
           <w:lang w:eastAsia="es-PE"/>
-          <ns2:ligatures ns2:val="none"/>
+          <w14:ligatures w14:val="none"/>
         </w:rPr>
         <w:t>.</w:t>
       </w:r>
     </w:p>
-    <w:p ns2:paraId="34834D19" ns2:textId="77777777">
+    <w:p>
       <w:pPr>
         <w:pStyle w:val="Prrafodelista"/>
         <w:spacing w:line="240" w:lineRule="auto"/>
@@ -6098,11 +6035,11 @@
           <w:rFonts w:ascii="Arial Narrow" w:eastAsia="Calibri" w:hAnsi="Arial Narrow" w:cs="Arial Narrow"/>
           <w:kern w:val="0"/>
           <w:lang w:eastAsia="es-PE"/>
-          <ns2:ligatures ns2:val="none"/>
-        </w:rPr>
-      </w:pPr>
-    </w:p>
-    <w:p ns2:paraId="38627730" ns2:textId="43DC8A3A">
+          <w14:ligatures w14:val="none"/>
+        </w:rPr>
+      </w:pPr>
+    </w:p>
+    <w:p>
       <w:pPr>
         <w:pStyle w:val="Prrafodelista"/>
         <w:numPr>
@@ -6120,7 +6057,7 @@
           <w:rFonts w:ascii="Arial Narrow" w:eastAsia="Calibri" w:hAnsi="Arial Narrow" w:cs="Arial Narrow"/>
           <w:kern w:val="0"/>
           <w:lang w:eastAsia="es-PE"/>
-          <ns2:ligatures ns2:val="none"/>
+          <w14:ligatures w14:val="none"/>
         </w:rPr>
       </w:pPr>
       <w:r>
@@ -6129,7 +6066,7 @@
           <w:color w:val="000000"/>
           <w:kern w:val="0"/>
           <w:lang w:eastAsia="es-PE"/>
-          <ns2:ligatures ns2:val="none"/>
+          <w14:ligatures w14:val="none"/>
         </w:rPr>
         <w:lastRenderedPageBreak/>
         <w:t xml:space="preserve">Presunta infracción a los artículos 18 y 19 de la Ley 29571, Código de Protección y Defensa del Consumidor, en tanto </w:t>
@@ -6140,7 +6077,7 @@
           <w:color w:val="000000"/>
           <w:kern w:val="0"/>
           <w:lang w:eastAsia="es-PE"/>
-          <ns2:ligatures ns2:val="none"/>
+          <w14:ligatures w14:val="none"/>
         </w:rPr>
         <w:t xml:space="preserve">la compañía aseguradora no habría cumplido con brindar una respuesta </w:t>
       </w:r>
@@ -6150,7 +6087,7 @@
           <w:color w:val="000000"/>
           <w:kern w:val="0"/>
           <w:lang w:eastAsia="es-PE"/>
-          <ns2:ligatures ns2:val="none"/>
+          <w14:ligatures w14:val="none"/>
         </w:rPr>
         <w:t>adecuada</w:t>
       </w:r>
@@ -6160,7 +6097,7 @@
           <w:color w:val="000000"/>
           <w:kern w:val="0"/>
           <w:lang w:eastAsia="es-PE"/>
-          <ns2:ligatures ns2:val="none"/>
+          <w14:ligatures w14:val="none"/>
         </w:rPr>
         <w:t xml:space="preserve"> </w:t>
       </w:r>
@@ -6170,7 +6107,7 @@
           <w:color w:val="000000"/>
           <w:kern w:val="0"/>
           <w:lang w:eastAsia="es-PE"/>
-          <ns2:ligatures ns2:val="none"/>
+          <w14:ligatures w14:val="none"/>
         </w:rPr>
         <w:t xml:space="preserve">a la comunicación realizada por la denunciante el </w:t>
       </w:r>
@@ -6180,7 +6117,7 @@
           <w:color w:val="000000"/>
           <w:kern w:val="0"/>
           <w:lang w:eastAsia="es-PE"/>
-          <ns2:ligatures ns2:val="none"/>
+          <w14:ligatures w14:val="none"/>
         </w:rPr>
         <w:t>21 de abril de 2025</w:t>
       </w:r>
@@ -6190,12 +6127,12 @@
           <w:color w:val="000000"/>
           <w:kern w:val="0"/>
           <w:lang w:eastAsia="es-PE"/>
-          <ns2:ligatures ns2:val="none"/>
+          <w14:ligatures w14:val="none"/>
         </w:rPr>
         <w:t>.</w:t>
       </w:r>
     </w:p>
-    <w:p ns2:paraId="2A7EBF9B" ns2:textId="77777777">
+    <w:p>
       <w:pPr>
         <w:pStyle w:val="Prrafodelista"/>
         <w:spacing w:after="0" w:line="240" w:lineRule="auto"/>
@@ -6205,11 +6142,11 @@
           <w:rFonts w:ascii="Arial Narrow" w:eastAsia="Calibri" w:hAnsi="Arial Narrow" w:cs="Arial Narrow"/>
           <w:kern w:val="0"/>
           <w:lang w:eastAsia="es-PE"/>
-          <ns2:ligatures ns2:val="none"/>
-        </w:rPr>
-      </w:pPr>
-    </w:p>
-    <w:p ns2:paraId="7C9EE9C9" ns2:textId="67E28A8C">
+          <w14:ligatures w14:val="none"/>
+        </w:rPr>
+      </w:pPr>
+    </w:p>
+    <w:p>
       <w:pPr>
         <w:pStyle w:val="Prrafodelista"/>
         <w:numPr>
@@ -6226,7 +6163,7 @@
         <w:rPr>
           <w:rFonts w:ascii="Arial Narrow" w:eastAsia="Arial Narrow" w:hAnsi="Arial Narrow" w:cs="Arial Narrow"/>
           <w:kern w:val="0"/>
-          <ns2:ligatures ns2:val="none"/>
+          <w14:ligatures w14:val="none"/>
         </w:rPr>
       </w:pPr>
       <w:r>
@@ -6239,7 +6176,7 @@
         <w:rPr>
           <w:rFonts w:ascii="Arial Narrow" w:eastAsia="Arial Narrow" w:hAnsi="Arial Narrow" w:cs="Arial Narrow"/>
           <w:kern w:val="0"/>
-          <ns2:ligatures ns2:val="none"/>
+          <w14:ligatures w14:val="none"/>
         </w:rPr>
         <w:t/>
       </w:r>
@@ -6259,7 +6196,7 @@
         <w:rPr>
           <w:rFonts w:ascii="Arial Narrow" w:eastAsia="Arial Narrow" w:hAnsi="Arial Narrow" w:cs="Arial Narrow"/>
           <w:kern w:val="0"/>
-          <ns2:ligatures ns2:val="none"/>
+          <w14:ligatures w14:val="none"/>
         </w:rPr>
         <w:t/>
       </w:r>
@@ -6273,7 +6210,7 @@
         <w:rPr>
           <w:rFonts w:ascii="Arial Narrow" w:eastAsia="Arial Narrow" w:hAnsi="Arial Narrow" w:cs="Arial Narrow"/>
           <w:kern w:val="0"/>
-          <ns2:ligatures ns2:val="none"/>
+          <w14:ligatures w14:val="none"/>
         </w:rPr>
         <w:t xml:space="preserve">en tanto </w:t>
       </w:r>
@@ -6281,7 +6218,7 @@
         <w:rPr>
           <w:rFonts w:ascii="Arial Narrow" w:eastAsia="Arial Narrow" w:hAnsi="Arial Narrow" w:cs="Arial Narrow"/>
           <w:kern w:val="0"/>
-          <ns2:ligatures ns2:val="none"/>
+          <w14:ligatures w14:val="none"/>
         </w:rPr>
         <w:t xml:space="preserve">el proveedor denunciado habría brindado una respuesta inadecuada al reclamo presentado por </w:t>
       </w:r>
@@ -6289,7 +6226,7 @@
         <w:rPr>
           <w:rFonts w:ascii="Arial Narrow" w:eastAsia="Arial Narrow" w:hAnsi="Arial Narrow" w:cs="Arial Narrow"/>
           <w:kern w:val="0"/>
-          <ns2:ligatures ns2:val="none"/>
+          <w14:ligatures w14:val="none"/>
         </w:rPr>
         <w:t>la</w:t>
       </w:r>
@@ -6297,7 +6234,7 @@
         <w:rPr>
           <w:rFonts w:ascii="Arial Narrow" w:eastAsia="Arial Narrow" w:hAnsi="Arial Narrow" w:cs="Arial Narrow"/>
           <w:kern w:val="0"/>
-          <ns2:ligatures ns2:val="none"/>
+          <w14:ligatures w14:val="none"/>
         </w:rPr>
         <w:t xml:space="preserve"> denunciante el </w:t>
       </w:r>
@@ -6307,7 +6244,7 @@
           <w:color w:val="000000"/>
           <w:kern w:val="0"/>
           <w:lang w:eastAsia="es-ES"/>
-          <ns2:ligatures ns2:val="none"/>
+          <w14:ligatures w14:val="none"/>
         </w:rPr>
         <w:t>2 de abril de 2025</w:t>
       </w:r>
@@ -6315,23 +6252,23 @@
         <w:rPr>
           <w:rFonts w:ascii="Arial Narrow" w:eastAsia="Arial Narrow" w:hAnsi="Arial Narrow" w:cs="Arial Narrow"/>
           <w:kern w:val="0"/>
-          <ns2:ligatures ns2:val="none"/>
+          <w14:ligatures w14:val="none"/>
         </w:rPr>
         <w:t>.</w:t>
       </w:r>
     </w:p>
-    <w:p ns2:paraId="042B3F54" ns2:textId="777BBF33">
-      <w:pPr>
-        <w:spacing w:after="0" w:line="240" w:lineRule="auto"/>
-        <w:jc w:val="both"/>
-        <w:rPr>
-          <w:rFonts w:ascii="Arial Narrow" w:eastAsia="Arial Narrow" w:hAnsi="Arial Narrow" w:cs="Arial Narrow"/>
-          <w:kern w:val="0"/>
-          <ns2:ligatures ns2:val="none"/>
-        </w:rPr>
-      </w:pPr>
-    </w:p>
-    <w:p ns2:paraId="0A292C9F" ns2:textId="0ABC2A36">
+    <w:p>
+      <w:pPr>
+        <w:spacing w:after="0" w:line="240" w:lineRule="auto"/>
+        <w:jc w:val="both"/>
+        <w:rPr>
+          <w:rFonts w:ascii="Arial Narrow" w:eastAsia="Arial Narrow" w:hAnsi="Arial Narrow" w:cs="Arial Narrow"/>
+          <w:kern w:val="0"/>
+          <w14:ligatures w14:val="none"/>
+        </w:rPr>
+      </w:pPr>
+    </w:p>
+    <w:p>
       <w:pPr>
         <w:spacing w:line="240" w:lineRule="auto"/>
         <w:contextualSpacing/>
@@ -6339,7 +6276,7 @@
         <w:rPr>
           <w:rFonts w:ascii="Arial Narrow" w:eastAsia="Calibri" w:hAnsi="Arial Narrow" w:cs="Arial"/>
           <w:kern w:val="0"/>
-          <ns2:ligatures ns2:val="none"/>
+          <w14:ligatures w14:val="none"/>
         </w:rPr>
       </w:pPr>
       <w:r>
@@ -6349,7 +6286,7 @@
           <w:color w:val="000000"/>
           <w:kern w:val="0"/>
           <w:lang w:eastAsia="es-PE"/>
-          <ns2:ligatures ns2:val="none"/>
+          <w14:ligatures w14:val="none"/>
         </w:rPr>
         <w:t>SEGUNDO:</w:t>
       </w:r>
@@ -6359,7 +6296,7 @@
           <w:color w:val="000000"/>
           <w:kern w:val="0"/>
           <w:lang w:eastAsia="es-PE"/>
-          <ns2:ligatures ns2:val="none"/>
+          <w14:ligatures w14:val="none"/>
         </w:rPr>
         <w:t xml:space="preserve"> tener por ofrecidos los medios probatorios</w:t>
       </w:r>
@@ -6369,7 +6306,7 @@
           <w:color w:val="000000"/>
           <w:kern w:val="0"/>
           <w:lang w:eastAsia="es-PE"/>
-          <ns2:ligatures ns2:val="none"/>
+          <w14:ligatures w14:val="none"/>
         </w:rPr>
         <w:t xml:space="preserve"> presentados en el escrito de denuncia </w:t>
       </w:r>
@@ -6379,7 +6316,7 @@
           <w:color w:val="000000"/>
           <w:kern w:val="0"/>
           <w:lang w:val="es-ES" w:eastAsia="es-ES"/>
-          <ns2:ligatures ns2:val="none"/>
+          <w14:ligatures w14:val="none"/>
         </w:rPr>
         <w:t xml:space="preserve">del </w:t>
       </w:r>
@@ -6389,7 +6326,7 @@
           <w:color w:val="000000"/>
           <w:kern w:val="0"/>
           <w:lang w:val="es-ES" w:eastAsia="es-ES"/>
-          <ns2:ligatures ns2:val="none"/>
+          <w14:ligatures w14:val="none"/>
         </w:rPr>
         <w:t>25 de abril de 2025, subsanada mediante escrito del 23 de mayo de 2025</w:t>
       </w:r>
@@ -6397,12 +6334,12 @@
         <w:rPr>
           <w:rFonts w:ascii="Arial Narrow" w:eastAsia="Calibri" w:hAnsi="Arial Narrow" w:cs="Arial"/>
           <w:kern w:val="0"/>
-          <ns2:ligatures ns2:val="none"/>
+          <w14:ligatures w14:val="none"/>
         </w:rPr>
         <w:t>.</w:t>
       </w:r>
     </w:p>
-    <w:p ns2:paraId="68A17E97" ns2:textId="77777777">
+    <w:p>
       <w:pPr>
         <w:spacing w:line="240" w:lineRule="auto"/>
         <w:contextualSpacing/>
@@ -6412,20 +6349,20 @@
           <w:color w:val="000000"/>
           <w:kern w:val="0"/>
           <w:lang w:eastAsia="es-PE"/>
-          <ns2:ligatures ns2:val="none"/>
-        </w:rPr>
-      </w:pPr>
-    </w:p>
-    <w:p ns2:paraId="168254DA" ns2:textId="09DAA3C8">
-      <w:pPr>
-        <w:spacing w:after="0" w:line="240" w:lineRule="auto"/>
-        <w:jc w:val="both"/>
-        <w:rPr>
-          <w:rFonts w:ascii="Arial Narrow" w:eastAsia="Arial Narrow" w:hAnsi="Arial Narrow" w:cs="Arial Narrow"/>
-          <w:color w:val="000000"/>
-          <w:kern w:val="0"/>
-          <w:lang w:eastAsia="es-PE"/>
-          <ns2:ligatures ns2:val="none"/>
+          <w14:ligatures w14:val="none"/>
+        </w:rPr>
+      </w:pPr>
+    </w:p>
+    <w:p>
+      <w:pPr>
+        <w:spacing w:after="0" w:line="240" w:lineRule="auto"/>
+        <w:jc w:val="both"/>
+        <w:rPr>
+          <w:rFonts w:ascii="Arial Narrow" w:eastAsia="Arial Narrow" w:hAnsi="Arial Narrow" w:cs="Arial Narrow"/>
+          <w:color w:val="000000"/>
+          <w:kern w:val="0"/>
+          <w:lang w:eastAsia="es-PE"/>
+          <w14:ligatures w14:val="none"/>
         </w:rPr>
       </w:pPr>
       <w:r>
@@ -6435,7 +6372,7 @@
           <w:color w:val="000000"/>
           <w:kern w:val="0"/>
           <w:lang w:eastAsia="es-PE"/>
-          <ns2:ligatures ns2:val="none"/>
+          <w14:ligatures w14:val="none"/>
         </w:rPr>
         <w:t xml:space="preserve">TERCERO: </w:t>
       </w:r>
@@ -6445,7 +6382,7 @@
           <w:color w:val="000000"/>
           <w:kern w:val="0"/>
           <w:lang w:eastAsia="es-PE"/>
-          <ns2:ligatures ns2:val="none"/>
+          <w14:ligatures w14:val="none"/>
         </w:rPr>
         <w:t xml:space="preserve">requerir a </w:t>
       </w:r>
@@ -6462,12 +6399,12 @@
           <w:color w:val="000000"/>
           <w:kern w:val="0"/>
           <w:lang w:eastAsia="es-PE"/>
-          <ns2:ligatures ns2:val="none"/>
+          <w14:ligatures w14:val="none"/>
         </w:rPr>
         <w:t>que cumpla con lo siguiente:</w:t>
       </w:r>
     </w:p>
-    <w:p ns2:paraId="20FDFB8D" ns2:textId="77777777">
+    <w:p>
       <w:pPr>
         <w:spacing w:after="0" w:line="240" w:lineRule="auto"/>
         <w:jc w:val="both"/>
@@ -6476,11 +6413,11 @@
           <w:color w:val="000000"/>
           <w:kern w:val="0"/>
           <w:lang w:eastAsia="es-PE"/>
-          <ns2:ligatures ns2:val="none"/>
-        </w:rPr>
-      </w:pPr>
-    </w:p>
-    <w:p ns2:paraId="4AA80738" ns2:textId="77777777">
+          <w14:ligatures w14:val="none"/>
+        </w:rPr>
+      </w:pPr>
+    </w:p>
+    <w:p>
       <w:pPr>
         <w:numPr>
           <w:ilvl w:val="0"/>
@@ -6494,21 +6431,21 @@
           <w:color w:val="000000"/>
           <w:kern w:val="0"/>
           <w:lang w:eastAsia="es-PE"/>
-          <ns2:ligatures ns2:val="none"/>
-        </w:rPr>
-      </w:pPr>
-      <w:r>
-        <w:rPr>
-          <w:rFonts w:ascii="Arial Narrow" w:eastAsia="Arial Narrow" w:hAnsi="Arial Narrow" w:cs="Arial Narrow"/>
-          <w:color w:val="000000"/>
-          <w:kern w:val="0"/>
-          <w:lang w:eastAsia="es-PE"/>
-          <ns2:ligatures ns2:val="none"/>
+          <w14:ligatures w14:val="none"/>
+        </w:rPr>
+      </w:pPr>
+      <w:r>
+        <w:rPr>
+          <w:rFonts w:ascii="Arial Narrow" w:eastAsia="Arial Narrow" w:hAnsi="Arial Narrow" w:cs="Arial Narrow"/>
+          <w:color w:val="000000"/>
+          <w:kern w:val="0"/>
+          <w:lang w:eastAsia="es-PE"/>
+          <w14:ligatures w14:val="none"/>
         </w:rPr>
         <w:t>presentar documentos que acrediten su inscripción en los Registros Públicos o una declaración jurada que indique que cuenta con dicha inscripción;</w:t>
       </w:r>
     </w:p>
-    <w:p ns2:paraId="2B29D59F" ns2:textId="77777777">
+    <w:p>
       <w:pPr>
         <w:numPr>
           <w:ilvl w:val="0"/>
@@ -6522,21 +6459,21 @@
           <w:color w:val="000000"/>
           <w:kern w:val="0"/>
           <w:lang w:eastAsia="es-PE"/>
-          <ns2:ligatures ns2:val="none"/>
-        </w:rPr>
-      </w:pPr>
-      <w:r>
-        <w:rPr>
-          <w:rFonts w:ascii="Arial Narrow" w:eastAsia="Arial Narrow" w:hAnsi="Arial Narrow" w:cs="Arial Narrow"/>
-          <w:color w:val="000000"/>
-          <w:kern w:val="0"/>
-          <w:lang w:eastAsia="es-PE"/>
-          <ns2:ligatures ns2:val="none"/>
+          <w14:ligatures w14:val="none"/>
+        </w:rPr>
+      </w:pPr>
+      <w:r>
+        <w:rPr>
+          <w:rFonts w:ascii="Arial Narrow" w:eastAsia="Arial Narrow" w:hAnsi="Arial Narrow" w:cs="Arial Narrow"/>
+          <w:color w:val="000000"/>
+          <w:kern w:val="0"/>
+          <w:lang w:eastAsia="es-PE"/>
+          <w14:ligatures w14:val="none"/>
         </w:rPr>
         <w:t>presentar copia simple de las facultades de representación de su representante legal en el presente procedimiento o la declaración jurada que indique que cuenta con dichas facultades y que estas se encuentran vigentes;</w:t>
       </w:r>
     </w:p>
-    <w:p ns2:paraId="7EF50C46" ns2:textId="77777777">
+    <w:p>
       <w:pPr>
         <w:numPr>
           <w:ilvl w:val="0"/>
@@ -6550,21 +6487,21 @@
           <w:color w:val="000000"/>
           <w:kern w:val="0"/>
           <w:lang w:eastAsia="es-PE"/>
-          <ns2:ligatures ns2:val="none"/>
-        </w:rPr>
-      </w:pPr>
-      <w:r>
-        <w:rPr>
-          <w:rFonts w:ascii="Arial Narrow" w:eastAsia="Arial Narrow" w:hAnsi="Arial Narrow" w:cs="Arial Narrow"/>
-          <w:color w:val="000000"/>
-          <w:kern w:val="0"/>
-          <w:lang w:eastAsia="es-PE"/>
-          <ns2:ligatures ns2:val="none"/>
+          <w14:ligatures w14:val="none"/>
+        </w:rPr>
+      </w:pPr>
+      <w:r>
+        <w:rPr>
+          <w:rFonts w:ascii="Arial Narrow" w:eastAsia="Arial Narrow" w:hAnsi="Arial Narrow" w:cs="Arial Narrow"/>
+          <w:color w:val="000000"/>
+          <w:kern w:val="0"/>
+          <w:lang w:eastAsia="es-PE"/>
+          <w14:ligatures w14:val="none"/>
         </w:rPr>
         <w:t>consignar el Número de Registro Único de Contribuyentes (RUC); y,</w:t>
       </w:r>
     </w:p>
-    <w:p ns2:paraId="19E4DFA1" ns2:textId="77777777">
+    <w:p>
       <w:pPr>
         <w:numPr>
           <w:ilvl w:val="0"/>
@@ -6576,16 +6513,16 @@
         <w:rPr>
           <w:rFonts w:ascii="Arial Narrow" w:eastAsia="Calibri" w:hAnsi="Arial Narrow" w:cs="Arial"/>
           <w:kern w:val="0"/>
-          <ns2:ligatures ns2:val="none"/>
-        </w:rPr>
-      </w:pPr>
-      <w:r>
-        <w:rPr>
-          <w:rFonts w:ascii="Arial Narrow" w:eastAsia="Arial Narrow" w:hAnsi="Arial Narrow" w:cs="Arial Narrow"/>
-          <w:color w:val="000000"/>
-          <w:kern w:val="0"/>
-          <w:lang w:eastAsia="es-PE"/>
-          <ns2:ligatures ns2:val="none"/>
+          <w14:ligatures w14:val="none"/>
+        </w:rPr>
+      </w:pPr>
+      <w:r>
+        <w:rPr>
+          <w:rFonts w:ascii="Arial Narrow" w:eastAsia="Arial Narrow" w:hAnsi="Arial Narrow" w:cs="Arial Narrow"/>
+          <w:color w:val="000000"/>
+          <w:kern w:val="0"/>
+          <w:lang w:eastAsia="es-PE"/>
+          <w14:ligatures w14:val="none"/>
         </w:rPr>
         <w:t>fijar domicilio procesal para el procedimiento, de conformidad con el numeral 1 del artículo 442</w:t>
       </w:r>
@@ -6595,7 +6532,7 @@
           <w:color w:val="000000"/>
           <w:kern w:val="0"/>
           <w:lang w:eastAsia="es-PE"/>
-          <ns2:ligatures ns2:val="none"/>
+          <w14:ligatures w14:val="none"/>
         </w:rPr>
         <w:t/>
       </w:r>
@@ -6605,7 +6542,7 @@
           <w:color w:val="000000"/>
           <w:kern w:val="0"/>
           <w:lang w:eastAsia="es-PE"/>
-          <ns2:ligatures ns2:val="none"/>
+          <w14:ligatures w14:val="none"/>
         </w:rPr>
         <w:t xml:space="preserve"> del Código Procesal Civil. </w:t>
       </w:r>
@@ -6613,7 +6550,7 @@
         <w:rPr>
           <w:rFonts w:ascii="Arial Narrow" w:eastAsia="Calibri" w:hAnsi="Arial Narrow" w:cs="Arial"/>
           <w:kern w:val="0"/>
-          <ns2:ligatures ns2:val="none"/>
+          <w14:ligatures w14:val="none"/>
         </w:rPr>
         <w:t>Para ello podrá señalar domicilio físico o una dirección electrónica a la que pueda remitirse las notificaciones</w:t>
       </w:r>
@@ -6622,12 +6559,12 @@
           <w:rFonts w:ascii="Arial Narrow" w:eastAsia="Arial" w:hAnsi="Arial Narrow" w:cs="Arial"/>
           <w:kern w:val="0"/>
           <w:lang w:val="es"/>
-          <ns2:ligatures ns2:val="none"/>
+          <w14:ligatures w14:val="none"/>
         </w:rPr>
         <w:t>;</w:t>
       </w:r>
     </w:p>
-    <w:p ns2:paraId="7C63E340" ns2:textId="77777777">
+    <w:p>
       <w:pPr>
         <w:numPr>
           <w:ilvl w:val="0"/>
@@ -6639,14 +6576,14 @@
         <w:rPr>
           <w:rFonts w:ascii="Arial Narrow" w:eastAsia="Calibri" w:hAnsi="Arial Narrow" w:cs="Arial"/>
           <w:kern w:val="0"/>
-          <ns2:ligatures ns2:val="none"/>
+          <w14:ligatures w14:val="none"/>
         </w:rPr>
       </w:pPr>
       <w:r>
         <w:rPr>
           <w:rFonts w:ascii="Arial Narrow" w:eastAsia="Calibri" w:hAnsi="Arial Narrow" w:cs="Arial"/>
           <w:kern w:val="0"/>
-          <ns2:ligatures ns2:val="none"/>
+          <w14:ligatures w14:val="none"/>
         </w:rPr>
         <w:t>en caso califique como micro empresa o pequeña empresa, presentar los documentos que acrediten su volumen de ventas o ingresos brutos percibidos el año anterior relativo a todas sus actividades económicas y el número de trabajadores con el que cuenta</w:t>
       </w:r>
@@ -6656,7 +6593,7 @@
           <w:rFonts w:ascii="Arial Narrow" w:eastAsia="Calibri" w:hAnsi="Arial Narrow" w:cs="Arial"/>
           <w:kern w:val="0"/>
           <w:vertAlign w:val="superscript"/>
-          <ns2:ligatures ns2:val="none"/>
+          <w14:ligatures w14:val="none"/>
         </w:rPr>
         <w:footnoteReference w:id="7"/>
       </w:r>
@@ -6664,7 +6601,7 @@
         <w:rPr>
           <w:rFonts w:ascii="Arial Narrow" w:eastAsia="Calibri" w:hAnsi="Arial Narrow" w:cs="Arial"/>
           <w:kern w:val="0"/>
-          <ns2:ligatures ns2:val="none"/>
+          <w14:ligatures w14:val="none"/>
         </w:rPr>
         <w:t>. Ello, a fin de que la Comisión pueda meritar dicha documentación, conforme lo establece el artículo 110</w:t>
       </w:r>
@@ -6674,7 +6611,7 @@
           <w:color w:val="000000"/>
           <w:kern w:val="0"/>
           <w:lang w:eastAsia="es-PE"/>
-          <ns2:ligatures ns2:val="none"/>
+          <w14:ligatures w14:val="none"/>
         </w:rPr>
         <w:t/>
       </w:r>
@@ -6682,7 +6619,7 @@
         <w:rPr>
           <w:rFonts w:ascii="Arial Narrow" w:eastAsia="Calibri" w:hAnsi="Arial Narrow" w:cs="Arial"/>
           <w:kern w:val="0"/>
-          <ns2:ligatures ns2:val="none"/>
+          <w14:ligatures w14:val="none"/>
         </w:rPr>
         <w:t xml:space="preserve"> del </w:t>
       </w:r>
@@ -6691,7 +6628,7 @@
           <w:rFonts w:ascii="Arial Narrow" w:eastAsia="Calibri" w:hAnsi="Arial Narrow" w:cs="Arial"/>
           <w:spacing w:val="-2"/>
           <w:kern w:val="0"/>
-          <ns2:ligatures ns2:val="none"/>
+          <w14:ligatures w14:val="none"/>
         </w:rPr>
         <w:t>Código</w:t>
       </w:r>
@@ -6702,7 +6639,7 @@
           <w:spacing w:val="-2"/>
           <w:kern w:val="0"/>
           <w:vertAlign w:val="superscript"/>
-          <ns2:ligatures ns2:val="none"/>
+          <w14:ligatures w14:val="none"/>
         </w:rPr>
         <w:footnoteReference w:id="8"/>
       </w:r>
@@ -6711,12 +6648,12 @@
           <w:rFonts w:ascii="Arial Narrow" w:eastAsia="Calibri" w:hAnsi="Arial Narrow" w:cs="Arial"/>
           <w:spacing w:val="-2"/>
           <w:kern w:val="0"/>
-          <ns2:ligatures ns2:val="none"/>
+          <w14:ligatures w14:val="none"/>
         </w:rPr>
         <w:t>.</w:t>
       </w:r>
     </w:p>
-    <w:p ns2:paraId="1F11FE32" ns2:textId="77777777">
+    <w:p>
       <w:pPr>
         <w:spacing w:after="0" w:line="240" w:lineRule="auto"/>
         <w:ind w:left="567"/>
@@ -6726,20 +6663,20 @@
           <w:color w:val="000000"/>
           <w:kern w:val="0"/>
           <w:lang w:eastAsia="es-PE"/>
-          <ns2:ligatures ns2:val="none"/>
-        </w:rPr>
-      </w:pPr>
-    </w:p>
-    <w:p>
-      <w:pPr>
-        <w:spacing w:after="0" w:line="240" w:lineRule="auto"/>
-        <w:jc w:val="both"/>
-        <w:rPr>
-          <w:rFonts w:ascii="Arial Narrow" w:eastAsia="Arial Narrow" w:hAnsi="Arial Narrow" w:cs="Arial Narrow"/>
-          <w:color w:val="000000"/>
-          <w:kern w:val="0"/>
-          <w:lang w:eastAsia="es-PE"/>
-          <ns2:ligatures ns2:val="none"/>
+          <w14:ligatures w14:val="none"/>
+        </w:rPr>
+      </w:pPr>
+    </w:p>
+    <w:p>
+      <w:pPr>
+        <w:spacing w:after="0" w:line="240" w:lineRule="auto"/>
+        <w:jc w:val="both"/>
+        <w:rPr>
+          <w:rFonts w:ascii="Arial Narrow" w:eastAsia="Arial Narrow" w:hAnsi="Arial Narrow" w:cs="Arial Narrow"/>
+          <w:color w:val="000000"/>
+          <w:kern w:val="0"/>
+          <w:lang w:eastAsia="es-PE"/>
+          <w14:ligatures w14:val="none"/>
         </w:rPr>
       </w:pPr>
       <w:r>
@@ -6758,32 +6695,72 @@
           <w:sz w:val="20"/>
           <w:szCs w:val="20"/>
         </w:rPr>
-        <w:t xml:space="preserve">correr traslado de la presente resolución a Pacífico Compañía de Seguros y Reaseguros S.A. para que, de conformidad con lo dispuesto por el artículo 26 de la Ley sobre Facultades, Normas y Organización del Indecopi, aprobada por Decreto Legislativo 807, presente sus descargos sobre la imputación de cargos realizada en un plazo no mayor a cinco (5) días hábiles contado a partir del día siguiente de la notificación de la presente resolución, vencido el cual, el Secretario Técnico declarará en rebeldía al denunciado que no lo hubiera presentado. Debe precisarse que de conformidad con lo establecido por el artículo 223 del Texto Único Ordenado de la Ley 27444, Ley del Procedimiento Administrativo General, las alegaciones y los hechos relevantes de la reclamación, salvo que hayan sido específicamente negadas en la contestación, se tendrán por aceptadas o merituadas como ciertas.</w:t>
-      </w:r>
-    </w:p>
-    <w:p ns2:paraId="228F876C" ns2:textId="77777777">
-      <w:pPr>
-        <w:spacing w:after="0" w:line="240" w:lineRule="auto"/>
-        <w:jc w:val="both"/>
-        <w:rPr>
-          <w:rFonts w:ascii="Arial Narrow" w:eastAsia="Arial Narrow" w:hAnsi="Arial Narrow" w:cs="Arial Narrow"/>
-          <w:color w:val="000000"/>
-          <w:kern w:val="0"/>
-          <w:lang w:eastAsia="es-PE"/>
-          <ns2:ligatures ns2:val="none"/>
-        </w:rPr>
-      </w:pPr>
-    </w:p>
-    <w:p ns2:paraId="774AFBA5" ns2:textId="792C960A">
-      <w:pPr>
-        <w:spacing w:after="0" w:line="240" w:lineRule="auto"/>
-        <w:jc w:val="both"/>
-        <w:rPr>
-          <w:rFonts w:ascii="Arial Narrow" w:eastAsia="Times New Roman" w:hAnsi="Arial Narrow" w:cs="Arial"/>
-          <w:color w:val="000000"/>
-          <w:kern w:val="0"/>
+        <w:t xml:space="preserve">correr traslado de la presente resolución a Pacífico Compañía de Seguros y Reaseguros S.A. para que, de conformidad con lo dispuesto por el artículo 26 de la Ley sobre Facultades, Normas y Organización del Indecopi, aprobada por Decreto Legislativo 807</w:t>
+      </w:r>
+      <w:r>
+        <w:rPr>
+          <w:rStyle w:val="Refdenotaalpie"/>
+          <w:rFonts w:ascii="Arial Narrow" w:eastAsia="Times New Roman" w:hAnsi="Arial Narrow" w:cs="Times New Roman"/>
+          <w:color w:val="000000"/>
+          <w:kern w:val="0"/>
+          <w:vertAlign w:val="superscript"/>
           <w:lang w:val="es-ES" w:eastAsia="es-ES"/>
-          <ns2:ligatures ns2:val="none"/>
+          <w14:ligatures w14:val="none"/>
+        </w:rPr>
+        <w:footnoteReference w:id="14"/>
+      </w:r>
+      <w:r>
+        <w:rPr>
+          <w:rFonts w:ascii="Arial Narrow" w:hAnsi="Arial Narrow" w:cs="Arial Narrow"/>
+          <w:sz w:val="20"/>
+          <w:szCs w:val="20"/>
+        </w:rPr>
+        <w:t xml:space="preserve">, presente sus descargos sobre la imputación de cargos realizada en un plazo no mayor a cinco (5) días hábiles contado a partir del día siguiente de la notificación de la presente resolución, vencido el cual, el Secretario Técnico declarará en rebeldía al denunciado que no lo hubiera presentado. Debe precisarse que de conformidad con lo establecido por el artículo 223 del Texto Único Ordenado de la Ley 27444, Ley del Procedimiento Administrativo General</w:t>
+      </w:r>
+      <w:r>
+        <w:rPr>
+          <w:rStyle w:val="Refdenotaalpie"/>
+          <w:rFonts w:ascii="Arial Narrow" w:eastAsia="Times New Roman" w:hAnsi="Arial Narrow" w:cs="Times New Roman"/>
+          <w:color w:val="000000"/>
+          <w:kern w:val="0"/>
+          <w:vertAlign w:val="superscript"/>
+          <w:lang w:val="es-ES" w:eastAsia="es-ES"/>
+          <w14:ligatures w14:val="none"/>
+        </w:rPr>
+        <w:footnoteReference w:id="15"/>
+      </w:r>
+      <w:r>
+        <w:rPr>
+          <w:rFonts w:ascii="Arial Narrow" w:hAnsi="Arial Narrow" w:cs="Arial Narrow"/>
+          <w:sz w:val="20"/>
+          <w:szCs w:val="20"/>
+        </w:rPr>
+        <w:t xml:space="preserve">, las alegaciones y los hechos relevantes de la reclamación, salvo que hayan sido específicamente negadas en la contestación, se tendrán por aceptadas o merituadas como ciertas.</w:t>
+      </w:r>
+    </w:p>
+    <w:p>
+      <w:pPr>
+        <w:spacing w:after="0" w:line="240" w:lineRule="auto"/>
+        <w:jc w:val="both"/>
+        <w:rPr>
+          <w:rFonts w:ascii="Arial Narrow" w:eastAsia="Arial Narrow" w:hAnsi="Arial Narrow" w:cs="Arial Narrow"/>
+          <w:color w:val="000000"/>
+          <w:kern w:val="0"/>
+          <w:lang w:eastAsia="es-PE"/>
+          <w14:ligatures w14:val="none"/>
+        </w:rPr>
+      </w:pPr>
+    </w:p>
+    <w:p>
+      <w:pPr>
+        <w:spacing w:after="0" w:line="240" w:lineRule="auto"/>
+        <w:jc w:val="both"/>
+        <w:rPr>
+          <w:rFonts w:ascii="Arial Narrow" w:eastAsia="Times New Roman" w:hAnsi="Arial Narrow" w:cs="Arial"/>
+          <w:color w:val="000000"/>
+          <w:kern w:val="0"/>
+          <w:lang w:val="es-ES" w:eastAsia="es-ES"/>
+          <w14:ligatures w14:val="none"/>
         </w:rPr>
       </w:pPr>
       <w:r>
@@ -6793,7 +6770,7 @@
           <w:color w:val="000000"/>
           <w:kern w:val="0"/>
           <w:lang w:eastAsia="es-PE"/>
-          <ns2:ligatures ns2:val="none"/>
+          <w14:ligatures w14:val="none"/>
         </w:rPr>
         <w:t xml:space="preserve">QUINTO: </w:t>
       </w:r>
@@ -6804,7 +6781,7 @@
           <w:color w:val="000000"/>
           <w:kern w:val="0"/>
           <w:lang w:eastAsia="es-ES"/>
-          <ns2:ligatures ns2:val="none"/>
+          <w14:ligatures w14:val="none"/>
         </w:rPr>
         <w:t xml:space="preserve">requerir </w:t>
       </w:r>
@@ -6814,7 +6791,7 @@
           <w:color w:val="000000"/>
           <w:kern w:val="0"/>
           <w:lang w:val="es-ES" w:eastAsia="es-ES"/>
-          <ns2:ligatures ns2:val="none"/>
+          <w14:ligatures w14:val="none"/>
         </w:rPr>
         <w:t xml:space="preserve">que, en un </w:t>
       </w:r>
@@ -6824,7 +6801,7 @@
           <w:color w:val="000000"/>
           <w:kern w:val="0"/>
           <w:lang w:eastAsia="es-ES"/>
-          <ns2:ligatures ns2:val="none"/>
+          <w14:ligatures w14:val="none"/>
         </w:rPr>
         <w:t>plazo no mayor de cinco (5) días hábiles contado a partir del día siguiente de la notificación de la presente resolución</w:t>
       </w:r>
@@ -6835,7 +6812,7 @@
           <w:color w:val="000000"/>
           <w:kern w:val="0"/>
           <w:lang w:eastAsia="es-ES"/>
-          <ns2:ligatures ns2:val="none"/>
+          <w14:ligatures w14:val="none"/>
         </w:rPr>
         <w:t xml:space="preserve">, </w:t>
       </w:r>
@@ -6847,7 +6824,7 @@
           <w:kern w:val="0"/>
           <w:shd w:val="clear" w:color="auto" w:fill="FFFFFF"/>
           <w:lang w:eastAsia="es-PE"/>
-          <ns2:ligatures ns2:val="none"/>
+          <w14:ligatures w14:val="none"/>
         </w:rPr>
         <w:t>el proveedor denunciado</w:t>
       </w:r>
@@ -6857,7 +6834,7 @@
           <w:color w:val="000000"/>
           <w:kern w:val="0"/>
           <w:lang w:eastAsia="es-ES"/>
-          <ns2:ligatures ns2:val="none"/>
+          <w14:ligatures w14:val="none"/>
         </w:rPr>
         <w:t xml:space="preserve"> </w:t>
       </w:r>
@@ -6868,7 +6845,7 @@
           <w:color w:val="000000"/>
           <w:kern w:val="0"/>
           <w:lang w:val="es-ES" w:eastAsia="es-ES"/>
-          <ns2:ligatures ns2:val="none"/>
+          <w14:ligatures w14:val="none"/>
         </w:rPr>
         <w:t xml:space="preserve">cumpla con: </w:t>
       </w:r>
@@ -6878,7 +6855,7 @@
           <w:color w:val="000000"/>
           <w:kern w:val="0"/>
           <w:lang w:val="es-ES" w:eastAsia="es-ES"/>
-          <ns2:ligatures ns2:val="none"/>
+          <w14:ligatures w14:val="none"/>
         </w:rPr>
         <w:t>(i) presentar una copia completa, legible y debidamente suscrita de la Póliza 22501 del Seguro de Desgravamen Tarjeta Crédito Solución Negocios , así como el cargo de remisión de la póliza; (</w:t>
       </w:r>
@@ -6889,7 +6866,7 @@
           <w:color w:val="000000"/>
           <w:kern w:val="0"/>
           <w:lang w:val="es-ES" w:eastAsia="es-ES"/>
-          <ns2:ligatures ns2:val="none"/>
+          <w14:ligatures w14:val="none"/>
         </w:rPr>
         <w:t>ii</w:t>
       </w:r>
@@ -6900,7 +6877,7 @@
           <w:color w:val="000000"/>
           <w:kern w:val="0"/>
           <w:lang w:val="es-ES" w:eastAsia="es-ES"/>
-          <ns2:ligatures ns2:val="none"/>
+          <w14:ligatures w14:val="none"/>
         </w:rPr>
         <w:t xml:space="preserve">) presentar los medios probatorios que acrediten que la atención de la solicitud de otorgamiento de cobertura de la Póliza 22501 </w:t>
       </w:r>
@@ -6910,7 +6887,7 @@
           <w:color w:val="000000"/>
           <w:kern w:val="0"/>
           <w:lang w:val="es-ES" w:eastAsia="es-ES"/>
-          <ns2:ligatures ns2:val="none"/>
+          <w14:ligatures w14:val="none"/>
         </w:rPr>
         <w:t xml:space="preserve">del Seguro de </w:t>
       </w:r>
@@ -6920,7 +6897,7 @@
           <w:color w:val="000000"/>
           <w:kern w:val="0"/>
           <w:lang w:val="es-ES" w:eastAsia="es-ES"/>
-          <ns2:ligatures ns2:val="none"/>
+          <w14:ligatures w14:val="none"/>
         </w:rPr>
         <w:lastRenderedPageBreak/>
         <w:t xml:space="preserve">Desgravamen Tarjeta Crédito Solución Negocios </w:t>
@@ -6931,7 +6908,7 @@
           <w:color w:val="000000"/>
           <w:kern w:val="0"/>
           <w:lang w:val="es-ES" w:eastAsia="es-ES"/>
-          <ns2:ligatures ns2:val="none"/>
+          <w14:ligatures w14:val="none"/>
         </w:rPr>
         <w:t>se está dando dentro del plazo legal; y, (</w:t>
       </w:r>
@@ -6942,7 +6919,7 @@
           <w:color w:val="000000"/>
           <w:kern w:val="0"/>
           <w:lang w:val="es-ES" w:eastAsia="es-ES"/>
-          <ns2:ligatures ns2:val="none"/>
+          <w14:ligatures w14:val="none"/>
         </w:rPr>
         <w:t>iii</w:t>
       </w:r>
@@ -6953,7 +6930,7 @@
           <w:color w:val="000000"/>
           <w:kern w:val="0"/>
           <w:lang w:val="es-ES" w:eastAsia="es-ES"/>
-          <ns2:ligatures ns2:val="none"/>
+          <w14:ligatures w14:val="none"/>
         </w:rPr>
         <w:t>) presentar todas las comunicaciones cursadas con la parte denunciante en virtud del hecho materia de denuncia</w:t>
       </w:r>
@@ -6963,12 +6940,12 @@
           <w:color w:val="000000"/>
           <w:kern w:val="0"/>
           <w:lang w:val="es-ES" w:eastAsia="es-ES"/>
-          <ns2:ligatures ns2:val="none"/>
+          <w14:ligatures w14:val="none"/>
         </w:rPr>
         <w:t>.</w:t>
       </w:r>
     </w:p>
-    <w:p ns2:paraId="12A4D8BD" ns2:textId="77777777">
+    <w:p>
       <w:pPr>
         <w:spacing w:after="0" w:line="240" w:lineRule="auto"/>
         <w:jc w:val="both"/>
@@ -6978,20 +6955,20 @@
           <w:color w:val="000000"/>
           <w:kern w:val="0"/>
           <w:lang w:val="es-ES" w:eastAsia="es-PE"/>
-          <ns2:ligatures ns2:val="none"/>
-        </w:rPr>
-      </w:pPr>
-    </w:p>
-    <w:p ns2:paraId="591B7E6F" ns2:textId="77777777">
-      <w:pPr>
-        <w:spacing w:after="0" w:line="240" w:lineRule="auto"/>
-        <w:jc w:val="both"/>
-        <w:rPr>
-          <w:rFonts w:ascii="Arial Narrow" w:eastAsia="Arial Narrow" w:hAnsi="Arial Narrow" w:cs="Arial Narrow"/>
-          <w:color w:val="000000"/>
-          <w:kern w:val="0"/>
-          <w:lang w:eastAsia="es-PE"/>
-          <ns2:ligatures ns2:val="none"/>
+          <w14:ligatures w14:val="none"/>
+        </w:rPr>
+      </w:pPr>
+    </w:p>
+    <w:p>
+      <w:pPr>
+        <w:spacing w:after="0" w:line="240" w:lineRule="auto"/>
+        <w:jc w:val="both"/>
+        <w:rPr>
+          <w:rFonts w:ascii="Arial Narrow" w:eastAsia="Arial Narrow" w:hAnsi="Arial Narrow" w:cs="Arial Narrow"/>
+          <w:color w:val="000000"/>
+          <w:kern w:val="0"/>
+          <w:lang w:eastAsia="es-PE"/>
+          <w14:ligatures w14:val="none"/>
         </w:rPr>
       </w:pPr>
       <w:r>
@@ -7001,7 +6978,7 @@
           <w:color w:val="000000"/>
           <w:kern w:val="0"/>
           <w:lang w:eastAsia="es-PE"/>
-          <ns2:ligatures ns2:val="none"/>
+          <w14:ligatures w14:val="none"/>
         </w:rPr>
         <w:t>SEXTO:</w:t>
       </w:r>
@@ -7011,7 +6988,7 @@
           <w:color w:val="000000"/>
           <w:kern w:val="0"/>
           <w:lang w:eastAsia="es-PE"/>
-          <ns2:ligatures ns2:val="none"/>
+          <w14:ligatures w14:val="none"/>
         </w:rPr>
         <w:t xml:space="preserve"> </w:t>
       </w:r>
@@ -7022,7 +6999,7 @@
           <w:color w:val="000000"/>
           <w:kern w:val="0"/>
           <w:lang w:eastAsia="es-PE"/>
-          <ns2:ligatures ns2:val="none"/>
+          <w14:ligatures w14:val="none"/>
         </w:rPr>
         <w:t>informar a las partes que el artículo 110</w:t>
       </w:r>
@@ -7032,7 +7009,7 @@
           <w:color w:val="000000"/>
           <w:kern w:val="0"/>
           <w:lang w:eastAsia="es-PE"/>
-          <ns2:ligatures ns2:val="none"/>
+          <w14:ligatures w14:val="none"/>
         </w:rPr>
         <w:t/>
       </w:r>
@@ -7042,7 +7019,7 @@
           <w:color w:val="000000"/>
           <w:kern w:val="0"/>
           <w:lang w:eastAsia="es-PE"/>
-          <ns2:ligatures ns2:val="none"/>
+          <w14:ligatures w14:val="none"/>
         </w:rPr>
         <w:t xml:space="preserve"> de la Ley 29571, Código de Protección y Defensa del Consumidor</w:t>
       </w:r>
@@ -7054,7 +7031,7 @@
           <w:kern w:val="0"/>
           <w:vertAlign w:val="superscript"/>
           <w:lang w:eastAsia="es-PE"/>
-          <ns2:ligatures ns2:val="none"/>
+          <w14:ligatures w14:val="none"/>
         </w:rPr>
         <w:footnoteReference w:id="9"/>
       </w:r>
@@ -7064,7 +7041,7 @@
           <w:color w:val="000000"/>
           <w:kern w:val="0"/>
           <w:lang w:eastAsia="es-PE"/>
-          <ns2:ligatures ns2:val="none"/>
+          <w14:ligatures w14:val="none"/>
         </w:rPr>
         <w:t>, faculta a la Comisión a calificar las infracciones de la referida norma como leves, graves o muy graves e imponer sanciones que van desde una amonestación hasta una multa por un máximo de 450 Unidades Impositivas Tributarias, sin perjuicio de las medidas correctivas, reparadoras y complementarias, que puedan ordenarse de acuerdo a lo estipulado en los artículos 114</w:t>
       </w:r>
@@ -7074,7 +7051,7 @@
           <w:color w:val="000000"/>
           <w:kern w:val="0"/>
           <w:lang w:eastAsia="es-PE"/>
-          <ns2:ligatures ns2:val="none"/>
+          <w14:ligatures w14:val="none"/>
         </w:rPr>
         <w:t/>
       </w:r>
@@ -7084,7 +7061,7 @@
           <w:color w:val="000000"/>
           <w:kern w:val="0"/>
           <w:lang w:eastAsia="es-PE"/>
-          <ns2:ligatures ns2:val="none"/>
+          <w14:ligatures w14:val="none"/>
         </w:rPr>
         <w:t>, 115</w:t>
       </w:r>
@@ -7094,7 +7071,7 @@
           <w:color w:val="000000"/>
           <w:kern w:val="0"/>
           <w:lang w:eastAsia="es-PE"/>
-          <ns2:ligatures ns2:val="none"/>
+          <w14:ligatures w14:val="none"/>
         </w:rPr>
         <w:t/>
       </w:r>
@@ -7104,7 +7081,7 @@
           <w:color w:val="000000"/>
           <w:kern w:val="0"/>
           <w:lang w:eastAsia="es-PE"/>
-          <ns2:ligatures ns2:val="none"/>
+          <w14:ligatures w14:val="none"/>
         </w:rPr>
         <w:t xml:space="preserve"> y 116</w:t>
       </w:r>
@@ -7114,7 +7091,7 @@
           <w:color w:val="000000"/>
           <w:kern w:val="0"/>
           <w:lang w:eastAsia="es-PE"/>
-          <ns2:ligatures ns2:val="none"/>
+          <w14:ligatures w14:val="none"/>
         </w:rPr>
         <w:t/>
       </w:r>
@@ -7124,7 +7101,7 @@
           <w:color w:val="000000"/>
           <w:kern w:val="0"/>
           <w:lang w:eastAsia="es-PE"/>
-          <ns2:ligatures ns2:val="none"/>
+          <w14:ligatures w14:val="none"/>
         </w:rPr>
         <w:t xml:space="preserve"> de la referida norma</w:t>
       </w:r>
@@ -7136,7 +7113,7 @@
           <w:kern w:val="0"/>
           <w:vertAlign w:val="superscript"/>
           <w:lang w:eastAsia="es-PE"/>
-          <ns2:ligatures ns2:val="none"/>
+          <w14:ligatures w14:val="none"/>
         </w:rPr>
         <w:footnoteReference w:id="10"/>
       </w:r>
@@ -7146,7 +7123,7 @@
           <w:color w:val="000000"/>
           <w:kern w:val="0"/>
           <w:lang w:eastAsia="es-PE"/>
-          <ns2:ligatures ns2:val="none"/>
+          <w14:ligatures w14:val="none"/>
         </w:rPr>
         <w:t xml:space="preserve">. </w:t>
       </w:r>
@@ -7157,7 +7134,7 @@
           <w:color w:val="000000"/>
           <w:kern w:val="0"/>
           <w:lang w:eastAsia="es-PE"/>
-          <ns2:ligatures ns2:val="none"/>
+          <w14:ligatures w14:val="none"/>
         </w:rPr>
         <w:lastRenderedPageBreak/>
         <w:t>Asimismo, se consideran circunstancias atenuantes para la graduación de la sanción, el allanamiento de la denuncia o el reconocimiento de las pretensiones en ella contenidas, de acuerdo con el artículo 112</w:t>
@@ -7168,7 +7145,7 @@
           <w:color w:val="000000"/>
           <w:kern w:val="0"/>
           <w:lang w:eastAsia="es-PE"/>
-          <ns2:ligatures ns2:val="none"/>
+          <w14:ligatures w14:val="none"/>
         </w:rPr>
         <w:t/>
       </w:r>
@@ -7178,7 +7155,7 @@
           <w:color w:val="000000"/>
           <w:kern w:val="0"/>
           <w:lang w:eastAsia="es-PE"/>
-          <ns2:ligatures ns2:val="none"/>
+          <w14:ligatures w14:val="none"/>
         </w:rPr>
         <w:t xml:space="preserve"> del Código</w:t>
       </w:r>
@@ -7190,7 +7167,7 @@
           <w:kern w:val="0"/>
           <w:vertAlign w:val="superscript"/>
           <w:lang w:eastAsia="es-PE"/>
-          <ns2:ligatures ns2:val="none"/>
+          <w14:ligatures w14:val="none"/>
         </w:rPr>
         <w:footnoteReference w:id="11"/>
       </w:r>
@@ -7200,12 +7177,12 @@
           <w:color w:val="000000"/>
           <w:kern w:val="0"/>
           <w:lang w:eastAsia="es-PE"/>
-          <ns2:ligatures ns2:val="none"/>
+          <w14:ligatures w14:val="none"/>
         </w:rPr>
         <w:t>.</w:t>
       </w:r>
     </w:p>
-    <w:p ns2:paraId="0ECE55DF" ns2:textId="77777777">
+    <w:p>
       <w:pPr>
         <w:shd w:val="clear" w:color="auto" w:fill="FFFFFF"/>
         <w:spacing w:after="0" w:line="240" w:lineRule="auto"/>
@@ -7216,11 +7193,11 @@
           <w:color w:val="000000"/>
           <w:kern w:val="0"/>
           <w:lang w:eastAsia="es-PE"/>
-          <ns2:ligatures ns2:val="none"/>
-        </w:rPr>
-      </w:pPr>
-    </w:p>
-    <w:p ns2:paraId="1CC114EB" ns2:textId="77777777">
+          <w14:ligatures w14:val="none"/>
+        </w:rPr>
+      </w:pPr>
+    </w:p>
+    <w:p>
       <w:pPr>
         <w:shd w:val="clear" w:color="auto" w:fill="FFFFFF"/>
         <w:spacing w:after="0" w:line="240" w:lineRule="auto"/>
@@ -7230,7 +7207,7 @@
           <w:color w:val="000000"/>
           <w:kern w:val="0"/>
           <w:lang w:eastAsia="es-PE"/>
-          <ns2:ligatures ns2:val="none"/>
+          <w14:ligatures w14:val="none"/>
         </w:rPr>
       </w:pPr>
       <w:r>
@@ -7240,7 +7217,7 @@
           <w:color w:val="000000"/>
           <w:kern w:val="0"/>
           <w:lang w:eastAsia="es-PE"/>
-          <ns2:ligatures ns2:val="none"/>
+          <w14:ligatures w14:val="none"/>
         </w:rPr>
         <w:t>SÉTIMO:</w:t>
       </w:r>
@@ -7250,7 +7227,7 @@
           <w:color w:val="000000"/>
           <w:kern w:val="0"/>
           <w:lang w:eastAsia="es-PE"/>
-          <ns2:ligatures ns2:val="none"/>
+          <w14:ligatures w14:val="none"/>
         </w:rPr>
         <w:t xml:space="preserve"> informar a las partes que conforme a lo establecido en el artículo 39</w:t>
       </w:r>
@@ -7260,7 +7237,7 @@
           <w:color w:val="000000"/>
           <w:kern w:val="0"/>
           <w:lang w:eastAsia="es-PE"/>
-          <ns2:ligatures ns2:val="none"/>
+          <w14:ligatures w14:val="none"/>
         </w:rPr>
         <w:t/>
       </w:r>
@@ -7270,12 +7247,12 @@
           <w:color w:val="000000"/>
           <w:kern w:val="0"/>
           <w:lang w:eastAsia="es-PE"/>
-          <ns2:ligatures ns2:val="none"/>
+          <w14:ligatures w14:val="none"/>
         </w:rPr>
         <w:t xml:space="preserve"> de la Ley sobre Facultades, Normas y Organización del Indecopi, aprobada por Decreto Legislativo 807, los gastos por los peritajes realizados, actuación de pruebas, inspecciones y otros derivados de la tramitación del proceso serán de cargo de la parte que solicita la prueba, salvo pacto en contrario. En todos los casos, la resolución final determinará si los gastos deben ser asumidos por alguna de las partes, o reembolsados a la otra parte o al Indecopi, según sea el caso, de manera adicional a la sanción que haya podido imponerse. </w:t>
       </w:r>
     </w:p>
-    <w:p ns2:paraId="364C4B19" ns2:textId="77777777">
+    <w:p>
       <w:pPr>
         <w:shd w:val="clear" w:color="auto" w:fill="FFFFFF"/>
         <w:spacing w:after="0" w:line="240" w:lineRule="auto"/>
@@ -7285,11 +7262,11 @@
           <w:color w:val="000000"/>
           <w:kern w:val="0"/>
           <w:lang w:eastAsia="es-PE"/>
-          <ns2:ligatures ns2:val="none"/>
-        </w:rPr>
-      </w:pPr>
-    </w:p>
-    <w:p ns2:paraId="27E9BBC0" ns2:textId="77777777">
+          <w14:ligatures w14:val="none"/>
+        </w:rPr>
+      </w:pPr>
+    </w:p>
+    <w:p>
       <w:pPr>
         <w:suppressAutoHyphens/>
         <w:spacing w:after="0" w:line="240" w:lineRule="auto"/>
@@ -7298,7 +7275,7 @@
           <w:rFonts w:ascii="Arial Narrow" w:eastAsia="Calibri" w:hAnsi="Arial Narrow" w:cs="Arial"/>
           <w:kern w:val="0"/>
           <w:u w:val="single"/>
-          <ns2:ligatures ns2:val="none"/>
+          <w14:ligatures w14:val="none"/>
         </w:rPr>
       </w:pPr>
       <w:r>
@@ -7307,7 +7284,7 @@
           <w:b/>
           <w:bCs/>
           <w:kern w:val="0"/>
-          <ns2:ligatures ns2:val="none"/>
+          <w14:ligatures w14:val="none"/>
         </w:rPr>
         <w:t>OCTAVO</w:t>
       </w:r>
@@ -7316,7 +7293,7 @@
           <w:rFonts w:ascii="Arial Narrow" w:eastAsia="Calibri" w:hAnsi="Arial Narrow" w:cs="Arial"/>
           <w:b/>
           <w:kern w:val="0"/>
-          <ns2:ligatures ns2:val="none"/>
+          <w14:ligatures w14:val="none"/>
         </w:rPr>
         <w:t>:</w:t>
       </w:r>
@@ -7324,7 +7301,7 @@
         <w:rPr>
           <w:rFonts w:ascii="Arial Narrow" w:eastAsia="Calibri" w:hAnsi="Arial Narrow" w:cs="Arial"/>
           <w:kern w:val="0"/>
-          <ns2:ligatures ns2:val="none"/>
+          <w14:ligatures w14:val="none"/>
         </w:rPr>
         <w:t xml:space="preserve"> comunicar a las partes que, de acuerdo a lo señalado por el artículo 29</w:t>
       </w:r>
@@ -7334,7 +7311,7 @@
           <w:color w:val="000000"/>
           <w:kern w:val="0"/>
           <w:lang w:eastAsia="es-PE"/>
-          <ns2:ligatures ns2:val="none"/>
+          <w14:ligatures w14:val="none"/>
         </w:rPr>
         <w:t/>
       </w:r>
@@ -7342,7 +7319,7 @@
         <w:rPr>
           <w:rFonts w:ascii="Arial Narrow" w:eastAsia="Calibri" w:hAnsi="Arial Narrow" w:cs="Arial"/>
           <w:kern w:val="0"/>
-          <ns2:ligatures ns2:val="none"/>
+          <w14:ligatures w14:val="none"/>
         </w:rPr>
         <w:t xml:space="preserve"> del Decreto Legislativo 807</w:t>
       </w:r>
@@ -7352,7 +7329,7 @@
           <w:rFonts w:ascii="Arial Narrow" w:eastAsia="Calibri" w:hAnsi="Arial Narrow" w:cs="Arial"/>
           <w:kern w:val="0"/>
           <w:vertAlign w:val="superscript"/>
-          <ns2:ligatures ns2:val="none"/>
+          <w14:ligatures w14:val="none"/>
         </w:rPr>
         <w:footnoteReference w:id="12"/>
       </w:r>
@@ -7360,7 +7337,7 @@
         <w:rPr>
           <w:rFonts w:ascii="Arial Narrow" w:eastAsia="Calibri" w:hAnsi="Arial Narrow" w:cs="Arial"/>
           <w:kern w:val="0"/>
-          <ns2:ligatures ns2:val="none"/>
+          <w14:ligatures w14:val="none"/>
         </w:rPr>
         <w:t xml:space="preserve">, hasta antes de la emisión de la Resolución Final tienen la posibilidad de solicitar una audiencia de conciliación. En caso deleguen a favor de una tercera persona su actuación en la diligencia programada, esta deberá presentar un poder especial con firma legalizada ante Notario Público, donde conste </w:t>
       </w:r>
@@ -7369,7 +7346,7 @@
           <w:rFonts w:ascii="Arial Narrow" w:eastAsia="Calibri" w:hAnsi="Arial Narrow" w:cs="Arial"/>
           <w:kern w:val="0"/>
           <w:u w:val="single"/>
-          <ns2:ligatures ns2:val="none"/>
+          <w14:ligatures w14:val="none"/>
         </w:rPr>
         <w:t>expresamente su facultad para asistir y conciliar en su representación</w:t>
       </w:r>
@@ -7378,7 +7355,7 @@
           <w:rFonts w:ascii="Arial Narrow" w:eastAsia="Calibri" w:hAnsi="Arial Narrow" w:cs="Arial"/>
           <w:bCs/>
           <w:kern w:val="0"/>
-          <ns2:ligatures ns2:val="none"/>
+          <w14:ligatures w14:val="none"/>
         </w:rPr>
         <w:t>.</w:t>
       </w:r>
@@ -7388,7 +7365,7 @@
           <w:b/>
           <w:bCs/>
           <w:kern w:val="0"/>
-          <ns2:ligatures ns2:val="none"/>
+          <w14:ligatures w14:val="none"/>
         </w:rPr>
         <w:t xml:space="preserve"> </w:t>
       </w:r>
@@ -7397,12 +7374,12 @@
           <w:rFonts w:ascii="Arial Narrow" w:eastAsia="Calibri" w:hAnsi="Arial Narrow" w:cs="Arial"/>
           <w:kern w:val="0"/>
           <w:u w:val="single"/>
-          <ns2:ligatures ns2:val="none"/>
+          <w14:ligatures w14:val="none"/>
         </w:rPr>
         <w:t xml:space="preserve">Ello bajo apercibimiento de no realizar la audiencia de conciliación y levantar el acta de inasistencia correspondiente. </w:t>
       </w:r>
     </w:p>
-    <w:p ns2:paraId="4CD47B08" ns2:textId="77777777">
+    <w:p>
       <w:pPr>
         <w:suppressAutoHyphens/>
         <w:spacing w:after="0" w:line="240" w:lineRule="auto"/>
@@ -7411,11 +7388,11 @@
           <w:rFonts w:ascii="Arial Narrow" w:eastAsia="Calibri" w:hAnsi="Arial Narrow" w:cs="Arial"/>
           <w:kern w:val="0"/>
           <w:u w:val="single"/>
-          <ns2:ligatures ns2:val="none"/>
-        </w:rPr>
-      </w:pPr>
-    </w:p>
-    <w:p ns2:paraId="0E80CA49" ns2:textId="77777777">
+          <w14:ligatures w14:val="none"/>
+        </w:rPr>
+      </w:pPr>
+    </w:p>
+    <w:p>
       <w:pPr>
         <w:suppressAutoHyphens/>
         <w:spacing w:after="0" w:line="240" w:lineRule="auto"/>
@@ -7425,7 +7402,7 @@
           <w:color w:val="000000"/>
           <w:kern w:val="0"/>
           <w:lang w:eastAsia="es-PE"/>
-          <ns2:ligatures ns2:val="none"/>
+          <w14:ligatures w14:val="none"/>
         </w:rPr>
       </w:pPr>
       <w:r>
@@ -7435,7 +7412,7 @@
           <w:color w:val="000000"/>
           <w:kern w:val="0"/>
           <w:lang w:eastAsia="es-PE"/>
-          <ns2:ligatures ns2:val="none"/>
+          <w14:ligatures w14:val="none"/>
         </w:rPr>
         <w:t>NOVENO:</w:t>
       </w:r>
@@ -7445,7 +7422,7 @@
           <w:color w:val="000000"/>
           <w:kern w:val="0"/>
           <w:lang w:eastAsia="es-PE"/>
-          <ns2:ligatures ns2:val="none"/>
+          <w14:ligatures w14:val="none"/>
         </w:rPr>
         <w:t xml:space="preserve"> poner en conocimiento de las partes que, antes de la emisión de la Resolución Final, tienen la posibilidad de formular su desistimiento o presentar el acuerdo arribado mediante la conciliación, mediación, </w:t>
       </w:r>
@@ -7455,7 +7432,7 @@
           <w:color w:val="000000"/>
           <w:kern w:val="0"/>
           <w:lang w:eastAsia="es-PE"/>
-          <ns2:ligatures ns2:val="none"/>
+          <w14:ligatures w14:val="none"/>
         </w:rPr>
         <w:lastRenderedPageBreak/>
         <w:t>transacción o cualquier otro que, de forma indubitable, deje constancia que se ha solucionado la controversia materia de denuncia.</w:t>
@@ -7463,7 +7440,7 @@
       <w:bookmarkStart w:id="9" w:name="h.gjdgxs" w:colFirst="0" w:colLast="0"/>
       <w:bookmarkEnd w:id="9"/>
     </w:p>
-    <w:p ns2:paraId="7DDD06F7" ns2:textId="77777777">
+    <w:p>
       <w:pPr>
         <w:suppressAutoHyphens/>
         <w:spacing w:after="0" w:line="240" w:lineRule="auto"/>
@@ -7473,11 +7450,11 @@
           <w:color w:val="000000"/>
           <w:kern w:val="0"/>
           <w:lang w:eastAsia="es-PE"/>
-          <ns2:ligatures ns2:val="none"/>
-        </w:rPr>
-      </w:pPr>
-    </w:p>
-    <w:p ns2:paraId="236137A1" ns2:textId="3ED67206">
+          <w14:ligatures w14:val="none"/>
+        </w:rPr>
+      </w:pPr>
+    </w:p>
+    <w:p>
       <w:pPr>
         <w:suppressAutoHyphens/>
         <w:spacing w:after="0" w:line="240" w:lineRule="auto"/>
@@ -7500,7 +7477,7 @@
           <w:b/>
           <w:spacing w:val="-3"/>
           <w:kern w:val="0"/>
-          <ns2:ligatures ns2:val="none"/>
+          <w14:ligatures w14:val="none"/>
         </w:rPr>
         <w:t/>
       </w:r>
@@ -7510,7 +7487,7 @@
           <w:bCs/>
           <w:spacing w:val="-3"/>
           <w:kern w:val="0"/>
-          <ns2:ligatures ns2:val="none"/>
+          <w14:ligatures w14:val="none"/>
         </w:rPr>
         <w:t xml:space="preserve"/>
       </w:r>
@@ -7521,7 +7498,7 @@
           <w:kern w:val="0"/>
           <w:shd w:val="clear" w:color="auto" w:fill="FFFFFF"/>
           <w:lang w:eastAsia="es-PE"/>
-          <ns2:ligatures ns2:val="none"/>
+          <w14:ligatures w14:val="none"/>
         </w:rPr>
         <w:t xml:space="preserve"/>
       </w:r>
@@ -7533,7 +7510,7 @@
           <w:kern w:val="0"/>
           <w:shd w:val="clear" w:color="auto" w:fill="FFFFFF"/>
           <w:lang w:eastAsia="es-PE"/>
-          <ns2:ligatures ns2:val="none"/>
+          <w14:ligatures w14:val="none"/>
         </w:rPr>
         <w:t/>
       </w:r>
@@ -7545,7 +7522,7 @@
           <w:kern w:val="0"/>
           <w:shd w:val="clear" w:color="auto" w:fill="FFFFFF"/>
           <w:lang w:eastAsia="es-PE"/>
-          <ns2:ligatures ns2:val="none"/>
+          <w14:ligatures w14:val="none"/>
         </w:rPr>
         <w:t xml:space="preserve"/>
       </w:r>
@@ -7556,7 +7533,7 @@
           <w:kern w:val="0"/>
           <w:shd w:val="clear" w:color="auto" w:fill="FFFFFF"/>
           <w:lang w:eastAsia="es-PE"/>
-          <ns2:ligatures ns2:val="none"/>
+          <w14:ligatures w14:val="none"/>
         </w:rPr>
         <w:t/>
       </w:r>
@@ -7567,7 +7544,7 @@
           <w:kern w:val="0"/>
           <w:shd w:val="clear" w:color="auto" w:fill="FFFFFF"/>
           <w:lang w:eastAsia="es-PE"/>
-          <ns2:ligatures ns2:val="none"/>
+          <w14:ligatures w14:val="none"/>
         </w:rPr>
         <w:t xml:space="preserve"/>
       </w:r>
@@ -7584,7 +7561,7 @@
           <w:color w:val="000000"/>
           <w:kern w:val="0"/>
           <w:lang w:eastAsia="es-PE"/>
-          <ns2:ligatures ns2:val="none"/>
+          <w14:ligatures w14:val="none"/>
         </w:rPr>
         <w:t/>
       </w:r>
@@ -7601,7 +7578,7 @@
           <w:color w:val="000000"/>
           <w:kern w:val="0"/>
           <w:lang w:eastAsia="es-PE"/>
-          <ns2:ligatures ns2:val="none"/>
+          <w14:ligatures w14:val="none"/>
         </w:rPr>
         <w:t/>
       </w:r>
@@ -7627,7 +7604,7 @@
         <w:t/>
       </w:r>
     </w:p>
-    <w:p ns2:paraId="639FE5BE" ns2:textId="77777777">
+    <w:p>
       <w:pPr>
         <w:suppressAutoHyphens/>
         <w:spacing w:after="0" w:line="240" w:lineRule="auto"/>
@@ -7637,7 +7614,7 @@
         </w:rPr>
       </w:pPr>
     </w:p>
-    <w:p ns2:paraId="74B75F7B" ns2:textId="77777777">
+    <w:p>
       <w:pPr>
         <w:suppressAutoHyphens/>
         <w:spacing w:line="240" w:lineRule="auto"/>
@@ -7689,7 +7666,7 @@
         <w:t>efectúe el acuse de recibo mediante la confirmación de recepción de la notificación remitida por este despacho a su Casilla Electrónica, dentro de los cinco (5) primeros días hábiles siguientes a la fecha en que recibe la notificación.</w:t>
       </w:r>
     </w:p>
-    <w:p ns2:paraId="36317C11" ns2:textId="77777777">
+    <w:p>
       <w:pPr>
         <w:suppressAutoHyphens/>
         <w:spacing w:after="0" w:line="240" w:lineRule="auto"/>
@@ -7701,7 +7678,7 @@
       </w:pPr>
     </w:p>
     <w:bookmarkEnd w:id="10"/>
-    <w:p ns2:paraId="23716787" ns2:textId="77777777">
+    <w:p>
       <w:pPr>
         <w:suppressAutoHyphens/>
         <w:spacing w:after="0" w:line="240" w:lineRule="auto"/>
@@ -7711,7 +7688,7 @@
         </w:rPr>
       </w:pPr>
     </w:p>
-    <w:p ns2:paraId="0407B94C" ns2:textId="77777777">
+    <w:p>
       <w:pPr>
         <w:spacing w:after="0" w:line="240" w:lineRule="auto"/>
         <w:jc w:val="both"/>
@@ -7721,11 +7698,11 @@
           <w:color w:val="000000"/>
           <w:kern w:val="0"/>
           <w:lang w:eastAsia="es-PE"/>
-          <ns2:ligatures ns2:val="none"/>
-        </w:rPr>
-      </w:pPr>
-    </w:p>
-    <w:p ns2:paraId="375C384E" ns2:textId="77777777">
+          <w14:ligatures w14:val="none"/>
+        </w:rPr>
+      </w:pPr>
+    </w:p>
+    <w:p>
       <w:pPr>
         <w:spacing w:after="0" w:line="240" w:lineRule="auto"/>
         <w:jc w:val="both"/>
@@ -7735,12 +7712,12 @@
           <w:color w:val="000000"/>
           <w:kern w:val="0"/>
           <w:lang w:eastAsia="es-PE"/>
-          <ns2:ligatures ns2:val="none"/>
+          <w14:ligatures w14:val="none"/>
         </w:rPr>
       </w:pPr>
     </w:p>
     <w:bookmarkEnd w:id="0"/>
-    <w:p ns2:paraId="7609987B" ns2:textId="77777777">
+    <w:p>
       <w:pPr>
         <w:shd w:val="clear" w:color="auto" w:fill="FFFFFF"/>
         <w:spacing w:after="0" w:line="240" w:lineRule="auto"/>
@@ -7749,7 +7726,7 @@
           <w:rFonts w:ascii="Arial Narrow" w:eastAsia="Calibri" w:hAnsi="Arial Narrow" w:cs="Times New Roman"/>
           <w:color w:val="000000"/>
           <w:kern w:val="0"/>
-          <ns2:ligatures ns2:val="none"/>
+          <w14:ligatures w14:val="none"/>
         </w:rPr>
       </w:pPr>
       <w:r>
@@ -7759,12 +7736,12 @@
           <w:bCs/>
           <w:color w:val="000000"/>
           <w:kern w:val="0"/>
-          <ns2:ligatures ns2:val="none"/>
+          <w14:ligatures w14:val="none"/>
         </w:rPr>
         <w:t>EVELING ROA QUISPE</w:t>
       </w:r>
     </w:p>
-    <w:p ns2:paraId="692BA8AF" ns2:textId="77777777">
+    <w:p>
       <w:pPr>
         <w:shd w:val="clear" w:color="auto" w:fill="FFFFFF"/>
         <w:spacing w:after="0" w:line="240" w:lineRule="auto"/>
@@ -7775,7 +7752,7 @@
           <w:bCs/>
           <w:color w:val="000000"/>
           <w:kern w:val="0"/>
-          <ns2:ligatures ns2:val="none"/>
+          <w14:ligatures w14:val="none"/>
         </w:rPr>
       </w:pPr>
       <w:r>
@@ -7785,12 +7762,12 @@
           <w:bCs/>
           <w:color w:val="000000"/>
           <w:kern w:val="0"/>
-          <ns2:ligatures ns2:val="none"/>
+          <w14:ligatures w14:val="none"/>
         </w:rPr>
         <w:t>Secretaria Técnica</w:t>
       </w:r>
     </w:p>
-    <w:p ns2:paraId="4AF3211C" ns2:textId="77777777">
+    <w:p>
       <w:pPr>
         <w:shd w:val="clear" w:color="auto" w:fill="FFFFFF"/>
         <w:spacing w:after="0" w:line="240" w:lineRule="auto"/>
@@ -7801,7 +7778,7 @@
           <w:bCs/>
           <w:color w:val="000000"/>
           <w:kern w:val="0"/>
-          <ns2:ligatures ns2:val="none"/>
+          <w14:ligatures w14:val="none"/>
         </w:rPr>
       </w:pPr>
       <w:r>
@@ -7811,7 +7788,7 @@
           <w:bCs/>
           <w:color w:val="000000"/>
           <w:kern w:val="0"/>
-          <ns2:ligatures ns2:val="none"/>
+          <w14:ligatures w14:val="none"/>
         </w:rPr>
         <w:t>Comisión </w:t>
       </w:r>
@@ -7823,7 +7800,7 @@
           <w:color w:val="000000"/>
           <w:kern w:val="0"/>
           <w:shd w:val="clear" w:color="auto" w:fill="FFFFFF"/>
-          <ns2:ligatures ns2:val="none"/>
+          <w14:ligatures w14:val="none"/>
         </w:rPr>
         <w:t>de</w:t>
       </w:r>
@@ -7834,12 +7811,12 @@
           <w:bCs/>
           <w:color w:val="000000"/>
           <w:kern w:val="0"/>
-          <ns2:ligatures ns2:val="none"/>
+          <w14:ligatures w14:val="none"/>
         </w:rPr>
         <w:t> Protección al Consumidor 1</w:t>
       </w:r>
     </w:p>
-    <w:p ns2:paraId="602C43F9" ns2:textId="77777777">
+    <w:p>
       <w:pPr>
         <w:spacing w:after="0" w:line="240" w:lineRule="auto"/>
         <w:jc w:val="both"/>
@@ -7849,11 +7826,11 @@
           <w:color w:val="000000"/>
           <w:kern w:val="0"/>
           <w:lang w:eastAsia="es-PE"/>
-          <ns2:ligatures ns2:val="none"/>
-        </w:rPr>
-      </w:pPr>
-    </w:p>
-    <w:p ns2:paraId="1D3884F8" ns2:textId="77777777">
+          <w14:ligatures w14:val="none"/>
+        </w:rPr>
+      </w:pPr>
+    </w:p>
+    <w:p>
       <w:pPr>
         <w:spacing w:after="0" w:line="240" w:lineRule="auto"/>
         <w:jc w:val="both"/>
@@ -7871,12 +7848,12 @@
           <w:sz w:val="16"/>
           <w:szCs w:val="16"/>
           <w:lang w:eastAsia="es-PE"/>
-          <ns2:ligatures ns2:val="none"/>
+          <w14:ligatures w14:val="none"/>
         </w:rPr>
         <w:t>LSM/JCQ</w:t>
       </w:r>
     </w:p>
-    <w:p ns2:paraId="08D2E184" ns2:textId="77777777">
+    <w:p>
       <w:pPr>
         <w:spacing w:line="240" w:lineRule="auto"/>
         <w:rPr>
@@ -7884,7 +7861,7 @@
         </w:rPr>
       </w:pPr>
     </w:p>
-    <w:p ns2:paraId="1D2233A3" ns2:textId="77777777">
+    <w:p>
       <w:pPr>
         <w:spacing w:line="240" w:lineRule="auto"/>
         <w:rPr>
@@ -7892,7 +7869,7 @@
         </w:rPr>
       </w:pPr>
     </w:p>
-    <w:p ns2:paraId="4423ADE9" ns2:textId="77777777">
+    <w:p>
       <w:pPr>
         <w:spacing w:line="240" w:lineRule="auto"/>
         <w:rPr>
@@ -7900,14 +7877,14 @@
         </w:rPr>
       </w:pPr>
     </w:p>
-    <w:p ns2:paraId="74AAB5F4" ns2:textId="77777777">
+    <w:p>
       <w:pPr>
         <w:spacing w:line="240" w:lineRule="auto"/>
       </w:pPr>
     </w:p>
     <w:sectPr>
-      <w:headerReference w:type="default" ns3:id="rId8"/>
-      <w:footerReference w:type="default" ns3:id="rId9"/>
+      <w:headerReference w:type="default" r:id="rId8"/>
+      <w:footerReference w:type="default" r:id="rId9"/>
       <w:pgSz w:w="11906" w:h="16838"/>
       <w:pgMar w:top="1417" w:right="1701" w:bottom="1417" w:left="1701" w:header="708" w:footer="708" w:gutter="0"/>
       <w:cols w:space="708"/>
@@ -7918,7 +7895,7 @@
 </file>
 
 <file path=word/endnotes.xml><?xml version="1.0" encoding="utf-8"?>
-<w:endnotes xmlns:wpc="http://schemas.microsoft.com/office/word/2010/wordprocessingCanvas" xmlns:cx="http://schemas.microsoft.com/office/drawing/2014/chartex" xmlns:cx1="http://schemas.microsoft.com/office/drawing/2015/9/8/chartex" xmlns:cx2="http://schemas.microsoft.com/office/drawing/2015/10/21/chartex" xmlns:cx3="http://schemas.microsoft.com/office/drawing/2016/5/9/chartex" xmlns:cx4="http://schemas.microsoft.com/office/drawing/2016/5/10/chartex" xmlns:cx5="http://schemas.microsoft.com/office/drawing/2016/5/11/chartex" xmlns:cx6="http://schemas.microsoft.com/office/drawing/2016/5/12/chartex" xmlns:cx7="http://schemas.microsoft.com/office/drawing/2016/5/13/chartex" xmlns:cx8="http://schemas.microsoft.com/office/drawing/2016/5/14/chartex" xmlns:mc="http://schemas.openxmlformats.org/markup-compatibility/2006" xmlns:aink="http://schemas.microsoft.com/office/drawing/2016/ink" xmlns:am3d="http://schemas.microsoft.com/office/drawing/2017/model3d" xmlns:o="urn:schemas-microsoft-com:office:office" xmlns:oel="http://schemas.microsoft.com/office/2019/extlst" xmlns:r="http://schemas.openxmlformats.org/officeDocument/2006/relationships" xmlns:m="http://schemas.openxmlformats.org/officeDocument/2006/math" xmlns:v="urn:schemas-microsoft-com:vml" xmlns:wp14="http://schemas.microsoft.com/office/word/2010/wordprocessingDrawing" xmlns:wp="http://schemas.openxmlformats.org/drawingml/2006/wordprocessingDrawing" xmlns:w10="urn:schemas-microsoft-com:office:word" xmlns:w="http://schemas.openxmlformats.org/wordprocessingml/2006/main" xmlns:w14="http://schemas.microsoft.com/office/word/2010/wordml" xmlns:w15="http://schemas.microsoft.com/office/word/2012/wordml" xmlns:w16cex="http://schemas.microsoft.com/office/word/2018/wordml/cex" xmlns:w16cid="http://schemas.microsoft.com/office/word/2016/wordml/cid" xmlns:w16="http://schemas.microsoft.com/office/word/2018/wordml" xmlns:w16du="http://schemas.microsoft.com/office/word/2023/wordml/word16du" xmlns:w16sdtdh="http://schemas.microsoft.com/office/word/2020/wordml/sdtdatahash" xmlns:w16sdtfl="http://schemas.microsoft.com/office/word/2024/wordml/sdtformatlock" xmlns:w16se="http://schemas.microsoft.com/office/word/2015/wordml/symex" xmlns:wpg="http://schemas.microsoft.com/office/word/2010/wordprocessingGroup" xmlns:wpi="http://schemas.microsoft.com/office/word/2010/wordprocessingInk" xmlns:wne="http://schemas.microsoft.com/office/word/2006/wordml" xmlns:wps="http://schemas.microsoft.com/office/word/2010/wordprocessingShape" mc:Ignorable="w14 w15 w16se w16cid w16 w16cex w16sdtdh w16sdtfl w16du wp14">
+<w:endnotes xmlns:mc="http://schemas.openxmlformats.org/markup-compatibility/2006" xmlns:r="http://schemas.openxmlformats.org/officeDocument/2006/relationships" xmlns:w="http://schemas.openxmlformats.org/wordprocessingml/2006/main" xmlns:w14="http://schemas.microsoft.com/office/word/2010/wordml" xmlns:w15="http://schemas.microsoft.com/office/word/2012/wordml" xmlns:w16="http://schemas.microsoft.com/office/word/2018/wordml" xmlns:w16cex="http://schemas.microsoft.com/office/word/2018/wordml/cex" xmlns:w16cid="http://schemas.microsoft.com/office/word/2016/wordml/cid" xmlns:w16du="http://schemas.microsoft.com/office/word/2023/wordml/word16du" xmlns:w16sdtdh="http://schemas.microsoft.com/office/word/2020/wordml/sdtdatahash" xmlns:w16se="http://schemas.microsoft.com/office/word/2015/wordml/symex" xmlns:wp14="http://schemas.microsoft.com/office/word/2010/wordprocessingDrawing" mc:Ignorable="w14 w15 w16se w16cid w16 w16cex w16sdtdh w16du wp14">
   <w:endnote w:type="separator" w:id="-1">
     <w:p>
       <w:pPr>
@@ -7943,7 +7920,7 @@
 </file>
 
 <file path=word/footer1.xml><?xml version="1.0" encoding="utf-8"?>
-<w:ftr xmlns:wpc="http://schemas.microsoft.com/office/word/2010/wordprocessingCanvas" xmlns:cx="http://schemas.microsoft.com/office/drawing/2014/chartex" xmlns:cx1="http://schemas.microsoft.com/office/drawing/2015/9/8/chartex" xmlns:cx2="http://schemas.microsoft.com/office/drawing/2015/10/21/chartex" xmlns:cx3="http://schemas.microsoft.com/office/drawing/2016/5/9/chartex" xmlns:cx4="http://schemas.microsoft.com/office/drawing/2016/5/10/chartex" xmlns:cx5="http://schemas.microsoft.com/office/drawing/2016/5/11/chartex" xmlns:cx6="http://schemas.microsoft.com/office/drawing/2016/5/12/chartex" xmlns:cx7="http://schemas.microsoft.com/office/drawing/2016/5/13/chartex" xmlns:cx8="http://schemas.microsoft.com/office/drawing/2016/5/14/chartex" xmlns:mc="http://schemas.openxmlformats.org/markup-compatibility/2006" xmlns:aink="http://schemas.microsoft.com/office/drawing/2016/ink" xmlns:am3d="http://schemas.microsoft.com/office/drawing/2017/model3d" xmlns:o="urn:schemas-microsoft-com:office:office" xmlns:oel="http://schemas.microsoft.com/office/2019/extlst" xmlns:r="http://schemas.openxmlformats.org/officeDocument/2006/relationships" xmlns:m="http://schemas.openxmlformats.org/officeDocument/2006/math" xmlns:v="urn:schemas-microsoft-com:vml" xmlns:wp14="http://schemas.microsoft.com/office/word/2010/wordprocessingDrawing" xmlns:wp="http://schemas.openxmlformats.org/drawingml/2006/wordprocessingDrawing" xmlns:w10="urn:schemas-microsoft-com:office:word" xmlns:w="http://schemas.openxmlformats.org/wordprocessingml/2006/main" xmlns:w14="http://schemas.microsoft.com/office/word/2010/wordml" xmlns:w15="http://schemas.microsoft.com/office/word/2012/wordml" xmlns:w16cex="http://schemas.microsoft.com/office/word/2018/wordml/cex" xmlns:w16cid="http://schemas.microsoft.com/office/word/2016/wordml/cid" xmlns:w16="http://schemas.microsoft.com/office/word/2018/wordml" xmlns:w16du="http://schemas.microsoft.com/office/word/2023/wordml/word16du" xmlns:w16sdtdh="http://schemas.microsoft.com/office/word/2020/wordml/sdtdatahash" xmlns:w16sdtfl="http://schemas.microsoft.com/office/word/2024/wordml/sdtformatlock" xmlns:w16se="http://schemas.microsoft.com/office/word/2015/wordml/symex" xmlns:wpg="http://schemas.microsoft.com/office/word/2010/wordprocessingGroup" xmlns:wpi="http://schemas.microsoft.com/office/word/2010/wordprocessingInk" xmlns:wne="http://schemas.microsoft.com/office/word/2006/wordml" xmlns:wps="http://schemas.microsoft.com/office/word/2010/wordprocessingShape" mc:Ignorable="w14 w15 w16se w16cid w16 w16cex w16sdtdh w16sdtfl w16du wp14">
+<w:ftr xmlns:mc="http://schemas.openxmlformats.org/markup-compatibility/2006" xmlns:r="http://schemas.openxmlformats.org/officeDocument/2006/relationships" xmlns:w="http://schemas.openxmlformats.org/wordprocessingml/2006/main" xmlns:w14="http://schemas.microsoft.com/office/word/2010/wordml" xmlns:w15="http://schemas.microsoft.com/office/word/2012/wordml" xmlns:w16="http://schemas.microsoft.com/office/word/2018/wordml" xmlns:w16cex="http://schemas.microsoft.com/office/word/2018/wordml/cex" xmlns:w16cid="http://schemas.microsoft.com/office/word/2016/wordml/cid" xmlns:w16du="http://schemas.microsoft.com/office/word/2023/wordml/word16du" xmlns:w16sdtdh="http://schemas.microsoft.com/office/word/2020/wordml/sdtdatahash" xmlns:w16se="http://schemas.microsoft.com/office/word/2015/wordml/symex" xmlns:wp14="http://schemas.microsoft.com/office/word/2010/wordprocessingDrawing" mc:Ignorable="w14 w15 w16se w16cid w16 w16cex w16sdtdh w16du wp14">
   <w:p>
     <w:pPr>
       <w:pBdr>
@@ -8022,7 +7999,7 @@
 </file>
 
 <file path=word/footnotes.xml><?xml version="1.0" encoding="utf-8"?>
-<w:footnotes xmlns:wpc="http://schemas.microsoft.com/office/word/2010/wordprocessingCanvas" xmlns:cx="http://schemas.microsoft.com/office/drawing/2014/chartex" xmlns:cx1="http://schemas.microsoft.com/office/drawing/2015/9/8/chartex" xmlns:cx2="http://schemas.microsoft.com/office/drawing/2015/10/21/chartex" xmlns:cx3="http://schemas.microsoft.com/office/drawing/2016/5/9/chartex" xmlns:cx4="http://schemas.microsoft.com/office/drawing/2016/5/10/chartex" xmlns:cx5="http://schemas.microsoft.com/office/drawing/2016/5/11/chartex" xmlns:cx6="http://schemas.microsoft.com/office/drawing/2016/5/12/chartex" xmlns:cx7="http://schemas.microsoft.com/office/drawing/2016/5/13/chartex" xmlns:cx8="http://schemas.microsoft.com/office/drawing/2016/5/14/chartex" xmlns:mc="http://schemas.openxmlformats.org/markup-compatibility/2006" xmlns:aink="http://schemas.microsoft.com/office/drawing/2016/ink" xmlns:am3d="http://schemas.microsoft.com/office/drawing/2017/model3d" xmlns:o="urn:schemas-microsoft-com:office:office" xmlns:oel="http://schemas.microsoft.com/office/2019/extlst" xmlns:r="http://schemas.openxmlformats.org/officeDocument/2006/relationships" xmlns:m="http://schemas.openxmlformats.org/officeDocument/2006/math" xmlns:v="urn:schemas-microsoft-com:vml" xmlns:wp14="http://schemas.microsoft.com/office/word/2010/wordprocessingDrawing" xmlns:wp="http://schemas.openxmlformats.org/drawingml/2006/wordprocessingDrawing" xmlns:w10="urn:schemas-microsoft-com:office:word" xmlns:w="http://schemas.openxmlformats.org/wordprocessingml/2006/main" xmlns:w14="http://schemas.microsoft.com/office/word/2010/wordml" xmlns:w15="http://schemas.microsoft.com/office/word/2012/wordml" xmlns:w16cex="http://schemas.microsoft.com/office/word/2018/wordml/cex" xmlns:w16cid="http://schemas.microsoft.com/office/word/2016/wordml/cid" xmlns:w16="http://schemas.microsoft.com/office/word/2018/wordml" xmlns:w16du="http://schemas.microsoft.com/office/word/2023/wordml/word16du" xmlns:w16sdtdh="http://schemas.microsoft.com/office/word/2020/wordml/sdtdatahash" xmlns:w16sdtfl="http://schemas.microsoft.com/office/word/2024/wordml/sdtformatlock" xmlns:w16se="http://schemas.microsoft.com/office/word/2015/wordml/symex" xmlns:wpg="http://schemas.microsoft.com/office/word/2010/wordprocessingGroup" xmlns:wpi="http://schemas.microsoft.com/office/word/2010/wordprocessingInk" xmlns:wne="http://schemas.microsoft.com/office/word/2006/wordml" xmlns:wps="http://schemas.microsoft.com/office/word/2010/wordprocessingShape" mc:Ignorable="w14 w15 w16se w16cid w16 w16cex w16sdtdh w16sdtfl w16du wp14">
+<w:footnotes xmlns:mc="http://schemas.openxmlformats.org/markup-compatibility/2006" xmlns:r="http://schemas.openxmlformats.org/officeDocument/2006/relationships" xmlns:w="http://schemas.openxmlformats.org/wordprocessingml/2006/main" xmlns:w14="http://schemas.microsoft.com/office/word/2010/wordml" xmlns:w15="http://schemas.microsoft.com/office/word/2012/wordml" xmlns:w16="http://schemas.microsoft.com/office/word/2018/wordml" xmlns:w16cex="http://schemas.microsoft.com/office/word/2018/wordml/cex" xmlns:w16cid="http://schemas.microsoft.com/office/word/2016/wordml/cid" xmlns:w16du="http://schemas.microsoft.com/office/word/2023/wordml/word16du" xmlns:w16sdtdh="http://schemas.microsoft.com/office/word/2020/wordml/sdtdatahash" xmlns:w16se="http://schemas.microsoft.com/office/word/2015/wordml/symex" xmlns:wp14="http://schemas.microsoft.com/office/word/2010/wordprocessingDrawing" mc:Ignorable="w14 w15 w16se w16cid w16 w16cex w16sdtdh w16du wp14">
   <w:footnote w:type="separator" w:id="-1">
     <w:p>
       <w:pPr>
@@ -9259,6 +9236,161 @@
       </w:pPr>
     </w:p>
   </w:footnote>
+  <w:footnote w:id="14">
+    <w:p>
+      <w:pPr>
+        <w:pStyle w:val="Textonotapie"/>
+        <w:ind w:left="567" w:hanging="567"/>
+        <w:jc w:val="both"/>
+      </w:pPr>
+      <w:r>
+        <w:rPr>
+          <w:rStyle w:val="Refdenotaalpie"/>
+          <w:rFonts w:ascii="Arial Narrow" w:hAnsi="Arial Narrow" w:cs="Arial"/>
+          <w:sz w:val="16"/>
+          <w:szCs w:val="16"/>
+          <w:vertAlign w:val="superscript"/>
+        </w:rPr>
+        <w:footnoteRef/>
+      </w:r>
+      <w:r>
+        <w:rPr>
+          <w:rFonts w:ascii="Arial Narrow" w:hAnsi="Arial Narrow" w:cs="Arial"/>
+          <w:sz w:val="16"/>
+          <w:szCs w:val="16"/>
+        </w:rPr>
+        <w:tab/>
+      </w:r>
+      <w:r>
+        <w:rPr>
+          <w:rFonts w:ascii="Arial Narrow" w:hAnsi="Arial Narrow" w:cs="Arial"/>
+          <w:b/>
+          <w:bCs/>
+          <w:sz w:val="16"/>
+          <w:szCs w:val="16"/>
+        </w:rPr>
+        <w:t xml:space="preserve">DECRETO LEGISLATIVO 807, LEY SOBRE FACULTADES, NORMAS Y ORGANIZACIÓN DEL INDECOPI, publicado el 18 de abril de 1996</w:t>
+      </w:r>
+    </w:p>
+    <w:p>
+      <w:pPr>
+        <w:pStyle w:val="Textonotapie"/>
+        <w:ind w:left="567" w:hanging="567"/>
+        <w:jc w:val="both"/>
+      </w:pPr>
+      <w:r>
+        <w:rPr>
+          <w:rFonts w:ascii="Arial Narrow" w:hAnsi="Arial Narrow" w:cs="Arial"/>
+          <w:sz w:val="16"/>
+          <w:szCs w:val="16"/>
+        </w:rPr>
+        <w:tab/>
+      </w:r>
+      <w:r>
+        <w:rPr>
+          <w:rFonts w:ascii="Arial Narrow" w:hAnsi="Arial Narrow" w:cs="Arial"/>
+          <w:b/>
+          <w:bCs/>
+          <w:sz w:val="16"/>
+          <w:szCs w:val="16"/>
+        </w:rPr>
+        <w:t xml:space="preserve">Artículo 26.-</w:t>
+      </w:r>
+      <w:r>
+        <w:rPr>
+          <w:rFonts w:ascii="Arial Narrow" w:hAnsi="Arial Narrow" w:cs="Arial"/>
+          <w:sz w:val="16"/>
+          <w:szCs w:val="16"/>
+        </w:rPr>
+        <w:t xml:space="preserve"> Una vez admitida a trámite la denuncia, se correrá traslado de la misma al denunciado, a fin de que éste presente su descargo. El plazo para la presentación del descargo será de cinco (5) días contados desde la notificación, vencido el cual, el Secretario Técnico declarará en rebeldía al denunciado que no lo hubiera presentado.</w:t>
+      </w:r>
+    </w:p>
+  </w:footnote>
+  <w:footnote w:id="15">
+    <w:p>
+      <w:pPr>
+        <w:pStyle w:val="Textonotapie"/>
+        <w:ind w:left="567" w:hanging="567"/>
+        <w:jc w:val="both"/>
+      </w:pPr>
+      <w:r>
+        <w:rPr>
+          <w:rStyle w:val="Refdenotaalpie"/>
+          <w:rFonts w:ascii="Arial Narrow" w:hAnsi="Arial Narrow" w:cs="Arial"/>
+          <w:sz w:val="16"/>
+          <w:szCs w:val="16"/>
+          <w:vertAlign w:val="superscript"/>
+        </w:rPr>
+        <w:footnoteRef/>
+      </w:r>
+      <w:r>
+        <w:rPr>
+          <w:rFonts w:ascii="Arial Narrow" w:hAnsi="Arial Narrow" w:cs="Arial"/>
+          <w:sz w:val="16"/>
+          <w:szCs w:val="16"/>
+        </w:rPr>
+        <w:tab/>
+      </w:r>
+      <w:r>
+        <w:rPr>
+          <w:rFonts w:ascii="Arial Narrow" w:hAnsi="Arial Narrow" w:cs="Arial"/>
+          <w:b/>
+          <w:bCs/>
+          <w:sz w:val="16"/>
+          <w:szCs w:val="16"/>
+        </w:rPr>
+        <w:t xml:space="preserve">DECRETO SUPREMO 006-2026-JUS, TEXTO ÚNICO ORDENADO DE LA LEY 27444, LEY DEL PROCEDIMIENTO ADMINISTRATIVO GENERAL, publicado el 30 de abril de 2026</w:t>
+      </w:r>
+    </w:p>
+    <w:p>
+      <w:pPr>
+        <w:pStyle w:val="Textonotapie"/>
+        <w:ind w:left="567" w:hanging="567"/>
+        <w:jc w:val="both"/>
+      </w:pPr>
+      <w:r>
+        <w:rPr>
+          <w:rFonts w:ascii="Arial Narrow" w:hAnsi="Arial Narrow" w:cs="Arial"/>
+          <w:sz w:val="16"/>
+          <w:szCs w:val="16"/>
+        </w:rPr>
+        <w:tab/>
+      </w:r>
+      <w:r>
+        <w:rPr>
+          <w:rFonts w:ascii="Arial Narrow" w:hAnsi="Arial Narrow" w:cs="Arial"/>
+          <w:b/>
+          <w:bCs/>
+          <w:sz w:val="16"/>
+          <w:szCs w:val="16"/>
+        </w:rPr>
+        <w:t xml:space="preserve">Artículo 223.- Contestación de la reclamación</w:t>
+      </w:r>
+    </w:p>
+    <w:p>
+      <w:pPr>
+        <w:pStyle w:val="Textonotapie"/>
+        <w:ind w:left="567" w:hanging="567"/>
+        <w:jc w:val="both"/>
+      </w:pPr>
+      <w:r>
+        <w:rPr>
+          <w:rFonts w:ascii="Arial Narrow" w:hAnsi="Arial Narrow" w:cs="Arial"/>
+          <w:sz w:val="16"/>
+          <w:szCs w:val="16"/>
+        </w:rPr>
+        <w:tab/>
+      </w:r>
+      <w:r>
+        <w:rPr>
+          <w:rFonts w:ascii="Arial Narrow" w:hAnsi="Arial Narrow" w:cs="Arial"/>
+          <w:sz w:val="16"/>
+          <w:szCs w:val="16"/>
+        </w:rPr>
+        <w:t xml:space="preserve">223.1 El reclamado deberá presentar la contestación de la reclamación dentro de los quince (15) días posteriores a la notificación de ésta; vencido este plazo, la Administración declarará en rebeldía al reclamado que no la hubiera presentado. La contestación deberá contener los requisitos de los escritos previstos en el artículo 113 de la presente Ley, así como la absolución de todos los asuntos controvertidos de hecho y de derecho, Las alegaciones y los hechos relevantes de la reclamación, salvo que hayan sido específicamente negadas en la contestación, se tendrán por aceptadas o merituadas como ciertas.</w:t>
+      </w:r>
+    </w:p>
+  </w:footnote>
   <w:footnote w:id="9">
     <w:p>
       <w:pPr>
@@ -10780,7 +10912,7 @@
 </file>
 
 <file path=word/header1.xml><?xml version="1.0" encoding="utf-8"?>
-<w:hdr xmlns:wpc="http://schemas.microsoft.com/office/word/2010/wordprocessingCanvas" xmlns:cx="http://schemas.microsoft.com/office/drawing/2014/chartex" xmlns:cx1="http://schemas.microsoft.com/office/drawing/2015/9/8/chartex" xmlns:cx2="http://schemas.microsoft.com/office/drawing/2015/10/21/chartex" xmlns:cx3="http://schemas.microsoft.com/office/drawing/2016/5/9/chartex" xmlns:cx4="http://schemas.microsoft.com/office/drawing/2016/5/10/chartex" xmlns:cx5="http://schemas.microsoft.com/office/drawing/2016/5/11/chartex" xmlns:cx6="http://schemas.microsoft.com/office/drawing/2016/5/12/chartex" xmlns:cx7="http://schemas.microsoft.com/office/drawing/2016/5/13/chartex" xmlns:cx8="http://schemas.microsoft.com/office/drawing/2016/5/14/chartex" xmlns:mc="http://schemas.openxmlformats.org/markup-compatibility/2006" xmlns:aink="http://schemas.microsoft.com/office/drawing/2016/ink" xmlns:am3d="http://schemas.microsoft.com/office/drawing/2017/model3d" xmlns:o="urn:schemas-microsoft-com:office:office" xmlns:oel="http://schemas.microsoft.com/office/2019/extlst" xmlns:r="http://schemas.openxmlformats.org/officeDocument/2006/relationships" xmlns:m="http://schemas.openxmlformats.org/officeDocument/2006/math" xmlns:v="urn:schemas-microsoft-com:vml" xmlns:wp14="http://schemas.microsoft.com/office/word/2010/wordprocessingDrawing" xmlns:wp="http://schemas.openxmlformats.org/drawingml/2006/wordprocessingDrawing" xmlns:w10="urn:schemas-microsoft-com:office:word" xmlns:w="http://schemas.openxmlformats.org/wordprocessingml/2006/main" xmlns:w14="http://schemas.microsoft.com/office/word/2010/wordml" xmlns:w15="http://schemas.microsoft.com/office/word/2012/wordml" xmlns:w16cex="http://schemas.microsoft.com/office/word/2018/wordml/cex" xmlns:w16cid="http://schemas.microsoft.com/office/word/2016/wordml/cid" xmlns:w16="http://schemas.microsoft.com/office/word/2018/wordml" xmlns:w16du="http://schemas.microsoft.com/office/word/2023/wordml/word16du" xmlns:w16sdtdh="http://schemas.microsoft.com/office/word/2020/wordml/sdtdatahash" xmlns:w16sdtfl="http://schemas.microsoft.com/office/word/2024/wordml/sdtformatlock" xmlns:w16se="http://schemas.microsoft.com/office/word/2015/wordml/symex" xmlns:wpg="http://schemas.microsoft.com/office/word/2010/wordprocessingGroup" xmlns:wpi="http://schemas.microsoft.com/office/word/2010/wordprocessingInk" xmlns:wne="http://schemas.microsoft.com/office/word/2006/wordml" xmlns:wps="http://schemas.microsoft.com/office/word/2010/wordprocessingShape" mc:Ignorable="w14 w15 w16se w16cid w16 w16cex w16sdtdh w16sdtfl w16du wp14">
+<w:hdr xmlns:a="http://schemas.openxmlformats.org/drawingml/2006/main" xmlns:a14="http://schemas.microsoft.com/office/drawing/2010/main" xmlns:mc="http://schemas.openxmlformats.org/markup-compatibility/2006" xmlns:pic="http://schemas.openxmlformats.org/drawingml/2006/picture" xmlns:r="http://schemas.openxmlformats.org/officeDocument/2006/relationships" xmlns:w="http://schemas.openxmlformats.org/wordprocessingml/2006/main" xmlns:w14="http://schemas.microsoft.com/office/word/2010/wordml" xmlns:w15="http://schemas.microsoft.com/office/word/2012/wordml" xmlns:w16="http://schemas.microsoft.com/office/word/2018/wordml" xmlns:w16cex="http://schemas.microsoft.com/office/word/2018/wordml/cex" xmlns:w16cid="http://schemas.microsoft.com/office/word/2016/wordml/cid" xmlns:w16du="http://schemas.microsoft.com/office/word/2023/wordml/word16du" xmlns:w16sdtdh="http://schemas.microsoft.com/office/word/2020/wordml/sdtdatahash" xmlns:w16se="http://schemas.microsoft.com/office/word/2015/wordml/symex" xmlns:wp="http://schemas.openxmlformats.org/drawingml/2006/wordprocessingDrawing" xmlns:wp14="http://schemas.microsoft.com/office/word/2010/wordprocessingDrawing" mc:Ignorable="w14 w15 w16se w16cid w16 w16cex w16sdtdh w16du wp14">
   <w:tbl>
     <w:tblPr>
       <w:tblW w:w="8645" w:type="dxa"/>

--- a/plantillas_maestras/03_seguro_desgravamen/negativa_cobertura/2_o_mas_ddos_varios/mujer/TPL_1813_2025_SEGURO_DESGRAVAMEN_NEGATIVA_COBERTURA_ASEGURADORA_MUJER_R1.docx
+++ b/plantillas_maestras/03_seguro_desgravamen/negativa_cobertura/2_o_mas_ddos_varios/mujer/TPL_1813_2025_SEGURO_DESGRAVAMEN_NEGATIVA_COBERTURA_ASEGURADORA_MUJER_R1.docx
@@ -570,55 +570,7 @@
           <w:lang w:val="es-ES" w:eastAsia="es-ES"/>
           <w14:ligatures w14:val="none"/>
         </w:rPr>
-        <w:t xml:space="preserve">Mediante el escrito del 25 de abril de 2025, subsanada mediante escrito del 23 de mayo de 2025, la señora [APELLIDO] denunció a Pacífico por presuntas infracciones a la Ley 29571, Código de Protección y Defensa del Consumidor (en adelante, Código), señalando lo siguiente:</w:t>
-      </w:r>
-      <w:r>
-        <w:rPr>
-          <w:rFonts w:ascii="Arial Narrow" w:eastAsia="Arial Narrow" w:hAnsi="Arial Narrow" w:cs="Arial Narrow"/>
-          <w:color w:val="000000"/>
-          <w:kern w:val="0"/>
-          <w:sz w:val="22"/>
-          <w:szCs w:val="22"/>
-          <w:lang w:val="es-ES" w:eastAsia="es-ES"/>
-          <w14:ligatures w14:val="none"/>
-        </w:rPr>
-        <w:t/>
-      </w:r>
-      <w:r>
-        <w:rPr>
-          <w:rFonts w:ascii="Arial Narrow" w:eastAsia="Arial Narrow" w:hAnsi="Arial Narrow" w:cs="Arial Narrow"/>
-          <w:color w:val="000000"/>
-          <w:kern w:val="0"/>
-          <w:sz w:val="22"/>
-          <w:szCs w:val="22"/>
-          <w:lang w:val="es-ES" w:eastAsia="es-ES"/>
-          <w14:ligatures w14:val="none"/>
-        </w:rPr>
-        <w:t xml:space="preserve"/>
-      </w:r>
-      <w:r>
-        <w:rPr>
-          <w:rFonts w:ascii="Arial Narrow" w:eastAsia="Arial Narrow" w:hAnsi="Arial Narrow" w:cs="Arial Narrow"/>
-          <w:color w:val="000000"/>
-          <w:kern w:val="0"/>
-          <w:sz w:val="22"/>
-          <w:szCs w:val="22"/>
-          <w:lang w:val="es-ES" w:eastAsia="es-ES"/>
-          <w14:ligatures w14:val="none"/>
-        </w:rPr>
-        <w:t/>
-      </w:r>
-      <w:r>
-        <w:rPr>
-          <w:rFonts w:ascii="Arial Narrow" w:eastAsia="Arial Narrow" w:hAnsi="Arial Narrow" w:cs="Arial Narrow"/>
-          <w:color w:val="000000"/>
-          <w:kern w:val="0"/>
-          <w:sz w:val="22"/>
-          <w:szCs w:val="22"/>
-          <w:lang w:val="es-ES" w:eastAsia="es-ES"/>
-          <w14:ligatures w14:val="none"/>
-        </w:rPr>
-        <w:t xml:space="preserve"/>
+        <w:t xml:space="preserve">Mediante el escrito del 25 de abril de 2025, subsanada mediante escrito del 23 de mayo de 2025, la señora [APELLIDO] denunció a Pacífico por presuntas infracciones a la Ley 29571, Código de Protección y Defensa del Consumidor</w:t>
       </w:r>
       <w:r>
         <w:rPr>
@@ -644,6 +596,30 @@
           <w:lang w:val="es-ES" w:eastAsia="es-ES"/>
           <w14:ligatures w14:val="none"/>
         </w:rPr>
+        <w:t xml:space="preserve"> (en adelante, Código), señalando lo siguiente:</w:t>
+      </w:r>
+      <w:r>
+        <w:rPr>
+          <w:rFonts w:ascii="Arial Narrow" w:eastAsia="Arial Narrow" w:hAnsi="Arial Narrow" w:cs="Arial Narrow"/>
+          <w:color w:val="000000"/>
+          <w:kern w:val="0"/>
+          <w:sz w:val="22"/>
+          <w:szCs w:val="22"/>
+          <w:lang w:val="es-ES" w:eastAsia="es-ES"/>
+          <w14:ligatures w14:val="none"/>
+        </w:rPr>
+        <w:t/>
+      </w:r>
+      <w:r>
+        <w:rPr>
+          <w:rFonts w:ascii="Arial Narrow" w:eastAsia="Arial Narrow" w:hAnsi="Arial Narrow" w:cs="Arial Narrow"/>
+          <w:color w:val="000000"/>
+          <w:kern w:val="0"/>
+          <w:sz w:val="22"/>
+          <w:szCs w:val="22"/>
+          <w:lang w:val="es-ES" w:eastAsia="es-ES"/>
+          <w14:ligatures w14:val="none"/>
+        </w:rPr>
         <w:t xml:space="preserve"/>
       </w:r>
       <w:r>
@@ -669,106 +645,6 @@
           <w14:ligatures w14:val="none"/>
         </w:rPr>
         <w:t xml:space="preserve"/>
-      </w:r>
-      <w:r>
-        <w:rPr>
-          <w:rFonts w:ascii="Arial Narrow" w:eastAsia="Arial Narrow" w:hAnsi="Arial Narrow" w:cs="Arial Narrow"/>
-          <w:color w:val="000000"/>
-          <w:kern w:val="0"/>
-          <w:sz w:val="22"/>
-          <w:szCs w:val="22"/>
-          <w:lang w:val="es-ES" w:eastAsia="es-ES"/>
-          <w14:ligatures w14:val="none"/>
-        </w:rPr>
-        <w:t/>
-      </w:r>
-      <w:r>
-        <w:rPr>
-          <w:rFonts w:ascii="Arial Narrow" w:eastAsia="Arial Narrow" w:hAnsi="Arial Narrow" w:cs="Arial Narrow"/>
-          <w:color w:val="000000"/>
-          <w:kern w:val="0"/>
-          <w:sz w:val="22"/>
-          <w:szCs w:val="22"/>
-          <w:lang w:val="es-ES" w:eastAsia="es-ES"/>
-          <w14:ligatures w14:val="none"/>
-        </w:rPr>
-        <w:t xml:space="preserve"/>
-      </w:r>
-      <w:r>
-        <w:rPr>
-          <w:rFonts w:ascii="Arial Narrow" w:eastAsia="Arial Narrow" w:hAnsi="Arial Narrow" w:cs="Arial Narrow"/>
-          <w:kern w:val="0"/>
-          <w14:ligatures w14:val="none"/>
-          <w:sz w:val="22"/>
-          <w:szCs w:val="22"/>
-        </w:rPr>
-        <w:t/>
-      </w:r>
-      <w:r>
-        <w:rPr>
-          <w:rFonts w:ascii="Arial Narrow" w:eastAsia="Arial Narrow" w:hAnsi="Arial Narrow" w:cs="Arial Narrow"/>
-          <w:kern w:val="0"/>
-          <w14:ligatures w14:val="none"/>
-          <w:sz w:val="22"/>
-          <w:szCs w:val="22"/>
-        </w:rPr>
-        <w:t xml:space="preserve"/>
-      </w:r>
-      <w:r>
-        <w:rPr>
-          <w:rFonts w:ascii="Arial Narrow" w:eastAsia="Arial Narrow" w:hAnsi="Arial Narrow" w:cs="Arial Narrow"/>
-          <w:kern w:val="0"/>
-          <w14:ligatures w14:val="none"/>
-          <w:sz w:val="22"/>
-          <w:szCs w:val="22"/>
-        </w:rPr>
-        <w:t xml:space="preserve"/>
-      </w:r>
-      <w:r>
-        <w:rPr>
-          <w:rFonts w:ascii="Arial Narrow" w:eastAsia="Arial Narrow" w:hAnsi="Arial Narrow" w:cs="Arial Narrow"/>
-          <w:kern w:val="0"/>
-          <w14:ligatures w14:val="none"/>
-          <w:sz w:val="22"/>
-          <w:szCs w:val="22"/>
-        </w:rPr>
-        <w:t/>
-      </w:r>
-      <w:r>
-        <w:rPr>
-          <w:rFonts w:ascii="Arial Narrow" w:eastAsia="Arial Narrow" w:hAnsi="Arial Narrow" w:cs="Arial Narrow"/>
-          <w:color w:val="000000"/>
-          <w:kern w:val="0"/>
-          <w:sz w:val="22"/>
-          <w:szCs w:val="22"/>
-          <w:lang w:val="es-ES" w:eastAsia="es-ES"/>
-          <w14:ligatures w14:val="none"/>
-        </w:rPr>
-        <w:t xml:space="preserve"/>
-      </w:r>
-      <w:r>
-        <w:rPr>
-          <w:rFonts w:ascii="Arial Narrow" w:eastAsia="Arial Narrow" w:hAnsi="Arial Narrow" w:cs="Arial Narrow"/>
-          <w:color w:val="000000"/>
-          <w:kern w:val="0"/>
-          <w:sz w:val="22"/>
-          <w:szCs w:val="22"/>
-          <w:lang w:val="es-ES" w:eastAsia="es-ES"/>
-          <w14:ligatures w14:val="none"/>
-        </w:rPr>
-        <w:t xml:space="preserve"/>
-      </w:r>
-      <w:r>
-        <w:rPr>
-          <w:rFonts w:ascii="Arial Narrow" w:eastAsia="Arial Narrow" w:hAnsi="Arial Narrow" w:cs="Arial Narrow"/>
-          <w:color w:val="000000"/>
-          <w:kern w:val="0"/>
-          <w:sz w:val="22"/>
-          <w:szCs w:val="22"/>
-          <w:lang w:val="es-ES" w:eastAsia="es-ES"/>
-          <w14:ligatures w14:val="none"/>
-        </w:rPr>
-        <w:t/>
       </w:r>
       <w:r>
         <w:rPr>
@@ -783,6 +659,142 @@
           <w14:ligatures w14:val="none"/>
         </w:rPr>
         <w:footnoteReference w:id="2"/>
+      </w:r>
+      <w:r>
+        <w:rPr>
+          <w:rFonts w:ascii="Arial Narrow" w:eastAsia="Arial Narrow" w:hAnsi="Arial Narrow" w:cs="Arial Narrow"/>
+          <w:color w:val="000000"/>
+          <w:kern w:val="0"/>
+          <w:sz w:val="22"/>
+          <w:szCs w:val="22"/>
+          <w:lang w:val="es-ES" w:eastAsia="es-ES"/>
+          <w14:ligatures w14:val="none"/>
+        </w:rPr>
+        <w:t xml:space="preserve"/>
+      </w:r>
+      <w:r>
+        <w:rPr>
+          <w:rFonts w:ascii="Arial Narrow" w:eastAsia="Arial Narrow" w:hAnsi="Arial Narrow" w:cs="Arial Narrow"/>
+          <w:color w:val="000000"/>
+          <w:kern w:val="0"/>
+          <w:sz w:val="22"/>
+          <w:szCs w:val="22"/>
+          <w:lang w:val="es-ES" w:eastAsia="es-ES"/>
+          <w14:ligatures w14:val="none"/>
+        </w:rPr>
+        <w:t/>
+      </w:r>
+      <w:r>
+        <w:rPr>
+          <w:rFonts w:ascii="Arial Narrow" w:eastAsia="Arial Narrow" w:hAnsi="Arial Narrow" w:cs="Arial Narrow"/>
+          <w:color w:val="000000"/>
+          <w:kern w:val="0"/>
+          <w:sz w:val="22"/>
+          <w:szCs w:val="22"/>
+          <w:lang w:val="es-ES" w:eastAsia="es-ES"/>
+          <w14:ligatures w14:val="none"/>
+        </w:rPr>
+        <w:t xml:space="preserve"/>
+      </w:r>
+      <w:r>
+        <w:rPr>
+          <w:rFonts w:ascii="Arial Narrow" w:eastAsia="Arial Narrow" w:hAnsi="Arial Narrow" w:cs="Arial Narrow"/>
+          <w:color w:val="000000"/>
+          <w:kern w:val="0"/>
+          <w:sz w:val="22"/>
+          <w:szCs w:val="22"/>
+          <w:lang w:val="es-ES" w:eastAsia="es-ES"/>
+          <w14:ligatures w14:val="none"/>
+        </w:rPr>
+        <w:t/>
+      </w:r>
+      <w:r>
+        <w:rPr>
+          <w:rFonts w:ascii="Arial Narrow" w:eastAsia="Arial Narrow" w:hAnsi="Arial Narrow" w:cs="Arial Narrow"/>
+          <w:color w:val="000000"/>
+          <w:kern w:val="0"/>
+          <w:sz w:val="22"/>
+          <w:szCs w:val="22"/>
+          <w:lang w:val="es-ES" w:eastAsia="es-ES"/>
+          <w14:ligatures w14:val="none"/>
+        </w:rPr>
+        <w:t xml:space="preserve"/>
+      </w:r>
+      <w:r>
+        <w:rPr>
+          <w:rFonts w:ascii="Arial Narrow" w:eastAsia="Arial Narrow" w:hAnsi="Arial Narrow" w:cs="Arial Narrow"/>
+          <w:kern w:val="0"/>
+          <w14:ligatures w14:val="none"/>
+          <w:sz w:val="22"/>
+          <w:szCs w:val="22"/>
+        </w:rPr>
+        <w:t/>
+      </w:r>
+      <w:r>
+        <w:rPr>
+          <w:rFonts w:ascii="Arial Narrow" w:eastAsia="Arial Narrow" w:hAnsi="Arial Narrow" w:cs="Arial Narrow"/>
+          <w:kern w:val="0"/>
+          <w14:ligatures w14:val="none"/>
+          <w:sz w:val="22"/>
+          <w:szCs w:val="22"/>
+        </w:rPr>
+        <w:t xml:space="preserve"/>
+      </w:r>
+      <w:r>
+        <w:rPr>
+          <w:rFonts w:ascii="Arial Narrow" w:eastAsia="Arial Narrow" w:hAnsi="Arial Narrow" w:cs="Arial Narrow"/>
+          <w:kern w:val="0"/>
+          <w14:ligatures w14:val="none"/>
+          <w:sz w:val="22"/>
+          <w:szCs w:val="22"/>
+        </w:rPr>
+        <w:t xml:space="preserve"/>
+      </w:r>
+      <w:r>
+        <w:rPr>
+          <w:rFonts w:ascii="Arial Narrow" w:eastAsia="Arial Narrow" w:hAnsi="Arial Narrow" w:cs="Arial Narrow"/>
+          <w:kern w:val="0"/>
+          <w14:ligatures w14:val="none"/>
+          <w:sz w:val="22"/>
+          <w:szCs w:val="22"/>
+        </w:rPr>
+        <w:t/>
+      </w:r>
+      <w:r>
+        <w:rPr>
+          <w:rFonts w:ascii="Arial Narrow" w:eastAsia="Arial Narrow" w:hAnsi="Arial Narrow" w:cs="Arial Narrow"/>
+          <w:color w:val="000000"/>
+          <w:kern w:val="0"/>
+          <w:sz w:val="22"/>
+          <w:szCs w:val="22"/>
+          <w:lang w:val="es-ES" w:eastAsia="es-ES"/>
+          <w14:ligatures w14:val="none"/>
+        </w:rPr>
+        <w:t xml:space="preserve"/>
+      </w:r>
+      <w:r>
+        <w:rPr>
+          <w:rFonts w:ascii="Arial Narrow" w:eastAsia="Arial Narrow" w:hAnsi="Arial Narrow" w:cs="Arial Narrow"/>
+          <w:color w:val="000000"/>
+          <w:kern w:val="0"/>
+          <w:sz w:val="22"/>
+          <w:szCs w:val="22"/>
+          <w:lang w:val="es-ES" w:eastAsia="es-ES"/>
+          <w14:ligatures w14:val="none"/>
+        </w:rPr>
+        <w:t xml:space="preserve"/>
+      </w:r>
+      <w:r>
+        <w:rPr>
+          <w:rFonts w:ascii="Arial Narrow" w:eastAsia="Arial Narrow" w:hAnsi="Arial Narrow" w:cs="Arial Narrow"/>
+          <w:color w:val="000000"/>
+          <w:kern w:val="0"/>
+          <w:sz w:val="22"/>
+          <w:szCs w:val="22"/>
+          <w:lang w:val="es-ES" w:eastAsia="es-ES"/>
+          <w14:ligatures w14:val="none"/>
+        </w:rPr>
+        <w:t/>
       </w:r>
       <w:r>
         <w:rPr>
@@ -5492,7 +5504,19 @@
           <w14:ligatures w14:val="none"/>
         </w:rPr>
         <w:lastRenderedPageBreak/>
-        <w:t xml:space="preserve">PRIMERO: admitir a trámite la denuncia del 25 de abril de 2025, subsanada mediante escrito del 23 de mayo de 2025, interpuesta por la señora [DENUNCIANTE] contra Pacífico Compañía de Seguros y Reaseguros S.A., por lo siguiente:</w:t>
+        <w:t xml:space="preserve">PRIMERO:</w:t>
+      </w:r>
+      <w:r>
+        <w:rPr>
+          <w:rFonts w:ascii="Arial Narrow" w:eastAsia="Arial Narrow" w:hAnsi="Arial Narrow" w:cs="Arial Narrow"/>
+          <w:color w:val="000000"/>
+          <w:kern w:val="0"/>
+          <w:sz w:val="22"/>
+          <w:szCs w:val="22"/>
+          <w:lang w:eastAsia="es-PE"/>
+          <w14:ligatures w14:val="none"/>
+        </w:rPr>
+        <w:t xml:space="preserve"> admitir a trámite la denuncia del 25 de abril de 2025, subsanada mediante escrito del 23 de mayo de 2025, interpuesta por la señora [DENUNCIANTE] contra Pacífico Compañía de Seguros y Reaseguros S.A., por lo siguiente:</w:t>
       </w:r>
       <w:r>
         <w:rPr>
@@ -5641,7 +5665,6 @@
       <w:r>
         <w:rPr>
           <w:rFonts w:ascii="Arial Narrow" w:eastAsia="Arial Narrow" w:hAnsi="Arial Narrow" w:cs="Arial Narrow"/>
-          <w:bCs/>
           <w:sz w:val="22"/>
           <w:szCs w:val="22"/>
         </w:rPr>
@@ -7512,7 +7535,19 @@
           <w:lang w:eastAsia="es-PE"/>
           <w14:ligatures w14:val="none"/>
         </w:rPr>
-        <w:t xml:space="preserve">TERCERO: </w:t>
+        <w:t xml:space="preserve">TERCERO:</w:t>
+      </w:r>
+      <w:r>
+        <w:rPr>
+          <w:rFonts w:ascii="Arial Narrow" w:eastAsia="Arial Narrow" w:hAnsi="Arial Narrow" w:cs="Arial Narrow"/>
+          <w:color w:val="000000"/>
+          <w:kern w:val="0"/>
+          <w:sz w:val="22"/>
+          <w:szCs w:val="22"/>
+          <w:lang w:eastAsia="es-PE"/>
+          <w14:ligatures w14:val="none"/>
+        </w:rPr>
+        <w:t xml:space="preserve"> </w:t>
       </w:r>
       <w:r>
         <w:rPr>
@@ -7529,7 +7564,6 @@
       <w:r>
         <w:rPr>
           <w:rFonts w:ascii="Arial Narrow" w:eastAsia="Arial Narrow" w:hAnsi="Arial Narrow" w:cs="Arial Narrow"/>
-          <w:bCs/>
           <w:sz w:val="22"/>
           <w:szCs w:val="22"/>
         </w:rPr>
@@ -7879,7 +7913,15 @@
           <w:sz w:val="22"/>
           <w:szCs w:val="22"/>
         </w:rPr>
-        <w:t xml:space="preserve">CUARTO: </w:t>
+        <w:t xml:space="preserve">CUARTO:</w:t>
+      </w:r>
+      <w:r>
+        <w:rPr>
+          <w:rFonts w:ascii="Arial Narrow" w:eastAsia="Arial Narrow" w:hAnsi="Arial Narrow" w:cs="Arial Narrow"/>
+          <w:sz w:val="22"/>
+          <w:szCs w:val="22"/>
+        </w:rPr>
+        <w:t xml:space="preserve"> </w:t>
       </w:r>
       <w:r>
         <w:rPr>
@@ -7901,7 +7943,7 @@
           <w:lang w:val="es-ES" w:eastAsia="es-ES"/>
           <w14:ligatures w14:val="none"/>
         </w:rPr>
-        <w:footnoteReference w:id="14"/>
+        <w:footnoteReference w:id="9"/>
       </w:r>
       <w:r>
         <w:rPr>
@@ -7923,7 +7965,7 @@
           <w:lang w:val="es-ES" w:eastAsia="es-ES"/>
           <w14:ligatures w14:val="none"/>
         </w:rPr>
-        <w:footnoteReference w:id="15"/>
+        <w:footnoteReference w:id="10"/>
       </w:r>
       <w:r>
         <w:rPr>
@@ -7974,7 +8016,19 @@
           <w:lang w:eastAsia="es-PE"/>
           <w14:ligatures w14:val="none"/>
         </w:rPr>
-        <w:t xml:space="preserve">QUINTO: </w:t>
+        <w:t xml:space="preserve">QUINTO:</w:t>
+      </w:r>
+      <w:r>
+        <w:rPr>
+          <w:rFonts w:ascii="Arial Narrow" w:eastAsia="Arial Narrow" w:hAnsi="Arial Narrow" w:cs="Arial Narrow"/>
+          <w:color w:val="000000"/>
+          <w:kern w:val="0"/>
+          <w:sz w:val="22"/>
+          <w:szCs w:val="22"/>
+          <w:lang w:eastAsia="es-PE"/>
+          <w14:ligatures w14:val="none"/>
+        </w:rPr>
+        <w:t xml:space="preserve"> </w:t>
       </w:r>
       <w:bookmarkStart w:id="6" w:name="_Hlk188286813"/>
       <w:r>
@@ -8283,7 +8337,7 @@
           <w:lang w:eastAsia="es-PE"/>
           <w14:ligatures w14:val="none"/>
         </w:rPr>
-        <w:footnoteReference w:id="9"/>
+        <w:footnoteReference w:id="11"/>
       </w:r>
       <w:r>
         <w:rPr>
@@ -8381,7 +8435,7 @@
           <w:lang w:eastAsia="es-PE"/>
           <w14:ligatures w14:val="none"/>
         </w:rPr>
-        <w:footnoteReference w:id="10"/>
+        <w:footnoteReference w:id="12"/>
       </w:r>
       <w:r>
         <w:rPr>
@@ -8445,7 +8499,7 @@
           <w:lang w:eastAsia="es-PE"/>
           <w14:ligatures w14:val="none"/>
         </w:rPr>
-        <w:footnoteReference w:id="11"/>
+        <w:footnoteReference w:id="13"/>
       </w:r>
       <w:r>
         <w:rPr>
@@ -8637,7 +8691,7 @@
           <w:vertAlign w:val="superscript"/>
           <w14:ligatures w14:val="none"/>
         </w:rPr>
-        <w:footnoteReference w:id="12"/>
+        <w:footnoteReference w:id="14"/>
       </w:r>
       <w:r>
         <w:rPr>
@@ -8655,29 +8709,152 @@
           <w:kern w:val="0"/>
           <w:sz w:val="22"/>
           <w:szCs w:val="22"/>
+          <w14:ligatures w14:val="none"/>
+        </w:rPr>
+        <w:t>expresamente su facultad para asistir y conciliar en su representación</w:t>
+      </w:r>
+      <w:r>
+        <w:rPr>
+          <w:rFonts w:ascii="Arial Narrow" w:eastAsia="Arial Narrow" w:hAnsi="Arial Narrow" w:cs="Arial Narrow"/>
+          <w:kern w:val="0"/>
+          <w14:ligatures w14:val="none"/>
+          <w:sz w:val="22"/>
+          <w:szCs w:val="22"/>
+        </w:rPr>
+        <w:t>.</w:t>
+      </w:r>
+      <w:r>
+        <w:rPr>
+          <w:rFonts w:ascii="Arial Narrow" w:eastAsia="Arial Narrow" w:hAnsi="Arial Narrow" w:cs="Arial Narrow"/>
+          <w:kern w:val="0"/>
+          <w14:ligatures w14:val="none"/>
+          <w:sz w:val="22"/>
+          <w:szCs w:val="22"/>
+        </w:rPr>
+        <w:t xml:space="preserve"> </w:t>
+      </w:r>
+      <w:r>
+        <w:rPr>
+          <w:rFonts w:ascii="Arial Narrow" w:eastAsia="Arial Narrow" w:hAnsi="Arial Narrow" w:cs="Arial Narrow"/>
+          <w:kern w:val="0"/>
+          <w:sz w:val="22"/>
+          <w:szCs w:val="22"/>
+          <w14:ligatures w14:val="none"/>
+        </w:rPr>
+        <w:t xml:space="preserve">Ello bajo apercibimiento de no realizar la audiencia de conciliación y levantar el acta de inasistencia correspondiente. </w:t>
+      </w:r>
+    </w:p>
+    <w:p>
+      <w:pPr>
+        <w:suppressAutoHyphens/>
+        <w:spacing w:after="0" w:line="240" w:lineRule="auto"/>
+        <w:jc w:val="both"/>
+        <w:rPr>
+          <w:rFonts w:ascii="Arial Narrow" w:eastAsia="Arial Narrow" w:hAnsi="Arial Narrow" w:cs="Arial Narrow"/>
+          <w:kern w:val="0"/>
+          <w:sz w:val="22"/>
+          <w:szCs w:val="22"/>
           <w:u w:val="single"/>
           <w14:ligatures w14:val="none"/>
         </w:rPr>
-        <w:t>expresamente su facultad para asistir y conciliar en su representación</w:t>
-      </w:r>
-      <w:r>
-        <w:rPr>
-          <w:rFonts w:ascii="Arial Narrow" w:eastAsia="Arial Narrow" w:hAnsi="Arial Narrow" w:cs="Arial Narrow"/>
-          <w:bCs/>
-          <w:kern w:val="0"/>
-          <w14:ligatures w14:val="none"/>
-          <w:sz w:val="22"/>
-          <w:szCs w:val="22"/>
-        </w:rPr>
-        <w:t>.</w:t>
-      </w:r>
+      </w:pPr>
+    </w:p>
+    <w:p>
+      <w:pPr>
+        <w:suppressAutoHyphens/>
+        <w:spacing w:after="0" w:line="240" w:lineRule="auto"/>
+        <w:jc w:val="both"/>
+        <w:rPr>
+          <w:rFonts w:ascii="Arial Narrow" w:eastAsia="Arial Narrow" w:hAnsi="Arial Narrow" w:cs="Arial Narrow"/>
+          <w:color w:val="000000"/>
+          <w:kern w:val="0"/>
+          <w:sz w:val="22"/>
+          <w:szCs w:val="22"/>
+          <w:lang w:eastAsia="es-PE"/>
+          <w14:ligatures w14:val="none"/>
+        </w:rPr>
+      </w:pPr>
+      <w:r>
+        <w:rPr>
+          <w:rFonts w:ascii="Arial Narrow" w:eastAsia="Arial Narrow" w:hAnsi="Arial Narrow" w:cs="Arial Narrow"/>
+          <w:b/>
+          <w:color w:val="000000"/>
+          <w:kern w:val="0"/>
+          <w:sz w:val="22"/>
+          <w:szCs w:val="22"/>
+          <w:lang w:eastAsia="es-PE"/>
+          <w14:ligatures w14:val="none"/>
+        </w:rPr>
+        <w:t>NOVENO:</w:t>
+      </w:r>
+      <w:r>
+        <w:rPr>
+          <w:rFonts w:ascii="Arial Narrow" w:eastAsia="Arial Narrow" w:hAnsi="Arial Narrow" w:cs="Arial Narrow"/>
+          <w:color w:val="000000"/>
+          <w:kern w:val="0"/>
+          <w:sz w:val="22"/>
+          <w:szCs w:val="22"/>
+          <w:lang w:eastAsia="es-PE"/>
+          <w14:ligatures w14:val="none"/>
+        </w:rPr>
+        <w:t xml:space="preserve"> poner en conocimiento de las partes que, antes de la emisión de la Resolución Final, tienen la posibilidad de formular su desistimiento o presentar el acuerdo arribado mediante la conciliación, mediación, </w:t>
+      </w:r>
+      <w:r>
+        <w:rPr>
+          <w:rFonts w:ascii="Arial Narrow" w:eastAsia="Arial Narrow" w:hAnsi="Arial Narrow" w:cs="Arial Narrow"/>
+          <w:color w:val="000000"/>
+          <w:kern w:val="0"/>
+          <w:sz w:val="22"/>
+          <w:szCs w:val="22"/>
+          <w:lang w:eastAsia="es-PE"/>
+          <w14:ligatures w14:val="none"/>
+        </w:rPr>
+        <w:lastRenderedPageBreak/>
+        <w:t>transacción o cualquier otro que, de forma indubitable, deje constancia que se ha solucionado la controversia materia de denuncia.</w:t>
+      </w:r>
+      <w:bookmarkStart w:id="9" w:name="h.gjdgxs" w:colFirst="0" w:colLast="0"/>
+      <w:bookmarkEnd w:id="9"/>
+    </w:p>
+    <w:p>
+      <w:pPr>
+        <w:suppressAutoHyphens/>
+        <w:spacing w:after="0" w:line="240" w:lineRule="auto"/>
+        <w:jc w:val="both"/>
+        <w:rPr>
+          <w:rFonts w:ascii="Arial Narrow" w:eastAsia="Arial Narrow" w:hAnsi="Arial Narrow" w:cs="Arial Narrow"/>
+          <w:color w:val="000000"/>
+          <w:kern w:val="0"/>
+          <w:sz w:val="22"/>
+          <w:szCs w:val="22"/>
+          <w:lang w:eastAsia="es-PE"/>
+          <w14:ligatures w14:val="none"/>
+        </w:rPr>
+      </w:pPr>
+    </w:p>
+    <w:p>
+      <w:pPr>
+        <w:suppressAutoHyphens/>
+        <w:spacing w:after="0" w:line="240" w:lineRule="auto"/>
+        <w:jc w:val="both"/>
+        <w:rPr>
+          <w:rFonts w:ascii="Arial Narrow" w:eastAsia="Arial Narrow" w:hAnsi="Arial Narrow" w:cs="Arial Narrow"/>
+          <w:sz w:val="22"/>
+          <w:szCs w:val="22"/>
+        </w:rPr>
+      </w:pPr>
       <w:r>
         <w:rPr>
           <w:rFonts w:ascii="Arial Narrow" w:eastAsia="Arial Narrow" w:hAnsi="Arial Narrow" w:cs="Arial Narrow"/>
           <w:b/>
           <w:bCs/>
-          <w:kern w:val="0"/>
-          <w14:ligatures w14:val="none"/>
+          <w:sz w:val="22"/>
+          <w:szCs w:val="22"/>
+        </w:rPr>
+        <w:t xml:space="preserve">DÉCIMO:</w:t>
+      </w:r>
+      <w:r>
+        <w:rPr>
+          <w:rFonts w:ascii="Arial Narrow" w:eastAsia="Arial Narrow" w:hAnsi="Arial Narrow" w:cs="Arial Narrow"/>
           <w:sz w:val="22"/>
           <w:szCs w:val="22"/>
         </w:rPr>
@@ -8686,13 +8863,168 @@
       <w:r>
         <w:rPr>
           <w:rFonts w:ascii="Arial Narrow" w:eastAsia="Arial Narrow" w:hAnsi="Arial Narrow" w:cs="Arial Narrow"/>
-          <w:kern w:val="0"/>
-          <w:sz w:val="22"/>
-          <w:szCs w:val="22"/>
-          <w:u w:val="single"/>
-          <w14:ligatures w14:val="none"/>
-        </w:rPr>
-        <w:t xml:space="preserve">Ello bajo apercibimiento de no realizar la audiencia de conciliación y levantar el acta de inasistencia correspondiente. </w:t>
+          <w:sz w:val="22"/>
+          <w:szCs w:val="22"/>
+        </w:rPr>
+        <w:t xml:space="preserve">requerir a la señora [DENUNCIANTE] para que, dentro del plazo de dos (2) días hábiles siguientes a la fecha en que reciba la notificación en su bandeja de correo electrónico, efectúe la confirmación de recepción de la notificación remitida por este despacho a su correo electrónico, de conformidad con el segundo párrafo del numeral 4 del artículo 20 del Texto Único Ordenado de la Ley del Procedimiento Administrativo General, aprobado mediante Decreto Supremo 006-2026-JUS, bajo apercibimiento de rehacer el acto de notificación y notificarle conforme al numeral 1 del artículo 20 del citado cuerpo normativo.</w:t>
+      </w:r>
+      <w:r>
+        <w:rPr>
+          <w:rFonts w:ascii="Arial Narrow" w:eastAsia="Arial Narrow" w:hAnsi="Arial Narrow" w:cs="Arial Narrow"/>
+          <w:spacing w:val="-3"/>
+          <w:kern w:val="0"/>
+          <w14:ligatures w14:val="none"/>
+          <w:sz w:val="22"/>
+          <w:szCs w:val="22"/>
+        </w:rPr>
+        <w:t/>
+      </w:r>
+      <w:r>
+        <w:rPr>
+          <w:rFonts w:ascii="Arial Narrow" w:eastAsia="Arial Narrow" w:hAnsi="Arial Narrow" w:cs="Arial Narrow"/>
+          <w:spacing w:val="-3"/>
+          <w:kern w:val="0"/>
+          <w14:ligatures w14:val="none"/>
+          <w:sz w:val="22"/>
+          <w:szCs w:val="22"/>
+        </w:rPr>
+        <w:t xml:space="preserve"/>
+      </w:r>
+      <w:r>
+        <w:rPr>
+          <w:rFonts w:ascii="Arial Narrow" w:eastAsia="Arial Narrow" w:hAnsi="Arial Narrow" w:cs="Arial Narrow"/>
+          <w:color w:val="000000"/>
+          <w:kern w:val="0"/>
+          <w:sz w:val="22"/>
+          <w:szCs w:val="22"/>
+          <w:shd w:val="clear" w:color="auto" w:fill="FFFFFF"/>
+          <w:lang w:eastAsia="es-PE"/>
+          <w14:ligatures w14:val="none"/>
+        </w:rPr>
+        <w:t xml:space="preserve"/>
+      </w:r>
+      <w:proofErr w:type="spellStart"/>
+      <w:r>
+        <w:rPr>
+          <w:rFonts w:ascii="Arial Narrow" w:eastAsia="Arial Narrow" w:hAnsi="Arial Narrow" w:cs="Arial Narrow"/>
+          <w:color w:val="000000"/>
+          <w:kern w:val="0"/>
+          <w:sz w:val="22"/>
+          <w:szCs w:val="22"/>
+          <w:shd w:val="clear" w:color="auto" w:fill="FFFFFF"/>
+          <w:lang w:eastAsia="es-PE"/>
+          <w14:ligatures w14:val="none"/>
+        </w:rPr>
+        <w:t/>
+      </w:r>
+      <w:proofErr w:type="spellEnd"/>
+      <w:r>
+        <w:rPr>
+          <w:rFonts w:ascii="Arial Narrow" w:eastAsia="Arial Narrow" w:hAnsi="Arial Narrow" w:cs="Arial Narrow"/>
+          <w:color w:val="000000"/>
+          <w:kern w:val="0"/>
+          <w:sz w:val="22"/>
+          <w:szCs w:val="22"/>
+          <w:shd w:val="clear" w:color="auto" w:fill="FFFFFF"/>
+          <w:lang w:eastAsia="es-PE"/>
+          <w14:ligatures w14:val="none"/>
+        </w:rPr>
+        <w:t xml:space="preserve"/>
+      </w:r>
+      <w:r>
+        <w:rPr>
+          <w:rFonts w:ascii="Arial Narrow" w:eastAsia="Arial Narrow" w:hAnsi="Arial Narrow" w:cs="Arial Narrow"/>
+          <w:color w:val="000000"/>
+          <w:kern w:val="0"/>
+          <w:sz w:val="22"/>
+          <w:szCs w:val="22"/>
+          <w:shd w:val="clear" w:color="auto" w:fill="FFFFFF"/>
+          <w:lang w:eastAsia="es-PE"/>
+          <w14:ligatures w14:val="none"/>
+        </w:rPr>
+        <w:t/>
+      </w:r>
+      <w:r>
+        <w:rPr>
+          <w:rFonts w:ascii="Arial Narrow" w:eastAsia="Arial Narrow" w:hAnsi="Arial Narrow" w:cs="Arial Narrow"/>
+          <w:color w:val="000000"/>
+          <w:kern w:val="0"/>
+          <w:sz w:val="22"/>
+          <w:szCs w:val="22"/>
+          <w:shd w:val="clear" w:color="auto" w:fill="FFFFFF"/>
+          <w:lang w:eastAsia="es-PE"/>
+          <w14:ligatures w14:val="none"/>
+        </w:rPr>
+        <w:t xml:space="preserve"/>
+      </w:r>
+      <w:r>
+        <w:rPr>
+          <w:rFonts w:ascii="Arial Narrow" w:eastAsia="Arial Narrow" w:hAnsi="Arial Narrow" w:cs="Arial Narrow"/>
+          <w:color w:val="000000"/>
+          <w:sz w:val="22"/>
+          <w:szCs w:val="22"/>
+        </w:rPr>
+        <w:t/>
+      </w:r>
+      <w:r>
+        <w:rPr>
+          <w:rFonts w:ascii="Arial Narrow" w:eastAsia="Arial Narrow" w:hAnsi="Arial Narrow" w:cs="Arial Narrow"/>
+          <w:color w:val="000000"/>
+          <w:kern w:val="0"/>
+          <w:sz w:val="22"/>
+          <w:szCs w:val="22"/>
+          <w:lang w:eastAsia="es-PE"/>
+          <w14:ligatures w14:val="none"/>
+        </w:rPr>
+        <w:t/>
+      </w:r>
+      <w:r>
+        <w:rPr>
+          <w:rFonts w:ascii="Arial Narrow" w:eastAsia="Arial Narrow" w:hAnsi="Arial Narrow" w:cs="Arial Narrow"/>
+          <w:color w:val="000000"/>
+          <w:sz w:val="22"/>
+          <w:szCs w:val="22"/>
+        </w:rPr>
+        <w:t xml:space="preserve"/>
+      </w:r>
+      <w:r>
+        <w:rPr>
+          <w:rFonts w:ascii="Arial Narrow" w:eastAsia="Arial Narrow" w:hAnsi="Arial Narrow" w:cs="Arial Narrow"/>
+          <w:color w:val="000000"/>
+          <w:kern w:val="0"/>
+          <w:sz w:val="22"/>
+          <w:szCs w:val="22"/>
+          <w:lang w:eastAsia="es-PE"/>
+          <w14:ligatures w14:val="none"/>
+        </w:rPr>
+        <w:t/>
+      </w:r>
+      <w:r>
+        <w:rPr>
+          <w:rFonts w:ascii="Arial Narrow" w:eastAsia="Arial Narrow" w:hAnsi="Arial Narrow" w:cs="Arial Narrow"/>
+          <w:color w:val="000000"/>
+          <w:sz w:val="22"/>
+          <w:szCs w:val="22"/>
+        </w:rPr>
+        <w:t xml:space="preserve"/>
+      </w:r>
+      <w:r>
+        <w:rPr>
+          <w:rStyle w:val="Refdenotaalpie"/>
+          <w:rFonts w:ascii="Arial Narrow" w:eastAsia="Arial Narrow" w:hAnsi="Arial Narrow" w:cs="Arial Narrow"/>
+          <w:sz w:val="22"/>
+          <w:szCs w:val="22"/>
+          <w:vertAlign w:val="superscript"/>
+        </w:rPr>
+        <w:footnoteReference w:id="15"/>
+      </w:r>
+      <w:r>
+        <w:rPr>
+          <w:rFonts w:ascii="Arial Narrow" w:eastAsia="Arial Narrow" w:hAnsi="Arial Narrow" w:cs="Arial Narrow"/>
+          <w:sz w:val="22"/>
+          <w:szCs w:val="22"/>
+        </w:rPr>
+        <w:t/>
       </w:r>
     </w:p>
     <w:p>
@@ -8702,97 +9034,23 @@
         <w:jc w:val="both"/>
         <w:rPr>
           <w:rFonts w:ascii="Arial Narrow" w:eastAsia="Arial Narrow" w:hAnsi="Arial Narrow" w:cs="Arial Narrow"/>
-          <w:kern w:val="0"/>
-          <w:sz w:val="22"/>
-          <w:szCs w:val="22"/>
-          <w:u w:val="single"/>
-          <w14:ligatures w14:val="none"/>
+          <w:sz w:val="22"/>
+          <w:szCs w:val="22"/>
         </w:rPr>
       </w:pPr>
     </w:p>
     <w:p>
       <w:pPr>
         <w:suppressAutoHyphens/>
-        <w:spacing w:after="0" w:line="240" w:lineRule="auto"/>
-        <w:jc w:val="both"/>
-        <w:rPr>
-          <w:rFonts w:ascii="Arial Narrow" w:eastAsia="Arial Narrow" w:hAnsi="Arial Narrow" w:cs="Arial Narrow"/>
-          <w:color w:val="000000"/>
-          <w:kern w:val="0"/>
-          <w:sz w:val="22"/>
-          <w:szCs w:val="22"/>
-          <w:lang w:eastAsia="es-PE"/>
-          <w14:ligatures w14:val="none"/>
-        </w:rPr>
-      </w:pPr>
-      <w:r>
-        <w:rPr>
-          <w:rFonts w:ascii="Arial Narrow" w:eastAsia="Arial Narrow" w:hAnsi="Arial Narrow" w:cs="Arial Narrow"/>
-          <w:b/>
-          <w:color w:val="000000"/>
-          <w:kern w:val="0"/>
-          <w:sz w:val="22"/>
-          <w:szCs w:val="22"/>
-          <w:lang w:eastAsia="es-PE"/>
-          <w14:ligatures w14:val="none"/>
-        </w:rPr>
-        <w:t>NOVENO:</w:t>
-      </w:r>
-      <w:r>
-        <w:rPr>
-          <w:rFonts w:ascii="Arial Narrow" w:eastAsia="Arial Narrow" w:hAnsi="Arial Narrow" w:cs="Arial Narrow"/>
-          <w:color w:val="000000"/>
-          <w:kern w:val="0"/>
-          <w:sz w:val="22"/>
-          <w:szCs w:val="22"/>
-          <w:lang w:eastAsia="es-PE"/>
-          <w14:ligatures w14:val="none"/>
-        </w:rPr>
-        <w:t xml:space="preserve"> poner en conocimiento de las partes que, antes de la emisión de la Resolución Final, tienen la posibilidad de formular su desistimiento o presentar el acuerdo arribado mediante la conciliación, mediación, </w:t>
-      </w:r>
-      <w:r>
-        <w:rPr>
-          <w:rFonts w:ascii="Arial Narrow" w:eastAsia="Arial Narrow" w:hAnsi="Arial Narrow" w:cs="Arial Narrow"/>
-          <w:color w:val="000000"/>
-          <w:kern w:val="0"/>
-          <w:sz w:val="22"/>
-          <w:szCs w:val="22"/>
-          <w:lang w:eastAsia="es-PE"/>
-          <w14:ligatures w14:val="none"/>
-        </w:rPr>
-        <w:lastRenderedPageBreak/>
-        <w:t>transacción o cualquier otro que, de forma indubitable, deje constancia que se ha solucionado la controversia materia de denuncia.</w:t>
-      </w:r>
-      <w:bookmarkStart w:id="9" w:name="h.gjdgxs" w:colFirst="0" w:colLast="0"/>
-      <w:bookmarkEnd w:id="9"/>
-    </w:p>
-    <w:p>
-      <w:pPr>
-        <w:suppressAutoHyphens/>
-        <w:spacing w:after="0" w:line="240" w:lineRule="auto"/>
-        <w:jc w:val="both"/>
-        <w:rPr>
-          <w:rFonts w:ascii="Arial Narrow" w:eastAsia="Arial Narrow" w:hAnsi="Arial Narrow" w:cs="Arial Narrow"/>
-          <w:color w:val="000000"/>
-          <w:kern w:val="0"/>
-          <w:sz w:val="22"/>
-          <w:szCs w:val="22"/>
-          <w:lang w:eastAsia="es-PE"/>
-          <w14:ligatures w14:val="none"/>
-        </w:rPr>
-      </w:pPr>
-    </w:p>
-    <w:p>
-      <w:pPr>
-        <w:suppressAutoHyphens/>
-        <w:spacing w:after="0" w:line="240" w:lineRule="auto"/>
-        <w:jc w:val="both"/>
-        <w:rPr>
-          <w:rFonts w:ascii="Arial Narrow" w:eastAsia="Arial Narrow" w:hAnsi="Arial Narrow" w:cs="Arial Narrow"/>
-          <w:sz w:val="22"/>
-          <w:szCs w:val="22"/>
-        </w:rPr>
-      </w:pPr>
+        <w:spacing w:line="240" w:lineRule="auto"/>
+        <w:jc w:val="both"/>
+        <w:rPr>
+          <w:rFonts w:ascii="Arial Narrow" w:eastAsia="Arial Narrow" w:hAnsi="Arial Narrow" w:cs="Arial Narrow"/>
+          <w:sz w:val="22"/>
+          <w:szCs w:val="22"/>
+        </w:rPr>
+      </w:pPr>
+      <w:bookmarkStart w:id="10" w:name="_Hlk198890962"/>
       <w:r>
         <w:rPr>
           <w:rFonts w:ascii="Arial Narrow" w:eastAsia="Arial Narrow" w:hAnsi="Arial Narrow" w:cs="Arial Narrow"/>
@@ -8801,173 +9059,49 @@
           <w:sz w:val="22"/>
           <w:szCs w:val="22"/>
         </w:rPr>
-        <w:t xml:space="preserve">DÉCIMO: </w:t>
-      </w:r>
-      <w:r>
-        <w:rPr>
-          <w:rFonts w:ascii="Arial Narrow" w:eastAsia="Arial Narrow" w:hAnsi="Arial Narrow" w:cs="Arial Narrow"/>
-          <w:sz w:val="22"/>
-          <w:szCs w:val="22"/>
-        </w:rPr>
-        <w:t xml:space="preserve">requerir a la señora [DENUNCIANTE] para que, dentro del plazo de dos (2) días hábiles siguientes a la fecha en que reciba la notificación en su bandeja de correo electrónico, efectúe la confirmación de recepción de la notificación remitida por este despacho a su correo electrónico, de conformidad con el segundo párrafo del numeral 4 del artículo 20 del Texto Único Ordenado de la Ley del Procedimiento Administrativo General, aprobado mediante Decreto Supremo 006-2026-JUS, bajo apercibimiento de rehacer el acto de notificación y notificarle conforme al numeral 1 del artículo 20 del citado cuerpo normativo.</w:t>
-      </w:r>
-      <w:r>
-        <w:rPr>
-          <w:rFonts w:ascii="Arial Narrow" w:eastAsia="Arial Narrow" w:hAnsi="Arial Narrow" w:cs="Arial Narrow"/>
-          <w:spacing w:val="-3"/>
-          <w:kern w:val="0"/>
-          <w14:ligatures w14:val="none"/>
-          <w:sz w:val="22"/>
-          <w:szCs w:val="22"/>
-        </w:rPr>
-        <w:t/>
-      </w:r>
-      <w:r>
-        <w:rPr>
-          <w:rFonts w:ascii="Arial Narrow" w:eastAsia="Arial Narrow" w:hAnsi="Arial Narrow" w:cs="Arial Narrow"/>
-          <w:spacing w:val="-3"/>
-          <w:kern w:val="0"/>
-          <w14:ligatures w14:val="none"/>
-          <w:sz w:val="22"/>
-          <w:szCs w:val="22"/>
-        </w:rPr>
-        <w:t xml:space="preserve"/>
-      </w:r>
-      <w:r>
-        <w:rPr>
-          <w:rFonts w:ascii="Arial Narrow" w:eastAsia="Arial Narrow" w:hAnsi="Arial Narrow" w:cs="Arial Narrow"/>
-          <w:color w:val="000000"/>
-          <w:kern w:val="0"/>
+        <w:t>DÉCIMO PRIMERO:</w:t>
+      </w:r>
+      <w:r>
+        <w:rPr>
+          <w:rFonts w:ascii="Arial Narrow" w:eastAsia="Arial Narrow" w:hAnsi="Arial Narrow" w:cs="Arial Narrow"/>
+          <w:sz w:val="22"/>
+          <w:szCs w:val="22"/>
+        </w:rPr>
+        <w:t xml:space="preserve"> </w:t>
+      </w:r>
+      <w:r>
+        <w:rPr>
+          <w:rFonts w:ascii="Arial Narrow" w:eastAsia="Arial Narrow" w:hAnsi="Arial Narrow" w:cs="Arial Narrow"/>
+          <w:color w:val="000000"/>
+          <w:sz w:val="22"/>
+          <w:szCs w:val="22"/>
+        </w:rPr>
+        <w:t xml:space="preserve">requerir a </w:t>
+      </w:r>
+      <w:r>
+        <w:rPr>
+          <w:rFonts w:ascii="Arial Narrow" w:eastAsia="Arial Narrow" w:hAnsi="Arial Narrow" w:cs="Arial Narrow"/>
+          <w:sz w:val="22"/>
+          <w:szCs w:val="22"/>
+        </w:rPr>
+        <w:t xml:space="preserve">Pacífico Compañía de Seguros y Reaseguros S.A. </w:t>
+      </w:r>
+      <w:r>
+        <w:rPr>
+          <w:rFonts w:ascii="Arial Narrow" w:eastAsia="Arial Narrow" w:hAnsi="Arial Narrow" w:cs="Arial Narrow"/>
           <w:sz w:val="22"/>
           <w:szCs w:val="22"/>
           <w:shd w:val="clear" w:color="auto" w:fill="FFFFFF"/>
-          <w:lang w:eastAsia="es-PE"/>
-          <w14:ligatures w14:val="none"/>
-        </w:rPr>
-        <w:t xml:space="preserve"/>
-      </w:r>
-      <w:proofErr w:type="spellStart"/>
-      <w:r>
-        <w:rPr>
-          <w:rFonts w:ascii="Arial Narrow" w:eastAsia="Arial Narrow" w:hAnsi="Arial Narrow" w:cs="Arial Narrow"/>
-          <w:color w:val="000000"/>
-          <w:kern w:val="0"/>
-          <w:sz w:val="22"/>
-          <w:szCs w:val="22"/>
-          <w:shd w:val="clear" w:color="auto" w:fill="FFFFFF"/>
-          <w:lang w:eastAsia="es-PE"/>
-          <w14:ligatures w14:val="none"/>
-        </w:rPr>
-        <w:t/>
-      </w:r>
-      <w:proofErr w:type="spellEnd"/>
-      <w:r>
-        <w:rPr>
-          <w:rFonts w:ascii="Arial Narrow" w:eastAsia="Arial Narrow" w:hAnsi="Arial Narrow" w:cs="Arial Narrow"/>
-          <w:color w:val="000000"/>
-          <w:kern w:val="0"/>
-          <w:sz w:val="22"/>
-          <w:szCs w:val="22"/>
-          <w:shd w:val="clear" w:color="auto" w:fill="FFFFFF"/>
-          <w:lang w:eastAsia="es-PE"/>
-          <w14:ligatures w14:val="none"/>
-        </w:rPr>
-        <w:t xml:space="preserve"/>
-      </w:r>
-      <w:r>
-        <w:rPr>
-          <w:rFonts w:ascii="Arial Narrow" w:eastAsia="Arial Narrow" w:hAnsi="Arial Narrow" w:cs="Arial Narrow"/>
-          <w:color w:val="000000"/>
-          <w:kern w:val="0"/>
-          <w:sz w:val="22"/>
-          <w:szCs w:val="22"/>
-          <w:shd w:val="clear" w:color="auto" w:fill="FFFFFF"/>
-          <w:lang w:eastAsia="es-PE"/>
-          <w14:ligatures w14:val="none"/>
-        </w:rPr>
-        <w:t/>
-      </w:r>
-      <w:r>
-        <w:rPr>
-          <w:rFonts w:ascii="Arial Narrow" w:eastAsia="Arial Narrow" w:hAnsi="Arial Narrow" w:cs="Arial Narrow"/>
-          <w:color w:val="000000"/>
-          <w:kern w:val="0"/>
-          <w:sz w:val="22"/>
-          <w:szCs w:val="22"/>
-          <w:shd w:val="clear" w:color="auto" w:fill="FFFFFF"/>
-          <w:lang w:eastAsia="es-PE"/>
-          <w14:ligatures w14:val="none"/>
-        </w:rPr>
-        <w:t xml:space="preserve"/>
-      </w:r>
-      <w:r>
-        <w:rPr>
-          <w:rFonts w:ascii="Arial Narrow" w:eastAsia="Arial Narrow" w:hAnsi="Arial Narrow" w:cs="Arial Narrow"/>
-          <w:color w:val="000000"/>
-          <w:sz w:val="22"/>
-          <w:szCs w:val="22"/>
-        </w:rPr>
-        <w:t/>
-      </w:r>
-      <w:r>
-        <w:rPr>
-          <w:rFonts w:ascii="Arial Narrow" w:eastAsia="Arial Narrow" w:hAnsi="Arial Narrow" w:cs="Arial Narrow"/>
-          <w:color w:val="000000"/>
-          <w:kern w:val="0"/>
-          <w:sz w:val="22"/>
-          <w:szCs w:val="22"/>
-          <w:lang w:eastAsia="es-PE"/>
-          <w14:ligatures w14:val="none"/>
-        </w:rPr>
-        <w:t/>
-      </w:r>
-      <w:r>
-        <w:rPr>
-          <w:rFonts w:ascii="Arial Narrow" w:eastAsia="Arial Narrow" w:hAnsi="Arial Narrow" w:cs="Arial Narrow"/>
-          <w:color w:val="000000"/>
-          <w:sz w:val="22"/>
-          <w:szCs w:val="22"/>
-        </w:rPr>
-        <w:t xml:space="preserve"/>
-      </w:r>
-      <w:r>
-        <w:rPr>
-          <w:rFonts w:ascii="Arial Narrow" w:eastAsia="Arial Narrow" w:hAnsi="Arial Narrow" w:cs="Arial Narrow"/>
-          <w:color w:val="000000"/>
-          <w:kern w:val="0"/>
-          <w:sz w:val="22"/>
-          <w:szCs w:val="22"/>
-          <w:lang w:eastAsia="es-PE"/>
-          <w14:ligatures w14:val="none"/>
-        </w:rPr>
-        <w:t/>
-      </w:r>
-      <w:r>
-        <w:rPr>
-          <w:rFonts w:ascii="Arial Narrow" w:eastAsia="Arial Narrow" w:hAnsi="Arial Narrow" w:cs="Arial Narrow"/>
-          <w:color w:val="000000"/>
-          <w:sz w:val="22"/>
-          <w:szCs w:val="22"/>
-        </w:rPr>
-        <w:t xml:space="preserve"/>
-      </w:r>
-      <w:r>
-        <w:rPr>
-          <w:rStyle w:val="Refdenotaalpie"/>
-          <w:rFonts w:ascii="Arial Narrow" w:eastAsia="Arial Narrow" w:hAnsi="Arial Narrow" w:cs="Arial Narrow"/>
-          <w:sz w:val="22"/>
-          <w:szCs w:val="22"/>
-          <w:vertAlign w:val="superscript"/>
-        </w:rPr>
-        <w:footnoteReference w:id="13"/>
-      </w:r>
-      <w:r>
-        <w:rPr>
-          <w:rFonts w:ascii="Arial Narrow" w:eastAsia="Arial Narrow" w:hAnsi="Arial Narrow" w:cs="Arial Narrow"/>
-          <w:sz w:val="22"/>
-          <w:szCs w:val="22"/>
-        </w:rPr>
-        <w:t/>
+        </w:rPr>
+        <w:t xml:space="preserve">para que </w:t>
+      </w:r>
+      <w:r>
+        <w:rPr>
+          <w:rFonts w:ascii="Arial Narrow" w:eastAsia="Arial Narrow" w:hAnsi="Arial Narrow" w:cs="Arial Narrow"/>
+          <w:sz w:val="22"/>
+          <w:szCs w:val="22"/>
+        </w:rPr>
+        <w:t>efectúe el acuse de recibo mediante la confirmación de recepción de la notificación remitida por este despacho a su Casilla Electrónica, dentro de los cinco (5) primeros días hábiles siguientes a la fecha en que recibe la notificación.</w:t>
       </w:r>
     </w:p>
     <w:p>
@@ -8977,135 +9111,86 @@
         <w:jc w:val="both"/>
         <w:rPr>
           <w:rFonts w:ascii="Arial Narrow" w:eastAsia="Arial Narrow" w:hAnsi="Arial Narrow" w:cs="Arial Narrow"/>
-          <w:sz w:val="22"/>
-          <w:szCs w:val="22"/>
-        </w:rPr>
-      </w:pPr>
-    </w:p>
+          <w:bCs/>
+          <w:sz w:val="22"/>
+          <w:szCs w:val="22"/>
+        </w:rPr>
+      </w:pPr>
+    </w:p>
+    <w:bookmarkEnd w:id="10"/>
     <w:p>
       <w:pPr>
         <w:suppressAutoHyphens/>
-        <w:spacing w:line="240" w:lineRule="auto"/>
-        <w:jc w:val="both"/>
-        <w:rPr>
-          <w:rFonts w:ascii="Arial Narrow" w:eastAsia="Arial Narrow" w:hAnsi="Arial Narrow" w:cs="Arial Narrow"/>
-          <w:sz w:val="22"/>
-          <w:szCs w:val="22"/>
-        </w:rPr>
-      </w:pPr>
-      <w:bookmarkStart w:id="10" w:name="_Hlk198890962"/>
+        <w:spacing w:after="0" w:line="240" w:lineRule="auto"/>
+        <w:jc w:val="both"/>
+        <w:rPr>
+          <w:rFonts w:ascii="Arial Narrow" w:eastAsia="Arial Narrow" w:hAnsi="Arial Narrow" w:cs="Arial Narrow"/>
+          <w:sz w:val="22"/>
+          <w:szCs w:val="22"/>
+        </w:rPr>
+      </w:pPr>
+    </w:p>
+    <w:p>
+      <w:pPr>
+        <w:spacing w:after="0" w:line="240" w:lineRule="auto"/>
+        <w:jc w:val="both"/>
+        <w:rPr>
+          <w:rFonts w:ascii="Arial Narrow" w:eastAsia="Arial Narrow" w:hAnsi="Arial Narrow" w:cs="Arial Narrow"/>
+          <w:b/>
+          <w:color w:val="000000"/>
+          <w:kern w:val="0"/>
+          <w:sz w:val="22"/>
+          <w:szCs w:val="22"/>
+          <w:lang w:eastAsia="es-PE"/>
+          <w14:ligatures w14:val="none"/>
+        </w:rPr>
+      </w:pPr>
+    </w:p>
+    <w:p>
+      <w:pPr>
+        <w:spacing w:after="0" w:line="240" w:lineRule="auto"/>
+        <w:jc w:val="both"/>
+        <w:rPr>
+          <w:rFonts w:ascii="Arial Narrow" w:eastAsia="Arial Narrow" w:hAnsi="Arial Narrow" w:cs="Arial Narrow"/>
+          <w:b/>
+          <w:color w:val="000000"/>
+          <w:kern w:val="0"/>
+          <w:sz w:val="22"/>
+          <w:szCs w:val="22"/>
+          <w:lang w:eastAsia="es-PE"/>
+          <w14:ligatures w14:val="none"/>
+        </w:rPr>
+      </w:pPr>
+    </w:p>
+    <w:bookmarkEnd w:id="0"/>
+    <w:p>
+      <w:pPr>
+        <w:shd w:val="clear" w:color="auto" w:fill="FFFFFF"/>
+        <w:spacing w:after="0" w:line="240" w:lineRule="auto"/>
+        <w:jc w:val="center"/>
+        <w:rPr>
+          <w:rFonts w:ascii="Arial Narrow" w:eastAsia="Arial Narrow" w:hAnsi="Arial Narrow" w:cs="Arial Narrow"/>
+          <w:color w:val="000000"/>
+          <w:kern w:val="0"/>
+          <w14:ligatures w14:val="none"/>
+          <w:sz w:val="22"/>
+          <w:szCs w:val="22"/>
+        </w:rPr>
+      </w:pPr>
       <w:r>
         <w:rPr>
           <w:rFonts w:ascii="Arial Narrow" w:eastAsia="Arial Narrow" w:hAnsi="Arial Narrow" w:cs="Arial Narrow"/>
           <w:b/>
           <w:bCs/>
-          <w:sz w:val="22"/>
-          <w:szCs w:val="22"/>
-        </w:rPr>
-        <w:t>DÉCIMO PRIMERO:</w:t>
-      </w:r>
-      <w:r>
-        <w:rPr>
-          <w:rFonts w:ascii="Arial Narrow" w:eastAsia="Arial Narrow" w:hAnsi="Arial Narrow" w:cs="Arial Narrow"/>
-          <w:sz w:val="22"/>
-          <w:szCs w:val="22"/>
-        </w:rPr>
-        <w:t xml:space="preserve"> </w:t>
-      </w:r>
-      <w:r>
-        <w:rPr>
-          <w:rFonts w:ascii="Arial Narrow" w:eastAsia="Arial Narrow" w:hAnsi="Arial Narrow" w:cs="Arial Narrow"/>
-          <w:color w:val="000000"/>
-          <w:sz w:val="22"/>
-          <w:szCs w:val="22"/>
-        </w:rPr>
-        <w:t xml:space="preserve">requerir a </w:t>
-      </w:r>
-      <w:r>
-        <w:rPr>
-          <w:rFonts w:ascii="Arial Narrow" w:eastAsia="Arial Narrow" w:hAnsi="Arial Narrow" w:cs="Arial Narrow"/>
-          <w:sz w:val="22"/>
-          <w:szCs w:val="22"/>
-        </w:rPr>
-        <w:t xml:space="preserve">Pacífico Compañía de Seguros y Reaseguros S.A. </w:t>
-      </w:r>
-      <w:r>
-        <w:rPr>
-          <w:rFonts w:ascii="Arial Narrow" w:eastAsia="Arial Narrow" w:hAnsi="Arial Narrow" w:cs="Arial Narrow"/>
-          <w:sz w:val="22"/>
-          <w:szCs w:val="22"/>
-          <w:shd w:val="clear" w:color="auto" w:fill="FFFFFF"/>
-        </w:rPr>
-        <w:t xml:space="preserve">para que </w:t>
-      </w:r>
-      <w:r>
-        <w:rPr>
-          <w:rFonts w:ascii="Arial Narrow" w:eastAsia="Arial Narrow" w:hAnsi="Arial Narrow" w:cs="Arial Narrow"/>
-          <w:sz w:val="22"/>
-          <w:szCs w:val="22"/>
-        </w:rPr>
-        <w:t>efectúe el acuse de recibo mediante la confirmación de recepción de la notificación remitida por este despacho a su Casilla Electrónica, dentro de los cinco (5) primeros días hábiles siguientes a la fecha en que recibe la notificación.</w:t>
-      </w:r>
-    </w:p>
-    <w:p>
-      <w:pPr>
-        <w:suppressAutoHyphens/>
-        <w:spacing w:after="0" w:line="240" w:lineRule="auto"/>
-        <w:jc w:val="both"/>
-        <w:rPr>
-          <w:rFonts w:ascii="Arial Narrow" w:eastAsia="Arial Narrow" w:hAnsi="Arial Narrow" w:cs="Arial Narrow"/>
-          <w:bCs/>
-          <w:sz w:val="22"/>
-          <w:szCs w:val="22"/>
-        </w:rPr>
-      </w:pPr>
-    </w:p>
-    <w:bookmarkEnd w:id="10"/>
-    <w:p>
-      <w:pPr>
-        <w:suppressAutoHyphens/>
-        <w:spacing w:after="0" w:line="240" w:lineRule="auto"/>
-        <w:jc w:val="both"/>
-        <w:rPr>
-          <w:rFonts w:ascii="Arial Narrow" w:eastAsia="Arial Narrow" w:hAnsi="Arial Narrow" w:cs="Arial Narrow"/>
-          <w:sz w:val="22"/>
-          <w:szCs w:val="22"/>
-        </w:rPr>
-      </w:pPr>
-    </w:p>
-    <w:p>
-      <w:pPr>
-        <w:spacing w:after="0" w:line="240" w:lineRule="auto"/>
-        <w:jc w:val="both"/>
-        <w:rPr>
-          <w:rFonts w:ascii="Arial Narrow" w:eastAsia="Arial Narrow" w:hAnsi="Arial Narrow" w:cs="Arial Narrow"/>
-          <w:b/>
-          <w:color w:val="000000"/>
-          <w:kern w:val="0"/>
-          <w:sz w:val="22"/>
-          <w:szCs w:val="22"/>
-          <w:lang w:eastAsia="es-PE"/>
-          <w14:ligatures w14:val="none"/>
-        </w:rPr>
-      </w:pPr>
-    </w:p>
-    <w:p>
-      <w:pPr>
-        <w:spacing w:after="0" w:line="240" w:lineRule="auto"/>
-        <w:jc w:val="both"/>
-        <w:rPr>
-          <w:rFonts w:ascii="Arial Narrow" w:eastAsia="Arial Narrow" w:hAnsi="Arial Narrow" w:cs="Arial Narrow"/>
-          <w:b/>
-          <w:color w:val="000000"/>
-          <w:kern w:val="0"/>
-          <w:sz w:val="22"/>
-          <w:szCs w:val="22"/>
-          <w:lang w:eastAsia="es-PE"/>
-          <w14:ligatures w14:val="none"/>
-        </w:rPr>
-      </w:pPr>
-    </w:p>
-    <w:bookmarkEnd w:id="0"/>
+          <w:color w:val="000000"/>
+          <w:kern w:val="0"/>
+          <w14:ligatures w14:val="none"/>
+          <w:sz w:val="22"/>
+          <w:szCs w:val="22"/>
+        </w:rPr>
+        <w:t xml:space="preserve">Firmado digitalmente por</w:t>
+      </w:r>
+    </w:p>
     <w:p>
       <w:pPr>
         <w:shd w:val="clear" w:color="auto" w:fill="FFFFFF"/>
@@ -9442,6 +9527,9 @@
     <w:p>
       <w:pPr>
         <w:pStyle w:val="Textonotapie"/>
+        <w:tabs>
+          <w:tab w:val="left" w:pos="567"/>
+        </w:tabs>
         <w:ind w:left="567" w:hanging="567"/>
         <w:jc w:val="both"/>
         <w:rPr>
@@ -9466,7 +9554,82 @@
           <w:sz w:val="16"/>
           <w:szCs w:val="16"/>
         </w:rPr>
+        <w:tab/>
+        <w:t xml:space="preserve"/>
+      </w:r>
+      <w:r>
+        <w:rPr>
+          <w:rFonts w:ascii="Arial Narrow" w:eastAsia="Arial Narrow" w:hAnsi="Arial Narrow" w:cs="Arial Narrow"/>
+          <w:sz w:val="16"/>
+          <w:szCs w:val="16"/>
+        </w:rPr>
+        <w:tab/>
+        <w:t>Publicado</w:t>
+      </w:r>
+      <w:r>
+        <w:rPr>
+          <w:rFonts w:ascii="Arial Narrow" w:eastAsia="Arial Narrow" w:hAnsi="Arial Narrow" w:cs="Arial Narrow"/>
+          <w:b/>
+          <w:sz w:val="16"/>
+          <w:szCs w:val="16"/>
+        </w:rPr>
         <w:t xml:space="preserve"> </w:t>
+      </w:r>
+      <w:r>
+        <w:rPr>
+          <w:rFonts w:ascii="Arial Narrow" w:eastAsia="Arial Narrow" w:hAnsi="Arial Narrow" w:cs="Arial Narrow"/>
+          <w:sz w:val="16"/>
+          <w:szCs w:val="16"/>
+        </w:rPr>
+        <w:t xml:space="preserve">el 2 de setiembre de 2010 en el Diario Oficial El Peruano, vigente desde el 2 de octubre de 2010 y modificado por Decreto Legislativo 1308.</w:t>
+      </w:r>
+    </w:p>
+    <w:p>
+      <w:pPr>
+        <w:pStyle w:val="Textonotapie"/>
+        <w:ind w:left="567" w:hanging="567"/>
+        <w:jc w:val="both"/>
+        <w:rPr>
+          <w:rFonts w:ascii="Arial Narrow" w:eastAsia="Arial Narrow" w:hAnsi="Arial Narrow" w:cs="Arial Narrow"/>
+          <w:sz w:val="16"/>
+          <w:szCs w:val="16"/>
+        </w:rPr>
+      </w:pPr>
+    </w:p>
+  </w:footnote>
+  <w:footnote w:id="2">
+    <w:p>
+      <w:pPr>
+        <w:pStyle w:val="Textonotapie"/>
+        <w:tabs>
+          <w:tab w:val="left" w:pos="567"/>
+        </w:tabs>
+        <w:ind w:left="567" w:hanging="567"/>
+        <w:jc w:val="both"/>
+        <w:rPr>
+          <w:rFonts w:ascii="Arial Narrow" w:eastAsia="Arial Narrow" w:hAnsi="Arial Narrow" w:cs="Arial Narrow"/>
+          <w:sz w:val="16"/>
+          <w:szCs w:val="16"/>
+        </w:rPr>
+      </w:pPr>
+      <w:r>
+        <w:rPr>
+          <w:rStyle w:val="Refdenotaalpie"/>
+          <w:rFonts w:ascii="Arial Narrow" w:eastAsia="Arial Narrow" w:hAnsi="Arial Narrow" w:cs="Arial Narrow"/>
+          <w:sz w:val="16"/>
+          <w:szCs w:val="16"/>
+          <w:vertAlign w:val="superscript"/>
+        </w:rPr>
+        <w:footnoteRef/>
+      </w:r>
+      <w:r>
+        <w:rPr>
+          <w:rFonts w:ascii="Arial Narrow" w:eastAsia="Arial Narrow" w:hAnsi="Arial Narrow" w:cs="Arial Narrow"/>
+          <w:sz w:val="16"/>
+          <w:szCs w:val="16"/>
+        </w:rPr>
+        <w:tab/>
+        <w:t xml:space="preserve"/>
       </w:r>
       <w:r>
         <w:rPr>
@@ -9542,76 +9705,6 @@
           <w:szCs w:val="16"/>
         </w:rPr>
         <w:t>.</w:t>
-      </w:r>
-    </w:p>
-    <w:p>
-      <w:pPr>
-        <w:pStyle w:val="Textonotapie"/>
-        <w:ind w:left="567" w:hanging="567"/>
-        <w:jc w:val="both"/>
-        <w:rPr>
-          <w:rFonts w:ascii="Arial Narrow" w:eastAsia="Arial Narrow" w:hAnsi="Arial Narrow" w:cs="Arial Narrow"/>
-          <w:sz w:val="16"/>
-          <w:szCs w:val="16"/>
-        </w:rPr>
-      </w:pPr>
-    </w:p>
-  </w:footnote>
-  <w:footnote w:id="2">
-    <w:p>
-      <w:pPr>
-        <w:pStyle w:val="Textonotapie"/>
-        <w:ind w:left="567" w:hanging="567"/>
-        <w:jc w:val="both"/>
-        <w:rPr>
-          <w:rFonts w:ascii="Arial Narrow" w:eastAsia="Arial Narrow" w:hAnsi="Arial Narrow" w:cs="Arial Narrow"/>
-          <w:sz w:val="16"/>
-          <w:szCs w:val="16"/>
-        </w:rPr>
-      </w:pPr>
-      <w:r>
-        <w:rPr>
-          <w:rStyle w:val="Refdenotaalpie"/>
-          <w:rFonts w:ascii="Arial Narrow" w:eastAsia="Arial Narrow" w:hAnsi="Arial Narrow" w:cs="Arial Narrow"/>
-          <w:sz w:val="16"/>
-          <w:szCs w:val="16"/>
-          <w:vertAlign w:val="superscript"/>
-        </w:rPr>
-        <w:footnoteRef/>
-      </w:r>
-      <w:r>
-        <w:rPr>
-          <w:rFonts w:ascii="Arial Narrow" w:eastAsia="Arial Narrow" w:hAnsi="Arial Narrow" w:cs="Arial Narrow"/>
-          <w:sz w:val="16"/>
-          <w:szCs w:val="16"/>
-        </w:rPr>
-        <w:t xml:space="preserve"> </w:t>
-      </w:r>
-      <w:r>
-        <w:rPr>
-          <w:rFonts w:ascii="Arial Narrow" w:eastAsia="Arial Narrow" w:hAnsi="Arial Narrow" w:cs="Arial Narrow"/>
-          <w:sz w:val="16"/>
-          <w:szCs w:val="16"/>
-        </w:rPr>
-        <w:tab/>
-        <w:t>Publicado</w:t>
-      </w:r>
-      <w:r>
-        <w:rPr>
-          <w:rFonts w:ascii="Arial Narrow" w:eastAsia="Arial Narrow" w:hAnsi="Arial Narrow" w:cs="Arial Narrow"/>
-          <w:b/>
-          <w:sz w:val="16"/>
-          <w:szCs w:val="16"/>
-        </w:rPr>
-        <w:t xml:space="preserve"> </w:t>
-      </w:r>
-      <w:r>
-        <w:rPr>
-          <w:rFonts w:ascii="Arial Narrow" w:eastAsia="Arial Narrow" w:hAnsi="Arial Narrow" w:cs="Arial Narrow"/>
-          <w:sz w:val="16"/>
-          <w:szCs w:val="16"/>
-        </w:rPr>
-        <w:t xml:space="preserve">el 2 de setiembre de 2010 en el Diario Oficial El Peruano, vigente desde el 2 de octubre de 2010 y modificado por Decreto Legislativo 1308.</w:t>
       </w:r>
     </w:p>
     <w:p>
@@ -9660,7 +9753,8 @@
           <w:sz w:val="16"/>
           <w:szCs w:val="16"/>
         </w:rPr>
-        <w:t xml:space="preserve"> </w:t>
+        <w:tab/>
+        <w:t xml:space="preserve"/>
       </w:r>
       <w:r>
         <w:rPr>
@@ -9767,10 +9861,30 @@
         <w:jc w:val="both"/>
         <w:rPr>
           <w:rFonts w:ascii="Arial Narrow" w:eastAsia="Arial Narrow" w:hAnsi="Arial Narrow" w:cs="Arial Narrow"/>
-          <w:sz w:val="16"/>
-          <w:szCs w:val="16"/>
-        </w:rPr>
-      </w:pPr>
+          <w:b/>
+          <w:bCs/>
+          <w:sz w:val="16"/>
+          <w:szCs w:val="16"/>
+        </w:rPr>
+      </w:pPr>
+      <w:r>
+        <w:rPr>
+          <w:rFonts w:ascii="Arial Narrow" w:eastAsia="Arial Narrow" w:hAnsi="Arial Narrow" w:cs="Arial Narrow"/>
+          <w:sz w:val="16"/>
+          <w:szCs w:val="16"/>
+        </w:rPr>
+        <w:tab/>
+      </w:r>
+      <w:r>
+        <w:rPr>
+          <w:rFonts w:ascii="Arial Narrow" w:eastAsia="Arial Narrow" w:hAnsi="Arial Narrow" w:cs="Arial Narrow"/>
+          <w:b/>
+          <w:bCs/>
+          <w:sz w:val="16"/>
+          <w:szCs w:val="16"/>
+        </w:rPr>
+        <w:t xml:space="preserve">LEY DE ORGANIZACIÓN Y FUNCIONES DEL INDECOPI, APROBADA POR DECRETO LEGISLATIVO 1033 </w:t>
+      </w:r>
     </w:p>
     <w:p>
       <w:pPr>
@@ -9782,29 +9896,28 @@
         <w:jc w:val="both"/>
         <w:rPr>
           <w:rFonts w:ascii="Arial Narrow" w:eastAsia="Arial Narrow" w:hAnsi="Arial Narrow" w:cs="Arial Narrow"/>
+          <w:sz w:val="16"/>
+          <w:szCs w:val="16"/>
+        </w:rPr>
+      </w:pPr>
+      <w:r>
+        <w:rPr>
+          <w:rFonts w:ascii="Arial Narrow" w:eastAsia="Arial Narrow" w:hAnsi="Arial Narrow" w:cs="Arial Narrow"/>
           <w:b/>
           <w:bCs/>
           <w:sz w:val="16"/>
           <w:szCs w:val="16"/>
         </w:rPr>
-      </w:pPr>
-      <w:r>
-        <w:rPr>
-          <w:rFonts w:ascii="Arial Narrow" w:eastAsia="Arial Narrow" w:hAnsi="Arial Narrow" w:cs="Arial Narrow"/>
-          <w:sz w:val="16"/>
-          <w:szCs w:val="16"/>
-        </w:rPr>
         <w:tab/>
-      </w:r>
-      <w:r>
-        <w:rPr>
-          <w:rFonts w:ascii="Arial Narrow" w:eastAsia="Arial Narrow" w:hAnsi="Arial Narrow" w:cs="Arial Narrow"/>
-          <w:b/>
-          <w:bCs/>
-          <w:sz w:val="16"/>
-          <w:szCs w:val="16"/>
-        </w:rPr>
-        <w:t xml:space="preserve">LEY DE ORGANIZACIÓN Y FUNCIONES DEL INDECOPI, APROBADA POR DECRETO LEGISLATIVO 1033 </w:t>
+        <w:t>Artículo 27.-</w:t>
+      </w:r>
+      <w:r>
+        <w:rPr>
+          <w:rFonts w:ascii="Arial Narrow" w:eastAsia="Arial Narrow" w:hAnsi="Arial Narrow" w:cs="Arial Narrow"/>
+          <w:sz w:val="16"/>
+          <w:szCs w:val="16"/>
+        </w:rPr>
+        <w:t xml:space="preserve"> De la Comisión de Protección al Consumidor.- </w:t>
       </w:r>
     </w:p>
     <w:p>
@@ -9824,21 +9937,11 @@
       <w:r>
         <w:rPr>
           <w:rFonts w:ascii="Arial Narrow" w:eastAsia="Arial Narrow" w:hAnsi="Arial Narrow" w:cs="Arial Narrow"/>
-          <w:b/>
-          <w:bCs/>
           <w:sz w:val="16"/>
           <w:szCs w:val="16"/>
         </w:rPr>
         <w:tab/>
-        <w:t>Artículo 27.-</w:t>
-      </w:r>
-      <w:r>
-        <w:rPr>
-          <w:rFonts w:ascii="Arial Narrow" w:eastAsia="Arial Narrow" w:hAnsi="Arial Narrow" w:cs="Arial Narrow"/>
-          <w:sz w:val="16"/>
-          <w:szCs w:val="16"/>
-        </w:rPr>
-        <w:t xml:space="preserve"> De la Comisión de Protección al Consumidor.- </w:t>
+        <w:t>Corresponde a la Comisión de Protección al Consumidor velar por el cumplimiento de la Ley de Protección al Consumidor y de las leyes que, en general, protegen a los consumidores de la falta de idoneidad de los bienes y servicios en función de la información brindada, de las omisiones de información y de la discriminación en el consumo, así como de aquellas que complementen o sustituyan a las anteriores.</w:t>
       </w:r>
     </w:p>
     <w:p>
@@ -9851,20 +9954,15 @@
         <w:jc w:val="both"/>
         <w:rPr>
           <w:rFonts w:ascii="Arial Narrow" w:eastAsia="Arial Narrow" w:hAnsi="Arial Narrow" w:cs="Arial Narrow"/>
-          <w:sz w:val="16"/>
-          <w:szCs w:val="16"/>
-        </w:rPr>
-      </w:pPr>
-      <w:r>
-        <w:rPr>
-          <w:rFonts w:ascii="Arial Narrow" w:eastAsia="Arial Narrow" w:hAnsi="Arial Narrow" w:cs="Arial Narrow"/>
-          <w:sz w:val="16"/>
-          <w:szCs w:val="16"/>
-        </w:rPr>
-        <w:tab/>
-        <w:t>Corresponde a la Comisión de Protección al Consumidor velar por el cumplimiento de la Ley de Protección al Consumidor y de las leyes que, en general, protegen a los consumidores de la falta de idoneidad de los bienes y servicios en función de la información brindada, de las omisiones de información y de la discriminación en el consumo, así como de aquellas que complementen o sustituyan a las anteriores.</w:t>
-      </w:r>
-    </w:p>
+          <w:b/>
+          <w:bCs/>
+          <w:sz w:val="16"/>
+          <w:szCs w:val="16"/>
+        </w:rPr>
+      </w:pPr>
+    </w:p>
+  </w:footnote>
+  <w:footnote w:id="4">
     <w:p>
       <w:pPr>
         <w:pStyle w:val="Textonotapie"/>
@@ -9881,9 +9979,150 @@
           <w:szCs w:val="16"/>
         </w:rPr>
       </w:pPr>
-    </w:p>
-  </w:footnote>
-  <w:footnote w:id="4">
+      <w:r>
+        <w:rPr>
+          <w:rStyle w:val="Refdenotaalpie"/>
+          <w:rFonts w:ascii="Arial Narrow" w:eastAsia="Arial Narrow" w:hAnsi="Arial Narrow" w:cs="Arial Narrow"/>
+          <w:sz w:val="16"/>
+          <w:szCs w:val="16"/>
+          <w:vertAlign w:val="superscript"/>
+        </w:rPr>
+        <w:footnoteRef/>
+      </w:r>
+      <w:r>
+        <w:rPr>
+          <w:rFonts w:ascii="Arial Narrow" w:eastAsia="Arial Narrow" w:hAnsi="Arial Narrow" w:cs="Arial Narrow"/>
+          <w:sz w:val="16"/>
+          <w:szCs w:val="16"/>
+        </w:rPr>
+        <w:tab/>
+        <w:t xml:space="preserve"/>
+      </w:r>
+      <w:r>
+        <w:rPr>
+          <w:rFonts w:ascii="Arial Narrow" w:eastAsia="Arial Narrow" w:hAnsi="Arial Narrow" w:cs="Arial Narrow"/>
+          <w:sz w:val="16"/>
+          <w:szCs w:val="16"/>
+        </w:rPr>
+        <w:tab/>
+      </w:r>
+      <w:r>
+        <w:rPr>
+          <w:rFonts w:ascii="Arial Narrow" w:eastAsia="Arial Narrow" w:hAnsi="Arial Narrow" w:cs="Arial Narrow"/>
+          <w:b/>
+          <w:bCs/>
+          <w:sz w:val="16"/>
+          <w:szCs w:val="16"/>
+        </w:rPr>
+        <w:t xml:space="preserve">LEY 29571, CÓDIGO DE PROTECCIÓN Y DEFENSA DEL CONSUMIDOR, publicado el 2 de setiembre de 2010 y modificado por Decreto Legislativo 1308 </w:t>
+      </w:r>
+    </w:p>
+    <w:p>
+      <w:pPr>
+        <w:pStyle w:val="Textonotapie"/>
+        <w:ind w:left="567" w:right="-1"/>
+        <w:jc w:val="both"/>
+        <w:rPr>
+          <w:rFonts w:ascii="Arial Narrow" w:eastAsia="Arial Narrow" w:hAnsi="Arial Narrow" w:cs="Arial Narrow"/>
+          <w:b/>
+          <w:bCs/>
+          <w:sz w:val="16"/>
+          <w:szCs w:val="16"/>
+        </w:rPr>
+      </w:pPr>
+      <w:r>
+        <w:rPr>
+          <w:rFonts w:ascii="Arial Narrow" w:eastAsia="Arial Narrow" w:hAnsi="Arial Narrow" w:cs="Arial Narrow"/>
+          <w:b/>
+          <w:bCs/>
+          <w:sz w:val="16"/>
+          <w:szCs w:val="16"/>
+        </w:rPr>
+        <w:t xml:space="preserve">Artículo 18.- Idoneidad </w:t>
+      </w:r>
+    </w:p>
+    <w:p>
+      <w:pPr>
+        <w:pStyle w:val="Textonotapie"/>
+        <w:ind w:left="567" w:right="-1"/>
+        <w:jc w:val="both"/>
+        <w:rPr>
+          <w:rFonts w:ascii="Arial Narrow" w:eastAsia="Arial Narrow" w:hAnsi="Arial Narrow" w:cs="Arial Narrow"/>
+          <w:sz w:val="16"/>
+          <w:szCs w:val="16"/>
+        </w:rPr>
+      </w:pPr>
+      <w:r>
+        <w:rPr>
+          <w:rFonts w:ascii="Arial Narrow" w:eastAsia="Arial Narrow" w:hAnsi="Arial Narrow" w:cs="Arial Narrow"/>
+          <w:sz w:val="16"/>
+          <w:szCs w:val="16"/>
+        </w:rPr>
+        <w:t xml:space="preserve">Se entiende por idoneidad la correspondencia entre lo que un consumidor espera y lo que efectivamente recibe, en función a lo que se le hubiera ofrecido, la publicidad e información transmitida, las condiciones y circunstancias de la transacción, las características y naturaleza del producto o servicio, el precio, entre otros factores, atendiendo a las circunstancias del caso. </w:t>
+      </w:r>
+    </w:p>
+    <w:p>
+      <w:pPr>
+        <w:pStyle w:val="Textonotapie"/>
+        <w:ind w:left="567" w:right="-1"/>
+        <w:jc w:val="both"/>
+        <w:rPr>
+          <w:rFonts w:ascii="Arial Narrow" w:eastAsia="Arial Narrow" w:hAnsi="Arial Narrow" w:cs="Arial Narrow"/>
+          <w:sz w:val="16"/>
+          <w:szCs w:val="16"/>
+        </w:rPr>
+      </w:pPr>
+      <w:r>
+        <w:rPr>
+          <w:rFonts w:ascii="Arial Narrow" w:eastAsia="Arial Narrow" w:hAnsi="Arial Narrow" w:cs="Arial Narrow"/>
+          <w:sz w:val="16"/>
+          <w:szCs w:val="16"/>
+        </w:rPr>
+        <w:t xml:space="preserve">La idoneidad es evaluada en función a la propia naturaleza del producto o servicio y a su aptitud para satisfacer la finalidad para la cual ha sido puesto en el mercado. Las autorizaciones por parte de los organismos del Estado para la fabricación de un producto o la prestación de un servicio, en los casos que sea necesario, no eximen de responsabilidad al proveedor frente al consumidor. </w:t>
+      </w:r>
+    </w:p>
+    <w:p>
+      <w:pPr>
+        <w:pStyle w:val="Textonotapie"/>
+        <w:ind w:left="567" w:right="-1"/>
+        <w:jc w:val="both"/>
+        <w:rPr>
+          <w:rFonts w:ascii="Arial Narrow" w:eastAsia="Arial Narrow" w:hAnsi="Arial Narrow" w:cs="Arial Narrow"/>
+          <w:sz w:val="16"/>
+          <w:szCs w:val="16"/>
+        </w:rPr>
+      </w:pPr>
+      <w:r>
+        <w:rPr>
+          <w:rFonts w:ascii="Arial Narrow" w:eastAsia="Arial Narrow" w:hAnsi="Arial Narrow" w:cs="Arial Narrow"/>
+          <w:b/>
+          <w:bCs/>
+          <w:sz w:val="16"/>
+          <w:szCs w:val="16"/>
+        </w:rPr>
+        <w:t xml:space="preserve">Artículo 19.- Obligación de los proveedores </w:t>
+      </w:r>
+    </w:p>
+    <w:p>
+      <w:pPr>
+        <w:pStyle w:val="Textonotapie"/>
+        <w:ind w:left="567" w:right="-1"/>
+        <w:jc w:val="both"/>
+        <w:rPr>
+          <w:rFonts w:ascii="Arial Narrow" w:eastAsia="Arial Narrow" w:hAnsi="Arial Narrow" w:cs="Arial Narrow"/>
+          <w:sz w:val="16"/>
+          <w:szCs w:val="16"/>
+        </w:rPr>
+      </w:pPr>
+      <w:r>
+        <w:rPr>
+          <w:rFonts w:ascii="Arial Narrow" w:eastAsia="Arial Narrow" w:hAnsi="Arial Narrow" w:cs="Arial Narrow"/>
+          <w:sz w:val="16"/>
+          <w:szCs w:val="16"/>
+        </w:rPr>
+        <w:t>El proveedor responde por la idoneidad y calidad de los productos y servicios ofrecidos; por la autenticidad de las marcas y leyendas que exhiben sus productos o del signo que respalda al prestador del servicio, por la falta de conformidad entre la publicidad comercial de los productos y servicios y estos, así como por el contenido y la vida útil del producto indicado en el envase, en lo que corresponda.</w:t>
+      </w:r>
+    </w:p>
     <w:p>
       <w:pPr>
         <w:pStyle w:val="Textonotapie"/>
@@ -9900,161 +10139,9 @@
           <w:szCs w:val="16"/>
         </w:rPr>
       </w:pPr>
-      <w:r>
-        <w:rPr>
-          <w:rStyle w:val="Refdenotaalpie"/>
-          <w:rFonts w:ascii="Arial Narrow" w:eastAsia="Arial Narrow" w:hAnsi="Arial Narrow" w:cs="Arial Narrow"/>
-          <w:sz w:val="16"/>
-          <w:szCs w:val="16"/>
-          <w:vertAlign w:val="superscript"/>
-        </w:rPr>
-        <w:footnoteRef/>
-      </w:r>
-      <w:r>
-        <w:rPr>
-          <w:rFonts w:ascii="Arial Narrow" w:eastAsia="Arial Narrow" w:hAnsi="Arial Narrow" w:cs="Arial Narrow"/>
-          <w:sz w:val="16"/>
-          <w:szCs w:val="16"/>
-        </w:rPr>
-        <w:t xml:space="preserve"> </w:t>
-      </w:r>
-      <w:r>
-        <w:rPr>
-          <w:rFonts w:ascii="Arial Narrow" w:eastAsia="Arial Narrow" w:hAnsi="Arial Narrow" w:cs="Arial Narrow"/>
-          <w:sz w:val="16"/>
-          <w:szCs w:val="16"/>
-        </w:rPr>
-        <w:tab/>
-      </w:r>
-      <w:r>
-        <w:rPr>
-          <w:rFonts w:ascii="Arial Narrow" w:eastAsia="Arial Narrow" w:hAnsi="Arial Narrow" w:cs="Arial Narrow"/>
-          <w:b/>
-          <w:bCs/>
-          <w:sz w:val="16"/>
-          <w:szCs w:val="16"/>
-        </w:rPr>
-        <w:t xml:space="preserve">LEY 29571, CÓDIGO DE PROTECCIÓN Y DEFENSA DEL CONSUMIDOR, publicado el 2 de setiembre de 2010 y modificado por Decreto Legislativo 1308 </w:t>
-      </w:r>
-    </w:p>
-    <w:p>
-      <w:pPr>
-        <w:pStyle w:val="Textonotapie"/>
-        <w:ind w:left="567" w:right="-1"/>
-        <w:jc w:val="both"/>
-        <w:rPr>
-          <w:rFonts w:ascii="Arial Narrow" w:eastAsia="Arial Narrow" w:hAnsi="Arial Narrow" w:cs="Arial Narrow"/>
-          <w:b/>
-          <w:bCs/>
-          <w:sz w:val="16"/>
-          <w:szCs w:val="16"/>
-        </w:rPr>
-      </w:pPr>
-      <w:r>
-        <w:rPr>
-          <w:rFonts w:ascii="Arial Narrow" w:eastAsia="Arial Narrow" w:hAnsi="Arial Narrow" w:cs="Arial Narrow"/>
-          <w:b/>
-          <w:bCs/>
-          <w:sz w:val="16"/>
-          <w:szCs w:val="16"/>
-        </w:rPr>
-        <w:t xml:space="preserve">Artículo 18.- Idoneidad </w:t>
-      </w:r>
-    </w:p>
-    <w:p>
-      <w:pPr>
-        <w:pStyle w:val="Textonotapie"/>
-        <w:ind w:left="567" w:right="-1"/>
-        <w:jc w:val="both"/>
-        <w:rPr>
-          <w:rFonts w:ascii="Arial Narrow" w:eastAsia="Arial Narrow" w:hAnsi="Arial Narrow" w:cs="Arial Narrow"/>
-          <w:sz w:val="16"/>
-          <w:szCs w:val="16"/>
-        </w:rPr>
-      </w:pPr>
-      <w:r>
-        <w:rPr>
-          <w:rFonts w:ascii="Arial Narrow" w:eastAsia="Arial Narrow" w:hAnsi="Arial Narrow" w:cs="Arial Narrow"/>
-          <w:sz w:val="16"/>
-          <w:szCs w:val="16"/>
-        </w:rPr>
-        <w:t xml:space="preserve">Se entiende por idoneidad la correspondencia entre lo que un consumidor espera y lo que efectivamente recibe, en función a lo que se le hubiera ofrecido, la publicidad e información transmitida, las condiciones y circunstancias de la transacción, las características y naturaleza del producto o servicio, el precio, entre otros factores, atendiendo a las circunstancias del caso. </w:t>
-      </w:r>
-    </w:p>
-    <w:p>
-      <w:pPr>
-        <w:pStyle w:val="Textonotapie"/>
-        <w:ind w:left="567" w:right="-1"/>
-        <w:jc w:val="both"/>
-        <w:rPr>
-          <w:rFonts w:ascii="Arial Narrow" w:eastAsia="Arial Narrow" w:hAnsi="Arial Narrow" w:cs="Arial Narrow"/>
-          <w:sz w:val="16"/>
-          <w:szCs w:val="16"/>
-        </w:rPr>
-      </w:pPr>
-      <w:r>
-        <w:rPr>
-          <w:rFonts w:ascii="Arial Narrow" w:eastAsia="Arial Narrow" w:hAnsi="Arial Narrow" w:cs="Arial Narrow"/>
-          <w:sz w:val="16"/>
-          <w:szCs w:val="16"/>
-        </w:rPr>
-        <w:t xml:space="preserve">La idoneidad es evaluada en función a la propia naturaleza del producto o servicio y a su aptitud para satisfacer la finalidad para la cual ha sido puesto en el mercado. Las autorizaciones por parte de los organismos del Estado para la fabricación de un producto o la prestación de un servicio, en los casos que sea necesario, no eximen de responsabilidad al proveedor frente al consumidor. </w:t>
-      </w:r>
-    </w:p>
-    <w:p>
-      <w:pPr>
-        <w:pStyle w:val="Textonotapie"/>
-        <w:ind w:left="567" w:right="-1"/>
-        <w:jc w:val="both"/>
-        <w:rPr>
-          <w:rFonts w:ascii="Arial Narrow" w:eastAsia="Arial Narrow" w:hAnsi="Arial Narrow" w:cs="Arial Narrow"/>
-          <w:sz w:val="16"/>
-          <w:szCs w:val="16"/>
-        </w:rPr>
-      </w:pPr>
-    </w:p>
-    <w:p>
-      <w:pPr>
-        <w:pStyle w:val="Textonotapie"/>
-        <w:ind w:left="567" w:right="-1"/>
-        <w:jc w:val="both"/>
-        <w:rPr>
-          <w:rFonts w:ascii="Arial Narrow" w:eastAsia="Arial Narrow" w:hAnsi="Arial Narrow" w:cs="Arial Narrow"/>
-          <w:sz w:val="16"/>
-          <w:szCs w:val="16"/>
-        </w:rPr>
-      </w:pPr>
-      <w:r>
-        <w:rPr>
-          <w:rFonts w:ascii="Arial Narrow" w:eastAsia="Arial Narrow" w:hAnsi="Arial Narrow" w:cs="Arial Narrow"/>
-          <w:b/>
-          <w:bCs/>
-          <w:sz w:val="16"/>
-          <w:szCs w:val="16"/>
-        </w:rPr>
-        <w:t xml:space="preserve">Artículo 19.- Obligación de los proveedores </w:t>
-      </w:r>
-    </w:p>
-    <w:p>
-      <w:pPr>
-        <w:pStyle w:val="Textonotapie"/>
-        <w:ind w:left="567" w:right="-1"/>
-        <w:jc w:val="both"/>
-        <w:rPr>
-          <w:rFonts w:ascii="Arial Narrow" w:eastAsia="Arial Narrow" w:hAnsi="Arial Narrow" w:cs="Arial Narrow"/>
-          <w:sz w:val="16"/>
-          <w:szCs w:val="16"/>
-        </w:rPr>
-      </w:pPr>
-      <w:r>
-        <w:rPr>
-          <w:rFonts w:ascii="Arial Narrow" w:eastAsia="Arial Narrow" w:hAnsi="Arial Narrow" w:cs="Arial Narrow"/>
-          <w:sz w:val="16"/>
-          <w:szCs w:val="16"/>
-        </w:rPr>
-        <w:t>El proveedor responde por la idoneidad y calidad de los productos y servicios ofrecidos; por la autenticidad de las marcas y leyendas que exhiben sus productos o del signo que respalda al prestador del servicio, por la falta de conformidad entre la publicidad comercial de los productos y servicios y estos, así como por el contenido y la vida útil del producto indicado en el envase, en lo que corresponda.</w:t>
-      </w:r>
-    </w:p>
+    </w:p>
+  </w:footnote>
+  <w:footnote w:id="5">
     <w:p>
       <w:pPr>
         <w:pStyle w:val="Textonotapie"/>
@@ -10071,9 +10158,132 @@
           <w:szCs w:val="16"/>
         </w:rPr>
       </w:pPr>
-    </w:p>
-  </w:footnote>
-  <w:footnote w:id="5">
+      <w:r>
+        <w:rPr>
+          <w:rStyle w:val="Refdenotaalpie"/>
+          <w:rFonts w:ascii="Arial Narrow" w:eastAsia="Arial Narrow" w:hAnsi="Arial Narrow" w:cs="Arial Narrow"/>
+          <w:sz w:val="16"/>
+          <w:szCs w:val="16"/>
+          <w:vertAlign w:val="superscript"/>
+        </w:rPr>
+        <w:footnoteRef/>
+      </w:r>
+      <w:r>
+        <w:rPr>
+          <w:rFonts w:ascii="Arial Narrow" w:eastAsia="Arial Narrow" w:hAnsi="Arial Narrow" w:cs="Arial Narrow"/>
+          <w:sz w:val="16"/>
+          <w:szCs w:val="16"/>
+        </w:rPr>
+        <w:tab/>
+        <w:t xml:space="preserve"/>
+      </w:r>
+      <w:r>
+        <w:rPr>
+          <w:rFonts w:ascii="Arial Narrow" w:eastAsia="Arial Narrow" w:hAnsi="Arial Narrow" w:cs="Arial Narrow"/>
+          <w:sz w:val="16"/>
+          <w:szCs w:val="16"/>
+        </w:rPr>
+        <w:tab/>
+      </w:r>
+      <w:r>
+        <w:rPr>
+          <w:rFonts w:ascii="Arial Narrow" w:eastAsia="Arial Narrow" w:hAnsi="Arial Narrow" w:cs="Arial Narrow"/>
+          <w:b/>
+          <w:bCs/>
+          <w:sz w:val="16"/>
+          <w:szCs w:val="16"/>
+        </w:rPr>
+        <w:t xml:space="preserve">LEY </w:t>
+      </w:r>
+      <w:proofErr w:type="spellStart"/>
+      <w:r>
+        <w:rPr>
+          <w:rFonts w:ascii="Arial Narrow" w:eastAsia="Arial Narrow" w:hAnsi="Arial Narrow" w:cs="Arial Narrow"/>
+          <w:b/>
+          <w:bCs/>
+          <w:sz w:val="16"/>
+          <w:szCs w:val="16"/>
+        </w:rPr>
+        <w:t/>
+      </w:r>
+      <w:proofErr w:type="spellEnd"/>
+      <w:r>
+        <w:rPr>
+          <w:rFonts w:ascii="Arial Narrow" w:eastAsia="Arial Narrow" w:hAnsi="Arial Narrow" w:cs="Arial Narrow"/>
+          <w:b/>
+          <w:bCs/>
+          <w:sz w:val="16"/>
+          <w:szCs w:val="16"/>
+        </w:rPr>
+        <w:t xml:space="preserve">29571, CÓDIGO DE PROTECCIÓN Y DEFENSA DEL CONSUMIDOR, publicado el 2 de setiembre de 2010 y modificado por Decreto Legislativo </w:t>
+      </w:r>
+      <w:proofErr w:type="spellStart"/>
+      <w:r>
+        <w:rPr>
+          <w:rFonts w:ascii="Arial Narrow" w:eastAsia="Arial Narrow" w:hAnsi="Arial Narrow" w:cs="Arial Narrow"/>
+          <w:b/>
+          <w:bCs/>
+          <w:sz w:val="16"/>
+          <w:szCs w:val="16"/>
+        </w:rPr>
+        <w:t/>
+      </w:r>
+      <w:proofErr w:type="spellEnd"/>
+      <w:r>
+        <w:rPr>
+          <w:rFonts w:ascii="Arial Narrow" w:eastAsia="Arial Narrow" w:hAnsi="Arial Narrow" w:cs="Arial Narrow"/>
+          <w:b/>
+          <w:bCs/>
+          <w:sz w:val="16"/>
+          <w:szCs w:val="16"/>
+        </w:rPr>
+        <w:t xml:space="preserve">1308 </w:t>
+      </w:r>
+    </w:p>
+    <w:p>
+      <w:pPr>
+        <w:pStyle w:val="Textonotapie"/>
+        <w:ind w:left="567" w:right="-1"/>
+        <w:jc w:val="both"/>
+        <w:rPr>
+          <w:rFonts w:ascii="Arial Narrow" w:eastAsia="Arial Narrow" w:hAnsi="Arial Narrow" w:cs="Arial Narrow"/>
+          <w:b/>
+          <w:bCs/>
+          <w:sz w:val="16"/>
+          <w:szCs w:val="16"/>
+        </w:rPr>
+      </w:pPr>
+      <w:r>
+        <w:rPr>
+          <w:rFonts w:ascii="Arial Narrow" w:eastAsia="Arial Narrow" w:hAnsi="Arial Narrow" w:cs="Arial Narrow"/>
+          <w:b/>
+          <w:bCs/>
+          <w:sz w:val="16"/>
+          <w:szCs w:val="16"/>
+        </w:rPr>
+        <w:t>Artículo 88.- Reclamo de productos o servicios financieros y de seguros</w:t>
+      </w:r>
+    </w:p>
+    <w:p>
+      <w:pPr>
+        <w:pStyle w:val="Textonotapie"/>
+        <w:ind w:left="567" w:right="-1"/>
+        <w:jc w:val="both"/>
+        <w:rPr>
+          <w:rFonts w:ascii="Arial Narrow" w:eastAsia="Arial Narrow" w:hAnsi="Arial Narrow" w:cs="Arial Narrow"/>
+          <w:sz w:val="16"/>
+          <w:szCs w:val="16"/>
+        </w:rPr>
+      </w:pPr>
+      <w:r>
+        <w:rPr>
+          <w:rFonts w:ascii="Arial Narrow" w:eastAsia="Arial Narrow" w:hAnsi="Arial Narrow" w:cs="Arial Narrow"/>
+          <w:sz w:val="16"/>
+          <w:szCs w:val="16"/>
+        </w:rPr>
+        <w:t xml:space="preserve">88.1 Las entidades del sistema financiero y de seguros, en todas sus oficinas en la República, deben resolver los reclamos en un plazo no mayor de quince días hábiles. Excepcionalmente, la Superintendencia de Banca, Seguros y Administradoras Privadas de Fondos de Pensiones podrá establecer un plazo ampliatorio cuando la naturaleza y complejidad de la operación, producto o servicio materia del reclamo o requerimiento lo justifique, situación que debe ponerse en conocimiento del consumidor antes de la culminación del plazo inicial, sin perjuicio del derecho del consumidor de recurrir directamente ante la Autoridad de Consumo. </w:t>
+      </w:r>
+    </w:p>
     <w:p>
       <w:pPr>
         <w:pStyle w:val="Textonotapie"/>
@@ -10090,131 +10300,9 @@
           <w:szCs w:val="16"/>
         </w:rPr>
       </w:pPr>
-      <w:r>
-        <w:rPr>
-          <w:rStyle w:val="Refdenotaalpie"/>
-          <w:rFonts w:ascii="Arial Narrow" w:eastAsia="Arial Narrow" w:hAnsi="Arial Narrow" w:cs="Arial Narrow"/>
-          <w:sz w:val="16"/>
-          <w:szCs w:val="16"/>
-          <w:vertAlign w:val="superscript"/>
-        </w:rPr>
-        <w:footnoteRef/>
-      </w:r>
-      <w:r>
-        <w:rPr>
-          <w:rFonts w:ascii="Arial Narrow" w:eastAsia="Arial Narrow" w:hAnsi="Arial Narrow" w:cs="Arial Narrow"/>
-          <w:sz w:val="16"/>
-          <w:szCs w:val="16"/>
-        </w:rPr>
-        <w:t xml:space="preserve"> </w:t>
-      </w:r>
-      <w:r>
-        <w:rPr>
-          <w:rFonts w:ascii="Arial Narrow" w:eastAsia="Arial Narrow" w:hAnsi="Arial Narrow" w:cs="Arial Narrow"/>
-          <w:sz w:val="16"/>
-          <w:szCs w:val="16"/>
-        </w:rPr>
-        <w:tab/>
-      </w:r>
-      <w:r>
-        <w:rPr>
-          <w:rFonts w:ascii="Arial Narrow" w:eastAsia="Arial Narrow" w:hAnsi="Arial Narrow" w:cs="Arial Narrow"/>
-          <w:b/>
-          <w:bCs/>
-          <w:sz w:val="16"/>
-          <w:szCs w:val="16"/>
-        </w:rPr>
-        <w:t xml:space="preserve">LEY </w:t>
-      </w:r>
-      <w:proofErr w:type="spellStart"/>
-      <w:r>
-        <w:rPr>
-          <w:rFonts w:ascii="Arial Narrow" w:eastAsia="Arial Narrow" w:hAnsi="Arial Narrow" w:cs="Arial Narrow"/>
-          <w:b/>
-          <w:bCs/>
-          <w:sz w:val="16"/>
-          <w:szCs w:val="16"/>
-        </w:rPr>
-        <w:t/>
-      </w:r>
-      <w:proofErr w:type="spellEnd"/>
-      <w:r>
-        <w:rPr>
-          <w:rFonts w:ascii="Arial Narrow" w:eastAsia="Arial Narrow" w:hAnsi="Arial Narrow" w:cs="Arial Narrow"/>
-          <w:b/>
-          <w:bCs/>
-          <w:sz w:val="16"/>
-          <w:szCs w:val="16"/>
-        </w:rPr>
-        <w:t xml:space="preserve"> 29571, CÓDIGO DE PROTECCIÓN Y DEFENSA DEL CONSUMIDOR, publicado el 2 de setiembre de 2010 y modificado por Decreto Legislativo </w:t>
-      </w:r>
-      <w:proofErr w:type="spellStart"/>
-      <w:r>
-        <w:rPr>
-          <w:rFonts w:ascii="Arial Narrow" w:eastAsia="Arial Narrow" w:hAnsi="Arial Narrow" w:cs="Arial Narrow"/>
-          <w:b/>
-          <w:bCs/>
-          <w:sz w:val="16"/>
-          <w:szCs w:val="16"/>
-        </w:rPr>
-        <w:t/>
-      </w:r>
-      <w:proofErr w:type="spellEnd"/>
-      <w:r>
-        <w:rPr>
-          <w:rFonts w:ascii="Arial Narrow" w:eastAsia="Arial Narrow" w:hAnsi="Arial Narrow" w:cs="Arial Narrow"/>
-          <w:b/>
-          <w:bCs/>
-          <w:sz w:val="16"/>
-          <w:szCs w:val="16"/>
-        </w:rPr>
-        <w:t xml:space="preserve"> 1308 </w:t>
-      </w:r>
-    </w:p>
-    <w:p>
-      <w:pPr>
-        <w:pStyle w:val="Textonotapie"/>
-        <w:ind w:left="567" w:right="-1"/>
-        <w:jc w:val="both"/>
-        <w:rPr>
-          <w:rFonts w:ascii="Arial Narrow" w:eastAsia="Arial Narrow" w:hAnsi="Arial Narrow" w:cs="Arial Narrow"/>
-          <w:b/>
-          <w:bCs/>
-          <w:sz w:val="16"/>
-          <w:szCs w:val="16"/>
-        </w:rPr>
-      </w:pPr>
-      <w:r>
-        <w:rPr>
-          <w:rFonts w:ascii="Arial Narrow" w:eastAsia="Arial Narrow" w:hAnsi="Arial Narrow" w:cs="Arial Narrow"/>
-          <w:b/>
-          <w:bCs/>
-          <w:sz w:val="16"/>
-          <w:szCs w:val="16"/>
-        </w:rPr>
-        <w:t>Artículo 88.- Reclamo de productos o servicios financieros y de seguros</w:t>
-      </w:r>
-    </w:p>
-    <w:p>
-      <w:pPr>
-        <w:pStyle w:val="Textonotapie"/>
-        <w:ind w:left="567" w:right="-1"/>
-        <w:jc w:val="both"/>
-        <w:rPr>
-          <w:rFonts w:ascii="Arial Narrow" w:eastAsia="Arial Narrow" w:hAnsi="Arial Narrow" w:cs="Arial Narrow"/>
-          <w:sz w:val="16"/>
-          <w:szCs w:val="16"/>
-        </w:rPr>
-      </w:pPr>
-      <w:r>
-        <w:rPr>
-          <w:rFonts w:ascii="Arial Narrow" w:eastAsia="Arial Narrow" w:hAnsi="Arial Narrow" w:cs="Arial Narrow"/>
-          <w:sz w:val="16"/>
-          <w:szCs w:val="16"/>
-        </w:rPr>
-        <w:t xml:space="preserve">88.1 Las entidades del sistema financiero y de seguros, en todas sus oficinas en la República, deben resolver los reclamos en un plazo no mayor de quince días hábiles. Excepcionalmente, la Superintendencia de Banca, Seguros y Administradoras Privadas de Fondos de Pensiones podrá establecer un plazo ampliatorio cuando la naturaleza y complejidad de la operación, producto o servicio materia del reclamo o requerimiento lo justifique, situación que debe ponerse en conocimiento del consumidor antes de la culminación del plazo inicial, sin perjuicio del derecho del consumidor de recurrir directamente ante la Autoridad de Consumo. </w:t>
-      </w:r>
-    </w:p>
+    </w:p>
+  </w:footnote>
+  <w:footnote w:id="6">
     <w:p>
       <w:pPr>
         <w:pStyle w:val="Textonotapie"/>
@@ -10225,15 +10313,56 @@
         <w:jc w:val="both"/>
         <w:rPr>
           <w:rFonts w:ascii="Arial Narrow" w:eastAsia="Arial Narrow" w:hAnsi="Arial Narrow" w:cs="Arial Narrow"/>
+          <w:sz w:val="16"/>
+          <w:szCs w:val="16"/>
+        </w:rPr>
+      </w:pPr>
+      <w:r>
+        <w:rPr>
+          <w:rStyle w:val="Refdenotaalpie"/>
+          <w:rFonts w:ascii="Arial Narrow" w:eastAsia="Arial Narrow" w:hAnsi="Arial Narrow" w:cs="Arial Narrow"/>
+          <w:sz w:val="16"/>
+          <w:szCs w:val="16"/>
+          <w:vertAlign w:val="superscript"/>
+        </w:rPr>
+        <w:footnoteRef/>
+      </w:r>
+      <w:r>
+        <w:rPr>
+          <w:rFonts w:ascii="Arial Narrow" w:eastAsia="Arial Narrow" w:hAnsi="Arial Narrow" w:cs="Arial Narrow"/>
+          <w:sz w:val="16"/>
+          <w:szCs w:val="16"/>
+        </w:rPr>
+        <w:tab/>
+        <w:t xml:space="preserve"/>
+      </w:r>
+      <w:r>
+        <w:rPr>
+          <w:rFonts w:ascii="Arial Narrow" w:eastAsia="Arial Narrow" w:hAnsi="Arial Narrow" w:cs="Arial Narrow"/>
+          <w:sz w:val="16"/>
+          <w:szCs w:val="16"/>
+        </w:rPr>
+        <w:tab/>
+      </w:r>
+      <w:r>
+        <w:rPr>
+          <w:rFonts w:ascii="Arial Narrow" w:eastAsia="Arial Narrow" w:hAnsi="Arial Narrow" w:cs="Arial Narrow"/>
           <w:b/>
           <w:bCs/>
           <w:sz w:val="16"/>
           <w:szCs w:val="16"/>
         </w:rPr>
-      </w:pPr>
-    </w:p>
-  </w:footnote>
-  <w:footnote w:id="6">
+        <w:t>LEY SOBRE FACULTADES, NORMAS Y ORGANIZACIÓN DEL INDECOPI, APROBADA POR DECRETO LEGISLATIVO 807 Artículo 24.-</w:t>
+      </w:r>
+      <w:r>
+        <w:rPr>
+          <w:rFonts w:ascii="Arial Narrow" w:eastAsia="Arial Narrow" w:hAnsi="Arial Narrow" w:cs="Arial Narrow"/>
+          <w:sz w:val="16"/>
+          <w:szCs w:val="16"/>
+        </w:rPr>
+        <w:t xml:space="preserve"> El Secretario Técnico se encargará de la tramitación del procedimiento. Para ello, cuenta con las siguientes facultades:</w:t>
+      </w:r>
+    </w:p>
     <w:p>
       <w:pPr>
         <w:pStyle w:val="Textonotapie"/>
@@ -10250,47 +10379,12 @@
       </w:pPr>
       <w:r>
         <w:rPr>
-          <w:rStyle w:val="Refdenotaalpie"/>
-          <w:rFonts w:ascii="Arial Narrow" w:eastAsia="Arial Narrow" w:hAnsi="Arial Narrow" w:cs="Arial Narrow"/>
-          <w:sz w:val="16"/>
-          <w:szCs w:val="16"/>
-          <w:vertAlign w:val="superscript"/>
-        </w:rPr>
-        <w:footnoteRef/>
-      </w:r>
-      <w:r>
-        <w:rPr>
-          <w:rFonts w:ascii="Arial Narrow" w:eastAsia="Arial Narrow" w:hAnsi="Arial Narrow" w:cs="Arial Narrow"/>
-          <w:sz w:val="16"/>
-          <w:szCs w:val="16"/>
-        </w:rPr>
-        <w:t xml:space="preserve"> </w:t>
-      </w:r>
-      <w:r>
-        <w:rPr>
           <w:rFonts w:ascii="Arial Narrow" w:eastAsia="Arial Narrow" w:hAnsi="Arial Narrow" w:cs="Arial Narrow"/>
           <w:sz w:val="16"/>
           <w:szCs w:val="16"/>
         </w:rPr>
         <w:tab/>
-      </w:r>
-      <w:r>
-        <w:rPr>
-          <w:rFonts w:ascii="Arial Narrow" w:eastAsia="Arial Narrow" w:hAnsi="Arial Narrow" w:cs="Arial Narrow"/>
-          <w:b/>
-          <w:bCs/>
-          <w:sz w:val="16"/>
-          <w:szCs w:val="16"/>
-        </w:rPr>
-        <w:t>LEY SOBRE FACULTADES, NORMAS Y ORGANIZACIÓN DEL INDECOPI, APROBADA POR DECRETO LEGISLATIVO 807 Artículo 24.-</w:t>
-      </w:r>
-      <w:r>
-        <w:rPr>
-          <w:rFonts w:ascii="Arial Narrow" w:eastAsia="Arial Narrow" w:hAnsi="Arial Narrow" w:cs="Arial Narrow"/>
-          <w:sz w:val="16"/>
-          <w:szCs w:val="16"/>
-        </w:rPr>
-        <w:t xml:space="preserve"> El Secretario Técnico se encargará de la tramitación del procedimiento. Para ello, cuenta con las siguientes facultades:</w:t>
+        <w:t xml:space="preserve">(...) </w:t>
       </w:r>
     </w:p>
     <w:p>
@@ -10314,7 +10408,7 @@
           <w:szCs w:val="16"/>
         </w:rPr>
         <w:tab/>
-        <w:t xml:space="preserve">(...) </w:t>
+        <w:t xml:space="preserve">c) Admitir denuncias a trámite, en aquellos casos en que la Comisión le haya delegado esta facultad. </w:t>
       </w:r>
     </w:p>
     <w:p>
@@ -10338,7 +10432,7 @@
           <w:szCs w:val="16"/>
         </w:rPr>
         <w:tab/>
-        <w:t xml:space="preserve">c) Admitir denuncias a trámite, en aquellos casos en que la Comisión le haya delegado esta facultad. </w:t>
+        <w:t>(...).</w:t>
       </w:r>
     </w:p>
     <w:p>
@@ -10355,6 +10449,33 @@
           <w:szCs w:val="16"/>
         </w:rPr>
       </w:pPr>
+    </w:p>
+  </w:footnote>
+  <w:footnote w:id="7">
+    <w:p>
+      <w:pPr>
+        <w:pStyle w:val="Textonotapie"/>
+        <w:tabs>
+          <w:tab w:val="left" w:pos="567"/>
+        </w:tabs>
+        <w:ind w:left="567" w:hanging="567"/>
+        <w:jc w:val="both"/>
+        <w:rPr>
+          <w:rFonts w:ascii="Arial Narrow" w:eastAsia="Arial Narrow" w:hAnsi="Arial Narrow" w:cs="Arial Narrow"/>
+          <w:sz w:val="16"/>
+          <w:szCs w:val="16"/>
+        </w:rPr>
+      </w:pPr>
+      <w:r>
+        <w:rPr>
+          <w:rStyle w:val="Refdenotaalpie"/>
+          <w:rFonts w:ascii="Arial Narrow" w:eastAsia="Arial Narrow" w:hAnsi="Arial Narrow" w:cs="Arial Narrow"/>
+          <w:sz w:val="16"/>
+          <w:szCs w:val="16"/>
+          <w:vertAlign w:val="superscript"/>
+        </w:rPr>
+        <w:footnoteRef/>
+      </w:r>
       <w:r>
         <w:rPr>
           <w:rFonts w:ascii="Arial Narrow" w:eastAsia="Arial Narrow" w:hAnsi="Arial Narrow" w:cs="Arial Narrow"/>
@@ -10362,9 +10483,679 @@
           <w:szCs w:val="16"/>
         </w:rPr>
         <w:tab/>
-        <w:t>(...).</w:t>
-      </w:r>
-    </w:p>
+        <w:t xml:space="preserve"/>
+      </w:r>
+      <w:r>
+        <w:rPr>
+          <w:rFonts w:ascii="Arial Narrow" w:eastAsia="Arial Narrow" w:hAnsi="Arial Narrow" w:cs="Arial Narrow"/>
+          <w:sz w:val="16"/>
+          <w:szCs w:val="16"/>
+        </w:rPr>
+        <w:tab/>
+        <w:t xml:space="preserve">El número de trabajadores se atenderá siempre que la empresa haya sido constituida antes de la vigencia de la Ley </w:t>
+      </w:r>
+      <w:proofErr w:type="spellStart"/>
+      <w:r>
+        <w:rPr>
+          <w:rFonts w:ascii="Arial Narrow" w:eastAsia="Arial Narrow" w:hAnsi="Arial Narrow" w:cs="Arial Narrow"/>
+          <w:sz w:val="16"/>
+          <w:szCs w:val="16"/>
+        </w:rPr>
+        <w:t/>
+      </w:r>
+      <w:proofErr w:type="spellEnd"/>
+      <w:r>
+        <w:rPr>
+          <w:rFonts w:ascii="Arial Narrow" w:eastAsia="Arial Narrow" w:hAnsi="Arial Narrow" w:cs="Arial Narrow"/>
+          <w:sz w:val="16"/>
+          <w:szCs w:val="16"/>
+        </w:rPr>
+        <w:t xml:space="preserve">30056, publicada el 2 de julio de 2013, que modificó el artículo 5 del Texto Único Ordenado de la Ley de Promoción de la Competitividad, Formalización y Desarrollo de la Micro y Pequeña Empresa y de Acceso al Empleo Decente (LEY MYPE). Ello, en la medida que la Tercera Disposición Complementaria Transitoria de la norma modificatoria precisa que las empresas constituidas antes de la entrada en vigencia de dicha Ley se rigen por los requisitos de acogimiento al régimen de las micro y pequeñas empresas regulados en el Decreto Legislativo 1086.</w:t>
+      </w:r>
+    </w:p>
+    <w:p>
+      <w:pPr>
+        <w:pStyle w:val="Textonotapie"/>
+        <w:ind w:left="567" w:hanging="567"/>
+        <w:jc w:val="both"/>
+        <w:rPr>
+          <w:rFonts w:ascii="Arial Narrow" w:eastAsia="Arial Narrow" w:hAnsi="Arial Narrow" w:cs="Arial Narrow"/>
+          <w:sz w:val="16"/>
+          <w:szCs w:val="16"/>
+        </w:rPr>
+      </w:pPr>
+    </w:p>
+  </w:footnote>
+  <w:footnote w:id="8">
+    <w:p>
+      <w:pPr>
+        <w:pStyle w:val="Textonotapie"/>
+        <w:tabs>
+          <w:tab w:val="left" w:pos="567"/>
+        </w:tabs>
+        <w:ind w:left="567" w:hanging="567"/>
+        <w:jc w:val="both"/>
+        <w:rPr>
+          <w:rFonts w:ascii="Arial Narrow" w:eastAsia="Arial Narrow" w:hAnsi="Arial Narrow" w:cs="Arial Narrow"/>
+          <w:sz w:val="16"/>
+          <w:szCs w:val="16"/>
+        </w:rPr>
+      </w:pPr>
+      <w:r>
+        <w:rPr>
+          <w:rStyle w:val="Refdenotaalpie"/>
+          <w:rFonts w:ascii="Arial Narrow" w:eastAsia="Arial Narrow" w:hAnsi="Arial Narrow" w:cs="Arial Narrow"/>
+          <w:sz w:val="16"/>
+          <w:szCs w:val="16"/>
+          <w:vertAlign w:val="superscript"/>
+        </w:rPr>
+        <w:footnoteRef/>
+      </w:r>
+      <w:r>
+        <w:rPr>
+          <w:rFonts w:ascii="Arial Narrow" w:eastAsia="Arial Narrow" w:hAnsi="Arial Narrow" w:cs="Arial Narrow"/>
+          <w:sz w:val="16"/>
+          <w:szCs w:val="16"/>
+        </w:rPr>
+        <w:tab/>
+        <w:t xml:space="preserve"/>
+      </w:r>
+      <w:r>
+        <w:rPr>
+          <w:rFonts w:ascii="Arial Narrow" w:eastAsia="Arial Narrow" w:hAnsi="Arial Narrow" w:cs="Arial Narrow"/>
+          <w:sz w:val="16"/>
+          <w:szCs w:val="16"/>
+        </w:rPr>
+        <w:tab/>
+      </w:r>
+      <w:r>
+        <w:rPr>
+          <w:rFonts w:ascii="Arial Narrow" w:eastAsia="Arial Narrow" w:hAnsi="Arial Narrow" w:cs="Arial Narrow"/>
+          <w:b/>
+          <w:sz w:val="16"/>
+          <w:szCs w:val="16"/>
+        </w:rPr>
+        <w:t>LEY 29571, CÓDIGO DE PROTECCIÓN Y DEFENSA DEL CONSUMIDOR</w:t>
+      </w:r>
+      <w:r>
+        <w:rPr>
+          <w:rFonts w:ascii="Arial Narrow" w:eastAsia="Arial Narrow" w:hAnsi="Arial Narrow" w:cs="Arial Narrow"/>
+          <w:b/>
+          <w:bCs/>
+          <w:sz w:val="16"/>
+          <w:szCs w:val="16"/>
+        </w:rPr>
+        <w:t xml:space="preserve">, </w:t>
+      </w:r>
+      <w:r>
+        <w:rPr>
+          <w:rFonts w:ascii="Arial Narrow" w:eastAsia="Arial Narrow" w:hAnsi="Arial Narrow" w:cs="Arial Narrow"/>
+          <w:b/>
+          <w:sz w:val="16"/>
+          <w:szCs w:val="16"/>
+        </w:rPr>
+        <w:t>publicado el 2 de setiembre de 2010 y modificado por Decreto Legislativo 1308</w:t>
+      </w:r>
+    </w:p>
+    <w:p>
+      <w:pPr>
+        <w:pStyle w:val="Textonotapie"/>
+        <w:ind w:left="567" w:hanging="567"/>
+        <w:jc w:val="both"/>
+        <w:rPr>
+          <w:rFonts w:ascii="Arial Narrow" w:eastAsia="Arial Narrow" w:hAnsi="Arial Narrow" w:cs="Arial Narrow"/>
+          <w:b/>
+          <w:bCs/>
+          <w:sz w:val="16"/>
+          <w:szCs w:val="16"/>
+        </w:rPr>
+      </w:pPr>
+      <w:r>
+        <w:rPr>
+          <w:rFonts w:ascii="Arial Narrow" w:eastAsia="Arial Narrow" w:hAnsi="Arial Narrow" w:cs="Arial Narrow"/>
+          <w:sz w:val="16"/>
+          <w:szCs w:val="16"/>
+        </w:rPr>
+        <w:tab/>
+      </w:r>
+      <w:r>
+        <w:rPr>
+          <w:rFonts w:ascii="Arial Narrow" w:eastAsia="Arial Narrow" w:hAnsi="Arial Narrow" w:cs="Arial Narrow"/>
+          <w:b/>
+          <w:bCs/>
+          <w:sz w:val="16"/>
+          <w:szCs w:val="16"/>
+        </w:rPr>
+        <w:t>Artículo 110.- Sanciones Administrativas</w:t>
+      </w:r>
+    </w:p>
+    <w:p>
+      <w:pPr>
+        <w:autoSpaceDE w:val="0"/>
+        <w:autoSpaceDN w:val="0"/>
+        <w:adjustRightInd w:val="0"/>
+        <w:spacing w:after="0" w:line="240" w:lineRule="auto"/>
+        <w:ind w:left="567"/>
+        <w:jc w:val="both"/>
+        <w:rPr>
+          <w:rFonts w:ascii="Arial Narrow" w:eastAsia="Arial Narrow" w:hAnsi="Arial Narrow" w:cs="Arial Narrow"/>
+          <w:sz w:val="16"/>
+          <w:szCs w:val="16"/>
+          <w:lang w:eastAsia="es-PE"/>
+        </w:rPr>
+      </w:pPr>
+      <w:r>
+        <w:rPr>
+          <w:rFonts w:ascii="Arial Narrow" w:eastAsia="Arial Narrow" w:hAnsi="Arial Narrow" w:cs="Arial Narrow"/>
+          <w:sz w:val="16"/>
+          <w:szCs w:val="16"/>
+          <w:lang w:eastAsia="es-PE"/>
+        </w:rPr>
+        <w:t>(…)</w:t>
+      </w:r>
+    </w:p>
+    <w:p>
+      <w:pPr>
+        <w:autoSpaceDE w:val="0"/>
+        <w:autoSpaceDN w:val="0"/>
+        <w:adjustRightInd w:val="0"/>
+        <w:spacing w:after="0" w:line="240" w:lineRule="auto"/>
+        <w:ind w:left="567"/>
+        <w:jc w:val="both"/>
+        <w:rPr>
+          <w:rFonts w:ascii="Arial Narrow" w:eastAsia="Arial Narrow" w:hAnsi="Arial Narrow" w:cs="Arial Narrow"/>
+          <w:sz w:val="16"/>
+          <w:szCs w:val="16"/>
+          <w:lang w:eastAsia="es-PE"/>
+        </w:rPr>
+      </w:pPr>
+      <w:r>
+        <w:rPr>
+          <w:rFonts w:ascii="Arial Narrow" w:eastAsia="Arial Narrow" w:hAnsi="Arial Narrow" w:cs="Arial Narrow"/>
+          <w:sz w:val="16"/>
+          <w:szCs w:val="16"/>
+          <w:lang w:eastAsia="es-PE"/>
+        </w:rPr>
+        <w:t>En el caso de las microempresas, la multa no puede superar el diez por ciento (10%) de las ventas o ingresos brutos percibidos por el infractor, relativos a todas sus actividades económicas, correspondientes al ejercicio inmediato anterior al de la expedición de la resolución de primera instancia, siempre que se haya acreditado dichos ingresos, no se encuentre en una situación de reincidencia y el caso no verse sobre la vida, salud o integridad de los consumidores. Para el caso de las pequeñas empresas, la multa no puede superar el veinte por ciento (20%) de las ventas o ingresos brutos percibidos por el infractor, conforme a los requisitos señalados anteriormente.</w:t>
+      </w:r>
+    </w:p>
+    <w:p>
+      <w:pPr>
+        <w:autoSpaceDE w:val="0"/>
+        <w:autoSpaceDN w:val="0"/>
+        <w:adjustRightInd w:val="0"/>
+        <w:spacing w:after="0" w:line="240" w:lineRule="auto"/>
+        <w:ind w:left="567"/>
+        <w:jc w:val="both"/>
+        <w:rPr>
+          <w:rFonts w:ascii="Arial Narrow" w:eastAsia="Arial Narrow" w:hAnsi="Arial Narrow" w:cs="Arial Narrow"/>
+          <w:sz w:val="16"/>
+          <w:szCs w:val="16"/>
+          <w:lang w:eastAsia="es-PE"/>
+        </w:rPr>
+      </w:pPr>
+      <w:r>
+        <w:rPr>
+          <w:rFonts w:ascii="Arial Narrow" w:eastAsia="Arial Narrow" w:hAnsi="Arial Narrow" w:cs="Arial Narrow"/>
+          <w:sz w:val="16"/>
+          <w:szCs w:val="16"/>
+          <w:lang w:eastAsia="es-PE"/>
+        </w:rPr>
+        <w:t>(…).</w:t>
+      </w:r>
+    </w:p>
+    <w:p>
+      <w:pPr>
+        <w:pStyle w:val="Textonotapie"/>
+        <w:ind w:left="567" w:hanging="567"/>
+        <w:jc w:val="both"/>
+        <w:rPr>
+          <w:rFonts w:ascii="Arial Narrow" w:eastAsia="Arial Narrow" w:hAnsi="Arial Narrow" w:cs="Arial Narrow"/>
+          <w:sz w:val="16"/>
+          <w:szCs w:val="16"/>
+        </w:rPr>
+      </w:pPr>
+    </w:p>
+  </w:footnote>
+  <w:footnote w:id="9">
+    <w:p>
+      <w:pPr>
+        <w:pStyle w:val="Textonotapie"/>
+        <w:tabs>
+          <w:tab w:val="left" w:pos="567"/>
+        </w:tabs>
+        <w:ind w:left="567" w:hanging="567"/>
+        <w:jc w:val="both"/>
+        <w:rPr>
+          <w:rFonts w:ascii="Arial Narrow" w:eastAsia="Arial Narrow" w:hAnsi="Arial Narrow" w:cs="Arial Narrow"/>
+          <w:sz w:val="16"/>
+          <w:szCs w:val="16"/>
+        </w:rPr>
+      </w:pPr>
+      <w:r>
+        <w:rPr>
+          <w:rStyle w:val="Refdenotaalpie"/>
+          <w:rFonts w:ascii="Arial Narrow" w:eastAsia="Arial Narrow" w:hAnsi="Arial Narrow" w:cs="Arial Narrow"/>
+          <w:sz w:val="16"/>
+          <w:szCs w:val="16"/>
+          <w:vertAlign w:val="superscript"/>
+        </w:rPr>
+        <w:footnoteRef/>
+      </w:r>
+      <w:r>
+        <w:rPr>
+          <w:rFonts w:ascii="Arial Narrow" w:eastAsia="Arial Narrow" w:hAnsi="Arial Narrow" w:cs="Arial Narrow"/>
+          <w:sz w:val="16"/>
+          <w:szCs w:val="16"/>
+        </w:rPr>
+        <w:tab/>
+      </w:r>
+      <w:r>
+        <w:rPr>
+          <w:rFonts w:ascii="Arial Narrow" w:eastAsia="Arial Narrow" w:hAnsi="Arial Narrow" w:cs="Arial Narrow"/>
+          <w:b/>
+          <w:bCs/>
+          <w:sz w:val="16"/>
+          <w:szCs w:val="16"/>
+        </w:rPr>
+        <w:t xml:space="preserve">DECRETO LEGISLATIVO 807, LEY SOBRE FACULTADES, NORMAS Y ORGANIZACIÓN DEL INDECOPI, publicado el 18 de abril de 1996</w:t>
+      </w:r>
+    </w:p>
+    <w:p>
+      <w:pPr>
+        <w:pStyle w:val="Textonotapie"/>
+        <w:ind w:left="567" w:hanging="567"/>
+        <w:jc w:val="both"/>
+        <w:rPr>
+          <w:rFonts w:ascii="Arial Narrow" w:eastAsia="Arial Narrow" w:hAnsi="Arial Narrow" w:cs="Arial Narrow"/>
+          <w:sz w:val="16"/>
+          <w:szCs w:val="16"/>
+        </w:rPr>
+      </w:pPr>
+      <w:r>
+        <w:rPr>
+          <w:rFonts w:ascii="Arial Narrow" w:eastAsia="Arial Narrow" w:hAnsi="Arial Narrow" w:cs="Arial Narrow"/>
+          <w:sz w:val="16"/>
+          <w:szCs w:val="16"/>
+        </w:rPr>
+        <w:tab/>
+      </w:r>
+      <w:r>
+        <w:rPr>
+          <w:rFonts w:ascii="Arial Narrow" w:eastAsia="Arial Narrow" w:hAnsi="Arial Narrow" w:cs="Arial Narrow"/>
+          <w:b/>
+          <w:bCs/>
+          <w:sz w:val="16"/>
+          <w:szCs w:val="16"/>
+        </w:rPr>
+        <w:t xml:space="preserve">Artículo 26.-</w:t>
+      </w:r>
+      <w:r>
+        <w:rPr>
+          <w:rFonts w:ascii="Arial Narrow" w:eastAsia="Arial Narrow" w:hAnsi="Arial Narrow" w:cs="Arial Narrow"/>
+          <w:sz w:val="16"/>
+          <w:szCs w:val="16"/>
+        </w:rPr>
+        <w:t xml:space="preserve"> Una vez admitida a trámite la denuncia, se correrá traslado de la misma al denunciado, a fin de que éste presente su descargo. El plazo para la presentación del descargo será de cinco (5) días contados desde la notificación, vencido el cual, el Secretario Técnico declarará en rebeldía al denunciado que no lo hubiera presentado.</w:t>
+      </w:r>
+    </w:p>
+    <w:p>
+      <w:pPr>
+        <w:pStyle w:val="Textonotapie"/>
+        <w:ind w:left="567" w:hanging="567"/>
+        <w:jc w:val="both"/>
+        <w:rPr>
+          <w:rFonts w:ascii="Arial Narrow" w:eastAsia="Arial Narrow" w:hAnsi="Arial Narrow" w:cs="Arial Narrow"/>
+          <w:sz w:val="16"/>
+          <w:szCs w:val="16"/>
+        </w:rPr>
+      </w:pPr>
+    </w:p>
+  </w:footnote>
+  <w:footnote w:id="10">
+    <w:p>
+      <w:pPr>
+        <w:pStyle w:val="Textonotapie"/>
+        <w:tabs>
+          <w:tab w:val="left" w:pos="567"/>
+        </w:tabs>
+        <w:ind w:left="567" w:hanging="567"/>
+        <w:jc w:val="both"/>
+        <w:rPr>
+          <w:rFonts w:ascii="Arial Narrow" w:eastAsia="Arial Narrow" w:hAnsi="Arial Narrow" w:cs="Arial Narrow"/>
+          <w:sz w:val="16"/>
+          <w:szCs w:val="16"/>
+        </w:rPr>
+      </w:pPr>
+      <w:r>
+        <w:rPr>
+          <w:rStyle w:val="Refdenotaalpie"/>
+          <w:rFonts w:ascii="Arial Narrow" w:eastAsia="Arial Narrow" w:hAnsi="Arial Narrow" w:cs="Arial Narrow"/>
+          <w:sz w:val="16"/>
+          <w:szCs w:val="16"/>
+          <w:vertAlign w:val="superscript"/>
+        </w:rPr>
+        <w:footnoteRef/>
+      </w:r>
+      <w:r>
+        <w:rPr>
+          <w:rFonts w:ascii="Arial Narrow" w:eastAsia="Arial Narrow" w:hAnsi="Arial Narrow" w:cs="Arial Narrow"/>
+          <w:sz w:val="16"/>
+          <w:szCs w:val="16"/>
+        </w:rPr>
+        <w:tab/>
+      </w:r>
+      <w:r>
+        <w:rPr>
+          <w:rFonts w:ascii="Arial Narrow" w:eastAsia="Arial Narrow" w:hAnsi="Arial Narrow" w:cs="Arial Narrow"/>
+          <w:b/>
+          <w:bCs/>
+          <w:sz w:val="16"/>
+          <w:szCs w:val="16"/>
+        </w:rPr>
+        <w:t xml:space="preserve">DECRETO SUPREMO 006-2026-JUS, TEXTO ÚNICO ORDENADO DE LA LEY 27444, LEY DEL PROCEDIMIENTO ADMINISTRATIVO GENERAL, publicado el 30 de abril de 2026</w:t>
+      </w:r>
+    </w:p>
+    <w:p>
+      <w:pPr>
+        <w:pStyle w:val="Textonotapie"/>
+        <w:ind w:left="567" w:hanging="567"/>
+        <w:jc w:val="both"/>
+        <w:rPr>
+          <w:rFonts w:ascii="Arial Narrow" w:eastAsia="Arial Narrow" w:hAnsi="Arial Narrow" w:cs="Arial Narrow"/>
+          <w:sz w:val="16"/>
+          <w:szCs w:val="16"/>
+        </w:rPr>
+      </w:pPr>
+      <w:r>
+        <w:rPr>
+          <w:rFonts w:ascii="Arial Narrow" w:eastAsia="Arial Narrow" w:hAnsi="Arial Narrow" w:cs="Arial Narrow"/>
+          <w:sz w:val="16"/>
+          <w:szCs w:val="16"/>
+        </w:rPr>
+        <w:tab/>
+      </w:r>
+      <w:r>
+        <w:rPr>
+          <w:rFonts w:ascii="Arial Narrow" w:eastAsia="Arial Narrow" w:hAnsi="Arial Narrow" w:cs="Arial Narrow"/>
+          <w:b/>
+          <w:bCs/>
+          <w:sz w:val="16"/>
+          <w:szCs w:val="16"/>
+        </w:rPr>
+        <w:t xml:space="preserve">Artículo 223.- Contestación de la reclamación</w:t>
+      </w:r>
+    </w:p>
+    <w:p>
+      <w:pPr>
+        <w:pStyle w:val="Textonotapie"/>
+        <w:ind w:left="567" w:hanging="567"/>
+        <w:jc w:val="both"/>
+        <w:rPr>
+          <w:rFonts w:ascii="Arial Narrow" w:eastAsia="Arial Narrow" w:hAnsi="Arial Narrow" w:cs="Arial Narrow"/>
+          <w:sz w:val="16"/>
+          <w:szCs w:val="16"/>
+        </w:rPr>
+      </w:pPr>
+      <w:r>
+        <w:rPr>
+          <w:rFonts w:ascii="Arial Narrow" w:eastAsia="Arial Narrow" w:hAnsi="Arial Narrow" w:cs="Arial Narrow"/>
+          <w:sz w:val="16"/>
+          <w:szCs w:val="16"/>
+        </w:rPr>
+        <w:tab/>
+      </w:r>
+      <w:r>
+        <w:rPr>
+          <w:rFonts w:ascii="Arial Narrow" w:eastAsia="Arial Narrow" w:hAnsi="Arial Narrow" w:cs="Arial Narrow"/>
+          <w:sz w:val="16"/>
+          <w:szCs w:val="16"/>
+        </w:rPr>
+        <w:t xml:space="preserve">223.1 El reclamado deberá presentar la contestación de la reclamación dentro de los quince (15) días posteriores a la notificación de ésta; vencido este plazo, la Administración declarará en rebeldía al reclamado que no la hubiera presentado. La contestación deberá contener los requisitos de los escritos previstos en el artículo 113 de la presente Ley, así como la absolución de todos los asuntos controvertidos de hecho y de derecho, Las alegaciones y los hechos relevantes de la reclamación, salvo que hayan sido específicamente negadas en la contestación, se tendrán por aceptadas o merituadas como ciertas.</w:t>
+      </w:r>
+    </w:p>
+    <w:p>
+      <w:pPr>
+        <w:pStyle w:val="Textonotapie"/>
+        <w:ind w:left="567" w:hanging="567"/>
+        <w:jc w:val="both"/>
+        <w:rPr>
+          <w:rFonts w:ascii="Arial Narrow" w:eastAsia="Arial Narrow" w:hAnsi="Arial Narrow" w:cs="Arial Narrow"/>
+          <w:sz w:val="16"/>
+          <w:szCs w:val="16"/>
+        </w:rPr>
+      </w:pPr>
+    </w:p>
+  </w:footnote>
+  <w:footnote w:id="11">
+    <w:p>
+      <w:pPr>
+        <w:tabs>
+          <w:tab w:val="left" w:pos="567"/>
+        </w:tabs>
+        <w:spacing w:after="0" w:line="240" w:lineRule="auto"/>
+        <w:ind w:left="567" w:hanging="567"/>
+        <w:jc w:val="both"/>
+        <w:rPr>
+          <w:rFonts w:ascii="Arial Narrow" w:eastAsia="Arial Narrow" w:hAnsi="Arial Narrow" w:cs="Arial Narrow"/>
+          <w:sz w:val="16"/>
+          <w:szCs w:val="16"/>
+        </w:rPr>
+      </w:pPr>
+      <w:r>
+        <w:rPr>
+          <w:rStyle w:val="Refdenotaalpie"/>
+          <w:rFonts w:ascii="Arial Narrow" w:eastAsia="Arial Narrow" w:hAnsi="Arial Narrow" w:cs="Arial Narrow"/>
+          <w:sz w:val="16"/>
+          <w:szCs w:val="16"/>
+          <w:vertAlign w:val="superscript"/>
+        </w:rPr>
+        <w:footnoteRef/>
+      </w:r>
+      <w:r>
+        <w:rPr>
+          <w:rFonts w:ascii="Arial Narrow" w:eastAsia="Arial Narrow" w:hAnsi="Arial Narrow" w:cs="Arial Narrow"/>
+          <w:sz w:val="16"/>
+          <w:szCs w:val="16"/>
+          <w:vertAlign w:val="superscript"/>
+        </w:rPr>
+        <w:tab/>
+        <w:t xml:space="preserve"/>
+      </w:r>
+      <w:r>
+        <w:rPr>
+          <w:rFonts w:ascii="Arial Narrow" w:eastAsia="Arial Narrow" w:hAnsi="Arial Narrow" w:cs="Arial Narrow"/>
+          <w:sz w:val="16"/>
+          <w:szCs w:val="16"/>
+        </w:rPr>
+        <w:t xml:space="preserve"> </w:t>
+      </w:r>
+      <w:r>
+        <w:rPr>
+          <w:rFonts w:ascii="Arial Narrow" w:eastAsia="Arial Narrow" w:hAnsi="Arial Narrow" w:cs="Arial Narrow"/>
+          <w:sz w:val="16"/>
+          <w:szCs w:val="16"/>
+        </w:rPr>
+        <w:tab/>
+      </w:r>
+      <w:r>
+        <w:rPr>
+          <w:rFonts w:ascii="Arial Narrow" w:eastAsia="Arial Narrow" w:hAnsi="Arial Narrow" w:cs="Arial Narrow"/>
+          <w:b/>
+          <w:sz w:val="16"/>
+          <w:szCs w:val="16"/>
+        </w:rPr>
+        <w:t>LEY 29571, CÓDIGO DE PROTECCIÓN Y DEFENSA DEL CONSUMIDOR</w:t>
+      </w:r>
+      <w:r>
+        <w:rPr>
+          <w:rFonts w:ascii="Arial Narrow" w:eastAsia="Arial Narrow" w:hAnsi="Arial Narrow" w:cs="Arial Narrow"/>
+          <w:b/>
+          <w:bCs/>
+          <w:sz w:val="16"/>
+          <w:szCs w:val="16"/>
+        </w:rPr>
+        <w:t xml:space="preserve">, </w:t>
+      </w:r>
+      <w:r>
+        <w:rPr>
+          <w:rFonts w:ascii="Arial Narrow" w:eastAsia="Arial Narrow" w:hAnsi="Arial Narrow" w:cs="Arial Narrow"/>
+          <w:b/>
+          <w:sz w:val="16"/>
+          <w:szCs w:val="16"/>
+        </w:rPr>
+        <w:t>publicado el 2 de setiembre de 2010 y modificado por Decreto Legislativo 1308</w:t>
+      </w:r>
+    </w:p>
+    <w:p>
+      <w:pPr>
+        <w:spacing w:after="0" w:line="240" w:lineRule="auto"/>
+        <w:ind w:left="567" w:hanging="567"/>
+        <w:jc w:val="both"/>
+        <w:rPr>
+          <w:rFonts w:ascii="Arial Narrow" w:eastAsia="Arial Narrow" w:hAnsi="Arial Narrow" w:cs="Arial Narrow"/>
+          <w:b/>
+          <w:sz w:val="16"/>
+          <w:szCs w:val="16"/>
+        </w:rPr>
+      </w:pPr>
+      <w:r>
+        <w:rPr>
+          <w:rFonts w:ascii="Arial Narrow" w:eastAsia="Arial Narrow" w:hAnsi="Arial Narrow" w:cs="Arial Narrow"/>
+          <w:b/>
+          <w:sz w:val="16"/>
+          <w:szCs w:val="16"/>
+        </w:rPr>
+        <w:tab/>
+        <w:t>Artículo 110.- Sanciones administrativas</w:t>
+      </w:r>
+    </w:p>
+    <w:p>
+      <w:pPr>
+        <w:spacing w:after="0" w:line="240" w:lineRule="auto"/>
+        <w:ind w:left="567"/>
+        <w:jc w:val="both"/>
+        <w:rPr>
+          <w:rFonts w:ascii="Arial Narrow" w:eastAsia="Arial Narrow" w:hAnsi="Arial Narrow" w:cs="Arial Narrow"/>
+          <w:sz w:val="16"/>
+          <w:szCs w:val="16"/>
+        </w:rPr>
+      </w:pPr>
+      <w:r>
+        <w:rPr>
+          <w:rFonts w:ascii="Arial Narrow" w:eastAsia="Arial Narrow" w:hAnsi="Arial Narrow" w:cs="Arial Narrow"/>
+          <w:sz w:val="16"/>
+          <w:szCs w:val="16"/>
+        </w:rPr>
+        <w:t>El órgano resolutivo puede sancionar las infracciones administrativas a que se refiere el artículo 108 con amonestación y multas de hasta cuatrocientos cincuenta (450) Unidades Impositivas Tributarias (UIT), las cuales son calificadas de la siguiente manera:</w:t>
+      </w:r>
+    </w:p>
+    <w:p>
+      <w:pPr>
+        <w:numPr>
+          <w:ilvl w:val="0"/>
+          <w:numId w:val="2"/>
+        </w:numPr>
+        <w:spacing w:after="0" w:line="240" w:lineRule="auto"/>
+        <w:ind w:left="426" w:firstLine="141"/>
+        <w:jc w:val="both"/>
+        <w:rPr>
+          <w:rFonts w:ascii="Arial Narrow" w:eastAsia="Arial Narrow" w:hAnsi="Arial Narrow" w:cs="Arial Narrow"/>
+          <w:sz w:val="16"/>
+          <w:szCs w:val="16"/>
+        </w:rPr>
+      </w:pPr>
+      <w:r>
+        <w:rPr>
+          <w:rFonts w:ascii="Arial Narrow" w:eastAsia="Arial Narrow" w:hAnsi="Arial Narrow" w:cs="Arial Narrow"/>
+          <w:sz w:val="16"/>
+          <w:szCs w:val="16"/>
+        </w:rPr>
+        <w:t>Infracciones leves, con una amonestación o con una multa de hasta cincuenta (50) UIT.</w:t>
+      </w:r>
+    </w:p>
+    <w:p>
+      <w:pPr>
+        <w:numPr>
+          <w:ilvl w:val="0"/>
+          <w:numId w:val="2"/>
+        </w:numPr>
+        <w:spacing w:after="0" w:line="240" w:lineRule="auto"/>
+        <w:ind w:left="426" w:firstLine="141"/>
+        <w:jc w:val="both"/>
+        <w:rPr>
+          <w:rFonts w:ascii="Arial Narrow" w:eastAsia="Arial Narrow" w:hAnsi="Arial Narrow" w:cs="Arial Narrow"/>
+          <w:sz w:val="16"/>
+          <w:szCs w:val="16"/>
+        </w:rPr>
+      </w:pPr>
+      <w:r>
+        <w:rPr>
+          <w:rFonts w:ascii="Arial Narrow" w:eastAsia="Arial Narrow" w:hAnsi="Arial Narrow" w:cs="Arial Narrow"/>
+          <w:sz w:val="16"/>
+          <w:szCs w:val="16"/>
+        </w:rPr>
+        <w:t>Infracciones graves, con una multa de hasta ciento cincuenta (150) UIT.</w:t>
+      </w:r>
+    </w:p>
+    <w:p>
+      <w:pPr>
+        <w:numPr>
+          <w:ilvl w:val="0"/>
+          <w:numId w:val="2"/>
+        </w:numPr>
+        <w:spacing w:after="0" w:line="240" w:lineRule="auto"/>
+        <w:ind w:left="426" w:firstLine="141"/>
+        <w:jc w:val="both"/>
+        <w:rPr>
+          <w:rFonts w:ascii="Arial Narrow" w:eastAsia="Arial Narrow" w:hAnsi="Arial Narrow" w:cs="Arial Narrow"/>
+          <w:sz w:val="16"/>
+          <w:szCs w:val="16"/>
+        </w:rPr>
+      </w:pPr>
+      <w:r>
+        <w:rPr>
+          <w:rFonts w:ascii="Arial Narrow" w:eastAsia="Arial Narrow" w:hAnsi="Arial Narrow" w:cs="Arial Narrow"/>
+          <w:sz w:val="16"/>
+          <w:szCs w:val="16"/>
+        </w:rPr>
+        <w:t>Infracciones muy graves, con una multa de hasta cuatrocientos cincuenta (450) UIT.</w:t>
+      </w:r>
+    </w:p>
+    <w:p>
+      <w:pPr>
+        <w:spacing w:after="0" w:line="240" w:lineRule="auto"/>
+        <w:ind w:left="567"/>
+        <w:jc w:val="both"/>
+        <w:rPr>
+          <w:rFonts w:ascii="Arial Narrow" w:eastAsia="Arial Narrow" w:hAnsi="Arial Narrow" w:cs="Arial Narrow"/>
+          <w:sz w:val="16"/>
+          <w:szCs w:val="16"/>
+        </w:rPr>
+      </w:pPr>
+      <w:r>
+        <w:rPr>
+          <w:rFonts w:ascii="Arial Narrow" w:eastAsia="Arial Narrow" w:hAnsi="Arial Narrow" w:cs="Arial Narrow"/>
+          <w:sz w:val="16"/>
+          <w:szCs w:val="16"/>
+        </w:rPr>
+        <w:t>(…).</w:t>
+      </w:r>
+    </w:p>
+    <w:p>
+      <w:pPr>
+        <w:spacing w:after="0" w:line="240" w:lineRule="auto"/>
+        <w:ind w:left="567" w:hanging="567"/>
+        <w:jc w:val="both"/>
+        <w:rPr>
+          <w:rFonts w:ascii="Arial Narrow" w:eastAsia="Arial Narrow" w:hAnsi="Arial Narrow" w:cs="Arial Narrow"/>
+          <w:sz w:val="16"/>
+          <w:szCs w:val="16"/>
+        </w:rPr>
+      </w:pPr>
+    </w:p>
+  </w:footnote>
+  <w:footnote w:id="12">
     <w:p>
       <w:pPr>
         <w:pStyle w:val="Textonotapie"/>
@@ -10375,39 +11166,56 @@
         <w:jc w:val="both"/>
         <w:rPr>
           <w:rFonts w:ascii="Arial Narrow" w:eastAsia="Arial Narrow" w:hAnsi="Arial Narrow" w:cs="Arial Narrow"/>
-          <w:sz w:val="16"/>
-          <w:szCs w:val="16"/>
-        </w:rPr>
-      </w:pPr>
-      <w:r>
-        <w:rPr>
-          <w:rFonts w:ascii="Arial Narrow" w:eastAsia="Arial Narrow" w:hAnsi="Arial Narrow" w:cs="Arial Narrow"/>
-          <w:sz w:val="16"/>
-          <w:szCs w:val="16"/>
-        </w:rPr>
-        <w:t xml:space="preserve">. </w:t>
-      </w:r>
-    </w:p>
-    <w:p>
-      <w:pPr>
-        <w:pStyle w:val="Textonotapie"/>
+          <w:b/>
+          <w:bCs/>
+          <w:sz w:val="16"/>
+          <w:szCs w:val="16"/>
+        </w:rPr>
+      </w:pPr>
+      <w:r>
+        <w:rPr>
+          <w:rStyle w:val="Refdenotaalpie"/>
+          <w:rFonts w:ascii="Arial Narrow" w:eastAsia="Arial Narrow" w:hAnsi="Arial Narrow" w:cs="Arial Narrow"/>
+          <w:sz w:val="16"/>
+          <w:szCs w:val="16"/>
+          <w:vertAlign w:val="superscript"/>
+        </w:rPr>
+        <w:footnoteRef/>
+      </w:r>
+      <w:r>
+        <w:rPr>
+          <w:rFonts w:ascii="Arial Narrow" w:eastAsia="Arial Narrow" w:hAnsi="Arial Narrow" w:cs="Arial Narrow"/>
+          <w:sz w:val="16"/>
+          <w:szCs w:val="16"/>
+        </w:rPr>
+        <w:tab/>
+        <w:t xml:space="preserve"/>
+      </w:r>
+      <w:r>
+        <w:rPr>
+          <w:rFonts w:ascii="Arial Narrow" w:eastAsia="Arial Narrow" w:hAnsi="Arial Narrow" w:cs="Arial Narrow"/>
+          <w:sz w:val="16"/>
+          <w:szCs w:val="16"/>
+        </w:rPr>
+        <w:tab/>
+      </w:r>
+      <w:r>
+        <w:rPr>
+          <w:rFonts w:ascii="Arial Narrow" w:eastAsia="Arial Narrow" w:hAnsi="Arial Narrow" w:cs="Arial Narrow"/>
+          <w:b/>
+          <w:bCs/>
+          <w:sz w:val="16"/>
+          <w:szCs w:val="16"/>
+        </w:rPr>
+        <w:t xml:space="preserve">LEY 29571, CÓDIGO DE PROTECCIÓN Y DEFENSA DEL CONSUMIDOR, publicado el 2 de setiembre de 2010 y modificado por Decreto Legislativo 1308 </w:t>
+      </w:r>
+    </w:p>
+    <w:p>
+      <w:pPr>
         <w:tabs>
           <w:tab w:val="left" w:pos="567"/>
         </w:tabs>
-        <w:ind w:left="567" w:right="-1" w:hanging="567"/>
-        <w:jc w:val="both"/>
-        <w:rPr>
-          <w:rFonts w:ascii="Arial Narrow" w:eastAsia="Arial Narrow" w:hAnsi="Arial Narrow" w:cs="Arial Narrow"/>
-          <w:sz w:val="16"/>
-          <w:szCs w:val="16"/>
-        </w:rPr>
-      </w:pPr>
-    </w:p>
-  </w:footnote>
-  <w:footnote w:id="7">
-    <w:p>
-      <w:pPr>
-        <w:pStyle w:val="Textonotapie"/>
+        <w:spacing w:after="0" w:line="240" w:lineRule="auto"/>
         <w:ind w:left="567" w:hanging="567"/>
         <w:jc w:val="both"/>
         <w:rPr>
@@ -10418,715 +11226,12 @@
       </w:pPr>
       <w:r>
         <w:rPr>
-          <w:rStyle w:val="Refdenotaalpie"/>
-          <w:rFonts w:ascii="Arial Narrow" w:eastAsia="Arial Narrow" w:hAnsi="Arial Narrow" w:cs="Arial Narrow"/>
-          <w:sz w:val="16"/>
-          <w:szCs w:val="16"/>
-          <w:vertAlign w:val="superscript"/>
-        </w:rPr>
-        <w:footnoteRef/>
-      </w:r>
-      <w:r>
-        <w:rPr>
-          <w:rFonts w:ascii="Arial Narrow" w:eastAsia="Arial Narrow" w:hAnsi="Arial Narrow" w:cs="Arial Narrow"/>
-          <w:sz w:val="16"/>
-          <w:szCs w:val="16"/>
-        </w:rPr>
-        <w:t xml:space="preserve"> </w:t>
-      </w:r>
-      <w:r>
-        <w:rPr>
           <w:rFonts w:ascii="Arial Narrow" w:eastAsia="Arial Narrow" w:hAnsi="Arial Narrow" w:cs="Arial Narrow"/>
           <w:sz w:val="16"/>
           <w:szCs w:val="16"/>
         </w:rPr>
         <w:tab/>
-        <w:t xml:space="preserve">El número de trabajadores se atenderá siempre que la empresa haya sido constituida antes de la vigencia de la Ley </w:t>
-      </w:r>
-      <w:proofErr w:type="spellStart"/>
-      <w:r>
-        <w:rPr>
-          <w:rFonts w:ascii="Arial Narrow" w:eastAsia="Arial Narrow" w:hAnsi="Arial Narrow" w:cs="Arial Narrow"/>
-          <w:sz w:val="16"/>
-          <w:szCs w:val="16"/>
-        </w:rPr>
-        <w:t/>
-      </w:r>
-      <w:proofErr w:type="spellEnd"/>
-      <w:r>
-        <w:rPr>
-          <w:rFonts w:ascii="Arial Narrow" w:eastAsia="Arial Narrow" w:hAnsi="Arial Narrow" w:cs="Arial Narrow"/>
-          <w:sz w:val="16"/>
-          <w:szCs w:val="16"/>
-        </w:rPr>
-        <w:t xml:space="preserve"> 30056, publicada el 2 de julio de 2013, que modificó el artículo 5 del Texto Único Ordenado de la Ley de Promoción de la Competitividad, Formalización y Desarrollo de la Micro y Pequeña Empresa y de Acceso al Empleo Decente (LEY MYPE). Ello, en la medida que la Tercera Disposición Complementaria Transitoria de la norma modificatoria precisa que las empresas constituidas antes de la entrada en vigencia de dicha Ley se rigen por los requisitos de acogimiento al régimen de las micro y pequeñas empresas regulados en el Decreto Legislativo 1086.</w:t>
-      </w:r>
-    </w:p>
-    <w:p>
-      <w:pPr>
-        <w:pStyle w:val="Textonotapie"/>
-        <w:ind w:left="567" w:hanging="567"/>
-        <w:jc w:val="both"/>
-        <w:rPr>
-          <w:rFonts w:ascii="Arial Narrow" w:eastAsia="Arial Narrow" w:hAnsi="Arial Narrow" w:cs="Arial Narrow"/>
-          <w:sz w:val="16"/>
-          <w:szCs w:val="16"/>
-        </w:rPr>
-      </w:pPr>
-    </w:p>
-  </w:footnote>
-  <w:footnote w:id="8">
-    <w:p>
-      <w:pPr>
-        <w:pStyle w:val="Textonotapie"/>
-        <w:ind w:left="567" w:hanging="567"/>
-        <w:jc w:val="both"/>
-        <w:rPr>
-          <w:rFonts w:ascii="Arial Narrow" w:eastAsia="Arial Narrow" w:hAnsi="Arial Narrow" w:cs="Arial Narrow"/>
-          <w:sz w:val="16"/>
-          <w:szCs w:val="16"/>
-        </w:rPr>
-      </w:pPr>
-      <w:r>
-        <w:rPr>
-          <w:rStyle w:val="Refdenotaalpie"/>
-          <w:rFonts w:ascii="Arial Narrow" w:eastAsia="Arial Narrow" w:hAnsi="Arial Narrow" w:cs="Arial Narrow"/>
-          <w:sz w:val="16"/>
-          <w:szCs w:val="16"/>
-          <w:vertAlign w:val="superscript"/>
-        </w:rPr>
-        <w:footnoteRef/>
-      </w:r>
-      <w:r>
-        <w:rPr>
-          <w:rFonts w:ascii="Arial Narrow" w:eastAsia="Arial Narrow" w:hAnsi="Arial Narrow" w:cs="Arial Narrow"/>
-          <w:sz w:val="16"/>
-          <w:szCs w:val="16"/>
-        </w:rPr>
-        <w:t xml:space="preserve"> </w:t>
-      </w:r>
-      <w:r>
-        <w:rPr>
-          <w:rFonts w:ascii="Arial Narrow" w:eastAsia="Arial Narrow" w:hAnsi="Arial Narrow" w:cs="Arial Narrow"/>
-          <w:sz w:val="16"/>
-          <w:szCs w:val="16"/>
-        </w:rPr>
-        <w:tab/>
-      </w:r>
-      <w:r>
-        <w:rPr>
-          <w:rFonts w:ascii="Arial Narrow" w:eastAsia="Arial Narrow" w:hAnsi="Arial Narrow" w:cs="Arial Narrow"/>
-          <w:b/>
-          <w:sz w:val="16"/>
-          <w:szCs w:val="16"/>
-        </w:rPr>
-        <w:t>LEY 29571, CÓDIGO DE PROTECCIÓN Y DEFENSA DEL CONSUMIDOR</w:t>
-      </w:r>
-      <w:r>
-        <w:rPr>
-          <w:rFonts w:ascii="Arial Narrow" w:eastAsia="Arial Narrow" w:hAnsi="Arial Narrow" w:cs="Arial Narrow"/>
-          <w:b/>
-          <w:bCs/>
-          <w:sz w:val="16"/>
-          <w:szCs w:val="16"/>
-        </w:rPr>
-        <w:t xml:space="preserve">, </w:t>
-      </w:r>
-      <w:r>
-        <w:rPr>
-          <w:rFonts w:ascii="Arial Narrow" w:eastAsia="Arial Narrow" w:hAnsi="Arial Narrow" w:cs="Arial Narrow"/>
-          <w:b/>
-          <w:sz w:val="16"/>
-          <w:szCs w:val="16"/>
-        </w:rPr>
-        <w:t>publicado el 2 de setiembre de 2010 y modificado por Decreto Legislativo 1308</w:t>
-      </w:r>
-    </w:p>
-    <w:p>
-      <w:pPr>
-        <w:pStyle w:val="Textonotapie"/>
-        <w:ind w:left="567" w:hanging="567"/>
-        <w:jc w:val="both"/>
-        <w:rPr>
-          <w:rFonts w:ascii="Arial Narrow" w:eastAsia="Arial Narrow" w:hAnsi="Arial Narrow" w:cs="Arial Narrow"/>
-          <w:b/>
-          <w:bCs/>
-          <w:sz w:val="16"/>
-          <w:szCs w:val="16"/>
-        </w:rPr>
-      </w:pPr>
-      <w:r>
-        <w:rPr>
-          <w:rFonts w:ascii="Arial Narrow" w:eastAsia="Arial Narrow" w:hAnsi="Arial Narrow" w:cs="Arial Narrow"/>
-          <w:sz w:val="16"/>
-          <w:szCs w:val="16"/>
-        </w:rPr>
-        <w:tab/>
-      </w:r>
-      <w:r>
-        <w:rPr>
-          <w:rFonts w:ascii="Arial Narrow" w:eastAsia="Arial Narrow" w:hAnsi="Arial Narrow" w:cs="Arial Narrow"/>
-          <w:b/>
-          <w:bCs/>
-          <w:sz w:val="16"/>
-          <w:szCs w:val="16"/>
-        </w:rPr>
-        <w:t>Artículo 110.- Sanciones Administrativas</w:t>
-      </w:r>
-    </w:p>
-    <w:p>
-      <w:pPr>
-        <w:autoSpaceDE w:val="0"/>
-        <w:autoSpaceDN w:val="0"/>
-        <w:adjustRightInd w:val="0"/>
-        <w:spacing w:after="0" w:line="240" w:lineRule="auto"/>
-        <w:ind w:left="567"/>
-        <w:jc w:val="both"/>
-        <w:rPr>
-          <w:rFonts w:ascii="Arial Narrow" w:eastAsia="Arial Narrow" w:hAnsi="Arial Narrow" w:cs="Arial Narrow"/>
-          <w:sz w:val="16"/>
-          <w:szCs w:val="16"/>
-          <w:lang w:eastAsia="es-PE"/>
-        </w:rPr>
-      </w:pPr>
-      <w:r>
-        <w:rPr>
-          <w:rFonts w:ascii="Arial Narrow" w:eastAsia="Arial Narrow" w:hAnsi="Arial Narrow" w:cs="Arial Narrow"/>
-          <w:sz w:val="16"/>
-          <w:szCs w:val="16"/>
-          <w:lang w:eastAsia="es-PE"/>
-        </w:rPr>
-        <w:t>(…)</w:t>
-      </w:r>
-    </w:p>
-    <w:p>
-      <w:pPr>
-        <w:autoSpaceDE w:val="0"/>
-        <w:autoSpaceDN w:val="0"/>
-        <w:adjustRightInd w:val="0"/>
-        <w:spacing w:after="0" w:line="240" w:lineRule="auto"/>
-        <w:ind w:left="567"/>
-        <w:jc w:val="both"/>
-        <w:rPr>
-          <w:rFonts w:ascii="Arial Narrow" w:eastAsia="Arial Narrow" w:hAnsi="Arial Narrow" w:cs="Arial Narrow"/>
-          <w:sz w:val="16"/>
-          <w:szCs w:val="16"/>
-          <w:lang w:eastAsia="es-PE"/>
-        </w:rPr>
-      </w:pPr>
-      <w:r>
-        <w:rPr>
-          <w:rFonts w:ascii="Arial Narrow" w:eastAsia="Arial Narrow" w:hAnsi="Arial Narrow" w:cs="Arial Narrow"/>
-          <w:sz w:val="16"/>
-          <w:szCs w:val="16"/>
-          <w:lang w:eastAsia="es-PE"/>
-        </w:rPr>
-        <w:t>En el caso de las microempresas, la multa no puede superar el diez por ciento (10%) de las ventas o ingresos brutos percibidos por el infractor, relativos a todas sus actividades económicas, correspondientes al ejercicio inmediato anterior al de la expedición de la resolución de primera instancia, siempre que se haya acreditado dichos ingresos, no se encuentre en una situación de reincidencia y el caso no verse sobre la vida, salud o integridad de los consumidores. Para el caso de las pequeñas empresas, la multa no puede superar el veinte por ciento (20%) de las ventas o ingresos brutos percibidos por el infractor, conforme a los requisitos señalados anteriormente.</w:t>
-      </w:r>
-    </w:p>
-    <w:p>
-      <w:pPr>
-        <w:autoSpaceDE w:val="0"/>
-        <w:autoSpaceDN w:val="0"/>
-        <w:adjustRightInd w:val="0"/>
-        <w:spacing w:after="0" w:line="240" w:lineRule="auto"/>
-        <w:ind w:left="567"/>
-        <w:jc w:val="both"/>
-        <w:rPr>
-          <w:rFonts w:ascii="Arial Narrow" w:eastAsia="Arial Narrow" w:hAnsi="Arial Narrow" w:cs="Arial Narrow"/>
-          <w:sz w:val="16"/>
-          <w:szCs w:val="16"/>
-          <w:lang w:eastAsia="es-PE"/>
-        </w:rPr>
-      </w:pPr>
-      <w:r>
-        <w:rPr>
-          <w:rFonts w:ascii="Arial Narrow" w:eastAsia="Arial Narrow" w:hAnsi="Arial Narrow" w:cs="Arial Narrow"/>
-          <w:sz w:val="16"/>
-          <w:szCs w:val="16"/>
-          <w:lang w:eastAsia="es-PE"/>
-        </w:rPr>
-        <w:t>(…).</w:t>
-      </w:r>
-    </w:p>
-    <w:p>
-      <w:pPr>
-        <w:pStyle w:val="Textonotapie"/>
-        <w:ind w:left="567" w:hanging="567"/>
-        <w:jc w:val="both"/>
-        <w:rPr>
-          <w:rFonts w:ascii="Arial Narrow" w:eastAsia="Arial Narrow" w:hAnsi="Arial Narrow" w:cs="Arial Narrow"/>
-          <w:sz w:val="16"/>
-          <w:szCs w:val="16"/>
-        </w:rPr>
-      </w:pPr>
-    </w:p>
-  </w:footnote>
-  <w:footnote w:id="14">
-    <w:p>
-      <w:pPr>
-        <w:pStyle w:val="Textonotapie"/>
-        <w:ind w:left="567" w:hanging="567"/>
-        <w:jc w:val="both"/>
-        <w:rPr>
-          <w:rFonts w:ascii="Arial Narrow" w:eastAsia="Arial Narrow" w:hAnsi="Arial Narrow" w:cs="Arial Narrow"/>
-          <w:sz w:val="16"/>
-          <w:szCs w:val="16"/>
-        </w:rPr>
-      </w:pPr>
-      <w:r>
-        <w:rPr>
-          <w:rStyle w:val="Refdenotaalpie"/>
-          <w:rFonts w:ascii="Arial Narrow" w:eastAsia="Arial Narrow" w:hAnsi="Arial Narrow" w:cs="Arial Narrow"/>
-          <w:sz w:val="16"/>
-          <w:szCs w:val="16"/>
-          <w:vertAlign w:val="superscript"/>
-        </w:rPr>
-        <w:footnoteRef/>
-      </w:r>
-      <w:r>
-        <w:rPr>
-          <w:rFonts w:ascii="Arial Narrow" w:eastAsia="Arial Narrow" w:hAnsi="Arial Narrow" w:cs="Arial Narrow"/>
-          <w:sz w:val="16"/>
-          <w:szCs w:val="16"/>
-        </w:rPr>
-        <w:tab/>
-      </w:r>
-      <w:r>
-        <w:rPr>
-          <w:rFonts w:ascii="Arial Narrow" w:eastAsia="Arial Narrow" w:hAnsi="Arial Narrow" w:cs="Arial Narrow"/>
-          <w:b/>
-          <w:bCs/>
-          <w:sz w:val="16"/>
-          <w:szCs w:val="16"/>
-        </w:rPr>
-        <w:t xml:space="preserve">DECRETO LEGISLATIVO 807, LEY SOBRE FACULTADES, NORMAS Y ORGANIZACIÓN DEL INDECOPI, publicado el 18 de abril de 1996</w:t>
-      </w:r>
-    </w:p>
-    <w:p>
-      <w:pPr>
-        <w:pStyle w:val="Textonotapie"/>
-        <w:ind w:left="567" w:hanging="567"/>
-        <w:jc w:val="both"/>
-        <w:rPr>
-          <w:rFonts w:ascii="Arial Narrow" w:eastAsia="Arial Narrow" w:hAnsi="Arial Narrow" w:cs="Arial Narrow"/>
-          <w:sz w:val="16"/>
-          <w:szCs w:val="16"/>
-        </w:rPr>
-      </w:pPr>
-      <w:r>
-        <w:rPr>
-          <w:rFonts w:ascii="Arial Narrow" w:eastAsia="Arial Narrow" w:hAnsi="Arial Narrow" w:cs="Arial Narrow"/>
-          <w:sz w:val="16"/>
-          <w:szCs w:val="16"/>
-        </w:rPr>
-        <w:tab/>
-      </w:r>
-      <w:r>
-        <w:rPr>
-          <w:rFonts w:ascii="Arial Narrow" w:eastAsia="Arial Narrow" w:hAnsi="Arial Narrow" w:cs="Arial Narrow"/>
-          <w:b/>
-          <w:bCs/>
-          <w:sz w:val="16"/>
-          <w:szCs w:val="16"/>
-        </w:rPr>
-        <w:t xml:space="preserve">Artículo 26.-</w:t>
-      </w:r>
-      <w:r>
-        <w:rPr>
-          <w:rFonts w:ascii="Arial Narrow" w:eastAsia="Arial Narrow" w:hAnsi="Arial Narrow" w:cs="Arial Narrow"/>
-          <w:sz w:val="16"/>
-          <w:szCs w:val="16"/>
-        </w:rPr>
-        <w:t xml:space="preserve"> Una vez admitida a trámite la denuncia, se correrá traslado de la misma al denunciado, a fin de que éste presente su descargo. El plazo para la presentación del descargo será de cinco (5) días contados desde la notificación, vencido el cual, el Secretario Técnico declarará en rebeldía al denunciado que no lo hubiera presentado.</w:t>
-      </w:r>
-    </w:p>
-    <w:p>
-      <w:pPr>
-        <w:pStyle w:val="Textonotapie"/>
-        <w:ind w:left="567" w:hanging="567"/>
-        <w:jc w:val="both"/>
-        <w:rPr>
-          <w:rFonts w:ascii="Arial Narrow" w:eastAsia="Arial Narrow" w:hAnsi="Arial Narrow" w:cs="Arial Narrow"/>
-          <w:sz w:val="16"/>
-          <w:szCs w:val="16"/>
-        </w:rPr>
-      </w:pPr>
-    </w:p>
-  </w:footnote>
-  <w:footnote w:id="15">
-    <w:p>
-      <w:pPr>
-        <w:pStyle w:val="Textonotapie"/>
-        <w:ind w:left="567" w:hanging="567"/>
-        <w:jc w:val="both"/>
-        <w:rPr>
-          <w:rFonts w:ascii="Arial Narrow" w:eastAsia="Arial Narrow" w:hAnsi="Arial Narrow" w:cs="Arial Narrow"/>
-          <w:sz w:val="16"/>
-          <w:szCs w:val="16"/>
-        </w:rPr>
-      </w:pPr>
-      <w:r>
-        <w:rPr>
-          <w:rStyle w:val="Refdenotaalpie"/>
-          <w:rFonts w:ascii="Arial Narrow" w:eastAsia="Arial Narrow" w:hAnsi="Arial Narrow" w:cs="Arial Narrow"/>
-          <w:sz w:val="16"/>
-          <w:szCs w:val="16"/>
-          <w:vertAlign w:val="superscript"/>
-        </w:rPr>
-        <w:footnoteRef/>
-      </w:r>
-      <w:r>
-        <w:rPr>
-          <w:rFonts w:ascii="Arial Narrow" w:eastAsia="Arial Narrow" w:hAnsi="Arial Narrow" w:cs="Arial Narrow"/>
-          <w:sz w:val="16"/>
-          <w:szCs w:val="16"/>
-        </w:rPr>
-        <w:tab/>
-      </w:r>
-      <w:r>
-        <w:rPr>
-          <w:rFonts w:ascii="Arial Narrow" w:eastAsia="Arial Narrow" w:hAnsi="Arial Narrow" w:cs="Arial Narrow"/>
-          <w:b/>
-          <w:bCs/>
-          <w:sz w:val="16"/>
-          <w:szCs w:val="16"/>
-        </w:rPr>
-        <w:t xml:space="preserve">DECRETO SUPREMO 006-2026-JUS, TEXTO ÚNICO ORDENADO DE LA LEY 27444, LEY DEL PROCEDIMIENTO ADMINISTRATIVO GENERAL, publicado el 30 de abril de 2026</w:t>
-      </w:r>
-    </w:p>
-    <w:p>
-      <w:pPr>
-        <w:pStyle w:val="Textonotapie"/>
-        <w:ind w:left="567" w:hanging="567"/>
-        <w:jc w:val="both"/>
-        <w:rPr>
-          <w:rFonts w:ascii="Arial Narrow" w:eastAsia="Arial Narrow" w:hAnsi="Arial Narrow" w:cs="Arial Narrow"/>
-          <w:sz w:val="16"/>
-          <w:szCs w:val="16"/>
-        </w:rPr>
-      </w:pPr>
-      <w:r>
-        <w:rPr>
-          <w:rFonts w:ascii="Arial Narrow" w:eastAsia="Arial Narrow" w:hAnsi="Arial Narrow" w:cs="Arial Narrow"/>
-          <w:sz w:val="16"/>
-          <w:szCs w:val="16"/>
-        </w:rPr>
-        <w:tab/>
-      </w:r>
-      <w:r>
-        <w:rPr>
-          <w:rFonts w:ascii="Arial Narrow" w:eastAsia="Arial Narrow" w:hAnsi="Arial Narrow" w:cs="Arial Narrow"/>
-          <w:b/>
-          <w:bCs/>
-          <w:sz w:val="16"/>
-          <w:szCs w:val="16"/>
-        </w:rPr>
-        <w:t xml:space="preserve">Artículo 223.- Contestación de la reclamación</w:t>
-      </w:r>
-    </w:p>
-    <w:p>
-      <w:pPr>
-        <w:pStyle w:val="Textonotapie"/>
-        <w:ind w:left="567" w:hanging="567"/>
-        <w:jc w:val="both"/>
-        <w:rPr>
-          <w:rFonts w:ascii="Arial Narrow" w:eastAsia="Arial Narrow" w:hAnsi="Arial Narrow" w:cs="Arial Narrow"/>
-          <w:sz w:val="16"/>
-          <w:szCs w:val="16"/>
-        </w:rPr>
-      </w:pPr>
-      <w:r>
-        <w:rPr>
-          <w:rFonts w:ascii="Arial Narrow" w:eastAsia="Arial Narrow" w:hAnsi="Arial Narrow" w:cs="Arial Narrow"/>
-          <w:sz w:val="16"/>
-          <w:szCs w:val="16"/>
-        </w:rPr>
-        <w:tab/>
-      </w:r>
-      <w:r>
-        <w:rPr>
-          <w:rFonts w:ascii="Arial Narrow" w:eastAsia="Arial Narrow" w:hAnsi="Arial Narrow" w:cs="Arial Narrow"/>
-          <w:sz w:val="16"/>
-          <w:szCs w:val="16"/>
-        </w:rPr>
-        <w:t xml:space="preserve">223.1 El reclamado deberá presentar la contestación de la reclamación dentro de los quince (15) días posteriores a la notificación de ésta; vencido este plazo, la Administración declarará en rebeldía al reclamado que no la hubiera presentado. La contestación deberá contener los requisitos de los escritos previstos en el artículo 113 de la presente Ley, así como la absolución de todos los asuntos controvertidos de hecho y de derecho, Las alegaciones y los hechos relevantes de la reclamación, salvo que hayan sido específicamente negadas en la contestación, se tendrán por aceptadas o merituadas como ciertas.</w:t>
-      </w:r>
-    </w:p>
-    <w:p>
-      <w:pPr>
-        <w:pStyle w:val="Textonotapie"/>
-        <w:ind w:left="567" w:hanging="567"/>
-        <w:jc w:val="both"/>
-        <w:rPr>
-          <w:rFonts w:ascii="Arial Narrow" w:eastAsia="Arial Narrow" w:hAnsi="Arial Narrow" w:cs="Arial Narrow"/>
-          <w:sz w:val="16"/>
-          <w:szCs w:val="16"/>
-        </w:rPr>
-      </w:pPr>
-    </w:p>
-  </w:footnote>
-  <w:footnote w:id="9">
-    <w:p>
-      <w:pPr>
-        <w:spacing w:after="0" w:line="240" w:lineRule="auto"/>
-        <w:ind w:left="567" w:hanging="567"/>
-        <w:jc w:val="both"/>
-        <w:rPr>
-          <w:rFonts w:ascii="Arial Narrow" w:eastAsia="Arial Narrow" w:hAnsi="Arial Narrow" w:cs="Arial Narrow"/>
-          <w:sz w:val="16"/>
-          <w:szCs w:val="16"/>
-        </w:rPr>
-      </w:pPr>
-      <w:r>
-        <w:rPr>
-          <w:rStyle w:val="Refdenotaalpie"/>
-          <w:rFonts w:ascii="Arial Narrow" w:eastAsia="Arial Narrow" w:hAnsi="Arial Narrow" w:cs="Arial Narrow"/>
-          <w:sz w:val="16"/>
-          <w:szCs w:val="16"/>
-          <w:vertAlign w:val="superscript"/>
-        </w:rPr>
-        <w:footnoteRef/>
-      </w:r>
-      <w:r>
-        <w:rPr>
-          <w:rFonts w:ascii="Arial Narrow" w:eastAsia="Arial Narrow" w:hAnsi="Arial Narrow" w:cs="Arial Narrow"/>
-          <w:sz w:val="16"/>
-          <w:szCs w:val="16"/>
-          <w:vertAlign w:val="superscript"/>
-        </w:rPr>
-        <w:t xml:space="preserve"> </w:t>
-      </w:r>
-      <w:r>
-        <w:rPr>
-          <w:rFonts w:ascii="Arial Narrow" w:eastAsia="Arial Narrow" w:hAnsi="Arial Narrow" w:cs="Arial Narrow"/>
-          <w:sz w:val="16"/>
-          <w:szCs w:val="16"/>
-        </w:rPr>
-        <w:t xml:space="preserve"> </w:t>
-      </w:r>
-      <w:r>
-        <w:rPr>
-          <w:rFonts w:ascii="Arial Narrow" w:eastAsia="Arial Narrow" w:hAnsi="Arial Narrow" w:cs="Arial Narrow"/>
-          <w:sz w:val="16"/>
-          <w:szCs w:val="16"/>
-        </w:rPr>
-        <w:tab/>
-      </w:r>
-      <w:r>
-        <w:rPr>
-          <w:rFonts w:ascii="Arial Narrow" w:eastAsia="Arial Narrow" w:hAnsi="Arial Narrow" w:cs="Arial Narrow"/>
-          <w:b/>
-          <w:sz w:val="16"/>
-          <w:szCs w:val="16"/>
-        </w:rPr>
-        <w:t>LEY 29571, CÓDIGO DE PROTECCIÓN Y DEFENSA DEL CONSUMIDOR</w:t>
-      </w:r>
-      <w:r>
-        <w:rPr>
-          <w:rFonts w:ascii="Arial Narrow" w:eastAsia="Arial Narrow" w:hAnsi="Arial Narrow" w:cs="Arial Narrow"/>
-          <w:b/>
-          <w:bCs/>
-          <w:sz w:val="16"/>
-          <w:szCs w:val="16"/>
-        </w:rPr>
-        <w:t xml:space="preserve">, </w:t>
-      </w:r>
-      <w:r>
-        <w:rPr>
-          <w:rFonts w:ascii="Arial Narrow" w:eastAsia="Arial Narrow" w:hAnsi="Arial Narrow" w:cs="Arial Narrow"/>
-          <w:b/>
-          <w:sz w:val="16"/>
-          <w:szCs w:val="16"/>
-        </w:rPr>
-        <w:t>publicado el 2 de setiembre de 2010 y modificado por Decreto Legislativo 1308</w:t>
-      </w:r>
-    </w:p>
-    <w:p>
-      <w:pPr>
-        <w:spacing w:after="0" w:line="240" w:lineRule="auto"/>
-        <w:ind w:left="567" w:hanging="567"/>
-        <w:jc w:val="both"/>
-        <w:rPr>
-          <w:rFonts w:ascii="Arial Narrow" w:eastAsia="Arial Narrow" w:hAnsi="Arial Narrow" w:cs="Arial Narrow"/>
-          <w:b/>
-          <w:sz w:val="16"/>
-          <w:szCs w:val="16"/>
-        </w:rPr>
-      </w:pPr>
-      <w:r>
-        <w:rPr>
-          <w:rFonts w:ascii="Arial Narrow" w:eastAsia="Arial Narrow" w:hAnsi="Arial Narrow" w:cs="Arial Narrow"/>
-          <w:b/>
-          <w:sz w:val="16"/>
-          <w:szCs w:val="16"/>
-        </w:rPr>
-        <w:tab/>
-        <w:t>Artículo 110.- Sanciones administrativas</w:t>
-      </w:r>
-    </w:p>
-    <w:p>
-      <w:pPr>
-        <w:spacing w:after="0" w:line="240" w:lineRule="auto"/>
-        <w:ind w:left="567"/>
-        <w:jc w:val="both"/>
-        <w:rPr>
-          <w:rFonts w:ascii="Arial Narrow" w:eastAsia="Arial Narrow" w:hAnsi="Arial Narrow" w:cs="Arial Narrow"/>
-          <w:sz w:val="16"/>
-          <w:szCs w:val="16"/>
-        </w:rPr>
-      </w:pPr>
-      <w:r>
-        <w:rPr>
-          <w:rFonts w:ascii="Arial Narrow" w:eastAsia="Arial Narrow" w:hAnsi="Arial Narrow" w:cs="Arial Narrow"/>
-          <w:sz w:val="16"/>
-          <w:szCs w:val="16"/>
-        </w:rPr>
-        <w:t>El órgano resolutivo puede sancionar las infracciones administrativas a que se refiere el artículo 108 con amonestación y multas de hasta cuatrocientos cincuenta (450) Unidades Impositivas Tributarias (UIT), las cuales son calificadas de la siguiente manera:</w:t>
-      </w:r>
-    </w:p>
-    <w:p>
-      <w:pPr>
-        <w:numPr>
-          <w:ilvl w:val="0"/>
-          <w:numId w:val="2"/>
-        </w:numPr>
-        <w:spacing w:after="0" w:line="240" w:lineRule="auto"/>
-        <w:ind w:left="426" w:firstLine="141"/>
-        <w:jc w:val="both"/>
-        <w:rPr>
-          <w:rFonts w:ascii="Arial Narrow" w:eastAsia="Arial Narrow" w:hAnsi="Arial Narrow" w:cs="Arial Narrow"/>
-          <w:sz w:val="16"/>
-          <w:szCs w:val="16"/>
-        </w:rPr>
-      </w:pPr>
-      <w:r>
-        <w:rPr>
-          <w:rFonts w:ascii="Arial Narrow" w:eastAsia="Arial Narrow" w:hAnsi="Arial Narrow" w:cs="Arial Narrow"/>
-          <w:sz w:val="16"/>
-          <w:szCs w:val="16"/>
-        </w:rPr>
-        <w:t>Infracciones leves, con una amonestación o con una multa de hasta cincuenta (50) UIT.</w:t>
-      </w:r>
-    </w:p>
-    <w:p>
-      <w:pPr>
-        <w:numPr>
-          <w:ilvl w:val="0"/>
-          <w:numId w:val="2"/>
-        </w:numPr>
-        <w:spacing w:after="0" w:line="240" w:lineRule="auto"/>
-        <w:ind w:left="426" w:firstLine="141"/>
-        <w:jc w:val="both"/>
-        <w:rPr>
-          <w:rFonts w:ascii="Arial Narrow" w:eastAsia="Arial Narrow" w:hAnsi="Arial Narrow" w:cs="Arial Narrow"/>
-          <w:sz w:val="16"/>
-          <w:szCs w:val="16"/>
-        </w:rPr>
-      </w:pPr>
-      <w:r>
-        <w:rPr>
-          <w:rFonts w:ascii="Arial Narrow" w:eastAsia="Arial Narrow" w:hAnsi="Arial Narrow" w:cs="Arial Narrow"/>
-          <w:sz w:val="16"/>
-          <w:szCs w:val="16"/>
-        </w:rPr>
-        <w:t>Infracciones graves, con una multa de hasta ciento cincuenta (150) UIT.</w:t>
-      </w:r>
-    </w:p>
-    <w:p>
-      <w:pPr>
-        <w:numPr>
-          <w:ilvl w:val="0"/>
-          <w:numId w:val="2"/>
-        </w:numPr>
-        <w:spacing w:after="0" w:line="240" w:lineRule="auto"/>
-        <w:ind w:left="426" w:firstLine="141"/>
-        <w:jc w:val="both"/>
-        <w:rPr>
-          <w:rFonts w:ascii="Arial Narrow" w:eastAsia="Arial Narrow" w:hAnsi="Arial Narrow" w:cs="Arial Narrow"/>
-          <w:sz w:val="16"/>
-          <w:szCs w:val="16"/>
-        </w:rPr>
-      </w:pPr>
-      <w:r>
-        <w:rPr>
-          <w:rFonts w:ascii="Arial Narrow" w:eastAsia="Arial Narrow" w:hAnsi="Arial Narrow" w:cs="Arial Narrow"/>
-          <w:sz w:val="16"/>
-          <w:szCs w:val="16"/>
-        </w:rPr>
-        <w:t>Infracciones muy graves, con una multa de hasta cuatrocientos cincuenta (450) UIT.</w:t>
-      </w:r>
-    </w:p>
-    <w:p>
-      <w:pPr>
-        <w:spacing w:after="0" w:line="240" w:lineRule="auto"/>
-        <w:ind w:left="567"/>
-        <w:jc w:val="both"/>
-        <w:rPr>
-          <w:rFonts w:ascii="Arial Narrow" w:eastAsia="Arial Narrow" w:hAnsi="Arial Narrow" w:cs="Arial Narrow"/>
-          <w:sz w:val="16"/>
-          <w:szCs w:val="16"/>
-        </w:rPr>
-      </w:pPr>
-      <w:r>
-        <w:rPr>
-          <w:rFonts w:ascii="Arial Narrow" w:eastAsia="Arial Narrow" w:hAnsi="Arial Narrow" w:cs="Arial Narrow"/>
-          <w:sz w:val="16"/>
-          <w:szCs w:val="16"/>
-        </w:rPr>
-        <w:t>(…).</w:t>
-      </w:r>
-    </w:p>
-    <w:p>
-      <w:pPr>
-        <w:spacing w:after="0" w:line="240" w:lineRule="auto"/>
-        <w:ind w:left="567" w:hanging="567"/>
-        <w:jc w:val="both"/>
-        <w:rPr>
-          <w:rFonts w:ascii="Arial Narrow" w:eastAsia="Arial Narrow" w:hAnsi="Arial Narrow" w:cs="Arial Narrow"/>
-          <w:sz w:val="16"/>
-          <w:szCs w:val="16"/>
-        </w:rPr>
-      </w:pPr>
-    </w:p>
-  </w:footnote>
-  <w:footnote w:id="10">
-    <w:p>
-      <w:pPr>
-        <w:spacing w:after="0" w:line="240" w:lineRule="auto"/>
-        <w:ind w:left="567" w:hanging="567"/>
-        <w:jc w:val="both"/>
-        <w:rPr>
-          <w:rFonts w:ascii="Arial Narrow" w:eastAsia="Arial Narrow" w:hAnsi="Arial Narrow" w:cs="Arial Narrow"/>
-          <w:sz w:val="16"/>
-          <w:szCs w:val="16"/>
-        </w:rPr>
-      </w:pPr>
-      <w:r>
-        <w:rPr>
-          <w:rStyle w:val="Refdenotaalpie"/>
-          <w:rFonts w:ascii="Arial Narrow" w:eastAsia="Arial Narrow" w:hAnsi="Arial Narrow" w:cs="Arial Narrow"/>
-          <w:sz w:val="16"/>
-          <w:szCs w:val="16"/>
-          <w:vertAlign w:val="superscript"/>
-        </w:rPr>
-        <w:footnoteRef/>
-      </w:r>
-      <w:r>
-        <w:rPr>
-          <w:rFonts w:ascii="Arial Narrow" w:eastAsia="Arial Narrow" w:hAnsi="Arial Narrow" w:cs="Arial Narrow"/>
-          <w:sz w:val="16"/>
-          <w:szCs w:val="16"/>
-        </w:rPr>
-        <w:t xml:space="preserve"> </w:t>
-      </w:r>
-      <w:r>
-        <w:rPr>
-          <w:rFonts w:ascii="Arial Narrow" w:eastAsia="Arial Narrow" w:hAnsi="Arial Narrow" w:cs="Arial Narrow"/>
-          <w:sz w:val="16"/>
-          <w:szCs w:val="16"/>
-        </w:rPr>
-        <w:tab/>
+        <w:t xml:space="preserve"/>
       </w:r>
       <w:r>
         <w:rPr>
@@ -11199,18 +11304,6 @@
         <w:tab/>
         <w:t>Las medidas correctivas complementarias pueden dictarse de oficio o a pedido de parte.</w:t>
       </w:r>
-    </w:p>
-    <w:p>
-      <w:pPr>
-        <w:spacing w:after="0" w:line="240" w:lineRule="auto"/>
-        <w:ind w:left="567" w:hanging="567"/>
-        <w:jc w:val="both"/>
-        <w:rPr>
-          <w:rFonts w:ascii="Arial Narrow" w:eastAsia="Arial Narrow" w:hAnsi="Arial Narrow" w:cs="Arial Narrow"/>
-          <w:sz w:val="16"/>
-          <w:szCs w:val="16"/>
-        </w:rPr>
-      </w:pPr>
     </w:p>
     <w:p>
       <w:pPr>
@@ -11425,8 +11518,12 @@
     </w:p>
     <w:p>
       <w:pPr>
-        <w:pStyle w:val="Sinespaciado"/>
-        <w:ind w:firstLine="567"/>
+        <w:numPr>
+          <w:ilvl w:val="0"/>
+          <w:numId w:val="1"/>
+        </w:numPr>
+        <w:spacing w:after="0" w:line="240" w:lineRule="auto"/>
+        <w:ind w:left="567" w:firstLine="0"/>
         <w:jc w:val="both"/>
         <w:rPr>
           <w:rFonts w:ascii="Arial Narrow" w:eastAsia="Arial Narrow" w:hAnsi="Arial Narrow" w:cs="Arial Narrow"/>
@@ -11445,8 +11542,12 @@
     </w:p>
     <w:p>
       <w:pPr>
-        <w:pStyle w:val="Sinespaciado"/>
-        <w:ind w:firstLine="567"/>
+        <w:numPr>
+          <w:ilvl w:val="0"/>
+          <w:numId w:val="1"/>
+        </w:numPr>
+        <w:spacing w:after="0" w:line="240" w:lineRule="auto"/>
+        <w:ind w:left="567" w:firstLine="0"/>
         <w:jc w:val="both"/>
         <w:rPr>
           <w:rFonts w:ascii="Arial Narrow" w:eastAsia="Arial Narrow" w:hAnsi="Arial Narrow" w:cs="Arial Narrow"/>
@@ -11590,18 +11691,6 @@
         <w:jc w:val="both"/>
         <w:rPr>
           <w:rFonts w:ascii="Arial Narrow" w:eastAsia="Arial Narrow" w:hAnsi="Arial Narrow" w:cs="Arial Narrow"/>
-          <w:sz w:val="16"/>
-          <w:szCs w:val="16"/>
-        </w:rPr>
-      </w:pPr>
-    </w:p>
-    <w:p>
-      <w:pPr>
-        <w:spacing w:after="0" w:line="240" w:lineRule="auto"/>
-        <w:ind w:left="567"/>
-        <w:jc w:val="both"/>
-        <w:rPr>
-          <w:rFonts w:ascii="Arial Narrow" w:eastAsia="Arial Narrow" w:hAnsi="Arial Narrow" w:cs="Arial Narrow"/>
           <w:b/>
           <w:bCs/>
           <w:sz w:val="16"/>
@@ -11886,7 +11975,7 @@
       </w:pPr>
     </w:p>
   </w:footnote>
-  <w:footnote w:id="11">
+  <w:footnote w:id="13">
     <w:p>
       <w:pPr>
         <w:pStyle w:val="Textonotapie"/>
@@ -11918,7 +12007,8 @@
           <w:sz w:val="16"/>
           <w:szCs w:val="16"/>
         </w:rPr>
-        <w:t xml:space="preserve"> </w:t>
+        <w:tab/>
+        <w:t xml:space="preserve"/>
       </w:r>
       <w:r>
         <w:rPr>
@@ -12109,12 +12199,15 @@
       </w:pPr>
     </w:p>
   </w:footnote>
-  <w:footnote w:id="12">
+  <w:footnote w:id="14">
     <w:p>
       <w:pPr>
         <w:autoSpaceDE w:val="0"/>
         <w:autoSpaceDN w:val="0"/>
         <w:adjustRightInd w:val="0"/>
+        <w:tabs>
+          <w:tab w:val="left" w:pos="567"/>
+        </w:tabs>
         <w:spacing w:after="0" w:line="240" w:lineRule="auto"/>
         <w:ind w:left="567" w:hanging="567"/>
         <w:jc w:val="both"/>
@@ -12146,7 +12239,8 @@
           <w:sz w:val="16"/>
           <w:szCs w:val="16"/>
         </w:rPr>
-        <w:t xml:space="preserve"> </w:t>
+        <w:tab/>
+        <w:t xml:space="preserve"/>
       </w:r>
       <w:r>
         <w:rPr>
@@ -12179,7 +12273,7 @@
           <w:sz w:val="16"/>
           <w:szCs w:val="16"/>
         </w:rPr>
-        <w:t xml:space="preserve"> 807, LEY SOBRE FACULTADES, NORMAS Y ORGANIZACIÓN DEL INDECOPI FACULTADES DE LAS COMISIONES Y OFICINAS DEL INDECOPI</w:t>
+        <w:t xml:space="preserve">807, LEY SOBRE FACULTADES, NORMAS Y ORGANIZACIÓN DEL INDECOPI FACULTADES DE LAS COMISIONES Y OFICINAS DEL INDECOPI</w:t>
       </w:r>
     </w:p>
     <w:p>
@@ -12241,10 +12335,13 @@
       </w:pPr>
     </w:p>
   </w:footnote>
-  <w:footnote w:id="13">
+  <w:footnote w:id="15">
     <w:p>
       <w:pPr>
         <w:pStyle w:val="Textonotapie"/>
+        <w:tabs>
+          <w:tab w:val="left" w:pos="567"/>
+        </w:tabs>
         <w:ind w:left="567" w:hanging="567"/>
         <w:jc w:val="both"/>
         <w:rPr>
@@ -12269,7 +12366,8 @@
           <w:sz w:val="16"/>
           <w:szCs w:val="16"/>
         </w:rPr>
-        <w:t xml:space="preserve"> </w:t>
+        <w:tab/>
+        <w:t xml:space="preserve"/>
       </w:r>
       <w:r>
         <w:rPr>

--- a/plantillas_maestras/03_seguro_desgravamen/negativa_cobertura/2_o_mas_ddos_varios/mujer/TPL_1813_2025_SEGURO_DESGRAVAMEN_NEGATIVA_COBERTURA_ASEGURADORA_MUJER_R1.docx
+++ b/plantillas_maestras/03_seguro_desgravamen/negativa_cobertura/2_o_mas_ddos_varios/mujer/TPL_1813_2025_SEGURO_DESGRAVAMEN_NEGATIVA_COBERTURA_ASEGURADORA_MUJER_R1.docx
@@ -528,7 +528,7 @@
     </w:p>
     <w:p>
       <w:pPr>
-        <w:spacing w:after="0" w:line="240" w:lineRule="auto"/>
+        <w:spacing w:before="0" w:after="0" w:line="240" w:lineRule="auto"/>
         <w:jc w:val="both"/>
         <w:rPr>
           <w:rFonts w:ascii="Arial Narrow" w:eastAsia="Arial Narrow" w:hAnsi="Arial Narrow" w:cs="Arial Narrow"/>
@@ -570,7 +570,7 @@
           <w:lang w:val="es-ES" w:eastAsia="es-ES"/>
           <w14:ligatures w14:val="none"/>
         </w:rPr>
-        <w:t xml:space="preserve">Mediante el escrito del 25 de abril de 2025, subsanada mediante escrito del 23 de mayo de 2025, la señora [APELLIDO] denunció a Pacífico por presuntas infracciones a la Ley 29571, Código de Protección y Defensa del Consumidor</w:t>
+        <w:t xml:space="preserve">Mediante el escrito del 25 de abril de 2025</w:t>
       </w:r>
       <w:r>
         <w:rPr>
@@ -596,55 +596,7 @@
           <w:lang w:val="es-ES" w:eastAsia="es-ES"/>
           <w14:ligatures w14:val="none"/>
         </w:rPr>
-        <w:t xml:space="preserve"> (en adelante, Código), señalando lo siguiente:</w:t>
-      </w:r>
-      <w:r>
-        <w:rPr>
-          <w:rFonts w:ascii="Arial Narrow" w:eastAsia="Arial Narrow" w:hAnsi="Arial Narrow" w:cs="Arial Narrow"/>
-          <w:color w:val="000000"/>
-          <w:kern w:val="0"/>
-          <w:sz w:val="22"/>
-          <w:szCs w:val="22"/>
-          <w:lang w:val="es-ES" w:eastAsia="es-ES"/>
-          <w14:ligatures w14:val="none"/>
-        </w:rPr>
-        <w:t/>
-      </w:r>
-      <w:r>
-        <w:rPr>
-          <w:rFonts w:ascii="Arial Narrow" w:eastAsia="Arial Narrow" w:hAnsi="Arial Narrow" w:cs="Arial Narrow"/>
-          <w:color w:val="000000"/>
-          <w:kern w:val="0"/>
-          <w:sz w:val="22"/>
-          <w:szCs w:val="22"/>
-          <w:lang w:val="es-ES" w:eastAsia="es-ES"/>
-          <w14:ligatures w14:val="none"/>
-        </w:rPr>
-        <w:t xml:space="preserve"/>
-      </w:r>
-      <w:r>
-        <w:rPr>
-          <w:rFonts w:ascii="Arial Narrow" w:eastAsia="Arial Narrow" w:hAnsi="Arial Narrow" w:cs="Arial Narrow"/>
-          <w:color w:val="000000"/>
-          <w:kern w:val="0"/>
-          <w:sz w:val="22"/>
-          <w:szCs w:val="22"/>
-          <w:lang w:val="es-ES" w:eastAsia="es-ES"/>
-          <w14:ligatures w14:val="none"/>
-        </w:rPr>
-        <w:t/>
-      </w:r>
-      <w:r>
-        <w:rPr>
-          <w:rFonts w:ascii="Arial Narrow" w:eastAsia="Arial Narrow" w:hAnsi="Arial Narrow" w:cs="Arial Narrow"/>
-          <w:color w:val="000000"/>
-          <w:kern w:val="0"/>
-          <w:sz w:val="22"/>
-          <w:szCs w:val="22"/>
-          <w:lang w:val="es-ES" w:eastAsia="es-ES"/>
-          <w14:ligatures w14:val="none"/>
-        </w:rPr>
-        <w:t xml:space="preserve"/>
+        <w:t xml:space="preserve">, subsanada mediante escrito del 23 de mayo de 2025, la señora [APELLIDO] denunció a Pacífico por presuntas infracciones a la Ley 29571, Código de Protección y Defensa del Consumidor</w:t>
       </w:r>
       <w:r>
         <w:rPr>
@@ -670,6 +622,30 @@
           <w:lang w:val="es-ES" w:eastAsia="es-ES"/>
           <w14:ligatures w14:val="none"/>
         </w:rPr>
+        <w:t xml:space="preserve"> (en adelante, Código), señalando lo siguiente:</w:t>
+      </w:r>
+      <w:r>
+        <w:rPr>
+          <w:rFonts w:ascii="Arial Narrow" w:eastAsia="Arial Narrow" w:hAnsi="Arial Narrow" w:cs="Arial Narrow"/>
+          <w:color w:val="000000"/>
+          <w:kern w:val="0"/>
+          <w:sz w:val="22"/>
+          <w:szCs w:val="22"/>
+          <w:lang w:val="es-ES" w:eastAsia="es-ES"/>
+          <w14:ligatures w14:val="none"/>
+        </w:rPr>
+        <w:t/>
+      </w:r>
+      <w:r>
+        <w:rPr>
+          <w:rFonts w:ascii="Arial Narrow" w:eastAsia="Arial Narrow" w:hAnsi="Arial Narrow" w:cs="Arial Narrow"/>
+          <w:color w:val="000000"/>
+          <w:kern w:val="0"/>
+          <w:sz w:val="22"/>
+          <w:szCs w:val="22"/>
+          <w:lang w:val="es-ES" w:eastAsia="es-ES"/>
+          <w14:ligatures w14:val="none"/>
+        </w:rPr>
         <w:t xml:space="preserve"/>
       </w:r>
       <w:r>
@@ -706,6 +682,18 @@
           <w:lang w:val="es-ES" w:eastAsia="es-ES"/>
           <w14:ligatures w14:val="none"/>
         </w:rPr>
+        <w:t xml:space="preserve"/>
+      </w:r>
+      <w:r>
+        <w:rPr>
+          <w:rFonts w:ascii="Arial Narrow" w:eastAsia="Arial Narrow" w:hAnsi="Arial Narrow" w:cs="Arial Narrow"/>
+          <w:color w:val="000000"/>
+          <w:kern w:val="0"/>
+          <w:sz w:val="22"/>
+          <w:szCs w:val="22"/>
+          <w:lang w:val="es-ES" w:eastAsia="es-ES"/>
+          <w14:ligatures w14:val="none"/>
+        </w:rPr>
         <w:t/>
       </w:r>
       <w:r>
@@ -723,20 +711,24 @@
       <w:r>
         <w:rPr>
           <w:rFonts w:ascii="Arial Narrow" w:eastAsia="Arial Narrow" w:hAnsi="Arial Narrow" w:cs="Arial Narrow"/>
-          <w:kern w:val="0"/>
-          <w14:ligatures w14:val="none"/>
-          <w:sz w:val="22"/>
-          <w:szCs w:val="22"/>
+          <w:color w:val="000000"/>
+          <w:kern w:val="0"/>
+          <w:sz w:val="22"/>
+          <w:szCs w:val="22"/>
+          <w:lang w:val="es-ES" w:eastAsia="es-ES"/>
+          <w14:ligatures w14:val="none"/>
         </w:rPr>
         <w:t/>
       </w:r>
       <w:r>
         <w:rPr>
           <w:rFonts w:ascii="Arial Narrow" w:eastAsia="Arial Narrow" w:hAnsi="Arial Narrow" w:cs="Arial Narrow"/>
-          <w:kern w:val="0"/>
-          <w14:ligatures w14:val="none"/>
-          <w:sz w:val="22"/>
-          <w:szCs w:val="22"/>
+          <w:color w:val="000000"/>
+          <w:kern w:val="0"/>
+          <w:sz w:val="22"/>
+          <w:szCs w:val="22"/>
+          <w:lang w:val="es-ES" w:eastAsia="es-ES"/>
+          <w14:ligatures w14:val="none"/>
         </w:rPr>
         <w:t xml:space="preserve"/>
       </w:r>
@@ -748,6 +740,16 @@
           <w:sz w:val="22"/>
           <w:szCs w:val="22"/>
         </w:rPr>
+        <w:t/>
+      </w:r>
+      <w:r>
+        <w:rPr>
+          <w:rFonts w:ascii="Arial Narrow" w:eastAsia="Arial Narrow" w:hAnsi="Arial Narrow" w:cs="Arial Narrow"/>
+          <w:kern w:val="0"/>
+          <w14:ligatures w14:val="none"/>
+          <w:sz w:val="22"/>
+          <w:szCs w:val="22"/>
+        </w:rPr>
         <w:t xml:space="preserve"/>
       </w:r>
       <w:r>
@@ -758,6 +760,16 @@
           <w:sz w:val="22"/>
           <w:szCs w:val="22"/>
         </w:rPr>
+        <w:t xml:space="preserve"/>
+      </w:r>
+      <w:r>
+        <w:rPr>
+          <w:rFonts w:ascii="Arial Narrow" w:eastAsia="Arial Narrow" w:hAnsi="Arial Narrow" w:cs="Arial Narrow"/>
+          <w:kern w:val="0"/>
+          <w14:ligatures w14:val="none"/>
+          <w:sz w:val="22"/>
+          <w:szCs w:val="22"/>
+        </w:rPr>
         <w:t/>
       </w:r>
       <w:r>
@@ -824,10 +836,10 @@
     </w:p>
     <w:p>
       <w:pPr>
+        <w:spacing w:before="0" w:after="0" w:line="240" w:lineRule="auto"/>
         <w:tabs>
           <w:tab w:val="left" w:pos="1134"/>
         </w:tabs>
-        <w:spacing w:after="0" w:line="240" w:lineRule="auto"/>
         <w:jc w:val="both"/>
         <w:rPr>
           <w:rFonts w:ascii="Arial Narrow" w:eastAsia="Arial Narrow" w:hAnsi="Arial Narrow" w:cs="Arial Narrow"/>
@@ -975,7 +987,7 @@
     <w:p>
       <w:pPr>
         <w:pStyle w:val="Prrafodelista"/>
-        <w:spacing w:after="0" w:line="240" w:lineRule="auto"/>
+        <w:spacing w:before="0" w:after="0" w:line="240" w:lineRule="auto"/>
         <w:ind w:left="1134"/>
         <w:jc w:val="both"/>
         <w:rPr>
@@ -1147,7 +1159,7 @@
     </w:p>
     <w:p>
       <w:pPr>
-        <w:spacing w:after="0" w:line="240" w:lineRule="auto"/>
+        <w:spacing w:before="0" w:after="0" w:line="240" w:lineRule="auto"/>
         <w:jc w:val="both"/>
         <w:rPr>
           <w:rFonts w:ascii="Arial Narrow" w:eastAsia="Arial Narrow" w:hAnsi="Arial Narrow" w:cs="Arial Narrow"/>
@@ -1283,7 +1295,7 @@
     <w:p>
       <w:pPr>
         <w:pStyle w:val="Prrafodelista"/>
-        <w:spacing w:after="0" w:line="240" w:lineRule="auto"/>
+        <w:spacing w:before="0" w:after="0" w:line="240" w:lineRule="auto"/>
         <w:ind w:left="1134"/>
         <w:jc w:val="both"/>
         <w:rPr>
@@ -1408,7 +1420,7 @@
     <w:p>
       <w:pPr>
         <w:pStyle w:val="Prrafodelista"/>
-        <w:spacing w:after="0" w:line="240" w:lineRule="auto"/>
+        <w:spacing w:before="0" w:after="0" w:line="240" w:lineRule="auto"/>
         <w:ind w:left="1134"/>
         <w:jc w:val="both"/>
         <w:rPr>
@@ -1545,7 +1557,7 @@
     <w:p>
       <w:pPr>
         <w:pStyle w:val="Prrafodelista"/>
-        <w:spacing w:after="0" w:line="240" w:lineRule="auto"/>
+        <w:spacing w:before="0" w:after="0" w:line="240" w:lineRule="auto"/>
         <w:ind w:left="1134"/>
         <w:jc w:val="both"/>
         <w:rPr>
@@ -1757,7 +1769,7 @@
     <w:p>
       <w:pPr>
         <w:pStyle w:val="Prrafodelista"/>
-        <w:spacing w:after="0" w:line="240" w:lineRule="auto"/>
+        <w:spacing w:before="0" w:after="0" w:line="240" w:lineRule="auto"/>
         <w:ind w:left="1134"/>
         <w:jc w:val="both"/>
         <w:rPr>
@@ -1834,7 +1846,7 @@
     <w:p>
       <w:pPr>
         <w:pStyle w:val="Prrafodelista"/>
-        <w:spacing w:after="0" w:line="240" w:lineRule="auto"/>
+        <w:spacing w:before="0" w:after="0" w:line="240" w:lineRule="auto"/>
         <w:ind w:left="1134"/>
         <w:jc w:val="both"/>
         <w:rPr>
@@ -1995,7 +2007,7 @@
     <w:p>
       <w:pPr>
         <w:pStyle w:val="Prrafodelista"/>
-        <w:spacing w:after="0" w:line="240" w:lineRule="auto"/>
+        <w:spacing w:before="0" w:after="0" w:line="240" w:lineRule="auto"/>
         <w:ind w:left="1134"/>
         <w:jc w:val="both"/>
         <w:rPr>
@@ -2122,7 +2134,7 @@
     <w:p>
       <w:pPr>
         <w:pStyle w:val="Prrafodelista"/>
-        <w:spacing w:after="0" w:line="240" w:lineRule="auto"/>
+        <w:spacing w:before="0" w:after="0" w:line="240" w:lineRule="auto"/>
         <w:ind w:left="1134"/>
         <w:jc w:val="both"/>
         <w:rPr>
@@ -2247,7 +2259,7 @@
     <w:p>
       <w:pPr>
         <w:pStyle w:val="Prrafodelista"/>
-        <w:spacing w:after="0" w:line="240" w:lineRule="auto"/>
+        <w:spacing w:before="0" w:after="0" w:line="240" w:lineRule="auto"/>
         <w:ind w:left="1134"/>
         <w:jc w:val="both"/>
         <w:rPr>
@@ -2348,7 +2360,7 @@
     <w:p>
       <w:pPr>
         <w:pStyle w:val="Prrafodelista"/>
-        <w:spacing w:after="0" w:line="240" w:lineRule="auto"/>
+        <w:spacing w:before="0" w:after="0" w:line="240" w:lineRule="auto"/>
         <w:ind w:left="1134"/>
         <w:jc w:val="both"/>
         <w:rPr>
@@ -2569,7 +2581,7 @@
     <w:p>
       <w:pPr>
         <w:pStyle w:val="Prrafodelista"/>
-        <w:spacing w:after="0" w:line="240" w:lineRule="auto"/>
+        <w:spacing w:before="0" w:after="0" w:line="240" w:lineRule="auto"/>
         <w:ind w:left="1134"/>
         <w:jc w:val="both"/>
         <w:rPr>
@@ -2718,7 +2730,7 @@
     <w:p>
       <w:pPr>
         <w:pStyle w:val="Prrafodelista"/>
-        <w:spacing w:after="0" w:line="240" w:lineRule="auto"/>
+        <w:spacing w:before="0" w:after="0" w:line="240" w:lineRule="auto"/>
         <w:ind w:left="1134"/>
         <w:jc w:val="both"/>
         <w:rPr>
@@ -2795,7 +2807,7 @@
     <w:p>
       <w:pPr>
         <w:pStyle w:val="Prrafodelista"/>
-        <w:spacing w:after="0" w:line="240" w:lineRule="auto"/>
+        <w:spacing w:before="0" w:after="0" w:line="240" w:lineRule="auto"/>
         <w:ind w:left="1134"/>
         <w:jc w:val="both"/>
         <w:rPr>
@@ -2907,10 +2919,10 @@
     </w:p>
     <w:p>
       <w:pPr>
+        <w:spacing w:before="0" w:after="0" w:line="240" w:lineRule="auto"/>
         <w:tabs>
           <w:tab w:val="left" w:pos="1134"/>
         </w:tabs>
-        <w:spacing w:after="0" w:line="240" w:lineRule="auto"/>
         <w:jc w:val="both"/>
         <w:rPr>
           <w:rFonts w:ascii="Arial Narrow" w:eastAsia="Arial Narrow" w:hAnsi="Arial Narrow" w:cs="Arial Narrow"/>
@@ -3058,7 +3070,7 @@
     </w:p>
     <w:p>
       <w:pPr>
-        <w:spacing w:after="0" w:line="240" w:lineRule="auto"/>
+        <w:spacing w:before="0" w:after="0" w:line="240" w:lineRule="auto"/>
         <w:contextualSpacing/>
         <w:jc w:val="both"/>
         <w:rPr>
@@ -3114,7 +3126,7 @@
     </w:p>
     <w:p>
       <w:pPr>
-        <w:spacing w:after="0" w:line="240" w:lineRule="auto"/>
+        <w:spacing w:before="0" w:after="0" w:line="240" w:lineRule="auto"/>
         <w:ind w:left="567"/>
         <w:contextualSpacing/>
         <w:jc w:val="both"/>
@@ -3346,7 +3358,7 @@
     </w:p>
     <w:p>
       <w:pPr>
-        <w:spacing w:after="0" w:line="240" w:lineRule="auto"/>
+        <w:spacing w:before="0" w:after="0" w:line="240" w:lineRule="auto"/>
         <w:jc w:val="both"/>
         <w:rPr>
           <w:rFonts w:ascii="Arial Narrow" w:eastAsia="Arial Narrow" w:hAnsi="Arial Narrow" w:cs="Arial Narrow"/>
@@ -3508,7 +3520,7 @@
     </w:p>
     <w:p>
       <w:pPr>
-        <w:spacing w:after="0" w:line="240" w:lineRule="auto"/>
+        <w:spacing w:before="0" w:after="0" w:line="240" w:lineRule="auto"/>
         <w:jc w:val="both"/>
         <w:rPr>
           <w:rFonts w:ascii="Arial Narrow" w:eastAsia="Arial Narrow" w:hAnsi="Arial Narrow" w:cs="Arial Narrow"/>
@@ -3639,7 +3651,7 @@
     <w:p>
       <w:pPr>
         <w:pStyle w:val="Prrafodelista"/>
-        <w:spacing w:line="240" w:lineRule="auto"/>
+        <w:spacing w:before="0" w:after="0" w:line="240" w:lineRule="auto"/>
         <w:rPr>
           <w:rFonts w:ascii="Arial Narrow" w:eastAsia="Arial Narrow" w:hAnsi="Arial Narrow" w:cs="Arial Narrow"/>
           <w:kern w:val="0"/>
@@ -3780,7 +3792,7 @@
     <w:p>
       <w:pPr>
         <w:pStyle w:val="Prrafodelista"/>
-        <w:spacing w:line="240" w:lineRule="auto"/>
+        <w:spacing w:before="0" w:after="0" w:line="240" w:lineRule="auto"/>
         <w:rPr>
           <w:rFonts w:ascii="Arial Narrow" w:eastAsia="Arial Narrow" w:hAnsi="Arial Narrow" w:cs="Arial Narrow"/>
           <w:kern w:val="0"/>
@@ -3936,7 +3948,7 @@
     <w:p>
       <w:pPr>
         <w:pStyle w:val="Prrafodelista"/>
-        <w:spacing w:line="240" w:lineRule="auto"/>
+        <w:spacing w:before="0" w:after="0" w:line="240" w:lineRule="auto"/>
         <w:rPr>
           <w:rFonts w:ascii="Arial Narrow" w:eastAsia="Arial Narrow" w:hAnsi="Arial Narrow" w:cs="Arial Narrow"/>
           <w:kern w:val="0"/>
@@ -4066,7 +4078,7 @@
     <w:p>
       <w:pPr>
         <w:pStyle w:val="Prrafodelista"/>
-        <w:spacing w:line="240" w:lineRule="auto"/>
+        <w:spacing w:before="0" w:after="0" w:line="240" w:lineRule="auto"/>
         <w:rPr>
           <w:rFonts w:ascii="Arial Narrow" w:eastAsia="Arial Narrow" w:hAnsi="Arial Narrow" w:cs="Arial Narrow"/>
           <w:kern w:val="0"/>
@@ -4196,7 +4208,7 @@
     <w:p>
       <w:pPr>
         <w:pStyle w:val="Prrafodelista"/>
-        <w:spacing w:line="240" w:lineRule="auto"/>
+        <w:spacing w:before="0" w:after="0" w:line="240" w:lineRule="auto"/>
         <w:rPr>
           <w:rFonts w:ascii="Arial Narrow" w:eastAsia="Arial Narrow" w:hAnsi="Arial Narrow" w:cs="Arial Narrow"/>
           <w:kern w:val="0"/>
@@ -4327,7 +4339,7 @@
     <w:p>
       <w:pPr>
         <w:pStyle w:val="Prrafodelista"/>
-        <w:spacing w:line="240" w:lineRule="auto"/>
+        <w:spacing w:before="0" w:after="0" w:line="240" w:lineRule="auto"/>
         <w:rPr>
           <w:rFonts w:ascii="Arial Narrow" w:eastAsia="Arial Narrow" w:hAnsi="Arial Narrow" w:cs="Arial Narrow"/>
           <w:kern w:val="0"/>
@@ -4458,7 +4470,7 @@
     <w:p>
       <w:pPr>
         <w:pStyle w:val="Prrafodelista"/>
-        <w:spacing w:line="240" w:lineRule="auto"/>
+        <w:spacing w:before="0" w:after="0" w:line="240" w:lineRule="auto"/>
         <w:rPr>
           <w:rFonts w:ascii="Arial Narrow" w:eastAsia="Arial Narrow" w:hAnsi="Arial Narrow" w:cs="Arial Narrow"/>
           <w:kern w:val="0"/>
@@ -4598,7 +4610,7 @@
     <w:p>
       <w:pPr>
         <w:pStyle w:val="Prrafodelista"/>
-        <w:spacing w:line="240" w:lineRule="auto"/>
+        <w:spacing w:before="0" w:after="0" w:line="240" w:lineRule="auto"/>
         <w:rPr>
           <w:rFonts w:ascii="Arial Narrow" w:eastAsia="Arial Narrow" w:hAnsi="Arial Narrow" w:cs="Arial Narrow"/>
           <w:kern w:val="0"/>
@@ -4740,7 +4752,7 @@
     <w:p>
       <w:pPr>
         <w:pStyle w:val="Prrafodelista"/>
-        <w:spacing w:line="240" w:lineRule="auto"/>
+        <w:spacing w:before="0" w:after="0" w:line="240" w:lineRule="auto"/>
         <w:rPr>
           <w:rFonts w:ascii="Arial Narrow" w:eastAsia="Arial Narrow" w:hAnsi="Arial Narrow" w:cs="Arial Narrow"/>
           <w:kern w:val="0"/>
@@ -4896,7 +4908,7 @@
     </w:p>
     <w:p>
       <w:pPr>
-        <w:spacing w:after="0" w:line="240" w:lineRule="auto"/>
+        <w:spacing w:before="0" w:after="0" w:line="240" w:lineRule="auto"/>
         <w:jc w:val="both"/>
         <w:rPr>
           <w:rFonts w:ascii="Arial Narrow" w:eastAsia="Arial Narrow" w:hAnsi="Arial Narrow" w:cs="Arial Narrow"/>
@@ -5069,7 +5081,7 @@
     <w:p>
       <w:pPr>
         <w:pStyle w:val="Prrafodelista"/>
-        <w:spacing w:after="0" w:line="240" w:lineRule="auto"/>
+        <w:spacing w:before="0" w:after="0" w:line="240" w:lineRule="auto"/>
         <w:ind w:left="567"/>
         <w:jc w:val="both"/>
         <w:rPr>
@@ -5140,7 +5152,7 @@
     </w:p>
     <w:p>
       <w:pPr>
-        <w:spacing w:after="0" w:line="240" w:lineRule="auto"/>
+        <w:spacing w:before="0" w:after="0" w:line="240" w:lineRule="auto"/>
         <w:ind w:left="567"/>
         <w:contextualSpacing/>
         <w:jc w:val="both"/>
@@ -5196,7 +5208,7 @@
     </w:p>
     <w:p>
       <w:pPr>
-        <w:spacing w:after="0" w:line="240" w:lineRule="auto"/>
+        <w:spacing w:before="0" w:after="0" w:line="240" w:lineRule="auto"/>
         <w:jc w:val="both"/>
         <w:rPr>
           <w:rFonts w:ascii="Arial Narrow" w:eastAsia="Arial Narrow" w:hAnsi="Arial Narrow" w:cs="Arial Narrow"/>
@@ -5409,7 +5421,7 @@
     <w:p>
       <w:pPr>
         <w:pStyle w:val="Prrafodelista"/>
-        <w:spacing w:after="0" w:line="240" w:lineRule="auto"/>
+        <w:spacing w:before="0" w:after="0" w:line="240" w:lineRule="auto"/>
         <w:ind w:left="567"/>
         <w:jc w:val="both"/>
         <w:rPr>
@@ -5464,7 +5476,7 @@
     </w:p>
     <w:p>
       <w:pPr>
-        <w:spacing w:after="0" w:line="240" w:lineRule="auto"/>
+        <w:spacing w:before="0" w:after="0" w:line="240" w:lineRule="auto"/>
         <w:jc w:val="both"/>
         <w:rPr>
           <w:rFonts w:ascii="Arial Narrow" w:eastAsia="Arial Narrow" w:hAnsi="Arial Narrow" w:cs="Arial Narrow"/>
@@ -5686,7 +5698,7 @@
     </w:p>
     <w:p>
       <w:pPr>
-        <w:spacing w:after="0" w:line="240" w:lineRule="auto"/>
+        <w:spacing w:before="0" w:after="0" w:line="240" w:lineRule="auto"/>
         <w:jc w:val="both"/>
         <w:rPr>
           <w:rFonts w:ascii="Arial Narrow" w:eastAsia="Arial Narrow" w:hAnsi="Arial Narrow" w:cs="Arial Narrow"/>
@@ -5847,7 +5859,7 @@
     <w:p>
       <w:pPr>
         <w:pStyle w:val="Prrafodelista"/>
-        <w:spacing w:after="0" w:line="240" w:lineRule="auto"/>
+        <w:spacing w:before="0" w:after="0" w:line="240" w:lineRule="auto"/>
         <w:ind w:left="567"/>
         <w:jc w:val="both"/>
         <w:rPr>
@@ -5996,7 +6008,7 @@
     <w:p>
       <w:pPr>
         <w:pStyle w:val="Prrafodelista"/>
-        <w:spacing w:after="0" w:line="240" w:lineRule="auto"/>
+        <w:spacing w:before="0" w:after="0" w:line="240" w:lineRule="auto"/>
         <w:ind w:left="567"/>
         <w:jc w:val="both"/>
         <w:rPr>
@@ -6143,7 +6155,7 @@
     <w:p>
       <w:pPr>
         <w:pStyle w:val="Prrafodelista"/>
-        <w:spacing w:after="0" w:line="240" w:lineRule="auto"/>
+        <w:spacing w:before="0" w:after="0" w:line="240" w:lineRule="auto"/>
         <w:ind w:left="567"/>
         <w:jc w:val="both"/>
         <w:rPr>
@@ -6314,7 +6326,7 @@
     <w:p>
       <w:pPr>
         <w:pStyle w:val="Prrafodelista"/>
-        <w:spacing w:after="0" w:line="240" w:lineRule="auto"/>
+        <w:spacing w:before="0" w:after="0" w:line="240" w:lineRule="auto"/>
         <w:ind w:left="567"/>
         <w:jc w:val="both"/>
         <w:rPr>
@@ -6485,7 +6497,7 @@
     <w:p>
       <w:pPr>
         <w:pStyle w:val="Prrafodelista"/>
-        <w:spacing w:after="0" w:line="240" w:lineRule="auto"/>
+        <w:spacing w:before="0" w:after="0" w:line="240" w:lineRule="auto"/>
         <w:ind w:left="567"/>
         <w:jc w:val="both"/>
         <w:rPr>
@@ -6597,7 +6609,7 @@
     <w:p>
       <w:pPr>
         <w:pStyle w:val="Prrafodelista"/>
-        <w:spacing w:line="240" w:lineRule="auto"/>
+        <w:spacing w:before="0" w:after="0" w:line="240" w:lineRule="auto"/>
         <w:rPr>
           <w:rFonts w:ascii="Arial Narrow" w:eastAsia="Arial Narrow" w:hAnsi="Arial Narrow" w:cs="Arial Narrow"/>
           <w:kern w:val="0"/>
@@ -6707,7 +6719,7 @@
     <w:p>
       <w:pPr>
         <w:pStyle w:val="Prrafodelista"/>
-        <w:spacing w:line="240" w:lineRule="auto"/>
+        <w:spacing w:before="0" w:after="0" w:line="240" w:lineRule="auto"/>
         <w:rPr>
           <w:rFonts w:ascii="Arial Narrow" w:eastAsia="Arial Narrow" w:hAnsi="Arial Narrow" w:cs="Arial Narrow"/>
           <w:kern w:val="0"/>
@@ -6817,7 +6829,7 @@
     <w:p>
       <w:pPr>
         <w:pStyle w:val="Prrafodelista"/>
-        <w:spacing w:line="240" w:lineRule="auto"/>
+        <w:spacing w:before="0" w:after="0" w:line="240" w:lineRule="auto"/>
         <w:rPr>
           <w:rFonts w:ascii="Arial Narrow" w:eastAsia="Arial Narrow" w:hAnsi="Arial Narrow" w:cs="Arial Narrow"/>
           <w:kern w:val="0"/>
@@ -6927,7 +6939,7 @@
     <w:p>
       <w:pPr>
         <w:pStyle w:val="Prrafodelista"/>
-        <w:spacing w:line="240" w:lineRule="auto"/>
+        <w:spacing w:before="0" w:after="0" w:line="240" w:lineRule="auto"/>
         <w:rPr>
           <w:rFonts w:ascii="Arial Narrow" w:eastAsia="Arial Narrow" w:hAnsi="Arial Narrow" w:cs="Arial Narrow"/>
           <w:kern w:val="0"/>
@@ -7025,7 +7037,7 @@
     <w:p>
       <w:pPr>
         <w:pStyle w:val="Prrafodelista"/>
-        <w:spacing w:line="240" w:lineRule="auto"/>
+        <w:spacing w:before="0" w:after="0" w:line="240" w:lineRule="auto"/>
         <w:rPr>
           <w:rFonts w:ascii="Arial Narrow" w:eastAsia="Arial Narrow" w:hAnsi="Arial Narrow" w:cs="Arial Narrow"/>
           <w:kern w:val="0"/>
@@ -7123,7 +7135,7 @@
     <w:p>
       <w:pPr>
         <w:pStyle w:val="Prrafodelista"/>
-        <w:spacing w:line="240" w:lineRule="auto"/>
+        <w:spacing w:before="0" w:after="0" w:line="240" w:lineRule="auto"/>
         <w:rPr>
           <w:rFonts w:ascii="Arial Narrow" w:eastAsia="Arial Narrow" w:hAnsi="Arial Narrow" w:cs="Arial Narrow"/>
           <w:kern w:val="0"/>
@@ -7246,7 +7258,7 @@
     <w:p>
       <w:pPr>
         <w:pStyle w:val="Prrafodelista"/>
-        <w:spacing w:after="0" w:line="240" w:lineRule="auto"/>
+        <w:spacing w:before="0" w:after="0" w:line="240" w:lineRule="auto"/>
         <w:ind w:left="567"/>
         <w:jc w:val="both"/>
         <w:rPr>
@@ -7398,7 +7410,7 @@
     </w:p>
     <w:p>
       <w:pPr>
-        <w:spacing w:after="0" w:line="240" w:lineRule="auto"/>
+        <w:spacing w:before="0" w:after="0" w:line="240" w:lineRule="auto"/>
         <w:jc w:val="both"/>
         <w:rPr>
           <w:rFonts w:ascii="Arial Narrow" w:eastAsia="Arial Narrow" w:hAnsi="Arial Narrow" w:cs="Arial Narrow"/>
@@ -7496,7 +7508,7 @@
     </w:p>
     <w:p>
       <w:pPr>
-        <w:spacing w:line="240" w:lineRule="auto"/>
+        <w:spacing w:before="0" w:after="0" w:line="240" w:lineRule="auto"/>
         <w:contextualSpacing/>
         <w:jc w:val="both"/>
         <w:rPr>
@@ -7584,7 +7596,7 @@
     </w:p>
     <w:p>
       <w:pPr>
-        <w:spacing w:after="0" w:line="240" w:lineRule="auto"/>
+        <w:spacing w:before="0" w:after="0" w:line="240" w:lineRule="auto"/>
         <w:jc w:val="both"/>
         <w:rPr>
           <w:rFonts w:ascii="Arial Narrow" w:eastAsia="Arial Narrow" w:hAnsi="Arial Narrow" w:cs="Arial Narrow"/>
@@ -7877,7 +7889,7 @@
     </w:p>
     <w:p>
       <w:pPr>
-        <w:spacing w:after="0" w:line="240" w:lineRule="auto"/>
+        <w:spacing w:before="0" w:after="0" w:line="240" w:lineRule="auto"/>
         <w:ind w:left="567"/>
         <w:jc w:val="both"/>
         <w:rPr>
@@ -7978,7 +7990,7 @@
     </w:p>
     <w:p>
       <w:pPr>
-        <w:spacing w:after="0" w:line="240" w:lineRule="auto"/>
+        <w:spacing w:before="0" w:after="0" w:line="240" w:lineRule="auto"/>
         <w:jc w:val="both"/>
         <w:rPr>
           <w:rFonts w:ascii="Arial Narrow" w:eastAsia="Arial Narrow" w:hAnsi="Arial Narrow" w:cs="Arial Narrow"/>
@@ -8235,7 +8247,7 @@
     </w:p>
     <w:p>
       <w:pPr>
-        <w:spacing w:after="0" w:line="240" w:lineRule="auto"/>
+        <w:spacing w:before="0" w:after="0" w:line="240" w:lineRule="auto"/>
         <w:jc w:val="both"/>
         <w:rPr>
           <w:rFonts w:ascii="Arial Narrow" w:eastAsia="Arial Narrow" w:hAnsi="Arial Narrow" w:cs="Arial Narrow"/>
@@ -8516,11 +8528,39 @@
     </w:p>
     <w:p>
       <w:pPr>
+        <w:spacing w:before="0" w:after="0" w:line="240" w:lineRule="auto"/>
+        <w:shd w:val="clear" w:color="auto" w:fill="FFFFFF"/>
+        <w:jc w:val="both"/>
+        <w:rPr>
+          <w:rFonts w:ascii="Arial Narrow" w:eastAsia="Arial Narrow" w:hAnsi="Arial Narrow" w:cs="Arial Narrow"/>
+          <w:b/>
+          <w:color w:val="000000"/>
+          <w:kern w:val="0"/>
+          <w:sz w:val="22"/>
+          <w:szCs w:val="22"/>
+          <w:lang w:eastAsia="es-PE"/>
+          <w14:ligatures w14:val="none"/>
+        </w:rPr>
+      </w:pPr>
+    </w:p>
+    <w:p>
+      <w:pPr>
         <w:shd w:val="clear" w:color="auto" w:fill="FFFFFF"/>
         <w:spacing w:after="0" w:line="240" w:lineRule="auto"/>
         <w:jc w:val="both"/>
         <w:rPr>
           <w:rFonts w:ascii="Arial Narrow" w:eastAsia="Arial Narrow" w:hAnsi="Arial Narrow" w:cs="Arial Narrow"/>
+          <w:color w:val="000000"/>
+          <w:kern w:val="0"/>
+          <w:sz w:val="22"/>
+          <w:szCs w:val="22"/>
+          <w:lang w:eastAsia="es-PE"/>
+          <w14:ligatures w14:val="none"/>
+        </w:rPr>
+      </w:pPr>
+      <w:r>
+        <w:rPr>
+          <w:rFonts w:ascii="Arial Narrow" w:eastAsia="Arial Narrow" w:hAnsi="Arial Narrow" w:cs="Arial Narrow"/>
           <w:b/>
           <w:color w:val="000000"/>
           <w:kern w:val="0"/>
@@ -8529,77 +8569,49 @@
           <w:lang w:eastAsia="es-PE"/>
           <w14:ligatures w14:val="none"/>
         </w:rPr>
-      </w:pPr>
-    </w:p>
-    <w:p>
-      <w:pPr>
+        <w:t>SÉTIMO:</w:t>
+      </w:r>
+      <w:r>
+        <w:rPr>
+          <w:rFonts w:ascii="Arial Narrow" w:eastAsia="Arial Narrow" w:hAnsi="Arial Narrow" w:cs="Arial Narrow"/>
+          <w:color w:val="000000"/>
+          <w:kern w:val="0"/>
+          <w:sz w:val="22"/>
+          <w:szCs w:val="22"/>
+          <w:lang w:eastAsia="es-PE"/>
+          <w14:ligatures w14:val="none"/>
+        </w:rPr>
+        <w:t xml:space="preserve"> informar a las partes que conforme a lo establecido en el artículo 39</w:t>
+      </w:r>
+      <w:r>
+        <w:rPr>
+          <w:rFonts w:ascii="Arial Narrow" w:eastAsia="Arial Narrow" w:hAnsi="Arial Narrow" w:cs="Arial Narrow"/>
+          <w:color w:val="000000"/>
+          <w:kern w:val="0"/>
+          <w:sz w:val="22"/>
+          <w:szCs w:val="22"/>
+          <w:lang w:eastAsia="es-PE"/>
+          <w14:ligatures w14:val="none"/>
+        </w:rPr>
+        <w:t/>
+      </w:r>
+      <w:r>
+        <w:rPr>
+          <w:rFonts w:ascii="Arial Narrow" w:eastAsia="Arial Narrow" w:hAnsi="Arial Narrow" w:cs="Arial Narrow"/>
+          <w:color w:val="000000"/>
+          <w:kern w:val="0"/>
+          <w:sz w:val="22"/>
+          <w:szCs w:val="22"/>
+          <w:lang w:eastAsia="es-PE"/>
+          <w14:ligatures w14:val="none"/>
+        </w:rPr>
+        <w:t xml:space="preserve"> de la Ley sobre Facultades, Normas y Organización del Indecopi, aprobada por Decreto Legislativo 807, los gastos por los peritajes realizados, actuación de pruebas, inspecciones y otros derivados de la tramitación del proceso serán de cargo de la parte que solicita la prueba, salvo pacto en contrario. En todos los casos, la resolución final determinará si los gastos deben ser asumidos por alguna de las partes, o reembolsados a la otra parte o al Indecopi, según sea el caso, de manera adicional a la sanción que haya podido imponerse. </w:t>
+      </w:r>
+    </w:p>
+    <w:p>
+      <w:pPr>
+        <w:spacing w:before="0" w:after="0" w:line="240" w:lineRule="auto"/>
         <w:shd w:val="clear" w:color="auto" w:fill="FFFFFF"/>
-        <w:spacing w:after="0" w:line="240" w:lineRule="auto"/>
-        <w:jc w:val="both"/>
-        <w:rPr>
-          <w:rFonts w:ascii="Arial Narrow" w:eastAsia="Arial Narrow" w:hAnsi="Arial Narrow" w:cs="Arial Narrow"/>
-          <w:color w:val="000000"/>
-          <w:kern w:val="0"/>
-          <w:sz w:val="22"/>
-          <w:szCs w:val="22"/>
-          <w:lang w:eastAsia="es-PE"/>
-          <w14:ligatures w14:val="none"/>
-        </w:rPr>
-      </w:pPr>
-      <w:r>
-        <w:rPr>
-          <w:rFonts w:ascii="Arial Narrow" w:eastAsia="Arial Narrow" w:hAnsi="Arial Narrow" w:cs="Arial Narrow"/>
-          <w:b/>
-          <w:color w:val="000000"/>
-          <w:kern w:val="0"/>
-          <w:sz w:val="22"/>
-          <w:szCs w:val="22"/>
-          <w:lang w:eastAsia="es-PE"/>
-          <w14:ligatures w14:val="none"/>
-        </w:rPr>
-        <w:t>SÉTIMO:</w:t>
-      </w:r>
-      <w:r>
-        <w:rPr>
-          <w:rFonts w:ascii="Arial Narrow" w:eastAsia="Arial Narrow" w:hAnsi="Arial Narrow" w:cs="Arial Narrow"/>
-          <w:color w:val="000000"/>
-          <w:kern w:val="0"/>
-          <w:sz w:val="22"/>
-          <w:szCs w:val="22"/>
-          <w:lang w:eastAsia="es-PE"/>
-          <w14:ligatures w14:val="none"/>
-        </w:rPr>
-        <w:t xml:space="preserve"> informar a las partes que conforme a lo establecido en el artículo 39</w:t>
-      </w:r>
-      <w:r>
-        <w:rPr>
-          <w:rFonts w:ascii="Arial Narrow" w:eastAsia="Arial Narrow" w:hAnsi="Arial Narrow" w:cs="Arial Narrow"/>
-          <w:color w:val="000000"/>
-          <w:kern w:val="0"/>
-          <w:sz w:val="22"/>
-          <w:szCs w:val="22"/>
-          <w:lang w:eastAsia="es-PE"/>
-          <w14:ligatures w14:val="none"/>
-        </w:rPr>
-        <w:t/>
-      </w:r>
-      <w:r>
-        <w:rPr>
-          <w:rFonts w:ascii="Arial Narrow" w:eastAsia="Arial Narrow" w:hAnsi="Arial Narrow" w:cs="Arial Narrow"/>
-          <w:color w:val="000000"/>
-          <w:kern w:val="0"/>
-          <w:sz w:val="22"/>
-          <w:szCs w:val="22"/>
-          <w:lang w:eastAsia="es-PE"/>
-          <w14:ligatures w14:val="none"/>
-        </w:rPr>
-        <w:t xml:space="preserve"> de la Ley sobre Facultades, Normas y Organización del Indecopi, aprobada por Decreto Legislativo 807, los gastos por los peritajes realizados, actuación de pruebas, inspecciones y otros derivados de la tramitación del proceso serán de cargo de la parte que solicita la prueba, salvo pacto en contrario. En todos los casos, la resolución final determinará si los gastos deben ser asumidos por alguna de las partes, o reembolsados a la otra parte o al Indecopi, según sea el caso, de manera adicional a la sanción que haya podido imponerse. </w:t>
-      </w:r>
-    </w:p>
-    <w:p>
-      <w:pPr>
-        <w:shd w:val="clear" w:color="auto" w:fill="FFFFFF"/>
-        <w:spacing w:after="0" w:line="240" w:lineRule="auto"/>
         <w:jc w:val="both"/>
         <w:rPr>
           <w:rFonts w:ascii="Arial Narrow" w:eastAsia="Arial Narrow" w:hAnsi="Arial Narrow" w:cs="Arial Narrow"/>
@@ -8746,15 +8758,87 @@
     </w:p>
     <w:p>
       <w:pPr>
+        <w:spacing w:before="0" w:after="0" w:line="240" w:lineRule="auto"/>
+        <w:suppressAutoHyphens/>
+        <w:jc w:val="both"/>
+        <w:rPr>
+          <w:rFonts w:ascii="Arial Narrow" w:eastAsia="Arial Narrow" w:hAnsi="Arial Narrow" w:cs="Arial Narrow"/>
+          <w:kern w:val="0"/>
+          <w:sz w:val="22"/>
+          <w:szCs w:val="22"/>
+          <w:u w:val="single"/>
+          <w14:ligatures w14:val="none"/>
+        </w:rPr>
+      </w:pPr>
+    </w:p>
+    <w:p>
+      <w:pPr>
         <w:suppressAutoHyphens/>
         <w:spacing w:after="0" w:line="240" w:lineRule="auto"/>
         <w:jc w:val="both"/>
         <w:rPr>
           <w:rFonts w:ascii="Arial Narrow" w:eastAsia="Arial Narrow" w:hAnsi="Arial Narrow" w:cs="Arial Narrow"/>
-          <w:kern w:val="0"/>
-          <w:sz w:val="22"/>
-          <w:szCs w:val="22"/>
-          <w:u w:val="single"/>
+          <w:color w:val="000000"/>
+          <w:kern w:val="0"/>
+          <w:sz w:val="22"/>
+          <w:szCs w:val="22"/>
+          <w:lang w:eastAsia="es-PE"/>
+          <w14:ligatures w14:val="none"/>
+        </w:rPr>
+      </w:pPr>
+      <w:r>
+        <w:rPr>
+          <w:rFonts w:ascii="Arial Narrow" w:eastAsia="Arial Narrow" w:hAnsi="Arial Narrow" w:cs="Arial Narrow"/>
+          <w:b/>
+          <w:color w:val="000000"/>
+          <w:kern w:val="0"/>
+          <w:sz w:val="22"/>
+          <w:szCs w:val="22"/>
+          <w:lang w:eastAsia="es-PE"/>
+          <w14:ligatures w14:val="none"/>
+        </w:rPr>
+        <w:t>NOVENO:</w:t>
+      </w:r>
+      <w:r>
+        <w:rPr>
+          <w:rFonts w:ascii="Arial Narrow" w:eastAsia="Arial Narrow" w:hAnsi="Arial Narrow" w:cs="Arial Narrow"/>
+          <w:color w:val="000000"/>
+          <w:kern w:val="0"/>
+          <w:sz w:val="22"/>
+          <w:szCs w:val="22"/>
+          <w:lang w:eastAsia="es-PE"/>
+          <w14:ligatures w14:val="none"/>
+        </w:rPr>
+        <w:t xml:space="preserve"> poner en conocimiento de las partes que, antes de la emisión de la Resolución Final, tienen la posibilidad de formular su desistimiento o presentar el acuerdo arribado mediante la conciliación, mediación, </w:t>
+      </w:r>
+      <w:r>
+        <w:rPr>
+          <w:rFonts w:ascii="Arial Narrow" w:eastAsia="Arial Narrow" w:hAnsi="Arial Narrow" w:cs="Arial Narrow"/>
+          <w:color w:val="000000"/>
+          <w:kern w:val="0"/>
+          <w:sz w:val="22"/>
+          <w:szCs w:val="22"/>
+          <w:lang w:eastAsia="es-PE"/>
+          <w14:ligatures w14:val="none"/>
+        </w:rPr>
+        <w:lastRenderedPageBreak/>
+        <w:t>transacción o cualquier otro que, de forma indubitable, deje constancia que se ha solucionado la controversia materia de denuncia.</w:t>
+      </w:r>
+      <w:bookmarkStart w:id="9" w:name="h.gjdgxs" w:colFirst="0" w:colLast="0"/>
+      <w:bookmarkEnd w:id="9"/>
+    </w:p>
+    <w:p>
+      <w:pPr>
+        <w:spacing w:before="0" w:after="0" w:line="240" w:lineRule="auto"/>
+        <w:suppressAutoHyphens/>
+        <w:jc w:val="both"/>
+        <w:rPr>
+          <w:rFonts w:ascii="Arial Narrow" w:eastAsia="Arial Narrow" w:hAnsi="Arial Narrow" w:cs="Arial Narrow"/>
+          <w:color w:val="000000"/>
+          <w:kern w:val="0"/>
+          <w:sz w:val="22"/>
+          <w:szCs w:val="22"/>
+          <w:lang w:eastAsia="es-PE"/>
           <w14:ligatures w14:val="none"/>
         </w:rPr>
       </w:pPr>
@@ -8766,78 +8850,6 @@
         <w:jc w:val="both"/>
         <w:rPr>
           <w:rFonts w:ascii="Arial Narrow" w:eastAsia="Arial Narrow" w:hAnsi="Arial Narrow" w:cs="Arial Narrow"/>
-          <w:color w:val="000000"/>
-          <w:kern w:val="0"/>
-          <w:sz w:val="22"/>
-          <w:szCs w:val="22"/>
-          <w:lang w:eastAsia="es-PE"/>
-          <w14:ligatures w14:val="none"/>
-        </w:rPr>
-      </w:pPr>
-      <w:r>
-        <w:rPr>
-          <w:rFonts w:ascii="Arial Narrow" w:eastAsia="Arial Narrow" w:hAnsi="Arial Narrow" w:cs="Arial Narrow"/>
-          <w:b/>
-          <w:color w:val="000000"/>
-          <w:kern w:val="0"/>
-          <w:sz w:val="22"/>
-          <w:szCs w:val="22"/>
-          <w:lang w:eastAsia="es-PE"/>
-          <w14:ligatures w14:val="none"/>
-        </w:rPr>
-        <w:t>NOVENO:</w:t>
-      </w:r>
-      <w:r>
-        <w:rPr>
-          <w:rFonts w:ascii="Arial Narrow" w:eastAsia="Arial Narrow" w:hAnsi="Arial Narrow" w:cs="Arial Narrow"/>
-          <w:color w:val="000000"/>
-          <w:kern w:val="0"/>
-          <w:sz w:val="22"/>
-          <w:szCs w:val="22"/>
-          <w:lang w:eastAsia="es-PE"/>
-          <w14:ligatures w14:val="none"/>
-        </w:rPr>
-        <w:t xml:space="preserve"> poner en conocimiento de las partes que, antes de la emisión de la Resolución Final, tienen la posibilidad de formular su desistimiento o presentar el acuerdo arribado mediante la conciliación, mediación, </w:t>
-      </w:r>
-      <w:r>
-        <w:rPr>
-          <w:rFonts w:ascii="Arial Narrow" w:eastAsia="Arial Narrow" w:hAnsi="Arial Narrow" w:cs="Arial Narrow"/>
-          <w:color w:val="000000"/>
-          <w:kern w:val="0"/>
-          <w:sz w:val="22"/>
-          <w:szCs w:val="22"/>
-          <w:lang w:eastAsia="es-PE"/>
-          <w14:ligatures w14:val="none"/>
-        </w:rPr>
-        <w:lastRenderedPageBreak/>
-        <w:t>transacción o cualquier otro que, de forma indubitable, deje constancia que se ha solucionado la controversia materia de denuncia.</w:t>
-      </w:r>
-      <w:bookmarkStart w:id="9" w:name="h.gjdgxs" w:colFirst="0" w:colLast="0"/>
-      <w:bookmarkEnd w:id="9"/>
-    </w:p>
-    <w:p>
-      <w:pPr>
-        <w:suppressAutoHyphens/>
-        <w:spacing w:after="0" w:line="240" w:lineRule="auto"/>
-        <w:jc w:val="both"/>
-        <w:rPr>
-          <w:rFonts w:ascii="Arial Narrow" w:eastAsia="Arial Narrow" w:hAnsi="Arial Narrow" w:cs="Arial Narrow"/>
-          <w:color w:val="000000"/>
-          <w:kern w:val="0"/>
-          <w:sz w:val="22"/>
-          <w:szCs w:val="22"/>
-          <w:lang w:eastAsia="es-PE"/>
-          <w14:ligatures w14:val="none"/>
-        </w:rPr>
-      </w:pPr>
-    </w:p>
-    <w:p>
-      <w:pPr>
-        <w:suppressAutoHyphens/>
-        <w:spacing w:after="0" w:line="240" w:lineRule="auto"/>
-        <w:jc w:val="both"/>
-        <w:rPr>
-          <w:rFonts w:ascii="Arial Narrow" w:eastAsia="Arial Narrow" w:hAnsi="Arial Narrow" w:cs="Arial Narrow"/>
           <w:sz w:val="22"/>
           <w:szCs w:val="22"/>
         </w:rPr>
@@ -9029,8 +9041,8 @@
     </w:p>
     <w:p>
       <w:pPr>
+        <w:spacing w:before="0" w:after="0" w:line="240" w:lineRule="auto"/>
         <w:suppressAutoHyphens/>
-        <w:spacing w:after="0" w:line="240" w:lineRule="auto"/>
         <w:jc w:val="both"/>
         <w:rPr>
           <w:rFonts w:ascii="Arial Narrow" w:eastAsia="Arial Narrow" w:hAnsi="Arial Narrow" w:cs="Arial Narrow"/>
@@ -9554,34 +9566,82 @@
           <w:sz w:val="16"/>
           <w:szCs w:val="16"/>
         </w:rPr>
+        <w:t xml:space="preserve"/>
+      </w:r>
+      <w:r>
+        <w:rPr>
+          <w:rFonts w:ascii="Arial Narrow" w:eastAsia="Arial Narrow" w:hAnsi="Arial Narrow" w:cs="Arial Narrow"/>
+          <w:sz w:val="16"/>
+          <w:szCs w:val="16"/>
+        </w:rPr>
         <w:tab/>
-        <w:t xml:space="preserve"/>
-      </w:r>
-      <w:r>
-        <w:rPr>
-          <w:rFonts w:ascii="Arial Narrow" w:eastAsia="Arial Narrow" w:hAnsi="Arial Narrow" w:cs="Arial Narrow"/>
-          <w:sz w:val="16"/>
-          <w:szCs w:val="16"/>
-        </w:rPr>
-        <w:tab/>
-        <w:t>Publicado</w:t>
-      </w:r>
-      <w:r>
-        <w:rPr>
-          <w:rFonts w:ascii="Arial Narrow" w:eastAsia="Arial Narrow" w:hAnsi="Arial Narrow" w:cs="Arial Narrow"/>
-          <w:b/>
-          <w:sz w:val="16"/>
-          <w:szCs w:val="16"/>
-        </w:rPr>
-        <w:t xml:space="preserve"> </w:t>
-      </w:r>
-      <w:r>
-        <w:rPr>
-          <w:rFonts w:ascii="Arial Narrow" w:eastAsia="Arial Narrow" w:hAnsi="Arial Narrow" w:cs="Arial Narrow"/>
-          <w:sz w:val="16"/>
-          <w:szCs w:val="16"/>
-        </w:rPr>
-        <w:t xml:space="preserve">el 2 de setiembre de 2010 en el Diario Oficial El Peruano, vigente desde el 2 de octubre de 2010 y modificado por Decreto Legislativo 1308.</w:t>
+        <w:t xml:space="preserve">Denuncia remitida a esta Comisión mediante MEMORANDUM </w:t>
+      </w:r>
+      <w:r>
+        <w:rPr>
+          <w:rFonts w:ascii="Arial Narrow" w:eastAsia="Arial Narrow" w:hAnsi="Arial Narrow" w:cs="Arial Narrow"/>
+          <w:sz w:val="16"/>
+          <w:szCs w:val="16"/>
+        </w:rPr>
+        <w:t xml:space="preserve">000178-2025-CPC-SAM/INDECOPI </w:t>
+      </w:r>
+      <w:r>
+        <w:rPr>
+          <w:rFonts w:ascii="Arial Narrow" w:eastAsia="Arial Narrow" w:hAnsi="Arial Narrow" w:cs="Arial Narrow"/>
+          <w:sz w:val="16"/>
+          <w:szCs w:val="16"/>
+        </w:rPr>
+        <w:t xml:space="preserve">de fecha </w:t>
+      </w:r>
+      <w:r>
+        <w:rPr>
+          <w:rFonts w:ascii="Arial Narrow" w:eastAsia="Arial Narrow" w:hAnsi="Arial Narrow" w:cs="Arial Narrow"/>
+          <w:sz w:val="16"/>
+          <w:szCs w:val="16"/>
+        </w:rPr>
+        <w:t xml:space="preserve">31 de julio de 2025</w:t>
+      </w:r>
+      <w:r>
+        <w:rPr>
+          <w:rFonts w:ascii="Arial Narrow" w:eastAsia="Arial Narrow" w:hAnsi="Arial Narrow" w:cs="Arial Narrow"/>
+          <w:sz w:val="16"/>
+          <w:szCs w:val="16"/>
+        </w:rPr>
+        <w:t xml:space="preserve">, </w:t>
+      </w:r>
+      <w:proofErr w:type="spellStart"/>
+      <w:r>
+        <w:rPr>
+          <w:rFonts w:ascii="Arial Narrow" w:eastAsia="Arial Narrow" w:hAnsi="Arial Narrow" w:cs="Arial Narrow"/>
+          <w:sz w:val="16"/>
+          <w:szCs w:val="16"/>
+        </w:rPr>
+        <w:t xml:space="preserve">recibida</w:t>
+      </w:r>
+      <w:proofErr w:type="spellEnd"/>
+      <w:r>
+        <w:rPr>
+          <w:rFonts w:ascii="Arial Narrow" w:eastAsia="Arial Narrow" w:hAnsi="Arial Narrow" w:cs="Arial Narrow"/>
+          <w:sz w:val="16"/>
+          <w:szCs w:val="16"/>
+        </w:rPr>
+        <w:t xml:space="preserve"> el </w:t>
+      </w:r>
+      <w:r>
+        <w:rPr>
+          <w:rFonts w:ascii="Arial Narrow" w:eastAsia="Arial Narrow" w:hAnsi="Arial Narrow" w:cs="Arial Narrow"/>
+          <w:sz w:val="16"/>
+          <w:szCs w:val="16"/>
+        </w:rPr>
+        <w:t xml:space="preserve">31 de julio de 2025</w:t>
+      </w:r>
+      <w:r>
+        <w:rPr>
+          <w:rFonts w:ascii="Arial Narrow" w:eastAsia="Arial Narrow" w:hAnsi="Arial Narrow" w:cs="Arial Narrow"/>
+          <w:sz w:val="16"/>
+          <w:szCs w:val="16"/>
+        </w:rPr>
+        <w:t>.</w:t>
       </w:r>
     </w:p>
     <w:p>
@@ -9628,83 +9688,33 @@
           <w:sz w:val="16"/>
           <w:szCs w:val="16"/>
         </w:rPr>
+        <w:t xml:space="preserve"/>
+      </w:r>
+      <w:r>
+        <w:rPr>
+          <w:rFonts w:ascii="Arial Narrow" w:eastAsia="Arial Narrow" w:hAnsi="Arial Narrow" w:cs="Arial Narrow"/>
+          <w:sz w:val="16"/>
+          <w:szCs w:val="16"/>
+        </w:rPr>
         <w:tab/>
-        <w:t xml:space="preserve"/>
-      </w:r>
-      <w:r>
-        <w:rPr>
-          <w:rFonts w:ascii="Arial Narrow" w:eastAsia="Arial Narrow" w:hAnsi="Arial Narrow" w:cs="Arial Narrow"/>
-          <w:sz w:val="16"/>
-          <w:szCs w:val="16"/>
-        </w:rPr>
-        <w:tab/>
-        <w:t xml:space="preserve">Denuncia remitida a esta Comisión mediante MEMORANDUM </w:t>
-      </w:r>
-      <w:r>
-        <w:rPr>
-          <w:rFonts w:ascii="Arial Narrow" w:eastAsia="Arial Narrow" w:hAnsi="Arial Narrow" w:cs="Arial Narrow"/>
-          <w:sz w:val="16"/>
-          <w:szCs w:val="16"/>
-        </w:rPr>
-        <w:t xml:space="preserve">000178-2025-CPC-SAM/INDECOPI </w:t>
-      </w:r>
-      <w:r>
-        <w:rPr>
-          <w:rFonts w:ascii="Arial Narrow" w:eastAsia="Arial Narrow" w:hAnsi="Arial Narrow" w:cs="Arial Narrow"/>
-          <w:sz w:val="16"/>
-          <w:szCs w:val="16"/>
-        </w:rPr>
-        <w:t xml:space="preserve">de fecha </w:t>
-      </w:r>
-      <w:r>
-        <w:rPr>
-          <w:rFonts w:ascii="Arial Narrow" w:eastAsia="Arial Narrow" w:hAnsi="Arial Narrow" w:cs="Arial Narrow"/>
-          <w:sz w:val="16"/>
-          <w:szCs w:val="16"/>
-        </w:rPr>
-        <w:t xml:space="preserve">31 de julio de 2025</w:t>
-      </w:r>
-      <w:r>
-        <w:rPr>
-          <w:rFonts w:ascii="Arial Narrow" w:eastAsia="Arial Narrow" w:hAnsi="Arial Narrow" w:cs="Arial Narrow"/>
-          <w:sz w:val="16"/>
-          <w:szCs w:val="16"/>
-        </w:rPr>
-        <w:t xml:space="preserve">, </w:t>
-      </w:r>
-      <w:proofErr w:type="spellStart"/>
-      <w:r>
-        <w:rPr>
-          <w:rFonts w:ascii="Arial Narrow" w:eastAsia="Arial Narrow" w:hAnsi="Arial Narrow" w:cs="Arial Narrow"/>
-          <w:sz w:val="16"/>
-          <w:szCs w:val="16"/>
-        </w:rPr>
-        <w:t xml:space="preserve">recibida</w:t>
-      </w:r>
-      <w:proofErr w:type="spellEnd"/>
-      <w:r>
-        <w:rPr>
-          <w:rFonts w:ascii="Arial Narrow" w:eastAsia="Arial Narrow" w:hAnsi="Arial Narrow" w:cs="Arial Narrow"/>
-          <w:sz w:val="16"/>
-          <w:szCs w:val="16"/>
-        </w:rPr>
-        <w:t xml:space="preserve"> el </w:t>
-      </w:r>
-      <w:r>
-        <w:rPr>
-          <w:rFonts w:ascii="Arial Narrow" w:eastAsia="Arial Narrow" w:hAnsi="Arial Narrow" w:cs="Arial Narrow"/>
-          <w:sz w:val="16"/>
-          <w:szCs w:val="16"/>
-        </w:rPr>
-        <w:t xml:space="preserve">31 de julio de 2025</w:t>
-      </w:r>
-      <w:r>
-        <w:rPr>
-          <w:rFonts w:ascii="Arial Narrow" w:eastAsia="Arial Narrow" w:hAnsi="Arial Narrow" w:cs="Arial Narrow"/>
-          <w:sz w:val="16"/>
-          <w:szCs w:val="16"/>
-        </w:rPr>
-        <w:t>.</w:t>
+        <w:t>Publicado</w:t>
+      </w:r>
+      <w:r>
+        <w:rPr>
+          <w:rFonts w:ascii="Arial Narrow" w:eastAsia="Arial Narrow" w:hAnsi="Arial Narrow" w:cs="Arial Narrow"/>
+          <w:b/>
+          <w:sz w:val="16"/>
+          <w:szCs w:val="16"/>
+        </w:rPr>
+        <w:t xml:space="preserve"> </w:t>
+      </w:r>
+      <w:r>
+        <w:rPr>
+          <w:rFonts w:ascii="Arial Narrow" w:eastAsia="Arial Narrow" w:hAnsi="Arial Narrow" w:cs="Arial Narrow"/>
+          <w:sz w:val="16"/>
+          <w:szCs w:val="16"/>
+        </w:rPr>
+        <w:t xml:space="preserve">el 2 de setiembre de 2010 en el Diario Oficial El Peruano, vigente desde el 2 de octubre de 2010 y modificado por Decreto Legislativo 1308.</w:t>
       </w:r>
     </w:p>
     <w:p>
@@ -9753,7 +9763,6 @@
           <w:sz w:val="16"/>
           <w:szCs w:val="16"/>
         </w:rPr>
-        <w:tab/>
         <w:t xml:space="preserve"/>
       </w:r>
       <w:r>
@@ -9762,7 +9771,6 @@
           <w:sz w:val="16"/>
           <w:szCs w:val="16"/>
         </w:rPr>
-        <w:tab/>
       </w:r>
       <w:r>
         <w:rPr>
@@ -9772,6 +9780,7 @@
           <w:sz w:val="16"/>
           <w:szCs w:val="16"/>
         </w:rPr>
+        <w:tab/>
         <w:t xml:space="preserve">LEY 29571, CÓDIGO DE PROTECCIÓN Y DEFENSA DEL CONSUMIDOR, publicado el 2 de setiembre de 2010 y modificado por Decreto Legislativo 1308 </w:t>
       </w:r>
     </w:p>
@@ -9995,7 +10004,6 @@
           <w:sz w:val="16"/>
           <w:szCs w:val="16"/>
         </w:rPr>
-        <w:tab/>
         <w:t xml:space="preserve"/>
       </w:r>
       <w:r>
@@ -10004,7 +10012,6 @@
           <w:sz w:val="16"/>
           <w:szCs w:val="16"/>
         </w:rPr>
-        <w:tab/>
       </w:r>
       <w:r>
         <w:rPr>
@@ -10014,6 +10021,7 @@
           <w:sz w:val="16"/>
           <w:szCs w:val="16"/>
         </w:rPr>
+        <w:tab/>
         <w:t xml:space="preserve">LEY 29571, CÓDIGO DE PROTECCIÓN Y DEFENSA DEL CONSUMIDOR, publicado el 2 de setiembre de 2010 y modificado por Decreto Legislativo 1308 </w:t>
       </w:r>
     </w:p>
@@ -10174,7 +10182,6 @@
           <w:sz w:val="16"/>
           <w:szCs w:val="16"/>
         </w:rPr>
-        <w:tab/>
         <w:t xml:space="preserve"/>
       </w:r>
       <w:r>
@@ -10183,7 +10190,6 @@
           <w:sz w:val="16"/>
           <w:szCs w:val="16"/>
         </w:rPr>
-        <w:tab/>
       </w:r>
       <w:r>
         <w:rPr>
@@ -10193,6 +10199,7 @@
           <w:sz w:val="16"/>
           <w:szCs w:val="16"/>
         </w:rPr>
+        <w:tab/>
         <w:t xml:space="preserve">LEY </w:t>
       </w:r>
       <w:proofErr w:type="spellStart"/>
@@ -10333,7 +10340,6 @@
           <w:sz w:val="16"/>
           <w:szCs w:val="16"/>
         </w:rPr>
-        <w:tab/>
         <w:t xml:space="preserve"/>
       </w:r>
       <w:r>
@@ -10342,7 +10348,6 @@
           <w:sz w:val="16"/>
           <w:szCs w:val="16"/>
         </w:rPr>
-        <w:tab/>
       </w:r>
       <w:r>
         <w:rPr>
@@ -10352,6 +10357,7 @@
           <w:sz w:val="16"/>
           <w:szCs w:val="16"/>
         </w:rPr>
+        <w:tab/>
         <w:t>LEY SOBRE FACULTADES, NORMAS Y ORGANIZACIÓN DEL INDECOPI, APROBADA POR DECRETO LEGISLATIVO 807 Artículo 24.-</w:t>
       </w:r>
       <w:r>
@@ -10482,7 +10488,6 @@
           <w:sz w:val="16"/>
           <w:szCs w:val="16"/>
         </w:rPr>
-        <w:tab/>
         <w:t xml:space="preserve"/>
       </w:r>
       <w:r>
@@ -10557,24 +10562,23 @@
           <w:sz w:val="16"/>
           <w:szCs w:val="16"/>
         </w:rPr>
+        <w:t xml:space="preserve"/>
+      </w:r>
+      <w:r>
+        <w:rPr>
+          <w:rFonts w:ascii="Arial Narrow" w:eastAsia="Arial Narrow" w:hAnsi="Arial Narrow" w:cs="Arial Narrow"/>
+          <w:sz w:val="16"/>
+          <w:szCs w:val="16"/>
+        </w:rPr>
+      </w:r>
+      <w:r>
+        <w:rPr>
+          <w:rFonts w:ascii="Arial Narrow" w:eastAsia="Arial Narrow" w:hAnsi="Arial Narrow" w:cs="Arial Narrow"/>
+          <w:b/>
+          <w:sz w:val="16"/>
+          <w:szCs w:val="16"/>
+        </w:rPr>
         <w:tab/>
-        <w:t xml:space="preserve"/>
-      </w:r>
-      <w:r>
-        <w:rPr>
-          <w:rFonts w:ascii="Arial Narrow" w:eastAsia="Arial Narrow" w:hAnsi="Arial Narrow" w:cs="Arial Narrow"/>
-          <w:sz w:val="16"/>
-          <w:szCs w:val="16"/>
-        </w:rPr>
-        <w:tab/>
-      </w:r>
-      <w:r>
-        <w:rPr>
-          <w:rFonts w:ascii="Arial Narrow" w:eastAsia="Arial Narrow" w:hAnsi="Arial Narrow" w:cs="Arial Narrow"/>
-          <w:b/>
-          <w:sz w:val="16"/>
-          <w:szCs w:val="16"/>
-        </w:rPr>
         <w:t>LEY 29571, CÓDIGO DE PROTECCIÓN Y DEFENSA DEL CONSUMIDOR</w:t>
       </w:r>
       <w:r>
@@ -10959,32 +10963,31 @@
           <w:szCs w:val="16"/>
           <w:vertAlign w:val="superscript"/>
         </w:rPr>
+        <w:t xml:space="preserve"/>
+      </w:r>
+      <w:r>
+        <w:rPr>
+          <w:rFonts w:ascii="Arial Narrow" w:eastAsia="Arial Narrow" w:hAnsi="Arial Narrow" w:cs="Arial Narrow"/>
+          <w:sz w:val="16"/>
+          <w:szCs w:val="16"/>
+        </w:rPr>
+        <w:t xml:space="preserve"/>
+      </w:r>
+      <w:r>
+        <w:rPr>
+          <w:rFonts w:ascii="Arial Narrow" w:eastAsia="Arial Narrow" w:hAnsi="Arial Narrow" w:cs="Arial Narrow"/>
+          <w:sz w:val="16"/>
+          <w:szCs w:val="16"/>
+        </w:rPr>
+      </w:r>
+      <w:r>
+        <w:rPr>
+          <w:rFonts w:ascii="Arial Narrow" w:eastAsia="Arial Narrow" w:hAnsi="Arial Narrow" w:cs="Arial Narrow"/>
+          <w:b/>
+          <w:sz w:val="16"/>
+          <w:szCs w:val="16"/>
+        </w:rPr>
         <w:tab/>
-        <w:t xml:space="preserve"/>
-      </w:r>
-      <w:r>
-        <w:rPr>
-          <w:rFonts w:ascii="Arial Narrow" w:eastAsia="Arial Narrow" w:hAnsi="Arial Narrow" w:cs="Arial Narrow"/>
-          <w:sz w:val="16"/>
-          <w:szCs w:val="16"/>
-        </w:rPr>
-        <w:t xml:space="preserve"> </w:t>
-      </w:r>
-      <w:r>
-        <w:rPr>
-          <w:rFonts w:ascii="Arial Narrow" w:eastAsia="Arial Narrow" w:hAnsi="Arial Narrow" w:cs="Arial Narrow"/>
-          <w:sz w:val="16"/>
-          <w:szCs w:val="16"/>
-        </w:rPr>
-        <w:tab/>
-      </w:r>
-      <w:r>
-        <w:rPr>
-          <w:rFonts w:ascii="Arial Narrow" w:eastAsia="Arial Narrow" w:hAnsi="Arial Narrow" w:cs="Arial Narrow"/>
-          <w:b/>
-          <w:sz w:val="16"/>
-          <w:szCs w:val="16"/>
-        </w:rPr>
         <w:t>LEY 29571, CÓDIGO DE PROTECCIÓN Y DEFENSA DEL CONSUMIDOR</w:t>
       </w:r>
       <w:r>
@@ -11188,7 +11191,6 @@
           <w:sz w:val="16"/>
           <w:szCs w:val="16"/>
         </w:rPr>
-        <w:tab/>
         <w:t xml:space="preserve"/>
       </w:r>
       <w:r>
@@ -11197,7 +11199,6 @@
           <w:sz w:val="16"/>
           <w:szCs w:val="16"/>
         </w:rPr>
-        <w:tab/>
       </w:r>
       <w:r>
         <w:rPr>
@@ -11207,6 +11208,7 @@
           <w:sz w:val="16"/>
           <w:szCs w:val="16"/>
         </w:rPr>
+        <w:tab/>
         <w:t xml:space="preserve">LEY 29571, CÓDIGO DE PROTECCIÓN Y DEFENSA DEL CONSUMIDOR, publicado el 2 de setiembre de 2010 y modificado por Decreto Legislativo 1308 </w:t>
       </w:r>
     </w:p>
@@ -12007,24 +12009,23 @@
           <w:sz w:val="16"/>
           <w:szCs w:val="16"/>
         </w:rPr>
+        <w:t xml:space="preserve"/>
+      </w:r>
+      <w:r>
+        <w:rPr>
+          <w:rFonts w:ascii="Arial Narrow" w:eastAsia="Arial Narrow" w:hAnsi="Arial Narrow" w:cs="Arial Narrow"/>
+          <w:sz w:val="16"/>
+          <w:szCs w:val="16"/>
+        </w:rPr>
+      </w:r>
+      <w:r>
+        <w:rPr>
+          <w:rFonts w:ascii="Arial Narrow" w:eastAsia="Arial Narrow" w:hAnsi="Arial Narrow" w:cs="Arial Narrow"/>
+          <w:b/>
+          <w:sz w:val="16"/>
+          <w:szCs w:val="16"/>
+        </w:rPr>
         <w:tab/>
-        <w:t xml:space="preserve"/>
-      </w:r>
-      <w:r>
-        <w:rPr>
-          <w:rFonts w:ascii="Arial Narrow" w:eastAsia="Arial Narrow" w:hAnsi="Arial Narrow" w:cs="Arial Narrow"/>
-          <w:sz w:val="16"/>
-          <w:szCs w:val="16"/>
-        </w:rPr>
-        <w:tab/>
-      </w:r>
-      <w:r>
-        <w:rPr>
-          <w:rFonts w:ascii="Arial Narrow" w:eastAsia="Arial Narrow" w:hAnsi="Arial Narrow" w:cs="Arial Narrow"/>
-          <w:b/>
-          <w:sz w:val="16"/>
-          <w:szCs w:val="16"/>
-        </w:rPr>
         <w:t>LEY 29571, CÓDIGO DE PROTECCIÓN Y DEFENSA DEL CONSUMIDOR</w:t>
       </w:r>
       <w:r>
@@ -12239,7 +12240,6 @@
           <w:sz w:val="16"/>
           <w:szCs w:val="16"/>
         </w:rPr>
-        <w:tab/>
         <w:t xml:space="preserve"/>
       </w:r>
       <w:r>
@@ -12366,31 +12366,30 @@
           <w:sz w:val="16"/>
           <w:szCs w:val="16"/>
         </w:rPr>
+        <w:t xml:space="preserve"/>
+      </w:r>
+      <w:r>
+        <w:rPr>
+          <w:rFonts w:ascii="Arial Narrow" w:eastAsia="Arial Narrow" w:hAnsi="Arial Narrow" w:cs="Arial Narrow"/>
+          <w:sz w:val="16"/>
+          <w:szCs w:val="16"/>
+        </w:rPr>
+      </w:r>
+      <w:r>
+        <w:rPr>
+          <w:rFonts w:ascii="Arial Narrow" w:eastAsia="Arial Narrow" w:hAnsi="Arial Narrow" w:cs="Arial Narrow"/>
+          <w:b/>
+          <w:sz w:val="16"/>
+          <w:szCs w:val="16"/>
+        </w:rPr>
         <w:tab/>
-        <w:t xml:space="preserve"/>
-      </w:r>
-      <w:r>
-        <w:rPr>
-          <w:rFonts w:ascii="Arial Narrow" w:eastAsia="Arial Narrow" w:hAnsi="Arial Narrow" w:cs="Arial Narrow"/>
-          <w:sz w:val="16"/>
-          <w:szCs w:val="16"/>
-        </w:rPr>
-        <w:tab/>
-      </w:r>
-      <w:r>
-        <w:rPr>
-          <w:rFonts w:ascii="Arial Narrow" w:eastAsia="Arial Narrow" w:hAnsi="Arial Narrow" w:cs="Arial Narrow"/>
-          <w:b/>
-          <w:sz w:val="16"/>
-          <w:szCs w:val="16"/>
-        </w:rPr>
         <w:t>TEXTO ÚNICO ORDENADO DE LA LEY DEL PROCEDIMIENTO ADMINISTRATIVO GENERAL, aprobado mediante Decreto Supremo 006-2026-JUS y publicado el 30 de abril de 2026</w:t>
       </w:r>
     </w:p>
     <w:p>
       <w:pPr>
         <w:pStyle w:val="Textonotapie"/>
-        <w:ind w:left="1134" w:hanging="567"/>
+        <w:ind w:left="1134"/>
         <w:jc w:val="both"/>
         <w:rPr>
           <w:rFonts w:ascii="Arial Narrow" w:eastAsia="Arial Narrow" w:hAnsi="Arial Narrow" w:cs="Arial Narrow"/>
@@ -12414,7 +12413,7 @@
     <w:p>
       <w:pPr>
         <w:pStyle w:val="Textonotapie"/>
-        <w:ind w:left="1134" w:hanging="567"/>
+        <w:ind w:left="1134" w:hanging="1134"/>
         <w:jc w:val="both"/>
         <w:rPr>
           <w:rFonts w:ascii="Arial Narrow" w:eastAsia="Arial Narrow" w:hAnsi="Arial Narrow" w:cs="Arial Narrow"/>

--- a/plantillas_maestras/03_seguro_desgravamen/negativa_cobertura/2_o_mas_ddos_varios/mujer/TPL_1813_2025_SEGURO_DESGRAVAMEN_NEGATIVA_COBERTURA_ASEGURADORA_MUJER_R1.docx
+++ b/plantillas_maestras/03_seguro_desgravamen/negativa_cobertura/2_o_mas_ddos_varios/mujer/TPL_1813_2025_SEGURO_DESGRAVAMEN_NEGATIVA_COBERTURA_ASEGURADORA_MUJER_R1.docx
@@ -4967,7 +4967,7 @@
           <w:sz w:val="22"/>
           <w:szCs w:val="22"/>
         </w:rPr>
-        <w:t>que el hecho denunciado</w:t>
+        <w:t xml:space="preserve">que el hecho denunciado</w:t>
       </w:r>
       <w:r>
         <w:rPr>
@@ -4991,19 +4991,19 @@
           <w:lang w:val="es-ES" w:eastAsia="es-ES"/>
           <w14:ligatures w14:val="none"/>
         </w:rPr>
-        <w:t>el proveedor denunciado habría brindado una respuesta inadecuada al reclamo presentado por la denunciante el 2 de abril de 2025</w:t>
-      </w:r>
-      <w:r>
-        <w:rPr>
-          <w:rFonts w:ascii="Arial Narrow" w:eastAsia="Arial Narrow" w:hAnsi="Arial Narrow" w:cs="Arial Narrow"/>
-          <w:color w:val="000000"/>
-          <w:kern w:val="0"/>
-          <w:sz w:val="22"/>
-          <w:szCs w:val="22"/>
-          <w:lang w:eastAsia="es-PE"/>
-          <w14:ligatures w14:val="none"/>
-        </w:rPr>
-        <w:t>. Por consiguiente, corresponde calificar el hecho materia de denuncia como una presunta infracción al</w:t>
+        <w:t xml:space="preserve">el proveedor denunciado habría brindado una respuesta inadecuada al reclamo presentado por la denunciante el 2 de abril de 2025</w:t>
+      </w:r>
+      <w:r>
+        <w:rPr>
+          <w:rFonts w:ascii="Arial Narrow" w:eastAsia="Arial Narrow" w:hAnsi="Arial Narrow" w:cs="Arial Narrow"/>
+          <w:color w:val="000000"/>
+          <w:kern w:val="0"/>
+          <w:sz w:val="22"/>
+          <w:szCs w:val="22"/>
+          <w:lang w:eastAsia="es-PE"/>
+          <w14:ligatures w14:val="none"/>
+        </w:rPr>
+        <w:t xml:space="preserve">; involucraría una presunta afectación a su derecho de recibir respuestas adecuadas a los reclamos formulados. Por consiguiente, corresponde calificar el hecho materia de denuncia como una presunta infracción al</w:t>
       </w:r>
       <w:r>
         <w:rPr>
@@ -5075,7 +5075,7 @@
           <w:sz w:val="22"/>
           <w:szCs w:val="22"/>
         </w:rPr>
-        <w:t>.</w:t>
+        <w:t xml:space="preserve">.</w:t>
       </w:r>
     </w:p>
     <w:p>
@@ -7941,7 +7941,7 @@
           <w:sz w:val="22"/>
           <w:szCs w:val="22"/>
         </w:rPr>
-        <w:t xml:space="preserve">correr traslado de la presente resolución a Pacífico Compañía de Seguros y Reaseguros S.A. para que, de conformidad con lo dispuesto por el artículo 26 de la Ley sobre Facultades, Normas y Organización del Indecopi, aprobada por Decreto Legislativo 807</w:t>
+        <w:t xml:space="preserve">correr traslado de la denuncia del 25 de abril de 2025, subsanada mediante escrito del 23 de mayo de 2025 a Pacífico Compañía de Seguros y Reaseguros S.A. para que, de conformidad con lo dispuesto por el artículo 26 de la Ley sobre Facultades, Normas y Organización del Indecopi, aprobada por Decreto Legislativo 807</w:t>
       </w:r>
       <w:r>
         <w:rPr>
